--- a/docs/HOOP.docx
+++ b/docs/HOOP.docx
@@ -10,6 +10,7 @@
           <w:bCs/>
           <w:sz w:val="28"/>
           <w:szCs w:val="28"/>
+          <w:lang w:val="en-US"/>
         </w:rPr>
       </w:pPr>
       <w:r>
@@ -19,87 +20,10 @@
           <w:bCs/>
           <w:sz w:val="28"/>
           <w:szCs w:val="28"/>
-        </w:rPr>
-        <w:t xml:space="preserve">HOOP – Human </w:t>
-      </w:r>
-      <w:proofErr w:type="spellStart"/>
-      <w:r>
-        <w:rPr>
-          <w:rFonts w:ascii="Times New Roman" w:hAnsi="Times New Roman" w:cs="Times New Roman"/>
-          <w:b/>
-          <w:bCs/>
-          <w:sz w:val="28"/>
-          <w:szCs w:val="28"/>
-        </w:rPr>
-        <w:t>Object</w:t>
-      </w:r>
-      <w:proofErr w:type="spellEnd"/>
-      <w:r>
-        <w:rPr>
-          <w:rFonts w:ascii="Times New Roman" w:hAnsi="Times New Roman" w:cs="Times New Roman"/>
-          <w:b/>
-          <w:bCs/>
-          <w:sz w:val="28"/>
-          <w:szCs w:val="28"/>
-        </w:rPr>
-        <w:t xml:space="preserve"> </w:t>
-      </w:r>
-      <w:proofErr w:type="spellStart"/>
-      <w:r>
-        <w:rPr>
-          <w:rFonts w:ascii="Times New Roman" w:hAnsi="Times New Roman" w:cs="Times New Roman"/>
-          <w:b/>
-          <w:bCs/>
-          <w:sz w:val="28"/>
-          <w:szCs w:val="28"/>
-        </w:rPr>
-        <w:t>Orientated</w:t>
-      </w:r>
-      <w:proofErr w:type="spellEnd"/>
-      <w:r>
-        <w:rPr>
-          <w:rFonts w:ascii="Times New Roman" w:hAnsi="Times New Roman" w:cs="Times New Roman"/>
-          <w:b/>
-          <w:bCs/>
-          <w:sz w:val="28"/>
-          <w:szCs w:val="28"/>
-        </w:rPr>
-        <w:t xml:space="preserve"> </w:t>
-      </w:r>
-      <w:proofErr w:type="spellStart"/>
-      <w:r>
-        <w:rPr>
-          <w:rFonts w:ascii="Times New Roman" w:hAnsi="Times New Roman" w:cs="Times New Roman"/>
-          <w:b/>
-          <w:bCs/>
-          <w:sz w:val="28"/>
-          <w:szCs w:val="28"/>
-        </w:rPr>
-        <w:t>Programming</w:t>
-      </w:r>
-      <w:proofErr w:type="spellEnd"/>
-      <w:r>
-        <w:rPr>
-          <w:rFonts w:ascii="Times New Roman" w:hAnsi="Times New Roman" w:cs="Times New Roman"/>
-          <w:b/>
-          <w:bCs/>
-          <w:sz w:val="28"/>
-          <w:szCs w:val="28"/>
-        </w:rPr>
-        <w:t xml:space="preserve"> </w:t>
-      </w:r>
-      <w:proofErr w:type="spellStart"/>
-      <w:r>
-        <w:rPr>
-          <w:rFonts w:ascii="Times New Roman" w:hAnsi="Times New Roman" w:cs="Times New Roman"/>
-          <w:b/>
-          <w:bCs/>
-          <w:sz w:val="28"/>
-          <w:szCs w:val="28"/>
-        </w:rPr>
-        <w:t>Language</w:t>
-      </w:r>
-      <w:proofErr w:type="spellEnd"/>
+          <w:lang w:val="en-US"/>
+        </w:rPr>
+        <w:t>HOOP – Human Object Orientated Programming Language</w:t>
+      </w:r>
     </w:p>
     <w:p>
       <w:pPr>
@@ -122,31 +46,7 @@
           <w:sz w:val="28"/>
           <w:szCs w:val="28"/>
         </w:rPr>
-        <w:t>HOOP</w:t>
-      </w:r>
-      <w:r>
-        <w:rPr>
-          <w:rFonts w:ascii="Times New Roman" w:hAnsi="Times New Roman" w:cs="Times New Roman"/>
-          <w:b/>
-          <w:bCs/>
-          <w:i/>
-          <w:iCs/>
-          <w:sz w:val="28"/>
-          <w:szCs w:val="28"/>
-        </w:rPr>
-        <w:t xml:space="preserve"> </w:t>
-      </w:r>
-      <w:r>
-        <w:rPr>
-          <w:rFonts w:ascii="Times New Roman" w:hAnsi="Times New Roman" w:cs="Times New Roman"/>
-          <w:b/>
-          <w:bCs/>
-          <w:i/>
-          <w:iCs/>
-          <w:sz w:val="28"/>
-          <w:szCs w:val="28"/>
-        </w:rPr>
-        <w:t>Documentación</w:t>
+        <w:t>HOOP Documentación</w:t>
       </w:r>
       <w:r>
         <w:rPr>
@@ -327,6 +227,7 @@
           <w:rFonts w:ascii="Times New Roman" w:eastAsia="Times New Roman" w:hAnsi="Times New Roman" w:cs="Times New Roman"/>
           <w:i/>
           <w:iCs/>
+          <w:highlight w:val="lightGray"/>
         </w:rPr>
         <w:t>mold</w:t>
       </w:r>
@@ -343,6 +244,7 @@
           <w:rFonts w:ascii="Times New Roman" w:eastAsia="Times New Roman" w:hAnsi="Times New Roman" w:cs="Times New Roman"/>
           <w:i/>
           <w:iCs/>
+          <w:highlight w:val="lightGray"/>
         </w:rPr>
         <w:t>action</w:t>
       </w:r>
@@ -359,6 +261,7 @@
           <w:rFonts w:ascii="Times New Roman" w:eastAsia="Times New Roman" w:hAnsi="Times New Roman" w:cs="Times New Roman"/>
           <w:i/>
           <w:iCs/>
+          <w:highlight w:val="lightGray"/>
         </w:rPr>
         <w:t>self</w:t>
       </w:r>
@@ -377,6 +280,2811 @@
         </w:rPr>
         <w:t>para referencia interna</w:t>
       </w:r>
+    </w:p>
+    <w:p>
+      <w:pPr>
+        <w:pStyle w:val="Prrafodelista"/>
+        <w:numPr>
+          <w:ilvl w:val="0"/>
+          <w:numId w:val="1"/>
+        </w:numPr>
+        <w:rPr>
+          <w:rFonts w:ascii="Times New Roman" w:eastAsia="Times New Roman" w:hAnsi="Times New Roman" w:cs="Times New Roman"/>
+        </w:rPr>
+      </w:pPr>
+      <w:r>
+        <w:rPr>
+          <w:rFonts w:ascii="Times New Roman" w:eastAsia="Times New Roman" w:hAnsi="Times New Roman" w:cs="Times New Roman"/>
+        </w:rPr>
+        <w:t xml:space="preserve">Posee un </w:t>
+      </w:r>
+      <w:r>
+        <w:rPr>
+          <w:rFonts w:ascii="Times New Roman" w:eastAsia="Times New Roman" w:hAnsi="Times New Roman" w:cs="Times New Roman"/>
+          <w:b/>
+          <w:bCs/>
+        </w:rPr>
+        <w:t>tipado hibrido</w:t>
+      </w:r>
+      <w:r>
+        <w:rPr>
+          <w:rFonts w:ascii="Times New Roman" w:eastAsia="Times New Roman" w:hAnsi="Times New Roman" w:cs="Times New Roman"/>
+        </w:rPr>
+        <w:t xml:space="preserve">, permitiendo al usuario decidir </w:t>
+      </w:r>
+      <w:r>
+        <w:rPr>
+          <w:rFonts w:ascii="Times New Roman" w:eastAsia="Times New Roman" w:hAnsi="Times New Roman" w:cs="Times New Roman"/>
+        </w:rPr>
+        <w:t>cuando sea explicito.</w:t>
+      </w:r>
+    </w:p>
+    <w:p>
+      <w:pPr>
+        <w:pStyle w:val="Prrafodelista"/>
+        <w:ind w:left="360"/>
+        <w:rPr>
+          <w:rFonts w:ascii="Times New Roman" w:eastAsia="Times New Roman" w:hAnsi="Times New Roman" w:cs="Times New Roman"/>
+        </w:rPr>
+      </w:pPr>
+    </w:p>
+    <w:p>
+      <w:pPr>
+        <w:pStyle w:val="Prrafodelista"/>
+        <w:ind w:left="360"/>
+        <w:rPr>
+          <w:rFonts w:ascii="Times New Roman" w:eastAsia="Times New Roman" w:hAnsi="Times New Roman" w:cs="Times New Roman"/>
+        </w:rPr>
+      </w:pPr>
+    </w:p>
+    <w:p>
+      <w:pPr>
+        <w:pStyle w:val="Prrafodelista"/>
+        <w:ind w:left="0"/>
+        <w:rPr>
+          <w:rFonts w:ascii="Times New Roman" w:eastAsia="Times New Roman" w:hAnsi="Times New Roman" w:cs="Times New Roman"/>
+          <w:b/>
+          <w:bCs/>
+        </w:rPr>
+      </w:pPr>
+      <w:r>
+        <w:rPr>
+          <w:rFonts w:ascii="Times New Roman" w:eastAsia="Times New Roman" w:hAnsi="Times New Roman" w:cs="Times New Roman"/>
+          <w:b/>
+          <w:bCs/>
+        </w:rPr>
+        <w:t>3</w:t>
+      </w:r>
+      <w:r>
+        <w:rPr>
+          <w:rFonts w:ascii="Times New Roman" w:eastAsia="Times New Roman" w:hAnsi="Times New Roman" w:cs="Times New Roman"/>
+          <w:b/>
+          <w:bCs/>
+        </w:rPr>
+        <w:t xml:space="preserve">. </w:t>
+      </w:r>
+      <w:r>
+        <w:rPr>
+          <w:rFonts w:ascii="Times New Roman" w:eastAsia="Times New Roman" w:hAnsi="Times New Roman" w:cs="Times New Roman"/>
+          <w:b/>
+          <w:bCs/>
+        </w:rPr>
+        <w:t>Funcionamiento de HOOP.</w:t>
+      </w:r>
+    </w:p>
+    <w:p>
+      <w:pPr>
+        <w:pStyle w:val="Prrafodelista"/>
+        <w:ind w:left="0"/>
+        <w:rPr>
+          <w:rFonts w:ascii="Times New Roman" w:eastAsia="Times New Roman" w:hAnsi="Times New Roman" w:cs="Times New Roman"/>
+          <w:b/>
+          <w:bCs/>
+        </w:rPr>
+      </w:pPr>
+    </w:p>
+    <w:p>
+      <w:pPr>
+        <w:pStyle w:val="Prrafodelista"/>
+        <w:ind w:left="0"/>
+        <w:rPr>
+          <w:rFonts w:ascii="Times New Roman" w:eastAsia="Times New Roman" w:hAnsi="Times New Roman" w:cs="Times New Roman"/>
+          <w:b/>
+          <w:bCs/>
+        </w:rPr>
+      </w:pPr>
+      <w:r>
+        <w:rPr>
+          <w:rFonts w:ascii="Times New Roman" w:eastAsia="Times New Roman" w:hAnsi="Times New Roman" w:cs="Times New Roman"/>
+          <w:b/>
+          <w:bCs/>
+        </w:rPr>
+        <w:t>3.1 Etapa de análisis léxico.</w:t>
+      </w:r>
+    </w:p>
+    <w:p>
+      <w:pPr>
+        <w:pStyle w:val="Prrafodelista"/>
+        <w:ind w:left="0"/>
+        <w:rPr>
+          <w:rFonts w:ascii="Times New Roman" w:eastAsia="Times New Roman" w:hAnsi="Times New Roman" w:cs="Times New Roman"/>
+          <w:b/>
+          <w:bCs/>
+        </w:rPr>
+      </w:pPr>
+    </w:p>
+    <w:p>
+      <w:pPr>
+        <w:pStyle w:val="Prrafodelista"/>
+        <w:ind w:left="0"/>
+        <w:rPr>
+          <w:rFonts w:ascii="Times New Roman" w:eastAsia="Times New Roman" w:hAnsi="Times New Roman" w:cs="Times New Roman"/>
+        </w:rPr>
+      </w:pPr>
+      <w:r>
+        <w:rPr>
+          <w:rFonts w:ascii="Times New Roman" w:eastAsia="Times New Roman" w:hAnsi="Times New Roman" w:cs="Times New Roman"/>
+        </w:rPr>
+        <w:t xml:space="preserve">Su </w:t>
+      </w:r>
+      <w:r>
+        <w:rPr>
+          <w:rFonts w:ascii="Times New Roman" w:eastAsia="Times New Roman" w:hAnsi="Times New Roman" w:cs="Times New Roman"/>
+        </w:rPr>
+        <w:t>“</w:t>
+      </w:r>
+      <w:r>
+        <w:rPr>
+          <w:rFonts w:ascii="Times New Roman" w:eastAsia="Times New Roman" w:hAnsi="Times New Roman" w:cs="Times New Roman"/>
+          <w:b/>
+          <w:bCs/>
+        </w:rPr>
+        <w:t>LEXER</w:t>
+      </w:r>
+      <w:r>
+        <w:rPr>
+          <w:rFonts w:ascii="Times New Roman" w:eastAsia="Times New Roman" w:hAnsi="Times New Roman" w:cs="Times New Roman"/>
+        </w:rPr>
+        <w:t>”</w:t>
+      </w:r>
+      <w:r>
+        <w:rPr>
+          <w:rFonts w:ascii="Times New Roman" w:eastAsia="Times New Roman" w:hAnsi="Times New Roman" w:cs="Times New Roman"/>
+        </w:rPr>
+        <w:t xml:space="preserve"> posee un flujo de creación de Tokens, recibiendo la entrada completa, pasando por </w:t>
+      </w:r>
+      <w:r>
+        <w:rPr>
+          <w:rFonts w:ascii="Times New Roman" w:eastAsia="Times New Roman" w:hAnsi="Times New Roman" w:cs="Times New Roman"/>
+        </w:rPr>
+        <w:t>la</w:t>
+      </w:r>
+      <w:r>
+        <w:rPr>
+          <w:rFonts w:ascii="Times New Roman" w:eastAsia="Times New Roman" w:hAnsi="Times New Roman" w:cs="Times New Roman"/>
+        </w:rPr>
+        <w:t xml:space="preserve"> lectura carácter por carácter, para luego agruparlos según los espacios </w:t>
+      </w:r>
+      <w:r>
+        <w:rPr>
+          <w:rFonts w:ascii="Times New Roman" w:eastAsia="Times New Roman" w:hAnsi="Times New Roman" w:cs="Times New Roman"/>
+        </w:rPr>
+        <w:t xml:space="preserve">vacíos </w:t>
+      </w:r>
+      <w:r>
+        <w:rPr>
+          <w:rFonts w:ascii="Times New Roman" w:eastAsia="Times New Roman" w:hAnsi="Times New Roman" w:cs="Times New Roman"/>
+        </w:rPr>
+        <w:t xml:space="preserve">encontrados, y clasificarlos según corresponda </w:t>
+      </w:r>
+      <w:r>
+        <w:rPr>
+          <w:rFonts w:ascii="Times New Roman" w:eastAsia="Times New Roman" w:hAnsi="Times New Roman" w:cs="Times New Roman"/>
+        </w:rPr>
+        <w:t>[KEYWORD, WHITESPACE, IDENTIFIER, WHITESPACE, OPERATOR, WHITESPACE, STRING]</w:t>
+      </w:r>
+      <w:r>
+        <w:rPr>
+          <w:rFonts w:ascii="Times New Roman" w:eastAsia="Times New Roman" w:hAnsi="Times New Roman" w:cs="Times New Roman"/>
+        </w:rPr>
+        <w:t xml:space="preserve">, por </w:t>
+      </w:r>
+      <w:r>
+        <w:rPr>
+          <w:rFonts w:ascii="Times New Roman" w:eastAsia="Times New Roman" w:hAnsi="Times New Roman" w:cs="Times New Roman"/>
+        </w:rPr>
+        <w:t>último</w:t>
+      </w:r>
+      <w:r>
+        <w:rPr>
+          <w:rFonts w:ascii="Times New Roman" w:eastAsia="Times New Roman" w:hAnsi="Times New Roman" w:cs="Times New Roman"/>
+        </w:rPr>
+        <w:t xml:space="preserve"> genera los tokens según corresponda con una estructura: TOKEN (&lt;</w:t>
+      </w:r>
+      <w:proofErr w:type="spellStart"/>
+      <w:r>
+        <w:rPr>
+          <w:rFonts w:ascii="Times New Roman" w:eastAsia="Times New Roman" w:hAnsi="Times New Roman" w:cs="Times New Roman"/>
+        </w:rPr>
+        <w:t>TokenType</w:t>
+      </w:r>
+      <w:proofErr w:type="spellEnd"/>
+      <w:r>
+        <w:rPr>
+          <w:rFonts w:ascii="Times New Roman" w:eastAsia="Times New Roman" w:hAnsi="Times New Roman" w:cs="Times New Roman"/>
+        </w:rPr>
+        <w:t>&gt;, &lt;</w:t>
+      </w:r>
+      <w:proofErr w:type="spellStart"/>
+      <w:r>
+        <w:rPr>
+          <w:rFonts w:ascii="Times New Roman" w:eastAsia="Times New Roman" w:hAnsi="Times New Roman" w:cs="Times New Roman"/>
+        </w:rPr>
+        <w:t>TokenContent</w:t>
+      </w:r>
+      <w:proofErr w:type="spellEnd"/>
+      <w:r>
+        <w:rPr>
+          <w:rFonts w:ascii="Times New Roman" w:eastAsia="Times New Roman" w:hAnsi="Times New Roman" w:cs="Times New Roman"/>
+        </w:rPr>
+        <w:t>&gt;, &lt;</w:t>
+      </w:r>
+      <w:proofErr w:type="spellStart"/>
+      <w:r>
+        <w:rPr>
+          <w:rFonts w:ascii="Times New Roman" w:eastAsia="Times New Roman" w:hAnsi="Times New Roman" w:cs="Times New Roman"/>
+        </w:rPr>
+        <w:t>TokenColumn</w:t>
+      </w:r>
+      <w:proofErr w:type="spellEnd"/>
+      <w:r>
+        <w:rPr>
+          <w:rFonts w:ascii="Times New Roman" w:eastAsia="Times New Roman" w:hAnsi="Times New Roman" w:cs="Times New Roman"/>
+        </w:rPr>
+        <w:t>&gt;, &lt;Token</w:t>
+      </w:r>
+      <w:r>
+        <w:t xml:space="preserve"> </w:t>
+      </w:r>
+      <w:proofErr w:type="spellStart"/>
+      <w:r>
+        <w:rPr>
+          <w:rFonts w:ascii="Times New Roman" w:eastAsia="Times New Roman" w:hAnsi="Times New Roman" w:cs="Times New Roman"/>
+        </w:rPr>
+        <w:t>Row</w:t>
+      </w:r>
+      <w:proofErr w:type="spellEnd"/>
+      <w:r>
+        <w:rPr>
+          <w:rFonts w:ascii="Times New Roman" w:eastAsia="Times New Roman" w:hAnsi="Times New Roman" w:cs="Times New Roman"/>
+        </w:rPr>
+        <w:t>&gt;)</w:t>
+      </w:r>
+    </w:p>
+    <w:p>
+      <w:pPr>
+        <w:pStyle w:val="Prrafodelista"/>
+        <w:ind w:left="0"/>
+        <w:rPr>
+          <w:rFonts w:ascii="Times New Roman" w:eastAsia="Times New Roman" w:hAnsi="Times New Roman" w:cs="Times New Roman"/>
+          <w:b/>
+          <w:bCs/>
+        </w:rPr>
+      </w:pPr>
+    </w:p>
+    <w:p>
+      <w:pPr>
+        <w:pStyle w:val="Prrafodelista"/>
+        <w:ind w:left="0"/>
+        <w:rPr>
+          <w:rFonts w:ascii="Times New Roman" w:eastAsia="Times New Roman" w:hAnsi="Times New Roman" w:cs="Times New Roman"/>
+          <w:b/>
+          <w:bCs/>
+        </w:rPr>
+      </w:pPr>
+      <w:r>
+        <w:rPr>
+          <w:rFonts w:ascii="Times New Roman" w:eastAsia="Times New Roman" w:hAnsi="Times New Roman" w:cs="Times New Roman"/>
+          <w:b/>
+          <w:bCs/>
+          <w:noProof/>
+        </w:rPr>
+        <mc:AlternateContent>
+          <mc:Choice Requires="wpg">
+            <w:drawing>
+              <wp:anchor distT="0" distB="0" distL="114300" distR="114300" simplePos="0" relativeHeight="251670528" behindDoc="0" locked="0" layoutInCell="1" allowOverlap="1" wp14:anchorId="1E3CF7FF" wp14:editId="5C1D58E9">
+                <wp:simplePos x="0" y="0"/>
+                <wp:positionH relativeFrom="margin">
+                  <wp:posOffset>-396065</wp:posOffset>
+                </wp:positionH>
+                <wp:positionV relativeFrom="paragraph">
+                  <wp:posOffset>250825</wp:posOffset>
+                </wp:positionV>
+                <wp:extent cx="6720144" cy="1143000"/>
+                <wp:effectExtent l="0" t="0" r="0" b="0"/>
+                <wp:wrapNone/>
+                <wp:docPr id="621496463" name="Grupo 6"/>
+                <wp:cNvGraphicFramePr/>
+                <a:graphic xmlns:a="http://schemas.openxmlformats.org/drawingml/2006/main">
+                  <a:graphicData uri="http://schemas.microsoft.com/office/word/2010/wordprocessingGroup">
+                    <wpg:wgp>
+                      <wpg:cNvGrpSpPr/>
+                      <wpg:grpSpPr>
+                        <a:xfrm>
+                          <a:off x="0" y="0"/>
+                          <a:ext cx="6720144" cy="1143000"/>
+                          <a:chOff x="0" y="0"/>
+                          <a:chExt cx="6720144" cy="1143000"/>
+                        </a:xfrm>
+                      </wpg:grpSpPr>
+                      <wpg:grpSp>
+                        <wpg:cNvPr id="1603899339" name="Grupo 5"/>
+                        <wpg:cNvGrpSpPr/>
+                        <wpg:grpSpPr>
+                          <a:xfrm>
+                            <a:off x="0" y="166254"/>
+                            <a:ext cx="1161535" cy="595280"/>
+                            <a:chOff x="0" y="8920"/>
+                            <a:chExt cx="1476952" cy="543665"/>
+                          </a:xfrm>
+                        </wpg:grpSpPr>
+                        <wps:wsp>
+                          <wps:cNvPr id="419741782" name="Rectángulo: esquinas redondeadas 1"/>
+                          <wps:cNvSpPr/>
+                          <wps:spPr>
+                            <a:xfrm>
+                              <a:off x="1" y="45336"/>
+                              <a:ext cx="1322569" cy="507249"/>
+                            </a:xfrm>
+                            <a:prstGeom prst="roundRect">
+                              <a:avLst/>
+                            </a:prstGeom>
+                            <a:solidFill>
+                              <a:srgbClr val="FDFDC0"/>
+                            </a:solidFill>
+                            <a:ln>
+                              <a:solidFill>
+                                <a:srgbClr val="C00000"/>
+                              </a:solidFill>
+                            </a:ln>
+                          </wps:spPr>
+                          <wps:style>
+                            <a:lnRef idx="2">
+                              <a:schemeClr val="accent1">
+                                <a:shade val="15000"/>
+                              </a:schemeClr>
+                            </a:lnRef>
+                            <a:fillRef idx="1">
+                              <a:schemeClr val="accent1"/>
+                            </a:fillRef>
+                            <a:effectRef idx="0">
+                              <a:schemeClr val="accent1"/>
+                            </a:effectRef>
+                            <a:fontRef idx="minor">
+                              <a:schemeClr val="lt1"/>
+                            </a:fontRef>
+                          </wps:style>
+                          <wps:bodyPr rot="0" spcFirstLastPara="0" vertOverflow="overflow" horzOverflow="overflow" vert="horz" wrap="square" lIns="91440" tIns="45720" rIns="91440" bIns="45720" numCol="1" spcCol="0" rtlCol="0" fromWordArt="0" anchor="ctr" anchorCtr="0" forceAA="0" compatLnSpc="1">
+                            <a:prstTxWarp prst="textNoShape">
+                              <a:avLst/>
+                            </a:prstTxWarp>
+                            <a:noAutofit/>
+                          </wps:bodyPr>
+                        </wps:wsp>
+                        <wps:wsp>
+                          <wps:cNvPr id="1732206978" name="Conector recto 2"/>
+                          <wps:cNvCnPr/>
+                          <wps:spPr>
+                            <a:xfrm>
+                              <a:off x="0" y="163817"/>
+                              <a:ext cx="1322705" cy="0"/>
+                            </a:xfrm>
+                            <a:prstGeom prst="line">
+                              <a:avLst/>
+                            </a:prstGeom>
+                            <a:ln>
+                              <a:solidFill>
+                                <a:srgbClr val="C00000"/>
+                              </a:solidFill>
+                            </a:ln>
+                          </wps:spPr>
+                          <wps:style>
+                            <a:lnRef idx="2">
+                              <a:schemeClr val="accent1"/>
+                            </a:lnRef>
+                            <a:fillRef idx="0">
+                              <a:schemeClr val="accent1"/>
+                            </a:fillRef>
+                            <a:effectRef idx="1">
+                              <a:schemeClr val="accent1"/>
+                            </a:effectRef>
+                            <a:fontRef idx="minor">
+                              <a:schemeClr val="tx1"/>
+                            </a:fontRef>
+                          </wps:style>
+                          <wps:bodyPr/>
+                        </wps:wsp>
+                        <wps:wsp>
+                          <wps:cNvPr id="1897550271" name="Cuadro de texto 3"/>
+                          <wps:cNvSpPr txBox="1"/>
+                          <wps:spPr>
+                            <a:xfrm>
+                              <a:off x="343469" y="8920"/>
+                              <a:ext cx="766865" cy="224287"/>
+                            </a:xfrm>
+                            <a:prstGeom prst="rect">
+                              <a:avLst/>
+                            </a:prstGeom>
+                            <a:noFill/>
+                            <a:ln w="6350">
+                              <a:noFill/>
+                            </a:ln>
+                          </wps:spPr>
+                          <wps:txbx>
+                            <w:txbxContent>
+                              <w:p>
+                                <w:pPr>
+                                  <w:rPr>
+                                    <w:rFonts w:ascii="Calibri" w:hAnsi="Calibri" w:cs="Calibri"/>
+                                    <w:sz w:val="2"/>
+                                    <w:szCs w:val="2"/>
+                                    <w:lang w:val="es-MX"/>
+                                  </w:rPr>
+                                </w:pPr>
+                                <w:r>
+                                  <w:rPr>
+                                    <w:rFonts w:ascii="Calibri" w:eastAsia="Times New Roman" w:hAnsi="Calibri" w:cs="Calibri"/>
+                                    <w:b/>
+                                    <w:bCs/>
+                                    <w:sz w:val="16"/>
+                                    <w:szCs w:val="16"/>
+                                    <w:lang w:val="es-MX"/>
+                                  </w:rPr>
+                                  <w:t>entrada</w:t>
+                                </w:r>
+                              </w:p>
+                            </w:txbxContent>
+                          </wps:txbx>
+                          <wps:bodyPr rot="0" spcFirstLastPara="0" vertOverflow="overflow" horzOverflow="overflow" vert="horz" wrap="square" lIns="91440" tIns="45720" rIns="91440" bIns="45720" numCol="1" spcCol="0" rtlCol="0" fromWordArt="0" anchor="t" anchorCtr="0" forceAA="0" compatLnSpc="1">
+                            <a:prstTxWarp prst="textNoShape">
+                              <a:avLst/>
+                            </a:prstTxWarp>
+                            <a:noAutofit/>
+                          </wps:bodyPr>
+                        </wps:wsp>
+                        <wps:wsp>
+                          <wps:cNvPr id="1766463698" name="Cuadro de texto 3"/>
+                          <wps:cNvSpPr txBox="1"/>
+                          <wps:spPr>
+                            <a:xfrm>
+                              <a:off x="18286" y="265455"/>
+                              <a:ext cx="1458666" cy="256939"/>
+                            </a:xfrm>
+                            <a:prstGeom prst="rect">
+                              <a:avLst/>
+                            </a:prstGeom>
+                            <a:noFill/>
+                            <a:ln w="6350">
+                              <a:noFill/>
+                            </a:ln>
+                          </wps:spPr>
+                          <wps:txbx>
+                            <w:txbxContent>
+                              <w:p>
+                                <w:pPr>
+                                  <w:rPr>
+                                    <w:rFonts w:ascii="Calibri" w:hAnsi="Calibri" w:cs="Calibri"/>
+                                    <w:sz w:val="2"/>
+                                    <w:szCs w:val="2"/>
+                                    <w:lang w:val="es-MX"/>
+                                  </w:rPr>
+                                </w:pPr>
+                                <w:r>
+                                  <w:rPr>
+                                    <w:rFonts w:ascii="Calibri" w:eastAsia="Times New Roman" w:hAnsi="Calibri" w:cs="Calibri"/>
+                                    <w:sz w:val="14"/>
+                                    <w:szCs w:val="14"/>
+                                  </w:rPr>
+                                  <w:t>"data nombre set 'Ken'"</w:t>
+                                </w:r>
+                              </w:p>
+                            </w:txbxContent>
+                          </wps:txbx>
+                          <wps:bodyPr rot="0" spcFirstLastPara="0" vertOverflow="overflow" horzOverflow="overflow" vert="horz" wrap="square" lIns="91440" tIns="45720" rIns="91440" bIns="45720" numCol="1" spcCol="0" rtlCol="0" fromWordArt="0" anchor="t" anchorCtr="0" forceAA="0" compatLnSpc="1">
+                            <a:prstTxWarp prst="textNoShape">
+                              <a:avLst/>
+                            </a:prstTxWarp>
+                            <a:noAutofit/>
+                          </wps:bodyPr>
+                        </wps:wsp>
+                      </wpg:grpSp>
+                      <wpg:grpSp>
+                        <wpg:cNvPr id="886329695" name="Grupo 5"/>
+                        <wpg:cNvGrpSpPr/>
+                        <wpg:grpSpPr>
+                          <a:xfrm>
+                            <a:off x="1235034" y="178130"/>
+                            <a:ext cx="1196340" cy="826135"/>
+                            <a:chOff x="-56843" y="0"/>
+                            <a:chExt cx="1501490" cy="896473"/>
+                          </a:xfrm>
+                        </wpg:grpSpPr>
+                        <wps:wsp>
+                          <wps:cNvPr id="782827068" name="Rectángulo: esquinas redondeadas 1"/>
+                          <wps:cNvSpPr/>
+                          <wps:spPr>
+                            <a:xfrm>
+                              <a:off x="0" y="45321"/>
+                              <a:ext cx="1313392" cy="613706"/>
+                            </a:xfrm>
+                            <a:prstGeom prst="roundRect">
+                              <a:avLst/>
+                            </a:prstGeom>
+                            <a:solidFill>
+                              <a:srgbClr val="FDFDC0"/>
+                            </a:solidFill>
+                            <a:ln>
+                              <a:solidFill>
+                                <a:srgbClr val="C00000"/>
+                              </a:solidFill>
+                            </a:ln>
+                          </wps:spPr>
+                          <wps:style>
+                            <a:lnRef idx="2">
+                              <a:schemeClr val="accent1">
+                                <a:shade val="15000"/>
+                              </a:schemeClr>
+                            </a:lnRef>
+                            <a:fillRef idx="1">
+                              <a:schemeClr val="accent1"/>
+                            </a:fillRef>
+                            <a:effectRef idx="0">
+                              <a:schemeClr val="accent1"/>
+                            </a:effectRef>
+                            <a:fontRef idx="minor">
+                              <a:schemeClr val="lt1"/>
+                            </a:fontRef>
+                          </wps:style>
+                          <wps:bodyPr rot="0" spcFirstLastPara="0" vertOverflow="overflow" horzOverflow="overflow" vert="horz" wrap="square" lIns="91440" tIns="45720" rIns="91440" bIns="45720" numCol="1" spcCol="0" rtlCol="0" fromWordArt="0" anchor="ctr" anchorCtr="0" forceAA="0" compatLnSpc="1">
+                            <a:prstTxWarp prst="textNoShape">
+                              <a:avLst/>
+                            </a:prstTxWarp>
+                            <a:noAutofit/>
+                          </wps:bodyPr>
+                        </wps:wsp>
+                        <wps:wsp>
+                          <wps:cNvPr id="1710639318" name="Conector recto 2"/>
+                          <wps:cNvCnPr/>
+                          <wps:spPr>
+                            <a:xfrm>
+                              <a:off x="2944" y="184720"/>
+                              <a:ext cx="1322705" cy="0"/>
+                            </a:xfrm>
+                            <a:prstGeom prst="line">
+                              <a:avLst/>
+                            </a:prstGeom>
+                            <a:ln>
+                              <a:solidFill>
+                                <a:srgbClr val="C00000"/>
+                              </a:solidFill>
+                            </a:ln>
+                          </wps:spPr>
+                          <wps:style>
+                            <a:lnRef idx="2">
+                              <a:schemeClr val="accent1"/>
+                            </a:lnRef>
+                            <a:fillRef idx="0">
+                              <a:schemeClr val="accent1"/>
+                            </a:fillRef>
+                            <a:effectRef idx="1">
+                              <a:schemeClr val="accent1"/>
+                            </a:effectRef>
+                            <a:fontRef idx="minor">
+                              <a:schemeClr val="tx1"/>
+                            </a:fontRef>
+                          </wps:style>
+                          <wps:bodyPr/>
+                        </wps:wsp>
+                        <wps:wsp>
+                          <wps:cNvPr id="2005523793" name="Cuadro de texto 3"/>
+                          <wps:cNvSpPr txBox="1"/>
+                          <wps:spPr>
+                            <a:xfrm>
+                              <a:off x="276669" y="0"/>
+                              <a:ext cx="970146" cy="224287"/>
+                            </a:xfrm>
+                            <a:prstGeom prst="rect">
+                              <a:avLst/>
+                            </a:prstGeom>
+                            <a:noFill/>
+                            <a:ln w="6350">
+                              <a:noFill/>
+                            </a:ln>
+                          </wps:spPr>
+                          <wps:txbx>
+                            <w:txbxContent>
+                              <w:p>
+                                <w:pPr>
+                                  <w:rPr>
+                                    <w:rFonts w:ascii="Calibri" w:eastAsia="Times New Roman" w:hAnsi="Calibri" w:cs="Calibri"/>
+                                    <w:b/>
+                                    <w:bCs/>
+                                    <w:sz w:val="16"/>
+                                    <w:szCs w:val="16"/>
+                                    <w:lang w:val="es-MX"/>
+                                  </w:rPr>
+                                </w:pPr>
+                                <w:r>
+                                  <w:rPr>
+                                    <w:rFonts w:ascii="Calibri" w:eastAsia="Times New Roman" w:hAnsi="Calibri" w:cs="Calibri"/>
+                                    <w:b/>
+                                    <w:bCs/>
+                                    <w:sz w:val="16"/>
+                                    <w:szCs w:val="16"/>
+                                    <w:lang w:val="es-MX"/>
+                                  </w:rPr>
+                                  <w:t>caracteres</w:t>
+                                </w:r>
+                              </w:p>
+                            </w:txbxContent>
+                          </wps:txbx>
+                          <wps:bodyPr rot="0" spcFirstLastPara="0" vertOverflow="overflow" horzOverflow="overflow" vert="horz" wrap="square" lIns="91440" tIns="45720" rIns="91440" bIns="45720" numCol="1" spcCol="0" rtlCol="0" fromWordArt="0" anchor="t" anchorCtr="0" forceAA="0" compatLnSpc="1">
+                            <a:prstTxWarp prst="textNoShape">
+                              <a:avLst/>
+                            </a:prstTxWarp>
+                            <a:noAutofit/>
+                          </wps:bodyPr>
+                        </wps:wsp>
+                        <wps:wsp>
+                          <wps:cNvPr id="922500483" name="Cuadro de texto 3"/>
+                          <wps:cNvSpPr txBox="1"/>
+                          <wps:spPr>
+                            <a:xfrm>
+                              <a:off x="-56843" y="172858"/>
+                              <a:ext cx="1501490" cy="723615"/>
+                            </a:xfrm>
+                            <a:prstGeom prst="rect">
+                              <a:avLst/>
+                            </a:prstGeom>
+                            <a:noFill/>
+                            <a:ln w="6350">
+                              <a:noFill/>
+                            </a:ln>
+                          </wps:spPr>
+                          <wps:txbx>
+                            <w:txbxContent>
+                              <w:p>
+                                <w:pPr>
+                                  <w:spacing w:line="240" w:lineRule="auto"/>
+                                  <w:jc w:val="both"/>
+                                  <w:rPr>
+                                    <w:rFonts w:ascii="Calibri" w:eastAsia="Times New Roman" w:hAnsi="Calibri" w:cs="Calibri"/>
+                                    <w:sz w:val="14"/>
+                                    <w:szCs w:val="14"/>
+                                  </w:rPr>
+                                </w:pPr>
+                                <w:r>
+                                  <w:rPr>
+                                    <w:rFonts w:ascii="Calibri" w:eastAsia="Times New Roman" w:hAnsi="Calibri" w:cs="Calibri"/>
+                                    <w:b/>
+                                    <w:bCs/>
+                                    <w:sz w:val="14"/>
+                                    <w:szCs w:val="14"/>
+                                  </w:rPr>
+                                  <w:t>[</w:t>
+                                </w:r>
+                                <w:r>
+                                  <w:rPr>
+                                    <w:rFonts w:ascii="Calibri" w:eastAsia="Times New Roman" w:hAnsi="Calibri" w:cs="Calibri"/>
+                                    <w:sz w:val="14"/>
+                                    <w:szCs w:val="14"/>
+                                  </w:rPr>
+                                  <w:t>'</w:t>
+                                </w:r>
+                                <w:proofErr w:type="spellStart"/>
+                                <w:r>
+                                  <w:rPr>
+                                    <w:rFonts w:ascii="Calibri" w:eastAsia="Times New Roman" w:hAnsi="Calibri" w:cs="Calibri"/>
+                                    <w:sz w:val="14"/>
+                                    <w:szCs w:val="14"/>
+                                  </w:rPr>
+                                  <w:t>d','a','t','a</w:t>
+                                </w:r>
+                                <w:proofErr w:type="spellEnd"/>
+                                <w:r>
+                                  <w:rPr>
+                                    <w:rFonts w:ascii="Calibri" w:eastAsia="Times New Roman" w:hAnsi="Calibri" w:cs="Calibri"/>
+                                    <w:sz w:val="14"/>
+                                    <w:szCs w:val="14"/>
+                                  </w:rPr>
+                                  <w:t>',' ','</w:t>
+                                </w:r>
+                                <w:proofErr w:type="spellStart"/>
+                                <w:r>
+                                  <w:rPr>
+                                    <w:rFonts w:ascii="Calibri" w:eastAsia="Times New Roman" w:hAnsi="Calibri" w:cs="Calibri"/>
+                                    <w:sz w:val="14"/>
+                                    <w:szCs w:val="14"/>
+                                  </w:rPr>
+                                  <w:t>n','o','m','b','r','e</w:t>
+                                </w:r>
+                                <w:proofErr w:type="spellEnd"/>
+                                <w:r>
+                                  <w:rPr>
+                                    <w:rFonts w:ascii="Calibri" w:eastAsia="Times New Roman" w:hAnsi="Calibri" w:cs="Calibri"/>
+                                    <w:sz w:val="14"/>
+                                    <w:szCs w:val="14"/>
+                                  </w:rPr>
+                                  <w:t>',' ','</w:t>
+                                </w:r>
+                                <w:proofErr w:type="spellStart"/>
+                                <w:r>
+                                  <w:rPr>
+                                    <w:rFonts w:ascii="Calibri" w:eastAsia="Times New Roman" w:hAnsi="Calibri" w:cs="Calibri"/>
+                                    <w:sz w:val="14"/>
+                                    <w:szCs w:val="14"/>
+                                  </w:rPr>
+                                  <w:t>s','e','t</w:t>
+                                </w:r>
+                                <w:proofErr w:type="spellEnd"/>
+                                <w:r>
+                                  <w:rPr>
+                                    <w:rFonts w:ascii="Calibri" w:eastAsia="Times New Roman" w:hAnsi="Calibri" w:cs="Calibri"/>
+                                    <w:sz w:val="14"/>
+                                    <w:szCs w:val="14"/>
+                                  </w:rPr>
+                                  <w:t>',' ','\'','</w:t>
+                                </w:r>
+                                <w:proofErr w:type="spellStart"/>
+                                <w:r>
+                                  <w:rPr>
+                                    <w:rFonts w:ascii="Calibri" w:eastAsia="Times New Roman" w:hAnsi="Calibri" w:cs="Calibri"/>
+                                    <w:sz w:val="14"/>
+                                    <w:szCs w:val="14"/>
+                                  </w:rPr>
+                                  <w:t>K</w:t>
+                                </w:r>
+                                <w:r>
+                                  <w:rPr>
+                                    <w:rFonts w:ascii="Calibri" w:eastAsia="Times New Roman" w:hAnsi="Calibri" w:cs="Calibri"/>
+                                    <w:sz w:val="14"/>
+                                    <w:szCs w:val="14"/>
+                                  </w:rPr>
+                                  <w:t>','</w:t>
+                                </w:r>
+                                <w:r>
+                                  <w:rPr>
+                                    <w:rFonts w:ascii="Calibri" w:eastAsia="Times New Roman" w:hAnsi="Calibri" w:cs="Calibri"/>
+                                    <w:sz w:val="14"/>
+                                    <w:szCs w:val="14"/>
+                                  </w:rPr>
+                                  <w:t>e</w:t>
+                                </w:r>
+                                <w:r>
+                                  <w:rPr>
+                                    <w:rFonts w:ascii="Calibri" w:eastAsia="Times New Roman" w:hAnsi="Calibri" w:cs="Calibri"/>
+                                    <w:sz w:val="14"/>
+                                    <w:szCs w:val="14"/>
+                                  </w:rPr>
+                                  <w:t>','n</w:t>
+                                </w:r>
+                                <w:proofErr w:type="spellEnd"/>
+                                <w:r>
+                                  <w:rPr>
+                                    <w:rFonts w:ascii="Calibri" w:eastAsia="Times New Roman" w:hAnsi="Calibri" w:cs="Calibri"/>
+                                    <w:sz w:val="14"/>
+                                    <w:szCs w:val="14"/>
+                                  </w:rPr>
+                                  <w:t>','\''</w:t>
+                                </w:r>
+                                <w:r>
+                                  <w:rPr>
+                                    <w:rFonts w:ascii="Calibri" w:eastAsia="Times New Roman" w:hAnsi="Calibri" w:cs="Calibri"/>
+                                    <w:b/>
+                                    <w:bCs/>
+                                    <w:sz w:val="14"/>
+                                    <w:szCs w:val="14"/>
+                                  </w:rPr>
+                                  <w:t>]</w:t>
+                                </w:r>
+                              </w:p>
+                            </w:txbxContent>
+                          </wps:txbx>
+                          <wps:bodyPr rot="0" spcFirstLastPara="0" vertOverflow="overflow" horzOverflow="overflow" vert="horz" wrap="square" lIns="91440" tIns="45720" rIns="91440" bIns="45720" numCol="1" spcCol="0" rtlCol="0" fromWordArt="0" anchor="t" anchorCtr="0" forceAA="0" compatLnSpc="1">
+                            <a:prstTxWarp prst="textNoShape">
+                              <a:avLst/>
+                            </a:prstTxWarp>
+                            <a:noAutofit/>
+                          </wps:bodyPr>
+                        </wps:wsp>
+                      </wpg:grpSp>
+                      <wpg:grpSp>
+                        <wpg:cNvPr id="2107293444" name="Grupo 5"/>
+                        <wpg:cNvGrpSpPr/>
+                        <wpg:grpSpPr>
+                          <a:xfrm>
+                            <a:off x="2529444" y="178130"/>
+                            <a:ext cx="1098806" cy="783752"/>
+                            <a:chOff x="-56876" y="-9824"/>
+                            <a:chExt cx="1379593" cy="1035794"/>
+                          </a:xfrm>
+                        </wpg:grpSpPr>
+                        <wps:wsp>
+                          <wps:cNvPr id="1951627461" name="Rectángulo: esquinas redondeadas 1"/>
+                          <wps:cNvSpPr/>
+                          <wps:spPr>
+                            <a:xfrm>
+                              <a:off x="0" y="45321"/>
+                              <a:ext cx="1322717" cy="747794"/>
+                            </a:xfrm>
+                            <a:prstGeom prst="roundRect">
+                              <a:avLst/>
+                            </a:prstGeom>
+                            <a:solidFill>
+                              <a:srgbClr val="FDFDC0"/>
+                            </a:solidFill>
+                            <a:ln>
+                              <a:solidFill>
+                                <a:srgbClr val="C00000"/>
+                              </a:solidFill>
+                            </a:ln>
+                          </wps:spPr>
+                          <wps:style>
+                            <a:lnRef idx="2">
+                              <a:schemeClr val="accent1">
+                                <a:shade val="15000"/>
+                              </a:schemeClr>
+                            </a:lnRef>
+                            <a:fillRef idx="1">
+                              <a:schemeClr val="accent1"/>
+                            </a:fillRef>
+                            <a:effectRef idx="0">
+                              <a:schemeClr val="accent1"/>
+                            </a:effectRef>
+                            <a:fontRef idx="minor">
+                              <a:schemeClr val="lt1"/>
+                            </a:fontRef>
+                          </wps:style>
+                          <wps:bodyPr rot="0" spcFirstLastPara="0" vertOverflow="overflow" horzOverflow="overflow" vert="horz" wrap="square" lIns="91440" tIns="45720" rIns="91440" bIns="45720" numCol="1" spcCol="0" rtlCol="0" fromWordArt="0" anchor="ctr" anchorCtr="0" forceAA="0" compatLnSpc="1">
+                            <a:prstTxWarp prst="textNoShape">
+                              <a:avLst/>
+                            </a:prstTxWarp>
+                            <a:noAutofit/>
+                          </wps:bodyPr>
+                        </wps:wsp>
+                        <wps:wsp>
+                          <wps:cNvPr id="2028848465" name="Conector recto 2"/>
+                          <wps:cNvCnPr/>
+                          <wps:spPr>
+                            <a:xfrm>
+                              <a:off x="0" y="211597"/>
+                              <a:ext cx="1322705" cy="0"/>
+                            </a:xfrm>
+                            <a:prstGeom prst="line">
+                              <a:avLst/>
+                            </a:prstGeom>
+                            <a:ln>
+                              <a:solidFill>
+                                <a:srgbClr val="C00000"/>
+                              </a:solidFill>
+                            </a:ln>
+                          </wps:spPr>
+                          <wps:style>
+                            <a:lnRef idx="2">
+                              <a:schemeClr val="accent1"/>
+                            </a:lnRef>
+                            <a:fillRef idx="0">
+                              <a:schemeClr val="accent1"/>
+                            </a:fillRef>
+                            <a:effectRef idx="1">
+                              <a:schemeClr val="accent1"/>
+                            </a:effectRef>
+                            <a:fontRef idx="minor">
+                              <a:schemeClr val="tx1"/>
+                            </a:fontRef>
+                          </wps:style>
+                          <wps:bodyPr/>
+                        </wps:wsp>
+                        <wps:wsp>
+                          <wps:cNvPr id="1183163508" name="Cuadro de texto 3"/>
+                          <wps:cNvSpPr txBox="1"/>
+                          <wps:spPr>
+                            <a:xfrm>
+                              <a:off x="258603" y="-9824"/>
+                              <a:ext cx="950696" cy="318759"/>
+                            </a:xfrm>
+                            <a:prstGeom prst="rect">
+                              <a:avLst/>
+                            </a:prstGeom>
+                            <a:noFill/>
+                            <a:ln w="6350">
+                              <a:noFill/>
+                            </a:ln>
+                          </wps:spPr>
+                          <wps:txbx>
+                            <w:txbxContent>
+                              <w:p>
+                                <w:pPr>
+                                  <w:rPr>
+                                    <w:rFonts w:ascii="Calibri" w:eastAsia="Times New Roman" w:hAnsi="Calibri" w:cs="Calibri"/>
+                                    <w:b/>
+                                    <w:bCs/>
+                                    <w:sz w:val="16"/>
+                                    <w:szCs w:val="16"/>
+                                    <w:lang w:val="es-MX"/>
+                                  </w:rPr>
+                                </w:pPr>
+                                <w:r>
+                                  <w:rPr>
+                                    <w:rFonts w:ascii="Calibri" w:eastAsia="Times New Roman" w:hAnsi="Calibri" w:cs="Calibri"/>
+                                    <w:b/>
+                                    <w:bCs/>
+                                    <w:sz w:val="16"/>
+                                    <w:szCs w:val="16"/>
+                                    <w:lang w:val="es-MX"/>
+                                  </w:rPr>
+                                  <w:t>agrupación</w:t>
+                                </w:r>
+                              </w:p>
+                            </w:txbxContent>
+                          </wps:txbx>
+                          <wps:bodyPr rot="0" spcFirstLastPara="0" vertOverflow="overflow" horzOverflow="overflow" vert="horz" wrap="square" lIns="91440" tIns="45720" rIns="91440" bIns="45720" numCol="1" spcCol="0" rtlCol="0" fromWordArt="0" anchor="t" anchorCtr="0" forceAA="0" compatLnSpc="1">
+                            <a:prstTxWarp prst="textNoShape">
+                              <a:avLst/>
+                            </a:prstTxWarp>
+                            <a:noAutofit/>
+                          </wps:bodyPr>
+                        </wps:wsp>
+                        <wps:wsp>
+                          <wps:cNvPr id="1322683580" name="Cuadro de texto 3"/>
+                          <wps:cNvSpPr txBox="1"/>
+                          <wps:spPr>
+                            <a:xfrm>
+                              <a:off x="-56876" y="170587"/>
+                              <a:ext cx="1350365" cy="855383"/>
+                            </a:xfrm>
+                            <a:prstGeom prst="rect">
+                              <a:avLst/>
+                            </a:prstGeom>
+                            <a:noFill/>
+                            <a:ln w="6350">
+                              <a:noFill/>
+                            </a:ln>
+                          </wps:spPr>
+                          <wps:txbx>
+                            <w:txbxContent>
+                              <w:p>
+                                <w:pPr>
+                                  <w:jc w:val="both"/>
+                                  <w:rPr>
+                                    <w:rFonts w:ascii="Calibri" w:eastAsia="Times New Roman" w:hAnsi="Calibri" w:cs="Calibri"/>
+                                    <w:sz w:val="14"/>
+                                    <w:szCs w:val="14"/>
+                                  </w:rPr>
+                                </w:pPr>
+                                <w:r>
+                                  <w:rPr>
+                                    <w:rFonts w:ascii="Calibri" w:eastAsia="Times New Roman" w:hAnsi="Calibri" w:cs="Calibri"/>
+                                    <w:b/>
+                                    <w:bCs/>
+                                    <w:sz w:val="14"/>
+                                    <w:szCs w:val="14"/>
+                                  </w:rPr>
+                                  <w:t>[</w:t>
+                                </w:r>
+                                <w:r>
+                                  <w:rPr>
+                                    <w:rFonts w:ascii="Calibri" w:eastAsia="Times New Roman" w:hAnsi="Calibri" w:cs="Calibri"/>
+                                    <w:sz w:val="14"/>
+                                    <w:szCs w:val="14"/>
+                                  </w:rPr>
+                                  <w:t>"data", " ", "nombre", " ", "set", " ", "'Juan'"</w:t>
+                                </w:r>
+                                <w:r>
+                                  <w:rPr>
+                                    <w:rFonts w:ascii="Calibri" w:eastAsia="Times New Roman" w:hAnsi="Calibri" w:cs="Calibri"/>
+                                    <w:b/>
+                                    <w:bCs/>
+                                    <w:sz w:val="14"/>
+                                    <w:szCs w:val="14"/>
+                                  </w:rPr>
+                                  <w:t>]</w:t>
+                                </w:r>
+                              </w:p>
+                              <w:p>
+                                <w:pPr>
+                                  <w:spacing w:line="240" w:lineRule="auto"/>
+                                  <w:jc w:val="both"/>
+                                  <w:rPr>
+                                    <w:rFonts w:ascii="Calibri" w:eastAsia="Times New Roman" w:hAnsi="Calibri" w:cs="Calibri"/>
+                                    <w:sz w:val="16"/>
+                                    <w:szCs w:val="16"/>
+                                  </w:rPr>
+                                </w:pPr>
+                              </w:p>
+                            </w:txbxContent>
+                          </wps:txbx>
+                          <wps:bodyPr rot="0" spcFirstLastPara="0" vertOverflow="overflow" horzOverflow="overflow" vert="horz" wrap="square" lIns="91440" tIns="45720" rIns="91440" bIns="45720" numCol="1" spcCol="0" rtlCol="0" fromWordArt="0" anchor="t" anchorCtr="0" forceAA="0" compatLnSpc="1">
+                            <a:prstTxWarp prst="textNoShape">
+                              <a:avLst/>
+                            </a:prstTxWarp>
+                            <a:noAutofit/>
+                          </wps:bodyPr>
+                        </wps:wsp>
+                      </wpg:grpSp>
+                      <wpg:grpSp>
+                        <wpg:cNvPr id="100739262" name="Grupo 5"/>
+                        <wpg:cNvGrpSpPr/>
+                        <wpg:grpSpPr>
+                          <a:xfrm>
+                            <a:off x="3811979" y="190005"/>
+                            <a:ext cx="1108865" cy="729047"/>
+                            <a:chOff x="-21474" y="-3827"/>
+                            <a:chExt cx="1395739" cy="951909"/>
+                          </a:xfrm>
+                        </wpg:grpSpPr>
+                        <wps:wsp>
+                          <wps:cNvPr id="1619017437" name="Rectángulo: esquinas redondeadas 1"/>
+                          <wps:cNvSpPr/>
+                          <wps:spPr>
+                            <a:xfrm>
+                              <a:off x="0" y="45321"/>
+                              <a:ext cx="1322717" cy="747794"/>
+                            </a:xfrm>
+                            <a:prstGeom prst="roundRect">
+                              <a:avLst/>
+                            </a:prstGeom>
+                            <a:solidFill>
+                              <a:srgbClr val="FDFDC0"/>
+                            </a:solidFill>
+                            <a:ln>
+                              <a:solidFill>
+                                <a:srgbClr val="C00000"/>
+                              </a:solidFill>
+                            </a:ln>
+                          </wps:spPr>
+                          <wps:style>
+                            <a:lnRef idx="2">
+                              <a:schemeClr val="accent1">
+                                <a:shade val="15000"/>
+                              </a:schemeClr>
+                            </a:lnRef>
+                            <a:fillRef idx="1">
+                              <a:schemeClr val="accent1"/>
+                            </a:fillRef>
+                            <a:effectRef idx="0">
+                              <a:schemeClr val="accent1"/>
+                            </a:effectRef>
+                            <a:fontRef idx="minor">
+                              <a:schemeClr val="lt1"/>
+                            </a:fontRef>
+                          </wps:style>
+                          <wps:bodyPr rot="0" spcFirstLastPara="0" vertOverflow="overflow" horzOverflow="overflow" vert="horz" wrap="square" lIns="91440" tIns="45720" rIns="91440" bIns="45720" numCol="1" spcCol="0" rtlCol="0" fromWordArt="0" anchor="ctr" anchorCtr="0" forceAA="0" compatLnSpc="1">
+                            <a:prstTxWarp prst="textNoShape">
+                              <a:avLst/>
+                            </a:prstTxWarp>
+                            <a:noAutofit/>
+                          </wps:bodyPr>
+                        </wps:wsp>
+                        <wps:wsp>
+                          <wps:cNvPr id="558292196" name="Conector recto 2"/>
+                          <wps:cNvCnPr/>
+                          <wps:spPr>
+                            <a:xfrm>
+                              <a:off x="0" y="211597"/>
+                              <a:ext cx="1322705" cy="0"/>
+                            </a:xfrm>
+                            <a:prstGeom prst="line">
+                              <a:avLst/>
+                            </a:prstGeom>
+                            <a:ln>
+                              <a:solidFill>
+                                <a:srgbClr val="C00000"/>
+                              </a:solidFill>
+                            </a:ln>
+                          </wps:spPr>
+                          <wps:style>
+                            <a:lnRef idx="2">
+                              <a:schemeClr val="accent1"/>
+                            </a:lnRef>
+                            <a:fillRef idx="0">
+                              <a:schemeClr val="accent1"/>
+                            </a:fillRef>
+                            <a:effectRef idx="1">
+                              <a:schemeClr val="accent1"/>
+                            </a:effectRef>
+                            <a:fontRef idx="minor">
+                              <a:schemeClr val="tx1"/>
+                            </a:fontRef>
+                          </wps:style>
+                          <wps:bodyPr/>
+                        </wps:wsp>
+                        <wps:wsp>
+                          <wps:cNvPr id="802275383" name="Cuadro de texto 3"/>
+                          <wps:cNvSpPr txBox="1"/>
+                          <wps:spPr>
+                            <a:xfrm>
+                              <a:off x="262359" y="-3827"/>
+                              <a:ext cx="954702" cy="257887"/>
+                            </a:xfrm>
+                            <a:prstGeom prst="rect">
+                              <a:avLst/>
+                            </a:prstGeom>
+                            <a:noFill/>
+                            <a:ln w="6350">
+                              <a:noFill/>
+                            </a:ln>
+                          </wps:spPr>
+                          <wps:txbx>
+                            <w:txbxContent>
+                              <w:p>
+                                <w:pPr>
+                                  <w:rPr>
+                                    <w:rFonts w:ascii="Calibri" w:eastAsia="Times New Roman" w:hAnsi="Calibri" w:cs="Calibri"/>
+                                    <w:b/>
+                                    <w:bCs/>
+                                    <w:sz w:val="18"/>
+                                    <w:szCs w:val="18"/>
+                                    <w:lang w:val="es-MX"/>
+                                  </w:rPr>
+                                </w:pPr>
+                                <w:r>
+                                  <w:rPr>
+                                    <w:rFonts w:ascii="Calibri" w:eastAsia="Times New Roman" w:hAnsi="Calibri" w:cs="Calibri"/>
+                                    <w:b/>
+                                    <w:bCs/>
+                                    <w:sz w:val="16"/>
+                                    <w:szCs w:val="16"/>
+                                    <w:lang w:val="es-MX"/>
+                                  </w:rPr>
+                                  <w:t>clasificación</w:t>
+                                </w:r>
+                                <w:r>
+                                  <w:rPr>
+                                    <w:rFonts w:ascii="Calibri" w:eastAsia="Times New Roman" w:hAnsi="Calibri" w:cs="Calibri"/>
+                                    <w:b/>
+                                    <w:bCs/>
+                                    <w:sz w:val="18"/>
+                                    <w:szCs w:val="18"/>
+                                    <w:lang w:val="es-MX"/>
+                                  </w:rPr>
+                                  <w:t xml:space="preserve"> </w:t>
+                                </w:r>
+                              </w:p>
+                            </w:txbxContent>
+                          </wps:txbx>
+                          <wps:bodyPr rot="0" spcFirstLastPara="0" vertOverflow="overflow" horzOverflow="overflow" vert="horz" wrap="square" lIns="91440" tIns="45720" rIns="91440" bIns="45720" numCol="1" spcCol="0" rtlCol="0" fromWordArt="0" anchor="t" anchorCtr="0" forceAA="0" compatLnSpc="1">
+                            <a:prstTxWarp prst="textNoShape">
+                              <a:avLst/>
+                            </a:prstTxWarp>
+                            <a:noAutofit/>
+                          </wps:bodyPr>
+                        </wps:wsp>
+                        <wps:wsp>
+                          <wps:cNvPr id="1834451234" name="Cuadro de texto 3"/>
+                          <wps:cNvSpPr txBox="1"/>
+                          <wps:spPr>
+                            <a:xfrm>
+                              <a:off x="-21474" y="199542"/>
+                              <a:ext cx="1395739" cy="748540"/>
+                            </a:xfrm>
+                            <a:prstGeom prst="rect">
+                              <a:avLst/>
+                            </a:prstGeom>
+                            <a:noFill/>
+                            <a:ln w="6350">
+                              <a:noFill/>
+                            </a:ln>
+                          </wps:spPr>
+                          <wps:txbx>
+                            <w:txbxContent>
+                              <w:p>
+                                <w:pPr>
+                                  <w:spacing w:line="240" w:lineRule="auto"/>
+                                  <w:rPr>
+                                    <w:rFonts w:ascii="Calibri" w:eastAsia="Times New Roman" w:hAnsi="Calibri" w:cs="Calibri"/>
+                                    <w:sz w:val="12"/>
+                                    <w:szCs w:val="12"/>
+                                    <w:lang w:val="en-US"/>
+                                  </w:rPr>
+                                </w:pPr>
+                                <w:r>
+                                  <w:rPr>
+                                    <w:rFonts w:ascii="Calibri" w:eastAsia="Times New Roman" w:hAnsi="Calibri" w:cs="Calibri"/>
+                                    <w:b/>
+                                    <w:bCs/>
+                                    <w:sz w:val="12"/>
+                                    <w:szCs w:val="12"/>
+                                    <w:lang w:val="en-US"/>
+                                  </w:rPr>
+                                  <w:t>[</w:t>
+                                </w:r>
+                                <w:r>
+                                  <w:rPr>
+                                    <w:rFonts w:ascii="Calibri" w:eastAsia="Times New Roman" w:hAnsi="Calibri" w:cs="Calibri"/>
+                                    <w:sz w:val="12"/>
+                                    <w:szCs w:val="12"/>
+                                    <w:lang w:val="en-US"/>
+                                  </w:rPr>
+                                  <w:t>KEYWORD,</w:t>
+                                </w:r>
+                                <w:r>
+                                  <w:rPr>
+                                    <w:rFonts w:ascii="Calibri" w:eastAsia="Times New Roman" w:hAnsi="Calibri" w:cs="Calibri"/>
+                                    <w:sz w:val="12"/>
+                                    <w:szCs w:val="12"/>
+                                    <w:lang w:val="en-US"/>
+                                  </w:rPr>
+                                  <w:t xml:space="preserve"> </w:t>
+                                </w:r>
+                                <w:r>
+                                  <w:rPr>
+                                    <w:rFonts w:ascii="Calibri" w:eastAsia="Times New Roman" w:hAnsi="Calibri" w:cs="Calibri"/>
+                                    <w:sz w:val="12"/>
+                                    <w:szCs w:val="12"/>
+                                    <w:lang w:val="en-US"/>
+                                  </w:rPr>
+                                  <w:t>WHITESPACE, IDENTIFIER, WHITESPACE, OPERATOR, WHITESPACE, STRING</w:t>
+                                </w:r>
+                                <w:r>
+                                  <w:rPr>
+                                    <w:rFonts w:ascii="Calibri" w:eastAsia="Times New Roman" w:hAnsi="Calibri" w:cs="Calibri"/>
+                                    <w:b/>
+                                    <w:bCs/>
+                                    <w:sz w:val="12"/>
+                                    <w:szCs w:val="12"/>
+                                    <w:lang w:val="en-US"/>
+                                  </w:rPr>
+                                  <w:t>]</w:t>
+                                </w:r>
+                              </w:p>
+                            </w:txbxContent>
+                          </wps:txbx>
+                          <wps:bodyPr rot="0" spcFirstLastPara="0" vertOverflow="overflow" horzOverflow="overflow" vert="horz" wrap="square" lIns="91440" tIns="45720" rIns="91440" bIns="45720" numCol="1" spcCol="0" rtlCol="0" fromWordArt="0" anchor="t" anchorCtr="0" forceAA="0" compatLnSpc="1">
+                            <a:prstTxWarp prst="textNoShape">
+                              <a:avLst/>
+                            </a:prstTxWarp>
+                            <a:noAutofit/>
+                          </wps:bodyPr>
+                        </wps:wsp>
+                      </wpg:grpSp>
+                      <wpg:grpSp>
+                        <wpg:cNvPr id="1480687868" name="Grupo 5"/>
+                        <wpg:cNvGrpSpPr/>
+                        <wpg:grpSpPr>
+                          <a:xfrm>
+                            <a:off x="5130140" y="0"/>
+                            <a:ext cx="1590004" cy="1143000"/>
+                            <a:chOff x="0" y="8245"/>
+                            <a:chExt cx="1590807" cy="1070874"/>
+                          </a:xfrm>
+                        </wpg:grpSpPr>
+                        <wps:wsp>
+                          <wps:cNvPr id="2123541754" name="Rectángulo: esquinas redondeadas 1"/>
+                          <wps:cNvSpPr/>
+                          <wps:spPr>
+                            <a:xfrm>
+                              <a:off x="0" y="45321"/>
+                              <a:ext cx="1322717" cy="936339"/>
+                            </a:xfrm>
+                            <a:prstGeom prst="roundRect">
+                              <a:avLst/>
+                            </a:prstGeom>
+                            <a:solidFill>
+                              <a:srgbClr val="FDFDC0"/>
+                            </a:solidFill>
+                            <a:ln>
+                              <a:solidFill>
+                                <a:srgbClr val="C00000"/>
+                              </a:solidFill>
+                            </a:ln>
+                          </wps:spPr>
+                          <wps:style>
+                            <a:lnRef idx="2">
+                              <a:schemeClr val="accent1">
+                                <a:shade val="15000"/>
+                              </a:schemeClr>
+                            </a:lnRef>
+                            <a:fillRef idx="1">
+                              <a:schemeClr val="accent1"/>
+                            </a:fillRef>
+                            <a:effectRef idx="0">
+                              <a:schemeClr val="accent1"/>
+                            </a:effectRef>
+                            <a:fontRef idx="minor">
+                              <a:schemeClr val="lt1"/>
+                            </a:fontRef>
+                          </wps:style>
+                          <wps:bodyPr rot="0" spcFirstLastPara="0" vertOverflow="overflow" horzOverflow="overflow" vert="horz" wrap="square" lIns="91440" tIns="45720" rIns="91440" bIns="45720" numCol="1" spcCol="0" rtlCol="0" fromWordArt="0" anchor="ctr" anchorCtr="0" forceAA="0" compatLnSpc="1">
+                            <a:prstTxWarp prst="textNoShape">
+                              <a:avLst/>
+                            </a:prstTxWarp>
+                            <a:noAutofit/>
+                          </wps:bodyPr>
+                        </wps:wsp>
+                        <wps:wsp>
+                          <wps:cNvPr id="2101641689" name="Conector recto 2"/>
+                          <wps:cNvCnPr/>
+                          <wps:spPr>
+                            <a:xfrm>
+                              <a:off x="0" y="211597"/>
+                              <a:ext cx="1322705" cy="0"/>
+                            </a:xfrm>
+                            <a:prstGeom prst="line">
+                              <a:avLst/>
+                            </a:prstGeom>
+                            <a:ln>
+                              <a:solidFill>
+                                <a:srgbClr val="C00000"/>
+                              </a:solidFill>
+                            </a:ln>
+                          </wps:spPr>
+                          <wps:style>
+                            <a:lnRef idx="2">
+                              <a:schemeClr val="accent1"/>
+                            </a:lnRef>
+                            <a:fillRef idx="0">
+                              <a:schemeClr val="accent1"/>
+                            </a:fillRef>
+                            <a:effectRef idx="1">
+                              <a:schemeClr val="accent1"/>
+                            </a:effectRef>
+                            <a:fontRef idx="minor">
+                              <a:schemeClr val="tx1"/>
+                            </a:fontRef>
+                          </wps:style>
+                          <wps:bodyPr/>
+                        </wps:wsp>
+                        <wps:wsp>
+                          <wps:cNvPr id="1845964601" name="Cuadro de texto 3"/>
+                          <wps:cNvSpPr txBox="1"/>
+                          <wps:spPr>
+                            <a:xfrm>
+                              <a:off x="411175" y="8245"/>
+                              <a:ext cx="622410" cy="257887"/>
+                            </a:xfrm>
+                            <a:prstGeom prst="rect">
+                              <a:avLst/>
+                            </a:prstGeom>
+                            <a:noFill/>
+                            <a:ln w="6350">
+                              <a:noFill/>
+                            </a:ln>
+                          </wps:spPr>
+                          <wps:txbx>
+                            <w:txbxContent>
+                              <w:p>
+                                <w:pPr>
+                                  <w:rPr>
+                                    <w:rFonts w:ascii="Calibri" w:eastAsia="Times New Roman" w:hAnsi="Calibri" w:cs="Calibri"/>
+                                    <w:b/>
+                                    <w:bCs/>
+                                    <w:sz w:val="16"/>
+                                    <w:szCs w:val="16"/>
+                                    <w:lang w:val="es-MX"/>
+                                  </w:rPr>
+                                </w:pPr>
+                                <w:r>
+                                  <w:rPr>
+                                    <w:rFonts w:ascii="Calibri" w:eastAsia="Times New Roman" w:hAnsi="Calibri" w:cs="Calibri"/>
+                                    <w:b/>
+                                    <w:bCs/>
+                                    <w:sz w:val="16"/>
+                                    <w:szCs w:val="16"/>
+                                    <w:lang w:val="es-MX"/>
+                                  </w:rPr>
+                                  <w:t>tokens</w:t>
+                                </w:r>
+                                <w:r>
+                                  <w:rPr>
+                                    <w:rFonts w:ascii="Calibri" w:eastAsia="Times New Roman" w:hAnsi="Calibri" w:cs="Calibri"/>
+                                    <w:b/>
+                                    <w:bCs/>
+                                    <w:sz w:val="16"/>
+                                    <w:szCs w:val="16"/>
+                                    <w:lang w:val="es-MX"/>
+                                  </w:rPr>
+                                  <w:t xml:space="preserve"> </w:t>
+                                </w:r>
+                              </w:p>
+                            </w:txbxContent>
+                          </wps:txbx>
+                          <wps:bodyPr rot="0" spcFirstLastPara="0" vertOverflow="overflow" horzOverflow="overflow" vert="horz" wrap="square" lIns="91440" tIns="45720" rIns="91440" bIns="45720" numCol="1" spcCol="0" rtlCol="0" fromWordArt="0" anchor="t" anchorCtr="0" forceAA="0" compatLnSpc="1">
+                            <a:prstTxWarp prst="textNoShape">
+                              <a:avLst/>
+                            </a:prstTxWarp>
+                            <a:noAutofit/>
+                          </wps:bodyPr>
+                        </wps:wsp>
+                        <wps:wsp>
+                          <wps:cNvPr id="1723286874" name="Cuadro de texto 3"/>
+                          <wps:cNvSpPr txBox="1"/>
+                          <wps:spPr>
+                            <a:xfrm>
+                              <a:off x="41886" y="225656"/>
+                              <a:ext cx="1548921" cy="853463"/>
+                            </a:xfrm>
+                            <a:prstGeom prst="rect">
+                              <a:avLst/>
+                            </a:prstGeom>
+                            <a:noFill/>
+                            <a:ln w="6350">
+                              <a:noFill/>
+                            </a:ln>
+                          </wps:spPr>
+                          <wps:txbx>
+                            <w:txbxContent>
+                              <w:p>
+                                <w:pPr>
+                                  <w:spacing w:line="240" w:lineRule="auto"/>
+                                  <w:jc w:val="both"/>
+                                  <w:rPr>
+                                    <w:rFonts w:ascii="Calibri" w:eastAsia="Times New Roman" w:hAnsi="Calibri" w:cs="Calibri"/>
+                                    <w:sz w:val="12"/>
+                                    <w:szCs w:val="12"/>
+                                    <w:lang w:val="en-US"/>
+                                  </w:rPr>
+                                </w:pPr>
+                                <w:r>
+                                  <w:rPr>
+                                    <w:rFonts w:ascii="Calibri" w:eastAsia="Times New Roman" w:hAnsi="Calibri" w:cs="Calibri"/>
+                                    <w:sz w:val="12"/>
+                                    <w:szCs w:val="12"/>
+                                    <w:lang w:val="en-US"/>
+                                  </w:rPr>
+                                  <w:t>[</w:t>
+                                </w:r>
+                                <w:r>
+                                  <w:rPr>
+                                    <w:rFonts w:ascii="Calibri" w:eastAsia="Times New Roman" w:hAnsi="Calibri" w:cs="Calibri"/>
+                                    <w:sz w:val="12"/>
+                                    <w:szCs w:val="12"/>
+                                    <w:lang w:val="en-US"/>
+                                  </w:rPr>
+                                  <w:t xml:space="preserve"> </w:t>
+                                </w:r>
+                                <w:r>
+                                  <w:rPr>
+                                    <w:rFonts w:ascii="Calibri" w:eastAsia="Times New Roman" w:hAnsi="Calibri" w:cs="Calibri"/>
+                                    <w:b/>
+                                    <w:bCs/>
+                                    <w:sz w:val="12"/>
+                                    <w:szCs w:val="12"/>
+                                    <w:lang w:val="en-US"/>
+                                  </w:rPr>
+                                  <w:t>Token</w:t>
+                                </w:r>
+                                <w:r>
+                                  <w:rPr>
+                                    <w:rFonts w:ascii="Calibri" w:eastAsia="Times New Roman" w:hAnsi="Calibri" w:cs="Calibri"/>
+                                    <w:sz w:val="12"/>
+                                    <w:szCs w:val="12"/>
+                                    <w:lang w:val="en-US"/>
+                                  </w:rPr>
+                                  <w:t xml:space="preserve"> (</w:t>
+                                </w:r>
+                                <w:r>
+                                  <w:rPr>
+                                    <w:rFonts w:ascii="Calibri" w:eastAsia="Times New Roman" w:hAnsi="Calibri" w:cs="Calibri"/>
+                                    <w:sz w:val="12"/>
+                                    <w:szCs w:val="12"/>
+                                    <w:lang w:val="en-US"/>
+                                  </w:rPr>
+                                  <w:t>KEYWORD, "data", 1, 1),</w:t>
+                                </w:r>
+                              </w:p>
+                              <w:p>
+                                <w:pPr>
+                                  <w:spacing w:line="240" w:lineRule="auto"/>
+                                  <w:jc w:val="both"/>
+                                  <w:rPr>
+                                    <w:rFonts w:ascii="Calibri" w:eastAsia="Times New Roman" w:hAnsi="Calibri" w:cs="Calibri"/>
+                                    <w:sz w:val="12"/>
+                                    <w:szCs w:val="12"/>
+                                    <w:lang w:val="en-US"/>
+                                  </w:rPr>
+                                </w:pPr>
+                                <w:r>
+                                  <w:rPr>
+                                    <w:rFonts w:ascii="Calibri" w:eastAsia="Times New Roman" w:hAnsi="Calibri" w:cs="Calibri"/>
+                                    <w:b/>
+                                    <w:bCs/>
+                                    <w:sz w:val="12"/>
+                                    <w:szCs w:val="12"/>
+                                    <w:lang w:val="en-US"/>
+                                  </w:rPr>
+                                  <w:t>Token</w:t>
+                                </w:r>
+                                <w:r>
+                                  <w:rPr>
+                                    <w:rFonts w:ascii="Calibri" w:eastAsia="Times New Roman" w:hAnsi="Calibri" w:cs="Calibri"/>
+                                    <w:sz w:val="12"/>
+                                    <w:szCs w:val="12"/>
+                                    <w:lang w:val="en-US"/>
+                                  </w:rPr>
+                                  <w:t xml:space="preserve"> (</w:t>
+                                </w:r>
+                                <w:r>
+                                  <w:rPr>
+                                    <w:rFonts w:ascii="Calibri" w:eastAsia="Times New Roman" w:hAnsi="Calibri" w:cs="Calibri"/>
+                                    <w:sz w:val="12"/>
+                                    <w:szCs w:val="12"/>
+                                    <w:lang w:val="en-US"/>
+                                  </w:rPr>
+                                  <w:t>IDENTIFIER, "</w:t>
+                                </w:r>
+                                <w:proofErr w:type="spellStart"/>
+                                <w:r>
+                                  <w:rPr>
+                                    <w:rFonts w:ascii="Calibri" w:eastAsia="Times New Roman" w:hAnsi="Calibri" w:cs="Calibri"/>
+                                    <w:sz w:val="12"/>
+                                    <w:szCs w:val="12"/>
+                                    <w:lang w:val="en-US"/>
+                                  </w:rPr>
+                                  <w:t>nombre</w:t>
+                                </w:r>
+                                <w:proofErr w:type="spellEnd"/>
+                                <w:r>
+                                  <w:rPr>
+                                    <w:rFonts w:ascii="Calibri" w:eastAsia="Times New Roman" w:hAnsi="Calibri" w:cs="Calibri"/>
+                                    <w:sz w:val="12"/>
+                                    <w:szCs w:val="12"/>
+                                    <w:lang w:val="en-US"/>
+                                  </w:rPr>
+                                  <w:t xml:space="preserve">", 1, 6), </w:t>
+                                </w:r>
+                              </w:p>
+                              <w:p>
+                                <w:pPr>
+                                  <w:spacing w:line="240" w:lineRule="auto"/>
+                                  <w:jc w:val="both"/>
+                                  <w:rPr>
+                                    <w:rFonts w:ascii="Calibri" w:eastAsia="Times New Roman" w:hAnsi="Calibri" w:cs="Calibri"/>
+                                    <w:sz w:val="12"/>
+                                    <w:szCs w:val="12"/>
+                                    <w:lang w:val="en-US"/>
+                                  </w:rPr>
+                                </w:pPr>
+                                <w:r>
+                                  <w:rPr>
+                                    <w:rFonts w:ascii="Calibri" w:eastAsia="Times New Roman" w:hAnsi="Calibri" w:cs="Calibri"/>
+                                    <w:b/>
+                                    <w:bCs/>
+                                    <w:sz w:val="12"/>
+                                    <w:szCs w:val="12"/>
+                                    <w:lang w:val="en-US"/>
+                                  </w:rPr>
+                                  <w:t>Token</w:t>
+                                </w:r>
+                                <w:r>
+                                  <w:rPr>
+                                    <w:rFonts w:ascii="Calibri" w:eastAsia="Times New Roman" w:hAnsi="Calibri" w:cs="Calibri"/>
+                                    <w:sz w:val="12"/>
+                                    <w:szCs w:val="12"/>
+                                    <w:lang w:val="en-US"/>
+                                  </w:rPr>
+                                  <w:t xml:space="preserve"> (</w:t>
+                                </w:r>
+                                <w:r>
+                                  <w:rPr>
+                                    <w:rFonts w:ascii="Calibri" w:eastAsia="Times New Roman" w:hAnsi="Calibri" w:cs="Calibri"/>
+                                    <w:sz w:val="12"/>
+                                    <w:szCs w:val="12"/>
+                                    <w:lang w:val="en-US"/>
+                                  </w:rPr>
+                                  <w:t>OPERATOR, "set", 1, 12),</w:t>
+                                </w:r>
+                              </w:p>
+                              <w:p>
+                                <w:pPr>
+                                  <w:spacing w:line="240" w:lineRule="auto"/>
+                                  <w:jc w:val="both"/>
+                                  <w:rPr>
+                                    <w:rFonts w:ascii="Calibri" w:eastAsia="Times New Roman" w:hAnsi="Calibri" w:cs="Calibri"/>
+                                    <w:sz w:val="12"/>
+                                    <w:szCs w:val="12"/>
+                                    <w:lang w:val="en-US"/>
+                                  </w:rPr>
+                                </w:pPr>
+                                <w:r>
+                                  <w:rPr>
+                                    <w:rFonts w:ascii="Calibri" w:eastAsia="Times New Roman" w:hAnsi="Calibri" w:cs="Calibri"/>
+                                    <w:b/>
+                                    <w:bCs/>
+                                    <w:sz w:val="12"/>
+                                    <w:szCs w:val="12"/>
+                                    <w:lang w:val="en-US"/>
+                                  </w:rPr>
+                                  <w:t>Token</w:t>
+                                </w:r>
+                                <w:r>
+                                  <w:rPr>
+                                    <w:rFonts w:ascii="Calibri" w:eastAsia="Times New Roman" w:hAnsi="Calibri" w:cs="Calibri"/>
+                                    <w:sz w:val="12"/>
+                                    <w:szCs w:val="12"/>
+                                    <w:lang w:val="en-US"/>
+                                  </w:rPr>
+                                  <w:t xml:space="preserve"> (</w:t>
+                                </w:r>
+                                <w:r>
+                                  <w:rPr>
+                                    <w:rFonts w:ascii="Calibri" w:eastAsia="Times New Roman" w:hAnsi="Calibri" w:cs="Calibri"/>
+                                    <w:sz w:val="12"/>
+                                    <w:szCs w:val="12"/>
+                                    <w:lang w:val="en-US"/>
+                                  </w:rPr>
+                                  <w:t>STRING, "Juan", 1, 16</w:t>
+                                </w:r>
+                                <w:r>
+                                  <w:rPr>
+                                    <w:rFonts w:ascii="Calibri" w:eastAsia="Times New Roman" w:hAnsi="Calibri" w:cs="Calibri"/>
+                                    <w:sz w:val="12"/>
+                                    <w:szCs w:val="12"/>
+                                    <w:lang w:val="en-US"/>
+                                  </w:rPr>
+                                  <w:t>)</w:t>
+                                </w:r>
+                                <w:r>
+                                  <w:rPr>
+                                    <w:rFonts w:ascii="Calibri" w:eastAsia="Times New Roman" w:hAnsi="Calibri" w:cs="Calibri"/>
+                                    <w:sz w:val="12"/>
+                                    <w:szCs w:val="12"/>
+                                    <w:lang w:val="en-US"/>
+                                  </w:rPr>
+                                  <w:t>]</w:t>
+                                </w:r>
+                              </w:p>
+                              <w:p>
+                                <w:pPr>
+                                  <w:spacing w:line="240" w:lineRule="auto"/>
+                                  <w:jc w:val="both"/>
+                                  <w:rPr>
+                                    <w:rFonts w:ascii="Calibri" w:eastAsia="Times New Roman" w:hAnsi="Calibri" w:cs="Calibri"/>
+                                    <w:sz w:val="16"/>
+                                    <w:szCs w:val="16"/>
+                                    <w:lang w:val="en-US"/>
+                                  </w:rPr>
+                                </w:pPr>
+                              </w:p>
+                            </w:txbxContent>
+                          </wps:txbx>
+                          <wps:bodyPr rot="0" spcFirstLastPara="0" vertOverflow="overflow" horzOverflow="overflow" vert="horz" wrap="square" lIns="91440" tIns="45720" rIns="91440" bIns="45720" numCol="1" spcCol="0" rtlCol="0" fromWordArt="0" anchor="t" anchorCtr="0" forceAA="0" compatLnSpc="1">
+                            <a:prstTxWarp prst="textNoShape">
+                              <a:avLst/>
+                            </a:prstTxWarp>
+                            <a:noAutofit/>
+                          </wps:bodyPr>
+                        </wps:wsp>
+                      </wpg:grpSp>
+                    </wpg:wgp>
+                  </a:graphicData>
+                </a:graphic>
+              </wp:anchor>
+            </w:drawing>
+          </mc:Choice>
+          <mc:Fallback>
+            <w:pict>
+              <v:group w14:anchorId="1E3CF7FF" id="Grupo 6" o:spid="_x0000_s1026" style="position:absolute;margin-left:-31.2pt;margin-top:19.75pt;width:529.15pt;height:90pt;z-index:251670528;mso-position-horizontal-relative:margin" coordsize="67201,11430" o:gfxdata="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">
+                <v:group id="Grupo 5" o:spid="_x0000_s1027" style="position:absolute;top:1662;width:11615;height:5953" coordorigin=",89" coordsize="14769,5436" o:gfxdata="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">
+                  <v:roundrect id="Rectángulo: esquinas redondeadas 1" o:spid="_x0000_s1028" style="position:absolute;top:453;width:13225;height:5072;visibility:visible;mso-wrap-style:square;v-text-anchor:middle" arcsize="10923f" o:gfxdata="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" fillcolor="#fdfdc0" strokecolor="#c00000" strokeweight="1.5pt">
+                    <v:stroke joinstyle="miter"/>
+                  </v:roundrect>
+                  <v:line id="Conector recto 2" o:spid="_x0000_s1029" style="position:absolute;visibility:visible;mso-wrap-style:square" from="0,1638" to="13227,1638" o:connectortype="straight" o:gfxdata="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" strokecolor="#c00000" strokeweight="1.5pt">
+                    <v:stroke joinstyle="miter"/>
+                  </v:line>
+                  <v:shapetype id="_x0000_t202" coordsize="21600,21600" o:spt="202" path="m,l,21600r21600,l21600,xe">
+                    <v:stroke joinstyle="miter"/>
+                    <v:path gradientshapeok="t" o:connecttype="rect"/>
+                  </v:shapetype>
+                  <v:shape id="Cuadro de texto 3" o:spid="_x0000_s1030" type="#_x0000_t202" style="position:absolute;left:3434;top:89;width:7669;height:2243;visibility:visible;mso-wrap-style:square;v-text-anchor:top" o:gfxdata="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" filled="f" stroked="f" strokeweight=".5pt">
+                    <v:textbox>
+                      <w:txbxContent>
+                        <w:p>
+                          <w:pPr>
+                            <w:rPr>
+                              <w:rFonts w:ascii="Calibri" w:hAnsi="Calibri" w:cs="Calibri"/>
+                              <w:sz w:val="2"/>
+                              <w:szCs w:val="2"/>
+                              <w:lang w:val="es-MX"/>
+                            </w:rPr>
+                          </w:pPr>
+                          <w:r>
+                            <w:rPr>
+                              <w:rFonts w:ascii="Calibri" w:eastAsia="Times New Roman" w:hAnsi="Calibri" w:cs="Calibri"/>
+                              <w:b/>
+                              <w:bCs/>
+                              <w:sz w:val="16"/>
+                              <w:szCs w:val="16"/>
+                              <w:lang w:val="es-MX"/>
+                            </w:rPr>
+                            <w:t>entrada</w:t>
+                          </w:r>
+                        </w:p>
+                      </w:txbxContent>
+                    </v:textbox>
+                  </v:shape>
+                  <v:shape id="Cuadro de texto 3" o:spid="_x0000_s1031" type="#_x0000_t202" style="position:absolute;left:182;top:2654;width:14587;height:2569;visibility:visible;mso-wrap-style:square;v-text-anchor:top" o:gfxdata="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" filled="f" stroked="f" strokeweight=".5pt">
+                    <v:textbox>
+                      <w:txbxContent>
+                        <w:p>
+                          <w:pPr>
+                            <w:rPr>
+                              <w:rFonts w:ascii="Calibri" w:hAnsi="Calibri" w:cs="Calibri"/>
+                              <w:sz w:val="2"/>
+                              <w:szCs w:val="2"/>
+                              <w:lang w:val="es-MX"/>
+                            </w:rPr>
+                          </w:pPr>
+                          <w:r>
+                            <w:rPr>
+                              <w:rFonts w:ascii="Calibri" w:eastAsia="Times New Roman" w:hAnsi="Calibri" w:cs="Calibri"/>
+                              <w:sz w:val="14"/>
+                              <w:szCs w:val="14"/>
+                            </w:rPr>
+                            <w:t>"data nombre set 'Ken'"</w:t>
+                          </w:r>
+                        </w:p>
+                      </w:txbxContent>
+                    </v:textbox>
+                  </v:shape>
+                </v:group>
+                <v:group id="Grupo 5" o:spid="_x0000_s1032" style="position:absolute;left:12350;top:1781;width:11963;height:8261" coordorigin="-568" coordsize="15014,8964" o:gfxdata="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">
+                  <v:roundrect id="Rectángulo: esquinas redondeadas 1" o:spid="_x0000_s1033" style="position:absolute;top:453;width:13133;height:6137;visibility:visible;mso-wrap-style:square;v-text-anchor:middle" arcsize="10923f" o:gfxdata="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" fillcolor="#fdfdc0" strokecolor="#c00000" strokeweight="1.5pt">
+                    <v:stroke joinstyle="miter"/>
+                  </v:roundrect>
+                  <v:line id="Conector recto 2" o:spid="_x0000_s1034" style="position:absolute;visibility:visible;mso-wrap-style:square" from="29,1847" to="13256,1847" o:connectortype="straight" o:gfxdata="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" strokecolor="#c00000" strokeweight="1.5pt">
+                    <v:stroke joinstyle="miter"/>
+                  </v:line>
+                  <v:shape id="Cuadro de texto 3" o:spid="_x0000_s1035" type="#_x0000_t202" style="position:absolute;left:2766;width:9702;height:2242;visibility:visible;mso-wrap-style:square;v-text-anchor:top" o:gfxdata="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" filled="f" stroked="f" strokeweight=".5pt">
+                    <v:textbox>
+                      <w:txbxContent>
+                        <w:p>
+                          <w:pPr>
+                            <w:rPr>
+                              <w:rFonts w:ascii="Calibri" w:eastAsia="Times New Roman" w:hAnsi="Calibri" w:cs="Calibri"/>
+                              <w:b/>
+                              <w:bCs/>
+                              <w:sz w:val="16"/>
+                              <w:szCs w:val="16"/>
+                              <w:lang w:val="es-MX"/>
+                            </w:rPr>
+                          </w:pPr>
+                          <w:r>
+                            <w:rPr>
+                              <w:rFonts w:ascii="Calibri" w:eastAsia="Times New Roman" w:hAnsi="Calibri" w:cs="Calibri"/>
+                              <w:b/>
+                              <w:bCs/>
+                              <w:sz w:val="16"/>
+                              <w:szCs w:val="16"/>
+                              <w:lang w:val="es-MX"/>
+                            </w:rPr>
+                            <w:t>caracteres</w:t>
+                          </w:r>
+                        </w:p>
+                      </w:txbxContent>
+                    </v:textbox>
+                  </v:shape>
+                  <v:shape id="Cuadro de texto 3" o:spid="_x0000_s1036" type="#_x0000_t202" style="position:absolute;left:-568;top:1728;width:15014;height:7236;visibility:visible;mso-wrap-style:square;v-text-anchor:top" o:gfxdata="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" filled="f" stroked="f" strokeweight=".5pt">
+                    <v:textbox>
+                      <w:txbxContent>
+                        <w:p>
+                          <w:pPr>
+                            <w:spacing w:line="240" w:lineRule="auto"/>
+                            <w:jc w:val="both"/>
+                            <w:rPr>
+                              <w:rFonts w:ascii="Calibri" w:eastAsia="Times New Roman" w:hAnsi="Calibri" w:cs="Calibri"/>
+                              <w:sz w:val="14"/>
+                              <w:szCs w:val="14"/>
+                            </w:rPr>
+                          </w:pPr>
+                          <w:r>
+                            <w:rPr>
+                              <w:rFonts w:ascii="Calibri" w:eastAsia="Times New Roman" w:hAnsi="Calibri" w:cs="Calibri"/>
+                              <w:b/>
+                              <w:bCs/>
+                              <w:sz w:val="14"/>
+                              <w:szCs w:val="14"/>
+                            </w:rPr>
+                            <w:t>[</w:t>
+                          </w:r>
+                          <w:r>
+                            <w:rPr>
+                              <w:rFonts w:ascii="Calibri" w:eastAsia="Times New Roman" w:hAnsi="Calibri" w:cs="Calibri"/>
+                              <w:sz w:val="14"/>
+                              <w:szCs w:val="14"/>
+                            </w:rPr>
+                            <w:t>'</w:t>
+                          </w:r>
+                          <w:proofErr w:type="spellStart"/>
+                          <w:r>
+                            <w:rPr>
+                              <w:rFonts w:ascii="Calibri" w:eastAsia="Times New Roman" w:hAnsi="Calibri" w:cs="Calibri"/>
+                              <w:sz w:val="14"/>
+                              <w:szCs w:val="14"/>
+                            </w:rPr>
+                            <w:t>d','a','t','a</w:t>
+                          </w:r>
+                          <w:proofErr w:type="spellEnd"/>
+                          <w:r>
+                            <w:rPr>
+                              <w:rFonts w:ascii="Calibri" w:eastAsia="Times New Roman" w:hAnsi="Calibri" w:cs="Calibri"/>
+                              <w:sz w:val="14"/>
+                              <w:szCs w:val="14"/>
+                            </w:rPr>
+                            <w:t>',' ','</w:t>
+                          </w:r>
+                          <w:proofErr w:type="spellStart"/>
+                          <w:r>
+                            <w:rPr>
+                              <w:rFonts w:ascii="Calibri" w:eastAsia="Times New Roman" w:hAnsi="Calibri" w:cs="Calibri"/>
+                              <w:sz w:val="14"/>
+                              <w:szCs w:val="14"/>
+                            </w:rPr>
+                            <w:t>n','o','m','b','r','e</w:t>
+                          </w:r>
+                          <w:proofErr w:type="spellEnd"/>
+                          <w:r>
+                            <w:rPr>
+                              <w:rFonts w:ascii="Calibri" w:eastAsia="Times New Roman" w:hAnsi="Calibri" w:cs="Calibri"/>
+                              <w:sz w:val="14"/>
+                              <w:szCs w:val="14"/>
+                            </w:rPr>
+                            <w:t>',' ','</w:t>
+                          </w:r>
+                          <w:proofErr w:type="spellStart"/>
+                          <w:r>
+                            <w:rPr>
+                              <w:rFonts w:ascii="Calibri" w:eastAsia="Times New Roman" w:hAnsi="Calibri" w:cs="Calibri"/>
+                              <w:sz w:val="14"/>
+                              <w:szCs w:val="14"/>
+                            </w:rPr>
+                            <w:t>s','e','t</w:t>
+                          </w:r>
+                          <w:proofErr w:type="spellEnd"/>
+                          <w:r>
+                            <w:rPr>
+                              <w:rFonts w:ascii="Calibri" w:eastAsia="Times New Roman" w:hAnsi="Calibri" w:cs="Calibri"/>
+                              <w:sz w:val="14"/>
+                              <w:szCs w:val="14"/>
+                            </w:rPr>
+                            <w:t>',' ','\'','</w:t>
+                          </w:r>
+                          <w:proofErr w:type="spellStart"/>
+                          <w:r>
+                            <w:rPr>
+                              <w:rFonts w:ascii="Calibri" w:eastAsia="Times New Roman" w:hAnsi="Calibri" w:cs="Calibri"/>
+                              <w:sz w:val="14"/>
+                              <w:szCs w:val="14"/>
+                            </w:rPr>
+                            <w:t>K</w:t>
+                          </w:r>
+                          <w:r>
+                            <w:rPr>
+                              <w:rFonts w:ascii="Calibri" w:eastAsia="Times New Roman" w:hAnsi="Calibri" w:cs="Calibri"/>
+                              <w:sz w:val="14"/>
+                              <w:szCs w:val="14"/>
+                            </w:rPr>
+                            <w:t>','</w:t>
+                          </w:r>
+                          <w:r>
+                            <w:rPr>
+                              <w:rFonts w:ascii="Calibri" w:eastAsia="Times New Roman" w:hAnsi="Calibri" w:cs="Calibri"/>
+                              <w:sz w:val="14"/>
+                              <w:szCs w:val="14"/>
+                            </w:rPr>
+                            <w:t>e</w:t>
+                          </w:r>
+                          <w:r>
+                            <w:rPr>
+                              <w:rFonts w:ascii="Calibri" w:eastAsia="Times New Roman" w:hAnsi="Calibri" w:cs="Calibri"/>
+                              <w:sz w:val="14"/>
+                              <w:szCs w:val="14"/>
+                            </w:rPr>
+                            <w:t>','n</w:t>
+                          </w:r>
+                          <w:proofErr w:type="spellEnd"/>
+                          <w:r>
+                            <w:rPr>
+                              <w:rFonts w:ascii="Calibri" w:eastAsia="Times New Roman" w:hAnsi="Calibri" w:cs="Calibri"/>
+                              <w:sz w:val="14"/>
+                              <w:szCs w:val="14"/>
+                            </w:rPr>
+                            <w:t>','\''</w:t>
+                          </w:r>
+                          <w:r>
+                            <w:rPr>
+                              <w:rFonts w:ascii="Calibri" w:eastAsia="Times New Roman" w:hAnsi="Calibri" w:cs="Calibri"/>
+                              <w:b/>
+                              <w:bCs/>
+                              <w:sz w:val="14"/>
+                              <w:szCs w:val="14"/>
+                            </w:rPr>
+                            <w:t>]</w:t>
+                          </w:r>
+                        </w:p>
+                      </w:txbxContent>
+                    </v:textbox>
+                  </v:shape>
+                </v:group>
+                <v:group id="Grupo 5" o:spid="_x0000_s1037" style="position:absolute;left:25294;top:1781;width:10988;height:7837" coordorigin="-568,-98" coordsize="13795,10357" o:gfxdata="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">
+                  <v:roundrect id="Rectángulo: esquinas redondeadas 1" o:spid="_x0000_s1038" style="position:absolute;top:453;width:13227;height:7478;visibility:visible;mso-wrap-style:square;v-text-anchor:middle" arcsize="10923f" o:gfxdata="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" fillcolor="#fdfdc0" strokecolor="#c00000" strokeweight="1.5pt">
+                    <v:stroke joinstyle="miter"/>
+                  </v:roundrect>
+                  <v:line id="Conector recto 2" o:spid="_x0000_s1039" style="position:absolute;visibility:visible;mso-wrap-style:square" from="0,2115" to="13227,2115" o:connectortype="straight" o:gfxdata="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" strokecolor="#c00000" strokeweight="1.5pt">
+                    <v:stroke joinstyle="miter"/>
+                  </v:line>
+                  <v:shape id="Cuadro de texto 3" o:spid="_x0000_s1040" type="#_x0000_t202" style="position:absolute;left:2586;top:-98;width:9506;height:3187;visibility:visible;mso-wrap-style:square;v-text-anchor:top" o:gfxdata="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" filled="f" stroked="f" strokeweight=".5pt">
+                    <v:textbox>
+                      <w:txbxContent>
+                        <w:p>
+                          <w:pPr>
+                            <w:rPr>
+                              <w:rFonts w:ascii="Calibri" w:eastAsia="Times New Roman" w:hAnsi="Calibri" w:cs="Calibri"/>
+                              <w:b/>
+                              <w:bCs/>
+                              <w:sz w:val="16"/>
+                              <w:szCs w:val="16"/>
+                              <w:lang w:val="es-MX"/>
+                            </w:rPr>
+                          </w:pPr>
+                          <w:r>
+                            <w:rPr>
+                              <w:rFonts w:ascii="Calibri" w:eastAsia="Times New Roman" w:hAnsi="Calibri" w:cs="Calibri"/>
+                              <w:b/>
+                              <w:bCs/>
+                              <w:sz w:val="16"/>
+                              <w:szCs w:val="16"/>
+                              <w:lang w:val="es-MX"/>
+                            </w:rPr>
+                            <w:t>agrupación</w:t>
+                          </w:r>
+                        </w:p>
+                      </w:txbxContent>
+                    </v:textbox>
+                  </v:shape>
+                  <v:shape id="Cuadro de texto 3" o:spid="_x0000_s1041" type="#_x0000_t202" style="position:absolute;left:-568;top:1705;width:13502;height:8554;visibility:visible;mso-wrap-style:square;v-text-anchor:top" o:gfxdata="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" filled="f" stroked="f" strokeweight=".5pt">
+                    <v:textbox>
+                      <w:txbxContent>
+                        <w:p>
+                          <w:pPr>
+                            <w:jc w:val="both"/>
+                            <w:rPr>
+                              <w:rFonts w:ascii="Calibri" w:eastAsia="Times New Roman" w:hAnsi="Calibri" w:cs="Calibri"/>
+                              <w:sz w:val="14"/>
+                              <w:szCs w:val="14"/>
+                            </w:rPr>
+                          </w:pPr>
+                          <w:r>
+                            <w:rPr>
+                              <w:rFonts w:ascii="Calibri" w:eastAsia="Times New Roman" w:hAnsi="Calibri" w:cs="Calibri"/>
+                              <w:b/>
+                              <w:bCs/>
+                              <w:sz w:val="14"/>
+                              <w:szCs w:val="14"/>
+                            </w:rPr>
+                            <w:t>[</w:t>
+                          </w:r>
+                          <w:r>
+                            <w:rPr>
+                              <w:rFonts w:ascii="Calibri" w:eastAsia="Times New Roman" w:hAnsi="Calibri" w:cs="Calibri"/>
+                              <w:sz w:val="14"/>
+                              <w:szCs w:val="14"/>
+                            </w:rPr>
+                            <w:t>"data", " ", "nombre", " ", "set", " ", "'Juan'"</w:t>
+                          </w:r>
+                          <w:r>
+                            <w:rPr>
+                              <w:rFonts w:ascii="Calibri" w:eastAsia="Times New Roman" w:hAnsi="Calibri" w:cs="Calibri"/>
+                              <w:b/>
+                              <w:bCs/>
+                              <w:sz w:val="14"/>
+                              <w:szCs w:val="14"/>
+                            </w:rPr>
+                            <w:t>]</w:t>
+                          </w:r>
+                        </w:p>
+                        <w:p>
+                          <w:pPr>
+                            <w:spacing w:line="240" w:lineRule="auto"/>
+                            <w:jc w:val="both"/>
+                            <w:rPr>
+                              <w:rFonts w:ascii="Calibri" w:eastAsia="Times New Roman" w:hAnsi="Calibri" w:cs="Calibri"/>
+                              <w:sz w:val="16"/>
+                              <w:szCs w:val="16"/>
+                            </w:rPr>
+                          </w:pPr>
+                        </w:p>
+                      </w:txbxContent>
+                    </v:textbox>
+                  </v:shape>
+                </v:group>
+                <v:group id="Grupo 5" o:spid="_x0000_s1042" style="position:absolute;left:38119;top:1900;width:11089;height:7290" coordorigin="-214,-38" coordsize="13957,9519" o:gfxdata="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">
+                  <v:roundrect id="Rectángulo: esquinas redondeadas 1" o:spid="_x0000_s1043" style="position:absolute;top:453;width:13227;height:7478;visibility:visible;mso-wrap-style:square;v-text-anchor:middle" arcsize="10923f" o:gfxdata="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" fillcolor="#fdfdc0" strokecolor="#c00000" strokeweight="1.5pt">
+                    <v:stroke joinstyle="miter"/>
+                  </v:roundrect>
+                  <v:line id="Conector recto 2" o:spid="_x0000_s1044" style="position:absolute;visibility:visible;mso-wrap-style:square" from="0,2115" to="13227,2115" o:connectortype="straight" o:gfxdata="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" strokecolor="#c00000" strokeweight="1.5pt">
+                    <v:stroke joinstyle="miter"/>
+                  </v:line>
+                  <v:shape id="Cuadro de texto 3" o:spid="_x0000_s1045" type="#_x0000_t202" style="position:absolute;left:2623;top:-38;width:9547;height:2578;visibility:visible;mso-wrap-style:square;v-text-anchor:top" o:gfxdata="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" filled="f" stroked="f" strokeweight=".5pt">
+                    <v:textbox>
+                      <w:txbxContent>
+                        <w:p>
+                          <w:pPr>
+                            <w:rPr>
+                              <w:rFonts w:ascii="Calibri" w:eastAsia="Times New Roman" w:hAnsi="Calibri" w:cs="Calibri"/>
+                              <w:b/>
+                              <w:bCs/>
+                              <w:sz w:val="18"/>
+                              <w:szCs w:val="18"/>
+                              <w:lang w:val="es-MX"/>
+                            </w:rPr>
+                          </w:pPr>
+                          <w:r>
+                            <w:rPr>
+                              <w:rFonts w:ascii="Calibri" w:eastAsia="Times New Roman" w:hAnsi="Calibri" w:cs="Calibri"/>
+                              <w:b/>
+                              <w:bCs/>
+                              <w:sz w:val="16"/>
+                              <w:szCs w:val="16"/>
+                              <w:lang w:val="es-MX"/>
+                            </w:rPr>
+                            <w:t>clasificación</w:t>
+                          </w:r>
+                          <w:r>
+                            <w:rPr>
+                              <w:rFonts w:ascii="Calibri" w:eastAsia="Times New Roman" w:hAnsi="Calibri" w:cs="Calibri"/>
+                              <w:b/>
+                              <w:bCs/>
+                              <w:sz w:val="18"/>
+                              <w:szCs w:val="18"/>
+                              <w:lang w:val="es-MX"/>
+                            </w:rPr>
+                            <w:t xml:space="preserve"> </w:t>
+                          </w:r>
+                        </w:p>
+                      </w:txbxContent>
+                    </v:textbox>
+                  </v:shape>
+                  <v:shape id="Cuadro de texto 3" o:spid="_x0000_s1046" type="#_x0000_t202" style="position:absolute;left:-214;top:1995;width:13956;height:7485;visibility:visible;mso-wrap-style:square;v-text-anchor:top" o:gfxdata="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" filled="f" stroked="f" strokeweight=".5pt">
+                    <v:textbox>
+                      <w:txbxContent>
+                        <w:p>
+                          <w:pPr>
+                            <w:spacing w:line="240" w:lineRule="auto"/>
+                            <w:rPr>
+                              <w:rFonts w:ascii="Calibri" w:eastAsia="Times New Roman" w:hAnsi="Calibri" w:cs="Calibri"/>
+                              <w:sz w:val="12"/>
+                              <w:szCs w:val="12"/>
+                              <w:lang w:val="en-US"/>
+                            </w:rPr>
+                          </w:pPr>
+                          <w:r>
+                            <w:rPr>
+                              <w:rFonts w:ascii="Calibri" w:eastAsia="Times New Roman" w:hAnsi="Calibri" w:cs="Calibri"/>
+                              <w:b/>
+                              <w:bCs/>
+                              <w:sz w:val="12"/>
+                              <w:szCs w:val="12"/>
+                              <w:lang w:val="en-US"/>
+                            </w:rPr>
+                            <w:t>[</w:t>
+                          </w:r>
+                          <w:r>
+                            <w:rPr>
+                              <w:rFonts w:ascii="Calibri" w:eastAsia="Times New Roman" w:hAnsi="Calibri" w:cs="Calibri"/>
+                              <w:sz w:val="12"/>
+                              <w:szCs w:val="12"/>
+                              <w:lang w:val="en-US"/>
+                            </w:rPr>
+                            <w:t>KEYWORD,</w:t>
+                          </w:r>
+                          <w:r>
+                            <w:rPr>
+                              <w:rFonts w:ascii="Calibri" w:eastAsia="Times New Roman" w:hAnsi="Calibri" w:cs="Calibri"/>
+                              <w:sz w:val="12"/>
+                              <w:szCs w:val="12"/>
+                              <w:lang w:val="en-US"/>
+                            </w:rPr>
+                            <w:t xml:space="preserve"> </w:t>
+                          </w:r>
+                          <w:r>
+                            <w:rPr>
+                              <w:rFonts w:ascii="Calibri" w:eastAsia="Times New Roman" w:hAnsi="Calibri" w:cs="Calibri"/>
+                              <w:sz w:val="12"/>
+                              <w:szCs w:val="12"/>
+                              <w:lang w:val="en-US"/>
+                            </w:rPr>
+                            <w:t>WHITESPACE, IDENTIFIER, WHITESPACE, OPERATOR, WHITESPACE, STRING</w:t>
+                          </w:r>
+                          <w:r>
+                            <w:rPr>
+                              <w:rFonts w:ascii="Calibri" w:eastAsia="Times New Roman" w:hAnsi="Calibri" w:cs="Calibri"/>
+                              <w:b/>
+                              <w:bCs/>
+                              <w:sz w:val="12"/>
+                              <w:szCs w:val="12"/>
+                              <w:lang w:val="en-US"/>
+                            </w:rPr>
+                            <w:t>]</w:t>
+                          </w:r>
+                        </w:p>
+                      </w:txbxContent>
+                    </v:textbox>
+                  </v:shape>
+                </v:group>
+                <v:group id="Grupo 5" o:spid="_x0000_s1047" style="position:absolute;left:51301;width:15900;height:11430" coordorigin=",82" coordsize="15908,10708" o:gfxdata="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">
+                  <v:roundrect id="Rectángulo: esquinas redondeadas 1" o:spid="_x0000_s1048" style="position:absolute;top:453;width:13227;height:9363;visibility:visible;mso-wrap-style:square;v-text-anchor:middle" arcsize="10923f" o:gfxdata="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" fillcolor="#fdfdc0" strokecolor="#c00000" strokeweight="1.5pt">
+                    <v:stroke joinstyle="miter"/>
+                  </v:roundrect>
+                  <v:line id="Conector recto 2" o:spid="_x0000_s1049" style="position:absolute;visibility:visible;mso-wrap-style:square" from="0,2115" to="13227,2115" o:connectortype="straight" o:gfxdata="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" strokecolor="#c00000" strokeweight="1.5pt">
+                    <v:stroke joinstyle="miter"/>
+                  </v:line>
+                  <v:shape id="Cuadro de texto 3" o:spid="_x0000_s1050" type="#_x0000_t202" style="position:absolute;left:4111;top:82;width:6224;height:2579;visibility:visible;mso-wrap-style:square;v-text-anchor:top" o:gfxdata="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" filled="f" stroked="f" strokeweight=".5pt">
+                    <v:textbox>
+                      <w:txbxContent>
+                        <w:p>
+                          <w:pPr>
+                            <w:rPr>
+                              <w:rFonts w:ascii="Calibri" w:eastAsia="Times New Roman" w:hAnsi="Calibri" w:cs="Calibri"/>
+                              <w:b/>
+                              <w:bCs/>
+                              <w:sz w:val="16"/>
+                              <w:szCs w:val="16"/>
+                              <w:lang w:val="es-MX"/>
+                            </w:rPr>
+                          </w:pPr>
+                          <w:r>
+                            <w:rPr>
+                              <w:rFonts w:ascii="Calibri" w:eastAsia="Times New Roman" w:hAnsi="Calibri" w:cs="Calibri"/>
+                              <w:b/>
+                              <w:bCs/>
+                              <w:sz w:val="16"/>
+                              <w:szCs w:val="16"/>
+                              <w:lang w:val="es-MX"/>
+                            </w:rPr>
+                            <w:t>tokens</w:t>
+                          </w:r>
+                          <w:r>
+                            <w:rPr>
+                              <w:rFonts w:ascii="Calibri" w:eastAsia="Times New Roman" w:hAnsi="Calibri" w:cs="Calibri"/>
+                              <w:b/>
+                              <w:bCs/>
+                              <w:sz w:val="16"/>
+                              <w:szCs w:val="16"/>
+                              <w:lang w:val="es-MX"/>
+                            </w:rPr>
+                            <w:t xml:space="preserve"> </w:t>
+                          </w:r>
+                        </w:p>
+                      </w:txbxContent>
+                    </v:textbox>
+                  </v:shape>
+                  <v:shape id="Cuadro de texto 3" o:spid="_x0000_s1051" type="#_x0000_t202" style="position:absolute;left:418;top:2256;width:15490;height:8535;visibility:visible;mso-wrap-style:square;v-text-anchor:top" o:gfxdata="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" filled="f" stroked="f" strokeweight=".5pt">
+                    <v:textbox>
+                      <w:txbxContent>
+                        <w:p>
+                          <w:pPr>
+                            <w:spacing w:line="240" w:lineRule="auto"/>
+                            <w:jc w:val="both"/>
+                            <w:rPr>
+                              <w:rFonts w:ascii="Calibri" w:eastAsia="Times New Roman" w:hAnsi="Calibri" w:cs="Calibri"/>
+                              <w:sz w:val="12"/>
+                              <w:szCs w:val="12"/>
+                              <w:lang w:val="en-US"/>
+                            </w:rPr>
+                          </w:pPr>
+                          <w:r>
+                            <w:rPr>
+                              <w:rFonts w:ascii="Calibri" w:eastAsia="Times New Roman" w:hAnsi="Calibri" w:cs="Calibri"/>
+                              <w:sz w:val="12"/>
+                              <w:szCs w:val="12"/>
+                              <w:lang w:val="en-US"/>
+                            </w:rPr>
+                            <w:t>[</w:t>
+                          </w:r>
+                          <w:r>
+                            <w:rPr>
+                              <w:rFonts w:ascii="Calibri" w:eastAsia="Times New Roman" w:hAnsi="Calibri" w:cs="Calibri"/>
+                              <w:sz w:val="12"/>
+                              <w:szCs w:val="12"/>
+                              <w:lang w:val="en-US"/>
+                            </w:rPr>
+                            <w:t xml:space="preserve"> </w:t>
+                          </w:r>
+                          <w:r>
+                            <w:rPr>
+                              <w:rFonts w:ascii="Calibri" w:eastAsia="Times New Roman" w:hAnsi="Calibri" w:cs="Calibri"/>
+                              <w:b/>
+                              <w:bCs/>
+                              <w:sz w:val="12"/>
+                              <w:szCs w:val="12"/>
+                              <w:lang w:val="en-US"/>
+                            </w:rPr>
+                            <w:t>Token</w:t>
+                          </w:r>
+                          <w:r>
+                            <w:rPr>
+                              <w:rFonts w:ascii="Calibri" w:eastAsia="Times New Roman" w:hAnsi="Calibri" w:cs="Calibri"/>
+                              <w:sz w:val="12"/>
+                              <w:szCs w:val="12"/>
+                              <w:lang w:val="en-US"/>
+                            </w:rPr>
+                            <w:t xml:space="preserve"> (</w:t>
+                          </w:r>
+                          <w:r>
+                            <w:rPr>
+                              <w:rFonts w:ascii="Calibri" w:eastAsia="Times New Roman" w:hAnsi="Calibri" w:cs="Calibri"/>
+                              <w:sz w:val="12"/>
+                              <w:szCs w:val="12"/>
+                              <w:lang w:val="en-US"/>
+                            </w:rPr>
+                            <w:t>KEYWORD, "data", 1, 1),</w:t>
+                          </w:r>
+                        </w:p>
+                        <w:p>
+                          <w:pPr>
+                            <w:spacing w:line="240" w:lineRule="auto"/>
+                            <w:jc w:val="both"/>
+                            <w:rPr>
+                              <w:rFonts w:ascii="Calibri" w:eastAsia="Times New Roman" w:hAnsi="Calibri" w:cs="Calibri"/>
+                              <w:sz w:val="12"/>
+                              <w:szCs w:val="12"/>
+                              <w:lang w:val="en-US"/>
+                            </w:rPr>
+                          </w:pPr>
+                          <w:r>
+                            <w:rPr>
+                              <w:rFonts w:ascii="Calibri" w:eastAsia="Times New Roman" w:hAnsi="Calibri" w:cs="Calibri"/>
+                              <w:b/>
+                              <w:bCs/>
+                              <w:sz w:val="12"/>
+                              <w:szCs w:val="12"/>
+                              <w:lang w:val="en-US"/>
+                            </w:rPr>
+                            <w:t>Token</w:t>
+                          </w:r>
+                          <w:r>
+                            <w:rPr>
+                              <w:rFonts w:ascii="Calibri" w:eastAsia="Times New Roman" w:hAnsi="Calibri" w:cs="Calibri"/>
+                              <w:sz w:val="12"/>
+                              <w:szCs w:val="12"/>
+                              <w:lang w:val="en-US"/>
+                            </w:rPr>
+                            <w:t xml:space="preserve"> (</w:t>
+                          </w:r>
+                          <w:r>
+                            <w:rPr>
+                              <w:rFonts w:ascii="Calibri" w:eastAsia="Times New Roman" w:hAnsi="Calibri" w:cs="Calibri"/>
+                              <w:sz w:val="12"/>
+                              <w:szCs w:val="12"/>
+                              <w:lang w:val="en-US"/>
+                            </w:rPr>
+                            <w:t>IDENTIFIER, "</w:t>
+                          </w:r>
+                          <w:proofErr w:type="spellStart"/>
+                          <w:r>
+                            <w:rPr>
+                              <w:rFonts w:ascii="Calibri" w:eastAsia="Times New Roman" w:hAnsi="Calibri" w:cs="Calibri"/>
+                              <w:sz w:val="12"/>
+                              <w:szCs w:val="12"/>
+                              <w:lang w:val="en-US"/>
+                            </w:rPr>
+                            <w:t>nombre</w:t>
+                          </w:r>
+                          <w:proofErr w:type="spellEnd"/>
+                          <w:r>
+                            <w:rPr>
+                              <w:rFonts w:ascii="Calibri" w:eastAsia="Times New Roman" w:hAnsi="Calibri" w:cs="Calibri"/>
+                              <w:sz w:val="12"/>
+                              <w:szCs w:val="12"/>
+                              <w:lang w:val="en-US"/>
+                            </w:rPr>
+                            <w:t xml:space="preserve">", 1, 6), </w:t>
+                          </w:r>
+                        </w:p>
+                        <w:p>
+                          <w:pPr>
+                            <w:spacing w:line="240" w:lineRule="auto"/>
+                            <w:jc w:val="both"/>
+                            <w:rPr>
+                              <w:rFonts w:ascii="Calibri" w:eastAsia="Times New Roman" w:hAnsi="Calibri" w:cs="Calibri"/>
+                              <w:sz w:val="12"/>
+                              <w:szCs w:val="12"/>
+                              <w:lang w:val="en-US"/>
+                            </w:rPr>
+                          </w:pPr>
+                          <w:r>
+                            <w:rPr>
+                              <w:rFonts w:ascii="Calibri" w:eastAsia="Times New Roman" w:hAnsi="Calibri" w:cs="Calibri"/>
+                              <w:b/>
+                              <w:bCs/>
+                              <w:sz w:val="12"/>
+                              <w:szCs w:val="12"/>
+                              <w:lang w:val="en-US"/>
+                            </w:rPr>
+                            <w:t>Token</w:t>
+                          </w:r>
+                          <w:r>
+                            <w:rPr>
+                              <w:rFonts w:ascii="Calibri" w:eastAsia="Times New Roman" w:hAnsi="Calibri" w:cs="Calibri"/>
+                              <w:sz w:val="12"/>
+                              <w:szCs w:val="12"/>
+                              <w:lang w:val="en-US"/>
+                            </w:rPr>
+                            <w:t xml:space="preserve"> (</w:t>
+                          </w:r>
+                          <w:r>
+                            <w:rPr>
+                              <w:rFonts w:ascii="Calibri" w:eastAsia="Times New Roman" w:hAnsi="Calibri" w:cs="Calibri"/>
+                              <w:sz w:val="12"/>
+                              <w:szCs w:val="12"/>
+                              <w:lang w:val="en-US"/>
+                            </w:rPr>
+                            <w:t>OPERATOR, "set", 1, 12),</w:t>
+                          </w:r>
+                        </w:p>
+                        <w:p>
+                          <w:pPr>
+                            <w:spacing w:line="240" w:lineRule="auto"/>
+                            <w:jc w:val="both"/>
+                            <w:rPr>
+                              <w:rFonts w:ascii="Calibri" w:eastAsia="Times New Roman" w:hAnsi="Calibri" w:cs="Calibri"/>
+                              <w:sz w:val="12"/>
+                              <w:szCs w:val="12"/>
+                              <w:lang w:val="en-US"/>
+                            </w:rPr>
+                          </w:pPr>
+                          <w:r>
+                            <w:rPr>
+                              <w:rFonts w:ascii="Calibri" w:eastAsia="Times New Roman" w:hAnsi="Calibri" w:cs="Calibri"/>
+                              <w:b/>
+                              <w:bCs/>
+                              <w:sz w:val="12"/>
+                              <w:szCs w:val="12"/>
+                              <w:lang w:val="en-US"/>
+                            </w:rPr>
+                            <w:t>Token</w:t>
+                          </w:r>
+                          <w:r>
+                            <w:rPr>
+                              <w:rFonts w:ascii="Calibri" w:eastAsia="Times New Roman" w:hAnsi="Calibri" w:cs="Calibri"/>
+                              <w:sz w:val="12"/>
+                              <w:szCs w:val="12"/>
+                              <w:lang w:val="en-US"/>
+                            </w:rPr>
+                            <w:t xml:space="preserve"> (</w:t>
+                          </w:r>
+                          <w:r>
+                            <w:rPr>
+                              <w:rFonts w:ascii="Calibri" w:eastAsia="Times New Roman" w:hAnsi="Calibri" w:cs="Calibri"/>
+                              <w:sz w:val="12"/>
+                              <w:szCs w:val="12"/>
+                              <w:lang w:val="en-US"/>
+                            </w:rPr>
+                            <w:t>STRING, "Juan", 1, 16</w:t>
+                          </w:r>
+                          <w:r>
+                            <w:rPr>
+                              <w:rFonts w:ascii="Calibri" w:eastAsia="Times New Roman" w:hAnsi="Calibri" w:cs="Calibri"/>
+                              <w:sz w:val="12"/>
+                              <w:szCs w:val="12"/>
+                              <w:lang w:val="en-US"/>
+                            </w:rPr>
+                            <w:t>)</w:t>
+                          </w:r>
+                          <w:r>
+                            <w:rPr>
+                              <w:rFonts w:ascii="Calibri" w:eastAsia="Times New Roman" w:hAnsi="Calibri" w:cs="Calibri"/>
+                              <w:sz w:val="12"/>
+                              <w:szCs w:val="12"/>
+                              <w:lang w:val="en-US"/>
+                            </w:rPr>
+                            <w:t>]</w:t>
+                          </w:r>
+                        </w:p>
+                        <w:p>
+                          <w:pPr>
+                            <w:spacing w:line="240" w:lineRule="auto"/>
+                            <w:jc w:val="both"/>
+                            <w:rPr>
+                              <w:rFonts w:ascii="Calibri" w:eastAsia="Times New Roman" w:hAnsi="Calibri" w:cs="Calibri"/>
+                              <w:sz w:val="16"/>
+                              <w:szCs w:val="16"/>
+                              <w:lang w:val="en-US"/>
+                            </w:rPr>
+                          </w:pPr>
+                        </w:p>
+                      </w:txbxContent>
+                    </v:textbox>
+                  </v:shape>
+                </v:group>
+                <w10:wrap anchorx="margin"/>
+              </v:group>
+            </w:pict>
+          </mc:Fallback>
+        </mc:AlternateContent>
+      </w:r>
+    </w:p>
+    <w:p>
+      <w:pPr>
+        <w:pStyle w:val="Prrafodelista"/>
+        <w:ind w:left="0"/>
+        <w:rPr>
+          <w:rFonts w:ascii="Times New Roman" w:eastAsia="Times New Roman" w:hAnsi="Times New Roman" w:cs="Times New Roman"/>
+          <w:b/>
+          <w:bCs/>
+        </w:rPr>
+      </w:pPr>
+    </w:p>
+    <w:p>
+      <w:pPr>
+        <w:pStyle w:val="Prrafodelista"/>
+        <w:ind w:left="0"/>
+        <w:rPr>
+          <w:rFonts w:ascii="Times New Roman" w:eastAsia="Times New Roman" w:hAnsi="Times New Roman" w:cs="Times New Roman"/>
+          <w:b/>
+          <w:bCs/>
+        </w:rPr>
+      </w:pPr>
+    </w:p>
+    <w:p>
+      <w:pPr>
+        <w:pStyle w:val="Prrafodelista"/>
+        <w:ind w:left="0"/>
+        <w:rPr>
+          <w:rFonts w:ascii="Times New Roman" w:eastAsia="Times New Roman" w:hAnsi="Times New Roman" w:cs="Times New Roman"/>
+          <w:b/>
+          <w:bCs/>
+        </w:rPr>
+      </w:pPr>
+      <w:r>
+        <w:rPr>
+          <w:rFonts w:ascii="Times New Roman" w:eastAsia="Times New Roman" w:hAnsi="Times New Roman" w:cs="Times New Roman"/>
+          <w:b/>
+          <w:bCs/>
+          <w:noProof/>
+        </w:rPr>
+        <mc:AlternateContent>
+          <mc:Choice Requires="wps">
+            <w:drawing>
+              <wp:anchor distT="0" distB="0" distL="114300" distR="114300" simplePos="0" relativeHeight="251677696" behindDoc="0" locked="0" layoutInCell="1" allowOverlap="1" wp14:anchorId="76514470" wp14:editId="7202D4C1">
+                <wp:simplePos x="0" y="0"/>
+                <wp:positionH relativeFrom="column">
+                  <wp:posOffset>4493895</wp:posOffset>
+                </wp:positionH>
+                <wp:positionV relativeFrom="paragraph">
+                  <wp:posOffset>147320</wp:posOffset>
+                </wp:positionV>
+                <wp:extent cx="237744" cy="0"/>
+                <wp:effectExtent l="0" t="76200" r="10160" b="114300"/>
+                <wp:wrapNone/>
+                <wp:docPr id="392398601" name="Conector recto de flecha 7"/>
+                <wp:cNvGraphicFramePr/>
+                <a:graphic xmlns:a="http://schemas.openxmlformats.org/drawingml/2006/main">
+                  <a:graphicData uri="http://schemas.microsoft.com/office/word/2010/wordprocessingShape">
+                    <wps:wsp>
+                      <wps:cNvCnPr/>
+                      <wps:spPr>
+                        <a:xfrm>
+                          <a:off x="0" y="0"/>
+                          <a:ext cx="237744" cy="0"/>
+                        </a:xfrm>
+                        <a:prstGeom prst="straightConnector1">
+                          <a:avLst/>
+                        </a:prstGeom>
+                        <a:ln>
+                          <a:solidFill>
+                            <a:srgbClr val="C00000"/>
+                          </a:solidFill>
+                          <a:headEnd type="none" w="med" len="med"/>
+                          <a:tailEnd type="arrow" w="med" len="med"/>
+                        </a:ln>
+                      </wps:spPr>
+                      <wps:style>
+                        <a:lnRef idx="1">
+                          <a:schemeClr val="dk1"/>
+                        </a:lnRef>
+                        <a:fillRef idx="0">
+                          <a:schemeClr val="dk1"/>
+                        </a:fillRef>
+                        <a:effectRef idx="0">
+                          <a:schemeClr val="dk1"/>
+                        </a:effectRef>
+                        <a:fontRef idx="minor">
+                          <a:schemeClr val="tx1"/>
+                        </a:fontRef>
+                      </wps:style>
+                      <wps:bodyPr/>
+                    </wps:wsp>
+                  </a:graphicData>
+                </a:graphic>
+                <wp14:sizeRelH relativeFrom="margin">
+                  <wp14:pctWidth>0</wp14:pctWidth>
+                </wp14:sizeRelH>
+                <wp14:sizeRelV relativeFrom="margin">
+                  <wp14:pctHeight>0</wp14:pctHeight>
+                </wp14:sizeRelV>
+              </wp:anchor>
+            </w:drawing>
+          </mc:Choice>
+          <mc:Fallback>
+            <w:pict>
+              <v:shapetype w14:anchorId="43B3717B" id="_x0000_t32" coordsize="21600,21600" o:spt="32" o:oned="t" path="m,l21600,21600e" filled="f">
+                <v:path arrowok="t" fillok="f" o:connecttype="none"/>
+                <o:lock v:ext="edit" shapetype="t"/>
+              </v:shapetype>
+              <v:shape id="Conector recto de flecha 7" o:spid="_x0000_s1026" type="#_x0000_t32" style="position:absolute;margin-left:353.85pt;margin-top:11.6pt;width:18.7pt;height:0;z-index:251677696;visibility:visible;mso-wrap-style:square;mso-width-percent:0;mso-height-percent:0;mso-wrap-distance-left:9pt;mso-wrap-distance-top:0;mso-wrap-distance-right:9pt;mso-wrap-distance-bottom:0;mso-position-horizontal:absolute;mso-position-horizontal-relative:text;mso-position-vertical:absolute;mso-position-vertical-relative:text;mso-width-percent:0;mso-height-percent:0;mso-width-relative:margin;mso-height-relative:margin" o:gfxdata="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" strokecolor="#c00000" strokeweight="1pt">
+                <v:stroke endarrow="open" joinstyle="miter"/>
+              </v:shape>
+            </w:pict>
+          </mc:Fallback>
+        </mc:AlternateContent>
+      </w:r>
+      <w:r>
+        <w:rPr>
+          <w:rFonts w:ascii="Times New Roman" w:eastAsia="Times New Roman" w:hAnsi="Times New Roman" w:cs="Times New Roman"/>
+          <w:b/>
+          <w:bCs/>
+          <w:noProof/>
+        </w:rPr>
+        <mc:AlternateContent>
+          <mc:Choice Requires="wps">
+            <w:drawing>
+              <wp:anchor distT="0" distB="0" distL="114300" distR="114300" simplePos="0" relativeHeight="251675648" behindDoc="0" locked="0" layoutInCell="1" allowOverlap="1" wp14:anchorId="0D84810C" wp14:editId="31E64EA5">
+                <wp:simplePos x="0" y="0"/>
+                <wp:positionH relativeFrom="column">
+                  <wp:posOffset>3241920</wp:posOffset>
+                </wp:positionH>
+                <wp:positionV relativeFrom="paragraph">
+                  <wp:posOffset>147141</wp:posOffset>
+                </wp:positionV>
+                <wp:extent cx="192024" cy="0"/>
+                <wp:effectExtent l="0" t="76200" r="17780" b="114300"/>
+                <wp:wrapNone/>
+                <wp:docPr id="1848793371" name="Conector recto de flecha 7"/>
+                <wp:cNvGraphicFramePr/>
+                <a:graphic xmlns:a="http://schemas.openxmlformats.org/drawingml/2006/main">
+                  <a:graphicData uri="http://schemas.microsoft.com/office/word/2010/wordprocessingShape">
+                    <wps:wsp>
+                      <wps:cNvCnPr/>
+                      <wps:spPr>
+                        <a:xfrm flipV="1">
+                          <a:off x="0" y="0"/>
+                          <a:ext cx="192024" cy="0"/>
+                        </a:xfrm>
+                        <a:prstGeom prst="straightConnector1">
+                          <a:avLst/>
+                        </a:prstGeom>
+                        <a:ln>
+                          <a:solidFill>
+                            <a:srgbClr val="C00000"/>
+                          </a:solidFill>
+                          <a:headEnd type="none" w="med" len="med"/>
+                          <a:tailEnd type="arrow" w="med" len="med"/>
+                        </a:ln>
+                      </wps:spPr>
+                      <wps:style>
+                        <a:lnRef idx="1">
+                          <a:schemeClr val="dk1"/>
+                        </a:lnRef>
+                        <a:fillRef idx="0">
+                          <a:schemeClr val="dk1"/>
+                        </a:fillRef>
+                        <a:effectRef idx="0">
+                          <a:schemeClr val="dk1"/>
+                        </a:effectRef>
+                        <a:fontRef idx="minor">
+                          <a:schemeClr val="tx1"/>
+                        </a:fontRef>
+                      </wps:style>
+                      <wps:bodyPr/>
+                    </wps:wsp>
+                  </a:graphicData>
+                </a:graphic>
+                <wp14:sizeRelH relativeFrom="margin">
+                  <wp14:pctWidth>0</wp14:pctWidth>
+                </wp14:sizeRelH>
+                <wp14:sizeRelV relativeFrom="margin">
+                  <wp14:pctHeight>0</wp14:pctHeight>
+                </wp14:sizeRelV>
+              </wp:anchor>
+            </w:drawing>
+          </mc:Choice>
+          <mc:Fallback>
+            <w:pict>
+              <v:shape w14:anchorId="27881B78" id="Conector recto de flecha 7" o:spid="_x0000_s1026" type="#_x0000_t32" style="position:absolute;margin-left:255.25pt;margin-top:11.6pt;width:15.1pt;height:0;flip:y;z-index:251675648;visibility:visible;mso-wrap-style:square;mso-width-percent:0;mso-height-percent:0;mso-wrap-distance-left:9pt;mso-wrap-distance-top:0;mso-wrap-distance-right:9pt;mso-wrap-distance-bottom:0;mso-position-horizontal:absolute;mso-position-horizontal-relative:text;mso-position-vertical:absolute;mso-position-vertical-relative:text;mso-width-percent:0;mso-height-percent:0;mso-width-relative:margin;mso-height-relative:margin" o:gfxdata="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" strokecolor="#c00000" strokeweight="1pt">
+                <v:stroke endarrow="open" joinstyle="miter"/>
+              </v:shape>
+            </w:pict>
+          </mc:Fallback>
+        </mc:AlternateContent>
+      </w:r>
+      <w:r>
+        <w:rPr>
+          <w:rFonts w:ascii="Times New Roman" w:eastAsia="Times New Roman" w:hAnsi="Times New Roman" w:cs="Times New Roman"/>
+          <w:b/>
+          <w:bCs/>
+          <w:noProof/>
+        </w:rPr>
+        <mc:AlternateContent>
+          <mc:Choice Requires="wps">
+            <w:drawing>
+              <wp:anchor distT="0" distB="0" distL="114300" distR="114300" simplePos="0" relativeHeight="251673600" behindDoc="0" locked="0" layoutInCell="1" allowOverlap="1" wp14:anchorId="3A3C43A3" wp14:editId="7E2E6EE4">
+                <wp:simplePos x="0" y="0"/>
+                <wp:positionH relativeFrom="column">
+                  <wp:posOffset>1941830</wp:posOffset>
+                </wp:positionH>
+                <wp:positionV relativeFrom="paragraph">
+                  <wp:posOffset>140970</wp:posOffset>
+                </wp:positionV>
+                <wp:extent cx="237744" cy="0"/>
+                <wp:effectExtent l="0" t="76200" r="10160" b="114300"/>
+                <wp:wrapNone/>
+                <wp:docPr id="1338015557" name="Conector recto de flecha 7"/>
+                <wp:cNvGraphicFramePr/>
+                <a:graphic xmlns:a="http://schemas.openxmlformats.org/drawingml/2006/main">
+                  <a:graphicData uri="http://schemas.microsoft.com/office/word/2010/wordprocessingShape">
+                    <wps:wsp>
+                      <wps:cNvCnPr/>
+                      <wps:spPr>
+                        <a:xfrm flipV="1">
+                          <a:off x="0" y="0"/>
+                          <a:ext cx="237744" cy="0"/>
+                        </a:xfrm>
+                        <a:prstGeom prst="straightConnector1">
+                          <a:avLst/>
+                        </a:prstGeom>
+                        <a:ln>
+                          <a:solidFill>
+                            <a:srgbClr val="C00000"/>
+                          </a:solidFill>
+                          <a:headEnd type="none" w="med" len="med"/>
+                          <a:tailEnd type="arrow" w="med" len="med"/>
+                        </a:ln>
+                      </wps:spPr>
+                      <wps:style>
+                        <a:lnRef idx="1">
+                          <a:schemeClr val="dk1"/>
+                        </a:lnRef>
+                        <a:fillRef idx="0">
+                          <a:schemeClr val="dk1"/>
+                        </a:fillRef>
+                        <a:effectRef idx="0">
+                          <a:schemeClr val="dk1"/>
+                        </a:effectRef>
+                        <a:fontRef idx="minor">
+                          <a:schemeClr val="tx1"/>
+                        </a:fontRef>
+                      </wps:style>
+                      <wps:bodyPr/>
+                    </wps:wsp>
+                  </a:graphicData>
+                </a:graphic>
+                <wp14:sizeRelH relativeFrom="margin">
+                  <wp14:pctWidth>0</wp14:pctWidth>
+                </wp14:sizeRelH>
+                <wp14:sizeRelV relativeFrom="margin">
+                  <wp14:pctHeight>0</wp14:pctHeight>
+                </wp14:sizeRelV>
+              </wp:anchor>
+            </w:drawing>
+          </mc:Choice>
+          <mc:Fallback>
+            <w:pict>
+              <v:shape w14:anchorId="7420FD90" id="Conector recto de flecha 7" o:spid="_x0000_s1026" type="#_x0000_t32" style="position:absolute;margin-left:152.9pt;margin-top:11.1pt;width:18.7pt;height:0;flip:y;z-index:251673600;visibility:visible;mso-wrap-style:square;mso-width-percent:0;mso-height-percent:0;mso-wrap-distance-left:9pt;mso-wrap-distance-top:0;mso-wrap-distance-right:9pt;mso-wrap-distance-bottom:0;mso-position-horizontal:absolute;mso-position-horizontal-relative:text;mso-position-vertical:absolute;mso-position-vertical-relative:text;mso-width-percent:0;mso-height-percent:0;mso-width-relative:margin;mso-height-relative:margin" o:gfxdata="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" strokecolor="#c00000" strokeweight="1pt">
+                <v:stroke endarrow="open" joinstyle="miter"/>
+              </v:shape>
+            </w:pict>
+          </mc:Fallback>
+        </mc:AlternateContent>
+      </w:r>
+      <w:r>
+        <w:rPr>
+          <w:rFonts w:ascii="Times New Roman" w:eastAsia="Times New Roman" w:hAnsi="Times New Roman" w:cs="Times New Roman"/>
+          <w:b/>
+          <w:bCs/>
+          <w:noProof/>
+        </w:rPr>
+        <mc:AlternateContent>
+          <mc:Choice Requires="wps">
+            <w:drawing>
+              <wp:anchor distT="0" distB="0" distL="114300" distR="114300" simplePos="0" relativeHeight="251671552" behindDoc="0" locked="0" layoutInCell="1" allowOverlap="1" wp14:anchorId="7CBF1653" wp14:editId="6027E4CD">
+                <wp:simplePos x="0" y="0"/>
+                <wp:positionH relativeFrom="column">
+                  <wp:posOffset>656590</wp:posOffset>
+                </wp:positionH>
+                <wp:positionV relativeFrom="paragraph">
+                  <wp:posOffset>146050</wp:posOffset>
+                </wp:positionV>
+                <wp:extent cx="222250" cy="0"/>
+                <wp:effectExtent l="0" t="76200" r="25400" b="114300"/>
+                <wp:wrapNone/>
+                <wp:docPr id="81957720" name="Conector recto de flecha 7"/>
+                <wp:cNvGraphicFramePr/>
+                <a:graphic xmlns:a="http://schemas.openxmlformats.org/drawingml/2006/main">
+                  <a:graphicData uri="http://schemas.microsoft.com/office/word/2010/wordprocessingShape">
+                    <wps:wsp>
+                      <wps:cNvCnPr/>
+                      <wps:spPr>
+                        <a:xfrm flipV="1">
+                          <a:off x="0" y="0"/>
+                          <a:ext cx="222250" cy="0"/>
+                        </a:xfrm>
+                        <a:prstGeom prst="straightConnector1">
+                          <a:avLst/>
+                        </a:prstGeom>
+                        <a:ln>
+                          <a:solidFill>
+                            <a:srgbClr val="C00000"/>
+                          </a:solidFill>
+                          <a:headEnd type="none" w="med" len="med"/>
+                          <a:tailEnd type="arrow" w="med" len="med"/>
+                        </a:ln>
+                      </wps:spPr>
+                      <wps:style>
+                        <a:lnRef idx="1">
+                          <a:schemeClr val="dk1"/>
+                        </a:lnRef>
+                        <a:fillRef idx="0">
+                          <a:schemeClr val="dk1"/>
+                        </a:fillRef>
+                        <a:effectRef idx="0">
+                          <a:schemeClr val="dk1"/>
+                        </a:effectRef>
+                        <a:fontRef idx="minor">
+                          <a:schemeClr val="tx1"/>
+                        </a:fontRef>
+                      </wps:style>
+                      <wps:bodyPr/>
+                    </wps:wsp>
+                  </a:graphicData>
+                </a:graphic>
+                <wp14:sizeRelH relativeFrom="margin">
+                  <wp14:pctWidth>0</wp14:pctWidth>
+                </wp14:sizeRelH>
+                <wp14:sizeRelV relativeFrom="margin">
+                  <wp14:pctHeight>0</wp14:pctHeight>
+                </wp14:sizeRelV>
+              </wp:anchor>
+            </w:drawing>
+          </mc:Choice>
+          <mc:Fallback>
+            <w:pict>
+              <v:shape w14:anchorId="0CD01930" id="Conector recto de flecha 7" o:spid="_x0000_s1026" type="#_x0000_t32" style="position:absolute;margin-left:51.7pt;margin-top:11.5pt;width:17.5pt;height:0;flip:y;z-index:251671552;visibility:visible;mso-wrap-style:square;mso-width-percent:0;mso-height-percent:0;mso-wrap-distance-left:9pt;mso-wrap-distance-top:0;mso-wrap-distance-right:9pt;mso-wrap-distance-bottom:0;mso-position-horizontal:absolute;mso-position-horizontal-relative:text;mso-position-vertical:absolute;mso-position-vertical-relative:text;mso-width-percent:0;mso-height-percent:0;mso-width-relative:margin;mso-height-relative:margin" o:gfxdata="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" strokecolor="#c00000" strokeweight="1pt">
+                <v:stroke endarrow="open" joinstyle="miter"/>
+              </v:shape>
+            </w:pict>
+          </mc:Fallback>
+        </mc:AlternateContent>
+      </w:r>
+    </w:p>
+    <w:p>
+      <w:pPr>
+        <w:pStyle w:val="Prrafodelista"/>
+        <w:ind w:left="0"/>
+        <w:rPr>
+          <w:rFonts w:ascii="Times New Roman" w:eastAsia="Times New Roman" w:hAnsi="Times New Roman" w:cs="Times New Roman"/>
+          <w:b/>
+          <w:bCs/>
+        </w:rPr>
+      </w:pPr>
+      <w:r>
+        <w:rPr>
+          <w:rFonts w:ascii="Times New Roman" w:eastAsia="Times New Roman" w:hAnsi="Times New Roman" w:cs="Times New Roman"/>
+          <w:b/>
+          <w:bCs/>
+        </w:rPr>
+        <w:t xml:space="preserve"> </w:t>
+      </w:r>
+    </w:p>
+    <w:p>
+      <w:pPr>
+        <w:pStyle w:val="Prrafodelista"/>
+        <w:ind w:left="0"/>
+        <w:rPr>
+          <w:rFonts w:ascii="Times New Roman" w:eastAsia="Times New Roman" w:hAnsi="Times New Roman" w:cs="Times New Roman"/>
+        </w:rPr>
+      </w:pPr>
     </w:p>
     <w:sectPr>
       <w:pgSz w:w="12240" w:h="15840"/>
@@ -505,8 +3213,124 @@
       </w:rPr>
     </w:lvl>
   </w:abstractNum>
+  <w:abstractNum w:abstractNumId="1" w15:restartNumberingAfterBreak="0">
+    <w:nsid w:val="42F91347"/>
+    <w:multiLevelType w:val="hybridMultilevel"/>
+    <w:tmpl w:val="57C6AB5A"/>
+    <w:lvl w:ilvl="0" w:tplc="540A0001">
+      <w:start w:val="1"/>
+      <w:numFmt w:val="bullet"/>
+      <w:lvlText w:val=""/>
+      <w:lvlJc w:val="left"/>
+      <w:pPr>
+        <w:ind w:left="720" w:hanging="360"/>
+      </w:pPr>
+      <w:rPr>
+        <w:rFonts w:ascii="Symbol" w:hAnsi="Symbol" w:hint="default"/>
+      </w:rPr>
+    </w:lvl>
+    <w:lvl w:ilvl="1" w:tplc="540A0003" w:tentative="1">
+      <w:start w:val="1"/>
+      <w:numFmt w:val="bullet"/>
+      <w:lvlText w:val="o"/>
+      <w:lvlJc w:val="left"/>
+      <w:pPr>
+        <w:ind w:left="1440" w:hanging="360"/>
+      </w:pPr>
+      <w:rPr>
+        <w:rFonts w:ascii="Courier New" w:hAnsi="Courier New" w:cs="Courier New" w:hint="default"/>
+      </w:rPr>
+    </w:lvl>
+    <w:lvl w:ilvl="2" w:tplc="540A0005" w:tentative="1">
+      <w:start w:val="1"/>
+      <w:numFmt w:val="bullet"/>
+      <w:lvlText w:val=""/>
+      <w:lvlJc w:val="left"/>
+      <w:pPr>
+        <w:ind w:left="2160" w:hanging="360"/>
+      </w:pPr>
+      <w:rPr>
+        <w:rFonts w:ascii="Wingdings" w:hAnsi="Wingdings" w:hint="default"/>
+      </w:rPr>
+    </w:lvl>
+    <w:lvl w:ilvl="3" w:tplc="540A0001" w:tentative="1">
+      <w:start w:val="1"/>
+      <w:numFmt w:val="bullet"/>
+      <w:lvlText w:val=""/>
+      <w:lvlJc w:val="left"/>
+      <w:pPr>
+        <w:ind w:left="2880" w:hanging="360"/>
+      </w:pPr>
+      <w:rPr>
+        <w:rFonts w:ascii="Symbol" w:hAnsi="Symbol" w:hint="default"/>
+      </w:rPr>
+    </w:lvl>
+    <w:lvl w:ilvl="4" w:tplc="540A0003" w:tentative="1">
+      <w:start w:val="1"/>
+      <w:numFmt w:val="bullet"/>
+      <w:lvlText w:val="o"/>
+      <w:lvlJc w:val="left"/>
+      <w:pPr>
+        <w:ind w:left="3600" w:hanging="360"/>
+      </w:pPr>
+      <w:rPr>
+        <w:rFonts w:ascii="Courier New" w:hAnsi="Courier New" w:cs="Courier New" w:hint="default"/>
+      </w:rPr>
+    </w:lvl>
+    <w:lvl w:ilvl="5" w:tplc="540A0005" w:tentative="1">
+      <w:start w:val="1"/>
+      <w:numFmt w:val="bullet"/>
+      <w:lvlText w:val=""/>
+      <w:lvlJc w:val="left"/>
+      <w:pPr>
+        <w:ind w:left="4320" w:hanging="360"/>
+      </w:pPr>
+      <w:rPr>
+        <w:rFonts w:ascii="Wingdings" w:hAnsi="Wingdings" w:hint="default"/>
+      </w:rPr>
+    </w:lvl>
+    <w:lvl w:ilvl="6" w:tplc="540A0001" w:tentative="1">
+      <w:start w:val="1"/>
+      <w:numFmt w:val="bullet"/>
+      <w:lvlText w:val=""/>
+      <w:lvlJc w:val="left"/>
+      <w:pPr>
+        <w:ind w:left="5040" w:hanging="360"/>
+      </w:pPr>
+      <w:rPr>
+        <w:rFonts w:ascii="Symbol" w:hAnsi="Symbol" w:hint="default"/>
+      </w:rPr>
+    </w:lvl>
+    <w:lvl w:ilvl="7" w:tplc="540A0003" w:tentative="1">
+      <w:start w:val="1"/>
+      <w:numFmt w:val="bullet"/>
+      <w:lvlText w:val="o"/>
+      <w:lvlJc w:val="left"/>
+      <w:pPr>
+        <w:ind w:left="5760" w:hanging="360"/>
+      </w:pPr>
+      <w:rPr>
+        <w:rFonts w:ascii="Courier New" w:hAnsi="Courier New" w:cs="Courier New" w:hint="default"/>
+      </w:rPr>
+    </w:lvl>
+    <w:lvl w:ilvl="8" w:tplc="540A0005" w:tentative="1">
+      <w:start w:val="1"/>
+      <w:numFmt w:val="bullet"/>
+      <w:lvlText w:val=""/>
+      <w:lvlJc w:val="left"/>
+      <w:pPr>
+        <w:ind w:left="6480" w:hanging="360"/>
+      </w:pPr>
+      <w:rPr>
+        <w:rFonts w:ascii="Wingdings" w:hAnsi="Wingdings" w:hint="default"/>
+      </w:rPr>
+    </w:lvl>
+  </w:abstractNum>
   <w:num w:numId="1" w16cid:durableId="2072849751">
     <w:abstractNumId w:val="0"/>
+  </w:num>
+  <w:num w:numId="2" w16cid:durableId="871771764">
+    <w:abstractNumId w:val="1"/>
   </w:num>
 </w:numbering>
 </file>

--- a/docs/HOOP.docx
+++ b/docs/HOOP.docx
@@ -221,7 +221,6 @@
         </w:rPr>
         <w:t xml:space="preserve"> </w:t>
       </w:r>
-      <w:proofErr w:type="spellStart"/>
       <w:r>
         <w:rPr>
           <w:rFonts w:ascii="Times New Roman" w:eastAsia="Times New Roman" w:hAnsi="Times New Roman" w:cs="Times New Roman"/>
@@ -231,14 +230,12 @@
         </w:rPr>
         <w:t>mold</w:t>
       </w:r>
-      <w:proofErr w:type="spellEnd"/>
       <w:r>
         <w:rPr>
           <w:rFonts w:ascii="Times New Roman" w:eastAsia="Times New Roman" w:hAnsi="Times New Roman" w:cs="Times New Roman"/>
         </w:rPr>
         <w:t xml:space="preserve"> para clases, </w:t>
       </w:r>
-      <w:proofErr w:type="spellStart"/>
       <w:r>
         <w:rPr>
           <w:rFonts w:ascii="Times New Roman" w:eastAsia="Times New Roman" w:hAnsi="Times New Roman" w:cs="Times New Roman"/>
@@ -248,14 +245,12 @@
         </w:rPr>
         <w:t>action</w:t>
       </w:r>
-      <w:proofErr w:type="spellEnd"/>
       <w:r>
         <w:rPr>
           <w:rFonts w:ascii="Times New Roman" w:eastAsia="Times New Roman" w:hAnsi="Times New Roman" w:cs="Times New Roman"/>
         </w:rPr>
         <w:t xml:space="preserve"> para métodos, créate para instanciación, y </w:t>
       </w:r>
-      <w:proofErr w:type="spellStart"/>
       <w:r>
         <w:rPr>
           <w:rFonts w:ascii="Times New Roman" w:eastAsia="Times New Roman" w:hAnsi="Times New Roman" w:cs="Times New Roman"/>
@@ -265,7 +260,6 @@
         </w:rPr>
         <w:t>self</w:t>
       </w:r>
-      <w:proofErr w:type="spellEnd"/>
       <w:r>
         <w:rPr>
           <w:rFonts w:ascii="Times New Roman" w:eastAsia="Times New Roman" w:hAnsi="Times New Roman" w:cs="Times New Roman"/>
@@ -419,6 +413,7 @@
         <w:ind w:left="0"/>
         <w:rPr>
           <w:rFonts w:ascii="Times New Roman" w:eastAsia="Times New Roman" w:hAnsi="Times New Roman" w:cs="Times New Roman"/>
+          <w:lang w:val="en-US"/>
         </w:rPr>
       </w:pPr>
       <w:r>
@@ -499,66 +494,22 @@
         <w:rPr>
           <w:rFonts w:ascii="Times New Roman" w:eastAsia="Times New Roman" w:hAnsi="Times New Roman" w:cs="Times New Roman"/>
         </w:rPr>
-        <w:t xml:space="preserve"> genera los tokens según corresponda con una estructura: TOKEN (&lt;</w:t>
-      </w:r>
-      <w:proofErr w:type="spellStart"/>
-      <w:r>
-        <w:rPr>
-          <w:rFonts w:ascii="Times New Roman" w:eastAsia="Times New Roman" w:hAnsi="Times New Roman" w:cs="Times New Roman"/>
-        </w:rPr>
-        <w:t>TokenType</w:t>
-      </w:r>
-      <w:proofErr w:type="spellEnd"/>
-      <w:r>
-        <w:rPr>
-          <w:rFonts w:ascii="Times New Roman" w:eastAsia="Times New Roman" w:hAnsi="Times New Roman" w:cs="Times New Roman"/>
-        </w:rPr>
-        <w:t>&gt;, &lt;</w:t>
-      </w:r>
-      <w:proofErr w:type="spellStart"/>
-      <w:r>
-        <w:rPr>
-          <w:rFonts w:ascii="Times New Roman" w:eastAsia="Times New Roman" w:hAnsi="Times New Roman" w:cs="Times New Roman"/>
-        </w:rPr>
-        <w:t>TokenContent</w:t>
-      </w:r>
-      <w:proofErr w:type="spellEnd"/>
-      <w:r>
-        <w:rPr>
-          <w:rFonts w:ascii="Times New Roman" w:eastAsia="Times New Roman" w:hAnsi="Times New Roman" w:cs="Times New Roman"/>
-        </w:rPr>
-        <w:t>&gt;, &lt;</w:t>
-      </w:r>
-      <w:proofErr w:type="spellStart"/>
-      <w:r>
-        <w:rPr>
-          <w:rFonts w:ascii="Times New Roman" w:eastAsia="Times New Roman" w:hAnsi="Times New Roman" w:cs="Times New Roman"/>
-        </w:rPr>
-        <w:t>TokenColumn</w:t>
-      </w:r>
-      <w:proofErr w:type="spellEnd"/>
-      <w:r>
-        <w:rPr>
-          <w:rFonts w:ascii="Times New Roman" w:eastAsia="Times New Roman" w:hAnsi="Times New Roman" w:cs="Times New Roman"/>
-        </w:rPr>
-        <w:t>&gt;, &lt;Token</w:t>
+        <w:t xml:space="preserve"> genera los tokens según corresponda con una estructura: TOKEN (&lt;TokenType&gt;, &lt;</w:t>
+      </w:r>
+      <w:r>
+        <w:rPr>
+          <w:rFonts w:ascii="Times New Roman" w:eastAsia="Times New Roman" w:hAnsi="Times New Roman" w:cs="Times New Roman"/>
+        </w:rPr>
+        <w:t>TokenContent&gt;, &lt;TokenColumn&gt;, &lt;Token</w:t>
       </w:r>
       <w:r>
         <w:t xml:space="preserve"> </w:t>
       </w:r>
-      <w:proofErr w:type="spellStart"/>
-      <w:r>
-        <w:rPr>
-          <w:rFonts w:ascii="Times New Roman" w:eastAsia="Times New Roman" w:hAnsi="Times New Roman" w:cs="Times New Roman"/>
-        </w:rPr>
-        <w:t>Row</w:t>
-      </w:r>
-      <w:proofErr w:type="spellEnd"/>
-      <w:r>
-        <w:rPr>
-          <w:rFonts w:ascii="Times New Roman" w:eastAsia="Times New Roman" w:hAnsi="Times New Roman" w:cs="Times New Roman"/>
-        </w:rPr>
-        <w:t>&gt;)</w:t>
+      <w:r>
+        <w:rPr>
+          <w:rFonts w:ascii="Times New Roman" w:eastAsia="Times New Roman" w:hAnsi="Times New Roman" w:cs="Times New Roman"/>
+        </w:rPr>
+        <w:t>Row&gt;)</w:t>
       </w:r>
     </w:p>
     <w:p>
@@ -592,15 +543,15 @@
         <mc:AlternateContent>
           <mc:Choice Requires="wpg">
             <w:drawing>
-              <wp:anchor distT="0" distB="0" distL="114300" distR="114300" simplePos="0" relativeHeight="251670528" behindDoc="0" locked="0" layoutInCell="1" allowOverlap="1" wp14:anchorId="1E3CF7FF" wp14:editId="5C1D58E9">
+              <wp:anchor distT="0" distB="0" distL="114300" distR="114300" simplePos="0" relativeHeight="251670528" behindDoc="0" locked="0" layoutInCell="1" allowOverlap="1" wp14:anchorId="1E3CF7FF" wp14:editId="7861C443">
                 <wp:simplePos x="0" y="0"/>
                 <wp:positionH relativeFrom="margin">
-                  <wp:posOffset>-396065</wp:posOffset>
+                  <wp:posOffset>-424309</wp:posOffset>
                 </wp:positionH>
                 <wp:positionV relativeFrom="paragraph">
-                  <wp:posOffset>250825</wp:posOffset>
+                  <wp:posOffset>245063</wp:posOffset>
                 </wp:positionV>
-                <wp:extent cx="6720144" cy="1143000"/>
+                <wp:extent cx="6746706" cy="1143000"/>
                 <wp:effectExtent l="0" t="0" r="0" b="0"/>
                 <wp:wrapNone/>
                 <wp:docPr id="621496463" name="Grupo 6"/>
@@ -612,9 +563,9 @@
                       <wpg:grpSpPr>
                         <a:xfrm>
                           <a:off x="0" y="0"/>
-                          <a:ext cx="6720144" cy="1143000"/>
-                          <a:chOff x="0" y="0"/>
-                          <a:chExt cx="6720144" cy="1143000"/>
+                          <a:ext cx="6746706" cy="1143000"/>
+                          <a:chOff x="-26562" y="0"/>
+                          <a:chExt cx="6746706" cy="1143000"/>
                         </a:xfrm>
                       </wpg:grpSpPr>
                       <wpg:grpSp>
@@ -622,10 +573,10 @@
                         <wpg:cNvGrpSpPr/>
                         <wpg:grpSpPr>
                           <a:xfrm>
-                            <a:off x="0" y="166254"/>
-                            <a:ext cx="1161535" cy="595280"/>
-                            <a:chOff x="0" y="8920"/>
-                            <a:chExt cx="1476952" cy="543665"/>
+                            <a:off x="-26562" y="166254"/>
+                            <a:ext cx="1147154" cy="595280"/>
+                            <a:chOff x="-33775" y="8920"/>
+                            <a:chExt cx="1458666" cy="543665"/>
                           </a:xfrm>
                         </wpg:grpSpPr>
                         <wps:wsp>
@@ -757,7 +708,7 @@
                           <wps:cNvSpPr txBox="1"/>
                           <wps:spPr>
                             <a:xfrm>
-                              <a:off x="18286" y="265455"/>
+                              <a:off x="-33775" y="265455"/>
                               <a:ext cx="1458666" cy="256939"/>
                             </a:xfrm>
                             <a:prstGeom prst="rect">
@@ -979,63 +930,8 @@
                                     <w:sz w:val="14"/>
                                     <w:szCs w:val="14"/>
                                   </w:rPr>
-                                  <w:t>'</w:t>
+                                  <w:t>'d','a','t','a',' ','n','o','m','b','r','e',' ','s','e','t',' ','\'','</w:t>
                                 </w:r>
-                                <w:proofErr w:type="spellStart"/>
-                                <w:r>
-                                  <w:rPr>
-                                    <w:rFonts w:ascii="Calibri" w:eastAsia="Times New Roman" w:hAnsi="Calibri" w:cs="Calibri"/>
-                                    <w:sz w:val="14"/>
-                                    <w:szCs w:val="14"/>
-                                  </w:rPr>
-                                  <w:t>d','a','t','a</w:t>
-                                </w:r>
-                                <w:proofErr w:type="spellEnd"/>
-                                <w:r>
-                                  <w:rPr>
-                                    <w:rFonts w:ascii="Calibri" w:eastAsia="Times New Roman" w:hAnsi="Calibri" w:cs="Calibri"/>
-                                    <w:sz w:val="14"/>
-                                    <w:szCs w:val="14"/>
-                                  </w:rPr>
-                                  <w:t>',' ','</w:t>
-                                </w:r>
-                                <w:proofErr w:type="spellStart"/>
-                                <w:r>
-                                  <w:rPr>
-                                    <w:rFonts w:ascii="Calibri" w:eastAsia="Times New Roman" w:hAnsi="Calibri" w:cs="Calibri"/>
-                                    <w:sz w:val="14"/>
-                                    <w:szCs w:val="14"/>
-                                  </w:rPr>
-                                  <w:t>n','o','m','b','r','e</w:t>
-                                </w:r>
-                                <w:proofErr w:type="spellEnd"/>
-                                <w:r>
-                                  <w:rPr>
-                                    <w:rFonts w:ascii="Calibri" w:eastAsia="Times New Roman" w:hAnsi="Calibri" w:cs="Calibri"/>
-                                    <w:sz w:val="14"/>
-                                    <w:szCs w:val="14"/>
-                                  </w:rPr>
-                                  <w:t>',' ','</w:t>
-                                </w:r>
-                                <w:proofErr w:type="spellStart"/>
-                                <w:r>
-                                  <w:rPr>
-                                    <w:rFonts w:ascii="Calibri" w:eastAsia="Times New Roman" w:hAnsi="Calibri" w:cs="Calibri"/>
-                                    <w:sz w:val="14"/>
-                                    <w:szCs w:val="14"/>
-                                  </w:rPr>
-                                  <w:t>s','e','t</w:t>
-                                </w:r>
-                                <w:proofErr w:type="spellEnd"/>
-                                <w:r>
-                                  <w:rPr>
-                                    <w:rFonts w:ascii="Calibri" w:eastAsia="Times New Roman" w:hAnsi="Calibri" w:cs="Calibri"/>
-                                    <w:sz w:val="14"/>
-                                    <w:szCs w:val="14"/>
-                                  </w:rPr>
-                                  <w:t>',' ','\'','</w:t>
-                                </w:r>
-                                <w:proofErr w:type="spellStart"/>
                                 <w:r>
                                   <w:rPr>
                                     <w:rFonts w:ascii="Calibri" w:eastAsia="Times New Roman" w:hAnsi="Calibri" w:cs="Calibri"/>
@@ -1066,16 +962,7 @@
                                     <w:sz w:val="14"/>
                                     <w:szCs w:val="14"/>
                                   </w:rPr>
-                                  <w:t>','n</w:t>
-                                </w:r>
-                                <w:proofErr w:type="spellEnd"/>
-                                <w:r>
-                                  <w:rPr>
-                                    <w:rFonts w:ascii="Calibri" w:eastAsia="Times New Roman" w:hAnsi="Calibri" w:cs="Calibri"/>
-                                    <w:sz w:val="14"/>
-                                    <w:szCs w:val="14"/>
-                                  </w:rPr>
-                                  <w:t>','\''</w:t>
+                                  <w:t>','n','\''</w:t>
                                 </w:r>
                                 <w:r>
                                   <w:rPr>
@@ -1278,7 +1165,23 @@
                                     <w:sz w:val="14"/>
                                     <w:szCs w:val="14"/>
                                   </w:rPr>
-                                  <w:t>"data", " ", "nombre", " ", "set", " ", "'Juan'"</w:t>
+                                  <w:t>"data", " ", "nombre", " ", "set", " ", "'</w:t>
+                                </w:r>
+                                <w:r>
+                                  <w:rPr>
+                                    <w:rFonts w:ascii="Calibri" w:eastAsia="Times New Roman" w:hAnsi="Calibri" w:cs="Calibri"/>
+                                    <w:sz w:val="14"/>
+                                    <w:szCs w:val="14"/>
+                                  </w:rPr>
+                                  <w:t>Ken</w:t>
+                                </w:r>
+                                <w:r>
+                                  <w:rPr>
+                                    <w:rFonts w:ascii="Calibri" w:eastAsia="Times New Roman" w:hAnsi="Calibri" w:cs="Calibri"/>
+                                    <w:sz w:val="14"/>
+                                    <w:szCs w:val="14"/>
+                                  </w:rPr>
+                                  <w:t>'"</w:t>
                                 </w:r>
                                 <w:r>
                                   <w:rPr>
@@ -1811,27 +1714,7 @@
                                     <w:szCs w:val="12"/>
                                     <w:lang w:val="en-US"/>
                                   </w:rPr>
-                                  <w:t>IDENTIFIER, "</w:t>
-                                </w:r>
-                                <w:proofErr w:type="spellStart"/>
-                                <w:r>
-                                  <w:rPr>
-                                    <w:rFonts w:ascii="Calibri" w:eastAsia="Times New Roman" w:hAnsi="Calibri" w:cs="Calibri"/>
-                                    <w:sz w:val="12"/>
-                                    <w:szCs w:val="12"/>
-                                    <w:lang w:val="en-US"/>
-                                  </w:rPr>
-                                  <w:t>nombre</w:t>
-                                </w:r>
-                                <w:proofErr w:type="spellEnd"/>
-                                <w:r>
-                                  <w:rPr>
-                                    <w:rFonts w:ascii="Calibri" w:eastAsia="Times New Roman" w:hAnsi="Calibri" w:cs="Calibri"/>
-                                    <w:sz w:val="12"/>
-                                    <w:szCs w:val="12"/>
-                                    <w:lang w:val="en-US"/>
-                                  </w:rPr>
-                                  <w:t xml:space="preserve">", 1, 6), </w:t>
+                                  <w:t xml:space="preserve">IDENTIFIER, "nombre", 1, 6), </w:t>
                                 </w:r>
                               </w:p>
                               <w:p>
@@ -1913,7 +1796,25 @@
                                     <w:szCs w:val="12"/>
                                     <w:lang w:val="en-US"/>
                                   </w:rPr>
-                                  <w:t>STRING, "Juan", 1, 16</w:t>
+                                  <w:t>STRING, "</w:t>
+                                </w:r>
+                                <w:r>
+                                  <w:rPr>
+                                    <w:rFonts w:ascii="Calibri" w:eastAsia="Times New Roman" w:hAnsi="Calibri" w:cs="Calibri"/>
+                                    <w:sz w:val="12"/>
+                                    <w:szCs w:val="12"/>
+                                    <w:lang w:val="en-US"/>
+                                  </w:rPr>
+                                  <w:t>Ken</w:t>
+                                </w:r>
+                                <w:r>
+                                  <w:rPr>
+                                    <w:rFonts w:ascii="Calibri" w:eastAsia="Times New Roman" w:hAnsi="Calibri" w:cs="Calibri"/>
+                                    <w:sz w:val="12"/>
+                                    <w:szCs w:val="12"/>
+                                    <w:lang w:val="en-US"/>
+                                  </w:rPr>
+                                  <w:t>", 1, 16</w:t>
                                 </w:r>
                                 <w:r>
                                   <w:rPr>
@@ -1959,13 +1860,16 @@
                     </wpg:wgp>
                   </a:graphicData>
                 </a:graphic>
+                <wp14:sizeRelH relativeFrom="margin">
+                  <wp14:pctWidth>0</wp14:pctWidth>
+                </wp14:sizeRelH>
               </wp:anchor>
             </w:drawing>
           </mc:Choice>
           <mc:Fallback>
             <w:pict>
-              <v:group w14:anchorId="1E3CF7FF" id="Grupo 6" o:spid="_x0000_s1026" style="position:absolute;margin-left:-31.2pt;margin-top:19.75pt;width:529.15pt;height:90pt;z-index:251670528;mso-position-horizontal-relative:margin" coordsize="67201,11430" o:gfxdata="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">
-                <v:group id="Grupo 5" o:spid="_x0000_s1027" style="position:absolute;top:1662;width:11615;height:5953" coordorigin=",89" coordsize="14769,5436" o:gfxdata="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">
+              <v:group w14:anchorId="1E3CF7FF" id="Grupo 6" o:spid="_x0000_s1026" style="position:absolute;margin-left:-33.4pt;margin-top:19.3pt;width:531.25pt;height:90pt;z-index:251670528;mso-position-horizontal-relative:margin;mso-width-relative:margin" coordorigin="-265" coordsize="67467,11430" o:gfxdata="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">
+                <v:group id="Grupo 5" o:spid="_x0000_s1027" style="position:absolute;left:-265;top:1662;width:11470;height:5953" coordorigin="-337,89" coordsize="14586,5436" o:gfxdata="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">
                   <v:roundrect id="Rectángulo: esquinas redondeadas 1" o:spid="_x0000_s1028" style="position:absolute;top:453;width:13225;height:5072;visibility:visible;mso-wrap-style:square;v-text-anchor:middle" arcsize="10923f" o:gfxdata="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" fillcolor="#fdfdc0" strokecolor="#c00000" strokeweight="1.5pt">
                     <v:stroke joinstyle="miter"/>
                   </v:roundrect>
@@ -2003,7 +1907,7 @@
                       </w:txbxContent>
                     </v:textbox>
                   </v:shape>
-                  <v:shape id="Cuadro de texto 3" o:spid="_x0000_s1031" type="#_x0000_t202" style="position:absolute;left:182;top:2654;width:14587;height:2569;visibility:visible;mso-wrap-style:square;v-text-anchor:top" o:gfxdata="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" filled="f" stroked="f" strokeweight=".5pt">
+                  <v:shape id="Cuadro de texto 3" o:spid="_x0000_s1031" type="#_x0000_t202" style="position:absolute;left:-337;top:2654;width:14585;height:2569;visibility:visible;mso-wrap-style:square;v-text-anchor:top" o:gfxdata="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" filled="f" stroked="f" strokeweight=".5pt">
                     <v:textbox>
                       <w:txbxContent>
                         <w:p>
@@ -2093,63 +1997,8 @@
                               <w:sz w:val="14"/>
                               <w:szCs w:val="14"/>
                             </w:rPr>
-                            <w:t>'</w:t>
+                            <w:t>'d','a','t','a',' ','n','o','m','b','r','e',' ','s','e','t',' ','\'','</w:t>
                           </w:r>
-                          <w:proofErr w:type="spellStart"/>
-                          <w:r>
-                            <w:rPr>
-                              <w:rFonts w:ascii="Calibri" w:eastAsia="Times New Roman" w:hAnsi="Calibri" w:cs="Calibri"/>
-                              <w:sz w:val="14"/>
-                              <w:szCs w:val="14"/>
-                            </w:rPr>
-                            <w:t>d','a','t','a</w:t>
-                          </w:r>
-                          <w:proofErr w:type="spellEnd"/>
-                          <w:r>
-                            <w:rPr>
-                              <w:rFonts w:ascii="Calibri" w:eastAsia="Times New Roman" w:hAnsi="Calibri" w:cs="Calibri"/>
-                              <w:sz w:val="14"/>
-                              <w:szCs w:val="14"/>
-                            </w:rPr>
-                            <w:t>',' ','</w:t>
-                          </w:r>
-                          <w:proofErr w:type="spellStart"/>
-                          <w:r>
-                            <w:rPr>
-                              <w:rFonts w:ascii="Calibri" w:eastAsia="Times New Roman" w:hAnsi="Calibri" w:cs="Calibri"/>
-                              <w:sz w:val="14"/>
-                              <w:szCs w:val="14"/>
-                            </w:rPr>
-                            <w:t>n','o','m','b','r','e</w:t>
-                          </w:r>
-                          <w:proofErr w:type="spellEnd"/>
-                          <w:r>
-                            <w:rPr>
-                              <w:rFonts w:ascii="Calibri" w:eastAsia="Times New Roman" w:hAnsi="Calibri" w:cs="Calibri"/>
-                              <w:sz w:val="14"/>
-                              <w:szCs w:val="14"/>
-                            </w:rPr>
-                            <w:t>',' ','</w:t>
-                          </w:r>
-                          <w:proofErr w:type="spellStart"/>
-                          <w:r>
-                            <w:rPr>
-                              <w:rFonts w:ascii="Calibri" w:eastAsia="Times New Roman" w:hAnsi="Calibri" w:cs="Calibri"/>
-                              <w:sz w:val="14"/>
-                              <w:szCs w:val="14"/>
-                            </w:rPr>
-                            <w:t>s','e','t</w:t>
-                          </w:r>
-                          <w:proofErr w:type="spellEnd"/>
-                          <w:r>
-                            <w:rPr>
-                              <w:rFonts w:ascii="Calibri" w:eastAsia="Times New Roman" w:hAnsi="Calibri" w:cs="Calibri"/>
-                              <w:sz w:val="14"/>
-                              <w:szCs w:val="14"/>
-                            </w:rPr>
-                            <w:t>',' ','\'','</w:t>
-                          </w:r>
-                          <w:proofErr w:type="spellStart"/>
                           <w:r>
                             <w:rPr>
                               <w:rFonts w:ascii="Calibri" w:eastAsia="Times New Roman" w:hAnsi="Calibri" w:cs="Calibri"/>
@@ -2180,16 +2029,7 @@
                               <w:sz w:val="14"/>
                               <w:szCs w:val="14"/>
                             </w:rPr>
-                            <w:t>','n</w:t>
-                          </w:r>
-                          <w:proofErr w:type="spellEnd"/>
-                          <w:r>
-                            <w:rPr>
-                              <w:rFonts w:ascii="Calibri" w:eastAsia="Times New Roman" w:hAnsi="Calibri" w:cs="Calibri"/>
-                              <w:sz w:val="14"/>
-                              <w:szCs w:val="14"/>
-                            </w:rPr>
-                            <w:t>','\''</w:t>
+                            <w:t>','n','\''</w:t>
                           </w:r>
                           <w:r>
                             <w:rPr>
@@ -2270,7 +2110,23 @@
                               <w:sz w:val="14"/>
                               <w:szCs w:val="14"/>
                             </w:rPr>
-                            <w:t>"data", " ", "nombre", " ", "set", " ", "'Juan'"</w:t>
+                            <w:t>"data", " ", "nombre", " ", "set", " ", "'</w:t>
+                          </w:r>
+                          <w:r>
+                            <w:rPr>
+                              <w:rFonts w:ascii="Calibri" w:eastAsia="Times New Roman" w:hAnsi="Calibri" w:cs="Calibri"/>
+                              <w:sz w:val="14"/>
+                              <w:szCs w:val="14"/>
+                            </w:rPr>
+                            <w:t>Ken</w:t>
+                          </w:r>
+                          <w:r>
+                            <w:rPr>
+                              <w:rFonts w:ascii="Calibri" w:eastAsia="Times New Roman" w:hAnsi="Calibri" w:cs="Calibri"/>
+                              <w:sz w:val="14"/>
+                              <w:szCs w:val="14"/>
+                            </w:rPr>
+                            <w:t>'"</w:t>
                           </w:r>
                           <w:r>
                             <w:rPr>
@@ -2559,27 +2415,7 @@
                               <w:szCs w:val="12"/>
                               <w:lang w:val="en-US"/>
                             </w:rPr>
-                            <w:t>IDENTIFIER, "</w:t>
-                          </w:r>
-                          <w:proofErr w:type="spellStart"/>
-                          <w:r>
-                            <w:rPr>
-                              <w:rFonts w:ascii="Calibri" w:eastAsia="Times New Roman" w:hAnsi="Calibri" w:cs="Calibri"/>
-                              <w:sz w:val="12"/>
-                              <w:szCs w:val="12"/>
-                              <w:lang w:val="en-US"/>
-                            </w:rPr>
-                            <w:t>nombre</w:t>
-                          </w:r>
-                          <w:proofErr w:type="spellEnd"/>
-                          <w:r>
-                            <w:rPr>
-                              <w:rFonts w:ascii="Calibri" w:eastAsia="Times New Roman" w:hAnsi="Calibri" w:cs="Calibri"/>
-                              <w:sz w:val="12"/>
-                              <w:szCs w:val="12"/>
-                              <w:lang w:val="en-US"/>
-                            </w:rPr>
-                            <w:t xml:space="preserve">", 1, 6), </w:t>
+                            <w:t xml:space="preserve">IDENTIFIER, "nombre", 1, 6), </w:t>
                           </w:r>
                         </w:p>
                         <w:p>
@@ -2661,7 +2497,25 @@
                               <w:szCs w:val="12"/>
                               <w:lang w:val="en-US"/>
                             </w:rPr>
-                            <w:t>STRING, "Juan", 1, 16</w:t>
+                            <w:t>STRING, "</w:t>
+                          </w:r>
+                          <w:r>
+                            <w:rPr>
+                              <w:rFonts w:ascii="Calibri" w:eastAsia="Times New Roman" w:hAnsi="Calibri" w:cs="Calibri"/>
+                              <w:sz w:val="12"/>
+                              <w:szCs w:val="12"/>
+                              <w:lang w:val="en-US"/>
+                            </w:rPr>
+                            <w:t>Ken</w:t>
+                          </w:r>
+                          <w:r>
+                            <w:rPr>
+                              <w:rFonts w:ascii="Calibri" w:eastAsia="Times New Roman" w:hAnsi="Calibri" w:cs="Calibri"/>
+                              <w:sz w:val="12"/>
+                              <w:szCs w:val="12"/>
+                              <w:lang w:val="en-US"/>
+                            </w:rPr>
+                            <w:t>", 1, 16</w:t>
                           </w:r>
                           <w:r>
                             <w:rPr>
@@ -2809,7 +2663,7 @@
           </mc:Choice>
           <mc:Fallback>
             <w:pict>
-              <v:shapetype w14:anchorId="43B3717B" id="_x0000_t32" coordsize="21600,21600" o:spt="32" o:oned="t" path="m,l21600,21600e" filled="f">
+              <v:shapetype w14:anchorId="22EDD88B" id="_x0000_t32" coordsize="21600,21600" o:spt="32" o:oned="t" path="m,l21600,21600e" filled="f">
                 <v:path arrowok="t" fillok="f" o:connecttype="none"/>
                 <o:lock v:ext="edit" shapetype="t"/>
               </v:shapetype>
@@ -2892,7 +2746,7 @@
           </mc:Choice>
           <mc:Fallback>
             <w:pict>
-              <v:shape w14:anchorId="27881B78" id="Conector recto de flecha 7" o:spid="_x0000_s1026" type="#_x0000_t32" style="position:absolute;margin-left:255.25pt;margin-top:11.6pt;width:15.1pt;height:0;flip:y;z-index:251675648;visibility:visible;mso-wrap-style:square;mso-width-percent:0;mso-height-percent:0;mso-wrap-distance-left:9pt;mso-wrap-distance-top:0;mso-wrap-distance-right:9pt;mso-wrap-distance-bottom:0;mso-position-horizontal:absolute;mso-position-horizontal-relative:text;mso-position-vertical:absolute;mso-position-vertical-relative:text;mso-width-percent:0;mso-height-percent:0;mso-width-relative:margin;mso-height-relative:margin" o:gfxdata="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" strokecolor="#c00000" strokeweight="1pt">
+              <v:shape w14:anchorId="102360F0" id="Conector recto de flecha 7" o:spid="_x0000_s1026" type="#_x0000_t32" style="position:absolute;margin-left:255.25pt;margin-top:11.6pt;width:15.1pt;height:0;flip:y;z-index:251675648;visibility:visible;mso-wrap-style:square;mso-width-percent:0;mso-height-percent:0;mso-wrap-distance-left:9pt;mso-wrap-distance-top:0;mso-wrap-distance-right:9pt;mso-wrap-distance-bottom:0;mso-position-horizontal:absolute;mso-position-horizontal-relative:text;mso-position-vertical:absolute;mso-position-vertical-relative:text;mso-width-percent:0;mso-height-percent:0;mso-width-relative:margin;mso-height-relative:margin" o:gfxdata="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" strokecolor="#c00000" strokeweight="1pt">
                 <v:stroke endarrow="open" joinstyle="miter"/>
               </v:shape>
             </w:pict>
@@ -2971,7 +2825,7 @@
           </mc:Choice>
           <mc:Fallback>
             <w:pict>
-              <v:shape w14:anchorId="7420FD90" id="Conector recto de flecha 7" o:spid="_x0000_s1026" type="#_x0000_t32" style="position:absolute;margin-left:152.9pt;margin-top:11.1pt;width:18.7pt;height:0;flip:y;z-index:251673600;visibility:visible;mso-wrap-style:square;mso-width-percent:0;mso-height-percent:0;mso-wrap-distance-left:9pt;mso-wrap-distance-top:0;mso-wrap-distance-right:9pt;mso-wrap-distance-bottom:0;mso-position-horizontal:absolute;mso-position-horizontal-relative:text;mso-position-vertical:absolute;mso-position-vertical-relative:text;mso-width-percent:0;mso-height-percent:0;mso-width-relative:margin;mso-height-relative:margin" o:gfxdata="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" strokecolor="#c00000" strokeweight="1pt">
+              <v:shape w14:anchorId="120AB5C3" id="Conector recto de flecha 7" o:spid="_x0000_s1026" type="#_x0000_t32" style="position:absolute;margin-left:152.9pt;margin-top:11.1pt;width:18.7pt;height:0;flip:y;z-index:251673600;visibility:visible;mso-wrap-style:square;mso-width-percent:0;mso-height-percent:0;mso-wrap-distance-left:9pt;mso-wrap-distance-top:0;mso-wrap-distance-right:9pt;mso-wrap-distance-bottom:0;mso-position-horizontal:absolute;mso-position-horizontal-relative:text;mso-position-vertical:absolute;mso-position-vertical-relative:text;mso-width-percent:0;mso-height-percent:0;mso-width-relative:margin;mso-height-relative:margin" o:gfxdata="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" strokecolor="#c00000" strokeweight="1pt">
                 <v:stroke endarrow="open" joinstyle="miter"/>
               </v:shape>
             </w:pict>
@@ -3050,7 +2904,7 @@
           </mc:Choice>
           <mc:Fallback>
             <w:pict>
-              <v:shape w14:anchorId="0CD01930" id="Conector recto de flecha 7" o:spid="_x0000_s1026" type="#_x0000_t32" style="position:absolute;margin-left:51.7pt;margin-top:11.5pt;width:17.5pt;height:0;flip:y;z-index:251671552;visibility:visible;mso-wrap-style:square;mso-width-percent:0;mso-height-percent:0;mso-wrap-distance-left:9pt;mso-wrap-distance-top:0;mso-wrap-distance-right:9pt;mso-wrap-distance-bottom:0;mso-position-horizontal:absolute;mso-position-horizontal-relative:text;mso-position-vertical:absolute;mso-position-vertical-relative:text;mso-width-percent:0;mso-height-percent:0;mso-width-relative:margin;mso-height-relative:margin" o:gfxdata="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" strokecolor="#c00000" strokeweight="1pt">
+              <v:shape w14:anchorId="1218F061" id="Conector recto de flecha 7" o:spid="_x0000_s1026" type="#_x0000_t32" style="position:absolute;margin-left:51.7pt;margin-top:11.5pt;width:17.5pt;height:0;flip:y;z-index:251671552;visibility:visible;mso-wrap-style:square;mso-width-percent:0;mso-height-percent:0;mso-wrap-distance-left:9pt;mso-wrap-distance-top:0;mso-wrap-distance-right:9pt;mso-wrap-distance-bottom:0;mso-position-horizontal:absolute;mso-position-horizontal-relative:text;mso-position-vertical:absolute;mso-position-vertical-relative:text;mso-width-percent:0;mso-height-percent:0;mso-width-relative:margin;mso-height-relative:margin" o:gfxdata="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" strokecolor="#c00000" strokeweight="1pt">
                 <v:stroke endarrow="open" joinstyle="miter"/>
               </v:shape>
             </w:pict>

--- a/docs/HOOP.docx
+++ b/docs/HOOP.docx
@@ -97,6 +97,14 @@
           <w:b/>
           <w:bCs/>
         </w:rPr>
+        <w:t xml:space="preserve">1.1 </w:t>
+      </w:r>
+      <w:r>
+        <w:rPr>
+          <w:rFonts w:ascii="Times New Roman" w:eastAsia="Times New Roman" w:hAnsi="Times New Roman" w:cs="Times New Roman"/>
+          <w:b/>
+          <w:bCs/>
+        </w:rPr>
         <w:t>Objetivo</w:t>
       </w:r>
       <w:r>
@@ -169,6 +177,14 @@
           <w:bCs/>
         </w:rPr>
       </w:pPr>
+      <w:r>
+        <w:rPr>
+          <w:rFonts w:ascii="Times New Roman" w:eastAsia="Times New Roman" w:hAnsi="Times New Roman" w:cs="Times New Roman"/>
+          <w:b/>
+          <w:bCs/>
+        </w:rPr>
+        <w:t xml:space="preserve">2.1 </w:t>
+      </w:r>
       <w:r>
         <w:rPr>
           <w:rFonts w:ascii="Times New Roman" w:eastAsia="Times New Roman" w:hAnsi="Times New Roman" w:cs="Times New Roman"/>
@@ -221,6 +237,7 @@
         </w:rPr>
         <w:t xml:space="preserve"> </w:t>
       </w:r>
+      <w:proofErr w:type="spellStart"/>
       <w:r>
         <w:rPr>
           <w:rFonts w:ascii="Times New Roman" w:eastAsia="Times New Roman" w:hAnsi="Times New Roman" w:cs="Times New Roman"/>
@@ -230,12 +247,14 @@
         </w:rPr>
         <w:t>mold</w:t>
       </w:r>
+      <w:proofErr w:type="spellEnd"/>
       <w:r>
         <w:rPr>
           <w:rFonts w:ascii="Times New Roman" w:eastAsia="Times New Roman" w:hAnsi="Times New Roman" w:cs="Times New Roman"/>
         </w:rPr>
         <w:t xml:space="preserve"> para clases, </w:t>
       </w:r>
+      <w:proofErr w:type="spellStart"/>
       <w:r>
         <w:rPr>
           <w:rFonts w:ascii="Times New Roman" w:eastAsia="Times New Roman" w:hAnsi="Times New Roman" w:cs="Times New Roman"/>
@@ -245,12 +264,43 @@
         </w:rPr>
         <w:t>action</w:t>
       </w:r>
+      <w:proofErr w:type="spellEnd"/>
       <w:r>
         <w:rPr>
           <w:rFonts w:ascii="Times New Roman" w:eastAsia="Times New Roman" w:hAnsi="Times New Roman" w:cs="Times New Roman"/>
         </w:rPr>
-        <w:t xml:space="preserve"> para métodos, créate para instanciación, y </w:t>
+        <w:t xml:space="preserve"> para métodos, </w:t>
       </w:r>
+      <w:proofErr w:type="spellStart"/>
+      <w:r>
+        <w:rPr>
+          <w:rFonts w:ascii="Times New Roman" w:eastAsia="Times New Roman" w:hAnsi="Times New Roman" w:cs="Times New Roman"/>
+          <w:highlight w:val="lightGray"/>
+        </w:rPr>
+        <w:t>cr</w:t>
+      </w:r>
+      <w:r>
+        <w:rPr>
+          <w:rFonts w:ascii="Times New Roman" w:eastAsia="Times New Roman" w:hAnsi="Times New Roman" w:cs="Times New Roman"/>
+          <w:highlight w:val="lightGray"/>
+        </w:rPr>
+        <w:t>e</w:t>
+      </w:r>
+      <w:r>
+        <w:rPr>
+          <w:rFonts w:ascii="Times New Roman" w:eastAsia="Times New Roman" w:hAnsi="Times New Roman" w:cs="Times New Roman"/>
+          <w:highlight w:val="lightGray"/>
+        </w:rPr>
+        <w:t>ate</w:t>
+      </w:r>
+      <w:proofErr w:type="spellEnd"/>
+      <w:r>
+        <w:rPr>
+          <w:rFonts w:ascii="Times New Roman" w:eastAsia="Times New Roman" w:hAnsi="Times New Roman" w:cs="Times New Roman"/>
+        </w:rPr>
+        <w:t xml:space="preserve"> para instanciación, y </w:t>
+      </w:r>
+      <w:proofErr w:type="spellStart"/>
       <w:r>
         <w:rPr>
           <w:rFonts w:ascii="Times New Roman" w:eastAsia="Times New Roman" w:hAnsi="Times New Roman" w:cs="Times New Roman"/>
@@ -260,6 +310,7 @@
         </w:rPr>
         <w:t>self</w:t>
       </w:r>
+      <w:proofErr w:type="spellEnd"/>
       <w:r>
         <w:rPr>
           <w:rFonts w:ascii="Times New Roman" w:eastAsia="Times New Roman" w:hAnsi="Times New Roman" w:cs="Times New Roman"/>
@@ -325,6 +376,5784 @@
     <w:p>
       <w:pPr>
         <w:pStyle w:val="Prrafodelista"/>
+        <w:ind w:left="0"/>
+        <w:rPr>
+          <w:rFonts w:ascii="Times New Roman" w:eastAsia="Times New Roman" w:hAnsi="Times New Roman" w:cs="Times New Roman"/>
+          <w:b/>
+          <w:bCs/>
+        </w:rPr>
+      </w:pPr>
+      <w:r>
+        <w:rPr>
+          <w:rFonts w:ascii="Times New Roman" w:eastAsia="Times New Roman" w:hAnsi="Times New Roman" w:cs="Times New Roman"/>
+          <w:b/>
+          <w:bCs/>
+        </w:rPr>
+        <w:t>2.</w:t>
+      </w:r>
+      <w:r>
+        <w:rPr>
+          <w:rFonts w:ascii="Times New Roman" w:eastAsia="Times New Roman" w:hAnsi="Times New Roman" w:cs="Times New Roman"/>
+          <w:b/>
+          <w:bCs/>
+        </w:rPr>
+        <w:t>2</w:t>
+      </w:r>
+      <w:r>
+        <w:rPr>
+          <w:rFonts w:ascii="Times New Roman" w:eastAsia="Times New Roman" w:hAnsi="Times New Roman" w:cs="Times New Roman"/>
+          <w:b/>
+          <w:bCs/>
+        </w:rPr>
+        <w:t xml:space="preserve"> Palabras reservadas</w:t>
+      </w:r>
+    </w:p>
+    <w:p>
+      <w:pPr>
+        <w:pStyle w:val="Prrafodelista"/>
+        <w:ind w:left="0"/>
+        <w:rPr>
+          <w:rFonts w:ascii="Times New Roman" w:eastAsia="Times New Roman" w:hAnsi="Times New Roman" w:cs="Times New Roman"/>
+          <w:b/>
+          <w:bCs/>
+        </w:rPr>
+      </w:pPr>
+      <w:r>
+        <w:rPr>
+          <w:rFonts w:ascii="Times New Roman" w:eastAsia="Times New Roman" w:hAnsi="Times New Roman" w:cs="Times New Roman"/>
+          <w:b/>
+          <w:bCs/>
+        </w:rPr>
+        <w:tab/>
+        <w:t>2.2.1 Estructuras de definición</w:t>
+      </w:r>
+    </w:p>
+    <w:tbl>
+      <w:tblPr>
+        <w:tblStyle w:val="Tablaconcuadrcula"/>
+        <w:tblW w:w="0" w:type="auto"/>
+        <w:tblLook w:val="04A0" w:firstRow="1" w:lastRow="0" w:firstColumn="1" w:lastColumn="0" w:noHBand="0" w:noVBand="1"/>
+      </w:tblPr>
+      <w:tblGrid>
+        <w:gridCol w:w="1141"/>
+        <w:gridCol w:w="5310"/>
+      </w:tblGrid>
+      <w:tr>
+        <w:tc>
+          <w:tcPr>
+            <w:tcW w:w="985" w:type="dxa"/>
+          </w:tcPr>
+          <w:p>
+            <w:pPr>
+              <w:pStyle w:val="Prrafodelista"/>
+              <w:ind w:left="0"/>
+              <w:rPr>
+                <w:rFonts w:ascii="Courier New" w:eastAsia="Times New Roman" w:hAnsi="Courier New" w:cs="Courier New"/>
+                <w:sz w:val="22"/>
+                <w:szCs w:val="22"/>
+              </w:rPr>
+            </w:pPr>
+            <w:proofErr w:type="spellStart"/>
+            <w:r>
+              <w:rPr>
+                <w:rFonts w:ascii="Courier New" w:eastAsia="Times New Roman" w:hAnsi="Courier New" w:cs="Courier New"/>
+                <w:sz w:val="22"/>
+                <w:szCs w:val="22"/>
+              </w:rPr>
+              <w:t>mold</w:t>
+            </w:r>
+            <w:proofErr w:type="spellEnd"/>
+          </w:p>
+        </w:tc>
+        <w:tc>
+          <w:tcPr>
+            <w:tcW w:w="5310" w:type="dxa"/>
+          </w:tcPr>
+          <w:p>
+            <w:pPr>
+              <w:pStyle w:val="Prrafodelista"/>
+              <w:ind w:left="0"/>
+              <w:rPr>
+                <w:rFonts w:ascii="Courier New" w:eastAsia="Times New Roman" w:hAnsi="Courier New" w:cs="Courier New"/>
+                <w:sz w:val="22"/>
+                <w:szCs w:val="22"/>
+              </w:rPr>
+            </w:pPr>
+            <w:r>
+              <w:rPr>
+                <w:rFonts w:ascii="Courier New" w:eastAsia="Times New Roman" w:hAnsi="Courier New" w:cs="Courier New"/>
+                <w:sz w:val="22"/>
+                <w:szCs w:val="22"/>
+              </w:rPr>
+              <w:t>clase (</w:t>
+            </w:r>
+            <w:proofErr w:type="spellStart"/>
+            <w:r>
+              <w:rPr>
+                <w:rFonts w:ascii="Courier New" w:eastAsia="Times New Roman" w:hAnsi="Courier New" w:cs="Courier New"/>
+                <w:sz w:val="22"/>
+                <w:szCs w:val="22"/>
+              </w:rPr>
+              <w:t>class</w:t>
+            </w:r>
+            <w:proofErr w:type="spellEnd"/>
+            <w:r>
+              <w:rPr>
+                <w:rFonts w:ascii="Courier New" w:eastAsia="Times New Roman" w:hAnsi="Courier New" w:cs="Courier New"/>
+                <w:sz w:val="22"/>
+                <w:szCs w:val="22"/>
+              </w:rPr>
+              <w:t>)</w:t>
+            </w:r>
+          </w:p>
+        </w:tc>
+      </w:tr>
+      <w:tr>
+        <w:tc>
+          <w:tcPr>
+            <w:tcW w:w="985" w:type="dxa"/>
+            <w:shd w:val="clear" w:color="auto" w:fill="D1D1D1" w:themeFill="background2" w:themeFillShade="E6"/>
+          </w:tcPr>
+          <w:p>
+            <w:pPr>
+              <w:pStyle w:val="Prrafodelista"/>
+              <w:ind w:left="0"/>
+              <w:rPr>
+                <w:rFonts w:ascii="Courier New" w:eastAsia="Times New Roman" w:hAnsi="Courier New" w:cs="Courier New"/>
+                <w:sz w:val="22"/>
+                <w:szCs w:val="22"/>
+              </w:rPr>
+            </w:pPr>
+            <w:r>
+              <w:rPr>
+                <w:rFonts w:ascii="Courier New" w:eastAsia="Times New Roman" w:hAnsi="Courier New" w:cs="Courier New"/>
+                <w:sz w:val="22"/>
+                <w:szCs w:val="22"/>
+              </w:rPr>
+              <w:t>bond</w:t>
+            </w:r>
+          </w:p>
+        </w:tc>
+        <w:tc>
+          <w:tcPr>
+            <w:tcW w:w="5310" w:type="dxa"/>
+          </w:tcPr>
+          <w:p>
+            <w:pPr>
+              <w:pStyle w:val="Prrafodelista"/>
+              <w:ind w:left="0"/>
+              <w:rPr>
+                <w:rFonts w:ascii="Courier New" w:eastAsia="Times New Roman" w:hAnsi="Courier New" w:cs="Courier New"/>
+                <w:sz w:val="22"/>
+                <w:szCs w:val="22"/>
+              </w:rPr>
+            </w:pPr>
+            <w:r>
+              <w:rPr>
+                <w:rFonts w:ascii="Courier New" w:eastAsia="Times New Roman" w:hAnsi="Courier New" w:cs="Courier New"/>
+                <w:sz w:val="22"/>
+                <w:szCs w:val="22"/>
+              </w:rPr>
+              <w:t>interfaz (interface)</w:t>
+            </w:r>
+          </w:p>
+        </w:tc>
+      </w:tr>
+      <w:tr>
+        <w:tc>
+          <w:tcPr>
+            <w:tcW w:w="985" w:type="dxa"/>
+            <w:shd w:val="clear" w:color="auto" w:fill="D1D1D1" w:themeFill="background2" w:themeFillShade="E6"/>
+          </w:tcPr>
+          <w:p>
+            <w:pPr>
+              <w:pStyle w:val="Prrafodelista"/>
+              <w:ind w:left="0"/>
+              <w:rPr>
+                <w:rFonts w:ascii="Courier New" w:eastAsia="Times New Roman" w:hAnsi="Courier New" w:cs="Courier New"/>
+                <w:sz w:val="22"/>
+                <w:szCs w:val="22"/>
+              </w:rPr>
+            </w:pPr>
+            <w:proofErr w:type="spellStart"/>
+            <w:r>
+              <w:rPr>
+                <w:rFonts w:ascii="Courier New" w:eastAsia="Times New Roman" w:hAnsi="Courier New" w:cs="Courier New"/>
+                <w:sz w:val="22"/>
+                <w:szCs w:val="22"/>
+              </w:rPr>
+              <w:t>listing</w:t>
+            </w:r>
+            <w:proofErr w:type="spellEnd"/>
+          </w:p>
+        </w:tc>
+        <w:tc>
+          <w:tcPr>
+            <w:tcW w:w="5310" w:type="dxa"/>
+          </w:tcPr>
+          <w:p>
+            <w:pPr>
+              <w:pStyle w:val="Prrafodelista"/>
+              <w:ind w:left="0"/>
+              <w:rPr>
+                <w:rFonts w:ascii="Courier New" w:eastAsia="Times New Roman" w:hAnsi="Courier New" w:cs="Courier New"/>
+                <w:sz w:val="22"/>
+                <w:szCs w:val="22"/>
+              </w:rPr>
+            </w:pPr>
+            <w:r>
+              <w:rPr>
+                <w:rFonts w:ascii="Courier New" w:eastAsia="Times New Roman" w:hAnsi="Courier New" w:cs="Courier New"/>
+                <w:sz w:val="22"/>
+                <w:szCs w:val="22"/>
+              </w:rPr>
+              <w:t>enumeración (</w:t>
+            </w:r>
+            <w:proofErr w:type="spellStart"/>
+            <w:r>
+              <w:rPr>
+                <w:rFonts w:ascii="Courier New" w:eastAsia="Times New Roman" w:hAnsi="Courier New" w:cs="Courier New"/>
+                <w:sz w:val="22"/>
+                <w:szCs w:val="22"/>
+              </w:rPr>
+              <w:t>enum</w:t>
+            </w:r>
+            <w:proofErr w:type="spellEnd"/>
+            <w:r>
+              <w:rPr>
+                <w:rFonts w:ascii="Courier New" w:eastAsia="Times New Roman" w:hAnsi="Courier New" w:cs="Courier New"/>
+                <w:sz w:val="22"/>
+                <w:szCs w:val="22"/>
+              </w:rPr>
+              <w:t>)</w:t>
+            </w:r>
+          </w:p>
+        </w:tc>
+      </w:tr>
+      <w:tr>
+        <w:tc>
+          <w:tcPr>
+            <w:tcW w:w="985" w:type="dxa"/>
+            <w:shd w:val="clear" w:color="auto" w:fill="D1D1D1" w:themeFill="background2" w:themeFillShade="E6"/>
+          </w:tcPr>
+          <w:p>
+            <w:pPr>
+              <w:pStyle w:val="Prrafodelista"/>
+              <w:ind w:left="0"/>
+              <w:rPr>
+                <w:rFonts w:ascii="Courier New" w:eastAsia="Times New Roman" w:hAnsi="Courier New" w:cs="Courier New"/>
+                <w:sz w:val="22"/>
+                <w:szCs w:val="22"/>
+              </w:rPr>
+            </w:pPr>
+            <w:proofErr w:type="spellStart"/>
+            <w:r>
+              <w:rPr>
+                <w:rFonts w:ascii="Courier New" w:eastAsia="Times New Roman" w:hAnsi="Courier New" w:cs="Courier New"/>
+                <w:sz w:val="22"/>
+                <w:szCs w:val="22"/>
+              </w:rPr>
+              <w:t>layout</w:t>
+            </w:r>
+            <w:proofErr w:type="spellEnd"/>
+          </w:p>
+        </w:tc>
+        <w:tc>
+          <w:tcPr>
+            <w:tcW w:w="5310" w:type="dxa"/>
+          </w:tcPr>
+          <w:p>
+            <w:pPr>
+              <w:pStyle w:val="Prrafodelista"/>
+              <w:ind w:left="0"/>
+              <w:rPr>
+                <w:rFonts w:ascii="Courier New" w:eastAsia="Times New Roman" w:hAnsi="Courier New" w:cs="Courier New"/>
+                <w:sz w:val="22"/>
+                <w:szCs w:val="22"/>
+              </w:rPr>
+            </w:pPr>
+            <w:r>
+              <w:rPr>
+                <w:rFonts w:ascii="Courier New" w:eastAsia="Times New Roman" w:hAnsi="Courier New" w:cs="Courier New"/>
+                <w:sz w:val="22"/>
+                <w:szCs w:val="22"/>
+              </w:rPr>
+              <w:t>estructura (struct)</w:t>
+            </w:r>
+          </w:p>
+        </w:tc>
+      </w:tr>
+      <w:tr>
+        <w:tc>
+          <w:tcPr>
+            <w:tcW w:w="985" w:type="dxa"/>
+            <w:shd w:val="clear" w:color="auto" w:fill="D1D1D1" w:themeFill="background2" w:themeFillShade="E6"/>
+          </w:tcPr>
+          <w:p>
+            <w:pPr>
+              <w:pStyle w:val="Prrafodelista"/>
+              <w:ind w:left="0"/>
+              <w:rPr>
+                <w:rFonts w:ascii="Courier New" w:eastAsia="Times New Roman" w:hAnsi="Courier New" w:cs="Courier New"/>
+                <w:sz w:val="22"/>
+                <w:szCs w:val="22"/>
+              </w:rPr>
+            </w:pPr>
+            <w:proofErr w:type="spellStart"/>
+            <w:r>
+              <w:rPr>
+                <w:rFonts w:ascii="Courier New" w:eastAsia="Times New Roman" w:hAnsi="Courier New" w:cs="Courier New"/>
+                <w:sz w:val="22"/>
+                <w:szCs w:val="22"/>
+              </w:rPr>
+              <w:t>unit</w:t>
+            </w:r>
+            <w:proofErr w:type="spellEnd"/>
+          </w:p>
+        </w:tc>
+        <w:tc>
+          <w:tcPr>
+            <w:tcW w:w="5310" w:type="dxa"/>
+          </w:tcPr>
+          <w:p>
+            <w:pPr>
+              <w:pStyle w:val="Prrafodelista"/>
+              <w:ind w:left="0"/>
+              <w:rPr>
+                <w:rFonts w:ascii="Courier New" w:eastAsia="Times New Roman" w:hAnsi="Courier New" w:cs="Courier New"/>
+                <w:sz w:val="22"/>
+                <w:szCs w:val="22"/>
+              </w:rPr>
+            </w:pPr>
+            <w:r>
+              <w:rPr>
+                <w:rFonts w:ascii="Courier New" w:eastAsia="Times New Roman" w:hAnsi="Courier New" w:cs="Courier New"/>
+                <w:sz w:val="22"/>
+                <w:szCs w:val="22"/>
+              </w:rPr>
+              <w:t>paquete/módulo (</w:t>
+            </w:r>
+            <w:proofErr w:type="spellStart"/>
+            <w:r>
+              <w:rPr>
+                <w:rFonts w:ascii="Courier New" w:eastAsia="Times New Roman" w:hAnsi="Courier New" w:cs="Courier New"/>
+                <w:sz w:val="22"/>
+                <w:szCs w:val="22"/>
+              </w:rPr>
+              <w:t>package</w:t>
+            </w:r>
+            <w:proofErr w:type="spellEnd"/>
+            <w:r>
+              <w:rPr>
+                <w:rFonts w:ascii="Courier New" w:eastAsia="Times New Roman" w:hAnsi="Courier New" w:cs="Courier New"/>
+                <w:sz w:val="22"/>
+                <w:szCs w:val="22"/>
+              </w:rPr>
+              <w:t>)</w:t>
+            </w:r>
+          </w:p>
+        </w:tc>
+      </w:tr>
+    </w:tbl>
+    <w:p>
+      <w:pPr>
+        <w:pStyle w:val="Prrafodelista"/>
+        <w:ind w:left="0"/>
+        <w:rPr>
+          <w:rFonts w:ascii="Times New Roman" w:eastAsia="Times New Roman" w:hAnsi="Times New Roman" w:cs="Times New Roman"/>
+          <w:b/>
+          <w:bCs/>
+        </w:rPr>
+      </w:pPr>
+    </w:p>
+    <w:p>
+      <w:pPr>
+        <w:pStyle w:val="Prrafodelista"/>
+        <w:ind w:left="0" w:firstLine="708"/>
+        <w:rPr>
+          <w:rFonts w:ascii="Times New Roman" w:eastAsia="Times New Roman" w:hAnsi="Times New Roman" w:cs="Times New Roman"/>
+          <w:b/>
+          <w:bCs/>
+        </w:rPr>
+      </w:pPr>
+      <w:r>
+        <w:rPr>
+          <w:rFonts w:ascii="Times New Roman" w:eastAsia="Times New Roman" w:hAnsi="Times New Roman" w:cs="Times New Roman"/>
+          <w:b/>
+          <w:bCs/>
+        </w:rPr>
+        <w:t>2.</w:t>
+      </w:r>
+      <w:r>
+        <w:rPr>
+          <w:rFonts w:ascii="Times New Roman" w:eastAsia="Times New Roman" w:hAnsi="Times New Roman" w:cs="Times New Roman"/>
+          <w:b/>
+          <w:bCs/>
+        </w:rPr>
+        <w:t xml:space="preserve">2.1 </w:t>
+      </w:r>
+      <w:r>
+        <w:rPr>
+          <w:rFonts w:ascii="Times New Roman" w:eastAsia="Times New Roman" w:hAnsi="Times New Roman" w:cs="Times New Roman"/>
+          <w:b/>
+          <w:bCs/>
+        </w:rPr>
+        <w:t>Control de flujo</w:t>
+      </w:r>
+    </w:p>
+    <w:tbl>
+      <w:tblPr>
+        <w:tblStyle w:val="Tablaconcuadrcula"/>
+        <w:tblW w:w="0" w:type="auto"/>
+        <w:tblLook w:val="04A0" w:firstRow="1" w:lastRow="0" w:firstColumn="1" w:lastColumn="0" w:noHBand="0" w:noVBand="1"/>
+      </w:tblPr>
+      <w:tblGrid>
+        <w:gridCol w:w="1405"/>
+        <w:gridCol w:w="5310"/>
+      </w:tblGrid>
+      <w:tr>
+        <w:tc>
+          <w:tcPr>
+            <w:tcW w:w="1405" w:type="dxa"/>
+            <w:vAlign w:val="center"/>
+          </w:tcPr>
+          <w:p>
+            <w:pPr>
+              <w:pStyle w:val="Prrafodelista"/>
+              <w:ind w:left="0"/>
+              <w:rPr>
+                <w:rFonts w:ascii="Courier New" w:eastAsia="Times New Roman" w:hAnsi="Courier New" w:cs="Courier New"/>
+                <w:sz w:val="22"/>
+                <w:szCs w:val="22"/>
+              </w:rPr>
+            </w:pPr>
+            <w:proofErr w:type="spellStart"/>
+            <w:r>
+              <w:rPr>
+                <w:rFonts w:ascii="Courier New" w:eastAsia="Times New Roman" w:hAnsi="Courier New" w:cs="Courier New"/>
+                <w:sz w:val="22"/>
+                <w:szCs w:val="22"/>
+              </w:rPr>
+              <w:t>when</w:t>
+            </w:r>
+            <w:proofErr w:type="spellEnd"/>
+          </w:p>
+        </w:tc>
+        <w:tc>
+          <w:tcPr>
+            <w:tcW w:w="5310" w:type="dxa"/>
+            <w:vAlign w:val="center"/>
+          </w:tcPr>
+          <w:p>
+            <w:pPr>
+              <w:pStyle w:val="Prrafodelista"/>
+              <w:ind w:left="0"/>
+              <w:rPr>
+                <w:rFonts w:ascii="Courier New" w:eastAsia="Times New Roman" w:hAnsi="Courier New" w:cs="Courier New"/>
+                <w:sz w:val="22"/>
+                <w:szCs w:val="22"/>
+              </w:rPr>
+            </w:pPr>
+            <w:r>
+              <w:rPr>
+                <w:rFonts w:ascii="Courier New" w:eastAsia="Times New Roman" w:hAnsi="Courier New" w:cs="Courier New"/>
+                <w:sz w:val="22"/>
+                <w:szCs w:val="22"/>
+              </w:rPr>
+              <w:t xml:space="preserve">Condicional </w:t>
+            </w:r>
+            <w:proofErr w:type="spellStart"/>
+            <w:r>
+              <w:rPr>
+                <w:rFonts w:ascii="Courier New" w:eastAsia="Times New Roman" w:hAnsi="Courier New" w:cs="Courier New"/>
+                <w:sz w:val="22"/>
+                <w:szCs w:val="22"/>
+              </w:rPr>
+              <w:t>if</w:t>
+            </w:r>
+            <w:proofErr w:type="spellEnd"/>
+          </w:p>
+        </w:tc>
+      </w:tr>
+      <w:tr>
+        <w:tc>
+          <w:tcPr>
+            <w:tcW w:w="1405" w:type="dxa"/>
+            <w:vAlign w:val="center"/>
+          </w:tcPr>
+          <w:p>
+            <w:pPr>
+              <w:pStyle w:val="Prrafodelista"/>
+              <w:ind w:left="0"/>
+              <w:rPr>
+                <w:rFonts w:ascii="Courier New" w:eastAsia="Times New Roman" w:hAnsi="Courier New" w:cs="Courier New"/>
+                <w:sz w:val="22"/>
+                <w:szCs w:val="22"/>
+              </w:rPr>
+            </w:pPr>
+            <w:proofErr w:type="spellStart"/>
+            <w:r>
+              <w:rPr>
+                <w:rFonts w:ascii="Courier New" w:eastAsia="Times New Roman" w:hAnsi="Courier New" w:cs="Courier New"/>
+                <w:sz w:val="22"/>
+                <w:szCs w:val="22"/>
+              </w:rPr>
+              <w:t>otherwise</w:t>
+            </w:r>
+            <w:proofErr w:type="spellEnd"/>
+          </w:p>
+        </w:tc>
+        <w:tc>
+          <w:tcPr>
+            <w:tcW w:w="5310" w:type="dxa"/>
+            <w:vAlign w:val="center"/>
+          </w:tcPr>
+          <w:p>
+            <w:pPr>
+              <w:pStyle w:val="Prrafodelista"/>
+              <w:ind w:left="0"/>
+              <w:rPr>
+                <w:rFonts w:ascii="Courier New" w:eastAsia="Times New Roman" w:hAnsi="Courier New" w:cs="Courier New"/>
+                <w:sz w:val="22"/>
+                <w:szCs w:val="22"/>
+              </w:rPr>
+            </w:pPr>
+            <w:r>
+              <w:rPr>
+                <w:rFonts w:ascii="Courier New" w:eastAsia="Times New Roman" w:hAnsi="Courier New" w:cs="Courier New"/>
+                <w:sz w:val="22"/>
+                <w:szCs w:val="22"/>
+              </w:rPr>
+              <w:t xml:space="preserve">Condicional </w:t>
+            </w:r>
+            <w:proofErr w:type="spellStart"/>
+            <w:r>
+              <w:rPr>
+                <w:rFonts w:ascii="Courier New" w:eastAsia="Times New Roman" w:hAnsi="Courier New" w:cs="Courier New"/>
+                <w:sz w:val="22"/>
+                <w:szCs w:val="22"/>
+              </w:rPr>
+              <w:t>else</w:t>
+            </w:r>
+            <w:proofErr w:type="spellEnd"/>
+          </w:p>
+        </w:tc>
+      </w:tr>
+      <w:tr>
+        <w:tc>
+          <w:tcPr>
+            <w:tcW w:w="1405" w:type="dxa"/>
+            <w:vAlign w:val="center"/>
+          </w:tcPr>
+          <w:p>
+            <w:pPr>
+              <w:pStyle w:val="Prrafodelista"/>
+              <w:ind w:left="0"/>
+              <w:rPr>
+                <w:rFonts w:ascii="Courier New" w:eastAsia="Times New Roman" w:hAnsi="Courier New" w:cs="Courier New"/>
+                <w:sz w:val="22"/>
+                <w:szCs w:val="22"/>
+              </w:rPr>
+            </w:pPr>
+            <w:proofErr w:type="spellStart"/>
+            <w:r>
+              <w:rPr>
+                <w:rFonts w:ascii="Courier New" w:eastAsia="Times New Roman" w:hAnsi="Courier New" w:cs="Courier New"/>
+                <w:sz w:val="22"/>
+                <w:szCs w:val="22"/>
+              </w:rPr>
+              <w:t>cycle</w:t>
+            </w:r>
+            <w:proofErr w:type="spellEnd"/>
+          </w:p>
+        </w:tc>
+        <w:tc>
+          <w:tcPr>
+            <w:tcW w:w="5310" w:type="dxa"/>
+            <w:vAlign w:val="center"/>
+          </w:tcPr>
+          <w:p>
+            <w:pPr>
+              <w:pStyle w:val="Prrafodelista"/>
+              <w:ind w:left="0"/>
+              <w:rPr>
+                <w:rFonts w:ascii="Courier New" w:eastAsia="Times New Roman" w:hAnsi="Courier New" w:cs="Courier New"/>
+                <w:sz w:val="22"/>
+                <w:szCs w:val="22"/>
+              </w:rPr>
+            </w:pPr>
+            <w:r>
+              <w:rPr>
+                <w:rFonts w:ascii="Courier New" w:eastAsia="Times New Roman" w:hAnsi="Courier New" w:cs="Courier New"/>
+                <w:sz w:val="22"/>
+                <w:szCs w:val="22"/>
+              </w:rPr>
+              <w:t xml:space="preserve">Bucle </w:t>
+            </w:r>
+            <w:proofErr w:type="spellStart"/>
+            <w:r>
+              <w:rPr>
+                <w:rFonts w:ascii="Courier New" w:eastAsia="Times New Roman" w:hAnsi="Courier New" w:cs="Courier New"/>
+                <w:sz w:val="22"/>
+                <w:szCs w:val="22"/>
+              </w:rPr>
+              <w:t>for</w:t>
+            </w:r>
+            <w:proofErr w:type="spellEnd"/>
+          </w:p>
+        </w:tc>
+      </w:tr>
+      <w:tr>
+        <w:tc>
+          <w:tcPr>
+            <w:tcW w:w="1405" w:type="dxa"/>
+            <w:vAlign w:val="center"/>
+          </w:tcPr>
+          <w:p>
+            <w:pPr>
+              <w:pStyle w:val="Prrafodelista"/>
+              <w:ind w:left="0"/>
+              <w:rPr>
+                <w:rFonts w:ascii="Courier New" w:eastAsia="Times New Roman" w:hAnsi="Courier New" w:cs="Courier New"/>
+                <w:sz w:val="22"/>
+                <w:szCs w:val="22"/>
+              </w:rPr>
+            </w:pPr>
+            <w:proofErr w:type="spellStart"/>
+            <w:r>
+              <w:rPr>
+                <w:rFonts w:ascii="Courier New" w:eastAsia="Times New Roman" w:hAnsi="Courier New" w:cs="Courier New"/>
+                <w:sz w:val="22"/>
+                <w:szCs w:val="22"/>
+              </w:rPr>
+              <w:t>repeat</w:t>
+            </w:r>
+            <w:proofErr w:type="spellEnd"/>
+          </w:p>
+        </w:tc>
+        <w:tc>
+          <w:tcPr>
+            <w:tcW w:w="5310" w:type="dxa"/>
+            <w:vAlign w:val="center"/>
+          </w:tcPr>
+          <w:p>
+            <w:pPr>
+              <w:pStyle w:val="Prrafodelista"/>
+              <w:ind w:left="0"/>
+              <w:rPr>
+                <w:rFonts w:ascii="Courier New" w:eastAsia="Times New Roman" w:hAnsi="Courier New" w:cs="Courier New"/>
+                <w:sz w:val="22"/>
+                <w:szCs w:val="22"/>
+              </w:rPr>
+            </w:pPr>
+            <w:r>
+              <w:rPr>
+                <w:rFonts w:ascii="Courier New" w:eastAsia="Times New Roman" w:hAnsi="Courier New" w:cs="Courier New"/>
+                <w:sz w:val="22"/>
+                <w:szCs w:val="22"/>
+              </w:rPr>
+              <w:t xml:space="preserve">Bucle </w:t>
+            </w:r>
+            <w:proofErr w:type="spellStart"/>
+            <w:r>
+              <w:rPr>
+                <w:rFonts w:ascii="Courier New" w:eastAsia="Times New Roman" w:hAnsi="Courier New" w:cs="Courier New"/>
+                <w:sz w:val="22"/>
+                <w:szCs w:val="22"/>
+              </w:rPr>
+              <w:t>while</w:t>
+            </w:r>
+            <w:proofErr w:type="spellEnd"/>
+          </w:p>
+        </w:tc>
+      </w:tr>
+      <w:tr>
+        <w:tc>
+          <w:tcPr>
+            <w:tcW w:w="1405" w:type="dxa"/>
+            <w:vAlign w:val="center"/>
+          </w:tcPr>
+          <w:p>
+            <w:pPr>
+              <w:pStyle w:val="Prrafodelista"/>
+              <w:ind w:left="0"/>
+              <w:rPr>
+                <w:rFonts w:ascii="Courier New" w:eastAsia="Times New Roman" w:hAnsi="Courier New" w:cs="Courier New"/>
+                <w:sz w:val="22"/>
+                <w:szCs w:val="22"/>
+              </w:rPr>
+            </w:pPr>
+            <w:proofErr w:type="spellStart"/>
+            <w:r>
+              <w:rPr>
+                <w:rFonts w:ascii="Courier New" w:eastAsia="Times New Roman" w:hAnsi="Courier New" w:cs="Courier New"/>
+                <w:sz w:val="22"/>
+                <w:szCs w:val="22"/>
+              </w:rPr>
+              <w:t>halt</w:t>
+            </w:r>
+            <w:proofErr w:type="spellEnd"/>
+          </w:p>
+        </w:tc>
+        <w:tc>
+          <w:tcPr>
+            <w:tcW w:w="5310" w:type="dxa"/>
+            <w:vAlign w:val="center"/>
+          </w:tcPr>
+          <w:p>
+            <w:pPr>
+              <w:pStyle w:val="Prrafodelista"/>
+              <w:ind w:left="0"/>
+              <w:rPr>
+                <w:rFonts w:ascii="Courier New" w:eastAsia="Times New Roman" w:hAnsi="Courier New" w:cs="Courier New"/>
+                <w:sz w:val="22"/>
+                <w:szCs w:val="22"/>
+              </w:rPr>
+            </w:pPr>
+            <w:r>
+              <w:rPr>
+                <w:rFonts w:ascii="Courier New" w:eastAsia="Times New Roman" w:hAnsi="Courier New" w:cs="Courier New"/>
+                <w:sz w:val="22"/>
+                <w:szCs w:val="22"/>
+              </w:rPr>
+              <w:t>Terminar bucle (break)</w:t>
+            </w:r>
+          </w:p>
+        </w:tc>
+      </w:tr>
+      <w:tr>
+        <w:tc>
+          <w:tcPr>
+            <w:tcW w:w="1405" w:type="dxa"/>
+            <w:vAlign w:val="center"/>
+          </w:tcPr>
+          <w:p>
+            <w:pPr>
+              <w:pStyle w:val="Prrafodelista"/>
+              <w:ind w:left="0"/>
+              <w:rPr>
+                <w:rFonts w:ascii="Courier New" w:eastAsia="Times New Roman" w:hAnsi="Courier New" w:cs="Courier New"/>
+                <w:sz w:val="22"/>
+                <w:szCs w:val="22"/>
+              </w:rPr>
+            </w:pPr>
+            <w:proofErr w:type="spellStart"/>
+            <w:r>
+              <w:rPr>
+                <w:rFonts w:ascii="Courier New" w:eastAsia="Times New Roman" w:hAnsi="Courier New" w:cs="Courier New"/>
+                <w:sz w:val="22"/>
+                <w:szCs w:val="22"/>
+              </w:rPr>
+              <w:t>skip</w:t>
+            </w:r>
+            <w:proofErr w:type="spellEnd"/>
+          </w:p>
+        </w:tc>
+        <w:tc>
+          <w:tcPr>
+            <w:tcW w:w="5310" w:type="dxa"/>
+            <w:vAlign w:val="center"/>
+          </w:tcPr>
+          <w:p>
+            <w:pPr>
+              <w:pStyle w:val="Prrafodelista"/>
+              <w:ind w:left="0"/>
+              <w:rPr>
+                <w:rFonts w:ascii="Courier New" w:eastAsia="Times New Roman" w:hAnsi="Courier New" w:cs="Courier New"/>
+                <w:sz w:val="22"/>
+                <w:szCs w:val="22"/>
+              </w:rPr>
+            </w:pPr>
+            <w:r>
+              <w:rPr>
+                <w:rFonts w:ascii="Courier New" w:eastAsia="Times New Roman" w:hAnsi="Courier New" w:cs="Courier New"/>
+                <w:sz w:val="22"/>
+                <w:szCs w:val="22"/>
+              </w:rPr>
+              <w:t>Saltar iteración (continue)</w:t>
+            </w:r>
+          </w:p>
+        </w:tc>
+      </w:tr>
+      <w:tr>
+        <w:tc>
+          <w:tcPr>
+            <w:tcW w:w="1405" w:type="dxa"/>
+            <w:vAlign w:val="center"/>
+          </w:tcPr>
+          <w:p>
+            <w:pPr>
+              <w:pStyle w:val="Prrafodelista"/>
+              <w:ind w:left="0"/>
+              <w:rPr>
+                <w:rFonts w:ascii="Courier New" w:eastAsia="Times New Roman" w:hAnsi="Courier New" w:cs="Courier New"/>
+                <w:sz w:val="22"/>
+                <w:szCs w:val="22"/>
+              </w:rPr>
+            </w:pPr>
+            <w:proofErr w:type="spellStart"/>
+            <w:r>
+              <w:rPr>
+                <w:rFonts w:ascii="Courier New" w:eastAsia="Times New Roman" w:hAnsi="Courier New" w:cs="Courier New"/>
+                <w:sz w:val="22"/>
+                <w:szCs w:val="22"/>
+              </w:rPr>
+              <w:t>answer</w:t>
+            </w:r>
+            <w:proofErr w:type="spellEnd"/>
+          </w:p>
+        </w:tc>
+        <w:tc>
+          <w:tcPr>
+            <w:tcW w:w="5310" w:type="dxa"/>
+            <w:vAlign w:val="center"/>
+          </w:tcPr>
+          <w:p>
+            <w:pPr>
+              <w:pStyle w:val="Prrafodelista"/>
+              <w:ind w:left="0"/>
+              <w:rPr>
+                <w:rFonts w:ascii="Courier New" w:eastAsia="Times New Roman" w:hAnsi="Courier New" w:cs="Courier New"/>
+                <w:sz w:val="22"/>
+                <w:szCs w:val="22"/>
+              </w:rPr>
+            </w:pPr>
+            <w:r>
+              <w:rPr>
+                <w:rFonts w:ascii="Courier New" w:eastAsia="Times New Roman" w:hAnsi="Courier New" w:cs="Courier New"/>
+                <w:sz w:val="22"/>
+                <w:szCs w:val="22"/>
+              </w:rPr>
+              <w:t>Retornar de función (</w:t>
+            </w:r>
+            <w:proofErr w:type="spellStart"/>
+            <w:r>
+              <w:rPr>
+                <w:rFonts w:ascii="Courier New" w:eastAsia="Times New Roman" w:hAnsi="Courier New" w:cs="Courier New"/>
+                <w:sz w:val="22"/>
+                <w:szCs w:val="22"/>
+              </w:rPr>
+              <w:t>return</w:t>
+            </w:r>
+            <w:proofErr w:type="spellEnd"/>
+            <w:r>
+              <w:rPr>
+                <w:rFonts w:ascii="Courier New" w:eastAsia="Times New Roman" w:hAnsi="Courier New" w:cs="Courier New"/>
+                <w:sz w:val="22"/>
+                <w:szCs w:val="22"/>
+              </w:rPr>
+              <w:t>)</w:t>
+            </w:r>
+          </w:p>
+        </w:tc>
+      </w:tr>
+      <w:tr>
+        <w:tc>
+          <w:tcPr>
+            <w:tcW w:w="1405" w:type="dxa"/>
+            <w:vAlign w:val="center"/>
+          </w:tcPr>
+          <w:p>
+            <w:pPr>
+              <w:pStyle w:val="Prrafodelista"/>
+              <w:ind w:left="0"/>
+              <w:rPr>
+                <w:rFonts w:ascii="Courier New" w:eastAsia="Times New Roman" w:hAnsi="Courier New" w:cs="Courier New"/>
+                <w:sz w:val="22"/>
+                <w:szCs w:val="22"/>
+              </w:rPr>
+            </w:pPr>
+            <w:proofErr w:type="spellStart"/>
+            <w:r>
+              <w:rPr>
+                <w:rFonts w:ascii="Courier New" w:eastAsia="Times New Roman" w:hAnsi="Courier New" w:cs="Courier New"/>
+                <w:sz w:val="22"/>
+                <w:szCs w:val="22"/>
+              </w:rPr>
+              <w:t>select</w:t>
+            </w:r>
+            <w:proofErr w:type="spellEnd"/>
+          </w:p>
+        </w:tc>
+        <w:tc>
+          <w:tcPr>
+            <w:tcW w:w="5310" w:type="dxa"/>
+            <w:vAlign w:val="center"/>
+          </w:tcPr>
+          <w:p>
+            <w:pPr>
+              <w:pStyle w:val="Prrafodelista"/>
+              <w:ind w:left="0"/>
+              <w:rPr>
+                <w:rFonts w:ascii="Courier New" w:eastAsia="Times New Roman" w:hAnsi="Courier New" w:cs="Courier New"/>
+                <w:sz w:val="22"/>
+                <w:szCs w:val="22"/>
+              </w:rPr>
+            </w:pPr>
+            <w:r>
+              <w:rPr>
+                <w:rFonts w:ascii="Courier New" w:eastAsia="Times New Roman" w:hAnsi="Courier New" w:cs="Courier New"/>
+                <w:sz w:val="22"/>
+                <w:szCs w:val="22"/>
+              </w:rPr>
+              <w:t>Estructura switch/case</w:t>
+            </w:r>
+          </w:p>
+        </w:tc>
+      </w:tr>
+      <w:tr>
+        <w:tc>
+          <w:tcPr>
+            <w:tcW w:w="1405" w:type="dxa"/>
+            <w:vAlign w:val="center"/>
+          </w:tcPr>
+          <w:p>
+            <w:pPr>
+              <w:pStyle w:val="Prrafodelista"/>
+              <w:ind w:left="0"/>
+              <w:rPr>
+                <w:rFonts w:ascii="Courier New" w:eastAsia="Times New Roman" w:hAnsi="Courier New" w:cs="Courier New"/>
+                <w:sz w:val="22"/>
+                <w:szCs w:val="22"/>
+              </w:rPr>
+            </w:pPr>
+            <w:r>
+              <w:rPr>
+                <w:rFonts w:ascii="Courier New" w:eastAsia="Times New Roman" w:hAnsi="Courier New" w:cs="Courier New"/>
+                <w:sz w:val="22"/>
+                <w:szCs w:val="22"/>
+              </w:rPr>
+              <w:t>case</w:t>
+            </w:r>
+          </w:p>
+        </w:tc>
+        <w:tc>
+          <w:tcPr>
+            <w:tcW w:w="5310" w:type="dxa"/>
+            <w:vAlign w:val="center"/>
+          </w:tcPr>
+          <w:p>
+            <w:pPr>
+              <w:pStyle w:val="Prrafodelista"/>
+              <w:ind w:left="0"/>
+              <w:rPr>
+                <w:rFonts w:ascii="Courier New" w:eastAsia="Times New Roman" w:hAnsi="Courier New" w:cs="Courier New"/>
+                <w:sz w:val="22"/>
+                <w:szCs w:val="22"/>
+              </w:rPr>
+            </w:pPr>
+            <w:r>
+              <w:rPr>
+                <w:rFonts w:ascii="Courier New" w:eastAsia="Times New Roman" w:hAnsi="Courier New" w:cs="Courier New"/>
+                <w:sz w:val="22"/>
+                <w:szCs w:val="22"/>
+              </w:rPr>
+              <w:t xml:space="preserve">Caso específico en </w:t>
+            </w:r>
+            <w:proofErr w:type="spellStart"/>
+            <w:r>
+              <w:rPr>
+                <w:rFonts w:ascii="Courier New" w:eastAsia="Times New Roman" w:hAnsi="Courier New" w:cs="Courier New"/>
+                <w:sz w:val="22"/>
+                <w:szCs w:val="22"/>
+              </w:rPr>
+              <w:t>select</w:t>
+            </w:r>
+            <w:proofErr w:type="spellEnd"/>
+          </w:p>
+        </w:tc>
+      </w:tr>
+      <w:tr>
+        <w:tc>
+          <w:tcPr>
+            <w:tcW w:w="1405" w:type="dxa"/>
+            <w:vAlign w:val="center"/>
+          </w:tcPr>
+          <w:p>
+            <w:pPr>
+              <w:pStyle w:val="Prrafodelista"/>
+              <w:ind w:left="0"/>
+              <w:rPr>
+                <w:rFonts w:ascii="Courier New" w:eastAsia="Times New Roman" w:hAnsi="Courier New" w:cs="Courier New"/>
+                <w:sz w:val="22"/>
+                <w:szCs w:val="22"/>
+              </w:rPr>
+            </w:pPr>
+            <w:r>
+              <w:rPr>
+                <w:rFonts w:ascii="Courier New" w:eastAsia="Times New Roman" w:hAnsi="Courier New" w:cs="Courier New"/>
+                <w:sz w:val="22"/>
+                <w:szCs w:val="22"/>
+              </w:rPr>
+              <w:t>default</w:t>
+            </w:r>
+          </w:p>
+        </w:tc>
+        <w:tc>
+          <w:tcPr>
+            <w:tcW w:w="5310" w:type="dxa"/>
+            <w:vAlign w:val="center"/>
+          </w:tcPr>
+          <w:p>
+            <w:pPr>
+              <w:pStyle w:val="Prrafodelista"/>
+              <w:ind w:left="0"/>
+              <w:rPr>
+                <w:rFonts w:ascii="Courier New" w:eastAsia="Times New Roman" w:hAnsi="Courier New" w:cs="Courier New"/>
+                <w:sz w:val="22"/>
+                <w:szCs w:val="22"/>
+              </w:rPr>
+            </w:pPr>
+            <w:r>
+              <w:rPr>
+                <w:rFonts w:ascii="Courier New" w:eastAsia="Times New Roman" w:hAnsi="Courier New" w:cs="Courier New"/>
+                <w:sz w:val="22"/>
+                <w:szCs w:val="22"/>
+              </w:rPr>
+              <w:t xml:space="preserve">Caso por defecto en </w:t>
+            </w:r>
+            <w:proofErr w:type="spellStart"/>
+            <w:r>
+              <w:rPr>
+                <w:rFonts w:ascii="Courier New" w:eastAsia="Times New Roman" w:hAnsi="Courier New" w:cs="Courier New"/>
+                <w:sz w:val="22"/>
+                <w:szCs w:val="22"/>
+              </w:rPr>
+              <w:t>select</w:t>
+            </w:r>
+            <w:proofErr w:type="spellEnd"/>
+          </w:p>
+        </w:tc>
+      </w:tr>
+    </w:tbl>
+    <w:p>
+      <w:pPr>
+        <w:pStyle w:val="Prrafodelista"/>
+        <w:ind w:left="0"/>
+        <w:rPr>
+          <w:rFonts w:ascii="Times New Roman" w:eastAsia="Times New Roman" w:hAnsi="Times New Roman" w:cs="Times New Roman"/>
+          <w:b/>
+          <w:bCs/>
+        </w:rPr>
+      </w:pPr>
+    </w:p>
+    <w:p>
+      <w:pPr>
+        <w:pStyle w:val="Prrafodelista"/>
+        <w:ind w:left="0"/>
+        <w:rPr>
+          <w:rFonts w:ascii="Times New Roman" w:eastAsia="Times New Roman" w:hAnsi="Times New Roman" w:cs="Times New Roman"/>
+          <w:b/>
+          <w:bCs/>
+        </w:rPr>
+      </w:pPr>
+      <w:r>
+        <w:rPr>
+          <w:rFonts w:ascii="Times New Roman" w:eastAsia="Times New Roman" w:hAnsi="Times New Roman" w:cs="Times New Roman"/>
+          <w:b/>
+          <w:bCs/>
+        </w:rPr>
+        <w:lastRenderedPageBreak/>
+        <w:tab/>
+        <w:t>2.2.3 Declaración</w:t>
+      </w:r>
+    </w:p>
+    <w:tbl>
+      <w:tblPr>
+        <w:tblStyle w:val="Tablaconcuadrcula"/>
+        <w:tblW w:w="0" w:type="auto"/>
+        <w:tblLook w:val="04A0" w:firstRow="1" w:lastRow="0" w:firstColumn="1" w:lastColumn="0" w:noHBand="0" w:noVBand="1"/>
+      </w:tblPr>
+      <w:tblGrid>
+        <w:gridCol w:w="1405"/>
+        <w:gridCol w:w="5310"/>
+      </w:tblGrid>
+      <w:tr>
+        <w:tc>
+          <w:tcPr>
+            <w:tcW w:w="1405" w:type="dxa"/>
+            <w:vAlign w:val="center"/>
+          </w:tcPr>
+          <w:p>
+            <w:pPr>
+              <w:pStyle w:val="Prrafodelista"/>
+              <w:ind w:left="0"/>
+              <w:jc w:val="center"/>
+              <w:rPr>
+                <w:rFonts w:ascii="Courier New" w:eastAsia="Times New Roman" w:hAnsi="Courier New" w:cs="Courier New"/>
+                <w:sz w:val="22"/>
+                <w:szCs w:val="22"/>
+              </w:rPr>
+            </w:pPr>
+            <w:proofErr w:type="spellStart"/>
+            <w:r>
+              <w:rPr>
+                <w:rFonts w:ascii="Courier New" w:eastAsia="Times New Roman" w:hAnsi="Courier New" w:cs="Courier New"/>
+                <w:sz w:val="22"/>
+                <w:szCs w:val="22"/>
+              </w:rPr>
+              <w:t>fixed</w:t>
+            </w:r>
+            <w:proofErr w:type="spellEnd"/>
+          </w:p>
+        </w:tc>
+        <w:tc>
+          <w:tcPr>
+            <w:tcW w:w="5310" w:type="dxa"/>
+            <w:vAlign w:val="center"/>
+          </w:tcPr>
+          <w:p>
+            <w:pPr>
+              <w:pStyle w:val="Prrafodelista"/>
+              <w:ind w:left="0"/>
+              <w:rPr>
+                <w:rFonts w:ascii="Courier New" w:eastAsia="Times New Roman" w:hAnsi="Courier New" w:cs="Courier New"/>
+                <w:sz w:val="22"/>
+                <w:szCs w:val="22"/>
+              </w:rPr>
+            </w:pPr>
+            <w:r>
+              <w:rPr>
+                <w:rFonts w:ascii="Courier New" w:eastAsia="Times New Roman" w:hAnsi="Courier New" w:cs="Courier New"/>
+                <w:sz w:val="22"/>
+                <w:szCs w:val="22"/>
+              </w:rPr>
+              <w:t>Constante (</w:t>
+            </w:r>
+            <w:proofErr w:type="spellStart"/>
+            <w:r>
+              <w:rPr>
+                <w:rFonts w:ascii="Courier New" w:eastAsia="Times New Roman" w:hAnsi="Courier New" w:cs="Courier New"/>
+                <w:b/>
+                <w:bCs/>
+                <w:sz w:val="22"/>
+                <w:szCs w:val="22"/>
+              </w:rPr>
+              <w:t>const</w:t>
+            </w:r>
+            <w:proofErr w:type="spellEnd"/>
+            <w:r>
+              <w:rPr>
+                <w:rFonts w:ascii="Courier New" w:eastAsia="Times New Roman" w:hAnsi="Courier New" w:cs="Courier New"/>
+                <w:sz w:val="22"/>
+                <w:szCs w:val="22"/>
+              </w:rPr>
+              <w:t>)</w:t>
+            </w:r>
+          </w:p>
+        </w:tc>
+      </w:tr>
+      <w:tr>
+        <w:tc>
+          <w:tcPr>
+            <w:tcW w:w="1405" w:type="dxa"/>
+            <w:vAlign w:val="center"/>
+          </w:tcPr>
+          <w:p>
+            <w:pPr>
+              <w:pStyle w:val="Prrafodelista"/>
+              <w:ind w:left="0"/>
+              <w:jc w:val="center"/>
+              <w:rPr>
+                <w:rFonts w:ascii="Courier New" w:eastAsia="Times New Roman" w:hAnsi="Courier New" w:cs="Courier New"/>
+                <w:sz w:val="22"/>
+                <w:szCs w:val="22"/>
+              </w:rPr>
+            </w:pPr>
+            <w:r>
+              <w:rPr>
+                <w:rFonts w:ascii="Courier New" w:eastAsia="Times New Roman" w:hAnsi="Courier New" w:cs="Courier New"/>
+                <w:sz w:val="22"/>
+                <w:szCs w:val="22"/>
+              </w:rPr>
+              <w:t>data</w:t>
+            </w:r>
+          </w:p>
+        </w:tc>
+        <w:tc>
+          <w:tcPr>
+            <w:tcW w:w="5310" w:type="dxa"/>
+            <w:vAlign w:val="center"/>
+          </w:tcPr>
+          <w:p>
+            <w:pPr>
+              <w:pStyle w:val="Prrafodelista"/>
+              <w:ind w:left="0"/>
+              <w:rPr>
+                <w:rFonts w:ascii="Courier New" w:eastAsia="Times New Roman" w:hAnsi="Courier New" w:cs="Courier New"/>
+                <w:sz w:val="22"/>
+                <w:szCs w:val="22"/>
+              </w:rPr>
+            </w:pPr>
+            <w:r>
+              <w:rPr>
+                <w:rFonts w:ascii="Courier New" w:eastAsia="Times New Roman" w:hAnsi="Courier New" w:cs="Courier New"/>
+                <w:sz w:val="22"/>
+                <w:szCs w:val="22"/>
+              </w:rPr>
+              <w:t>Variable con tipado genérico/inferido (</w:t>
+            </w:r>
+            <w:proofErr w:type="spellStart"/>
+            <w:r>
+              <w:rPr>
+                <w:rFonts w:ascii="Courier New" w:eastAsia="Times New Roman" w:hAnsi="Courier New" w:cs="Courier New"/>
+                <w:b/>
+                <w:bCs/>
+                <w:sz w:val="22"/>
+                <w:szCs w:val="22"/>
+              </w:rPr>
+              <w:t>var</w:t>
+            </w:r>
+            <w:proofErr w:type="spellEnd"/>
+            <w:r>
+              <w:rPr>
+                <w:rFonts w:ascii="Courier New" w:eastAsia="Times New Roman" w:hAnsi="Courier New" w:cs="Courier New"/>
+                <w:sz w:val="22"/>
+                <w:szCs w:val="22"/>
+              </w:rPr>
+              <w:t>)</w:t>
+            </w:r>
+          </w:p>
+        </w:tc>
+      </w:tr>
+    </w:tbl>
+    <w:p>
+      <w:pPr>
+        <w:pStyle w:val="Prrafodelista"/>
+        <w:ind w:left="0"/>
+        <w:rPr>
+          <w:rFonts w:ascii="Times New Roman" w:eastAsia="Times New Roman" w:hAnsi="Times New Roman" w:cs="Times New Roman"/>
+          <w:b/>
+          <w:bCs/>
+        </w:rPr>
+      </w:pPr>
+    </w:p>
+    <w:p>
+      <w:pPr>
+        <w:pStyle w:val="Prrafodelista"/>
+        <w:ind w:left="0" w:firstLine="708"/>
+        <w:rPr>
+          <w:rFonts w:ascii="Times New Roman" w:eastAsia="Times New Roman" w:hAnsi="Times New Roman" w:cs="Times New Roman"/>
+          <w:b/>
+          <w:bCs/>
+        </w:rPr>
+      </w:pPr>
+      <w:r>
+        <w:rPr>
+          <w:rFonts w:ascii="Times New Roman" w:eastAsia="Times New Roman" w:hAnsi="Times New Roman" w:cs="Times New Roman"/>
+          <w:b/>
+          <w:bCs/>
+        </w:rPr>
+        <w:t>2.2.</w:t>
+      </w:r>
+      <w:r>
+        <w:rPr>
+          <w:rFonts w:ascii="Times New Roman" w:eastAsia="Times New Roman" w:hAnsi="Times New Roman" w:cs="Times New Roman"/>
+          <w:b/>
+          <w:bCs/>
+        </w:rPr>
+        <w:t>4</w:t>
+      </w:r>
+      <w:r>
+        <w:rPr>
+          <w:rFonts w:ascii="Times New Roman" w:eastAsia="Times New Roman" w:hAnsi="Times New Roman" w:cs="Times New Roman"/>
+          <w:b/>
+          <w:bCs/>
+        </w:rPr>
+        <w:t xml:space="preserve"> </w:t>
+      </w:r>
+      <w:r>
+        <w:rPr>
+          <w:rFonts w:ascii="Times New Roman" w:eastAsia="Times New Roman" w:hAnsi="Times New Roman" w:cs="Times New Roman"/>
+          <w:b/>
+          <w:bCs/>
+        </w:rPr>
+        <w:t>Funciones</w:t>
+      </w:r>
+    </w:p>
+    <w:tbl>
+      <w:tblPr>
+        <w:tblStyle w:val="Tablaconcuadrcula"/>
+        <w:tblW w:w="0" w:type="auto"/>
+        <w:tblLook w:val="04A0" w:firstRow="1" w:lastRow="0" w:firstColumn="1" w:lastColumn="0" w:noHBand="0" w:noVBand="1"/>
+      </w:tblPr>
+      <w:tblGrid>
+        <w:gridCol w:w="1405"/>
+        <w:gridCol w:w="5310"/>
+      </w:tblGrid>
+      <w:tr>
+        <w:trPr>
+          <w:trHeight w:val="409"/>
+        </w:trPr>
+        <w:tc>
+          <w:tcPr>
+            <w:tcW w:w="1405" w:type="dxa"/>
+            <w:vAlign w:val="center"/>
+          </w:tcPr>
+          <w:p>
+            <w:pPr>
+              <w:pStyle w:val="Prrafodelista"/>
+              <w:ind w:left="0"/>
+              <w:rPr>
+                <w:rFonts w:ascii="Courier New" w:eastAsia="Times New Roman" w:hAnsi="Courier New" w:cs="Courier New"/>
+                <w:sz w:val="22"/>
+                <w:szCs w:val="22"/>
+              </w:rPr>
+            </w:pPr>
+            <w:proofErr w:type="spellStart"/>
+            <w:r>
+              <w:rPr>
+                <w:rFonts w:ascii="Courier New" w:eastAsia="Times New Roman" w:hAnsi="Courier New" w:cs="Courier New"/>
+                <w:sz w:val="22"/>
+                <w:szCs w:val="22"/>
+              </w:rPr>
+              <w:t>action</w:t>
+            </w:r>
+            <w:proofErr w:type="spellEnd"/>
+          </w:p>
+        </w:tc>
+        <w:tc>
+          <w:tcPr>
+            <w:tcW w:w="5310" w:type="dxa"/>
+            <w:vAlign w:val="center"/>
+          </w:tcPr>
+          <w:tbl>
+            <w:tblPr>
+              <w:tblW w:w="0" w:type="auto"/>
+              <w:tblCellSpacing w:w="15" w:type="dxa"/>
+              <w:tblCellMar>
+                <w:top w:w="15" w:type="dxa"/>
+                <w:left w:w="15" w:type="dxa"/>
+                <w:bottom w:w="15" w:type="dxa"/>
+                <w:right w:w="15" w:type="dxa"/>
+              </w:tblCellMar>
+              <w:tblLook w:val="04A0" w:firstRow="1" w:lastRow="0" w:firstColumn="1" w:lastColumn="0" w:noHBand="0" w:noVBand="1"/>
+            </w:tblPr>
+            <w:tblGrid>
+              <w:gridCol w:w="96"/>
+            </w:tblGrid>
+            <w:tr>
+              <w:trPr>
+                <w:tblCellSpacing w:w="15" w:type="dxa"/>
+              </w:trPr>
+              <w:tc>
+                <w:tcPr>
+                  <w:tcW w:w="0" w:type="auto"/>
+                  <w:vAlign w:val="center"/>
+                  <w:hideMark/>
+                </w:tcPr>
+                <w:p>
+                  <w:pPr>
+                    <w:pStyle w:val="Prrafodelista"/>
+                    <w:rPr>
+                      <w:rFonts w:ascii="Courier New" w:eastAsia="Times New Roman" w:hAnsi="Courier New" w:cs="Courier New"/>
+                      <w:sz w:val="22"/>
+                      <w:szCs w:val="22"/>
+                      <w:lang w:val="es-US"/>
+                    </w:rPr>
+                  </w:pPr>
+                </w:p>
+              </w:tc>
+            </w:tr>
+          </w:tbl>
+          <w:p>
+            <w:pPr>
+              <w:pStyle w:val="Prrafodelista"/>
+              <w:rPr>
+                <w:rFonts w:ascii="Courier New" w:eastAsia="Times New Roman" w:hAnsi="Courier New" w:cs="Courier New"/>
+                <w:vanish/>
+                <w:sz w:val="22"/>
+                <w:szCs w:val="22"/>
+                <w:lang w:val="es-US"/>
+              </w:rPr>
+            </w:pPr>
+          </w:p>
+          <w:p>
+            <w:pPr>
+              <w:pStyle w:val="Prrafodelista"/>
+              <w:ind w:left="0"/>
+              <w:rPr>
+                <w:rFonts w:ascii="Courier New" w:eastAsia="Times New Roman" w:hAnsi="Courier New" w:cs="Courier New"/>
+                <w:sz w:val="22"/>
+                <w:szCs w:val="22"/>
+                <w:lang w:val="es-US"/>
+              </w:rPr>
+            </w:pPr>
+            <w:r>
+              <w:rPr>
+                <w:rFonts w:ascii="Courier New" w:eastAsia="Times New Roman" w:hAnsi="Courier New" w:cs="Courier New"/>
+                <w:sz w:val="22"/>
+                <w:szCs w:val="22"/>
+                <w:lang w:val="es-US"/>
+              </w:rPr>
+              <w:t>Definir función o método (</w:t>
+            </w:r>
+            <w:proofErr w:type="spellStart"/>
+            <w:r>
+              <w:rPr>
+                <w:rFonts w:ascii="Courier New" w:eastAsia="Times New Roman" w:hAnsi="Courier New" w:cs="Courier New"/>
+                <w:sz w:val="22"/>
+                <w:szCs w:val="22"/>
+                <w:lang w:val="es-US"/>
+              </w:rPr>
+              <w:t>fun</w:t>
+            </w:r>
+            <w:proofErr w:type="spellEnd"/>
+            <w:r>
+              <w:rPr>
+                <w:rFonts w:ascii="Courier New" w:eastAsia="Times New Roman" w:hAnsi="Courier New" w:cs="Courier New"/>
+                <w:sz w:val="22"/>
+                <w:szCs w:val="22"/>
+                <w:lang w:val="es-US"/>
+              </w:rPr>
+              <w:t>)</w:t>
+            </w:r>
+          </w:p>
+        </w:tc>
+      </w:tr>
+    </w:tbl>
+    <w:p>
+      <w:pPr>
+        <w:rPr>
+          <w:rFonts w:ascii="Courier New" w:eastAsia="Times New Roman" w:hAnsi="Courier New" w:cs="Courier New"/>
+          <w:b/>
+          <w:bCs/>
+        </w:rPr>
+      </w:pPr>
+      <w:r>
+        <w:rPr>
+          <w:rFonts w:ascii="Courier New" w:eastAsia="Times New Roman" w:hAnsi="Courier New" w:cs="Courier New"/>
+          <w:b/>
+          <w:bCs/>
+        </w:rPr>
+        <w:tab/>
+      </w:r>
+    </w:p>
+    <w:p>
+      <w:pPr>
+        <w:rPr>
+          <w:rFonts w:ascii="Courier New" w:eastAsia="Times New Roman" w:hAnsi="Courier New" w:cs="Courier New"/>
+          <w:b/>
+          <w:bCs/>
+        </w:rPr>
+      </w:pPr>
+      <w:r>
+        <w:rPr>
+          <w:rFonts w:ascii="Courier New" w:eastAsia="Times New Roman" w:hAnsi="Courier New" w:cs="Courier New"/>
+          <w:b/>
+          <w:bCs/>
+        </w:rPr>
+        <w:tab/>
+      </w:r>
+      <w:r>
+        <w:rPr>
+          <w:rFonts w:ascii="Times New Roman" w:eastAsia="Times New Roman" w:hAnsi="Times New Roman" w:cs="Times New Roman"/>
+          <w:b/>
+          <w:bCs/>
+        </w:rPr>
+        <w:t xml:space="preserve">2.2.5 </w:t>
+      </w:r>
+      <w:r>
+        <w:rPr>
+          <w:rFonts w:ascii="Times New Roman" w:eastAsia="Times New Roman" w:hAnsi="Times New Roman" w:cs="Times New Roman"/>
+          <w:b/>
+          <w:bCs/>
+        </w:rPr>
+        <w:t>Objetos / referencias</w:t>
+      </w:r>
+    </w:p>
+    <w:tbl>
+      <w:tblPr>
+        <w:tblStyle w:val="Tablaconcuadrcula"/>
+        <w:tblW w:w="0" w:type="auto"/>
+        <w:tblLook w:val="04A0" w:firstRow="1" w:lastRow="0" w:firstColumn="1" w:lastColumn="0" w:noHBand="0" w:noVBand="1"/>
+      </w:tblPr>
+      <w:tblGrid>
+        <w:gridCol w:w="1405"/>
+        <w:gridCol w:w="5310"/>
+      </w:tblGrid>
+      <w:tr>
+        <w:trPr>
+          <w:trHeight w:val="409"/>
+        </w:trPr>
+        <w:tc>
+          <w:tcPr>
+            <w:tcW w:w="1405" w:type="dxa"/>
+            <w:vAlign w:val="center"/>
+          </w:tcPr>
+          <w:p>
+            <w:pPr>
+              <w:pStyle w:val="Prrafodelista"/>
+              <w:ind w:left="0"/>
+              <w:rPr>
+                <w:rFonts w:ascii="Courier New" w:eastAsia="Times New Roman" w:hAnsi="Courier New" w:cs="Courier New"/>
+                <w:sz w:val="22"/>
+                <w:szCs w:val="22"/>
+              </w:rPr>
+            </w:pPr>
+            <w:proofErr w:type="spellStart"/>
+            <w:r>
+              <w:rPr>
+                <w:rFonts w:ascii="Courier New" w:eastAsia="Times New Roman" w:hAnsi="Courier New" w:cs="Courier New"/>
+                <w:sz w:val="22"/>
+                <w:szCs w:val="22"/>
+              </w:rPr>
+              <w:t>forge</w:t>
+            </w:r>
+            <w:proofErr w:type="spellEnd"/>
+          </w:p>
+        </w:tc>
+        <w:tc>
+          <w:tcPr>
+            <w:tcW w:w="5310" w:type="dxa"/>
+            <w:vAlign w:val="center"/>
+          </w:tcPr>
+          <w:p>
+            <w:pPr>
+              <w:pStyle w:val="Prrafodelista"/>
+              <w:ind w:left="0"/>
+              <w:rPr>
+                <w:rFonts w:ascii="Courier New" w:eastAsia="Times New Roman" w:hAnsi="Courier New" w:cs="Courier New"/>
+                <w:sz w:val="22"/>
+                <w:szCs w:val="22"/>
+                <w:lang w:val="es-US"/>
+              </w:rPr>
+            </w:pPr>
+            <w:r>
+              <w:rPr>
+                <w:rFonts w:ascii="Courier New" w:eastAsia="Times New Roman" w:hAnsi="Courier New" w:cs="Courier New"/>
+                <w:sz w:val="22"/>
+                <w:szCs w:val="22"/>
+              </w:rPr>
+              <w:t>Crear objeto (</w:t>
+            </w:r>
+            <w:r>
+              <w:rPr>
+                <w:rFonts w:ascii="Courier New" w:eastAsia="Times New Roman" w:hAnsi="Courier New" w:cs="Courier New"/>
+                <w:b/>
+                <w:bCs/>
+                <w:sz w:val="22"/>
+                <w:szCs w:val="22"/>
+              </w:rPr>
+              <w:t>new</w:t>
+            </w:r>
+            <w:r>
+              <w:rPr>
+                <w:rFonts w:ascii="Courier New" w:eastAsia="Times New Roman" w:hAnsi="Courier New" w:cs="Courier New"/>
+                <w:sz w:val="22"/>
+                <w:szCs w:val="22"/>
+              </w:rPr>
+              <w:t>)</w:t>
+            </w:r>
+          </w:p>
+        </w:tc>
+      </w:tr>
+      <w:tr>
+        <w:trPr>
+          <w:trHeight w:val="409"/>
+        </w:trPr>
+        <w:tc>
+          <w:tcPr>
+            <w:tcW w:w="1405" w:type="dxa"/>
+            <w:vAlign w:val="center"/>
+          </w:tcPr>
+          <w:p>
+            <w:pPr>
+              <w:pStyle w:val="Prrafodelista"/>
+              <w:ind w:left="0"/>
+              <w:rPr>
+                <w:rFonts w:ascii="Courier New" w:eastAsia="Times New Roman" w:hAnsi="Courier New" w:cs="Courier New"/>
+                <w:sz w:val="22"/>
+                <w:szCs w:val="22"/>
+              </w:rPr>
+            </w:pPr>
+            <w:proofErr w:type="spellStart"/>
+            <w:r>
+              <w:rPr>
+                <w:rFonts w:ascii="Courier New" w:eastAsia="Times New Roman" w:hAnsi="Courier New" w:cs="Courier New"/>
+                <w:sz w:val="22"/>
+                <w:szCs w:val="22"/>
+              </w:rPr>
+              <w:t>self</w:t>
+            </w:r>
+            <w:proofErr w:type="spellEnd"/>
+          </w:p>
+        </w:tc>
+        <w:tc>
+          <w:tcPr>
+            <w:tcW w:w="5310" w:type="dxa"/>
+            <w:vAlign w:val="center"/>
+          </w:tcPr>
+          <w:tbl>
+            <w:tblPr>
+              <w:tblW w:w="0" w:type="auto"/>
+              <w:tblCellSpacing w:w="15" w:type="dxa"/>
+              <w:tblCellMar>
+                <w:top w:w="15" w:type="dxa"/>
+                <w:left w:w="15" w:type="dxa"/>
+                <w:bottom w:w="15" w:type="dxa"/>
+                <w:right w:w="15" w:type="dxa"/>
+              </w:tblCellMar>
+              <w:tblLook w:val="04A0" w:firstRow="1" w:lastRow="0" w:firstColumn="1" w:lastColumn="0" w:noHBand="0" w:noVBand="1"/>
+            </w:tblPr>
+            <w:tblGrid>
+              <w:gridCol w:w="96"/>
+            </w:tblGrid>
+            <w:tr>
+              <w:trPr>
+                <w:tblCellSpacing w:w="15" w:type="dxa"/>
+              </w:trPr>
+              <w:tc>
+                <w:tcPr>
+                  <w:tcW w:w="0" w:type="auto"/>
+                  <w:vAlign w:val="center"/>
+                  <w:hideMark/>
+                </w:tcPr>
+                <w:p>
+                  <w:pPr>
+                    <w:spacing w:after="0" w:line="240" w:lineRule="auto"/>
+                    <w:rPr>
+                      <w:rFonts w:ascii="Courier New" w:eastAsia="Times New Roman" w:hAnsi="Courier New" w:cs="Courier New"/>
+                      <w:sz w:val="22"/>
+                      <w:szCs w:val="22"/>
+                      <w:lang w:val="es-US"/>
+                    </w:rPr>
+                  </w:pPr>
+                </w:p>
+              </w:tc>
+            </w:tr>
+          </w:tbl>
+          <w:p>
+            <w:pPr>
+              <w:rPr>
+                <w:rFonts w:ascii="Courier New" w:eastAsia="Times New Roman" w:hAnsi="Courier New" w:cs="Courier New"/>
+                <w:vanish/>
+                <w:sz w:val="22"/>
+                <w:szCs w:val="22"/>
+                <w:lang w:val="es-US"/>
+              </w:rPr>
+            </w:pPr>
+          </w:p>
+          <w:tbl>
+            <w:tblPr>
+              <w:tblW w:w="0" w:type="auto"/>
+              <w:tblCellSpacing w:w="15" w:type="dxa"/>
+              <w:tblCellMar>
+                <w:top w:w="15" w:type="dxa"/>
+                <w:left w:w="15" w:type="dxa"/>
+                <w:bottom w:w="15" w:type="dxa"/>
+                <w:right w:w="15" w:type="dxa"/>
+              </w:tblCellMar>
+              <w:tblLook w:val="04A0" w:firstRow="1" w:lastRow="0" w:firstColumn="1" w:lastColumn="0" w:noHBand="0" w:noVBand="1"/>
+            </w:tblPr>
+            <w:tblGrid>
+              <w:gridCol w:w="5094"/>
+            </w:tblGrid>
+            <w:tr>
+              <w:trPr>
+                <w:tblCellSpacing w:w="15" w:type="dxa"/>
+              </w:trPr>
+              <w:tc>
+                <w:tcPr>
+                  <w:tcW w:w="0" w:type="auto"/>
+                  <w:vAlign w:val="center"/>
+                  <w:hideMark/>
+                </w:tcPr>
+                <w:p>
+                  <w:pPr>
+                    <w:spacing w:after="0" w:line="240" w:lineRule="auto"/>
+                    <w:rPr>
+                      <w:rFonts w:ascii="Courier New" w:eastAsia="Times New Roman" w:hAnsi="Courier New" w:cs="Courier New"/>
+                      <w:sz w:val="22"/>
+                      <w:szCs w:val="22"/>
+                      <w:lang w:val="es-US"/>
+                    </w:rPr>
+                  </w:pPr>
+                  <w:r>
+                    <w:rPr>
+                      <w:rFonts w:ascii="Courier New" w:eastAsia="Times New Roman" w:hAnsi="Courier New" w:cs="Courier New"/>
+                      <w:sz w:val="22"/>
+                      <w:szCs w:val="22"/>
+                      <w:lang w:val="es-US"/>
+                    </w:rPr>
+                    <w:t>Referencia a la instancia actual (</w:t>
+                  </w:r>
+                  <w:proofErr w:type="spellStart"/>
+                  <w:r>
+                    <w:rPr>
+                      <w:rFonts w:ascii="Courier New" w:eastAsia="Times New Roman" w:hAnsi="Courier New" w:cs="Courier New"/>
+                      <w:b/>
+                      <w:bCs/>
+                      <w:sz w:val="22"/>
+                      <w:szCs w:val="22"/>
+                      <w:lang w:val="es-US"/>
+                    </w:rPr>
+                    <w:t>this</w:t>
+                  </w:r>
+                  <w:proofErr w:type="spellEnd"/>
+                  <w:r>
+                    <w:rPr>
+                      <w:rFonts w:ascii="Courier New" w:eastAsia="Times New Roman" w:hAnsi="Courier New" w:cs="Courier New"/>
+                      <w:sz w:val="22"/>
+                      <w:szCs w:val="22"/>
+                      <w:lang w:val="es-US"/>
+                    </w:rPr>
+                    <w:t>)</w:t>
+                  </w:r>
+                </w:p>
+              </w:tc>
+            </w:tr>
+          </w:tbl>
+          <w:p>
+            <w:pPr>
+              <w:rPr>
+                <w:rFonts w:ascii="Courier New" w:eastAsia="Times New Roman" w:hAnsi="Courier New" w:cs="Courier New"/>
+                <w:sz w:val="22"/>
+                <w:szCs w:val="22"/>
+                <w:lang w:val="es-US"/>
+              </w:rPr>
+            </w:pPr>
+          </w:p>
+        </w:tc>
+      </w:tr>
+      <w:tr>
+        <w:trPr>
+          <w:trHeight w:val="409"/>
+        </w:trPr>
+        <w:tc>
+          <w:tcPr>
+            <w:tcW w:w="1405" w:type="dxa"/>
+            <w:vAlign w:val="center"/>
+          </w:tcPr>
+          <w:p>
+            <w:pPr>
+              <w:pStyle w:val="Prrafodelista"/>
+              <w:ind w:left="0"/>
+              <w:rPr>
+                <w:rFonts w:ascii="Courier New" w:eastAsia="Times New Roman" w:hAnsi="Courier New" w:cs="Courier New"/>
+                <w:sz w:val="22"/>
+                <w:szCs w:val="22"/>
+              </w:rPr>
+            </w:pPr>
+            <w:proofErr w:type="spellStart"/>
+            <w:r>
+              <w:rPr>
+                <w:rFonts w:ascii="Courier New" w:eastAsia="Times New Roman" w:hAnsi="Courier New" w:cs="Courier New"/>
+                <w:sz w:val="22"/>
+                <w:szCs w:val="22"/>
+              </w:rPr>
+              <w:t>void</w:t>
+            </w:r>
+            <w:proofErr w:type="spellEnd"/>
+          </w:p>
+        </w:tc>
+        <w:tc>
+          <w:tcPr>
+            <w:tcW w:w="5310" w:type="dxa"/>
+            <w:vAlign w:val="center"/>
+          </w:tcPr>
+          <w:p>
+            <w:pPr>
+              <w:rPr>
+                <w:rFonts w:ascii="Courier New" w:eastAsia="Times New Roman" w:hAnsi="Courier New" w:cs="Courier New"/>
+                <w:sz w:val="22"/>
+                <w:szCs w:val="22"/>
+                <w:lang w:val="es-US"/>
+              </w:rPr>
+            </w:pPr>
+            <w:r>
+              <w:rPr>
+                <w:rFonts w:ascii="Courier New" w:eastAsia="Times New Roman" w:hAnsi="Courier New" w:cs="Courier New"/>
+                <w:sz w:val="22"/>
+                <w:szCs w:val="22"/>
+              </w:rPr>
+              <w:t>Valor nulo (</w:t>
+            </w:r>
+            <w:proofErr w:type="spellStart"/>
+            <w:r>
+              <w:rPr>
+                <w:rFonts w:ascii="Courier New" w:eastAsia="Times New Roman" w:hAnsi="Courier New" w:cs="Courier New"/>
+                <w:b/>
+                <w:bCs/>
+                <w:sz w:val="22"/>
+                <w:szCs w:val="22"/>
+              </w:rPr>
+              <w:t>null</w:t>
+            </w:r>
+            <w:proofErr w:type="spellEnd"/>
+            <w:r>
+              <w:rPr>
+                <w:rFonts w:ascii="Courier New" w:eastAsia="Times New Roman" w:hAnsi="Courier New" w:cs="Courier New"/>
+                <w:sz w:val="22"/>
+                <w:szCs w:val="22"/>
+              </w:rPr>
+              <w:t>)</w:t>
+            </w:r>
+          </w:p>
+        </w:tc>
+      </w:tr>
+    </w:tbl>
+    <w:p>
+      <w:pPr>
+        <w:pStyle w:val="Prrafodelista"/>
+        <w:ind w:left="0"/>
+        <w:rPr>
+          <w:rFonts w:ascii="Times New Roman" w:eastAsia="Times New Roman" w:hAnsi="Times New Roman" w:cs="Times New Roman"/>
+          <w:b/>
+          <w:bCs/>
+        </w:rPr>
+      </w:pPr>
+    </w:p>
+    <w:p>
+      <w:pPr>
+        <w:pStyle w:val="Prrafodelista"/>
+        <w:ind w:left="0"/>
+        <w:rPr>
+          <w:rFonts w:ascii="Times New Roman" w:eastAsia="Times New Roman" w:hAnsi="Times New Roman" w:cs="Times New Roman"/>
+          <w:b/>
+          <w:bCs/>
+        </w:rPr>
+      </w:pPr>
+      <w:r>
+        <w:rPr>
+          <w:rFonts w:ascii="Times New Roman" w:eastAsia="Times New Roman" w:hAnsi="Times New Roman" w:cs="Times New Roman"/>
+          <w:b/>
+          <w:bCs/>
+        </w:rPr>
+        <w:tab/>
+        <w:t xml:space="preserve">2.2.6 </w:t>
+      </w:r>
+      <w:r>
+        <w:rPr>
+          <w:rFonts w:ascii="Times New Roman" w:eastAsia="Times New Roman" w:hAnsi="Times New Roman" w:cs="Times New Roman"/>
+          <w:b/>
+          <w:bCs/>
+        </w:rPr>
+        <w:t>Manejo de errores</w:t>
+      </w:r>
+    </w:p>
+    <w:tbl>
+      <w:tblPr>
+        <w:tblStyle w:val="Tablaconcuadrcula"/>
+        <w:tblW w:w="0" w:type="auto"/>
+        <w:tblLook w:val="04A0" w:firstRow="1" w:lastRow="0" w:firstColumn="1" w:lastColumn="0" w:noHBand="0" w:noVBand="1"/>
+      </w:tblPr>
+      <w:tblGrid>
+        <w:gridCol w:w="1405"/>
+        <w:gridCol w:w="5310"/>
+      </w:tblGrid>
+      <w:tr>
+        <w:trPr>
+          <w:trHeight w:val="409"/>
+        </w:trPr>
+        <w:tc>
+          <w:tcPr>
+            <w:tcW w:w="1405" w:type="dxa"/>
+            <w:vAlign w:val="center"/>
+          </w:tcPr>
+          <w:p>
+            <w:pPr>
+              <w:pStyle w:val="Prrafodelista"/>
+              <w:ind w:left="0"/>
+              <w:rPr>
+                <w:rFonts w:ascii="Courier New" w:eastAsia="Times New Roman" w:hAnsi="Courier New" w:cs="Courier New"/>
+                <w:sz w:val="22"/>
+                <w:szCs w:val="22"/>
+              </w:rPr>
+            </w:pPr>
+            <w:proofErr w:type="spellStart"/>
+            <w:r>
+              <w:rPr>
+                <w:rFonts w:ascii="Courier New" w:eastAsia="Times New Roman" w:hAnsi="Courier New" w:cs="Courier New"/>
+                <w:sz w:val="22"/>
+                <w:szCs w:val="22"/>
+              </w:rPr>
+              <w:t>attemp</w:t>
+            </w:r>
+            <w:proofErr w:type="spellEnd"/>
+            <w:r>
+              <w:rPr>
+                <w:rFonts w:ascii="Courier New" w:eastAsia="Times New Roman" w:hAnsi="Courier New" w:cs="Courier New"/>
+                <w:sz w:val="22"/>
+                <w:szCs w:val="22"/>
+              </w:rPr>
+              <w:t xml:space="preserve"> </w:t>
+            </w:r>
+          </w:p>
+        </w:tc>
+        <w:tc>
+          <w:tcPr>
+            <w:tcW w:w="5310" w:type="dxa"/>
+            <w:vAlign w:val="center"/>
+          </w:tcPr>
+          <w:p>
+            <w:pPr>
+              <w:pStyle w:val="Prrafodelista"/>
+              <w:ind w:left="0"/>
+              <w:rPr>
+                <w:rFonts w:ascii="Courier New" w:eastAsia="Times New Roman" w:hAnsi="Courier New" w:cs="Courier New"/>
+                <w:sz w:val="22"/>
+                <w:szCs w:val="22"/>
+                <w:lang w:val="es-US"/>
+              </w:rPr>
+            </w:pPr>
+            <w:r>
+              <w:rPr>
+                <w:rFonts w:ascii="Courier New" w:eastAsia="Times New Roman" w:hAnsi="Courier New" w:cs="Courier New"/>
+                <w:sz w:val="22"/>
+                <w:szCs w:val="22"/>
+              </w:rPr>
+              <w:t xml:space="preserve">Bloque </w:t>
+            </w:r>
+            <w:r>
+              <w:rPr>
+                <w:rFonts w:ascii="Courier New" w:eastAsia="Times New Roman" w:hAnsi="Courier New" w:cs="Courier New"/>
+                <w:b/>
+                <w:bCs/>
+                <w:sz w:val="22"/>
+                <w:szCs w:val="22"/>
+              </w:rPr>
+              <w:t>try</w:t>
+            </w:r>
+          </w:p>
+        </w:tc>
+      </w:tr>
+      <w:tr>
+        <w:trPr>
+          <w:trHeight w:val="409"/>
+        </w:trPr>
+        <w:tc>
+          <w:tcPr>
+            <w:tcW w:w="1405" w:type="dxa"/>
+            <w:vAlign w:val="center"/>
+          </w:tcPr>
+          <w:p>
+            <w:pPr>
+              <w:pStyle w:val="Prrafodelista"/>
+              <w:ind w:left="0"/>
+              <w:rPr>
+                <w:rFonts w:ascii="Courier New" w:eastAsia="Times New Roman" w:hAnsi="Courier New" w:cs="Courier New"/>
+                <w:sz w:val="22"/>
+                <w:szCs w:val="22"/>
+              </w:rPr>
+            </w:pPr>
+            <w:proofErr w:type="spellStart"/>
+            <w:r>
+              <w:rPr>
+                <w:rFonts w:ascii="Courier New" w:eastAsia="Times New Roman" w:hAnsi="Courier New" w:cs="Courier New"/>
+                <w:sz w:val="22"/>
+                <w:szCs w:val="22"/>
+              </w:rPr>
+              <w:t>ensure</w:t>
+            </w:r>
+            <w:proofErr w:type="spellEnd"/>
+          </w:p>
+        </w:tc>
+        <w:tc>
+          <w:tcPr>
+            <w:tcW w:w="5310" w:type="dxa"/>
+            <w:vAlign w:val="center"/>
+          </w:tcPr>
+          <w:p>
+            <w:pPr>
+              <w:rPr>
+                <w:rFonts w:ascii="Courier New" w:eastAsia="Times New Roman" w:hAnsi="Courier New" w:cs="Courier New"/>
+                <w:sz w:val="22"/>
+                <w:szCs w:val="22"/>
+                <w:lang w:val="es-US"/>
+              </w:rPr>
+            </w:pPr>
+            <w:r>
+              <w:rPr>
+                <w:rFonts w:ascii="Courier New" w:eastAsia="Times New Roman" w:hAnsi="Courier New" w:cs="Courier New"/>
+                <w:sz w:val="22"/>
+                <w:szCs w:val="22"/>
+              </w:rPr>
+              <w:t>Bl</w:t>
+            </w:r>
+            <w:r>
+              <w:rPr>
+                <w:rFonts w:ascii="Courier New" w:eastAsia="Times New Roman" w:hAnsi="Courier New" w:cs="Courier New"/>
+                <w:sz w:val="22"/>
+                <w:szCs w:val="22"/>
+              </w:rPr>
+              <w:t xml:space="preserve">oque </w:t>
+            </w:r>
+            <w:proofErr w:type="spellStart"/>
+            <w:r>
+              <w:rPr>
+                <w:rFonts w:ascii="Courier New" w:eastAsia="Times New Roman" w:hAnsi="Courier New" w:cs="Courier New"/>
+                <w:b/>
+                <w:bCs/>
+                <w:sz w:val="22"/>
+                <w:szCs w:val="22"/>
+              </w:rPr>
+              <w:t>finally</w:t>
+            </w:r>
+            <w:proofErr w:type="spellEnd"/>
+          </w:p>
+        </w:tc>
+      </w:tr>
+      <w:tr>
+        <w:trPr>
+          <w:trHeight w:val="409"/>
+        </w:trPr>
+        <w:tc>
+          <w:tcPr>
+            <w:tcW w:w="1405" w:type="dxa"/>
+            <w:vAlign w:val="center"/>
+          </w:tcPr>
+          <w:p>
+            <w:pPr>
+              <w:pStyle w:val="Prrafodelista"/>
+              <w:ind w:left="0"/>
+              <w:rPr>
+                <w:rFonts w:ascii="Courier New" w:eastAsia="Times New Roman" w:hAnsi="Courier New" w:cs="Courier New"/>
+                <w:sz w:val="22"/>
+                <w:szCs w:val="22"/>
+              </w:rPr>
+            </w:pPr>
+            <w:proofErr w:type="spellStart"/>
+            <w:r>
+              <w:rPr>
+                <w:rFonts w:ascii="Courier New" w:eastAsia="Times New Roman" w:hAnsi="Courier New" w:cs="Courier New"/>
+                <w:sz w:val="22"/>
+                <w:szCs w:val="22"/>
+              </w:rPr>
+              <w:t>throw</w:t>
+            </w:r>
+            <w:proofErr w:type="spellEnd"/>
+          </w:p>
+        </w:tc>
+        <w:tc>
+          <w:tcPr>
+            <w:tcW w:w="5310" w:type="dxa"/>
+            <w:vAlign w:val="center"/>
+          </w:tcPr>
+          <w:p>
+            <w:pPr>
+              <w:rPr>
+                <w:rFonts w:ascii="Courier New" w:eastAsia="Times New Roman" w:hAnsi="Courier New" w:cs="Courier New"/>
+                <w:sz w:val="22"/>
+                <w:szCs w:val="22"/>
+              </w:rPr>
+            </w:pPr>
+            <w:r>
+              <w:rPr>
+                <w:rFonts w:ascii="Courier New" w:eastAsia="Times New Roman" w:hAnsi="Courier New" w:cs="Courier New"/>
+                <w:sz w:val="22"/>
+                <w:szCs w:val="22"/>
+              </w:rPr>
+              <w:t xml:space="preserve">Lanzar excepción </w:t>
+            </w:r>
+            <w:r>
+              <w:rPr>
+                <w:rFonts w:ascii="Courier New" w:eastAsia="Times New Roman" w:hAnsi="Courier New" w:cs="Courier New"/>
+                <w:b/>
+                <w:bCs/>
+                <w:sz w:val="22"/>
+                <w:szCs w:val="22"/>
+              </w:rPr>
+              <w:t>(</w:t>
+            </w:r>
+            <w:proofErr w:type="spellStart"/>
+            <w:r>
+              <w:rPr>
+                <w:rFonts w:ascii="Courier New" w:eastAsia="Times New Roman" w:hAnsi="Courier New" w:cs="Courier New"/>
+                <w:b/>
+                <w:bCs/>
+                <w:sz w:val="22"/>
+                <w:szCs w:val="22"/>
+              </w:rPr>
+              <w:t>throw</w:t>
+            </w:r>
+            <w:proofErr w:type="spellEnd"/>
+            <w:r>
+              <w:rPr>
+                <w:rFonts w:ascii="Courier New" w:eastAsia="Times New Roman" w:hAnsi="Courier New" w:cs="Courier New"/>
+                <w:b/>
+                <w:bCs/>
+                <w:sz w:val="22"/>
+                <w:szCs w:val="22"/>
+              </w:rPr>
+              <w:t>)</w:t>
+            </w:r>
+          </w:p>
+        </w:tc>
+      </w:tr>
+      <w:tr>
+        <w:trPr>
+          <w:trHeight w:val="409"/>
+        </w:trPr>
+        <w:tc>
+          <w:tcPr>
+            <w:tcW w:w="1405" w:type="dxa"/>
+            <w:vAlign w:val="center"/>
+          </w:tcPr>
+          <w:p>
+            <w:pPr>
+              <w:pStyle w:val="Prrafodelista"/>
+              <w:ind w:left="0"/>
+              <w:rPr>
+                <w:rFonts w:ascii="Courier New" w:eastAsia="Times New Roman" w:hAnsi="Courier New" w:cs="Courier New"/>
+                <w:sz w:val="22"/>
+                <w:szCs w:val="22"/>
+              </w:rPr>
+            </w:pPr>
+            <w:proofErr w:type="spellStart"/>
+            <w:r>
+              <w:rPr>
+                <w:rFonts w:ascii="Courier New" w:eastAsia="Times New Roman" w:hAnsi="Courier New" w:cs="Courier New"/>
+                <w:sz w:val="22"/>
+                <w:szCs w:val="22"/>
+              </w:rPr>
+              <w:t>rescue</w:t>
+            </w:r>
+            <w:proofErr w:type="spellEnd"/>
+          </w:p>
+        </w:tc>
+        <w:tc>
+          <w:tcPr>
+            <w:tcW w:w="5310" w:type="dxa"/>
+            <w:vAlign w:val="center"/>
+          </w:tcPr>
+          <w:p>
+            <w:pPr>
+              <w:rPr>
+                <w:rFonts w:ascii="Courier New" w:eastAsia="Times New Roman" w:hAnsi="Courier New" w:cs="Courier New"/>
+                <w:sz w:val="22"/>
+                <w:szCs w:val="22"/>
+              </w:rPr>
+            </w:pPr>
+            <w:r>
+              <w:rPr>
+                <w:rFonts w:ascii="Courier New" w:eastAsia="Times New Roman" w:hAnsi="Courier New" w:cs="Courier New"/>
+                <w:sz w:val="22"/>
+                <w:szCs w:val="22"/>
+              </w:rPr>
+              <w:t xml:space="preserve">Bloque </w:t>
+            </w:r>
+            <w:r>
+              <w:rPr>
+                <w:rFonts w:ascii="Courier New" w:eastAsia="Times New Roman" w:hAnsi="Courier New" w:cs="Courier New"/>
+                <w:b/>
+                <w:bCs/>
+                <w:sz w:val="22"/>
+                <w:szCs w:val="22"/>
+              </w:rPr>
+              <w:t>catch</w:t>
+            </w:r>
+          </w:p>
+        </w:tc>
+      </w:tr>
+    </w:tbl>
+    <w:p>
+      <w:pPr>
+        <w:pStyle w:val="Prrafodelista"/>
+        <w:ind w:left="0"/>
+        <w:rPr>
+          <w:rFonts w:ascii="Times New Roman" w:eastAsia="Times New Roman" w:hAnsi="Times New Roman" w:cs="Times New Roman"/>
+          <w:b/>
+          <w:bCs/>
+        </w:rPr>
+      </w:pPr>
+    </w:p>
+    <w:p>
+      <w:pPr>
+        <w:pStyle w:val="Prrafodelista"/>
+        <w:ind w:left="0"/>
+        <w:rPr>
+          <w:rFonts w:ascii="Times New Roman" w:eastAsia="Times New Roman" w:hAnsi="Times New Roman" w:cs="Times New Roman"/>
+          <w:b/>
+          <w:bCs/>
+        </w:rPr>
+      </w:pPr>
+      <w:r>
+        <w:rPr>
+          <w:rFonts w:ascii="Times New Roman" w:eastAsia="Times New Roman" w:hAnsi="Times New Roman" w:cs="Times New Roman"/>
+          <w:b/>
+          <w:bCs/>
+        </w:rPr>
+        <w:tab/>
+      </w:r>
+      <w:r>
+        <w:rPr>
+          <w:rFonts w:ascii="Times New Roman" w:eastAsia="Times New Roman" w:hAnsi="Times New Roman" w:cs="Times New Roman"/>
+          <w:b/>
+          <w:bCs/>
+        </w:rPr>
+        <w:t>2.2.</w:t>
+      </w:r>
+      <w:r>
+        <w:rPr>
+          <w:rFonts w:ascii="Times New Roman" w:eastAsia="Times New Roman" w:hAnsi="Times New Roman" w:cs="Times New Roman"/>
+          <w:b/>
+          <w:bCs/>
+        </w:rPr>
+        <w:t>7</w:t>
+      </w:r>
+      <w:r>
+        <w:rPr>
+          <w:rFonts w:ascii="Times New Roman" w:eastAsia="Times New Roman" w:hAnsi="Times New Roman" w:cs="Times New Roman"/>
+          <w:b/>
+          <w:bCs/>
+        </w:rPr>
+        <w:t xml:space="preserve"> </w:t>
+      </w:r>
+      <w:r>
+        <w:rPr>
+          <w:rFonts w:ascii="Times New Roman" w:eastAsia="Times New Roman" w:hAnsi="Times New Roman" w:cs="Times New Roman"/>
+          <w:b/>
+          <w:bCs/>
+        </w:rPr>
+        <w:t>I/O</w:t>
+      </w:r>
+    </w:p>
+    <w:tbl>
+      <w:tblPr>
+        <w:tblStyle w:val="Tablaconcuadrcula"/>
+        <w:tblW w:w="0" w:type="auto"/>
+        <w:tblLook w:val="04A0" w:firstRow="1" w:lastRow="0" w:firstColumn="1" w:lastColumn="0" w:noHBand="0" w:noVBand="1"/>
+      </w:tblPr>
+      <w:tblGrid>
+        <w:gridCol w:w="1405"/>
+        <w:gridCol w:w="5310"/>
+      </w:tblGrid>
+      <w:tr>
+        <w:trPr>
+          <w:trHeight w:val="409"/>
+        </w:trPr>
+        <w:tc>
+          <w:tcPr>
+            <w:tcW w:w="1405" w:type="dxa"/>
+            <w:vAlign w:val="center"/>
+          </w:tcPr>
+          <w:p>
+            <w:pPr>
+              <w:pStyle w:val="Prrafodelista"/>
+              <w:ind w:left="0"/>
+              <w:rPr>
+                <w:rFonts w:ascii="Courier New" w:eastAsia="Times New Roman" w:hAnsi="Courier New" w:cs="Courier New"/>
+                <w:sz w:val="22"/>
+                <w:szCs w:val="22"/>
+              </w:rPr>
+            </w:pPr>
+            <w:proofErr w:type="spellStart"/>
+            <w:r>
+              <w:rPr>
+                <w:rFonts w:ascii="Courier New" w:eastAsia="Times New Roman" w:hAnsi="Courier New" w:cs="Courier New"/>
+                <w:sz w:val="22"/>
+                <w:szCs w:val="22"/>
+              </w:rPr>
+              <w:t>display</w:t>
+            </w:r>
+            <w:proofErr w:type="spellEnd"/>
+          </w:p>
+        </w:tc>
+        <w:tc>
+          <w:tcPr>
+            <w:tcW w:w="5310" w:type="dxa"/>
+            <w:vAlign w:val="center"/>
+          </w:tcPr>
+          <w:tbl>
+            <w:tblPr>
+              <w:tblW w:w="0" w:type="auto"/>
+              <w:tblCellSpacing w:w="15" w:type="dxa"/>
+              <w:tblCellMar>
+                <w:top w:w="15" w:type="dxa"/>
+                <w:left w:w="15" w:type="dxa"/>
+                <w:bottom w:w="15" w:type="dxa"/>
+                <w:right w:w="15" w:type="dxa"/>
+              </w:tblCellMar>
+              <w:tblLook w:val="04A0" w:firstRow="1" w:lastRow="0" w:firstColumn="1" w:lastColumn="0" w:noHBand="0" w:noVBand="1"/>
+            </w:tblPr>
+            <w:tblGrid>
+              <w:gridCol w:w="96"/>
+            </w:tblGrid>
+            <w:tr>
+              <w:trPr>
+                <w:tblCellSpacing w:w="15" w:type="dxa"/>
+              </w:trPr>
+              <w:tc>
+                <w:tcPr>
+                  <w:tcW w:w="0" w:type="auto"/>
+                  <w:vAlign w:val="center"/>
+                  <w:hideMark/>
+                </w:tcPr>
+                <w:p>
+                  <w:pPr>
+                    <w:pStyle w:val="Prrafodelista"/>
+                    <w:rPr>
+                      <w:rFonts w:ascii="Courier New" w:eastAsia="Times New Roman" w:hAnsi="Courier New" w:cs="Courier New"/>
+                      <w:sz w:val="22"/>
+                      <w:szCs w:val="22"/>
+                      <w:lang w:val="es-US"/>
+                    </w:rPr>
+                  </w:pPr>
+                </w:p>
+              </w:tc>
+            </w:tr>
+          </w:tbl>
+          <w:p>
+            <w:pPr>
+              <w:pStyle w:val="Prrafodelista"/>
+              <w:ind w:left="0"/>
+              <w:rPr>
+                <w:rFonts w:ascii="Courier New" w:eastAsia="Times New Roman" w:hAnsi="Courier New" w:cs="Courier New"/>
+                <w:sz w:val="22"/>
+                <w:szCs w:val="22"/>
+                <w:lang w:val="es-US"/>
+              </w:rPr>
+            </w:pPr>
+            <w:r>
+              <w:rPr>
+                <w:rFonts w:ascii="Courier New" w:eastAsia="Times New Roman" w:hAnsi="Courier New" w:cs="Courier New"/>
+                <w:sz w:val="22"/>
+                <w:szCs w:val="22"/>
+              </w:rPr>
+              <w:t>I</w:t>
+            </w:r>
+            <w:r>
+              <w:rPr>
+                <w:rFonts w:ascii="Courier New" w:eastAsia="Times New Roman" w:hAnsi="Courier New" w:cs="Courier New"/>
+                <w:sz w:val="22"/>
+                <w:szCs w:val="22"/>
+              </w:rPr>
+              <w:t>mprimir en pantalla (</w:t>
+            </w:r>
+            <w:proofErr w:type="spellStart"/>
+            <w:r>
+              <w:rPr>
+                <w:rFonts w:ascii="Courier New" w:eastAsia="Times New Roman" w:hAnsi="Courier New" w:cs="Courier New"/>
+                <w:b/>
+                <w:bCs/>
+                <w:sz w:val="22"/>
+                <w:szCs w:val="22"/>
+              </w:rPr>
+              <w:t>print</w:t>
+            </w:r>
+            <w:proofErr w:type="spellEnd"/>
+            <w:r>
+              <w:rPr>
+                <w:rFonts w:ascii="Courier New" w:eastAsia="Times New Roman" w:hAnsi="Courier New" w:cs="Courier New"/>
+                <w:b/>
+                <w:bCs/>
+                <w:sz w:val="22"/>
+                <w:szCs w:val="22"/>
+              </w:rPr>
+              <w:t xml:space="preserve"> / </w:t>
+            </w:r>
+            <w:proofErr w:type="spellStart"/>
+            <w:r>
+              <w:rPr>
+                <w:rFonts w:ascii="Courier New" w:eastAsia="Times New Roman" w:hAnsi="Courier New" w:cs="Courier New"/>
+                <w:b/>
+                <w:bCs/>
+                <w:sz w:val="22"/>
+                <w:szCs w:val="22"/>
+              </w:rPr>
+              <w:t>printf</w:t>
+            </w:r>
+            <w:proofErr w:type="spellEnd"/>
+            <w:r>
+              <w:rPr>
+                <w:rFonts w:ascii="Courier New" w:eastAsia="Times New Roman" w:hAnsi="Courier New" w:cs="Courier New"/>
+                <w:b/>
+                <w:bCs/>
+                <w:sz w:val="22"/>
+                <w:szCs w:val="22"/>
+              </w:rPr>
+              <w:t>)</w:t>
+            </w:r>
+          </w:p>
+        </w:tc>
+      </w:tr>
+    </w:tbl>
+    <w:p>
+      <w:pPr>
+        <w:pStyle w:val="Prrafodelista"/>
+        <w:ind w:left="0"/>
+        <w:rPr>
+          <w:rFonts w:ascii="Times New Roman" w:eastAsia="Times New Roman" w:hAnsi="Times New Roman" w:cs="Times New Roman"/>
+          <w:b/>
+          <w:bCs/>
+        </w:rPr>
+      </w:pPr>
+    </w:p>
+    <w:p>
+      <w:pPr>
+        <w:pStyle w:val="Prrafodelista"/>
+        <w:ind w:left="0"/>
+        <w:rPr>
+          <w:rFonts w:ascii="Times New Roman" w:eastAsia="Times New Roman" w:hAnsi="Times New Roman" w:cs="Times New Roman"/>
+          <w:b/>
+          <w:bCs/>
+        </w:rPr>
+      </w:pPr>
+      <w:r>
+        <w:rPr>
+          <w:rFonts w:ascii="Times New Roman" w:eastAsia="Times New Roman" w:hAnsi="Times New Roman" w:cs="Times New Roman"/>
+          <w:b/>
+          <w:bCs/>
+        </w:rPr>
+        <w:t xml:space="preserve">2.3 </w:t>
+      </w:r>
+      <w:r>
+        <w:rPr>
+          <w:rFonts w:ascii="Times New Roman" w:eastAsia="Times New Roman" w:hAnsi="Times New Roman" w:cs="Times New Roman"/>
+          <w:b/>
+          <w:bCs/>
+        </w:rPr>
+        <w:t>Palabras reservadas de tipos de datos (tipado híbrido)</w:t>
+      </w:r>
+    </w:p>
+    <w:p>
+      <w:pPr>
+        <w:pStyle w:val="Prrafodelista"/>
+        <w:ind w:left="0"/>
+        <w:rPr>
+          <w:rFonts w:ascii="Times New Roman" w:eastAsia="Times New Roman" w:hAnsi="Times New Roman" w:cs="Times New Roman"/>
+          <w:b/>
+          <w:bCs/>
+        </w:rPr>
+      </w:pPr>
+      <w:r>
+        <w:rPr>
+          <w:rFonts w:ascii="Times New Roman" w:eastAsia="Times New Roman" w:hAnsi="Times New Roman" w:cs="Times New Roman"/>
+          <w:b/>
+          <w:bCs/>
+        </w:rPr>
+        <w:tab/>
+        <w:t xml:space="preserve">2.3.1 Simples </w:t>
+      </w:r>
+    </w:p>
+    <w:tbl>
+      <w:tblPr>
+        <w:tblStyle w:val="Tablaconcuadrcula"/>
+        <w:tblW w:w="0" w:type="auto"/>
+        <w:tblLook w:val="04A0" w:firstRow="1" w:lastRow="0" w:firstColumn="1" w:lastColumn="0" w:noHBand="0" w:noVBand="1"/>
+      </w:tblPr>
+      <w:tblGrid>
+        <w:gridCol w:w="1405"/>
+        <w:gridCol w:w="5310"/>
+      </w:tblGrid>
+      <w:tr>
+        <w:trPr>
+          <w:trHeight w:val="409"/>
+        </w:trPr>
+        <w:tc>
+          <w:tcPr>
+            <w:tcW w:w="1405" w:type="dxa"/>
+            <w:vAlign w:val="center"/>
+          </w:tcPr>
+          <w:p>
+            <w:pPr>
+              <w:pStyle w:val="Prrafodelista"/>
+              <w:ind w:left="0"/>
+              <w:rPr>
+                <w:rFonts w:ascii="Courier New" w:eastAsia="Times New Roman" w:hAnsi="Courier New" w:cs="Courier New"/>
+                <w:sz w:val="22"/>
+                <w:szCs w:val="22"/>
+              </w:rPr>
+            </w:pPr>
+            <w:proofErr w:type="spellStart"/>
+            <w:r>
+              <w:rPr>
+                <w:rFonts w:ascii="Courier New" w:eastAsia="Times New Roman" w:hAnsi="Courier New" w:cs="Courier New"/>
+                <w:sz w:val="22"/>
+                <w:szCs w:val="22"/>
+              </w:rPr>
+              <w:t>logic</w:t>
+            </w:r>
+            <w:proofErr w:type="spellEnd"/>
+          </w:p>
+        </w:tc>
+        <w:tc>
+          <w:tcPr>
+            <w:tcW w:w="5310" w:type="dxa"/>
+            <w:vAlign w:val="center"/>
+          </w:tcPr>
+          <w:p>
+            <w:pPr>
+              <w:pStyle w:val="Prrafodelista"/>
+              <w:ind w:left="0"/>
+              <w:rPr>
+                <w:rFonts w:ascii="Courier New" w:eastAsia="Times New Roman" w:hAnsi="Courier New" w:cs="Courier New"/>
+                <w:sz w:val="22"/>
+                <w:szCs w:val="22"/>
+              </w:rPr>
+            </w:pPr>
+            <w:r>
+              <w:rPr>
+                <w:rFonts w:ascii="Courier New" w:eastAsia="Times New Roman" w:hAnsi="Courier New" w:cs="Courier New"/>
+                <w:sz w:val="22"/>
+                <w:szCs w:val="22"/>
+              </w:rPr>
+              <w:t>Booleano (</w:t>
+            </w:r>
+            <w:proofErr w:type="spellStart"/>
+            <w:r>
+              <w:rPr>
+                <w:rFonts w:ascii="Courier New" w:eastAsia="Times New Roman" w:hAnsi="Courier New" w:cs="Courier New"/>
+                <w:sz w:val="22"/>
+                <w:szCs w:val="22"/>
+              </w:rPr>
+              <w:t>boolean</w:t>
+            </w:r>
+            <w:proofErr w:type="spellEnd"/>
+            <w:r>
+              <w:rPr>
+                <w:rFonts w:ascii="Courier New" w:eastAsia="Times New Roman" w:hAnsi="Courier New" w:cs="Courier New"/>
+                <w:sz w:val="22"/>
+                <w:szCs w:val="22"/>
+              </w:rPr>
+              <w:t>)</w:t>
+            </w:r>
+          </w:p>
+        </w:tc>
+      </w:tr>
+      <w:tr>
+        <w:trPr>
+          <w:trHeight w:val="409"/>
+        </w:trPr>
+        <w:tc>
+          <w:tcPr>
+            <w:tcW w:w="1405" w:type="dxa"/>
+            <w:vAlign w:val="center"/>
+          </w:tcPr>
+          <w:p>
+            <w:pPr>
+              <w:pStyle w:val="Prrafodelista"/>
+              <w:ind w:left="0"/>
+              <w:rPr>
+                <w:rFonts w:ascii="Courier New" w:eastAsia="Times New Roman" w:hAnsi="Courier New" w:cs="Courier New"/>
+                <w:sz w:val="22"/>
+                <w:szCs w:val="22"/>
+              </w:rPr>
+            </w:pPr>
+            <w:proofErr w:type="spellStart"/>
+            <w:r>
+              <w:rPr>
+                <w:rFonts w:ascii="Courier New" w:eastAsia="Times New Roman" w:hAnsi="Courier New" w:cs="Courier New"/>
+                <w:sz w:val="22"/>
+                <w:szCs w:val="22"/>
+              </w:rPr>
+              <w:t>whole</w:t>
+            </w:r>
+            <w:proofErr w:type="spellEnd"/>
+          </w:p>
+        </w:tc>
+        <w:tc>
+          <w:tcPr>
+            <w:tcW w:w="5310" w:type="dxa"/>
+            <w:vAlign w:val="center"/>
+          </w:tcPr>
+          <w:p>
+            <w:pPr>
+              <w:pStyle w:val="Prrafodelista"/>
+              <w:ind w:left="0"/>
+              <w:rPr>
+                <w:rFonts w:ascii="Courier New" w:eastAsia="Times New Roman" w:hAnsi="Courier New" w:cs="Courier New"/>
+                <w:sz w:val="22"/>
+                <w:szCs w:val="22"/>
+              </w:rPr>
+            </w:pPr>
+            <w:r>
+              <w:rPr>
+                <w:rFonts w:ascii="Courier New" w:eastAsia="Times New Roman" w:hAnsi="Courier New" w:cs="Courier New"/>
+                <w:sz w:val="22"/>
+                <w:szCs w:val="22"/>
+              </w:rPr>
+              <w:t>Entero (</w:t>
+            </w:r>
+            <w:proofErr w:type="spellStart"/>
+            <w:r>
+              <w:rPr>
+                <w:rFonts w:ascii="Courier New" w:eastAsia="Times New Roman" w:hAnsi="Courier New" w:cs="Courier New"/>
+                <w:sz w:val="22"/>
+                <w:szCs w:val="22"/>
+              </w:rPr>
+              <w:t>integer</w:t>
+            </w:r>
+            <w:proofErr w:type="spellEnd"/>
+            <w:r>
+              <w:rPr>
+                <w:rFonts w:ascii="Courier New" w:eastAsia="Times New Roman" w:hAnsi="Courier New" w:cs="Courier New"/>
+                <w:sz w:val="22"/>
+                <w:szCs w:val="22"/>
+              </w:rPr>
+              <w:t>)</w:t>
+            </w:r>
+          </w:p>
+        </w:tc>
+      </w:tr>
+      <w:tr>
+        <w:trPr>
+          <w:trHeight w:val="409"/>
+        </w:trPr>
+        <w:tc>
+          <w:tcPr>
+            <w:tcW w:w="1405" w:type="dxa"/>
+            <w:vAlign w:val="center"/>
+          </w:tcPr>
+          <w:p>
+            <w:pPr>
+              <w:pStyle w:val="Prrafodelista"/>
+              <w:ind w:left="0"/>
+              <w:rPr>
+                <w:rFonts w:ascii="Courier New" w:eastAsia="Times New Roman" w:hAnsi="Courier New" w:cs="Courier New"/>
+                <w:sz w:val="22"/>
+                <w:szCs w:val="22"/>
+              </w:rPr>
+            </w:pPr>
+            <w:proofErr w:type="spellStart"/>
+            <w:r>
+              <w:rPr>
+                <w:rFonts w:ascii="Courier New" w:eastAsia="Times New Roman" w:hAnsi="Courier New" w:cs="Courier New"/>
+                <w:sz w:val="22"/>
+                <w:szCs w:val="22"/>
+              </w:rPr>
+              <w:t>fract</w:t>
+            </w:r>
+            <w:proofErr w:type="spellEnd"/>
+          </w:p>
+        </w:tc>
+        <w:tc>
+          <w:tcPr>
+            <w:tcW w:w="5310" w:type="dxa"/>
+            <w:vAlign w:val="center"/>
+          </w:tcPr>
+          <w:p>
+            <w:pPr>
+              <w:pStyle w:val="Prrafodelista"/>
+              <w:ind w:left="0"/>
+              <w:rPr>
+                <w:rFonts w:ascii="Courier New" w:eastAsia="Times New Roman" w:hAnsi="Courier New" w:cs="Courier New"/>
+                <w:sz w:val="22"/>
+                <w:szCs w:val="22"/>
+              </w:rPr>
+            </w:pPr>
+            <w:r>
+              <w:rPr>
+                <w:rFonts w:ascii="Courier New" w:eastAsia="Times New Roman" w:hAnsi="Courier New" w:cs="Courier New"/>
+                <w:sz w:val="22"/>
+                <w:szCs w:val="22"/>
+              </w:rPr>
+              <w:t>Decimal / flotante (</w:t>
+            </w:r>
+            <w:proofErr w:type="spellStart"/>
+            <w:r>
+              <w:rPr>
+                <w:rFonts w:ascii="Courier New" w:eastAsia="Times New Roman" w:hAnsi="Courier New" w:cs="Courier New"/>
+                <w:sz w:val="22"/>
+                <w:szCs w:val="22"/>
+              </w:rPr>
+              <w:t>float</w:t>
+            </w:r>
+            <w:proofErr w:type="spellEnd"/>
+            <w:r>
+              <w:rPr>
+                <w:rFonts w:ascii="Courier New" w:eastAsia="Times New Roman" w:hAnsi="Courier New" w:cs="Courier New"/>
+                <w:sz w:val="22"/>
+                <w:szCs w:val="22"/>
+              </w:rPr>
+              <w:t xml:space="preserve"> / </w:t>
+            </w:r>
+            <w:proofErr w:type="spellStart"/>
+            <w:r>
+              <w:rPr>
+                <w:rFonts w:ascii="Courier New" w:eastAsia="Times New Roman" w:hAnsi="Courier New" w:cs="Courier New"/>
+                <w:sz w:val="22"/>
+                <w:szCs w:val="22"/>
+              </w:rPr>
+              <w:t>double</w:t>
+            </w:r>
+            <w:proofErr w:type="spellEnd"/>
+            <w:r>
+              <w:rPr>
+                <w:rFonts w:ascii="Courier New" w:eastAsia="Times New Roman" w:hAnsi="Courier New" w:cs="Courier New"/>
+                <w:sz w:val="22"/>
+                <w:szCs w:val="22"/>
+              </w:rPr>
+              <w:t>)</w:t>
+            </w:r>
+          </w:p>
+        </w:tc>
+      </w:tr>
+      <w:tr>
+        <w:trPr>
+          <w:trHeight w:val="409"/>
+        </w:trPr>
+        <w:tc>
+          <w:tcPr>
+            <w:tcW w:w="1405" w:type="dxa"/>
+            <w:vAlign w:val="center"/>
+          </w:tcPr>
+          <w:p>
+            <w:pPr>
+              <w:pStyle w:val="Prrafodelista"/>
+              <w:ind w:left="0"/>
+              <w:rPr>
+                <w:rFonts w:ascii="Courier New" w:eastAsia="Times New Roman" w:hAnsi="Courier New" w:cs="Courier New"/>
+                <w:sz w:val="22"/>
+                <w:szCs w:val="22"/>
+              </w:rPr>
+            </w:pPr>
+            <w:proofErr w:type="spellStart"/>
+            <w:r>
+              <w:rPr>
+                <w:rFonts w:ascii="Courier New" w:eastAsia="Times New Roman" w:hAnsi="Courier New" w:cs="Courier New"/>
+                <w:sz w:val="22"/>
+                <w:szCs w:val="22"/>
+              </w:rPr>
+              <w:t>text</w:t>
+            </w:r>
+            <w:proofErr w:type="spellEnd"/>
+          </w:p>
+        </w:tc>
+        <w:tc>
+          <w:tcPr>
+            <w:tcW w:w="5310" w:type="dxa"/>
+            <w:vAlign w:val="center"/>
+          </w:tcPr>
+          <w:p>
+            <w:pPr>
+              <w:pStyle w:val="Prrafodelista"/>
+              <w:ind w:left="0"/>
+              <w:rPr>
+                <w:rFonts w:ascii="Courier New" w:eastAsia="Times New Roman" w:hAnsi="Courier New" w:cs="Courier New"/>
+                <w:sz w:val="22"/>
+                <w:szCs w:val="22"/>
+              </w:rPr>
+            </w:pPr>
+            <w:r>
+              <w:rPr>
+                <w:rFonts w:ascii="Courier New" w:eastAsia="Times New Roman" w:hAnsi="Courier New" w:cs="Courier New"/>
+                <w:sz w:val="22"/>
+                <w:szCs w:val="22"/>
+              </w:rPr>
+              <w:t>Cadena de texto (</w:t>
+            </w:r>
+            <w:proofErr w:type="spellStart"/>
+            <w:r>
+              <w:rPr>
+                <w:rFonts w:ascii="Courier New" w:eastAsia="Times New Roman" w:hAnsi="Courier New" w:cs="Courier New"/>
+                <w:sz w:val="22"/>
+                <w:szCs w:val="22"/>
+              </w:rPr>
+              <w:t>string</w:t>
+            </w:r>
+            <w:proofErr w:type="spellEnd"/>
+            <w:r>
+              <w:rPr>
+                <w:rFonts w:ascii="Courier New" w:eastAsia="Times New Roman" w:hAnsi="Courier New" w:cs="Courier New"/>
+                <w:sz w:val="22"/>
+                <w:szCs w:val="22"/>
+              </w:rPr>
+              <w:t>)</w:t>
+            </w:r>
+          </w:p>
+        </w:tc>
+      </w:tr>
+      <w:tr>
+        <w:trPr>
+          <w:trHeight w:val="409"/>
+        </w:trPr>
+        <w:tc>
+          <w:tcPr>
+            <w:tcW w:w="1405" w:type="dxa"/>
+            <w:vAlign w:val="center"/>
+          </w:tcPr>
+          <w:p>
+            <w:pPr>
+              <w:pStyle w:val="Prrafodelista"/>
+              <w:ind w:left="0"/>
+              <w:rPr>
+                <w:rFonts w:ascii="Courier New" w:eastAsia="Times New Roman" w:hAnsi="Courier New" w:cs="Courier New"/>
+                <w:sz w:val="22"/>
+                <w:szCs w:val="22"/>
+              </w:rPr>
+            </w:pPr>
+            <w:proofErr w:type="spellStart"/>
+            <w:r>
+              <w:rPr>
+                <w:rFonts w:ascii="Courier New" w:eastAsia="Times New Roman" w:hAnsi="Courier New" w:cs="Courier New"/>
+                <w:sz w:val="22"/>
+                <w:szCs w:val="22"/>
+              </w:rPr>
+              <w:t>char</w:t>
+            </w:r>
+            <w:proofErr w:type="spellEnd"/>
+          </w:p>
+        </w:tc>
+        <w:tc>
+          <w:tcPr>
+            <w:tcW w:w="5310" w:type="dxa"/>
+            <w:vAlign w:val="center"/>
+          </w:tcPr>
+          <w:p>
+            <w:pPr>
+              <w:pStyle w:val="Prrafodelista"/>
+              <w:ind w:left="0"/>
+              <w:rPr>
+                <w:rFonts w:ascii="Courier New" w:eastAsia="Times New Roman" w:hAnsi="Courier New" w:cs="Courier New"/>
+                <w:sz w:val="22"/>
+                <w:szCs w:val="22"/>
+              </w:rPr>
+            </w:pPr>
+            <w:r>
+              <w:rPr>
+                <w:rFonts w:ascii="Courier New" w:eastAsia="Times New Roman" w:hAnsi="Courier New" w:cs="Courier New"/>
+                <w:sz w:val="22"/>
+                <w:szCs w:val="22"/>
+              </w:rPr>
+              <w:t>Carácter (</w:t>
+            </w:r>
+            <w:proofErr w:type="spellStart"/>
+            <w:r>
+              <w:rPr>
+                <w:rFonts w:ascii="Courier New" w:eastAsia="Times New Roman" w:hAnsi="Courier New" w:cs="Courier New"/>
+                <w:sz w:val="22"/>
+                <w:szCs w:val="22"/>
+              </w:rPr>
+              <w:t>char</w:t>
+            </w:r>
+            <w:proofErr w:type="spellEnd"/>
+            <w:r>
+              <w:rPr>
+                <w:rFonts w:ascii="Courier New" w:eastAsia="Times New Roman" w:hAnsi="Courier New" w:cs="Courier New"/>
+                <w:sz w:val="22"/>
+                <w:szCs w:val="22"/>
+              </w:rPr>
+              <w:t>)</w:t>
+            </w:r>
+          </w:p>
+        </w:tc>
+      </w:tr>
+    </w:tbl>
+    <w:p>
+      <w:pPr>
+        <w:pStyle w:val="Prrafodelista"/>
+        <w:ind w:left="0"/>
+        <w:rPr>
+          <w:rFonts w:ascii="Times New Roman" w:eastAsia="Times New Roman" w:hAnsi="Times New Roman" w:cs="Times New Roman"/>
+          <w:b/>
+          <w:bCs/>
+        </w:rPr>
+      </w:pPr>
+    </w:p>
+    <w:p>
+      <w:pPr>
+        <w:pStyle w:val="Prrafodelista"/>
+        <w:ind w:left="0"/>
+        <w:rPr>
+          <w:rFonts w:ascii="Times New Roman" w:eastAsia="Times New Roman" w:hAnsi="Times New Roman" w:cs="Times New Roman"/>
+          <w:b/>
+          <w:bCs/>
+        </w:rPr>
+      </w:pPr>
+      <w:r>
+        <w:rPr>
+          <w:rFonts w:ascii="Times New Roman" w:eastAsia="Times New Roman" w:hAnsi="Times New Roman" w:cs="Times New Roman"/>
+          <w:b/>
+          <w:bCs/>
+        </w:rPr>
+        <w:tab/>
+        <w:t>2.3.2 Compuestos</w:t>
+      </w:r>
+    </w:p>
+    <w:tbl>
+      <w:tblPr>
+        <w:tblStyle w:val="Tablaconcuadrcula"/>
+        <w:tblW w:w="0" w:type="auto"/>
+        <w:tblLook w:val="04A0" w:firstRow="1" w:lastRow="0" w:firstColumn="1" w:lastColumn="0" w:noHBand="0" w:noVBand="1"/>
+      </w:tblPr>
+      <w:tblGrid>
+        <w:gridCol w:w="1405"/>
+        <w:gridCol w:w="5310"/>
+      </w:tblGrid>
+      <w:tr>
+        <w:trPr>
+          <w:trHeight w:val="409"/>
+        </w:trPr>
+        <w:tc>
+          <w:tcPr>
+            <w:tcW w:w="1405" w:type="dxa"/>
+            <w:vAlign w:val="center"/>
+          </w:tcPr>
+          <w:p>
+            <w:pPr>
+              <w:pStyle w:val="Prrafodelista"/>
+              <w:ind w:left="0"/>
+              <w:rPr>
+                <w:rFonts w:ascii="Courier New" w:eastAsia="Times New Roman" w:hAnsi="Courier New" w:cs="Courier New"/>
+                <w:sz w:val="22"/>
+                <w:szCs w:val="22"/>
+              </w:rPr>
+            </w:pPr>
+            <w:proofErr w:type="spellStart"/>
+            <w:r>
+              <w:rPr>
+                <w:rFonts w:ascii="Courier New" w:eastAsia="Times New Roman" w:hAnsi="Courier New" w:cs="Courier New"/>
+                <w:sz w:val="22"/>
+                <w:szCs w:val="22"/>
+              </w:rPr>
+              <w:t>grid</w:t>
+            </w:r>
+            <w:proofErr w:type="spellEnd"/>
+          </w:p>
+        </w:tc>
+        <w:tc>
+          <w:tcPr>
+            <w:tcW w:w="5310" w:type="dxa"/>
+            <w:vAlign w:val="center"/>
+          </w:tcPr>
+          <w:p>
+            <w:pPr>
+              <w:pStyle w:val="Prrafodelista"/>
+              <w:ind w:left="0"/>
+              <w:rPr>
+                <w:rFonts w:ascii="Courier New" w:eastAsia="Times New Roman" w:hAnsi="Courier New" w:cs="Courier New"/>
+                <w:sz w:val="22"/>
+                <w:szCs w:val="22"/>
+              </w:rPr>
+            </w:pPr>
+            <w:r>
+              <w:rPr>
+                <w:rFonts w:ascii="Courier New" w:eastAsia="Times New Roman" w:hAnsi="Courier New" w:cs="Courier New"/>
+                <w:sz w:val="22"/>
+                <w:szCs w:val="22"/>
+              </w:rPr>
+              <w:t>Matriz (</w:t>
+            </w:r>
+            <w:proofErr w:type="spellStart"/>
+            <w:r>
+              <w:rPr>
+                <w:rFonts w:ascii="Courier New" w:eastAsia="Times New Roman" w:hAnsi="Courier New" w:cs="Courier New"/>
+                <w:sz w:val="22"/>
+                <w:szCs w:val="22"/>
+              </w:rPr>
+              <w:t>matrix</w:t>
+            </w:r>
+            <w:proofErr w:type="spellEnd"/>
+            <w:r>
+              <w:rPr>
+                <w:rFonts w:ascii="Courier New" w:eastAsia="Times New Roman" w:hAnsi="Courier New" w:cs="Courier New"/>
+                <w:sz w:val="22"/>
+                <w:szCs w:val="22"/>
+              </w:rPr>
+              <w:t>)</w:t>
+            </w:r>
+          </w:p>
+        </w:tc>
+      </w:tr>
+      <w:tr>
+        <w:trPr>
+          <w:trHeight w:val="409"/>
+        </w:trPr>
+        <w:tc>
+          <w:tcPr>
+            <w:tcW w:w="1405" w:type="dxa"/>
+            <w:vAlign w:val="center"/>
+          </w:tcPr>
+          <w:p>
+            <w:pPr>
+              <w:pStyle w:val="Prrafodelista"/>
+              <w:ind w:left="0"/>
+              <w:rPr>
+                <w:rFonts w:ascii="Courier New" w:eastAsia="Times New Roman" w:hAnsi="Courier New" w:cs="Courier New"/>
+                <w:sz w:val="22"/>
+                <w:szCs w:val="22"/>
+              </w:rPr>
+            </w:pPr>
+            <w:proofErr w:type="spellStart"/>
+            <w:r>
+              <w:rPr>
+                <w:rFonts w:ascii="Courier New" w:eastAsia="Times New Roman" w:hAnsi="Courier New" w:cs="Courier New"/>
+                <w:sz w:val="22"/>
+                <w:szCs w:val="22"/>
+              </w:rPr>
+              <w:t>chain</w:t>
+            </w:r>
+            <w:proofErr w:type="spellEnd"/>
+          </w:p>
+        </w:tc>
+        <w:tc>
+          <w:tcPr>
+            <w:tcW w:w="5310" w:type="dxa"/>
+            <w:vAlign w:val="center"/>
+          </w:tcPr>
+          <w:p>
+            <w:pPr>
+              <w:pStyle w:val="Prrafodelista"/>
+              <w:ind w:left="0"/>
+              <w:rPr>
+                <w:rFonts w:ascii="Courier New" w:eastAsia="Times New Roman" w:hAnsi="Courier New" w:cs="Courier New"/>
+                <w:sz w:val="22"/>
+                <w:szCs w:val="22"/>
+              </w:rPr>
+            </w:pPr>
+            <w:r>
+              <w:rPr>
+                <w:rFonts w:ascii="Courier New" w:eastAsia="Times New Roman" w:hAnsi="Courier New" w:cs="Courier New"/>
+                <w:sz w:val="22"/>
+                <w:szCs w:val="22"/>
+              </w:rPr>
+              <w:t>Lista enlazada (</w:t>
+            </w:r>
+            <w:proofErr w:type="spellStart"/>
+            <w:r>
+              <w:rPr>
+                <w:rFonts w:ascii="Courier New" w:eastAsia="Times New Roman" w:hAnsi="Courier New" w:cs="Courier New"/>
+                <w:sz w:val="22"/>
+                <w:szCs w:val="22"/>
+              </w:rPr>
+              <w:t>linked</w:t>
+            </w:r>
+            <w:proofErr w:type="spellEnd"/>
+            <w:r>
+              <w:rPr>
+                <w:rFonts w:ascii="Courier New" w:eastAsia="Times New Roman" w:hAnsi="Courier New" w:cs="Courier New"/>
+                <w:sz w:val="22"/>
+                <w:szCs w:val="22"/>
+              </w:rPr>
+              <w:t xml:space="preserve"> </w:t>
+            </w:r>
+            <w:proofErr w:type="spellStart"/>
+            <w:r>
+              <w:rPr>
+                <w:rFonts w:ascii="Courier New" w:eastAsia="Times New Roman" w:hAnsi="Courier New" w:cs="Courier New"/>
+                <w:sz w:val="22"/>
+                <w:szCs w:val="22"/>
+              </w:rPr>
+              <w:t>list</w:t>
+            </w:r>
+            <w:proofErr w:type="spellEnd"/>
+            <w:r>
+              <w:rPr>
+                <w:rFonts w:ascii="Courier New" w:eastAsia="Times New Roman" w:hAnsi="Courier New" w:cs="Courier New"/>
+                <w:sz w:val="22"/>
+                <w:szCs w:val="22"/>
+              </w:rPr>
+              <w:t>)</w:t>
+            </w:r>
+          </w:p>
+        </w:tc>
+      </w:tr>
+    </w:tbl>
+    <w:p>
+      <w:pPr>
+        <w:pStyle w:val="Prrafodelista"/>
+        <w:ind w:left="0"/>
+        <w:rPr>
+          <w:rFonts w:ascii="Times New Roman" w:eastAsia="Times New Roman" w:hAnsi="Times New Roman" w:cs="Times New Roman"/>
+          <w:b/>
+          <w:bCs/>
+        </w:rPr>
+      </w:pPr>
+    </w:p>
+    <w:p>
+      <w:pPr>
+        <w:pStyle w:val="Prrafodelista"/>
+        <w:ind w:left="0"/>
+        <w:rPr>
+          <w:rFonts w:ascii="Times New Roman" w:eastAsia="Times New Roman" w:hAnsi="Times New Roman" w:cs="Times New Roman"/>
+          <w:b/>
+          <w:bCs/>
+        </w:rPr>
+      </w:pPr>
+      <w:r>
+        <w:rPr>
+          <w:rFonts w:ascii="Times New Roman" w:eastAsia="Times New Roman" w:hAnsi="Times New Roman" w:cs="Times New Roman"/>
+          <w:b/>
+          <w:bCs/>
+        </w:rPr>
+        <w:lastRenderedPageBreak/>
+        <w:t>2.4 Palabras pregonadas (funciones internas/</w:t>
+      </w:r>
+      <w:proofErr w:type="spellStart"/>
+      <w:r>
+        <w:rPr>
+          <w:rFonts w:ascii="Times New Roman" w:eastAsia="Times New Roman" w:hAnsi="Times New Roman" w:cs="Times New Roman"/>
+          <w:b/>
+          <w:bCs/>
+        </w:rPr>
+        <w:t>built</w:t>
+      </w:r>
+      <w:proofErr w:type="spellEnd"/>
+      <w:r>
+        <w:rPr>
+          <w:rFonts w:ascii="Times New Roman" w:eastAsia="Times New Roman" w:hAnsi="Times New Roman" w:cs="Times New Roman"/>
+          <w:b/>
+          <w:bCs/>
+        </w:rPr>
+        <w:t>-in)</w:t>
+      </w:r>
+    </w:p>
+    <w:tbl>
+      <w:tblPr>
+        <w:tblStyle w:val="Tablaconcuadrcula"/>
+        <w:tblW w:w="0" w:type="auto"/>
+        <w:tblLook w:val="04A0" w:firstRow="1" w:lastRow="0" w:firstColumn="1" w:lastColumn="0" w:noHBand="0" w:noVBand="1"/>
+      </w:tblPr>
+      <w:tblGrid>
+        <w:gridCol w:w="1405"/>
+        <w:gridCol w:w="5310"/>
+      </w:tblGrid>
+      <w:tr>
+        <w:trPr>
+          <w:trHeight w:val="409"/>
+        </w:trPr>
+        <w:tc>
+          <w:tcPr>
+            <w:tcW w:w="1405" w:type="dxa"/>
+            <w:vAlign w:val="center"/>
+          </w:tcPr>
+          <w:p>
+            <w:pPr>
+              <w:pStyle w:val="Prrafodelista"/>
+              <w:ind w:left="0"/>
+              <w:rPr>
+                <w:rFonts w:ascii="Courier New" w:eastAsia="Times New Roman" w:hAnsi="Courier New" w:cs="Courier New"/>
+                <w:sz w:val="22"/>
+                <w:szCs w:val="22"/>
+              </w:rPr>
+            </w:pPr>
+            <w:proofErr w:type="spellStart"/>
+            <w:r>
+              <w:rPr>
+                <w:rFonts w:ascii="Courier New" w:eastAsia="Times New Roman" w:hAnsi="Courier New" w:cs="Courier New"/>
+                <w:sz w:val="22"/>
+                <w:szCs w:val="22"/>
+              </w:rPr>
+              <w:t>length</w:t>
+            </w:r>
+            <w:proofErr w:type="spellEnd"/>
+          </w:p>
+        </w:tc>
+        <w:tc>
+          <w:tcPr>
+            <w:tcW w:w="5310" w:type="dxa"/>
+            <w:vAlign w:val="center"/>
+          </w:tcPr>
+          <w:p>
+            <w:pPr>
+              <w:pStyle w:val="Prrafodelista"/>
+              <w:ind w:left="0"/>
+              <w:rPr>
+                <w:rFonts w:ascii="Courier New" w:eastAsia="Times New Roman" w:hAnsi="Courier New" w:cs="Courier New"/>
+                <w:sz w:val="22"/>
+                <w:szCs w:val="22"/>
+              </w:rPr>
+            </w:pPr>
+            <w:r>
+              <w:rPr>
+                <w:rFonts w:ascii="Courier New" w:eastAsia="Times New Roman" w:hAnsi="Courier New" w:cs="Courier New"/>
+                <w:sz w:val="22"/>
+                <w:szCs w:val="22"/>
+              </w:rPr>
+              <w:t>Longitud de un arreglo o cadena</w:t>
+            </w:r>
+          </w:p>
+        </w:tc>
+      </w:tr>
+      <w:tr>
+        <w:trPr>
+          <w:trHeight w:val="409"/>
+        </w:trPr>
+        <w:tc>
+          <w:tcPr>
+            <w:tcW w:w="1405" w:type="dxa"/>
+            <w:vAlign w:val="center"/>
+          </w:tcPr>
+          <w:p>
+            <w:pPr>
+              <w:pStyle w:val="Prrafodelista"/>
+              <w:ind w:left="0"/>
+              <w:rPr>
+                <w:rFonts w:ascii="Courier New" w:eastAsia="Times New Roman" w:hAnsi="Courier New" w:cs="Courier New"/>
+                <w:sz w:val="22"/>
+                <w:szCs w:val="22"/>
+              </w:rPr>
+            </w:pPr>
+            <w:proofErr w:type="spellStart"/>
+            <w:r>
+              <w:rPr>
+                <w:rFonts w:ascii="Courier New" w:eastAsia="Times New Roman" w:hAnsi="Courier New" w:cs="Courier New"/>
+                <w:sz w:val="22"/>
+                <w:szCs w:val="22"/>
+              </w:rPr>
+              <w:t>size</w:t>
+            </w:r>
+            <w:proofErr w:type="spellEnd"/>
+          </w:p>
+        </w:tc>
+        <w:tc>
+          <w:tcPr>
+            <w:tcW w:w="5310" w:type="dxa"/>
+            <w:vAlign w:val="center"/>
+          </w:tcPr>
+          <w:p>
+            <w:pPr>
+              <w:pStyle w:val="Prrafodelista"/>
+              <w:ind w:left="0"/>
+              <w:rPr>
+                <w:rFonts w:ascii="Courier New" w:eastAsia="Times New Roman" w:hAnsi="Courier New" w:cs="Courier New"/>
+                <w:sz w:val="22"/>
+                <w:szCs w:val="22"/>
+              </w:rPr>
+            </w:pPr>
+            <w:r>
+              <w:rPr>
+                <w:rFonts w:ascii="Courier New" w:eastAsia="Times New Roman" w:hAnsi="Courier New" w:cs="Courier New"/>
+                <w:sz w:val="22"/>
+                <w:szCs w:val="22"/>
+              </w:rPr>
+              <w:t>Tamaño de una colección</w:t>
+            </w:r>
+          </w:p>
+        </w:tc>
+      </w:tr>
+      <w:tr>
+        <w:trPr>
+          <w:trHeight w:val="409"/>
+        </w:trPr>
+        <w:tc>
+          <w:tcPr>
+            <w:tcW w:w="1405" w:type="dxa"/>
+            <w:vAlign w:val="center"/>
+          </w:tcPr>
+          <w:p>
+            <w:pPr>
+              <w:pStyle w:val="Prrafodelista"/>
+              <w:ind w:left="0"/>
+              <w:rPr>
+                <w:rFonts w:ascii="Courier New" w:eastAsia="Times New Roman" w:hAnsi="Courier New" w:cs="Courier New"/>
+                <w:sz w:val="22"/>
+                <w:szCs w:val="22"/>
+              </w:rPr>
+            </w:pPr>
+            <w:proofErr w:type="spellStart"/>
+            <w:r>
+              <w:rPr>
+                <w:rFonts w:ascii="Courier New" w:eastAsia="Times New Roman" w:hAnsi="Courier New" w:cs="Courier New"/>
+                <w:sz w:val="22"/>
+                <w:szCs w:val="22"/>
+              </w:rPr>
+              <w:t>type</w:t>
+            </w:r>
+            <w:proofErr w:type="spellEnd"/>
+          </w:p>
+        </w:tc>
+        <w:tc>
+          <w:tcPr>
+            <w:tcW w:w="5310" w:type="dxa"/>
+            <w:vAlign w:val="center"/>
+          </w:tcPr>
+          <w:p>
+            <w:pPr>
+              <w:pStyle w:val="Prrafodelista"/>
+              <w:ind w:left="0"/>
+              <w:rPr>
+                <w:rFonts w:ascii="Courier New" w:eastAsia="Times New Roman" w:hAnsi="Courier New" w:cs="Courier New"/>
+                <w:sz w:val="22"/>
+                <w:szCs w:val="22"/>
+              </w:rPr>
+            </w:pPr>
+            <w:r>
+              <w:rPr>
+                <w:rFonts w:ascii="Courier New" w:eastAsia="Times New Roman" w:hAnsi="Courier New" w:cs="Courier New"/>
+                <w:sz w:val="22"/>
+                <w:szCs w:val="22"/>
+              </w:rPr>
+              <w:t>Tipo de dato de un valor</w:t>
+            </w:r>
+          </w:p>
+        </w:tc>
+      </w:tr>
+      <w:tr>
+        <w:trPr>
+          <w:trHeight w:val="409"/>
+        </w:trPr>
+        <w:tc>
+          <w:tcPr>
+            <w:tcW w:w="1405" w:type="dxa"/>
+            <w:vAlign w:val="center"/>
+          </w:tcPr>
+          <w:p>
+            <w:pPr>
+              <w:pStyle w:val="Prrafodelista"/>
+              <w:ind w:left="0"/>
+              <w:rPr>
+                <w:rFonts w:ascii="Courier New" w:eastAsia="Times New Roman" w:hAnsi="Courier New" w:cs="Courier New"/>
+                <w:sz w:val="22"/>
+                <w:szCs w:val="22"/>
+              </w:rPr>
+            </w:pPr>
+            <w:proofErr w:type="spellStart"/>
+            <w:r>
+              <w:rPr>
+                <w:rFonts w:ascii="Courier New" w:eastAsia="Times New Roman" w:hAnsi="Courier New" w:cs="Courier New"/>
+                <w:sz w:val="22"/>
+                <w:szCs w:val="22"/>
+              </w:rPr>
+              <w:t>convert</w:t>
+            </w:r>
+            <w:proofErr w:type="spellEnd"/>
+          </w:p>
+        </w:tc>
+        <w:tc>
+          <w:tcPr>
+            <w:tcW w:w="5310" w:type="dxa"/>
+            <w:vAlign w:val="center"/>
+          </w:tcPr>
+          <w:p>
+            <w:pPr>
+              <w:pStyle w:val="Prrafodelista"/>
+              <w:ind w:left="0"/>
+              <w:rPr>
+                <w:rFonts w:ascii="Courier New" w:eastAsia="Times New Roman" w:hAnsi="Courier New" w:cs="Courier New"/>
+                <w:sz w:val="22"/>
+                <w:szCs w:val="22"/>
+              </w:rPr>
+            </w:pPr>
+            <w:r>
+              <w:rPr>
+                <w:rFonts w:ascii="Courier New" w:eastAsia="Times New Roman" w:hAnsi="Courier New" w:cs="Courier New"/>
+                <w:sz w:val="22"/>
+                <w:szCs w:val="22"/>
+              </w:rPr>
+              <w:t>Conversión de tipo</w:t>
+            </w:r>
+          </w:p>
+        </w:tc>
+      </w:tr>
+      <w:tr>
+        <w:trPr>
+          <w:trHeight w:val="409"/>
+        </w:trPr>
+        <w:tc>
+          <w:tcPr>
+            <w:tcW w:w="1405" w:type="dxa"/>
+            <w:vAlign w:val="center"/>
+          </w:tcPr>
+          <w:p>
+            <w:pPr>
+              <w:pStyle w:val="Prrafodelista"/>
+              <w:ind w:left="0"/>
+              <w:rPr>
+                <w:rFonts w:ascii="Courier New" w:eastAsia="Times New Roman" w:hAnsi="Courier New" w:cs="Courier New"/>
+                <w:sz w:val="22"/>
+                <w:szCs w:val="22"/>
+              </w:rPr>
+            </w:pPr>
+            <w:r>
+              <w:rPr>
+                <w:rFonts w:ascii="Courier New" w:eastAsia="Times New Roman" w:hAnsi="Courier New" w:cs="Courier New"/>
+                <w:sz w:val="22"/>
+                <w:szCs w:val="22"/>
+              </w:rPr>
+              <w:t>input</w:t>
+            </w:r>
+          </w:p>
+        </w:tc>
+        <w:tc>
+          <w:tcPr>
+            <w:tcW w:w="5310" w:type="dxa"/>
+            <w:vAlign w:val="center"/>
+          </w:tcPr>
+          <w:p>
+            <w:pPr>
+              <w:pStyle w:val="Prrafodelista"/>
+              <w:ind w:left="0"/>
+              <w:rPr>
+                <w:rFonts w:ascii="Courier New" w:eastAsia="Times New Roman" w:hAnsi="Courier New" w:cs="Courier New"/>
+                <w:sz w:val="22"/>
+                <w:szCs w:val="22"/>
+              </w:rPr>
+            </w:pPr>
+            <w:r>
+              <w:rPr>
+                <w:rFonts w:ascii="Courier New" w:eastAsia="Times New Roman" w:hAnsi="Courier New" w:cs="Courier New"/>
+                <w:sz w:val="22"/>
+                <w:szCs w:val="22"/>
+              </w:rPr>
+              <w:t>Entrada de datos por consola</w:t>
+            </w:r>
+          </w:p>
+        </w:tc>
+      </w:tr>
+      <w:tr>
+        <w:trPr>
+          <w:trHeight w:val="409"/>
+        </w:trPr>
+        <w:tc>
+          <w:tcPr>
+            <w:tcW w:w="1405" w:type="dxa"/>
+            <w:vAlign w:val="center"/>
+          </w:tcPr>
+          <w:p>
+            <w:pPr>
+              <w:pStyle w:val="Prrafodelista"/>
+              <w:ind w:left="0"/>
+              <w:rPr>
+                <w:rFonts w:ascii="Courier New" w:eastAsia="Times New Roman" w:hAnsi="Courier New" w:cs="Courier New"/>
+                <w:sz w:val="22"/>
+                <w:szCs w:val="22"/>
+              </w:rPr>
+            </w:pPr>
+            <w:r>
+              <w:rPr>
+                <w:rFonts w:ascii="Courier New" w:eastAsia="Times New Roman" w:hAnsi="Courier New" w:cs="Courier New"/>
+                <w:sz w:val="22"/>
+                <w:szCs w:val="22"/>
+              </w:rPr>
+              <w:t>output</w:t>
+            </w:r>
+          </w:p>
+        </w:tc>
+        <w:tc>
+          <w:tcPr>
+            <w:tcW w:w="5310" w:type="dxa"/>
+            <w:vAlign w:val="center"/>
+          </w:tcPr>
+          <w:p>
+            <w:pPr>
+              <w:pStyle w:val="Prrafodelista"/>
+              <w:ind w:left="0"/>
+              <w:rPr>
+                <w:rFonts w:ascii="Courier New" w:eastAsia="Times New Roman" w:hAnsi="Courier New" w:cs="Courier New"/>
+                <w:sz w:val="22"/>
+                <w:szCs w:val="22"/>
+              </w:rPr>
+            </w:pPr>
+            <w:r>
+              <w:rPr>
+                <w:rFonts w:ascii="Courier New" w:eastAsia="Times New Roman" w:hAnsi="Courier New" w:cs="Courier New"/>
+                <w:sz w:val="22"/>
+                <w:szCs w:val="22"/>
+              </w:rPr>
+              <w:t>Salida de datos</w:t>
+            </w:r>
+          </w:p>
+        </w:tc>
+      </w:tr>
+      <w:tr>
+        <w:trPr>
+          <w:trHeight w:val="409"/>
+        </w:trPr>
+        <w:tc>
+          <w:tcPr>
+            <w:tcW w:w="1405" w:type="dxa"/>
+            <w:vAlign w:val="center"/>
+          </w:tcPr>
+          <w:p>
+            <w:pPr>
+              <w:pStyle w:val="Prrafodelista"/>
+              <w:ind w:left="0"/>
+              <w:rPr>
+                <w:rFonts w:ascii="Courier New" w:eastAsia="Times New Roman" w:hAnsi="Courier New" w:cs="Courier New"/>
+                <w:sz w:val="22"/>
+                <w:szCs w:val="22"/>
+              </w:rPr>
+            </w:pPr>
+            <w:proofErr w:type="spellStart"/>
+            <w:r>
+              <w:rPr>
+                <w:rFonts w:ascii="Courier New" w:eastAsia="Times New Roman" w:hAnsi="Courier New" w:cs="Courier New"/>
+                <w:sz w:val="22"/>
+                <w:szCs w:val="22"/>
+              </w:rPr>
+              <w:t>read</w:t>
+            </w:r>
+            <w:proofErr w:type="spellEnd"/>
+          </w:p>
+        </w:tc>
+        <w:tc>
+          <w:tcPr>
+            <w:tcW w:w="5310" w:type="dxa"/>
+            <w:vAlign w:val="center"/>
+          </w:tcPr>
+          <w:p>
+            <w:pPr>
+              <w:pStyle w:val="Prrafodelista"/>
+              <w:ind w:left="0"/>
+              <w:rPr>
+                <w:rFonts w:ascii="Courier New" w:eastAsia="Times New Roman" w:hAnsi="Courier New" w:cs="Courier New"/>
+                <w:sz w:val="22"/>
+                <w:szCs w:val="22"/>
+              </w:rPr>
+            </w:pPr>
+            <w:r>
+              <w:rPr>
+                <w:rFonts w:ascii="Courier New" w:eastAsia="Times New Roman" w:hAnsi="Courier New" w:cs="Courier New"/>
+                <w:sz w:val="22"/>
+                <w:szCs w:val="22"/>
+              </w:rPr>
+              <w:t>Leer archivo o recurso</w:t>
+            </w:r>
+          </w:p>
+        </w:tc>
+      </w:tr>
+      <w:tr>
+        <w:trPr>
+          <w:trHeight w:val="409"/>
+        </w:trPr>
+        <w:tc>
+          <w:tcPr>
+            <w:tcW w:w="1405" w:type="dxa"/>
+            <w:vAlign w:val="center"/>
+          </w:tcPr>
+          <w:p>
+            <w:pPr>
+              <w:pStyle w:val="Prrafodelista"/>
+              <w:ind w:left="0"/>
+              <w:rPr>
+                <w:rFonts w:ascii="Courier New" w:eastAsia="Times New Roman" w:hAnsi="Courier New" w:cs="Courier New"/>
+                <w:sz w:val="22"/>
+                <w:szCs w:val="22"/>
+              </w:rPr>
+            </w:pPr>
+            <w:proofErr w:type="spellStart"/>
+            <w:r>
+              <w:rPr>
+                <w:rFonts w:ascii="Courier New" w:eastAsia="Times New Roman" w:hAnsi="Courier New" w:cs="Courier New"/>
+                <w:sz w:val="22"/>
+                <w:szCs w:val="22"/>
+              </w:rPr>
+              <w:t>write</w:t>
+            </w:r>
+            <w:proofErr w:type="spellEnd"/>
+          </w:p>
+        </w:tc>
+        <w:tc>
+          <w:tcPr>
+            <w:tcW w:w="5310" w:type="dxa"/>
+            <w:vAlign w:val="center"/>
+          </w:tcPr>
+          <w:p>
+            <w:pPr>
+              <w:pStyle w:val="Prrafodelista"/>
+              <w:ind w:left="0"/>
+              <w:rPr>
+                <w:rFonts w:ascii="Courier New" w:eastAsia="Times New Roman" w:hAnsi="Courier New" w:cs="Courier New"/>
+                <w:sz w:val="22"/>
+                <w:szCs w:val="22"/>
+              </w:rPr>
+            </w:pPr>
+            <w:r>
+              <w:rPr>
+                <w:rFonts w:ascii="Courier New" w:eastAsia="Times New Roman" w:hAnsi="Courier New" w:cs="Courier New"/>
+                <w:sz w:val="22"/>
+                <w:szCs w:val="22"/>
+              </w:rPr>
+              <w:t>Escribir archivo o recurso</w:t>
+            </w:r>
+          </w:p>
+        </w:tc>
+      </w:tr>
+      <w:tr>
+        <w:trPr>
+          <w:trHeight w:val="409"/>
+        </w:trPr>
+        <w:tc>
+          <w:tcPr>
+            <w:tcW w:w="1405" w:type="dxa"/>
+            <w:vAlign w:val="center"/>
+          </w:tcPr>
+          <w:p>
+            <w:pPr>
+              <w:pStyle w:val="Prrafodelista"/>
+              <w:ind w:left="0"/>
+              <w:rPr>
+                <w:rFonts w:ascii="Courier New" w:eastAsia="Times New Roman" w:hAnsi="Courier New" w:cs="Courier New"/>
+                <w:sz w:val="22"/>
+                <w:szCs w:val="22"/>
+              </w:rPr>
+            </w:pPr>
+            <w:r>
+              <w:rPr>
+                <w:rFonts w:ascii="Courier New" w:eastAsia="Times New Roman" w:hAnsi="Courier New" w:cs="Courier New"/>
+                <w:sz w:val="22"/>
+                <w:szCs w:val="22"/>
+              </w:rPr>
+              <w:t>open</w:t>
+            </w:r>
+          </w:p>
+        </w:tc>
+        <w:tc>
+          <w:tcPr>
+            <w:tcW w:w="5310" w:type="dxa"/>
+            <w:vAlign w:val="center"/>
+          </w:tcPr>
+          <w:p>
+            <w:pPr>
+              <w:pStyle w:val="Prrafodelista"/>
+              <w:ind w:left="0"/>
+              <w:rPr>
+                <w:rFonts w:ascii="Courier New" w:eastAsia="Times New Roman" w:hAnsi="Courier New" w:cs="Courier New"/>
+                <w:sz w:val="22"/>
+                <w:szCs w:val="22"/>
+              </w:rPr>
+            </w:pPr>
+            <w:r>
+              <w:rPr>
+                <w:rFonts w:ascii="Courier New" w:eastAsia="Times New Roman" w:hAnsi="Courier New" w:cs="Courier New"/>
+                <w:sz w:val="22"/>
+                <w:szCs w:val="22"/>
+              </w:rPr>
+              <w:t>Abrir recurso</w:t>
+            </w:r>
+          </w:p>
+        </w:tc>
+      </w:tr>
+      <w:tr>
+        <w:trPr>
+          <w:trHeight w:val="409"/>
+        </w:trPr>
+        <w:tc>
+          <w:tcPr>
+            <w:tcW w:w="1405" w:type="dxa"/>
+            <w:vAlign w:val="center"/>
+          </w:tcPr>
+          <w:p>
+            <w:pPr>
+              <w:pStyle w:val="Prrafodelista"/>
+              <w:ind w:left="0"/>
+              <w:rPr>
+                <w:rFonts w:ascii="Courier New" w:eastAsia="Times New Roman" w:hAnsi="Courier New" w:cs="Courier New"/>
+                <w:sz w:val="22"/>
+                <w:szCs w:val="22"/>
+              </w:rPr>
+            </w:pPr>
+            <w:proofErr w:type="spellStart"/>
+            <w:r>
+              <w:rPr>
+                <w:rFonts w:ascii="Courier New" w:eastAsia="Times New Roman" w:hAnsi="Courier New" w:cs="Courier New"/>
+                <w:sz w:val="22"/>
+                <w:szCs w:val="22"/>
+              </w:rPr>
+              <w:t>close</w:t>
+            </w:r>
+            <w:proofErr w:type="spellEnd"/>
+          </w:p>
+        </w:tc>
+        <w:tc>
+          <w:tcPr>
+            <w:tcW w:w="5310" w:type="dxa"/>
+            <w:vAlign w:val="center"/>
+          </w:tcPr>
+          <w:p>
+            <w:pPr>
+              <w:pStyle w:val="Prrafodelista"/>
+              <w:ind w:left="0"/>
+              <w:rPr>
+                <w:rFonts w:ascii="Courier New" w:eastAsia="Times New Roman" w:hAnsi="Courier New" w:cs="Courier New"/>
+                <w:sz w:val="22"/>
+                <w:szCs w:val="22"/>
+              </w:rPr>
+            </w:pPr>
+            <w:r>
+              <w:rPr>
+                <w:rFonts w:ascii="Courier New" w:eastAsia="Times New Roman" w:hAnsi="Courier New" w:cs="Courier New"/>
+                <w:sz w:val="22"/>
+                <w:szCs w:val="22"/>
+              </w:rPr>
+              <w:t>Cerrar recurso</w:t>
+            </w:r>
+          </w:p>
+        </w:tc>
+      </w:tr>
+      <w:tr>
+        <w:trPr>
+          <w:trHeight w:val="409"/>
+        </w:trPr>
+        <w:tc>
+          <w:tcPr>
+            <w:tcW w:w="1405" w:type="dxa"/>
+            <w:vAlign w:val="center"/>
+          </w:tcPr>
+          <w:p>
+            <w:pPr>
+              <w:pStyle w:val="Prrafodelista"/>
+              <w:ind w:left="0"/>
+              <w:rPr>
+                <w:rFonts w:ascii="Courier New" w:eastAsia="Times New Roman" w:hAnsi="Courier New" w:cs="Courier New"/>
+                <w:sz w:val="22"/>
+                <w:szCs w:val="22"/>
+              </w:rPr>
+            </w:pPr>
+            <w:proofErr w:type="spellStart"/>
+            <w:r>
+              <w:rPr>
+                <w:rFonts w:ascii="Courier New" w:eastAsia="Times New Roman" w:hAnsi="Courier New" w:cs="Courier New"/>
+                <w:sz w:val="22"/>
+                <w:szCs w:val="22"/>
+              </w:rPr>
+              <w:t>max</w:t>
+            </w:r>
+            <w:proofErr w:type="spellEnd"/>
+          </w:p>
+        </w:tc>
+        <w:tc>
+          <w:tcPr>
+            <w:tcW w:w="5310" w:type="dxa"/>
+            <w:vAlign w:val="center"/>
+          </w:tcPr>
+          <w:p>
+            <w:pPr>
+              <w:pStyle w:val="Prrafodelista"/>
+              <w:ind w:left="0"/>
+              <w:rPr>
+                <w:rFonts w:ascii="Courier New" w:eastAsia="Times New Roman" w:hAnsi="Courier New" w:cs="Courier New"/>
+                <w:sz w:val="22"/>
+                <w:szCs w:val="22"/>
+              </w:rPr>
+            </w:pPr>
+            <w:r>
+              <w:rPr>
+                <w:rFonts w:ascii="Courier New" w:eastAsia="Times New Roman" w:hAnsi="Courier New" w:cs="Courier New"/>
+                <w:sz w:val="22"/>
+                <w:szCs w:val="22"/>
+              </w:rPr>
+              <w:t>Valor máximo</w:t>
+            </w:r>
+          </w:p>
+        </w:tc>
+      </w:tr>
+      <w:tr>
+        <w:trPr>
+          <w:trHeight w:val="409"/>
+        </w:trPr>
+        <w:tc>
+          <w:tcPr>
+            <w:tcW w:w="1405" w:type="dxa"/>
+            <w:vAlign w:val="center"/>
+          </w:tcPr>
+          <w:p>
+            <w:pPr>
+              <w:pStyle w:val="Prrafodelista"/>
+              <w:ind w:left="0"/>
+              <w:rPr>
+                <w:rFonts w:ascii="Courier New" w:eastAsia="Times New Roman" w:hAnsi="Courier New" w:cs="Courier New"/>
+                <w:sz w:val="22"/>
+                <w:szCs w:val="22"/>
+              </w:rPr>
+            </w:pPr>
+            <w:r>
+              <w:rPr>
+                <w:rFonts w:ascii="Courier New" w:eastAsia="Times New Roman" w:hAnsi="Courier New" w:cs="Courier New"/>
+                <w:sz w:val="22"/>
+                <w:szCs w:val="22"/>
+              </w:rPr>
+              <w:t>min</w:t>
+            </w:r>
+          </w:p>
+        </w:tc>
+        <w:tc>
+          <w:tcPr>
+            <w:tcW w:w="5310" w:type="dxa"/>
+            <w:vAlign w:val="center"/>
+          </w:tcPr>
+          <w:p>
+            <w:pPr>
+              <w:pStyle w:val="Prrafodelista"/>
+              <w:ind w:left="0"/>
+              <w:rPr>
+                <w:rFonts w:ascii="Courier New" w:eastAsia="Times New Roman" w:hAnsi="Courier New" w:cs="Courier New"/>
+                <w:sz w:val="22"/>
+                <w:szCs w:val="22"/>
+              </w:rPr>
+            </w:pPr>
+            <w:r>
+              <w:rPr>
+                <w:rFonts w:ascii="Courier New" w:eastAsia="Times New Roman" w:hAnsi="Courier New" w:cs="Courier New"/>
+                <w:sz w:val="22"/>
+                <w:szCs w:val="22"/>
+              </w:rPr>
+              <w:t>Valor mínimo</w:t>
+            </w:r>
+          </w:p>
+        </w:tc>
+      </w:tr>
+      <w:tr>
+        <w:trPr>
+          <w:trHeight w:val="409"/>
+        </w:trPr>
+        <w:tc>
+          <w:tcPr>
+            <w:tcW w:w="1405" w:type="dxa"/>
+            <w:vAlign w:val="center"/>
+          </w:tcPr>
+          <w:p>
+            <w:pPr>
+              <w:pStyle w:val="Prrafodelista"/>
+              <w:ind w:left="0"/>
+              <w:rPr>
+                <w:rFonts w:ascii="Courier New" w:eastAsia="Times New Roman" w:hAnsi="Courier New" w:cs="Courier New"/>
+                <w:sz w:val="22"/>
+                <w:szCs w:val="22"/>
+              </w:rPr>
+            </w:pPr>
+            <w:proofErr w:type="spellStart"/>
+            <w:r>
+              <w:rPr>
+                <w:rFonts w:ascii="Courier New" w:eastAsia="Times New Roman" w:hAnsi="Courier New" w:cs="Courier New"/>
+                <w:sz w:val="22"/>
+                <w:szCs w:val="22"/>
+              </w:rPr>
+              <w:t>abs</w:t>
+            </w:r>
+            <w:proofErr w:type="spellEnd"/>
+          </w:p>
+        </w:tc>
+        <w:tc>
+          <w:tcPr>
+            <w:tcW w:w="5310" w:type="dxa"/>
+            <w:vAlign w:val="center"/>
+          </w:tcPr>
+          <w:p>
+            <w:pPr>
+              <w:pStyle w:val="Prrafodelista"/>
+              <w:ind w:left="0"/>
+              <w:rPr>
+                <w:rFonts w:ascii="Courier New" w:eastAsia="Times New Roman" w:hAnsi="Courier New" w:cs="Courier New"/>
+                <w:sz w:val="22"/>
+                <w:szCs w:val="22"/>
+              </w:rPr>
+            </w:pPr>
+            <w:r>
+              <w:rPr>
+                <w:rFonts w:ascii="Courier New" w:eastAsia="Times New Roman" w:hAnsi="Courier New" w:cs="Courier New"/>
+                <w:sz w:val="22"/>
+                <w:szCs w:val="22"/>
+              </w:rPr>
+              <w:t>Valor absoluto</w:t>
+            </w:r>
+          </w:p>
+        </w:tc>
+      </w:tr>
+      <w:tr>
+        <w:trPr>
+          <w:trHeight w:val="409"/>
+        </w:trPr>
+        <w:tc>
+          <w:tcPr>
+            <w:tcW w:w="1405" w:type="dxa"/>
+            <w:vAlign w:val="center"/>
+          </w:tcPr>
+          <w:p>
+            <w:pPr>
+              <w:pStyle w:val="Prrafodelista"/>
+              <w:ind w:left="0"/>
+              <w:rPr>
+                <w:rFonts w:ascii="Courier New" w:eastAsia="Times New Roman" w:hAnsi="Courier New" w:cs="Courier New"/>
+                <w:sz w:val="22"/>
+                <w:szCs w:val="22"/>
+              </w:rPr>
+            </w:pPr>
+            <w:proofErr w:type="spellStart"/>
+            <w:r>
+              <w:rPr>
+                <w:rFonts w:ascii="Courier New" w:eastAsia="Times New Roman" w:hAnsi="Courier New" w:cs="Courier New"/>
+                <w:sz w:val="22"/>
+                <w:szCs w:val="22"/>
+              </w:rPr>
+              <w:t>sqrt</w:t>
+            </w:r>
+            <w:proofErr w:type="spellEnd"/>
+          </w:p>
+        </w:tc>
+        <w:tc>
+          <w:tcPr>
+            <w:tcW w:w="5310" w:type="dxa"/>
+            <w:vAlign w:val="center"/>
+          </w:tcPr>
+          <w:p>
+            <w:pPr>
+              <w:pStyle w:val="Prrafodelista"/>
+              <w:ind w:left="0"/>
+              <w:rPr>
+                <w:rFonts w:ascii="Courier New" w:eastAsia="Times New Roman" w:hAnsi="Courier New" w:cs="Courier New"/>
+                <w:sz w:val="22"/>
+                <w:szCs w:val="22"/>
+              </w:rPr>
+            </w:pPr>
+            <w:r>
+              <w:rPr>
+                <w:rFonts w:ascii="Courier New" w:eastAsia="Times New Roman" w:hAnsi="Courier New" w:cs="Courier New"/>
+                <w:sz w:val="22"/>
+                <w:szCs w:val="22"/>
+              </w:rPr>
+              <w:t>Raíz cuadrada</w:t>
+            </w:r>
+          </w:p>
+        </w:tc>
+      </w:tr>
+      <w:tr>
+        <w:trPr>
+          <w:trHeight w:val="409"/>
+        </w:trPr>
+        <w:tc>
+          <w:tcPr>
+            <w:tcW w:w="1405" w:type="dxa"/>
+            <w:vAlign w:val="center"/>
+          </w:tcPr>
+          <w:p>
+            <w:pPr>
+              <w:pStyle w:val="Prrafodelista"/>
+              <w:ind w:left="0"/>
+              <w:rPr>
+                <w:rFonts w:ascii="Courier New" w:eastAsia="Times New Roman" w:hAnsi="Courier New" w:cs="Courier New"/>
+                <w:sz w:val="22"/>
+                <w:szCs w:val="22"/>
+              </w:rPr>
+            </w:pPr>
+            <w:proofErr w:type="spellStart"/>
+            <w:r>
+              <w:rPr>
+                <w:rFonts w:ascii="Courier New" w:eastAsia="Times New Roman" w:hAnsi="Courier New" w:cs="Courier New"/>
+                <w:sz w:val="22"/>
+                <w:szCs w:val="22"/>
+              </w:rPr>
+              <w:t>pow</w:t>
+            </w:r>
+            <w:proofErr w:type="spellEnd"/>
+          </w:p>
+        </w:tc>
+        <w:tc>
+          <w:tcPr>
+            <w:tcW w:w="5310" w:type="dxa"/>
+            <w:vAlign w:val="center"/>
+          </w:tcPr>
+          <w:p>
+            <w:pPr>
+              <w:pStyle w:val="Prrafodelista"/>
+              <w:ind w:left="0"/>
+              <w:rPr>
+                <w:rFonts w:ascii="Courier New" w:eastAsia="Times New Roman" w:hAnsi="Courier New" w:cs="Courier New"/>
+                <w:sz w:val="22"/>
+                <w:szCs w:val="22"/>
+              </w:rPr>
+            </w:pPr>
+            <w:r>
+              <w:rPr>
+                <w:rFonts w:ascii="Courier New" w:eastAsia="Times New Roman" w:hAnsi="Courier New" w:cs="Courier New"/>
+                <w:sz w:val="22"/>
+                <w:szCs w:val="22"/>
+              </w:rPr>
+              <w:t>Potencia</w:t>
+            </w:r>
+          </w:p>
+        </w:tc>
+      </w:tr>
+      <w:tr>
+        <w:trPr>
+          <w:trHeight w:val="409"/>
+        </w:trPr>
+        <w:tc>
+          <w:tcPr>
+            <w:tcW w:w="1405" w:type="dxa"/>
+            <w:vAlign w:val="center"/>
+          </w:tcPr>
+          <w:p>
+            <w:pPr>
+              <w:pStyle w:val="Prrafodelista"/>
+              <w:ind w:left="0"/>
+              <w:rPr>
+                <w:rFonts w:ascii="Courier New" w:eastAsia="Times New Roman" w:hAnsi="Courier New" w:cs="Courier New"/>
+                <w:sz w:val="22"/>
+                <w:szCs w:val="22"/>
+              </w:rPr>
+            </w:pPr>
+            <w:proofErr w:type="spellStart"/>
+            <w:r>
+              <w:rPr>
+                <w:rFonts w:ascii="Courier New" w:eastAsia="Times New Roman" w:hAnsi="Courier New" w:cs="Courier New"/>
+                <w:sz w:val="22"/>
+                <w:szCs w:val="22"/>
+              </w:rPr>
+              <w:t>random</w:t>
+            </w:r>
+            <w:proofErr w:type="spellEnd"/>
+          </w:p>
+        </w:tc>
+        <w:tc>
+          <w:tcPr>
+            <w:tcW w:w="5310" w:type="dxa"/>
+            <w:vAlign w:val="center"/>
+          </w:tcPr>
+          <w:p>
+            <w:pPr>
+              <w:pStyle w:val="Prrafodelista"/>
+              <w:ind w:left="0"/>
+              <w:rPr>
+                <w:rFonts w:ascii="Courier New" w:eastAsia="Times New Roman" w:hAnsi="Courier New" w:cs="Courier New"/>
+                <w:sz w:val="22"/>
+                <w:szCs w:val="22"/>
+              </w:rPr>
+            </w:pPr>
+            <w:r>
+              <w:rPr>
+                <w:rFonts w:ascii="Courier New" w:eastAsia="Times New Roman" w:hAnsi="Courier New" w:cs="Courier New"/>
+                <w:sz w:val="22"/>
+                <w:szCs w:val="22"/>
+              </w:rPr>
+              <w:t>Número aleatorio</w:t>
+            </w:r>
+          </w:p>
+        </w:tc>
+      </w:tr>
+    </w:tbl>
+    <w:p>
+      <w:pPr>
+        <w:pStyle w:val="Prrafodelista"/>
+        <w:ind w:left="0"/>
+        <w:rPr>
+          <w:rFonts w:ascii="Times New Roman" w:eastAsia="Times New Roman" w:hAnsi="Times New Roman" w:cs="Times New Roman"/>
+          <w:b/>
+          <w:bCs/>
+        </w:rPr>
+      </w:pPr>
+    </w:p>
+    <w:p>
+      <w:pPr>
+        <w:pStyle w:val="Prrafodelista"/>
+        <w:ind w:left="0"/>
+        <w:rPr>
+          <w:rFonts w:ascii="Times New Roman" w:eastAsia="Times New Roman" w:hAnsi="Times New Roman" w:cs="Times New Roman"/>
+          <w:b/>
+          <w:bCs/>
+        </w:rPr>
+      </w:pPr>
+      <w:r>
+        <w:rPr>
+          <w:rFonts w:ascii="Times New Roman" w:eastAsia="Times New Roman" w:hAnsi="Times New Roman" w:cs="Times New Roman"/>
+          <w:b/>
+          <w:bCs/>
+        </w:rPr>
+        <w:t xml:space="preserve">2.5 Operadores </w:t>
+      </w:r>
+    </w:p>
+    <w:p>
+      <w:pPr>
+        <w:pStyle w:val="Prrafodelista"/>
+        <w:ind w:left="0"/>
+        <w:rPr>
+          <w:rFonts w:ascii="Times New Roman" w:eastAsia="Times New Roman" w:hAnsi="Times New Roman" w:cs="Times New Roman"/>
+          <w:b/>
+          <w:bCs/>
+        </w:rPr>
+      </w:pPr>
+      <w:r>
+        <w:rPr>
+          <w:rFonts w:ascii="Times New Roman" w:eastAsia="Times New Roman" w:hAnsi="Times New Roman" w:cs="Times New Roman"/>
+          <w:b/>
+          <w:bCs/>
+        </w:rPr>
+        <w:tab/>
+        <w:t>2.5.1 Aritméticos</w:t>
+      </w:r>
+    </w:p>
+    <w:tbl>
+      <w:tblPr>
+        <w:tblStyle w:val="Tablaconcuadrcula"/>
+        <w:tblW w:w="0" w:type="auto"/>
+        <w:tblLook w:val="04A0" w:firstRow="1" w:lastRow="0" w:firstColumn="1" w:lastColumn="0" w:noHBand="0" w:noVBand="1"/>
+      </w:tblPr>
+      <w:tblGrid>
+        <w:gridCol w:w="1435"/>
+        <w:gridCol w:w="7393"/>
+      </w:tblGrid>
+      <w:tr>
+        <w:tc>
+          <w:tcPr>
+            <w:tcW w:w="1435" w:type="dxa"/>
+            <w:vAlign w:val="center"/>
+          </w:tcPr>
+          <w:p>
+            <w:pPr>
+              <w:pStyle w:val="Prrafodelista"/>
+              <w:ind w:left="0"/>
+              <w:rPr>
+                <w:rFonts w:ascii="Courier New" w:eastAsia="Times New Roman" w:hAnsi="Courier New" w:cs="Courier New"/>
+                <w:sz w:val="22"/>
+                <w:szCs w:val="22"/>
+              </w:rPr>
+            </w:pPr>
+            <w:r>
+              <w:rPr>
+                <w:rFonts w:ascii="Courier New" w:eastAsia="Times New Roman" w:hAnsi="Courier New" w:cs="Courier New"/>
+                <w:sz w:val="22"/>
+                <w:szCs w:val="22"/>
+              </w:rPr>
+              <w:t>plus</w:t>
+            </w:r>
+          </w:p>
+        </w:tc>
+        <w:tc>
+          <w:tcPr>
+            <w:tcW w:w="7393" w:type="dxa"/>
+            <w:vAlign w:val="center"/>
+          </w:tcPr>
+          <w:p>
+            <w:pPr>
+              <w:pStyle w:val="Prrafodelista"/>
+              <w:ind w:left="0"/>
+              <w:rPr>
+                <w:rFonts w:ascii="Courier New" w:eastAsia="Times New Roman" w:hAnsi="Courier New" w:cs="Courier New"/>
+                <w:sz w:val="22"/>
+                <w:szCs w:val="22"/>
+              </w:rPr>
+            </w:pPr>
+            <w:r>
+              <w:rPr>
+                <w:rFonts w:ascii="Courier New" w:eastAsia="Times New Roman" w:hAnsi="Courier New" w:cs="Courier New"/>
+                <w:sz w:val="22"/>
+                <w:szCs w:val="22"/>
+              </w:rPr>
+              <w:t>Suma (+)</w:t>
+            </w:r>
+          </w:p>
+        </w:tc>
+      </w:tr>
+      <w:tr>
+        <w:tc>
+          <w:tcPr>
+            <w:tcW w:w="1435" w:type="dxa"/>
+            <w:vAlign w:val="center"/>
+          </w:tcPr>
+          <w:p>
+            <w:pPr>
+              <w:pStyle w:val="Prrafodelista"/>
+              <w:ind w:left="0"/>
+              <w:rPr>
+                <w:rFonts w:ascii="Courier New" w:eastAsia="Times New Roman" w:hAnsi="Courier New" w:cs="Courier New"/>
+                <w:sz w:val="22"/>
+                <w:szCs w:val="22"/>
+              </w:rPr>
+            </w:pPr>
+            <w:proofErr w:type="spellStart"/>
+            <w:r>
+              <w:rPr>
+                <w:rFonts w:ascii="Courier New" w:eastAsia="Times New Roman" w:hAnsi="Courier New" w:cs="Courier New"/>
+                <w:sz w:val="22"/>
+                <w:szCs w:val="22"/>
+              </w:rPr>
+              <w:t>minus</w:t>
+            </w:r>
+            <w:proofErr w:type="spellEnd"/>
+          </w:p>
+        </w:tc>
+        <w:tc>
+          <w:tcPr>
+            <w:tcW w:w="7393" w:type="dxa"/>
+            <w:vAlign w:val="center"/>
+          </w:tcPr>
+          <w:p>
+            <w:pPr>
+              <w:pStyle w:val="Prrafodelista"/>
+              <w:ind w:left="0"/>
+              <w:rPr>
+                <w:rFonts w:ascii="Courier New" w:eastAsia="Times New Roman" w:hAnsi="Courier New" w:cs="Courier New"/>
+                <w:sz w:val="22"/>
+                <w:szCs w:val="22"/>
+              </w:rPr>
+            </w:pPr>
+            <w:r>
+              <w:rPr>
+                <w:rFonts w:ascii="Courier New" w:eastAsia="Times New Roman" w:hAnsi="Courier New" w:cs="Courier New"/>
+                <w:sz w:val="22"/>
+                <w:szCs w:val="22"/>
+              </w:rPr>
+              <w:t>Resta (-)</w:t>
+            </w:r>
+          </w:p>
+        </w:tc>
+      </w:tr>
+      <w:tr>
+        <w:tc>
+          <w:tcPr>
+            <w:tcW w:w="1435" w:type="dxa"/>
+            <w:vAlign w:val="center"/>
+          </w:tcPr>
+          <w:p>
+            <w:pPr>
+              <w:pStyle w:val="Prrafodelista"/>
+              <w:ind w:left="0"/>
+              <w:rPr>
+                <w:rFonts w:ascii="Courier New" w:eastAsia="Times New Roman" w:hAnsi="Courier New" w:cs="Courier New"/>
+                <w:sz w:val="22"/>
+                <w:szCs w:val="22"/>
+              </w:rPr>
+            </w:pPr>
+            <w:r>
+              <w:rPr>
+                <w:rFonts w:ascii="Courier New" w:eastAsia="Times New Roman" w:hAnsi="Courier New" w:cs="Courier New"/>
+                <w:sz w:val="22"/>
+                <w:szCs w:val="22"/>
+              </w:rPr>
+              <w:t>times</w:t>
+            </w:r>
+          </w:p>
+        </w:tc>
+        <w:tc>
+          <w:tcPr>
+            <w:tcW w:w="7393" w:type="dxa"/>
+            <w:vAlign w:val="center"/>
+          </w:tcPr>
+          <w:p>
+            <w:pPr>
+              <w:pStyle w:val="Prrafodelista"/>
+              <w:ind w:left="0"/>
+              <w:rPr>
+                <w:rFonts w:ascii="Courier New" w:eastAsia="Times New Roman" w:hAnsi="Courier New" w:cs="Courier New"/>
+                <w:sz w:val="22"/>
+                <w:szCs w:val="22"/>
+              </w:rPr>
+            </w:pPr>
+            <w:r>
+              <w:rPr>
+                <w:rFonts w:ascii="Courier New" w:eastAsia="Times New Roman" w:hAnsi="Courier New" w:cs="Courier New"/>
+                <w:sz w:val="22"/>
+                <w:szCs w:val="22"/>
+              </w:rPr>
+              <w:t>Multiplicación (*)</w:t>
+            </w:r>
+          </w:p>
+        </w:tc>
+      </w:tr>
+      <w:tr>
+        <w:tc>
+          <w:tcPr>
+            <w:tcW w:w="1435" w:type="dxa"/>
+            <w:vAlign w:val="center"/>
+          </w:tcPr>
+          <w:p>
+            <w:pPr>
+              <w:pStyle w:val="Prrafodelista"/>
+              <w:ind w:left="0"/>
+              <w:rPr>
+                <w:rFonts w:ascii="Courier New" w:eastAsia="Times New Roman" w:hAnsi="Courier New" w:cs="Courier New"/>
+                <w:sz w:val="22"/>
+                <w:szCs w:val="22"/>
+              </w:rPr>
+            </w:pPr>
+            <w:r>
+              <w:rPr>
+                <w:rFonts w:ascii="Courier New" w:eastAsia="Times New Roman" w:hAnsi="Courier New" w:cs="Courier New"/>
+                <w:sz w:val="22"/>
+                <w:szCs w:val="22"/>
+              </w:rPr>
+              <w:t>divide</w:t>
+            </w:r>
+          </w:p>
+        </w:tc>
+        <w:tc>
+          <w:tcPr>
+            <w:tcW w:w="7393" w:type="dxa"/>
+            <w:vAlign w:val="center"/>
+          </w:tcPr>
+          <w:p>
+            <w:pPr>
+              <w:pStyle w:val="Prrafodelista"/>
+              <w:ind w:left="0"/>
+              <w:rPr>
+                <w:rFonts w:ascii="Courier New" w:eastAsia="Times New Roman" w:hAnsi="Courier New" w:cs="Courier New"/>
+                <w:sz w:val="22"/>
+                <w:szCs w:val="22"/>
+              </w:rPr>
+            </w:pPr>
+            <w:r>
+              <w:rPr>
+                <w:rFonts w:ascii="Courier New" w:eastAsia="Times New Roman" w:hAnsi="Courier New" w:cs="Courier New"/>
+                <w:sz w:val="22"/>
+                <w:szCs w:val="22"/>
+              </w:rPr>
+              <w:t>División (/)</w:t>
+            </w:r>
+          </w:p>
+        </w:tc>
+      </w:tr>
+      <w:tr>
+        <w:tc>
+          <w:tcPr>
+            <w:tcW w:w="1435" w:type="dxa"/>
+            <w:vAlign w:val="center"/>
+          </w:tcPr>
+          <w:p>
+            <w:pPr>
+              <w:pStyle w:val="Prrafodelista"/>
+              <w:ind w:left="0"/>
+              <w:rPr>
+                <w:rFonts w:ascii="Courier New" w:eastAsia="Times New Roman" w:hAnsi="Courier New" w:cs="Courier New"/>
+                <w:sz w:val="22"/>
+                <w:szCs w:val="22"/>
+              </w:rPr>
+            </w:pPr>
+            <w:r>
+              <w:rPr>
+                <w:rFonts w:ascii="Courier New" w:eastAsia="Times New Roman" w:hAnsi="Courier New" w:cs="Courier New"/>
+                <w:sz w:val="22"/>
+                <w:szCs w:val="22"/>
+              </w:rPr>
+              <w:t>mod</w:t>
+            </w:r>
+          </w:p>
+        </w:tc>
+        <w:tc>
+          <w:tcPr>
+            <w:tcW w:w="7393" w:type="dxa"/>
+            <w:vAlign w:val="center"/>
+          </w:tcPr>
+          <w:p>
+            <w:pPr>
+              <w:pStyle w:val="Prrafodelista"/>
+              <w:ind w:left="0"/>
+              <w:rPr>
+                <w:rFonts w:ascii="Courier New" w:eastAsia="Times New Roman" w:hAnsi="Courier New" w:cs="Courier New"/>
+                <w:sz w:val="22"/>
+                <w:szCs w:val="22"/>
+              </w:rPr>
+            </w:pPr>
+            <w:r>
+              <w:rPr>
+                <w:rFonts w:ascii="Courier New" w:eastAsia="Times New Roman" w:hAnsi="Courier New" w:cs="Courier New"/>
+                <w:sz w:val="22"/>
+                <w:szCs w:val="22"/>
+              </w:rPr>
+              <w:t>Módulo (%)</w:t>
+            </w:r>
+          </w:p>
+        </w:tc>
+      </w:tr>
+    </w:tbl>
+    <w:p>
+      <w:pPr>
+        <w:pStyle w:val="Prrafodelista"/>
+        <w:ind w:left="0"/>
+        <w:rPr>
+          <w:rFonts w:ascii="Times New Roman" w:eastAsia="Times New Roman" w:hAnsi="Times New Roman" w:cs="Times New Roman"/>
+          <w:b/>
+          <w:bCs/>
+        </w:rPr>
+      </w:pPr>
+    </w:p>
+    <w:p>
+      <w:pPr>
+        <w:pStyle w:val="Prrafodelista"/>
+        <w:ind w:left="0"/>
+        <w:rPr>
+          <w:rFonts w:ascii="Times New Roman" w:eastAsia="Times New Roman" w:hAnsi="Times New Roman" w:cs="Times New Roman"/>
+          <w:b/>
+          <w:bCs/>
+        </w:rPr>
+      </w:pPr>
+      <w:r>
+        <w:rPr>
+          <w:rFonts w:ascii="Times New Roman" w:eastAsia="Times New Roman" w:hAnsi="Times New Roman" w:cs="Times New Roman"/>
+          <w:b/>
+          <w:bCs/>
+        </w:rPr>
+        <w:tab/>
+        <w:t>2.5.2 Comparación</w:t>
+      </w:r>
+    </w:p>
+    <w:tbl>
+      <w:tblPr>
+        <w:tblStyle w:val="Tablaconcuadrcula"/>
+        <w:tblW w:w="0" w:type="auto"/>
+        <w:tblLook w:val="04A0" w:firstRow="1" w:lastRow="0" w:firstColumn="1" w:lastColumn="0" w:noHBand="0" w:noVBand="1"/>
+      </w:tblPr>
+      <w:tblGrid>
+        <w:gridCol w:w="1435"/>
+        <w:gridCol w:w="7393"/>
+      </w:tblGrid>
+      <w:tr>
+        <w:tc>
+          <w:tcPr>
+            <w:tcW w:w="1435" w:type="dxa"/>
+            <w:vAlign w:val="center"/>
+          </w:tcPr>
+          <w:p>
+            <w:pPr>
+              <w:pStyle w:val="Prrafodelista"/>
+              <w:ind w:left="0"/>
+              <w:rPr>
+                <w:rFonts w:ascii="Courier New" w:eastAsia="Times New Roman" w:hAnsi="Courier New" w:cs="Courier New"/>
+                <w:sz w:val="22"/>
+                <w:szCs w:val="22"/>
+              </w:rPr>
+            </w:pPr>
+            <w:proofErr w:type="spellStart"/>
+            <w:r>
+              <w:rPr>
+                <w:rFonts w:ascii="Courier New" w:eastAsia="Times New Roman" w:hAnsi="Courier New" w:cs="Courier New"/>
+                <w:sz w:val="22"/>
+                <w:szCs w:val="22"/>
+              </w:rPr>
+              <w:t>equals</w:t>
+            </w:r>
+            <w:proofErr w:type="spellEnd"/>
+          </w:p>
+        </w:tc>
+        <w:tc>
+          <w:tcPr>
+            <w:tcW w:w="7393" w:type="dxa"/>
+            <w:vAlign w:val="center"/>
+          </w:tcPr>
+          <w:p>
+            <w:pPr>
+              <w:pStyle w:val="Prrafodelista"/>
+              <w:ind w:left="0"/>
+              <w:rPr>
+                <w:rFonts w:ascii="Courier New" w:eastAsia="Times New Roman" w:hAnsi="Courier New" w:cs="Courier New"/>
+                <w:sz w:val="22"/>
+                <w:szCs w:val="22"/>
+              </w:rPr>
+            </w:pPr>
+            <w:r>
+              <w:rPr>
+                <w:rFonts w:ascii="Courier New" w:eastAsia="Times New Roman" w:hAnsi="Courier New" w:cs="Courier New"/>
+                <w:sz w:val="22"/>
+                <w:szCs w:val="22"/>
+              </w:rPr>
+              <w:t>Igual (==)</w:t>
+            </w:r>
+          </w:p>
+        </w:tc>
+      </w:tr>
+      <w:tr>
+        <w:tc>
+          <w:tcPr>
+            <w:tcW w:w="1435" w:type="dxa"/>
+            <w:vAlign w:val="center"/>
+          </w:tcPr>
+          <w:p>
+            <w:pPr>
+              <w:pStyle w:val="Prrafodelista"/>
+              <w:ind w:left="0"/>
+              <w:rPr>
+                <w:rFonts w:ascii="Courier New" w:eastAsia="Times New Roman" w:hAnsi="Courier New" w:cs="Courier New"/>
+                <w:sz w:val="22"/>
+                <w:szCs w:val="22"/>
+              </w:rPr>
+            </w:pPr>
+            <w:proofErr w:type="spellStart"/>
+            <w:r>
+              <w:rPr>
+                <w:rFonts w:ascii="Courier New" w:eastAsia="Times New Roman" w:hAnsi="Courier New" w:cs="Courier New"/>
+                <w:sz w:val="22"/>
+                <w:szCs w:val="22"/>
+              </w:rPr>
+              <w:t>notequals</w:t>
+            </w:r>
+            <w:proofErr w:type="spellEnd"/>
+          </w:p>
+        </w:tc>
+        <w:tc>
+          <w:tcPr>
+            <w:tcW w:w="7393" w:type="dxa"/>
+            <w:vAlign w:val="center"/>
+          </w:tcPr>
+          <w:p>
+            <w:pPr>
+              <w:pStyle w:val="Prrafodelista"/>
+              <w:ind w:left="0"/>
+              <w:rPr>
+                <w:rFonts w:ascii="Courier New" w:eastAsia="Times New Roman" w:hAnsi="Courier New" w:cs="Courier New"/>
+                <w:sz w:val="22"/>
+                <w:szCs w:val="22"/>
+              </w:rPr>
+            </w:pPr>
+            <w:r>
+              <w:rPr>
+                <w:rFonts w:ascii="Courier New" w:eastAsia="Times New Roman" w:hAnsi="Courier New" w:cs="Courier New"/>
+                <w:sz w:val="22"/>
+                <w:szCs w:val="22"/>
+              </w:rPr>
+              <w:t>Diferente (!=)</w:t>
+            </w:r>
+          </w:p>
+        </w:tc>
+      </w:tr>
+      <w:tr>
+        <w:tc>
+          <w:tcPr>
+            <w:tcW w:w="1435" w:type="dxa"/>
+            <w:vAlign w:val="center"/>
+          </w:tcPr>
+          <w:p>
+            <w:pPr>
+              <w:pStyle w:val="Prrafodelista"/>
+              <w:ind w:left="0"/>
+              <w:rPr>
+                <w:rFonts w:ascii="Courier New" w:eastAsia="Times New Roman" w:hAnsi="Courier New" w:cs="Courier New"/>
+                <w:sz w:val="22"/>
+                <w:szCs w:val="22"/>
+              </w:rPr>
+            </w:pPr>
+            <w:proofErr w:type="spellStart"/>
+            <w:r>
+              <w:rPr>
+                <w:rFonts w:ascii="Courier New" w:eastAsia="Times New Roman" w:hAnsi="Courier New" w:cs="Courier New"/>
+                <w:sz w:val="22"/>
+                <w:szCs w:val="22"/>
+              </w:rPr>
+              <w:t>less</w:t>
+            </w:r>
+            <w:proofErr w:type="spellEnd"/>
+          </w:p>
+        </w:tc>
+        <w:tc>
+          <w:tcPr>
+            <w:tcW w:w="7393" w:type="dxa"/>
+            <w:vAlign w:val="center"/>
+          </w:tcPr>
+          <w:p>
+            <w:pPr>
+              <w:pStyle w:val="Prrafodelista"/>
+              <w:ind w:left="0"/>
+              <w:rPr>
+                <w:rFonts w:ascii="Courier New" w:eastAsia="Times New Roman" w:hAnsi="Courier New" w:cs="Courier New"/>
+                <w:sz w:val="22"/>
+                <w:szCs w:val="22"/>
+              </w:rPr>
+            </w:pPr>
+            <w:r>
+              <w:rPr>
+                <w:rFonts w:ascii="Courier New" w:eastAsia="Times New Roman" w:hAnsi="Courier New" w:cs="Courier New"/>
+                <w:sz w:val="22"/>
+                <w:szCs w:val="22"/>
+              </w:rPr>
+              <w:t>Menor (&lt;)</w:t>
+            </w:r>
+          </w:p>
+        </w:tc>
+      </w:tr>
+      <w:tr>
+        <w:tc>
+          <w:tcPr>
+            <w:tcW w:w="1435" w:type="dxa"/>
+            <w:vAlign w:val="center"/>
+          </w:tcPr>
+          <w:p>
+            <w:pPr>
+              <w:pStyle w:val="Prrafodelista"/>
+              <w:ind w:left="0"/>
+              <w:rPr>
+                <w:rFonts w:ascii="Courier New" w:eastAsia="Times New Roman" w:hAnsi="Courier New" w:cs="Courier New"/>
+                <w:sz w:val="22"/>
+                <w:szCs w:val="22"/>
+              </w:rPr>
+            </w:pPr>
+            <w:proofErr w:type="spellStart"/>
+            <w:r>
+              <w:rPr>
+                <w:rFonts w:ascii="Courier New" w:eastAsia="Times New Roman" w:hAnsi="Courier New" w:cs="Courier New"/>
+                <w:sz w:val="22"/>
+                <w:szCs w:val="22"/>
+              </w:rPr>
+              <w:t>greater</w:t>
+            </w:r>
+            <w:proofErr w:type="spellEnd"/>
+          </w:p>
+        </w:tc>
+        <w:tc>
+          <w:tcPr>
+            <w:tcW w:w="7393" w:type="dxa"/>
+            <w:vAlign w:val="center"/>
+          </w:tcPr>
+          <w:p>
+            <w:pPr>
+              <w:pStyle w:val="Prrafodelista"/>
+              <w:ind w:left="0"/>
+              <w:rPr>
+                <w:rFonts w:ascii="Courier New" w:eastAsia="Times New Roman" w:hAnsi="Courier New" w:cs="Courier New"/>
+                <w:sz w:val="22"/>
+                <w:szCs w:val="22"/>
+              </w:rPr>
+            </w:pPr>
+            <w:r>
+              <w:rPr>
+                <w:rFonts w:ascii="Courier New" w:eastAsia="Times New Roman" w:hAnsi="Courier New" w:cs="Courier New"/>
+                <w:sz w:val="22"/>
+                <w:szCs w:val="22"/>
+              </w:rPr>
+              <w:t>Mayor (&gt;)</w:t>
+            </w:r>
+          </w:p>
+        </w:tc>
+      </w:tr>
+      <w:tr>
+        <w:tc>
+          <w:tcPr>
+            <w:tcW w:w="1435" w:type="dxa"/>
+            <w:vAlign w:val="center"/>
+          </w:tcPr>
+          <w:p>
+            <w:pPr>
+              <w:pStyle w:val="Prrafodelista"/>
+              <w:ind w:left="0"/>
+              <w:rPr>
+                <w:rFonts w:ascii="Courier New" w:eastAsia="Times New Roman" w:hAnsi="Courier New" w:cs="Courier New"/>
+                <w:sz w:val="22"/>
+                <w:szCs w:val="22"/>
+              </w:rPr>
+            </w:pPr>
+            <w:proofErr w:type="spellStart"/>
+            <w:r>
+              <w:rPr>
+                <w:rFonts w:ascii="Courier New" w:eastAsia="Times New Roman" w:hAnsi="Courier New" w:cs="Courier New"/>
+                <w:sz w:val="22"/>
+                <w:szCs w:val="22"/>
+              </w:rPr>
+              <w:t>lesseq</w:t>
+            </w:r>
+            <w:proofErr w:type="spellEnd"/>
+          </w:p>
+        </w:tc>
+        <w:tc>
+          <w:tcPr>
+            <w:tcW w:w="7393" w:type="dxa"/>
+            <w:vAlign w:val="center"/>
+          </w:tcPr>
+          <w:p>
+            <w:pPr>
+              <w:pStyle w:val="Prrafodelista"/>
+              <w:ind w:left="0"/>
+              <w:rPr>
+                <w:rFonts w:ascii="Courier New" w:eastAsia="Times New Roman" w:hAnsi="Courier New" w:cs="Courier New"/>
+                <w:sz w:val="22"/>
+                <w:szCs w:val="22"/>
+              </w:rPr>
+            </w:pPr>
+            <w:r>
+              <w:rPr>
+                <w:rFonts w:ascii="Courier New" w:eastAsia="Times New Roman" w:hAnsi="Courier New" w:cs="Courier New"/>
+                <w:sz w:val="22"/>
+                <w:szCs w:val="22"/>
+              </w:rPr>
+              <w:t>Menor o igual (&lt;=)</w:t>
+            </w:r>
+          </w:p>
+        </w:tc>
+      </w:tr>
+      <w:tr>
+        <w:tc>
+          <w:tcPr>
+            <w:tcW w:w="1435" w:type="dxa"/>
+            <w:vAlign w:val="center"/>
+          </w:tcPr>
+          <w:p>
+            <w:pPr>
+              <w:pStyle w:val="Prrafodelista"/>
+              <w:ind w:left="0"/>
+              <w:rPr>
+                <w:rFonts w:ascii="Courier New" w:eastAsia="Times New Roman" w:hAnsi="Courier New" w:cs="Courier New"/>
+                <w:sz w:val="22"/>
+                <w:szCs w:val="22"/>
+              </w:rPr>
+            </w:pPr>
+            <w:proofErr w:type="spellStart"/>
+            <w:r>
+              <w:rPr>
+                <w:rFonts w:ascii="Courier New" w:eastAsia="Times New Roman" w:hAnsi="Courier New" w:cs="Courier New"/>
+                <w:sz w:val="22"/>
+                <w:szCs w:val="22"/>
+              </w:rPr>
+              <w:t>greatereq</w:t>
+            </w:r>
+            <w:proofErr w:type="spellEnd"/>
+          </w:p>
+        </w:tc>
+        <w:tc>
+          <w:tcPr>
+            <w:tcW w:w="7393" w:type="dxa"/>
+            <w:vAlign w:val="center"/>
+          </w:tcPr>
+          <w:p>
+            <w:pPr>
+              <w:pStyle w:val="Prrafodelista"/>
+              <w:ind w:left="0"/>
+              <w:rPr>
+                <w:rFonts w:ascii="Courier New" w:eastAsia="Times New Roman" w:hAnsi="Courier New" w:cs="Courier New"/>
+                <w:sz w:val="22"/>
+                <w:szCs w:val="22"/>
+              </w:rPr>
+            </w:pPr>
+            <w:r>
+              <w:rPr>
+                <w:rFonts w:ascii="Courier New" w:eastAsia="Times New Roman" w:hAnsi="Courier New" w:cs="Courier New"/>
+                <w:sz w:val="22"/>
+                <w:szCs w:val="22"/>
+              </w:rPr>
+              <w:t>Mayor o igual (&gt;=)</w:t>
+            </w:r>
+          </w:p>
+        </w:tc>
+      </w:tr>
+    </w:tbl>
+    <w:p>
+      <w:pPr>
+        <w:pStyle w:val="Prrafodelista"/>
+        <w:ind w:left="0"/>
+        <w:rPr>
+          <w:rFonts w:ascii="Times New Roman" w:eastAsia="Times New Roman" w:hAnsi="Times New Roman" w:cs="Times New Roman"/>
+          <w:b/>
+          <w:bCs/>
+        </w:rPr>
+      </w:pPr>
+    </w:p>
+    <w:p>
+      <w:pPr>
+        <w:pStyle w:val="Prrafodelista"/>
+        <w:ind w:left="0"/>
+        <w:rPr>
+          <w:rFonts w:ascii="Times New Roman" w:eastAsia="Times New Roman" w:hAnsi="Times New Roman" w:cs="Times New Roman"/>
+          <w:b/>
+          <w:bCs/>
+        </w:rPr>
+      </w:pPr>
+      <w:r>
+        <w:rPr>
+          <w:rFonts w:ascii="Times New Roman" w:eastAsia="Times New Roman" w:hAnsi="Times New Roman" w:cs="Times New Roman"/>
+          <w:b/>
+          <w:bCs/>
+        </w:rPr>
+        <w:tab/>
+      </w:r>
+      <w:r>
+        <w:rPr>
+          <w:rFonts w:ascii="Times New Roman" w:eastAsia="Times New Roman" w:hAnsi="Times New Roman" w:cs="Times New Roman"/>
+          <w:b/>
+          <w:bCs/>
+        </w:rPr>
+        <w:t xml:space="preserve">2.5.3 Asignación </w:t>
+      </w:r>
+    </w:p>
+    <w:tbl>
+      <w:tblPr>
+        <w:tblStyle w:val="Tablaconcuadrcula"/>
+        <w:tblW w:w="0" w:type="auto"/>
+        <w:tblLook w:val="04A0" w:firstRow="1" w:lastRow="0" w:firstColumn="1" w:lastColumn="0" w:noHBand="0" w:noVBand="1"/>
+      </w:tblPr>
+      <w:tblGrid>
+        <w:gridCol w:w="1435"/>
+        <w:gridCol w:w="7393"/>
+      </w:tblGrid>
+      <w:tr>
+        <w:tc>
+          <w:tcPr>
+            <w:tcW w:w="1435" w:type="dxa"/>
+          </w:tcPr>
+          <w:p>
+            <w:pPr>
+              <w:pStyle w:val="Prrafodelista"/>
+              <w:ind w:left="0"/>
+              <w:rPr>
+                <w:rFonts w:ascii="Courier New" w:eastAsia="Times New Roman" w:hAnsi="Courier New" w:cs="Courier New"/>
+                <w:sz w:val="22"/>
+                <w:szCs w:val="22"/>
+              </w:rPr>
+            </w:pPr>
+            <w:r>
+              <w:rPr>
+                <w:rFonts w:ascii="Courier New" w:eastAsia="Times New Roman" w:hAnsi="Courier New" w:cs="Courier New"/>
+                <w:sz w:val="22"/>
+                <w:szCs w:val="22"/>
+              </w:rPr>
+              <w:t>set</w:t>
+            </w:r>
+          </w:p>
+        </w:tc>
+        <w:tc>
+          <w:tcPr>
+            <w:tcW w:w="7393" w:type="dxa"/>
+          </w:tcPr>
+          <w:p>
+            <w:pPr>
+              <w:pStyle w:val="Prrafodelista"/>
+              <w:ind w:left="0"/>
+              <w:rPr>
+                <w:rFonts w:ascii="Courier New" w:eastAsia="Times New Roman" w:hAnsi="Courier New" w:cs="Courier New"/>
+                <w:sz w:val="22"/>
+                <w:szCs w:val="22"/>
+              </w:rPr>
+            </w:pPr>
+            <w:r>
+              <w:rPr>
+                <w:rFonts w:ascii="Courier New" w:eastAsia="Times New Roman" w:hAnsi="Courier New" w:cs="Courier New"/>
+                <w:sz w:val="22"/>
+                <w:szCs w:val="22"/>
+              </w:rPr>
+              <w:t>Asignación (=)</w:t>
+            </w:r>
+          </w:p>
+        </w:tc>
+      </w:tr>
+    </w:tbl>
+    <w:p>
+      <w:pPr>
+        <w:pStyle w:val="Prrafodelista"/>
+        <w:ind w:left="0"/>
+        <w:rPr>
+          <w:rFonts w:ascii="Times New Roman" w:eastAsia="Times New Roman" w:hAnsi="Times New Roman" w:cs="Times New Roman"/>
+          <w:b/>
+          <w:bCs/>
+        </w:rPr>
+      </w:pPr>
+    </w:p>
+    <w:p>
+      <w:pPr>
+        <w:pStyle w:val="Prrafodelista"/>
+        <w:ind w:left="0" w:firstLine="708"/>
+        <w:rPr>
+          <w:rFonts w:ascii="Times New Roman" w:eastAsia="Times New Roman" w:hAnsi="Times New Roman" w:cs="Times New Roman"/>
+          <w:b/>
+          <w:bCs/>
+        </w:rPr>
+      </w:pPr>
+      <w:r>
+        <w:rPr>
+          <w:rFonts w:ascii="Times New Roman" w:eastAsia="Times New Roman" w:hAnsi="Times New Roman" w:cs="Times New Roman"/>
+          <w:b/>
+          <w:bCs/>
+        </w:rPr>
+        <w:lastRenderedPageBreak/>
+        <w:t xml:space="preserve">2.5.3 Lógicos </w:t>
+      </w:r>
+    </w:p>
+    <w:tbl>
+      <w:tblPr>
+        <w:tblStyle w:val="Tablaconcuadrcula"/>
+        <w:tblW w:w="0" w:type="auto"/>
+        <w:tblLook w:val="04A0" w:firstRow="1" w:lastRow="0" w:firstColumn="1" w:lastColumn="0" w:noHBand="0" w:noVBand="1"/>
+      </w:tblPr>
+      <w:tblGrid>
+        <w:gridCol w:w="1435"/>
+        <w:gridCol w:w="7393"/>
+      </w:tblGrid>
+      <w:tr>
+        <w:tc>
+          <w:tcPr>
+            <w:tcW w:w="1435" w:type="dxa"/>
+            <w:vAlign w:val="center"/>
+          </w:tcPr>
+          <w:p>
+            <w:pPr>
+              <w:pStyle w:val="Prrafodelista"/>
+              <w:ind w:left="0"/>
+              <w:rPr>
+                <w:rFonts w:ascii="Courier New" w:eastAsia="Times New Roman" w:hAnsi="Courier New" w:cs="Courier New"/>
+                <w:sz w:val="22"/>
+                <w:szCs w:val="22"/>
+              </w:rPr>
+            </w:pPr>
+            <w:r>
+              <w:rPr>
+                <w:rFonts w:ascii="Courier New" w:eastAsia="Times New Roman" w:hAnsi="Courier New" w:cs="Courier New"/>
+                <w:sz w:val="22"/>
+                <w:szCs w:val="22"/>
+              </w:rPr>
+              <w:t>and</w:t>
+            </w:r>
+          </w:p>
+        </w:tc>
+        <w:tc>
+          <w:tcPr>
+            <w:tcW w:w="7393" w:type="dxa"/>
+            <w:vAlign w:val="center"/>
+          </w:tcPr>
+          <w:p>
+            <w:pPr>
+              <w:pStyle w:val="Prrafodelista"/>
+              <w:ind w:left="0"/>
+              <w:rPr>
+                <w:rFonts w:ascii="Courier New" w:eastAsia="Times New Roman" w:hAnsi="Courier New" w:cs="Courier New"/>
+                <w:sz w:val="22"/>
+                <w:szCs w:val="22"/>
+              </w:rPr>
+            </w:pPr>
+            <w:r>
+              <w:rPr>
+                <w:rFonts w:ascii="Courier New" w:eastAsia="Times New Roman" w:hAnsi="Courier New" w:cs="Courier New"/>
+                <w:sz w:val="22"/>
+                <w:szCs w:val="22"/>
+              </w:rPr>
+              <w:t>Lógico Y (&amp;&amp;)</w:t>
+            </w:r>
+          </w:p>
+        </w:tc>
+      </w:tr>
+      <w:tr>
+        <w:tc>
+          <w:tcPr>
+            <w:tcW w:w="1435" w:type="dxa"/>
+            <w:vAlign w:val="center"/>
+          </w:tcPr>
+          <w:p>
+            <w:pPr>
+              <w:pStyle w:val="Prrafodelista"/>
+              <w:ind w:left="0"/>
+              <w:rPr>
+                <w:rFonts w:ascii="Courier New" w:eastAsia="Times New Roman" w:hAnsi="Courier New" w:cs="Courier New"/>
+                <w:sz w:val="22"/>
+                <w:szCs w:val="22"/>
+              </w:rPr>
+            </w:pPr>
+            <w:proofErr w:type="spellStart"/>
+            <w:r>
+              <w:rPr>
+                <w:rFonts w:ascii="Courier New" w:eastAsia="Times New Roman" w:hAnsi="Courier New" w:cs="Courier New"/>
+                <w:sz w:val="22"/>
+                <w:szCs w:val="22"/>
+              </w:rPr>
+              <w:t>or</w:t>
+            </w:r>
+            <w:proofErr w:type="spellEnd"/>
+          </w:p>
+        </w:tc>
+        <w:tc>
+          <w:tcPr>
+            <w:tcW w:w="7393" w:type="dxa"/>
+            <w:vAlign w:val="center"/>
+          </w:tcPr>
+          <w:p>
+            <w:pPr>
+              <w:pStyle w:val="Prrafodelista"/>
+              <w:ind w:left="0"/>
+              <w:rPr>
+                <w:rFonts w:ascii="Courier New" w:eastAsia="Times New Roman" w:hAnsi="Courier New" w:cs="Courier New"/>
+                <w:sz w:val="22"/>
+                <w:szCs w:val="22"/>
+              </w:rPr>
+            </w:pPr>
+            <w:r>
+              <w:rPr>
+                <w:rFonts w:ascii="Courier New" w:eastAsia="Times New Roman" w:hAnsi="Courier New" w:cs="Courier New"/>
+                <w:sz w:val="22"/>
+                <w:szCs w:val="22"/>
+              </w:rPr>
+              <w:t>Lógico O (**</w:t>
+            </w:r>
+            <w:r>
+              <w:rPr>
+                <w:rFonts w:ascii="Courier New" w:eastAsia="Times New Roman" w:hAnsi="Courier New" w:cs="Courier New"/>
+                <w:sz w:val="22"/>
+                <w:szCs w:val="22"/>
+              </w:rPr>
+              <w:t>)</w:t>
+            </w:r>
+          </w:p>
+        </w:tc>
+      </w:tr>
+      <w:tr>
+        <w:tc>
+          <w:tcPr>
+            <w:tcW w:w="1435" w:type="dxa"/>
+            <w:vAlign w:val="center"/>
+          </w:tcPr>
+          <w:p>
+            <w:pPr>
+              <w:pStyle w:val="Prrafodelista"/>
+              <w:ind w:left="0"/>
+              <w:rPr>
+                <w:rFonts w:ascii="Courier New" w:eastAsia="Times New Roman" w:hAnsi="Courier New" w:cs="Courier New"/>
+                <w:sz w:val="22"/>
+                <w:szCs w:val="22"/>
+              </w:rPr>
+            </w:pPr>
+            <w:proofErr w:type="spellStart"/>
+            <w:r>
+              <w:rPr>
+                <w:rFonts w:ascii="Courier New" w:eastAsia="Times New Roman" w:hAnsi="Courier New" w:cs="Courier New"/>
+                <w:sz w:val="22"/>
+                <w:szCs w:val="22"/>
+              </w:rPr>
+              <w:t>not</w:t>
+            </w:r>
+            <w:proofErr w:type="spellEnd"/>
+          </w:p>
+        </w:tc>
+        <w:tc>
+          <w:tcPr>
+            <w:tcW w:w="7393" w:type="dxa"/>
+            <w:vAlign w:val="center"/>
+          </w:tcPr>
+          <w:p>
+            <w:pPr>
+              <w:pStyle w:val="Prrafodelista"/>
+              <w:ind w:left="0"/>
+              <w:rPr>
+                <w:rFonts w:ascii="Courier New" w:eastAsia="Times New Roman" w:hAnsi="Courier New" w:cs="Courier New"/>
+                <w:sz w:val="22"/>
+                <w:szCs w:val="22"/>
+              </w:rPr>
+            </w:pPr>
+            <w:r>
+              <w:rPr>
+                <w:rFonts w:ascii="Courier New" w:eastAsia="Times New Roman" w:hAnsi="Courier New" w:cs="Courier New"/>
+                <w:sz w:val="22"/>
+                <w:szCs w:val="22"/>
+              </w:rPr>
+              <w:t>Negación (!)</w:t>
+            </w:r>
+          </w:p>
+        </w:tc>
+      </w:tr>
+    </w:tbl>
+    <w:p>
+      <w:pPr>
+        <w:pStyle w:val="Prrafodelista"/>
+        <w:ind w:left="0"/>
+        <w:rPr>
+          <w:rFonts w:ascii="Times New Roman" w:eastAsia="Times New Roman" w:hAnsi="Times New Roman" w:cs="Times New Roman"/>
+          <w:b/>
+          <w:bCs/>
+        </w:rPr>
+      </w:pPr>
+    </w:p>
+    <w:p>
+      <w:pPr>
+        <w:pStyle w:val="Prrafodelista"/>
+        <w:ind w:left="0"/>
+        <w:rPr>
+          <w:rFonts w:ascii="Times New Roman" w:eastAsia="Times New Roman" w:hAnsi="Times New Roman" w:cs="Times New Roman"/>
+          <w:b/>
+          <w:bCs/>
+        </w:rPr>
+      </w:pPr>
+      <w:r>
+        <w:rPr>
+          <w:rFonts w:ascii="Times New Roman" w:eastAsia="Times New Roman" w:hAnsi="Times New Roman" w:cs="Times New Roman"/>
+          <w:b/>
+          <w:bCs/>
+        </w:rPr>
+        <w:t xml:space="preserve">2.6 </w:t>
+      </w:r>
+      <w:r>
+        <w:rPr>
+          <w:rFonts w:ascii="Times New Roman" w:eastAsia="Times New Roman" w:hAnsi="Times New Roman" w:cs="Times New Roman"/>
+          <w:b/>
+          <w:bCs/>
+        </w:rPr>
+        <w:t>Símbolos de estructura y puntuación</w:t>
+      </w:r>
+    </w:p>
+    <w:tbl>
+      <w:tblPr>
+        <w:tblStyle w:val="Tablaconcuadrcula"/>
+        <w:tblW w:w="0" w:type="auto"/>
+        <w:tblLook w:val="04A0" w:firstRow="1" w:lastRow="0" w:firstColumn="1" w:lastColumn="0" w:noHBand="0" w:noVBand="1"/>
+      </w:tblPr>
+      <w:tblGrid>
+        <w:gridCol w:w="1435"/>
+        <w:gridCol w:w="7393"/>
+      </w:tblGrid>
+      <w:tr>
+        <w:tc>
+          <w:tcPr>
+            <w:tcW w:w="1435" w:type="dxa"/>
+            <w:vAlign w:val="center"/>
+          </w:tcPr>
+          <w:p>
+            <w:pPr>
+              <w:pStyle w:val="Prrafodelista"/>
+              <w:ind w:left="0"/>
+              <w:rPr>
+                <w:rFonts w:ascii="Courier New" w:eastAsia="Times New Roman" w:hAnsi="Courier New" w:cs="Courier New"/>
+                <w:sz w:val="22"/>
+                <w:szCs w:val="22"/>
+              </w:rPr>
+            </w:pPr>
+            <w:r>
+              <w:rPr>
+                <w:rFonts w:ascii="Courier New" w:eastAsia="Times New Roman" w:hAnsi="Courier New" w:cs="Courier New"/>
+                <w:sz w:val="22"/>
+                <w:szCs w:val="22"/>
+              </w:rPr>
+              <w:t>;</w:t>
+            </w:r>
+          </w:p>
+        </w:tc>
+        <w:tc>
+          <w:tcPr>
+            <w:tcW w:w="7393" w:type="dxa"/>
+            <w:vAlign w:val="center"/>
+          </w:tcPr>
+          <w:p>
+            <w:pPr>
+              <w:pStyle w:val="Prrafodelista"/>
+              <w:ind w:left="0"/>
+              <w:rPr>
+                <w:rFonts w:ascii="Courier New" w:eastAsia="Times New Roman" w:hAnsi="Courier New" w:cs="Courier New"/>
+                <w:sz w:val="22"/>
+                <w:szCs w:val="22"/>
+              </w:rPr>
+            </w:pPr>
+            <w:r>
+              <w:rPr>
+                <w:rFonts w:ascii="Courier New" w:eastAsia="Times New Roman" w:hAnsi="Courier New" w:cs="Courier New"/>
+                <w:sz w:val="22"/>
+                <w:szCs w:val="22"/>
+              </w:rPr>
+              <w:t>Fin de línea</w:t>
+            </w:r>
+            <w:r>
+              <w:rPr>
+                <w:rFonts w:ascii="Courier New" w:eastAsia="Times New Roman" w:hAnsi="Courier New" w:cs="Courier New"/>
+                <w:sz w:val="22"/>
+                <w:szCs w:val="22"/>
+              </w:rPr>
+              <w:t xml:space="preserve"> </w:t>
+            </w:r>
+            <w:r>
+              <w:rPr>
+                <w:rFonts w:ascii="Courier New" w:eastAsia="Times New Roman" w:hAnsi="Courier New" w:cs="Courier New"/>
+                <w:b/>
+                <w:bCs/>
+                <w:sz w:val="22"/>
+                <w:szCs w:val="22"/>
+              </w:rPr>
+              <w:t xml:space="preserve">* </w:t>
+            </w:r>
+            <w:r>
+              <w:rPr>
+                <w:rFonts w:ascii="Courier New" w:eastAsia="Times New Roman" w:hAnsi="Courier New" w:cs="Courier New"/>
+                <w:b/>
+                <w:bCs/>
+                <w:sz w:val="22"/>
+                <w:szCs w:val="22"/>
+              </w:rPr>
+              <w:t>Finaliza una</w:t>
+            </w:r>
+            <w:r>
+              <w:rPr>
+                <w:rFonts w:ascii="Courier New" w:eastAsia="Times New Roman" w:hAnsi="Courier New" w:cs="Courier New"/>
+                <w:sz w:val="22"/>
+                <w:szCs w:val="22"/>
+              </w:rPr>
+              <w:t xml:space="preserve"> </w:t>
+            </w:r>
+            <w:r>
+              <w:rPr>
+                <w:rFonts w:ascii="Courier New" w:eastAsia="Times New Roman" w:hAnsi="Courier New" w:cs="Courier New"/>
+                <w:b/>
+                <w:bCs/>
+                <w:sz w:val="22"/>
+                <w:szCs w:val="22"/>
+              </w:rPr>
+              <w:t>instrucción</w:t>
+            </w:r>
+          </w:p>
+        </w:tc>
+      </w:tr>
+      <w:tr>
+        <w:tc>
+          <w:tcPr>
+            <w:tcW w:w="1435" w:type="dxa"/>
+            <w:vAlign w:val="center"/>
+          </w:tcPr>
+          <w:p>
+            <w:pPr>
+              <w:pStyle w:val="Prrafodelista"/>
+              <w:ind w:left="0"/>
+              <w:rPr>
+                <w:rFonts w:ascii="Courier New" w:eastAsia="Times New Roman" w:hAnsi="Courier New" w:cs="Courier New"/>
+                <w:sz w:val="22"/>
+                <w:szCs w:val="22"/>
+              </w:rPr>
+            </w:pPr>
+            <w:r>
+              <w:rPr>
+                <w:rFonts w:ascii="Courier New" w:eastAsia="Times New Roman" w:hAnsi="Courier New" w:cs="Courier New"/>
+                <w:sz w:val="22"/>
+                <w:szCs w:val="22"/>
+              </w:rPr>
+              <w:t>{ }</w:t>
+            </w:r>
+          </w:p>
+        </w:tc>
+        <w:tc>
+          <w:tcPr>
+            <w:tcW w:w="7393" w:type="dxa"/>
+            <w:vAlign w:val="center"/>
+          </w:tcPr>
+          <w:p>
+            <w:pPr>
+              <w:pStyle w:val="Prrafodelista"/>
+              <w:ind w:left="0"/>
+              <w:rPr>
+                <w:rFonts w:ascii="Courier New" w:eastAsia="Times New Roman" w:hAnsi="Courier New" w:cs="Courier New"/>
+                <w:sz w:val="22"/>
+                <w:szCs w:val="22"/>
+              </w:rPr>
+            </w:pPr>
+            <w:r>
+              <w:rPr>
+                <w:rFonts w:ascii="Courier New" w:eastAsia="Times New Roman" w:hAnsi="Courier New" w:cs="Courier New"/>
+                <w:sz w:val="22"/>
+                <w:szCs w:val="22"/>
+              </w:rPr>
+              <w:t>Llaves</w:t>
+            </w:r>
+            <w:r>
+              <w:rPr>
+                <w:rFonts w:ascii="Courier New" w:eastAsia="Times New Roman" w:hAnsi="Courier New" w:cs="Courier New"/>
+                <w:sz w:val="22"/>
+                <w:szCs w:val="22"/>
+              </w:rPr>
+              <w:t xml:space="preserve"> </w:t>
+            </w:r>
+            <w:r>
+              <w:rPr>
+                <w:rFonts w:ascii="Courier New" w:eastAsia="Times New Roman" w:hAnsi="Courier New" w:cs="Courier New"/>
+                <w:b/>
+                <w:bCs/>
+                <w:sz w:val="22"/>
+                <w:szCs w:val="22"/>
+              </w:rPr>
+              <w:t xml:space="preserve">* </w:t>
+            </w:r>
+            <w:r>
+              <w:rPr>
+                <w:rFonts w:ascii="Courier New" w:eastAsia="Times New Roman" w:hAnsi="Courier New" w:cs="Courier New"/>
+                <w:b/>
+                <w:bCs/>
+                <w:sz w:val="22"/>
+                <w:szCs w:val="22"/>
+              </w:rPr>
+              <w:t>Agrupar bloques de código</w:t>
+            </w:r>
+          </w:p>
+        </w:tc>
+      </w:tr>
+      <w:tr>
+        <w:trPr>
+          <w:trHeight w:val="148"/>
+        </w:trPr>
+        <w:tc>
+          <w:tcPr>
+            <w:tcW w:w="1435" w:type="dxa"/>
+            <w:vAlign w:val="center"/>
+          </w:tcPr>
+          <w:p>
+            <w:pPr>
+              <w:pStyle w:val="Prrafodelista"/>
+              <w:ind w:left="0"/>
+              <w:rPr>
+                <w:rFonts w:ascii="Courier New" w:eastAsia="Times New Roman" w:hAnsi="Courier New" w:cs="Courier New"/>
+                <w:sz w:val="22"/>
+                <w:szCs w:val="22"/>
+              </w:rPr>
+            </w:pPr>
+            <w:r>
+              <w:rPr>
+                <w:rFonts w:ascii="Courier New" w:eastAsia="Times New Roman" w:hAnsi="Courier New" w:cs="Courier New"/>
+                <w:sz w:val="22"/>
+                <w:szCs w:val="22"/>
+              </w:rPr>
+              <w:t>( )</w:t>
+            </w:r>
+          </w:p>
+        </w:tc>
+        <w:tc>
+          <w:tcPr>
+            <w:tcW w:w="7393" w:type="dxa"/>
+            <w:vAlign w:val="center"/>
+          </w:tcPr>
+          <w:p>
+            <w:pPr>
+              <w:pStyle w:val="Prrafodelista"/>
+              <w:ind w:left="0"/>
+              <w:rPr>
+                <w:rFonts w:ascii="Courier New" w:eastAsia="Times New Roman" w:hAnsi="Courier New" w:cs="Courier New"/>
+                <w:sz w:val="22"/>
+                <w:szCs w:val="22"/>
+              </w:rPr>
+            </w:pPr>
+            <w:r>
+              <w:rPr>
+                <w:rFonts w:ascii="Courier New" w:eastAsia="Times New Roman" w:hAnsi="Courier New" w:cs="Courier New"/>
+                <w:sz w:val="22"/>
+                <w:szCs w:val="22"/>
+              </w:rPr>
+              <w:t>Paréntesis</w:t>
+            </w:r>
+            <w:r>
+              <w:rPr>
+                <w:rFonts w:ascii="Courier New" w:eastAsia="Times New Roman" w:hAnsi="Courier New" w:cs="Courier New"/>
+                <w:sz w:val="22"/>
+                <w:szCs w:val="22"/>
+              </w:rPr>
+              <w:t xml:space="preserve"> </w:t>
+            </w:r>
+            <w:r>
+              <w:rPr>
+                <w:rFonts w:ascii="Courier New" w:eastAsia="Times New Roman" w:hAnsi="Courier New" w:cs="Courier New"/>
+                <w:b/>
+                <w:bCs/>
+                <w:sz w:val="22"/>
+                <w:szCs w:val="22"/>
+              </w:rPr>
+              <w:t xml:space="preserve">* </w:t>
+            </w:r>
+            <w:r>
+              <w:rPr>
+                <w:rFonts w:ascii="Courier New" w:eastAsia="Times New Roman" w:hAnsi="Courier New" w:cs="Courier New"/>
+                <w:b/>
+                <w:bCs/>
+                <w:sz w:val="22"/>
+                <w:szCs w:val="22"/>
+              </w:rPr>
+              <w:t>Llamadas a funciones, agrupaciones lógicas</w:t>
+            </w:r>
+            <w:r>
+              <w:rPr>
+                <w:rFonts w:ascii="Courier New" w:eastAsia="Times New Roman" w:hAnsi="Courier New" w:cs="Courier New"/>
+                <w:sz w:val="22"/>
+                <w:szCs w:val="22"/>
+              </w:rPr>
+              <w:t xml:space="preserve"> </w:t>
+            </w:r>
+          </w:p>
+        </w:tc>
+      </w:tr>
+      <w:tr>
+        <w:tc>
+          <w:tcPr>
+            <w:tcW w:w="1435" w:type="dxa"/>
+            <w:vAlign w:val="center"/>
+          </w:tcPr>
+          <w:p>
+            <w:pPr>
+              <w:pStyle w:val="Prrafodelista"/>
+              <w:ind w:left="0"/>
+              <w:rPr>
+                <w:rFonts w:ascii="Courier New" w:eastAsia="Times New Roman" w:hAnsi="Courier New" w:cs="Courier New"/>
+                <w:sz w:val="22"/>
+                <w:szCs w:val="22"/>
+              </w:rPr>
+            </w:pPr>
+            <w:r>
+              <w:rPr>
+                <w:rFonts w:ascii="Courier New" w:eastAsia="Times New Roman" w:hAnsi="Courier New" w:cs="Courier New"/>
+                <w:sz w:val="22"/>
+                <w:szCs w:val="22"/>
+              </w:rPr>
+              <w:t>[ ]</w:t>
+            </w:r>
+          </w:p>
+        </w:tc>
+        <w:tc>
+          <w:tcPr>
+            <w:tcW w:w="7393" w:type="dxa"/>
+            <w:vAlign w:val="center"/>
+          </w:tcPr>
+          <w:p>
+            <w:pPr>
+              <w:pStyle w:val="Prrafodelista"/>
+              <w:ind w:left="0"/>
+              <w:rPr>
+                <w:rFonts w:ascii="Courier New" w:eastAsia="Times New Roman" w:hAnsi="Courier New" w:cs="Courier New"/>
+                <w:sz w:val="22"/>
+                <w:szCs w:val="22"/>
+              </w:rPr>
+            </w:pPr>
+            <w:r>
+              <w:rPr>
+                <w:rFonts w:ascii="Courier New" w:eastAsia="Times New Roman" w:hAnsi="Courier New" w:cs="Courier New"/>
+                <w:sz w:val="22"/>
+                <w:szCs w:val="22"/>
+              </w:rPr>
+              <w:t>Corchetes</w:t>
+            </w:r>
+            <w:r>
+              <w:rPr>
+                <w:rFonts w:ascii="Courier New" w:eastAsia="Times New Roman" w:hAnsi="Courier New" w:cs="Courier New"/>
+                <w:sz w:val="22"/>
+                <w:szCs w:val="22"/>
+              </w:rPr>
+              <w:t xml:space="preserve"> </w:t>
+            </w:r>
+            <w:r>
+              <w:rPr>
+                <w:rFonts w:ascii="Courier New" w:eastAsia="Times New Roman" w:hAnsi="Courier New" w:cs="Courier New"/>
+                <w:b/>
+                <w:bCs/>
+                <w:sz w:val="22"/>
+                <w:szCs w:val="22"/>
+              </w:rPr>
+              <w:t xml:space="preserve">* </w:t>
+            </w:r>
+            <w:r>
+              <w:rPr>
+                <w:rFonts w:ascii="Courier New" w:eastAsia="Times New Roman" w:hAnsi="Courier New" w:cs="Courier New"/>
+                <w:b/>
+                <w:bCs/>
+                <w:sz w:val="22"/>
+                <w:szCs w:val="22"/>
+              </w:rPr>
+              <w:t>Acceso a elementos en colecciones/matrices</w:t>
+            </w:r>
+          </w:p>
+        </w:tc>
+      </w:tr>
+      <w:tr>
+        <w:tc>
+          <w:tcPr>
+            <w:tcW w:w="1435" w:type="dxa"/>
+            <w:vAlign w:val="center"/>
+          </w:tcPr>
+          <w:p>
+            <w:pPr>
+              <w:pStyle w:val="Prrafodelista"/>
+              <w:ind w:left="0"/>
+              <w:rPr>
+                <w:rFonts w:ascii="Courier New" w:eastAsia="Times New Roman" w:hAnsi="Courier New" w:cs="Courier New"/>
+                <w:sz w:val="22"/>
+                <w:szCs w:val="22"/>
+              </w:rPr>
+            </w:pPr>
+            <w:r>
+              <w:rPr>
+                <w:rFonts w:ascii="Courier New" w:eastAsia="Times New Roman" w:hAnsi="Courier New" w:cs="Courier New"/>
+                <w:sz w:val="22"/>
+                <w:szCs w:val="22"/>
+              </w:rPr>
+              <w:t>,</w:t>
+            </w:r>
+          </w:p>
+        </w:tc>
+        <w:tc>
+          <w:tcPr>
+            <w:tcW w:w="7393" w:type="dxa"/>
+            <w:vAlign w:val="center"/>
+          </w:tcPr>
+          <w:p>
+            <w:pPr>
+              <w:pStyle w:val="Prrafodelista"/>
+              <w:ind w:left="0"/>
+              <w:rPr>
+                <w:rFonts w:ascii="Courier New" w:eastAsia="Times New Roman" w:hAnsi="Courier New" w:cs="Courier New"/>
+                <w:sz w:val="22"/>
+                <w:szCs w:val="22"/>
+              </w:rPr>
+            </w:pPr>
+            <w:r>
+              <w:rPr>
+                <w:rFonts w:ascii="Courier New" w:eastAsia="Times New Roman" w:hAnsi="Courier New" w:cs="Courier New"/>
+                <w:sz w:val="22"/>
+                <w:szCs w:val="22"/>
+              </w:rPr>
+              <w:t>Coma</w:t>
+            </w:r>
+            <w:r>
+              <w:rPr>
+                <w:rFonts w:ascii="Courier New" w:eastAsia="Times New Roman" w:hAnsi="Courier New" w:cs="Courier New"/>
+                <w:sz w:val="22"/>
+                <w:szCs w:val="22"/>
+              </w:rPr>
+              <w:t xml:space="preserve"> </w:t>
+            </w:r>
+            <w:r>
+              <w:rPr>
+                <w:rFonts w:ascii="Courier New" w:eastAsia="Times New Roman" w:hAnsi="Courier New" w:cs="Courier New"/>
+                <w:b/>
+                <w:bCs/>
+                <w:sz w:val="22"/>
+                <w:szCs w:val="22"/>
+              </w:rPr>
+              <w:t xml:space="preserve">* </w:t>
+            </w:r>
+            <w:r>
+              <w:rPr>
+                <w:rFonts w:ascii="Courier New" w:eastAsia="Times New Roman" w:hAnsi="Courier New" w:cs="Courier New"/>
+                <w:b/>
+                <w:bCs/>
+                <w:sz w:val="22"/>
+                <w:szCs w:val="22"/>
+              </w:rPr>
+              <w:t>Separador de elementos</w:t>
+            </w:r>
+            <w:r>
+              <w:rPr>
+                <w:rFonts w:ascii="Courier New" w:eastAsia="Times New Roman" w:hAnsi="Courier New" w:cs="Courier New"/>
+                <w:b/>
+                <w:bCs/>
+                <w:sz w:val="22"/>
+                <w:szCs w:val="22"/>
+              </w:rPr>
+              <w:t xml:space="preserve"> y de decimales</w:t>
+            </w:r>
+          </w:p>
+        </w:tc>
+      </w:tr>
+      <w:tr>
+        <w:tc>
+          <w:tcPr>
+            <w:tcW w:w="1435" w:type="dxa"/>
+            <w:vAlign w:val="center"/>
+          </w:tcPr>
+          <w:p>
+            <w:pPr>
+              <w:pStyle w:val="Prrafodelista"/>
+              <w:ind w:left="0"/>
+              <w:rPr>
+                <w:rFonts w:ascii="Courier New" w:eastAsia="Times New Roman" w:hAnsi="Courier New" w:cs="Courier New"/>
+                <w:sz w:val="22"/>
+                <w:szCs w:val="22"/>
+              </w:rPr>
+            </w:pPr>
+            <w:r>
+              <w:rPr>
+                <w:rFonts w:ascii="Courier New" w:eastAsia="Times New Roman" w:hAnsi="Courier New" w:cs="Courier New"/>
+                <w:sz w:val="22"/>
+                <w:szCs w:val="22"/>
+              </w:rPr>
+              <w:t>.</w:t>
+            </w:r>
+          </w:p>
+        </w:tc>
+        <w:tc>
+          <w:tcPr>
+            <w:tcW w:w="7393" w:type="dxa"/>
+            <w:vAlign w:val="center"/>
+          </w:tcPr>
+          <w:p>
+            <w:pPr>
+              <w:pStyle w:val="Prrafodelista"/>
+              <w:ind w:left="0"/>
+              <w:rPr>
+                <w:rFonts w:ascii="Courier New" w:eastAsia="Times New Roman" w:hAnsi="Courier New" w:cs="Courier New"/>
+                <w:sz w:val="22"/>
+                <w:szCs w:val="22"/>
+              </w:rPr>
+            </w:pPr>
+            <w:r>
+              <w:rPr>
+                <w:rFonts w:ascii="Courier New" w:eastAsia="Times New Roman" w:hAnsi="Courier New" w:cs="Courier New"/>
+                <w:sz w:val="22"/>
+                <w:szCs w:val="22"/>
+              </w:rPr>
+              <w:t>Punto</w:t>
+            </w:r>
+            <w:r>
+              <w:rPr>
+                <w:rFonts w:ascii="Courier New" w:eastAsia="Times New Roman" w:hAnsi="Courier New" w:cs="Courier New"/>
+                <w:b/>
+                <w:bCs/>
+                <w:sz w:val="22"/>
+                <w:szCs w:val="22"/>
+              </w:rPr>
+              <w:t xml:space="preserve"> * </w:t>
+            </w:r>
+            <w:r>
+              <w:rPr>
+                <w:rFonts w:ascii="Courier New" w:eastAsia="Times New Roman" w:hAnsi="Courier New" w:cs="Courier New"/>
+                <w:b/>
+                <w:bCs/>
+                <w:sz w:val="22"/>
+                <w:szCs w:val="22"/>
+              </w:rPr>
+              <w:t>Acceso a miembros de un objeto</w:t>
+            </w:r>
+          </w:p>
+        </w:tc>
+      </w:tr>
+      <w:tr>
+        <w:tc>
+          <w:tcPr>
+            <w:tcW w:w="1435" w:type="dxa"/>
+            <w:vAlign w:val="center"/>
+          </w:tcPr>
+          <w:p>
+            <w:pPr>
+              <w:pStyle w:val="Prrafodelista"/>
+              <w:ind w:left="0"/>
+              <w:rPr>
+                <w:rFonts w:ascii="Courier New" w:eastAsia="Times New Roman" w:hAnsi="Courier New" w:cs="Courier New"/>
+                <w:sz w:val="22"/>
+                <w:szCs w:val="22"/>
+              </w:rPr>
+            </w:pPr>
+            <w:r>
+              <w:rPr>
+                <w:rFonts w:ascii="Courier New" w:eastAsia="Times New Roman" w:hAnsi="Courier New" w:cs="Courier New"/>
+                <w:sz w:val="22"/>
+                <w:szCs w:val="22"/>
+              </w:rPr>
+              <w:t>:</w:t>
+            </w:r>
+          </w:p>
+        </w:tc>
+        <w:tc>
+          <w:tcPr>
+            <w:tcW w:w="7393" w:type="dxa"/>
+            <w:vAlign w:val="center"/>
+          </w:tcPr>
+          <w:p>
+            <w:pPr>
+              <w:pStyle w:val="Prrafodelista"/>
+              <w:ind w:left="0"/>
+              <w:rPr>
+                <w:rFonts w:ascii="Courier New" w:eastAsia="Times New Roman" w:hAnsi="Courier New" w:cs="Courier New"/>
+                <w:sz w:val="22"/>
+                <w:szCs w:val="22"/>
+              </w:rPr>
+            </w:pPr>
+            <w:r>
+              <w:rPr>
+                <w:rFonts w:ascii="Courier New" w:eastAsia="Times New Roman" w:hAnsi="Courier New" w:cs="Courier New"/>
+                <w:sz w:val="22"/>
+                <w:szCs w:val="22"/>
+              </w:rPr>
+              <w:t>Dos puntos</w:t>
+            </w:r>
+            <w:r>
+              <w:rPr>
+                <w:rFonts w:ascii="Courier New" w:eastAsia="Times New Roman" w:hAnsi="Courier New" w:cs="Courier New"/>
+                <w:sz w:val="22"/>
+                <w:szCs w:val="22"/>
+              </w:rPr>
+              <w:t xml:space="preserve"> </w:t>
+            </w:r>
+            <w:r>
+              <w:rPr>
+                <w:rFonts w:ascii="Courier New" w:eastAsia="Times New Roman" w:hAnsi="Courier New" w:cs="Courier New"/>
+                <w:b/>
+                <w:bCs/>
+                <w:sz w:val="22"/>
+                <w:szCs w:val="22"/>
+              </w:rPr>
+              <w:t xml:space="preserve">* </w:t>
+            </w:r>
+            <w:r>
+              <w:rPr>
+                <w:rFonts w:ascii="Courier New" w:eastAsia="Times New Roman" w:hAnsi="Courier New" w:cs="Courier New"/>
+                <w:b/>
+                <w:bCs/>
+                <w:sz w:val="22"/>
+                <w:szCs w:val="22"/>
+              </w:rPr>
+              <w:t>Uso especial (por definir en el lenguaje)</w:t>
+            </w:r>
+          </w:p>
+        </w:tc>
+      </w:tr>
+      <w:tr>
+        <w:tc>
+          <w:tcPr>
+            <w:tcW w:w="1435" w:type="dxa"/>
+            <w:vAlign w:val="center"/>
+          </w:tcPr>
+          <w:p>
+            <w:pPr>
+              <w:pStyle w:val="Prrafodelista"/>
+              <w:ind w:left="0"/>
+              <w:rPr>
+                <w:rFonts w:ascii="Courier New" w:eastAsia="Times New Roman" w:hAnsi="Courier New" w:cs="Courier New"/>
+                <w:sz w:val="22"/>
+                <w:szCs w:val="22"/>
+              </w:rPr>
+            </w:pPr>
+            <w:r>
+              <w:rPr>
+                <w:rFonts w:ascii="Courier New" w:eastAsia="Times New Roman" w:hAnsi="Courier New" w:cs="Courier New"/>
+                <w:sz w:val="22"/>
+                <w:szCs w:val="22"/>
+              </w:rPr>
+              <w:t xml:space="preserve">+ </w:t>
+            </w:r>
+          </w:p>
+        </w:tc>
+        <w:tc>
+          <w:tcPr>
+            <w:tcW w:w="7393" w:type="dxa"/>
+            <w:vAlign w:val="center"/>
+          </w:tcPr>
+          <w:p>
+            <w:pPr>
+              <w:pStyle w:val="Prrafodelista"/>
+              <w:ind w:left="0"/>
+              <w:rPr>
+                <w:rFonts w:ascii="Courier New" w:eastAsia="Times New Roman" w:hAnsi="Courier New" w:cs="Courier New"/>
+                <w:sz w:val="22"/>
+                <w:szCs w:val="22"/>
+              </w:rPr>
+            </w:pPr>
+            <w:r>
+              <w:rPr>
+                <w:rFonts w:ascii="Courier New" w:eastAsia="Times New Roman" w:hAnsi="Courier New" w:cs="Courier New"/>
+                <w:sz w:val="22"/>
+                <w:szCs w:val="22"/>
+              </w:rPr>
+              <w:t>Comentario</w:t>
+            </w:r>
+          </w:p>
+        </w:tc>
+      </w:tr>
+    </w:tbl>
+    <w:p>
+      <w:pPr>
+        <w:pStyle w:val="Prrafodelista"/>
+        <w:ind w:left="0"/>
+        <w:rPr>
+          <w:rFonts w:ascii="Times New Roman" w:eastAsia="Times New Roman" w:hAnsi="Times New Roman" w:cs="Times New Roman"/>
+          <w:b/>
+          <w:bCs/>
+        </w:rPr>
+      </w:pPr>
+    </w:p>
+    <w:p>
+      <w:pPr>
+        <w:pStyle w:val="Prrafodelista"/>
+        <w:ind w:left="360"/>
+        <w:rPr>
+          <w:rFonts w:ascii="Times New Roman" w:eastAsia="Times New Roman" w:hAnsi="Times New Roman" w:cs="Times New Roman"/>
+        </w:rPr>
+      </w:pPr>
+    </w:p>
+    <w:p>
+      <w:pPr>
+        <w:pStyle w:val="Prrafodelista"/>
+        <w:ind w:left="360"/>
+        <w:rPr>
+          <w:rFonts w:ascii="Times New Roman" w:eastAsia="Times New Roman" w:hAnsi="Times New Roman" w:cs="Times New Roman"/>
+        </w:rPr>
+      </w:pPr>
+    </w:p>
+    <w:p>
+      <w:pPr>
+        <w:pStyle w:val="Prrafodelista"/>
+        <w:ind w:left="360"/>
+        <w:rPr>
+          <w:rFonts w:ascii="Times New Roman" w:eastAsia="Times New Roman" w:hAnsi="Times New Roman" w:cs="Times New Roman"/>
+        </w:rPr>
+      </w:pPr>
+    </w:p>
+    <w:p>
+      <w:pPr>
+        <w:pStyle w:val="Prrafodelista"/>
+        <w:ind w:left="360"/>
+        <w:rPr>
+          <w:rFonts w:ascii="Times New Roman" w:eastAsia="Times New Roman" w:hAnsi="Times New Roman" w:cs="Times New Roman"/>
+        </w:rPr>
+      </w:pPr>
+    </w:p>
+    <w:p>
+      <w:pPr>
+        <w:pStyle w:val="Prrafodelista"/>
+        <w:ind w:left="360"/>
+        <w:rPr>
+          <w:rFonts w:ascii="Times New Roman" w:eastAsia="Times New Roman" w:hAnsi="Times New Roman" w:cs="Times New Roman"/>
+        </w:rPr>
+      </w:pPr>
+    </w:p>
+    <w:p>
+      <w:pPr>
+        <w:pStyle w:val="Prrafodelista"/>
         <w:ind w:left="360"/>
         <w:rPr>
           <w:rFonts w:ascii="Times New Roman" w:eastAsia="Times New Roman" w:hAnsi="Times New Roman" w:cs="Times New Roman"/>
@@ -380,7 +6209,7 @@
     <w:p>
       <w:pPr>
         <w:pStyle w:val="Prrafodelista"/>
-        <w:ind w:left="0"/>
+        <w:ind w:left="0" w:firstLine="708"/>
         <w:rPr>
           <w:rFonts w:ascii="Times New Roman" w:eastAsia="Times New Roman" w:hAnsi="Times New Roman" w:cs="Times New Roman"/>
           <w:b/>
@@ -413,20 +6242,14 @@
         <w:ind w:left="0"/>
         <w:rPr>
           <w:rFonts w:ascii="Times New Roman" w:eastAsia="Times New Roman" w:hAnsi="Times New Roman" w:cs="Times New Roman"/>
-          <w:lang w:val="en-US"/>
+          <w:lang w:val="es-US"/>
         </w:rPr>
       </w:pPr>
       <w:r>
         <w:rPr>
           <w:rFonts w:ascii="Times New Roman" w:eastAsia="Times New Roman" w:hAnsi="Times New Roman" w:cs="Times New Roman"/>
         </w:rPr>
-        <w:t xml:space="preserve">Su </w:t>
-      </w:r>
-      <w:r>
-        <w:rPr>
-          <w:rFonts w:ascii="Times New Roman" w:eastAsia="Times New Roman" w:hAnsi="Times New Roman" w:cs="Times New Roman"/>
-        </w:rPr>
-        <w:t>“</w:t>
+        <w:t>Su “</w:t>
       </w:r>
       <w:r>
         <w:rPr>
@@ -494,22 +6317,66 @@
         <w:rPr>
           <w:rFonts w:ascii="Times New Roman" w:eastAsia="Times New Roman" w:hAnsi="Times New Roman" w:cs="Times New Roman"/>
         </w:rPr>
-        <w:t xml:space="preserve"> genera los tokens según corresponda con una estructura: TOKEN (&lt;TokenType&gt;, &lt;</w:t>
+        <w:t xml:space="preserve"> genera los tokens según corresponda con una estructura: TOKEN (&lt;</w:t>
       </w:r>
+      <w:proofErr w:type="spellStart"/>
       <w:r>
         <w:rPr>
           <w:rFonts w:ascii="Times New Roman" w:eastAsia="Times New Roman" w:hAnsi="Times New Roman" w:cs="Times New Roman"/>
         </w:rPr>
-        <w:t>TokenContent&gt;, &lt;TokenColumn&gt;, &lt;Token</w:t>
+        <w:t>TokenType</w:t>
+      </w:r>
+      <w:proofErr w:type="spellEnd"/>
+      <w:r>
+        <w:rPr>
+          <w:rFonts w:ascii="Times New Roman" w:eastAsia="Times New Roman" w:hAnsi="Times New Roman" w:cs="Times New Roman"/>
+        </w:rPr>
+        <w:t>&gt;, &lt;</w:t>
+      </w:r>
+      <w:proofErr w:type="spellStart"/>
+      <w:r>
+        <w:rPr>
+          <w:rFonts w:ascii="Times New Roman" w:eastAsia="Times New Roman" w:hAnsi="Times New Roman" w:cs="Times New Roman"/>
+        </w:rPr>
+        <w:t>TokenContent</w:t>
+      </w:r>
+      <w:proofErr w:type="spellEnd"/>
+      <w:r>
+        <w:rPr>
+          <w:rFonts w:ascii="Times New Roman" w:eastAsia="Times New Roman" w:hAnsi="Times New Roman" w:cs="Times New Roman"/>
+        </w:rPr>
+        <w:t>&gt;, &lt;</w:t>
+      </w:r>
+      <w:proofErr w:type="spellStart"/>
+      <w:r>
+        <w:rPr>
+          <w:rFonts w:ascii="Times New Roman" w:eastAsia="Times New Roman" w:hAnsi="Times New Roman" w:cs="Times New Roman"/>
+        </w:rPr>
+        <w:t>TokenColumn</w:t>
+      </w:r>
+      <w:proofErr w:type="spellEnd"/>
+      <w:r>
+        <w:rPr>
+          <w:rFonts w:ascii="Times New Roman" w:eastAsia="Times New Roman" w:hAnsi="Times New Roman" w:cs="Times New Roman"/>
+        </w:rPr>
+        <w:t>&gt;, &lt;Token</w:t>
       </w:r>
       <w:r>
         <w:t xml:space="preserve"> </w:t>
       </w:r>
+      <w:proofErr w:type="spellStart"/>
       <w:r>
         <w:rPr>
           <w:rFonts w:ascii="Times New Roman" w:eastAsia="Times New Roman" w:hAnsi="Times New Roman" w:cs="Times New Roman"/>
         </w:rPr>
-        <w:t>Row&gt;)</w:t>
+        <w:t>Row</w:t>
+      </w:r>
+      <w:proofErr w:type="spellEnd"/>
+      <w:r>
+        <w:rPr>
+          <w:rFonts w:ascii="Times New Roman" w:eastAsia="Times New Roman" w:hAnsi="Times New Roman" w:cs="Times New Roman"/>
+        </w:rPr>
+        <w:t>&gt;)</w:t>
       </w:r>
     </w:p>
     <w:p>
@@ -930,39 +6797,79 @@
                                     <w:sz w:val="14"/>
                                     <w:szCs w:val="14"/>
                                   </w:rPr>
-                                  <w:t>'d','a','t','a',' ','n','o','m','b','r','e',' ','s','e','t',' ','\'','</w:t>
+                                  <w:t>'</w:t>
                                 </w:r>
+                                <w:proofErr w:type="spellStart"/>
                                 <w:r>
                                   <w:rPr>
                                     <w:rFonts w:ascii="Calibri" w:eastAsia="Times New Roman" w:hAnsi="Calibri" w:cs="Calibri"/>
                                     <w:sz w:val="14"/>
                                     <w:szCs w:val="14"/>
                                   </w:rPr>
-                                  <w:t>K</w:t>
+                                  <w:t>d','a','t','a</w:t>
                                 </w:r>
+                                <w:proofErr w:type="spellEnd"/>
                                 <w:r>
                                   <w:rPr>
                                     <w:rFonts w:ascii="Calibri" w:eastAsia="Times New Roman" w:hAnsi="Calibri" w:cs="Calibri"/>
                                     <w:sz w:val="14"/>
                                     <w:szCs w:val="14"/>
                                   </w:rPr>
-                                  <w:t>','</w:t>
+                                  <w:t>',' ','</w:t>
                                 </w:r>
+                                <w:proofErr w:type="spellStart"/>
                                 <w:r>
                                   <w:rPr>
                                     <w:rFonts w:ascii="Calibri" w:eastAsia="Times New Roman" w:hAnsi="Calibri" w:cs="Calibri"/>
                                     <w:sz w:val="14"/>
                                     <w:szCs w:val="14"/>
                                   </w:rPr>
-                                  <w:t>e</w:t>
+                                  <w:t>n','o','m','b','r','e</w:t>
                                 </w:r>
+                                <w:proofErr w:type="spellEnd"/>
                                 <w:r>
                                   <w:rPr>
                                     <w:rFonts w:ascii="Calibri" w:eastAsia="Times New Roman" w:hAnsi="Calibri" w:cs="Calibri"/>
                                     <w:sz w:val="14"/>
                                     <w:szCs w:val="14"/>
                                   </w:rPr>
-                                  <w:t>','n','\''</w:t>
+                                  <w:t>',' ','</w:t>
+                                </w:r>
+                                <w:proofErr w:type="spellStart"/>
+                                <w:r>
+                                  <w:rPr>
+                                    <w:rFonts w:ascii="Calibri" w:eastAsia="Times New Roman" w:hAnsi="Calibri" w:cs="Calibri"/>
+                                    <w:sz w:val="14"/>
+                                    <w:szCs w:val="14"/>
+                                  </w:rPr>
+                                  <w:t>s','e','t</w:t>
+                                </w:r>
+                                <w:proofErr w:type="spellEnd"/>
+                                <w:r>
+                                  <w:rPr>
+                                    <w:rFonts w:ascii="Calibri" w:eastAsia="Times New Roman" w:hAnsi="Calibri" w:cs="Calibri"/>
+                                    <w:sz w:val="14"/>
+                                    <w:szCs w:val="14"/>
+                                  </w:rPr>
+                                  <w:t>',' ','\'','</w:t>
+                                </w:r>
+                                <w:proofErr w:type="spellStart"/>
+                                <w:r>
+                                  <w:rPr>
+                                    <w:rFonts w:ascii="Calibri" w:eastAsia="Times New Roman" w:hAnsi="Calibri" w:cs="Calibri"/>
+                                    <w:sz w:val="14"/>
+                                    <w:szCs w:val="14"/>
+                                  </w:rPr>
+                                  <w:t>K','e','n</w:t>
+                                </w:r>
+                                <w:proofErr w:type="spellEnd"/>
+                                <w:r>
+                                  <w:rPr>
+                                    <w:rFonts w:ascii="Calibri" w:eastAsia="Times New Roman" w:hAnsi="Calibri" w:cs="Calibri"/>
+                                    <w:sz w:val="14"/>
+                                    <w:szCs w:val="14"/>
+                                  </w:rPr>
+                                  <w:t>','\''</w:t>
                                 </w:r>
                                 <w:r>
                                   <w:rPr>
@@ -1576,18 +7483,7 @@
                                     <w:szCs w:val="16"/>
                                     <w:lang w:val="es-MX"/>
                                   </w:rPr>
-                                  <w:t>tokens</w:t>
-                                </w:r>
-                                <w:r>
-                                  <w:rPr>
-                                    <w:rFonts w:ascii="Calibri" w:eastAsia="Times New Roman" w:hAnsi="Calibri" w:cs="Calibri"/>
-                                    <w:b/>
-                                    <w:bCs/>
-                                    <w:sz w:val="16"/>
-                                    <w:szCs w:val="16"/>
-                                    <w:lang w:val="es-MX"/>
-                                  </w:rPr>
-                                  <w:t xml:space="preserve"> </w:t>
+                                  <w:t xml:space="preserve">tokens </w:t>
                                 </w:r>
                               </w:p>
                             </w:txbxContent>
@@ -1714,7 +7610,27 @@
                                     <w:szCs w:val="12"/>
                                     <w:lang w:val="en-US"/>
                                   </w:rPr>
-                                  <w:t xml:space="preserve">IDENTIFIER, "nombre", 1, 6), </w:t>
+                                  <w:t>IDENTIFIER, "</w:t>
+                                </w:r>
+                                <w:proofErr w:type="spellStart"/>
+                                <w:r>
+                                  <w:rPr>
+                                    <w:rFonts w:ascii="Calibri" w:eastAsia="Times New Roman" w:hAnsi="Calibri" w:cs="Calibri"/>
+                                    <w:sz w:val="12"/>
+                                    <w:szCs w:val="12"/>
+                                    <w:lang w:val="en-US"/>
+                                  </w:rPr>
+                                  <w:t>nombre</w:t>
+                                </w:r>
+                                <w:proofErr w:type="spellEnd"/>
+                                <w:r>
+                                  <w:rPr>
+                                    <w:rFonts w:ascii="Calibri" w:eastAsia="Times New Roman" w:hAnsi="Calibri" w:cs="Calibri"/>
+                                    <w:sz w:val="12"/>
+                                    <w:szCs w:val="12"/>
+                                    <w:lang w:val="en-US"/>
+                                  </w:rPr>
+                                  <w:t xml:space="preserve">", 1, 6), </w:t>
                                 </w:r>
                               </w:p>
                               <w:p>
@@ -1997,39 +7913,79 @@
                               <w:sz w:val="14"/>
                               <w:szCs w:val="14"/>
                             </w:rPr>
-                            <w:t>'d','a','t','a',' ','n','o','m','b','r','e',' ','s','e','t',' ','\'','</w:t>
+                            <w:t>'</w:t>
                           </w:r>
+                          <w:proofErr w:type="spellStart"/>
                           <w:r>
                             <w:rPr>
                               <w:rFonts w:ascii="Calibri" w:eastAsia="Times New Roman" w:hAnsi="Calibri" w:cs="Calibri"/>
                               <w:sz w:val="14"/>
                               <w:szCs w:val="14"/>
                             </w:rPr>
-                            <w:t>K</w:t>
+                            <w:t>d','a','t','a</w:t>
                           </w:r>
+                          <w:proofErr w:type="spellEnd"/>
                           <w:r>
                             <w:rPr>
                               <w:rFonts w:ascii="Calibri" w:eastAsia="Times New Roman" w:hAnsi="Calibri" w:cs="Calibri"/>
                               <w:sz w:val="14"/>
                               <w:szCs w:val="14"/>
                             </w:rPr>
-                            <w:t>','</w:t>
+                            <w:t>',' ','</w:t>
                           </w:r>
+                          <w:proofErr w:type="spellStart"/>
                           <w:r>
                             <w:rPr>
                               <w:rFonts w:ascii="Calibri" w:eastAsia="Times New Roman" w:hAnsi="Calibri" w:cs="Calibri"/>
                               <w:sz w:val="14"/>
                               <w:szCs w:val="14"/>
                             </w:rPr>
-                            <w:t>e</w:t>
+                            <w:t>n','o','m','b','r','e</w:t>
                           </w:r>
+                          <w:proofErr w:type="spellEnd"/>
                           <w:r>
                             <w:rPr>
                               <w:rFonts w:ascii="Calibri" w:eastAsia="Times New Roman" w:hAnsi="Calibri" w:cs="Calibri"/>
                               <w:sz w:val="14"/>
                               <w:szCs w:val="14"/>
                             </w:rPr>
-                            <w:t>','n','\''</w:t>
+                            <w:t>',' ','</w:t>
+                          </w:r>
+                          <w:proofErr w:type="spellStart"/>
+                          <w:r>
+                            <w:rPr>
+                              <w:rFonts w:ascii="Calibri" w:eastAsia="Times New Roman" w:hAnsi="Calibri" w:cs="Calibri"/>
+                              <w:sz w:val="14"/>
+                              <w:szCs w:val="14"/>
+                            </w:rPr>
+                            <w:t>s','e','t</w:t>
+                          </w:r>
+                          <w:proofErr w:type="spellEnd"/>
+                          <w:r>
+                            <w:rPr>
+                              <w:rFonts w:ascii="Calibri" w:eastAsia="Times New Roman" w:hAnsi="Calibri" w:cs="Calibri"/>
+                              <w:sz w:val="14"/>
+                              <w:szCs w:val="14"/>
+                            </w:rPr>
+                            <w:t>',' ','\'','</w:t>
+                          </w:r>
+                          <w:proofErr w:type="spellStart"/>
+                          <w:r>
+                            <w:rPr>
+                              <w:rFonts w:ascii="Calibri" w:eastAsia="Times New Roman" w:hAnsi="Calibri" w:cs="Calibri"/>
+                              <w:sz w:val="14"/>
+                              <w:szCs w:val="14"/>
+                            </w:rPr>
+                            <w:t>K','e','n</w:t>
+                          </w:r>
+                          <w:proofErr w:type="spellEnd"/>
+                          <w:r>
+                            <w:rPr>
+                              <w:rFonts w:ascii="Calibri" w:eastAsia="Times New Roman" w:hAnsi="Calibri" w:cs="Calibri"/>
+                              <w:sz w:val="14"/>
+                              <w:szCs w:val="14"/>
+                            </w:rPr>
+                            <w:t>','\''</w:t>
                           </w:r>
                           <w:r>
                             <w:rPr>
@@ -2298,18 +8254,7 @@
                               <w:szCs w:val="16"/>
                               <w:lang w:val="es-MX"/>
                             </w:rPr>
-                            <w:t>tokens</w:t>
-                          </w:r>
-                          <w:r>
-                            <w:rPr>
-                              <w:rFonts w:ascii="Calibri" w:eastAsia="Times New Roman" w:hAnsi="Calibri" w:cs="Calibri"/>
-                              <w:b/>
-                              <w:bCs/>
-                              <w:sz w:val="16"/>
-                              <w:szCs w:val="16"/>
-                              <w:lang w:val="es-MX"/>
-                            </w:rPr>
-                            <w:t xml:space="preserve"> </w:t>
+                            <w:t xml:space="preserve">tokens </w:t>
                           </w:r>
                         </w:p>
                       </w:txbxContent>
@@ -2415,7 +8360,27 @@
                               <w:szCs w:val="12"/>
                               <w:lang w:val="en-US"/>
                             </w:rPr>
-                            <w:t xml:space="preserve">IDENTIFIER, "nombre", 1, 6), </w:t>
+                            <w:t>IDENTIFIER, "</w:t>
+                          </w:r>
+                          <w:proofErr w:type="spellStart"/>
+                          <w:r>
+                            <w:rPr>
+                              <w:rFonts w:ascii="Calibri" w:eastAsia="Times New Roman" w:hAnsi="Calibri" w:cs="Calibri"/>
+                              <w:sz w:val="12"/>
+                              <w:szCs w:val="12"/>
+                              <w:lang w:val="en-US"/>
+                            </w:rPr>
+                            <w:t>nombre</w:t>
+                          </w:r>
+                          <w:proofErr w:type="spellEnd"/>
+                          <w:r>
+                            <w:rPr>
+                              <w:rFonts w:ascii="Calibri" w:eastAsia="Times New Roman" w:hAnsi="Calibri" w:cs="Calibri"/>
+                              <w:sz w:val="12"/>
+                              <w:szCs w:val="12"/>
+                              <w:lang w:val="en-US"/>
+                            </w:rPr>
+                            <w:t xml:space="preserve">", 1, 6), </w:t>
                           </w:r>
                         </w:p>
                         <w:p>
@@ -3792,7 +9757,6 @@
   <w:style w:type="character" w:default="1" w:styleId="Fuentedeprrafopredeter">
     <w:name w:val="Default Paragraph Font"/>
     <w:uiPriority w:val="1"/>
-    <w:semiHidden/>
     <w:unhideWhenUsed/>
   </w:style>
   <w:style w:type="table" w:default="1" w:styleId="Tablanormal">
@@ -4104,6 +10068,38 @@
       <w:smallCaps/>
       <w:color w:val="0F4761" w:themeColor="accent1" w:themeShade="BF"/>
       <w:spacing w:val="5"/>
+    </w:rPr>
+  </w:style>
+  <w:style w:type="table" w:styleId="Tablaconcuadrcula">
+    <w:name w:val="Table Grid"/>
+    <w:basedOn w:val="Tablanormal"/>
+    <w:uiPriority w:val="39"/>
+    <w:rsid w:val="00655A4D"/>
+    <w:pPr>
+      <w:spacing w:after="0" w:line="240" w:lineRule="auto"/>
+    </w:pPr>
+    <w:tblPr>
+      <w:tblBorders>
+        <w:top w:val="single" w:sz="4" w:space="0" w:color="auto"/>
+        <w:left w:val="single" w:sz="4" w:space="0" w:color="auto"/>
+        <w:bottom w:val="single" w:sz="4" w:space="0" w:color="auto"/>
+        <w:right w:val="single" w:sz="4" w:space="0" w:color="auto"/>
+        <w:insideH w:val="single" w:sz="4" w:space="0" w:color="auto"/>
+        <w:insideV w:val="single" w:sz="4" w:space="0" w:color="auto"/>
+      </w:tblBorders>
+    </w:tblPr>
+  </w:style>
+  <w:style w:type="character" w:styleId="CdigoHTML">
+    <w:name w:val="HTML Code"/>
+    <w:basedOn w:val="Fuentedeprrafopredeter"/>
+    <w:uiPriority w:val="99"/>
+    <w:semiHidden/>
+    <w:unhideWhenUsed/>
+    <w:rsid w:val="001E7112"/>
+    <w:rPr>
+      <w:rFonts w:ascii="Courier New" w:eastAsia="Times New Roman" w:hAnsi="Courier New" w:cs="Courier New"/>
+      <w:sz w:val="20"/>
+      <w:szCs w:val="20"/>
     </w:rPr>
   </w:style>
 </w:styles>

--- a/docs/HOOP.docx
+++ b/docs/HOOP.docx
@@ -790,15 +790,7 @@
           <w:b/>
           <w:bCs/>
         </w:rPr>
-        <w:t xml:space="preserve">2.1 </w:t>
-      </w:r>
-      <w:r>
-        <w:rPr>
-          <w:rFonts w:ascii="Times New Roman" w:eastAsia="Times New Roman" w:hAnsi="Times New Roman" w:cs="Times New Roman"/>
-          <w:b/>
-          <w:bCs/>
-        </w:rPr>
-        <w:t>Control de flujo</w:t>
+        <w:t>2.1 Control de flujo</w:t>
       </w:r>
     </w:p>
     <w:tbl>
@@ -1644,31 +1636,7 @@
           <w:b/>
           <w:bCs/>
         </w:rPr>
-        <w:t>2.2.</w:t>
-      </w:r>
-      <w:r>
-        <w:rPr>
-          <w:rFonts w:ascii="Times New Roman" w:eastAsia="Times New Roman" w:hAnsi="Times New Roman" w:cs="Times New Roman"/>
-          <w:b/>
-          <w:bCs/>
-        </w:rPr>
-        <w:t>4</w:t>
-      </w:r>
-      <w:r>
-        <w:rPr>
-          <w:rFonts w:ascii="Times New Roman" w:eastAsia="Times New Roman" w:hAnsi="Times New Roman" w:cs="Times New Roman"/>
-          <w:b/>
-          <w:bCs/>
-        </w:rPr>
-        <w:t xml:space="preserve"> </w:t>
-      </w:r>
-      <w:r>
-        <w:rPr>
-          <w:rFonts w:ascii="Times New Roman" w:eastAsia="Times New Roman" w:hAnsi="Times New Roman" w:cs="Times New Roman"/>
-          <w:b/>
-          <w:bCs/>
-        </w:rPr>
-        <w:t>Funciones</w:t>
+        <w:t>2.2.4 Funciones</w:t>
       </w:r>
     </w:p>
     <w:tbl>
@@ -1851,15 +1819,7 @@
           <w:b/>
           <w:bCs/>
         </w:rPr>
-        <w:t xml:space="preserve">2.2.5 </w:t>
-      </w:r>
-      <w:r>
-        <w:rPr>
-          <w:rFonts w:ascii="Times New Roman" w:eastAsia="Times New Roman" w:hAnsi="Times New Roman" w:cs="Times New Roman"/>
-          <w:b/>
-          <w:bCs/>
-        </w:rPr>
-        <w:t>Objetos / referencias</w:t>
+        <w:t>2.2.5 Objetos / referencias</w:t>
       </w:r>
     </w:p>
     <w:tbl>
@@ -2575,13 +2535,6 @@
           <w:bCs/>
         </w:rPr>
         <w:tab/>
-      </w:r>
-      <w:r>
-        <w:rPr>
-          <w:rFonts w:ascii="Times New Roman" w:eastAsia="Times New Roman" w:hAnsi="Times New Roman" w:cs="Times New Roman"/>
-          <w:b/>
-          <w:bCs/>
-        </w:rPr>
         <w:t>2.2.</w:t>
       </w:r>
       <w:r>
@@ -6097,64 +6050,13 @@
     </w:tbl>
     <w:p>
       <w:pPr>
-        <w:pStyle w:val="Prrafodelista"/>
-        <w:ind w:left="0"/>
-        <w:rPr>
-          <w:rFonts w:ascii="Times New Roman" w:eastAsia="Times New Roman" w:hAnsi="Times New Roman" w:cs="Times New Roman"/>
-          <w:b/>
-          <w:bCs/>
+        <w:rPr>
+          <w:rFonts w:ascii="Times New Roman" w:eastAsia="Times New Roman" w:hAnsi="Times New Roman" w:cs="Times New Roman"/>
         </w:rPr>
       </w:pPr>
     </w:p>
     <w:p>
       <w:pPr>
-        <w:pStyle w:val="Prrafodelista"/>
-        <w:ind w:left="360"/>
-        <w:rPr>
-          <w:rFonts w:ascii="Times New Roman" w:eastAsia="Times New Roman" w:hAnsi="Times New Roman" w:cs="Times New Roman"/>
-        </w:rPr>
-      </w:pPr>
-    </w:p>
-    <w:p>
-      <w:pPr>
-        <w:pStyle w:val="Prrafodelista"/>
-        <w:ind w:left="360"/>
-        <w:rPr>
-          <w:rFonts w:ascii="Times New Roman" w:eastAsia="Times New Roman" w:hAnsi="Times New Roman" w:cs="Times New Roman"/>
-        </w:rPr>
-      </w:pPr>
-    </w:p>
-    <w:p>
-      <w:pPr>
-        <w:pStyle w:val="Prrafodelista"/>
-        <w:ind w:left="360"/>
-        <w:rPr>
-          <w:rFonts w:ascii="Times New Roman" w:eastAsia="Times New Roman" w:hAnsi="Times New Roman" w:cs="Times New Roman"/>
-        </w:rPr>
-      </w:pPr>
-    </w:p>
-    <w:p>
-      <w:pPr>
-        <w:pStyle w:val="Prrafodelista"/>
-        <w:ind w:left="360"/>
-        <w:rPr>
-          <w:rFonts w:ascii="Times New Roman" w:eastAsia="Times New Roman" w:hAnsi="Times New Roman" w:cs="Times New Roman"/>
-        </w:rPr>
-      </w:pPr>
-    </w:p>
-    <w:p>
-      <w:pPr>
-        <w:pStyle w:val="Prrafodelista"/>
-        <w:ind w:left="360"/>
-        <w:rPr>
-          <w:rFonts w:ascii="Times New Roman" w:eastAsia="Times New Roman" w:hAnsi="Times New Roman" w:cs="Times New Roman"/>
-        </w:rPr>
-      </w:pPr>
-    </w:p>
-    <w:p>
-      <w:pPr>
-        <w:pStyle w:val="Prrafodelista"/>
-        <w:ind w:left="360"/>
         <w:rPr>
           <w:rFonts w:ascii="Times New Roman" w:eastAsia="Times New Roman" w:hAnsi="Times New Roman" w:cs="Times New Roman"/>
         </w:rPr>
@@ -6242,7 +6144,6 @@
         <w:ind w:left="0"/>
         <w:rPr>
           <w:rFonts w:ascii="Times New Roman" w:eastAsia="Times New Roman" w:hAnsi="Times New Roman" w:cs="Times New Roman"/>
-          <w:lang w:val="es-US"/>
         </w:rPr>
       </w:pPr>
       <w:r>
@@ -6317,66 +6218,7 @@
         <w:rPr>
           <w:rFonts w:ascii="Times New Roman" w:eastAsia="Times New Roman" w:hAnsi="Times New Roman" w:cs="Times New Roman"/>
         </w:rPr>
-        <w:t xml:space="preserve"> genera los tokens según corresponda con una estructura: TOKEN (&lt;</w:t>
-      </w:r>
-      <w:proofErr w:type="spellStart"/>
-      <w:r>
-        <w:rPr>
-          <w:rFonts w:ascii="Times New Roman" w:eastAsia="Times New Roman" w:hAnsi="Times New Roman" w:cs="Times New Roman"/>
-        </w:rPr>
-        <w:t>TokenType</w:t>
-      </w:r>
-      <w:proofErr w:type="spellEnd"/>
-      <w:r>
-        <w:rPr>
-          <w:rFonts w:ascii="Times New Roman" w:eastAsia="Times New Roman" w:hAnsi="Times New Roman" w:cs="Times New Roman"/>
-        </w:rPr>
-        <w:t>&gt;, &lt;</w:t>
-      </w:r>
-      <w:proofErr w:type="spellStart"/>
-      <w:r>
-        <w:rPr>
-          <w:rFonts w:ascii="Times New Roman" w:eastAsia="Times New Roman" w:hAnsi="Times New Roman" w:cs="Times New Roman"/>
-        </w:rPr>
-        <w:t>TokenContent</w:t>
-      </w:r>
-      <w:proofErr w:type="spellEnd"/>
-      <w:r>
-        <w:rPr>
-          <w:rFonts w:ascii="Times New Roman" w:eastAsia="Times New Roman" w:hAnsi="Times New Roman" w:cs="Times New Roman"/>
-        </w:rPr>
-        <w:t>&gt;, &lt;</w:t>
-      </w:r>
-      <w:proofErr w:type="spellStart"/>
-      <w:r>
-        <w:rPr>
-          <w:rFonts w:ascii="Times New Roman" w:eastAsia="Times New Roman" w:hAnsi="Times New Roman" w:cs="Times New Roman"/>
-        </w:rPr>
-        <w:t>TokenColumn</w:t>
-      </w:r>
-      <w:proofErr w:type="spellEnd"/>
-      <w:r>
-        <w:rPr>
-          <w:rFonts w:ascii="Times New Roman" w:eastAsia="Times New Roman" w:hAnsi="Times New Roman" w:cs="Times New Roman"/>
-        </w:rPr>
-        <w:t>&gt;, &lt;Token</w:t>
-      </w:r>
-      <w:r>
-        <w:t xml:space="preserve"> </w:t>
-      </w:r>
-      <w:proofErr w:type="spellStart"/>
-      <w:r>
-        <w:rPr>
-          <w:rFonts w:ascii="Times New Roman" w:eastAsia="Times New Roman" w:hAnsi="Times New Roman" w:cs="Times New Roman"/>
-        </w:rPr>
-        <w:t>Row</w:t>
-      </w:r>
-      <w:proofErr w:type="spellEnd"/>
-      <w:r>
-        <w:rPr>
-          <w:rFonts w:ascii="Times New Roman" w:eastAsia="Times New Roman" w:hAnsi="Times New Roman" w:cs="Times New Roman"/>
-        </w:rPr>
-        <w:t>&gt;)</w:t>
+        <w:t xml:space="preserve"> genera los tokens según corresponda con una estructura: </w:t>
       </w:r>
     </w:p>
     <w:p>
@@ -6385,8 +6227,87 @@
         <w:ind w:left="0"/>
         <w:rPr>
           <w:rFonts w:ascii="Times New Roman" w:eastAsia="Times New Roman" w:hAnsi="Times New Roman" w:cs="Times New Roman"/>
+          <w:lang w:val="en-US"/>
+        </w:rPr>
+      </w:pPr>
+      <w:r>
+        <w:rPr>
+          <w:rFonts w:ascii="Times New Roman" w:eastAsia="Times New Roman" w:hAnsi="Times New Roman" w:cs="Times New Roman"/>
+          <w:lang w:val="en-US"/>
+        </w:rPr>
+        <w:t>TOKEN (&lt;</w:t>
+      </w:r>
+      <w:proofErr w:type="spellStart"/>
+      <w:r>
+        <w:rPr>
+          <w:rFonts w:ascii="Times New Roman" w:eastAsia="Times New Roman" w:hAnsi="Times New Roman" w:cs="Times New Roman"/>
+          <w:lang w:val="en-US"/>
+        </w:rPr>
+        <w:t>TokenType</w:t>
+      </w:r>
+      <w:proofErr w:type="spellEnd"/>
+      <w:r>
+        <w:rPr>
+          <w:rFonts w:ascii="Times New Roman" w:eastAsia="Times New Roman" w:hAnsi="Times New Roman" w:cs="Times New Roman"/>
+          <w:lang w:val="en-US"/>
+        </w:rPr>
+        <w:t>&gt;, &lt;</w:t>
+      </w:r>
+      <w:proofErr w:type="spellStart"/>
+      <w:r>
+        <w:rPr>
+          <w:rFonts w:ascii="Times New Roman" w:eastAsia="Times New Roman" w:hAnsi="Times New Roman" w:cs="Times New Roman"/>
+          <w:lang w:val="en-US"/>
+        </w:rPr>
+        <w:t>TokenContent</w:t>
+      </w:r>
+      <w:proofErr w:type="spellEnd"/>
+      <w:r>
+        <w:rPr>
+          <w:rFonts w:ascii="Times New Roman" w:eastAsia="Times New Roman" w:hAnsi="Times New Roman" w:cs="Times New Roman"/>
+          <w:lang w:val="en-US"/>
+        </w:rPr>
+        <w:t>&gt;, &lt;</w:t>
+      </w:r>
+      <w:proofErr w:type="spellStart"/>
+      <w:r>
+        <w:rPr>
+          <w:rFonts w:ascii="Times New Roman" w:eastAsia="Times New Roman" w:hAnsi="Times New Roman" w:cs="Times New Roman"/>
+          <w:lang w:val="en-US"/>
+        </w:rPr>
+        <w:t>TokenColumn</w:t>
+      </w:r>
+      <w:proofErr w:type="spellEnd"/>
+      <w:r>
+        <w:rPr>
+          <w:rFonts w:ascii="Times New Roman" w:eastAsia="Times New Roman" w:hAnsi="Times New Roman" w:cs="Times New Roman"/>
+          <w:lang w:val="en-US"/>
+        </w:rPr>
+        <w:t>&gt;, &lt;Token</w:t>
+      </w:r>
+      <w:r>
+        <w:rPr>
+          <w:lang w:val="en-US"/>
+        </w:rPr>
+        <w:t xml:space="preserve"> </w:t>
+      </w:r>
+      <w:r>
+        <w:rPr>
+          <w:rFonts w:ascii="Times New Roman" w:eastAsia="Times New Roman" w:hAnsi="Times New Roman" w:cs="Times New Roman"/>
+          <w:lang w:val="en-US"/>
+        </w:rPr>
+        <w:t>Row&gt;)</w:t>
+      </w:r>
+    </w:p>
+    <w:p>
+      <w:pPr>
+        <w:pStyle w:val="Prrafodelista"/>
+        <w:ind w:left="0"/>
+        <w:rPr>
+          <w:rFonts w:ascii="Times New Roman" w:eastAsia="Times New Roman" w:hAnsi="Times New Roman" w:cs="Times New Roman"/>
           <w:b/>
           <w:bCs/>
+          <w:lang w:val="en-US"/>
         </w:rPr>
       </w:pPr>
     </w:p>
@@ -6398,6 +6319,7 @@
           <w:rFonts w:ascii="Times New Roman" w:eastAsia="Times New Roman" w:hAnsi="Times New Roman" w:cs="Times New Roman"/>
           <w:b/>
           <w:bCs/>
+          <w:lang w:val="en-US"/>
         </w:rPr>
       </w:pPr>
       <w:r>
@@ -8532,6 +8454,7 @@
           <w:rFonts w:ascii="Times New Roman" w:eastAsia="Times New Roman" w:hAnsi="Times New Roman" w:cs="Times New Roman"/>
           <w:b/>
           <w:bCs/>
+          <w:lang w:val="en-US"/>
         </w:rPr>
       </w:pPr>
     </w:p>
@@ -8543,6 +8466,7 @@
           <w:rFonts w:ascii="Times New Roman" w:eastAsia="Times New Roman" w:hAnsi="Times New Roman" w:cs="Times New Roman"/>
           <w:b/>
           <w:bCs/>
+          <w:lang w:val="en-US"/>
         </w:rPr>
       </w:pPr>
     </w:p>
@@ -8554,6 +8478,7 @@
           <w:rFonts w:ascii="Times New Roman" w:eastAsia="Times New Roman" w:hAnsi="Times New Roman" w:cs="Times New Roman"/>
           <w:b/>
           <w:bCs/>
+          <w:lang w:val="en-US"/>
         </w:rPr>
       </w:pPr>
       <w:r>
@@ -8885,6 +8810,7 @@
           <w:rFonts w:ascii="Times New Roman" w:eastAsia="Times New Roman" w:hAnsi="Times New Roman" w:cs="Times New Roman"/>
           <w:b/>
           <w:bCs/>
+          <w:lang w:val="en-US"/>
         </w:rPr>
       </w:pPr>
       <w:r>
@@ -8892,6 +8818,7 @@
           <w:rFonts w:ascii="Times New Roman" w:eastAsia="Times New Roman" w:hAnsi="Times New Roman" w:cs="Times New Roman"/>
           <w:b/>
           <w:bCs/>
+          <w:lang w:val="en-US"/>
         </w:rPr>
         <w:t xml:space="preserve"> </w:t>
       </w:r>
@@ -8902,6 +8829,1902 @@
         <w:ind w:left="0"/>
         <w:rPr>
           <w:rFonts w:ascii="Times New Roman" w:eastAsia="Times New Roman" w:hAnsi="Times New Roman" w:cs="Times New Roman"/>
+          <w:lang w:val="en-US"/>
+        </w:rPr>
+      </w:pPr>
+    </w:p>
+    <w:p>
+      <w:pPr>
+        <w:pStyle w:val="Prrafodelista"/>
+        <w:ind w:left="0"/>
+        <w:rPr>
+          <w:rFonts w:ascii="Times New Roman" w:eastAsia="Times New Roman" w:hAnsi="Times New Roman" w:cs="Times New Roman"/>
+          <w:lang w:val="en-US"/>
+        </w:rPr>
+      </w:pPr>
+      <w:r>
+        <w:rPr>
+          <w:rFonts w:ascii="Times New Roman" w:eastAsia="Times New Roman" w:hAnsi="Times New Roman" w:cs="Times New Roman"/>
+          <w:lang w:val="en-US"/>
+        </w:rPr>
+        <w:tab/>
+      </w:r>
+    </w:p>
+    <w:p>
+      <w:pPr>
+        <w:pStyle w:val="Prrafodelista"/>
+        <w:ind w:left="0" w:firstLine="708"/>
+        <w:rPr>
+          <w:rFonts w:ascii="Times New Roman" w:eastAsia="Times New Roman" w:hAnsi="Times New Roman" w:cs="Times New Roman"/>
+        </w:rPr>
+      </w:pPr>
+      <w:r>
+        <w:rPr>
+          <w:rFonts w:ascii="Times New Roman" w:eastAsia="Times New Roman" w:hAnsi="Times New Roman" w:cs="Times New Roman"/>
+          <w:b/>
+          <w:bCs/>
+        </w:rPr>
+        <w:t>3.2 Etapa análisis sintáctico</w:t>
+      </w:r>
+      <w:r>
+        <w:rPr>
+          <w:rFonts w:ascii="Times New Roman" w:eastAsia="Times New Roman" w:hAnsi="Times New Roman" w:cs="Times New Roman"/>
+        </w:rPr>
+        <w:t xml:space="preserve"> </w:t>
+      </w:r>
+    </w:p>
+    <w:p>
+      <w:pPr>
+        <w:pStyle w:val="Prrafodelista"/>
+        <w:ind w:left="0"/>
+        <w:rPr>
+          <w:rFonts w:ascii="Times New Roman" w:eastAsia="Times New Roman" w:hAnsi="Times New Roman" w:cs="Times New Roman"/>
+        </w:rPr>
+      </w:pPr>
+      <w:r>
+        <w:rPr>
+          <w:rFonts w:ascii="Times New Roman" w:eastAsia="Times New Roman" w:hAnsi="Times New Roman" w:cs="Times New Roman"/>
+        </w:rPr>
+        <w:t xml:space="preserve">Para HOOP se diseñó un </w:t>
+      </w:r>
+      <w:proofErr w:type="spellStart"/>
+      <w:r>
+        <w:rPr>
+          <w:rFonts w:ascii="Times New Roman" w:eastAsia="Times New Roman" w:hAnsi="Times New Roman" w:cs="Times New Roman"/>
+        </w:rPr>
+        <w:t>parser</w:t>
+      </w:r>
+      <w:proofErr w:type="spellEnd"/>
+      <w:r>
+        <w:rPr>
+          <w:rFonts w:ascii="Times New Roman" w:eastAsia="Times New Roman" w:hAnsi="Times New Roman" w:cs="Times New Roman"/>
+        </w:rPr>
+        <w:t xml:space="preserve"> estilo </w:t>
+      </w:r>
+      <w:r>
+        <w:rPr>
+          <w:rFonts w:ascii="Times New Roman" w:eastAsia="Times New Roman" w:hAnsi="Times New Roman" w:cs="Times New Roman"/>
+          <w:b/>
+          <w:bCs/>
+        </w:rPr>
+        <w:t>YACC</w:t>
+      </w:r>
+      <w:r>
+        <w:rPr>
+          <w:rFonts w:ascii="Times New Roman" w:eastAsia="Times New Roman" w:hAnsi="Times New Roman" w:cs="Times New Roman"/>
+        </w:rPr>
+        <w:t xml:space="preserve"> (</w:t>
+      </w:r>
+      <w:proofErr w:type="spellStart"/>
+      <w:r>
+        <w:rPr>
+          <w:rFonts w:ascii="Times New Roman" w:eastAsia="Times New Roman" w:hAnsi="Times New Roman" w:cs="Times New Roman"/>
+        </w:rPr>
+        <w:t>Yet</w:t>
+      </w:r>
+      <w:proofErr w:type="spellEnd"/>
+      <w:r>
+        <w:rPr>
+          <w:rFonts w:ascii="Times New Roman" w:eastAsia="Times New Roman" w:hAnsi="Times New Roman" w:cs="Times New Roman"/>
+        </w:rPr>
+        <w:t xml:space="preserve"> </w:t>
+      </w:r>
+      <w:proofErr w:type="spellStart"/>
+      <w:r>
+        <w:rPr>
+          <w:rFonts w:ascii="Times New Roman" w:eastAsia="Times New Roman" w:hAnsi="Times New Roman" w:cs="Times New Roman"/>
+        </w:rPr>
+        <w:t>Another</w:t>
+      </w:r>
+      <w:proofErr w:type="spellEnd"/>
+      <w:r>
+        <w:rPr>
+          <w:rFonts w:ascii="Times New Roman" w:eastAsia="Times New Roman" w:hAnsi="Times New Roman" w:cs="Times New Roman"/>
+        </w:rPr>
+        <w:t xml:space="preserve"> </w:t>
+      </w:r>
+      <w:proofErr w:type="spellStart"/>
+      <w:r>
+        <w:rPr>
+          <w:rFonts w:ascii="Times New Roman" w:eastAsia="Times New Roman" w:hAnsi="Times New Roman" w:cs="Times New Roman"/>
+        </w:rPr>
+        <w:t>Compiler</w:t>
+      </w:r>
+      <w:proofErr w:type="spellEnd"/>
+      <w:r>
+        <w:rPr>
+          <w:rFonts w:ascii="Times New Roman" w:eastAsia="Times New Roman" w:hAnsi="Times New Roman" w:cs="Times New Roman"/>
+        </w:rPr>
+        <w:t xml:space="preserve"> </w:t>
+      </w:r>
+      <w:proofErr w:type="spellStart"/>
+      <w:r>
+        <w:rPr>
+          <w:rFonts w:ascii="Times New Roman" w:eastAsia="Times New Roman" w:hAnsi="Times New Roman" w:cs="Times New Roman"/>
+        </w:rPr>
+        <w:t>Compiler</w:t>
+      </w:r>
+      <w:proofErr w:type="spellEnd"/>
+      <w:r>
+        <w:rPr>
+          <w:rFonts w:ascii="Times New Roman" w:eastAsia="Times New Roman" w:hAnsi="Times New Roman" w:cs="Times New Roman"/>
+        </w:rPr>
+        <w:t xml:space="preserve">). Este </w:t>
+      </w:r>
+      <w:proofErr w:type="spellStart"/>
+      <w:r>
+        <w:rPr>
+          <w:rFonts w:ascii="Times New Roman" w:eastAsia="Times New Roman" w:hAnsi="Times New Roman" w:cs="Times New Roman"/>
+        </w:rPr>
+        <w:t>parser</w:t>
+      </w:r>
+      <w:proofErr w:type="spellEnd"/>
+      <w:r>
+        <w:rPr>
+          <w:rFonts w:ascii="Times New Roman" w:eastAsia="Times New Roman" w:hAnsi="Times New Roman" w:cs="Times New Roman"/>
+        </w:rPr>
+        <w:t xml:space="preserve"> analiza la secuencia de tokens generados por el leer mencionado en el paso anterior, y los utiliza para construir un </w:t>
+      </w:r>
+      <w:proofErr w:type="spellStart"/>
+      <w:r>
+        <w:rPr>
+          <w:rFonts w:ascii="Times New Roman" w:eastAsia="Times New Roman" w:hAnsi="Times New Roman" w:cs="Times New Roman"/>
+          <w:b/>
+          <w:bCs/>
+        </w:rPr>
+        <w:t>Arbol</w:t>
+      </w:r>
+      <w:proofErr w:type="spellEnd"/>
+      <w:r>
+        <w:rPr>
+          <w:rFonts w:ascii="Times New Roman" w:eastAsia="Times New Roman" w:hAnsi="Times New Roman" w:cs="Times New Roman"/>
+          <w:b/>
+          <w:bCs/>
+        </w:rPr>
+        <w:t xml:space="preserve"> de</w:t>
+      </w:r>
+      <w:r>
+        <w:rPr>
+          <w:rFonts w:ascii="Times New Roman" w:eastAsia="Times New Roman" w:hAnsi="Times New Roman" w:cs="Times New Roman"/>
+        </w:rPr>
+        <w:t xml:space="preserve"> </w:t>
+      </w:r>
+      <w:r>
+        <w:rPr>
+          <w:rFonts w:ascii="Times New Roman" w:eastAsia="Times New Roman" w:hAnsi="Times New Roman" w:cs="Times New Roman"/>
+          <w:b/>
+          <w:bCs/>
+        </w:rPr>
+        <w:t>Sintaxis Abstracta (AST)</w:t>
+      </w:r>
+      <w:r>
+        <w:rPr>
+          <w:rFonts w:ascii="Times New Roman" w:eastAsia="Times New Roman" w:hAnsi="Times New Roman" w:cs="Times New Roman"/>
+        </w:rPr>
+        <w:t xml:space="preserve"> o detectar errores sintácticos. No usa librerías externas; todo es implementado manual. Este </w:t>
+      </w:r>
+      <w:proofErr w:type="spellStart"/>
+      <w:r>
+        <w:rPr>
+          <w:rFonts w:ascii="Times New Roman" w:eastAsia="Times New Roman" w:hAnsi="Times New Roman" w:cs="Times New Roman"/>
+        </w:rPr>
+        <w:t>parser</w:t>
+      </w:r>
+      <w:proofErr w:type="spellEnd"/>
+      <w:r>
+        <w:rPr>
+          <w:rFonts w:ascii="Times New Roman" w:eastAsia="Times New Roman" w:hAnsi="Times New Roman" w:cs="Times New Roman"/>
+        </w:rPr>
+        <w:t xml:space="preserve"> importa listas del le</w:t>
+      </w:r>
+      <w:r>
+        <w:rPr>
+          <w:rFonts w:ascii="Times New Roman" w:eastAsia="Times New Roman" w:hAnsi="Times New Roman" w:cs="Times New Roman"/>
+        </w:rPr>
+        <w:t>x</w:t>
+      </w:r>
+      <w:r>
+        <w:rPr>
+          <w:rFonts w:ascii="Times New Roman" w:eastAsia="Times New Roman" w:hAnsi="Times New Roman" w:cs="Times New Roman"/>
+        </w:rPr>
+        <w:t>er como RESERVADAS (</w:t>
+      </w:r>
+      <w:proofErr w:type="spellStart"/>
+      <w:r>
+        <w:rPr>
+          <w:rFonts w:ascii="Times New Roman" w:eastAsia="Times New Roman" w:hAnsi="Times New Roman" w:cs="Times New Roman"/>
+        </w:rPr>
+        <w:t>mold</w:t>
+      </w:r>
+      <w:proofErr w:type="spellEnd"/>
+      <w:r>
+        <w:rPr>
+          <w:rFonts w:ascii="Times New Roman" w:eastAsia="Times New Roman" w:hAnsi="Times New Roman" w:cs="Times New Roman"/>
+        </w:rPr>
+        <w:t xml:space="preserve">, </w:t>
+      </w:r>
+      <w:proofErr w:type="spellStart"/>
+      <w:r>
+        <w:rPr>
+          <w:rFonts w:ascii="Times New Roman" w:eastAsia="Times New Roman" w:hAnsi="Times New Roman" w:cs="Times New Roman"/>
+        </w:rPr>
+        <w:t>when</w:t>
+      </w:r>
+      <w:proofErr w:type="spellEnd"/>
+      <w:r>
+        <w:rPr>
+          <w:rFonts w:ascii="Times New Roman" w:eastAsia="Times New Roman" w:hAnsi="Times New Roman" w:cs="Times New Roman"/>
+        </w:rPr>
+        <w:t xml:space="preserve">, </w:t>
+      </w:r>
+      <w:proofErr w:type="spellStart"/>
+      <w:r>
+        <w:rPr>
+          <w:rFonts w:ascii="Times New Roman" w:eastAsia="Times New Roman" w:hAnsi="Times New Roman" w:cs="Times New Roman"/>
+        </w:rPr>
+        <w:t>cycle</w:t>
+      </w:r>
+      <w:proofErr w:type="spellEnd"/>
+      <w:r>
+        <w:rPr>
+          <w:rFonts w:ascii="Times New Roman" w:eastAsia="Times New Roman" w:hAnsi="Times New Roman" w:cs="Times New Roman"/>
+        </w:rPr>
+        <w:t>…</w:t>
+      </w:r>
+      <w:r>
+        <w:rPr>
+          <w:rFonts w:ascii="Times New Roman" w:eastAsia="Times New Roman" w:hAnsi="Times New Roman" w:cs="Times New Roman"/>
+        </w:rPr>
+        <w:t>), T</w:t>
+      </w:r>
+      <w:r>
+        <w:rPr>
+          <w:rFonts w:ascii="Times New Roman" w:eastAsia="Times New Roman" w:hAnsi="Times New Roman" w:cs="Times New Roman"/>
+        </w:rPr>
+        <w:t>IPOS</w:t>
+      </w:r>
+      <w:r>
+        <w:rPr>
+          <w:rFonts w:ascii="Times New Roman" w:eastAsia="Times New Roman" w:hAnsi="Times New Roman" w:cs="Times New Roman"/>
+        </w:rPr>
+        <w:t>(</w:t>
+      </w:r>
+      <w:proofErr w:type="spellStart"/>
+      <w:r>
+        <w:rPr>
+          <w:rFonts w:ascii="Times New Roman" w:eastAsia="Times New Roman" w:hAnsi="Times New Roman" w:cs="Times New Roman"/>
+        </w:rPr>
+        <w:t>whole</w:t>
+      </w:r>
+      <w:proofErr w:type="spellEnd"/>
+      <w:r>
+        <w:rPr>
+          <w:rFonts w:ascii="Times New Roman" w:eastAsia="Times New Roman" w:hAnsi="Times New Roman" w:cs="Times New Roman"/>
+        </w:rPr>
+        <w:t xml:space="preserve">, </w:t>
+      </w:r>
+      <w:proofErr w:type="spellStart"/>
+      <w:r>
+        <w:rPr>
+          <w:rFonts w:ascii="Times New Roman" w:eastAsia="Times New Roman" w:hAnsi="Times New Roman" w:cs="Times New Roman"/>
+        </w:rPr>
+        <w:t>fract</w:t>
+      </w:r>
+      <w:proofErr w:type="spellEnd"/>
+      <w:r>
+        <w:rPr>
+          <w:rFonts w:ascii="Times New Roman" w:eastAsia="Times New Roman" w:hAnsi="Times New Roman" w:cs="Times New Roman"/>
+        </w:rPr>
+        <w:t xml:space="preserve">, </w:t>
+      </w:r>
+      <w:proofErr w:type="spellStart"/>
+      <w:r>
+        <w:rPr>
+          <w:rFonts w:ascii="Times New Roman" w:eastAsia="Times New Roman" w:hAnsi="Times New Roman" w:cs="Times New Roman"/>
+        </w:rPr>
+        <w:t>logic</w:t>
+      </w:r>
+      <w:proofErr w:type="spellEnd"/>
+      <w:r>
+        <w:rPr>
+          <w:rFonts w:ascii="Times New Roman" w:eastAsia="Times New Roman" w:hAnsi="Times New Roman" w:cs="Times New Roman"/>
+        </w:rPr>
+        <w:t>…)</w:t>
+      </w:r>
+      <w:r>
+        <w:rPr>
+          <w:rFonts w:ascii="Times New Roman" w:eastAsia="Times New Roman" w:hAnsi="Times New Roman" w:cs="Times New Roman"/>
+        </w:rPr>
+        <w:t xml:space="preserve"> </w:t>
+      </w:r>
+      <w:r>
+        <w:rPr>
+          <w:rFonts w:ascii="Times New Roman" w:eastAsia="Times New Roman" w:hAnsi="Times New Roman" w:cs="Times New Roman"/>
+        </w:rPr>
+        <w:t>OPERADORES_PALABRAS</w:t>
+      </w:r>
+      <w:r>
+        <w:rPr>
+          <w:rFonts w:ascii="Times New Roman" w:eastAsia="Times New Roman" w:hAnsi="Times New Roman" w:cs="Times New Roman"/>
+        </w:rPr>
+        <w:t xml:space="preserve"> (set, plus, </w:t>
+      </w:r>
+      <w:proofErr w:type="spellStart"/>
+      <w:r>
+        <w:rPr>
+          <w:rFonts w:ascii="Times New Roman" w:eastAsia="Times New Roman" w:hAnsi="Times New Roman" w:cs="Times New Roman"/>
+        </w:rPr>
+        <w:t>minus</w:t>
+      </w:r>
+      <w:proofErr w:type="spellEnd"/>
+      <w:r>
+        <w:rPr>
+          <w:rFonts w:ascii="Times New Roman" w:eastAsia="Times New Roman" w:hAnsi="Times New Roman" w:cs="Times New Roman"/>
+        </w:rPr>
+        <w:t>…) y PALABRAS_</w:t>
+      </w:r>
+      <w:r>
+        <w:rPr>
+          <w:rFonts w:ascii="Times New Roman" w:eastAsia="Times New Roman" w:hAnsi="Times New Roman" w:cs="Times New Roman"/>
+        </w:rPr>
+        <w:t xml:space="preserve">PREGONADAS </w:t>
+      </w:r>
+      <w:r>
+        <w:rPr>
+          <w:rFonts w:ascii="Times New Roman" w:eastAsia="Times New Roman" w:hAnsi="Times New Roman" w:cs="Times New Roman"/>
+        </w:rPr>
+        <w:lastRenderedPageBreak/>
+        <w:t>(</w:t>
+      </w:r>
+      <w:proofErr w:type="spellStart"/>
+      <w:r>
+        <w:rPr>
+          <w:rFonts w:ascii="Times New Roman" w:eastAsia="Times New Roman" w:hAnsi="Times New Roman" w:cs="Times New Roman"/>
+        </w:rPr>
+        <w:t>length</w:t>
+      </w:r>
+      <w:proofErr w:type="spellEnd"/>
+      <w:r>
+        <w:rPr>
+          <w:rFonts w:ascii="Times New Roman" w:eastAsia="Times New Roman" w:hAnsi="Times New Roman" w:cs="Times New Roman"/>
+        </w:rPr>
+        <w:t xml:space="preserve">, </w:t>
+      </w:r>
+      <w:proofErr w:type="spellStart"/>
+      <w:r>
+        <w:rPr>
+          <w:rFonts w:ascii="Times New Roman" w:eastAsia="Times New Roman" w:hAnsi="Times New Roman" w:cs="Times New Roman"/>
+        </w:rPr>
+        <w:t>size</w:t>
+      </w:r>
+      <w:proofErr w:type="spellEnd"/>
+      <w:r>
+        <w:rPr>
+          <w:rFonts w:ascii="Times New Roman" w:eastAsia="Times New Roman" w:hAnsi="Times New Roman" w:cs="Times New Roman"/>
+        </w:rPr>
+        <w:t xml:space="preserve">, </w:t>
+      </w:r>
+      <w:proofErr w:type="spellStart"/>
+      <w:r>
+        <w:rPr>
+          <w:rFonts w:ascii="Times New Roman" w:eastAsia="Times New Roman" w:hAnsi="Times New Roman" w:cs="Times New Roman"/>
+        </w:rPr>
+        <w:t>type</w:t>
+      </w:r>
+      <w:proofErr w:type="spellEnd"/>
+      <w:r>
+        <w:rPr>
+          <w:rFonts w:ascii="Times New Roman" w:eastAsia="Times New Roman" w:hAnsi="Times New Roman" w:cs="Times New Roman"/>
+        </w:rPr>
+        <w:t xml:space="preserve">…). </w:t>
+      </w:r>
+      <w:r>
+        <w:rPr>
+          <w:rFonts w:ascii="Times New Roman" w:eastAsia="Times New Roman" w:hAnsi="Times New Roman" w:cs="Times New Roman"/>
+        </w:rPr>
+        <w:t xml:space="preserve">Estas se utilizan para validación y sugerencia de corrección. Como sabemos el lexer produce una lista de tokens anteriormente vista en la etapa anterior, el </w:t>
+      </w:r>
+      <w:proofErr w:type="spellStart"/>
+      <w:r>
+        <w:rPr>
+          <w:rFonts w:ascii="Times New Roman" w:eastAsia="Times New Roman" w:hAnsi="Times New Roman" w:cs="Times New Roman"/>
+        </w:rPr>
+        <w:t>parser</w:t>
+      </w:r>
+      <w:proofErr w:type="spellEnd"/>
+      <w:r>
+        <w:rPr>
+          <w:rFonts w:ascii="Times New Roman" w:eastAsia="Times New Roman" w:hAnsi="Times New Roman" w:cs="Times New Roman"/>
+        </w:rPr>
+        <w:t xml:space="preserve"> recibe esta lista y la procesa secuencialmente, avanzando posición por posición sobre cada uno de los tokens entregados, si hay errores léxicos, el lexer los reporta inicialmente, pero el </w:t>
+      </w:r>
+      <w:proofErr w:type="spellStart"/>
+      <w:r>
+        <w:rPr>
+          <w:rFonts w:ascii="Times New Roman" w:eastAsia="Times New Roman" w:hAnsi="Times New Roman" w:cs="Times New Roman"/>
+        </w:rPr>
+        <w:t>parser</w:t>
+      </w:r>
+      <w:proofErr w:type="spellEnd"/>
+      <w:r>
+        <w:rPr>
+          <w:rFonts w:ascii="Times New Roman" w:eastAsia="Times New Roman" w:hAnsi="Times New Roman" w:cs="Times New Roman"/>
+        </w:rPr>
+        <w:t xml:space="preserve"> asume tokens únicamente validos y se enfoca en revisar errores sintácticos sobre ellos (alguna secuencia incorrecta, o estructura mal redactada). </w:t>
+      </w:r>
+      <w:r>
+        <w:rPr>
+          <w:rFonts w:ascii="Times New Roman" w:eastAsia="Times New Roman" w:hAnsi="Times New Roman" w:cs="Times New Roman"/>
+        </w:rPr>
+        <w:t>Lo hace basándose en si el token actual coincide con el tipo de token que fue declarado</w:t>
+      </w:r>
+      <w:r>
+        <w:rPr>
+          <w:rFonts w:ascii="Times New Roman" w:eastAsia="Times New Roman" w:hAnsi="Times New Roman" w:cs="Times New Roman"/>
+        </w:rPr>
+        <w:t xml:space="preserve"> y con el valor si es necesario </w:t>
+      </w:r>
+      <w:r>
+        <w:rPr>
+          <w:rFonts w:ascii="Times New Roman" w:eastAsia="Times New Roman" w:hAnsi="Times New Roman" w:cs="Times New Roman"/>
+          <w:b/>
+          <w:bCs/>
+        </w:rPr>
+        <w:t>(</w:t>
+      </w:r>
+      <w:r>
+        <w:rPr>
+          <w:rFonts w:ascii="Times New Roman" w:eastAsia="Times New Roman" w:hAnsi="Times New Roman" w:cs="Times New Roman"/>
+          <w:b/>
+          <w:bCs/>
+        </w:rPr>
+        <w:t>e</w:t>
+      </w:r>
+      <w:r>
+        <w:rPr>
+          <w:rFonts w:ascii="Times New Roman" w:eastAsia="Times New Roman" w:hAnsi="Times New Roman" w:cs="Times New Roman"/>
+          <w:b/>
+          <w:bCs/>
+        </w:rPr>
+        <w:t xml:space="preserve">s decir hay tokens donde mi valor realmente no importan al </w:t>
+      </w:r>
+      <w:proofErr w:type="spellStart"/>
+      <w:r>
+        <w:rPr>
+          <w:rFonts w:ascii="Times New Roman" w:eastAsia="Times New Roman" w:hAnsi="Times New Roman" w:cs="Times New Roman"/>
+          <w:b/>
+          <w:bCs/>
+        </w:rPr>
+        <w:t>parser</w:t>
+      </w:r>
+      <w:proofErr w:type="spellEnd"/>
+      <w:r>
+        <w:rPr>
+          <w:rFonts w:ascii="Times New Roman" w:eastAsia="Times New Roman" w:hAnsi="Times New Roman" w:cs="Times New Roman"/>
+          <w:b/>
+          <w:bCs/>
+        </w:rPr>
+        <w:t xml:space="preserve"> como el valor de un IDENTIFIER, pero si es importante conocer el valor de un token marcado como KEYWORD para detectar precisamente cuál será su estructura buscada)</w:t>
+      </w:r>
+      <w:r>
+        <w:rPr>
+          <w:rFonts w:ascii="Times New Roman" w:eastAsia="Times New Roman" w:hAnsi="Times New Roman" w:cs="Times New Roman"/>
+          <w:b/>
+          <w:bCs/>
+        </w:rPr>
+        <w:t>,</w:t>
+      </w:r>
+      <w:r>
+        <w:rPr>
+          <w:rFonts w:ascii="Times New Roman" w:eastAsia="Times New Roman" w:hAnsi="Times New Roman" w:cs="Times New Roman"/>
+        </w:rPr>
+        <w:t xml:space="preserve"> si no es así entonces registra un error (esperado vs encontrado), si el token es correcto entonces avanza. </w:t>
+      </w:r>
+    </w:p>
+    <w:p>
+      <w:pPr>
+        <w:pStyle w:val="Prrafodelista"/>
+        <w:ind w:left="0"/>
+        <w:rPr>
+          <w:rFonts w:ascii="Times New Roman" w:eastAsia="Times New Roman" w:hAnsi="Times New Roman" w:cs="Times New Roman"/>
+        </w:rPr>
+      </w:pPr>
+    </w:p>
+    <w:p>
+      <w:pPr>
+        <w:pStyle w:val="Prrafodelista"/>
+        <w:ind w:left="0" w:firstLine="708"/>
+        <w:rPr>
+          <w:rFonts w:ascii="Times New Roman" w:eastAsia="Times New Roman" w:hAnsi="Times New Roman" w:cs="Times New Roman"/>
+          <w:b/>
+          <w:bCs/>
+        </w:rPr>
+      </w:pPr>
+      <w:r>
+        <w:rPr>
+          <w:rFonts w:ascii="Times New Roman" w:eastAsia="Times New Roman" w:hAnsi="Times New Roman" w:cs="Times New Roman"/>
+          <w:b/>
+          <w:bCs/>
+        </w:rPr>
+        <w:t xml:space="preserve">3.3 </w:t>
+      </w:r>
+      <w:r>
+        <w:rPr>
+          <w:rFonts w:ascii="Times New Roman" w:eastAsia="Times New Roman" w:hAnsi="Times New Roman" w:cs="Times New Roman"/>
+          <w:b/>
+          <w:bCs/>
+        </w:rPr>
+        <w:t>Declaraciones BNF de HOOP</w:t>
+      </w:r>
+    </w:p>
+    <w:tbl>
+      <w:tblPr>
+        <w:tblStyle w:val="Tablaconcuadrcula"/>
+        <w:tblpPr w:leftFromText="141" w:rightFromText="141" w:vertAnchor="text" w:horzAnchor="margin" w:tblpX="-714" w:tblpY="436"/>
+        <w:tblW w:w="10632" w:type="dxa"/>
+        <w:tblLook w:val="04A0" w:firstRow="1" w:lastRow="0" w:firstColumn="1" w:lastColumn="0" w:noHBand="0" w:noVBand="1"/>
+      </w:tblPr>
+      <w:tblGrid>
+        <w:gridCol w:w="10632"/>
+      </w:tblGrid>
+      <w:tr>
+        <w:trPr>
+          <w:trHeight w:val="558"/>
+        </w:trPr>
+        <w:tc>
+          <w:tcPr>
+            <w:tcW w:w="10632" w:type="dxa"/>
+            <w:vAlign w:val="center"/>
+          </w:tcPr>
+          <w:p>
+            <w:pPr>
+              <w:pStyle w:val="Prrafodelista"/>
+              <w:ind w:left="0"/>
+              <w:rPr>
+                <w:rFonts w:ascii="Courier New" w:eastAsia="Times New Roman" w:hAnsi="Courier New" w:cs="Courier New"/>
+                <w:sz w:val="22"/>
+                <w:szCs w:val="22"/>
+              </w:rPr>
+            </w:pPr>
+            <w:r>
+              <w:rPr>
+                <w:rFonts w:ascii="Courier New" w:eastAsia="Times New Roman" w:hAnsi="Courier New" w:cs="Courier New"/>
+                <w:sz w:val="22"/>
+                <w:szCs w:val="22"/>
+              </w:rPr>
+              <w:t>&lt;programa&gt; ::= (&lt;</w:t>
+            </w:r>
+            <w:proofErr w:type="spellStart"/>
+            <w:r>
+              <w:rPr>
+                <w:rFonts w:ascii="Courier New" w:eastAsia="Times New Roman" w:hAnsi="Courier New" w:cs="Courier New"/>
+                <w:sz w:val="22"/>
+                <w:szCs w:val="22"/>
+              </w:rPr>
+              <w:t>declaracion</w:t>
+            </w:r>
+            <w:proofErr w:type="spellEnd"/>
+            <w:r>
+              <w:rPr>
+                <w:rFonts w:ascii="Courier New" w:eastAsia="Times New Roman" w:hAnsi="Courier New" w:cs="Courier New"/>
+                <w:sz w:val="22"/>
+                <w:szCs w:val="22"/>
+              </w:rPr>
+              <w:t>&gt; | &lt;clase&gt; | &lt;</w:t>
+            </w:r>
+            <w:proofErr w:type="spellStart"/>
+            <w:r>
+              <w:rPr>
+                <w:rFonts w:ascii="Courier New" w:eastAsia="Times New Roman" w:hAnsi="Courier New" w:cs="Courier New"/>
+                <w:sz w:val="22"/>
+                <w:szCs w:val="22"/>
+              </w:rPr>
+              <w:t>funcion</w:t>
+            </w:r>
+            <w:proofErr w:type="spellEnd"/>
+            <w:r>
+              <w:rPr>
+                <w:rFonts w:ascii="Courier New" w:eastAsia="Times New Roman" w:hAnsi="Courier New" w:cs="Courier New"/>
+                <w:sz w:val="22"/>
+                <w:szCs w:val="22"/>
+              </w:rPr>
+              <w:t>&gt; | &lt;</w:t>
+            </w:r>
+            <w:proofErr w:type="spellStart"/>
+            <w:r>
+              <w:rPr>
+                <w:rFonts w:ascii="Courier New" w:eastAsia="Times New Roman" w:hAnsi="Courier New" w:cs="Courier New"/>
+                <w:sz w:val="22"/>
+                <w:szCs w:val="22"/>
+              </w:rPr>
+              <w:t>statement</w:t>
+            </w:r>
+            <w:proofErr w:type="spellEnd"/>
+            <w:r>
+              <w:rPr>
+                <w:rFonts w:ascii="Courier New" w:eastAsia="Times New Roman" w:hAnsi="Courier New" w:cs="Courier New"/>
+                <w:sz w:val="22"/>
+                <w:szCs w:val="22"/>
+              </w:rPr>
+              <w:t>&gt;)* &lt;EOF&gt;</w:t>
+            </w:r>
+          </w:p>
+        </w:tc>
+      </w:tr>
+      <w:tr>
+        <w:trPr>
+          <w:trHeight w:val="554"/>
+        </w:trPr>
+        <w:tc>
+          <w:tcPr>
+            <w:tcW w:w="10632" w:type="dxa"/>
+            <w:vAlign w:val="center"/>
+          </w:tcPr>
+          <w:p>
+            <w:pPr>
+              <w:pStyle w:val="Prrafodelista"/>
+              <w:ind w:left="0"/>
+              <w:rPr>
+                <w:rFonts w:ascii="Courier New" w:eastAsia="Times New Roman" w:hAnsi="Courier New" w:cs="Courier New"/>
+                <w:sz w:val="22"/>
+                <w:szCs w:val="22"/>
+              </w:rPr>
+            </w:pPr>
+            <w:r>
+              <w:rPr>
+                <w:rFonts w:ascii="Courier New" w:eastAsia="Times New Roman" w:hAnsi="Courier New" w:cs="Courier New"/>
+                <w:sz w:val="22"/>
+                <w:szCs w:val="22"/>
+              </w:rPr>
+              <w:t>&lt;</w:t>
+            </w:r>
+            <w:proofErr w:type="spellStart"/>
+            <w:r>
+              <w:rPr>
+                <w:rFonts w:ascii="Courier New" w:eastAsia="Times New Roman" w:hAnsi="Courier New" w:cs="Courier New"/>
+                <w:sz w:val="22"/>
+                <w:szCs w:val="22"/>
+              </w:rPr>
+              <w:t>declaracion</w:t>
+            </w:r>
+            <w:proofErr w:type="spellEnd"/>
+            <w:r>
+              <w:rPr>
+                <w:rFonts w:ascii="Courier New" w:eastAsia="Times New Roman" w:hAnsi="Courier New" w:cs="Courier New"/>
+                <w:sz w:val="22"/>
+                <w:szCs w:val="22"/>
+              </w:rPr>
+              <w:t>&gt; ::= "data" &lt;IDENTIFIER&gt; "set" &lt;</w:t>
+            </w:r>
+            <w:proofErr w:type="spellStart"/>
+            <w:r>
+              <w:rPr>
+                <w:rFonts w:ascii="Courier New" w:eastAsia="Times New Roman" w:hAnsi="Courier New" w:cs="Courier New"/>
+                <w:sz w:val="22"/>
+                <w:szCs w:val="22"/>
+              </w:rPr>
+              <w:t>expresion</w:t>
+            </w:r>
+            <w:proofErr w:type="spellEnd"/>
+            <w:r>
+              <w:rPr>
+                <w:rFonts w:ascii="Courier New" w:eastAsia="Times New Roman" w:hAnsi="Courier New" w:cs="Courier New"/>
+                <w:sz w:val="22"/>
+                <w:szCs w:val="22"/>
+              </w:rPr>
+              <w:t>&gt; ";"</w:t>
+            </w:r>
+          </w:p>
+        </w:tc>
+      </w:tr>
+      <w:tr>
+        <w:trPr>
+          <w:trHeight w:val="561"/>
+        </w:trPr>
+        <w:tc>
+          <w:tcPr>
+            <w:tcW w:w="10632" w:type="dxa"/>
+            <w:vAlign w:val="center"/>
+          </w:tcPr>
+          <w:p>
+            <w:pPr>
+              <w:pStyle w:val="Prrafodelista"/>
+              <w:ind w:left="0"/>
+              <w:rPr>
+                <w:rFonts w:ascii="Courier New" w:eastAsia="Times New Roman" w:hAnsi="Courier New" w:cs="Courier New"/>
+                <w:sz w:val="22"/>
+                <w:szCs w:val="22"/>
+              </w:rPr>
+            </w:pPr>
+            <w:r>
+              <w:rPr>
+                <w:rFonts w:ascii="Courier New" w:eastAsia="Times New Roman" w:hAnsi="Courier New" w:cs="Courier New"/>
+                <w:sz w:val="22"/>
+                <w:szCs w:val="22"/>
+              </w:rPr>
+              <w:t>&lt;</w:t>
+            </w:r>
+            <w:proofErr w:type="spellStart"/>
+            <w:r>
+              <w:rPr>
+                <w:rFonts w:ascii="Courier New" w:eastAsia="Times New Roman" w:hAnsi="Courier New" w:cs="Courier New"/>
+                <w:sz w:val="22"/>
+                <w:szCs w:val="22"/>
+              </w:rPr>
+              <w:t>funcion</w:t>
+            </w:r>
+            <w:proofErr w:type="spellEnd"/>
+            <w:r>
+              <w:rPr>
+                <w:rFonts w:ascii="Courier New" w:eastAsia="Times New Roman" w:hAnsi="Courier New" w:cs="Courier New"/>
+                <w:sz w:val="22"/>
+                <w:szCs w:val="22"/>
+              </w:rPr>
+              <w:t>&gt; ::= "</w:t>
+            </w:r>
+            <w:proofErr w:type="spellStart"/>
+            <w:r>
+              <w:rPr>
+                <w:rFonts w:ascii="Courier New" w:eastAsia="Times New Roman" w:hAnsi="Courier New" w:cs="Courier New"/>
+                <w:sz w:val="22"/>
+                <w:szCs w:val="22"/>
+              </w:rPr>
+              <w:t>action</w:t>
+            </w:r>
+            <w:proofErr w:type="spellEnd"/>
+            <w:r>
+              <w:rPr>
+                <w:rFonts w:ascii="Courier New" w:eastAsia="Times New Roman" w:hAnsi="Courier New" w:cs="Courier New"/>
+                <w:sz w:val="22"/>
+                <w:szCs w:val="22"/>
+              </w:rPr>
+              <w:t>" &lt;IDENTIFIER&gt; "(" &lt;</w:t>
+            </w:r>
+            <w:proofErr w:type="spellStart"/>
+            <w:r>
+              <w:rPr>
+                <w:rFonts w:ascii="Courier New" w:eastAsia="Times New Roman" w:hAnsi="Courier New" w:cs="Courier New"/>
+                <w:sz w:val="22"/>
+                <w:szCs w:val="22"/>
+              </w:rPr>
+              <w:t>parametros</w:t>
+            </w:r>
+            <w:proofErr w:type="spellEnd"/>
+            <w:r>
+              <w:rPr>
+                <w:rFonts w:ascii="Courier New" w:eastAsia="Times New Roman" w:hAnsi="Courier New" w:cs="Courier New"/>
+                <w:sz w:val="22"/>
+                <w:szCs w:val="22"/>
+              </w:rPr>
+              <w:t>&gt;? ")" "{" &lt;</w:t>
+            </w:r>
+            <w:proofErr w:type="spellStart"/>
+            <w:r>
+              <w:rPr>
+                <w:rFonts w:ascii="Courier New" w:eastAsia="Times New Roman" w:hAnsi="Courier New" w:cs="Courier New"/>
+                <w:sz w:val="22"/>
+                <w:szCs w:val="22"/>
+              </w:rPr>
+              <w:t>statements</w:t>
+            </w:r>
+            <w:proofErr w:type="spellEnd"/>
+            <w:r>
+              <w:rPr>
+                <w:rFonts w:ascii="Courier New" w:eastAsia="Times New Roman" w:hAnsi="Courier New" w:cs="Courier New"/>
+                <w:sz w:val="22"/>
+                <w:szCs w:val="22"/>
+              </w:rPr>
+              <w:t>&gt; "}"</w:t>
+            </w:r>
+          </w:p>
+        </w:tc>
+      </w:tr>
+      <w:tr>
+        <w:trPr>
+          <w:trHeight w:val="556"/>
+        </w:trPr>
+        <w:tc>
+          <w:tcPr>
+            <w:tcW w:w="10632" w:type="dxa"/>
+            <w:vAlign w:val="center"/>
+          </w:tcPr>
+          <w:p>
+            <w:pPr>
+              <w:pStyle w:val="Prrafodelista"/>
+              <w:ind w:left="0"/>
+              <w:rPr>
+                <w:rFonts w:ascii="Courier New" w:eastAsia="Times New Roman" w:hAnsi="Courier New" w:cs="Courier New"/>
+                <w:sz w:val="22"/>
+                <w:szCs w:val="22"/>
+              </w:rPr>
+            </w:pPr>
+            <w:r>
+              <w:rPr>
+                <w:rFonts w:ascii="Courier New" w:eastAsia="Times New Roman" w:hAnsi="Courier New" w:cs="Courier New"/>
+                <w:sz w:val="22"/>
+                <w:szCs w:val="22"/>
+              </w:rPr>
+              <w:t>&lt;</w:t>
+            </w:r>
+            <w:proofErr w:type="spellStart"/>
+            <w:r>
+              <w:rPr>
+                <w:rFonts w:ascii="Courier New" w:eastAsia="Times New Roman" w:hAnsi="Courier New" w:cs="Courier New"/>
+                <w:sz w:val="22"/>
+                <w:szCs w:val="22"/>
+              </w:rPr>
+              <w:t>parametros</w:t>
+            </w:r>
+            <w:proofErr w:type="spellEnd"/>
+            <w:r>
+              <w:rPr>
+                <w:rFonts w:ascii="Courier New" w:eastAsia="Times New Roman" w:hAnsi="Courier New" w:cs="Courier New"/>
+                <w:sz w:val="22"/>
+                <w:szCs w:val="22"/>
+              </w:rPr>
+              <w:t>&gt; ::= &lt;TIPO&gt; &lt;IDENTIFIER&gt; ("," &lt;TIPO&gt; &lt;IDENTIFIER&gt;)*</w:t>
+            </w:r>
+          </w:p>
+        </w:tc>
+      </w:tr>
+      <w:tr>
+        <w:trPr>
+          <w:trHeight w:val="691"/>
+        </w:trPr>
+        <w:tc>
+          <w:tcPr>
+            <w:tcW w:w="10632" w:type="dxa"/>
+            <w:vAlign w:val="center"/>
+          </w:tcPr>
+          <w:p>
+            <w:pPr>
+              <w:pStyle w:val="Prrafodelista"/>
+              <w:ind w:left="0"/>
+              <w:rPr>
+                <w:rFonts w:ascii="Courier New" w:eastAsia="Times New Roman" w:hAnsi="Courier New" w:cs="Courier New"/>
+                <w:sz w:val="22"/>
+                <w:szCs w:val="22"/>
+              </w:rPr>
+            </w:pPr>
+            <w:r>
+              <w:rPr>
+                <w:rFonts w:ascii="Courier New" w:eastAsia="Times New Roman" w:hAnsi="Courier New" w:cs="Courier New"/>
+                <w:sz w:val="22"/>
+                <w:szCs w:val="22"/>
+              </w:rPr>
+              <w:t>&lt;clase&gt; ::= "</w:t>
+            </w:r>
+            <w:proofErr w:type="spellStart"/>
+            <w:r>
+              <w:rPr>
+                <w:rFonts w:ascii="Courier New" w:eastAsia="Times New Roman" w:hAnsi="Courier New" w:cs="Courier New"/>
+                <w:sz w:val="22"/>
+                <w:szCs w:val="22"/>
+              </w:rPr>
+              <w:t>mold</w:t>
+            </w:r>
+            <w:proofErr w:type="spellEnd"/>
+            <w:r>
+              <w:rPr>
+                <w:rFonts w:ascii="Courier New" w:eastAsia="Times New Roman" w:hAnsi="Courier New" w:cs="Courier New"/>
+                <w:sz w:val="22"/>
+                <w:szCs w:val="22"/>
+              </w:rPr>
+              <w:t>" &lt;IDENTIFIER&gt; "{" &lt;</w:t>
+            </w:r>
+            <w:proofErr w:type="spellStart"/>
+            <w:r>
+              <w:rPr>
+                <w:rFonts w:ascii="Courier New" w:eastAsia="Times New Roman" w:hAnsi="Courier New" w:cs="Courier New"/>
+                <w:sz w:val="22"/>
+                <w:szCs w:val="22"/>
+              </w:rPr>
+              <w:t>clase_cuerpo</w:t>
+            </w:r>
+            <w:proofErr w:type="spellEnd"/>
+            <w:r>
+              <w:rPr>
+                <w:rFonts w:ascii="Courier New" w:eastAsia="Times New Roman" w:hAnsi="Courier New" w:cs="Courier New"/>
+                <w:sz w:val="22"/>
+                <w:szCs w:val="22"/>
+              </w:rPr>
+              <w:t>&gt; "}"</w:t>
+            </w:r>
+          </w:p>
+        </w:tc>
+      </w:tr>
+      <w:tr>
+        <w:trPr>
+          <w:trHeight w:val="559"/>
+        </w:trPr>
+        <w:tc>
+          <w:tcPr>
+            <w:tcW w:w="10632" w:type="dxa"/>
+            <w:vAlign w:val="center"/>
+          </w:tcPr>
+          <w:p>
+            <w:pPr>
+              <w:pStyle w:val="Prrafodelista"/>
+              <w:ind w:left="0"/>
+              <w:rPr>
+                <w:rFonts w:ascii="Courier New" w:eastAsia="Times New Roman" w:hAnsi="Courier New" w:cs="Courier New"/>
+                <w:sz w:val="22"/>
+                <w:szCs w:val="22"/>
+              </w:rPr>
+            </w:pPr>
+            <w:r>
+              <w:rPr>
+                <w:rFonts w:ascii="Courier New" w:eastAsia="Times New Roman" w:hAnsi="Courier New" w:cs="Courier New"/>
+                <w:sz w:val="22"/>
+                <w:szCs w:val="22"/>
+              </w:rPr>
+              <w:t>&lt;</w:t>
+            </w:r>
+            <w:proofErr w:type="spellStart"/>
+            <w:r>
+              <w:rPr>
+                <w:rFonts w:ascii="Courier New" w:eastAsia="Times New Roman" w:hAnsi="Courier New" w:cs="Courier New"/>
+                <w:sz w:val="22"/>
+                <w:szCs w:val="22"/>
+              </w:rPr>
+              <w:t>clase_cuerpo</w:t>
+            </w:r>
+            <w:proofErr w:type="spellEnd"/>
+            <w:r>
+              <w:rPr>
+                <w:rFonts w:ascii="Courier New" w:eastAsia="Times New Roman" w:hAnsi="Courier New" w:cs="Courier New"/>
+                <w:sz w:val="22"/>
+                <w:szCs w:val="22"/>
+              </w:rPr>
+              <w:t>&gt; ::= (&lt;atributo&gt; | &lt;</w:t>
+            </w:r>
+            <w:proofErr w:type="spellStart"/>
+            <w:r>
+              <w:rPr>
+                <w:rFonts w:ascii="Courier New" w:eastAsia="Times New Roman" w:hAnsi="Courier New" w:cs="Courier New"/>
+                <w:sz w:val="22"/>
+                <w:szCs w:val="22"/>
+              </w:rPr>
+              <w:t>metodo</w:t>
+            </w:r>
+            <w:proofErr w:type="spellEnd"/>
+            <w:r>
+              <w:rPr>
+                <w:rFonts w:ascii="Courier New" w:eastAsia="Times New Roman" w:hAnsi="Courier New" w:cs="Courier New"/>
+                <w:sz w:val="22"/>
+                <w:szCs w:val="22"/>
+              </w:rPr>
+              <w:t>&gt;)*</w:t>
+            </w:r>
+          </w:p>
+        </w:tc>
+      </w:tr>
+      <w:tr>
+        <w:trPr>
+          <w:trHeight w:val="1843"/>
+        </w:trPr>
+        <w:tc>
+          <w:tcPr>
+            <w:tcW w:w="10632" w:type="dxa"/>
+            <w:vAlign w:val="center"/>
+          </w:tcPr>
+          <w:p>
+            <w:pPr>
+              <w:pStyle w:val="Prrafodelista"/>
+              <w:rPr>
+                <w:rFonts w:ascii="Courier New" w:eastAsia="Times New Roman" w:hAnsi="Courier New" w:cs="Courier New"/>
+                <w:sz w:val="22"/>
+                <w:szCs w:val="22"/>
+                <w:lang w:val="en-US"/>
+              </w:rPr>
+            </w:pPr>
+            <w:r>
+              <w:rPr>
+                <w:rFonts w:ascii="Courier New" w:eastAsia="Times New Roman" w:hAnsi="Courier New" w:cs="Courier New"/>
+                <w:sz w:val="22"/>
+                <w:szCs w:val="22"/>
+                <w:lang w:val="en-US"/>
+              </w:rPr>
+              <w:t>&lt;statements&gt; ::= (&lt;statement&gt;)*</w:t>
+            </w:r>
+          </w:p>
+          <w:p>
+            <w:pPr>
+              <w:pStyle w:val="Prrafodelista"/>
+              <w:rPr>
+                <w:rFonts w:ascii="Courier New" w:eastAsia="Times New Roman" w:hAnsi="Courier New" w:cs="Courier New"/>
+                <w:sz w:val="22"/>
+                <w:szCs w:val="22"/>
+                <w:lang w:val="en-US"/>
+              </w:rPr>
+            </w:pPr>
+          </w:p>
+          <w:p>
+            <w:pPr>
+              <w:pStyle w:val="Prrafodelista"/>
+              <w:rPr>
+                <w:rFonts w:ascii="Courier New" w:eastAsia="Times New Roman" w:hAnsi="Courier New" w:cs="Courier New"/>
+                <w:sz w:val="22"/>
+                <w:szCs w:val="22"/>
+                <w:lang w:val="en-US"/>
+              </w:rPr>
+            </w:pPr>
+            <w:r>
+              <w:rPr>
+                <w:rFonts w:ascii="Courier New" w:eastAsia="Times New Roman" w:hAnsi="Courier New" w:cs="Courier New"/>
+                <w:sz w:val="22"/>
+                <w:szCs w:val="22"/>
+                <w:lang w:val="en-US"/>
+              </w:rPr>
+              <w:t>&lt;statement&gt; ::= &lt;</w:t>
+            </w:r>
+            <w:proofErr w:type="spellStart"/>
+            <w:r>
+              <w:rPr>
+                <w:rFonts w:ascii="Courier New" w:eastAsia="Times New Roman" w:hAnsi="Courier New" w:cs="Courier New"/>
+                <w:sz w:val="22"/>
+                <w:szCs w:val="22"/>
+                <w:lang w:val="en-US"/>
+              </w:rPr>
+              <w:t>if_statement</w:t>
+            </w:r>
+            <w:proofErr w:type="spellEnd"/>
+            <w:r>
+              <w:rPr>
+                <w:rFonts w:ascii="Courier New" w:eastAsia="Times New Roman" w:hAnsi="Courier New" w:cs="Courier New"/>
+                <w:sz w:val="22"/>
+                <w:szCs w:val="22"/>
+                <w:lang w:val="en-US"/>
+              </w:rPr>
+              <w:t>&gt;</w:t>
+            </w:r>
+          </w:p>
+          <w:p>
+            <w:pPr>
+              <w:pStyle w:val="Prrafodelista"/>
+              <w:rPr>
+                <w:rFonts w:ascii="Courier New" w:eastAsia="Times New Roman" w:hAnsi="Courier New" w:cs="Courier New"/>
+                <w:sz w:val="22"/>
+                <w:szCs w:val="22"/>
+                <w:lang w:val="en-US"/>
+              </w:rPr>
+            </w:pPr>
+            <w:r>
+              <w:rPr>
+                <w:rFonts w:ascii="Courier New" w:eastAsia="Times New Roman" w:hAnsi="Courier New" w:cs="Courier New"/>
+                <w:sz w:val="22"/>
+                <w:szCs w:val="22"/>
+                <w:lang w:val="en-US"/>
+              </w:rPr>
+              <w:t xml:space="preserve">              | &lt;</w:t>
+            </w:r>
+            <w:proofErr w:type="spellStart"/>
+            <w:r>
+              <w:rPr>
+                <w:rFonts w:ascii="Courier New" w:eastAsia="Times New Roman" w:hAnsi="Courier New" w:cs="Courier New"/>
+                <w:sz w:val="22"/>
+                <w:szCs w:val="22"/>
+                <w:lang w:val="en-US"/>
+              </w:rPr>
+              <w:t>cycle_statement</w:t>
+            </w:r>
+            <w:proofErr w:type="spellEnd"/>
+            <w:r>
+              <w:rPr>
+                <w:rFonts w:ascii="Courier New" w:eastAsia="Times New Roman" w:hAnsi="Courier New" w:cs="Courier New"/>
+                <w:sz w:val="22"/>
+                <w:szCs w:val="22"/>
+                <w:lang w:val="en-US"/>
+              </w:rPr>
+              <w:t>&gt;</w:t>
+            </w:r>
+          </w:p>
+          <w:p>
+            <w:pPr>
+              <w:pStyle w:val="Prrafodelista"/>
+              <w:rPr>
+                <w:rFonts w:ascii="Courier New" w:eastAsia="Times New Roman" w:hAnsi="Courier New" w:cs="Courier New"/>
+                <w:sz w:val="22"/>
+                <w:szCs w:val="22"/>
+                <w:lang w:val="en-US"/>
+              </w:rPr>
+            </w:pPr>
+            <w:r>
+              <w:rPr>
+                <w:rFonts w:ascii="Courier New" w:eastAsia="Times New Roman" w:hAnsi="Courier New" w:cs="Courier New"/>
+                <w:sz w:val="22"/>
+                <w:szCs w:val="22"/>
+                <w:lang w:val="en-US"/>
+              </w:rPr>
+              <w:t xml:space="preserve">              | &lt;</w:t>
+            </w:r>
+            <w:proofErr w:type="spellStart"/>
+            <w:r>
+              <w:rPr>
+                <w:rFonts w:ascii="Courier New" w:eastAsia="Times New Roman" w:hAnsi="Courier New" w:cs="Courier New"/>
+                <w:sz w:val="22"/>
+                <w:szCs w:val="22"/>
+                <w:lang w:val="en-US"/>
+              </w:rPr>
+              <w:t>simple_statement</w:t>
+            </w:r>
+            <w:proofErr w:type="spellEnd"/>
+            <w:r>
+              <w:rPr>
+                <w:rFonts w:ascii="Courier New" w:eastAsia="Times New Roman" w:hAnsi="Courier New" w:cs="Courier New"/>
+                <w:sz w:val="22"/>
+                <w:szCs w:val="22"/>
+                <w:lang w:val="en-US"/>
+              </w:rPr>
+              <w:t>&gt;</w:t>
+            </w:r>
+          </w:p>
+          <w:p>
+            <w:pPr>
+              <w:pStyle w:val="Prrafodelista"/>
+              <w:ind w:left="0"/>
+              <w:rPr>
+                <w:rFonts w:ascii="Courier New" w:eastAsia="Times New Roman" w:hAnsi="Courier New" w:cs="Courier New"/>
+                <w:sz w:val="22"/>
+                <w:szCs w:val="22"/>
+                <w:lang w:val="en-US"/>
+              </w:rPr>
+            </w:pPr>
+            <w:r>
+              <w:rPr>
+                <w:rFonts w:ascii="Courier New" w:eastAsia="Times New Roman" w:hAnsi="Courier New" w:cs="Courier New"/>
+                <w:sz w:val="22"/>
+                <w:szCs w:val="22"/>
+                <w:lang w:val="en-US"/>
+              </w:rPr>
+              <w:t xml:space="preserve">              | &lt;</w:t>
+            </w:r>
+            <w:proofErr w:type="spellStart"/>
+            <w:r>
+              <w:rPr>
+                <w:rFonts w:ascii="Courier New" w:eastAsia="Times New Roman" w:hAnsi="Courier New" w:cs="Courier New"/>
+                <w:sz w:val="22"/>
+                <w:szCs w:val="22"/>
+                <w:lang w:val="en-US"/>
+              </w:rPr>
+              <w:t>declaracion</w:t>
+            </w:r>
+            <w:proofErr w:type="spellEnd"/>
+            <w:r>
+              <w:rPr>
+                <w:rFonts w:ascii="Courier New" w:eastAsia="Times New Roman" w:hAnsi="Courier New" w:cs="Courier New"/>
+                <w:sz w:val="22"/>
+                <w:szCs w:val="22"/>
+                <w:lang w:val="en-US"/>
+              </w:rPr>
+              <w:t>&gt;</w:t>
+            </w:r>
+          </w:p>
+        </w:tc>
+      </w:tr>
+      <w:tr>
+        <w:trPr>
+          <w:trHeight w:val="835"/>
+        </w:trPr>
+        <w:tc>
+          <w:tcPr>
+            <w:tcW w:w="10632" w:type="dxa"/>
+            <w:vAlign w:val="center"/>
+          </w:tcPr>
+          <w:p>
+            <w:pPr>
+              <w:pStyle w:val="Prrafodelista"/>
+              <w:ind w:left="0"/>
+              <w:rPr>
+                <w:rFonts w:ascii="Courier New" w:eastAsia="Times New Roman" w:hAnsi="Courier New" w:cs="Courier New"/>
+                <w:sz w:val="22"/>
+                <w:szCs w:val="22"/>
+                <w:lang w:val="en-US"/>
+              </w:rPr>
+            </w:pPr>
+            <w:r>
+              <w:rPr>
+                <w:rFonts w:ascii="Courier New" w:eastAsia="Times New Roman" w:hAnsi="Courier New" w:cs="Courier New"/>
+                <w:sz w:val="22"/>
+                <w:szCs w:val="22"/>
+                <w:lang w:val="en-US"/>
+              </w:rPr>
+              <w:t>&lt;</w:t>
+            </w:r>
+            <w:proofErr w:type="spellStart"/>
+            <w:r>
+              <w:rPr>
+                <w:rFonts w:ascii="Courier New" w:eastAsia="Times New Roman" w:hAnsi="Courier New" w:cs="Courier New"/>
+                <w:sz w:val="22"/>
+                <w:szCs w:val="22"/>
+                <w:lang w:val="en-US"/>
+              </w:rPr>
+              <w:t>if_statement</w:t>
+            </w:r>
+            <w:proofErr w:type="spellEnd"/>
+            <w:r>
+              <w:rPr>
+                <w:rFonts w:ascii="Courier New" w:eastAsia="Times New Roman" w:hAnsi="Courier New" w:cs="Courier New"/>
+                <w:sz w:val="22"/>
+                <w:szCs w:val="22"/>
+                <w:lang w:val="en-US"/>
+              </w:rPr>
+              <w:t>&gt; ::= "when" &lt;</w:t>
+            </w:r>
+            <w:proofErr w:type="spellStart"/>
+            <w:r>
+              <w:rPr>
+                <w:rFonts w:ascii="Courier New" w:eastAsia="Times New Roman" w:hAnsi="Courier New" w:cs="Courier New"/>
+                <w:sz w:val="22"/>
+                <w:szCs w:val="22"/>
+                <w:lang w:val="en-US"/>
+              </w:rPr>
+              <w:t>condicion</w:t>
+            </w:r>
+            <w:proofErr w:type="spellEnd"/>
+            <w:r>
+              <w:rPr>
+                <w:rFonts w:ascii="Courier New" w:eastAsia="Times New Roman" w:hAnsi="Courier New" w:cs="Courier New"/>
+                <w:sz w:val="22"/>
+                <w:szCs w:val="22"/>
+                <w:lang w:val="en-US"/>
+              </w:rPr>
+              <w:t>&gt; "{" &lt;statements&gt; "}" ["otherwise" "{" &lt;statements&gt; "}"]</w:t>
+            </w:r>
+          </w:p>
+        </w:tc>
+      </w:tr>
+      <w:tr>
+        <w:trPr>
+          <w:trHeight w:val="832"/>
+        </w:trPr>
+        <w:tc>
+          <w:tcPr>
+            <w:tcW w:w="10632" w:type="dxa"/>
+            <w:vAlign w:val="center"/>
+          </w:tcPr>
+          <w:p>
+            <w:pPr>
+              <w:pStyle w:val="Prrafodelista"/>
+              <w:ind w:left="0"/>
+              <w:rPr>
+                <w:rFonts w:ascii="Courier New" w:eastAsia="Times New Roman" w:hAnsi="Courier New" w:cs="Courier New"/>
+                <w:sz w:val="22"/>
+                <w:szCs w:val="22"/>
+                <w:lang w:val="en-US"/>
+              </w:rPr>
+            </w:pPr>
+            <w:r>
+              <w:rPr>
+                <w:rFonts w:ascii="Courier New" w:eastAsia="Times New Roman" w:hAnsi="Courier New" w:cs="Courier New"/>
+                <w:sz w:val="22"/>
+                <w:szCs w:val="22"/>
+                <w:lang w:val="en-US"/>
+              </w:rPr>
+              <w:t>&lt;</w:t>
+            </w:r>
+            <w:proofErr w:type="spellStart"/>
+            <w:r>
+              <w:rPr>
+                <w:rFonts w:ascii="Courier New" w:eastAsia="Times New Roman" w:hAnsi="Courier New" w:cs="Courier New"/>
+                <w:sz w:val="22"/>
+                <w:szCs w:val="22"/>
+                <w:lang w:val="en-US"/>
+              </w:rPr>
+              <w:t>cycle_statement</w:t>
+            </w:r>
+            <w:proofErr w:type="spellEnd"/>
+            <w:r>
+              <w:rPr>
+                <w:rFonts w:ascii="Courier New" w:eastAsia="Times New Roman" w:hAnsi="Courier New" w:cs="Courier New"/>
+                <w:sz w:val="22"/>
+                <w:szCs w:val="22"/>
+                <w:lang w:val="en-US"/>
+              </w:rPr>
+              <w:t>&gt; ::= "cycle" &lt;IDENTIFIER&gt; ["from" &lt;</w:t>
+            </w:r>
+            <w:proofErr w:type="spellStart"/>
+            <w:r>
+              <w:rPr>
+                <w:rFonts w:ascii="Courier New" w:eastAsia="Times New Roman" w:hAnsi="Courier New" w:cs="Courier New"/>
+                <w:sz w:val="22"/>
+                <w:szCs w:val="22"/>
+                <w:lang w:val="en-US"/>
+              </w:rPr>
+              <w:t>expresion</w:t>
+            </w:r>
+            <w:proofErr w:type="spellEnd"/>
+            <w:r>
+              <w:rPr>
+                <w:rFonts w:ascii="Courier New" w:eastAsia="Times New Roman" w:hAnsi="Courier New" w:cs="Courier New"/>
+                <w:sz w:val="22"/>
+                <w:szCs w:val="22"/>
+                <w:lang w:val="en-US"/>
+              </w:rPr>
+              <w:t>&gt;] ["to" &lt;</w:t>
+            </w:r>
+            <w:proofErr w:type="spellStart"/>
+            <w:r>
+              <w:rPr>
+                <w:rFonts w:ascii="Courier New" w:eastAsia="Times New Roman" w:hAnsi="Courier New" w:cs="Courier New"/>
+                <w:sz w:val="22"/>
+                <w:szCs w:val="22"/>
+                <w:lang w:val="en-US"/>
+              </w:rPr>
+              <w:t>expresion</w:t>
+            </w:r>
+            <w:proofErr w:type="spellEnd"/>
+            <w:r>
+              <w:rPr>
+                <w:rFonts w:ascii="Courier New" w:eastAsia="Times New Roman" w:hAnsi="Courier New" w:cs="Courier New"/>
+                <w:sz w:val="22"/>
+                <w:szCs w:val="22"/>
+                <w:lang w:val="en-US"/>
+              </w:rPr>
+              <w:t>&gt;] "{" &lt;statements&gt; "}"</w:t>
+            </w:r>
+          </w:p>
+        </w:tc>
+      </w:tr>
+      <w:tr>
+        <w:trPr>
+          <w:trHeight w:val="560"/>
+        </w:trPr>
+        <w:tc>
+          <w:tcPr>
+            <w:tcW w:w="10632" w:type="dxa"/>
+            <w:vAlign w:val="center"/>
+          </w:tcPr>
+          <w:p>
+            <w:pPr>
+              <w:pStyle w:val="Prrafodelista"/>
+              <w:ind w:left="0"/>
+              <w:rPr>
+                <w:rFonts w:ascii="Courier New" w:eastAsia="Times New Roman" w:hAnsi="Courier New" w:cs="Courier New"/>
+                <w:sz w:val="22"/>
+                <w:szCs w:val="22"/>
+                <w:lang w:val="en-US"/>
+              </w:rPr>
+            </w:pPr>
+            <w:r>
+              <w:rPr>
+                <w:rFonts w:ascii="Courier New" w:eastAsia="Times New Roman" w:hAnsi="Courier New" w:cs="Courier New"/>
+                <w:sz w:val="22"/>
+                <w:szCs w:val="22"/>
+                <w:lang w:val="en-US"/>
+              </w:rPr>
+              <w:t>&lt;</w:t>
+            </w:r>
+            <w:proofErr w:type="spellStart"/>
+            <w:r>
+              <w:rPr>
+                <w:rFonts w:ascii="Courier New" w:eastAsia="Times New Roman" w:hAnsi="Courier New" w:cs="Courier New"/>
+                <w:sz w:val="22"/>
+                <w:szCs w:val="22"/>
+                <w:lang w:val="en-US"/>
+              </w:rPr>
+              <w:t>simple_statement</w:t>
+            </w:r>
+            <w:proofErr w:type="spellEnd"/>
+            <w:r>
+              <w:rPr>
+                <w:rFonts w:ascii="Courier New" w:eastAsia="Times New Roman" w:hAnsi="Courier New" w:cs="Courier New"/>
+                <w:sz w:val="22"/>
+                <w:szCs w:val="22"/>
+                <w:lang w:val="en-US"/>
+              </w:rPr>
+              <w:t>&gt; ::= &lt;</w:t>
+            </w:r>
+            <w:proofErr w:type="spellStart"/>
+            <w:r>
+              <w:rPr>
+                <w:rFonts w:ascii="Courier New" w:eastAsia="Times New Roman" w:hAnsi="Courier New" w:cs="Courier New"/>
+                <w:sz w:val="22"/>
+                <w:szCs w:val="22"/>
+                <w:lang w:val="en-US"/>
+              </w:rPr>
+              <w:t>expresion</w:t>
+            </w:r>
+            <w:proofErr w:type="spellEnd"/>
+            <w:r>
+              <w:rPr>
+                <w:rFonts w:ascii="Courier New" w:eastAsia="Times New Roman" w:hAnsi="Courier New" w:cs="Courier New"/>
+                <w:sz w:val="22"/>
+                <w:szCs w:val="22"/>
+                <w:lang w:val="en-US"/>
+              </w:rPr>
+              <w:t>&gt; ";"</w:t>
+            </w:r>
+          </w:p>
+        </w:tc>
+      </w:tr>
+      <w:tr>
+        <w:trPr>
+          <w:trHeight w:val="624"/>
+        </w:trPr>
+        <w:tc>
+          <w:tcPr>
+            <w:tcW w:w="10632" w:type="dxa"/>
+            <w:vAlign w:val="center"/>
+          </w:tcPr>
+          <w:p>
+            <w:pPr>
+              <w:pStyle w:val="Prrafodelista"/>
+              <w:ind w:left="0"/>
+              <w:rPr>
+                <w:rFonts w:ascii="Courier New" w:eastAsia="Times New Roman" w:hAnsi="Courier New" w:cs="Courier New"/>
+                <w:sz w:val="22"/>
+                <w:szCs w:val="22"/>
+                <w:lang w:val="en-US"/>
+              </w:rPr>
+            </w:pPr>
+            <w:r>
+              <w:rPr>
+                <w:rFonts w:ascii="Courier New" w:eastAsia="Times New Roman" w:hAnsi="Courier New" w:cs="Courier New"/>
+                <w:sz w:val="22"/>
+                <w:szCs w:val="22"/>
+                <w:lang w:val="en-US"/>
+              </w:rPr>
+              <w:lastRenderedPageBreak/>
+              <w:t>&lt;</w:t>
+            </w:r>
+            <w:proofErr w:type="spellStart"/>
+            <w:r>
+              <w:rPr>
+                <w:rFonts w:ascii="Courier New" w:eastAsia="Times New Roman" w:hAnsi="Courier New" w:cs="Courier New"/>
+                <w:sz w:val="22"/>
+                <w:szCs w:val="22"/>
+                <w:lang w:val="en-US"/>
+              </w:rPr>
+              <w:t>expresion</w:t>
+            </w:r>
+            <w:proofErr w:type="spellEnd"/>
+            <w:r>
+              <w:rPr>
+                <w:rFonts w:ascii="Courier New" w:eastAsia="Times New Roman" w:hAnsi="Courier New" w:cs="Courier New"/>
+                <w:sz w:val="22"/>
+                <w:szCs w:val="22"/>
+                <w:lang w:val="en-US"/>
+              </w:rPr>
+              <w:t>&gt; ::= &lt;literal&gt;</w:t>
+            </w:r>
+          </w:p>
+        </w:tc>
+      </w:tr>
+      <w:tr>
+        <w:trPr>
+          <w:trHeight w:val="557"/>
+        </w:trPr>
+        <w:tc>
+          <w:tcPr>
+            <w:tcW w:w="10632" w:type="dxa"/>
+            <w:vAlign w:val="center"/>
+          </w:tcPr>
+          <w:p>
+            <w:pPr>
+              <w:pStyle w:val="Prrafodelista"/>
+              <w:ind w:left="0"/>
+              <w:rPr>
+                <w:rFonts w:ascii="Courier New" w:eastAsia="Times New Roman" w:hAnsi="Courier New" w:cs="Courier New"/>
+                <w:sz w:val="22"/>
+                <w:szCs w:val="22"/>
+                <w:lang w:val="en-US"/>
+              </w:rPr>
+            </w:pPr>
+            <w:r>
+              <w:rPr>
+                <w:rFonts w:ascii="Courier New" w:eastAsia="Times New Roman" w:hAnsi="Courier New" w:cs="Courier New"/>
+                <w:sz w:val="22"/>
+                <w:szCs w:val="22"/>
+                <w:lang w:val="en-US"/>
+              </w:rPr>
+              <w:t>&lt;literal&gt; ::= &lt;STRING&gt; | &lt;NUMBER&gt; | &lt;BOOLEAN&gt;</w:t>
+            </w:r>
+          </w:p>
+        </w:tc>
+      </w:tr>
+      <w:tr>
+        <w:trPr>
+          <w:trHeight w:val="559"/>
+        </w:trPr>
+        <w:tc>
+          <w:tcPr>
+            <w:tcW w:w="10632" w:type="dxa"/>
+            <w:vAlign w:val="center"/>
+          </w:tcPr>
+          <w:p>
+            <w:pPr>
+              <w:pStyle w:val="Prrafodelista"/>
+              <w:ind w:left="0"/>
+              <w:rPr>
+                <w:rFonts w:ascii="Courier New" w:eastAsia="Times New Roman" w:hAnsi="Courier New" w:cs="Courier New"/>
+                <w:sz w:val="22"/>
+                <w:szCs w:val="22"/>
+                <w:lang w:val="en-US"/>
+              </w:rPr>
+            </w:pPr>
+            <w:r>
+              <w:rPr>
+                <w:rFonts w:ascii="Courier New" w:eastAsia="Times New Roman" w:hAnsi="Courier New" w:cs="Courier New"/>
+                <w:sz w:val="22"/>
+                <w:szCs w:val="22"/>
+                <w:lang w:val="en-US"/>
+              </w:rPr>
+              <w:t>&lt;</w:t>
+            </w:r>
+            <w:proofErr w:type="spellStart"/>
+            <w:r>
+              <w:rPr>
+                <w:rFonts w:ascii="Courier New" w:eastAsia="Times New Roman" w:hAnsi="Courier New" w:cs="Courier New"/>
+                <w:sz w:val="22"/>
+                <w:szCs w:val="22"/>
+                <w:lang w:val="en-US"/>
+              </w:rPr>
+              <w:t>operacion</w:t>
+            </w:r>
+            <w:proofErr w:type="spellEnd"/>
+            <w:r>
+              <w:rPr>
+                <w:rFonts w:ascii="Courier New" w:eastAsia="Times New Roman" w:hAnsi="Courier New" w:cs="Courier New"/>
+                <w:sz w:val="22"/>
+                <w:szCs w:val="22"/>
+                <w:lang w:val="en-US"/>
+              </w:rPr>
+              <w:t>&gt; ::= &lt;IDENTIFIER&gt; &lt;OPERADOR&gt; &lt;IDENTIFIER&gt;</w:t>
+            </w:r>
+          </w:p>
+        </w:tc>
+      </w:tr>
+      <w:tr>
+        <w:trPr>
+          <w:trHeight w:val="553"/>
+        </w:trPr>
+        <w:tc>
+          <w:tcPr>
+            <w:tcW w:w="10632" w:type="dxa"/>
+            <w:vAlign w:val="center"/>
+          </w:tcPr>
+          <w:p>
+            <w:pPr>
+              <w:pStyle w:val="Prrafodelista"/>
+              <w:ind w:left="0"/>
+              <w:rPr>
+                <w:rFonts w:ascii="Courier New" w:eastAsia="Times New Roman" w:hAnsi="Courier New" w:cs="Courier New"/>
+                <w:sz w:val="22"/>
+                <w:szCs w:val="22"/>
+              </w:rPr>
+            </w:pPr>
+            <w:r>
+              <w:rPr>
+                <w:rFonts w:ascii="Courier New" w:eastAsia="Times New Roman" w:hAnsi="Courier New" w:cs="Courier New"/>
+                <w:sz w:val="22"/>
+                <w:szCs w:val="22"/>
+              </w:rPr>
+              <w:t>&lt;</w:t>
+            </w:r>
+            <w:proofErr w:type="spellStart"/>
+            <w:r>
+              <w:rPr>
+                <w:rFonts w:ascii="Courier New" w:eastAsia="Times New Roman" w:hAnsi="Courier New" w:cs="Courier New"/>
+                <w:sz w:val="22"/>
+                <w:szCs w:val="22"/>
+              </w:rPr>
+              <w:t>condicion</w:t>
+            </w:r>
+            <w:proofErr w:type="spellEnd"/>
+            <w:r>
+              <w:rPr>
+                <w:rFonts w:ascii="Courier New" w:eastAsia="Times New Roman" w:hAnsi="Courier New" w:cs="Courier New"/>
+                <w:sz w:val="22"/>
+                <w:szCs w:val="22"/>
+              </w:rPr>
+              <w:t>&gt; ::= &lt;</w:t>
+            </w:r>
+            <w:proofErr w:type="spellStart"/>
+            <w:r>
+              <w:rPr>
+                <w:rFonts w:ascii="Courier New" w:eastAsia="Times New Roman" w:hAnsi="Courier New" w:cs="Courier New"/>
+                <w:sz w:val="22"/>
+                <w:szCs w:val="22"/>
+              </w:rPr>
+              <w:t>expresion</w:t>
+            </w:r>
+            <w:proofErr w:type="spellEnd"/>
+            <w:r>
+              <w:rPr>
+                <w:rFonts w:ascii="Courier New" w:eastAsia="Times New Roman" w:hAnsi="Courier New" w:cs="Courier New"/>
+                <w:sz w:val="22"/>
+                <w:szCs w:val="22"/>
+              </w:rPr>
+              <w:t>&gt; &lt;OPERADOR_COMPARACION&gt; &lt;</w:t>
+            </w:r>
+            <w:proofErr w:type="spellStart"/>
+            <w:r>
+              <w:rPr>
+                <w:rFonts w:ascii="Courier New" w:eastAsia="Times New Roman" w:hAnsi="Courier New" w:cs="Courier New"/>
+                <w:sz w:val="22"/>
+                <w:szCs w:val="22"/>
+              </w:rPr>
+              <w:t>expresion</w:t>
+            </w:r>
+            <w:proofErr w:type="spellEnd"/>
+            <w:r>
+              <w:rPr>
+                <w:rFonts w:ascii="Courier New" w:eastAsia="Times New Roman" w:hAnsi="Courier New" w:cs="Courier New"/>
+                <w:sz w:val="22"/>
+                <w:szCs w:val="22"/>
+              </w:rPr>
+              <w:t>&gt;</w:t>
+            </w:r>
+          </w:p>
+        </w:tc>
+      </w:tr>
+      <w:tr>
+        <w:trPr>
+          <w:trHeight w:val="560"/>
+        </w:trPr>
+        <w:tc>
+          <w:tcPr>
+            <w:tcW w:w="10632" w:type="dxa"/>
+            <w:vAlign w:val="center"/>
+          </w:tcPr>
+          <w:p>
+            <w:pPr>
+              <w:pStyle w:val="Prrafodelista"/>
+              <w:ind w:left="0"/>
+              <w:rPr>
+                <w:rFonts w:ascii="Courier New" w:eastAsia="Times New Roman" w:hAnsi="Courier New" w:cs="Courier New"/>
+                <w:sz w:val="22"/>
+                <w:szCs w:val="22"/>
+                <w:lang w:val="en-US"/>
+              </w:rPr>
+            </w:pPr>
+            <w:r>
+              <w:rPr>
+                <w:rFonts w:ascii="Courier New" w:eastAsia="Times New Roman" w:hAnsi="Courier New" w:cs="Courier New"/>
+                <w:sz w:val="22"/>
+                <w:szCs w:val="22"/>
+                <w:lang w:val="en-US"/>
+              </w:rPr>
+              <w:t>&lt;OPERADOR&gt; ::= "plus" | "minus" | "times" | "divide" | "mod"</w:t>
+            </w:r>
+          </w:p>
+        </w:tc>
+      </w:tr>
+      <w:tr>
+        <w:trPr>
+          <w:trHeight w:val="838"/>
+        </w:trPr>
+        <w:tc>
+          <w:tcPr>
+            <w:tcW w:w="10632" w:type="dxa"/>
+            <w:vAlign w:val="center"/>
+          </w:tcPr>
+          <w:p>
+            <w:pPr>
+              <w:pStyle w:val="Prrafodelista"/>
+              <w:ind w:left="0"/>
+              <w:rPr>
+                <w:rFonts w:ascii="Courier New" w:eastAsia="Times New Roman" w:hAnsi="Courier New" w:cs="Courier New"/>
+                <w:sz w:val="22"/>
+                <w:szCs w:val="22"/>
+                <w:lang w:val="en-US"/>
+              </w:rPr>
+            </w:pPr>
+            <w:r>
+              <w:rPr>
+                <w:rFonts w:ascii="Courier New" w:eastAsia="Times New Roman" w:hAnsi="Courier New" w:cs="Courier New"/>
+                <w:sz w:val="22"/>
+                <w:szCs w:val="22"/>
+                <w:lang w:val="en-US"/>
+              </w:rPr>
+              <w:t>&lt;OPERADOR_COMPARACION&gt; ::= "equals" | "</w:t>
+            </w:r>
+            <w:proofErr w:type="spellStart"/>
+            <w:r>
+              <w:rPr>
+                <w:rFonts w:ascii="Courier New" w:eastAsia="Times New Roman" w:hAnsi="Courier New" w:cs="Courier New"/>
+                <w:sz w:val="22"/>
+                <w:szCs w:val="22"/>
+                <w:lang w:val="en-US"/>
+              </w:rPr>
+              <w:t>notequals</w:t>
+            </w:r>
+            <w:proofErr w:type="spellEnd"/>
+            <w:r>
+              <w:rPr>
+                <w:rFonts w:ascii="Courier New" w:eastAsia="Times New Roman" w:hAnsi="Courier New" w:cs="Courier New"/>
+                <w:sz w:val="22"/>
+                <w:szCs w:val="22"/>
+                <w:lang w:val="en-US"/>
+              </w:rPr>
+              <w:t>" | "greater" | "less" | "</w:t>
+            </w:r>
+            <w:proofErr w:type="spellStart"/>
+            <w:r>
+              <w:rPr>
+                <w:rFonts w:ascii="Courier New" w:eastAsia="Times New Roman" w:hAnsi="Courier New" w:cs="Courier New"/>
+                <w:sz w:val="22"/>
+                <w:szCs w:val="22"/>
+                <w:lang w:val="en-US"/>
+              </w:rPr>
+              <w:t>greatereq</w:t>
+            </w:r>
+            <w:proofErr w:type="spellEnd"/>
+            <w:r>
+              <w:rPr>
+                <w:rFonts w:ascii="Courier New" w:eastAsia="Times New Roman" w:hAnsi="Courier New" w:cs="Courier New"/>
+                <w:sz w:val="22"/>
+                <w:szCs w:val="22"/>
+                <w:lang w:val="en-US"/>
+              </w:rPr>
+              <w:t>" | "</w:t>
+            </w:r>
+            <w:proofErr w:type="spellStart"/>
+            <w:r>
+              <w:rPr>
+                <w:rFonts w:ascii="Courier New" w:eastAsia="Times New Roman" w:hAnsi="Courier New" w:cs="Courier New"/>
+                <w:sz w:val="22"/>
+                <w:szCs w:val="22"/>
+                <w:lang w:val="en-US"/>
+              </w:rPr>
+              <w:t>lesseq</w:t>
+            </w:r>
+            <w:proofErr w:type="spellEnd"/>
+            <w:r>
+              <w:rPr>
+                <w:rFonts w:ascii="Courier New" w:eastAsia="Times New Roman" w:hAnsi="Courier New" w:cs="Courier New"/>
+                <w:sz w:val="22"/>
+                <w:szCs w:val="22"/>
+                <w:lang w:val="en-US"/>
+              </w:rPr>
+              <w:t>"</w:t>
+            </w:r>
+          </w:p>
+        </w:tc>
+      </w:tr>
+      <w:tr>
+        <w:trPr>
+          <w:trHeight w:val="553"/>
+        </w:trPr>
+        <w:tc>
+          <w:tcPr>
+            <w:tcW w:w="10632" w:type="dxa"/>
+            <w:vAlign w:val="center"/>
+          </w:tcPr>
+          <w:p>
+            <w:pPr>
+              <w:pStyle w:val="Prrafodelista"/>
+              <w:ind w:left="0"/>
+              <w:rPr>
+                <w:rFonts w:ascii="Courier New" w:eastAsia="Times New Roman" w:hAnsi="Courier New" w:cs="Courier New"/>
+                <w:sz w:val="22"/>
+                <w:szCs w:val="22"/>
+                <w:lang w:val="en-US"/>
+              </w:rPr>
+            </w:pPr>
+            <w:r>
+              <w:rPr>
+                <w:rFonts w:ascii="Courier New" w:eastAsia="Times New Roman" w:hAnsi="Courier New" w:cs="Courier New"/>
+                <w:sz w:val="22"/>
+                <w:szCs w:val="22"/>
+                <w:lang w:val="en-US"/>
+              </w:rPr>
+              <w:t>&lt;TIPO&gt; ::= "logic" | "whole" | "</w:t>
+            </w:r>
+            <w:proofErr w:type="spellStart"/>
+            <w:r>
+              <w:rPr>
+                <w:rFonts w:ascii="Courier New" w:eastAsia="Times New Roman" w:hAnsi="Courier New" w:cs="Courier New"/>
+                <w:sz w:val="22"/>
+                <w:szCs w:val="22"/>
+                <w:lang w:val="en-US"/>
+              </w:rPr>
+              <w:t>fract</w:t>
+            </w:r>
+            <w:proofErr w:type="spellEnd"/>
+            <w:r>
+              <w:rPr>
+                <w:rFonts w:ascii="Courier New" w:eastAsia="Times New Roman" w:hAnsi="Courier New" w:cs="Courier New"/>
+                <w:sz w:val="22"/>
+                <w:szCs w:val="22"/>
+                <w:lang w:val="en-US"/>
+              </w:rPr>
+              <w:t>" | "text" | "char" | "grid" | "chain"</w:t>
+            </w:r>
+          </w:p>
+        </w:tc>
+      </w:tr>
+      <w:tr>
+        <w:trPr>
+          <w:trHeight w:val="783"/>
+        </w:trPr>
+        <w:tc>
+          <w:tcPr>
+            <w:tcW w:w="10632" w:type="dxa"/>
+            <w:vAlign w:val="center"/>
+          </w:tcPr>
+          <w:p>
+            <w:pPr>
+              <w:pStyle w:val="Prrafodelista"/>
+              <w:ind w:left="0"/>
+              <w:rPr>
+                <w:rFonts w:ascii="Courier New" w:eastAsia="Times New Roman" w:hAnsi="Courier New" w:cs="Courier New"/>
+                <w:sz w:val="22"/>
+                <w:szCs w:val="22"/>
+                <w:lang w:val="en-US"/>
+              </w:rPr>
+            </w:pPr>
+            <w:r>
+              <w:rPr>
+                <w:rFonts w:ascii="Courier New" w:eastAsia="Times New Roman" w:hAnsi="Courier New" w:cs="Courier New"/>
+                <w:sz w:val="22"/>
+                <w:szCs w:val="22"/>
+                <w:lang w:val="en-US"/>
+              </w:rPr>
+              <w:t>&lt;KEYWORD&gt; ::= "mold" | "data" | "action" | "when" | "otherwise" | "cycle" | "from" | "to" | "set"</w:t>
+            </w:r>
+          </w:p>
+        </w:tc>
+      </w:tr>
+    </w:tbl>
+    <w:p>
+      <w:pPr>
+        <w:pStyle w:val="Prrafodelista"/>
+        <w:ind w:left="0"/>
+        <w:rPr>
+          <w:rFonts w:ascii="Times New Roman" w:eastAsia="Times New Roman" w:hAnsi="Times New Roman" w:cs="Times New Roman"/>
+          <w:lang w:val="en-US"/>
+        </w:rPr>
+      </w:pPr>
+    </w:p>
+    <w:p>
+      <w:pPr>
+        <w:pStyle w:val="Prrafodelista"/>
+        <w:ind w:left="0"/>
+        <w:rPr>
+          <w:rFonts w:ascii="Times New Roman" w:eastAsia="Times New Roman" w:hAnsi="Times New Roman" w:cs="Times New Roman"/>
+          <w:lang w:val="en-US"/>
+        </w:rPr>
+      </w:pPr>
+    </w:p>
+    <w:p>
+      <w:pPr>
+        <w:pStyle w:val="Prrafodelista"/>
+        <w:ind w:left="0"/>
+        <w:rPr>
+          <w:rFonts w:ascii="Times New Roman" w:eastAsia="Times New Roman" w:hAnsi="Times New Roman" w:cs="Times New Roman"/>
+          <w:lang w:val="en-US"/>
+        </w:rPr>
+      </w:pPr>
+    </w:p>
+    <w:p>
+      <w:pPr>
+        <w:pStyle w:val="Prrafodelista"/>
+        <w:ind w:left="0"/>
+        <w:rPr>
+          <w:rFonts w:ascii="Times New Roman" w:eastAsia="Times New Roman" w:hAnsi="Times New Roman" w:cs="Times New Roman"/>
+          <w:lang w:val="en-US"/>
         </w:rPr>
       </w:pPr>
     </w:p>
@@ -9757,6 +11580,7 @@
   <w:style w:type="character" w:default="1" w:styleId="Fuentedeprrafopredeter">
     <w:name w:val="Default Paragraph Font"/>
     <w:uiPriority w:val="1"/>
+    <w:semiHidden/>
     <w:unhideWhenUsed/>
   </w:style>
   <w:style w:type="table" w:default="1" w:styleId="Tablanormal">

--- a/docs/HOOP.docx
+++ b/docs/HOOP.docx
@@ -6208,12 +6208,14 @@
         </w:rPr>
         <w:t xml:space="preserve">, por </w:t>
       </w:r>
+      <w:proofErr w:type="gramStart"/>
       <w:r>
         <w:rPr>
           <w:rFonts w:ascii="Times New Roman" w:eastAsia="Times New Roman" w:hAnsi="Times New Roman" w:cs="Times New Roman"/>
         </w:rPr>
         <w:t>último</w:t>
       </w:r>
+      <w:proofErr w:type="gramEnd"/>
       <w:r>
         <w:rPr>
           <w:rFonts w:ascii="Times New Roman" w:eastAsia="Times New Roman" w:hAnsi="Times New Roman" w:cs="Times New Roman"/>
@@ -9095,7 +9097,14 @@
         <w:rPr>
           <w:rFonts w:ascii="Times New Roman" w:eastAsia="Times New Roman" w:hAnsi="Times New Roman" w:cs="Times New Roman"/>
         </w:rPr>
-        <w:t>), T</w:t>
+        <w:t xml:space="preserve">), </w:t>
+      </w:r>
+      <w:proofErr w:type="gramStart"/>
+      <w:r>
+        <w:rPr>
+          <w:rFonts w:ascii="Times New Roman" w:eastAsia="Times New Roman" w:hAnsi="Times New Roman" w:cs="Times New Roman"/>
+        </w:rPr>
+        <w:t>T</w:t>
       </w:r>
       <w:r>
         <w:rPr>
@@ -9110,6 +9119,7 @@
         <w:t>(</w:t>
       </w:r>
       <w:proofErr w:type="spellStart"/>
+      <w:proofErr w:type="gramEnd"/>
       <w:r>
         <w:rPr>
           <w:rFonts w:ascii="Times New Roman" w:eastAsia="Times New Roman" w:hAnsi="Times New Roman" w:cs="Times New Roman"/>
@@ -9412,7 +9422,25 @@
                 <w:sz w:val="22"/>
                 <w:szCs w:val="22"/>
               </w:rPr>
-              <w:t>&lt;programa&gt; ::= (&lt;</w:t>
+              <w:t>&lt;programa</w:t>
+            </w:r>
+            <w:proofErr w:type="gramStart"/>
+            <w:r>
+              <w:rPr>
+                <w:rFonts w:ascii="Courier New" w:eastAsia="Times New Roman" w:hAnsi="Courier New" w:cs="Courier New"/>
+                <w:sz w:val="22"/>
+                <w:szCs w:val="22"/>
+              </w:rPr>
+              <w:t>&gt; ::=</w:t>
+            </w:r>
+            <w:proofErr w:type="gramEnd"/>
+            <w:r>
+              <w:rPr>
+                <w:rFonts w:ascii="Courier New" w:eastAsia="Times New Roman" w:hAnsi="Courier New" w:cs="Courier New"/>
+                <w:sz w:val="22"/>
+                <w:szCs w:val="22"/>
+              </w:rPr>
+              <w:t xml:space="preserve"> (&lt;</w:t>
             </w:r>
             <w:proofErr w:type="spellStart"/>
             <w:r>
@@ -9460,13 +9488,23 @@
               <w:t>statement</w:t>
             </w:r>
             <w:proofErr w:type="spellEnd"/>
-            <w:r>
-              <w:rPr>
-                <w:rFonts w:ascii="Courier New" w:eastAsia="Times New Roman" w:hAnsi="Courier New" w:cs="Courier New"/>
-                <w:sz w:val="22"/>
-                <w:szCs w:val="22"/>
-              </w:rPr>
-              <w:t>&gt;)* &lt;EOF&gt;</w:t>
+            <w:proofErr w:type="gramStart"/>
+            <w:r>
+              <w:rPr>
+                <w:rFonts w:ascii="Courier New" w:eastAsia="Times New Roman" w:hAnsi="Courier New" w:cs="Courier New"/>
+                <w:sz w:val="22"/>
+                <w:szCs w:val="22"/>
+              </w:rPr>
+              <w:t>&gt;)*</w:t>
+            </w:r>
+            <w:proofErr w:type="gramEnd"/>
+            <w:r>
+              <w:rPr>
+                <w:rFonts w:ascii="Courier New" w:eastAsia="Times New Roman" w:hAnsi="Courier New" w:cs="Courier New"/>
+                <w:sz w:val="22"/>
+                <w:szCs w:val="22"/>
+              </w:rPr>
+              <w:t xml:space="preserve"> &lt;EOF&gt;</w:t>
             </w:r>
           </w:p>
         </w:tc>
@@ -9508,13 +9546,23 @@
               <w:t>declaracion</w:t>
             </w:r>
             <w:proofErr w:type="spellEnd"/>
-            <w:r>
-              <w:rPr>
-                <w:rFonts w:ascii="Courier New" w:eastAsia="Times New Roman" w:hAnsi="Courier New" w:cs="Courier New"/>
-                <w:sz w:val="22"/>
-                <w:szCs w:val="22"/>
-              </w:rPr>
-              <w:t>&gt; ::= "data" &lt;IDENTIFIER&gt; "set" &lt;</w:t>
+            <w:proofErr w:type="gramStart"/>
+            <w:r>
+              <w:rPr>
+                <w:rFonts w:ascii="Courier New" w:eastAsia="Times New Roman" w:hAnsi="Courier New" w:cs="Courier New"/>
+                <w:sz w:val="22"/>
+                <w:szCs w:val="22"/>
+              </w:rPr>
+              <w:t>&gt; ::=</w:t>
+            </w:r>
+            <w:proofErr w:type="gramEnd"/>
+            <w:r>
+              <w:rPr>
+                <w:rFonts w:ascii="Courier New" w:eastAsia="Times New Roman" w:hAnsi="Courier New" w:cs="Courier New"/>
+                <w:sz w:val="22"/>
+                <w:szCs w:val="22"/>
+              </w:rPr>
+              <w:t xml:space="preserve"> "data" &lt;IDENTIFIER&gt; "set" &lt;</w:t>
             </w:r>
             <w:proofErr w:type="spellStart"/>
             <w:r>
@@ -9574,13 +9622,23 @@
               <w:t>funcion</w:t>
             </w:r>
             <w:proofErr w:type="spellEnd"/>
-            <w:r>
-              <w:rPr>
-                <w:rFonts w:ascii="Courier New" w:eastAsia="Times New Roman" w:hAnsi="Courier New" w:cs="Courier New"/>
-                <w:sz w:val="22"/>
-                <w:szCs w:val="22"/>
-              </w:rPr>
-              <w:t>&gt; ::= "</w:t>
+            <w:proofErr w:type="gramStart"/>
+            <w:r>
+              <w:rPr>
+                <w:rFonts w:ascii="Courier New" w:eastAsia="Times New Roman" w:hAnsi="Courier New" w:cs="Courier New"/>
+                <w:sz w:val="22"/>
+                <w:szCs w:val="22"/>
+              </w:rPr>
+              <w:t>&gt; ::=</w:t>
+            </w:r>
+            <w:proofErr w:type="gramEnd"/>
+            <w:r>
+              <w:rPr>
+                <w:rFonts w:ascii="Courier New" w:eastAsia="Times New Roman" w:hAnsi="Courier New" w:cs="Courier New"/>
+                <w:sz w:val="22"/>
+                <w:szCs w:val="22"/>
+              </w:rPr>
+              <w:t xml:space="preserve"> "</w:t>
             </w:r>
             <w:proofErr w:type="spellStart"/>
             <w:r>
@@ -9598,7 +9656,16 @@
                 <w:sz w:val="22"/>
                 <w:szCs w:val="22"/>
               </w:rPr>
-              <w:t>" &lt;IDENTIFIER&gt; "(" &lt;</w:t>
+              <w:t>" &lt;IDENTIFIER&gt; "(</w:t>
+            </w:r>
+            <w:proofErr w:type="gramStart"/>
+            <w:r>
+              <w:rPr>
+                <w:rFonts w:ascii="Courier New" w:eastAsia="Times New Roman" w:hAnsi="Courier New" w:cs="Courier New"/>
+                <w:sz w:val="22"/>
+                <w:szCs w:val="22"/>
+              </w:rPr>
+              <w:t>" &lt;</w:t>
             </w:r>
             <w:proofErr w:type="spellStart"/>
             <w:r>
@@ -9616,7 +9683,16 @@
                 <w:sz w:val="22"/>
                 <w:szCs w:val="22"/>
               </w:rPr>
-              <w:t>&gt;? ")" "{" &lt;</w:t>
+              <w:t>&gt;?</w:t>
+            </w:r>
+            <w:proofErr w:type="gramEnd"/>
+            <w:r>
+              <w:rPr>
+                <w:rFonts w:ascii="Courier New" w:eastAsia="Times New Roman" w:hAnsi="Courier New" w:cs="Courier New"/>
+                <w:sz w:val="22"/>
+                <w:szCs w:val="22"/>
+              </w:rPr>
+              <w:t xml:space="preserve"> ")" "{" &lt;</w:t>
             </w:r>
             <w:proofErr w:type="spellStart"/>
             <w:r>
@@ -9636,6 +9712,232 @@
               </w:rPr>
               <w:t>&gt; "}"</w:t>
             </w:r>
+          </w:p>
+        </w:tc>
+      </w:tr>
+      <w:tr>
+        <w:trPr>
+          <w:trHeight w:val="696"/>
+        </w:trPr>
+        <w:tc>
+          <w:tcPr>
+            <w:tcW w:w="10632" w:type="dxa"/>
+            <w:vAlign w:val="center"/>
+          </w:tcPr>
+          <w:p>
+            <w:pPr>
+              <w:pStyle w:val="Prrafodelista"/>
+              <w:ind w:left="0"/>
+              <w:rPr>
+                <w:rFonts w:ascii="Courier New" w:eastAsia="Times New Roman" w:hAnsi="Courier New" w:cs="Courier New"/>
+                <w:sz w:val="22"/>
+                <w:szCs w:val="22"/>
+              </w:rPr>
+            </w:pPr>
+            <w:r>
+              <w:rPr>
+                <w:rFonts w:ascii="Courier New" w:eastAsia="Times New Roman" w:hAnsi="Courier New" w:cs="Courier New"/>
+                <w:sz w:val="22"/>
+                <w:szCs w:val="22"/>
+              </w:rPr>
+              <w:t>&lt;</w:t>
+            </w:r>
+            <w:proofErr w:type="spellStart"/>
+            <w:r>
+              <w:rPr>
+                <w:rFonts w:ascii="Courier New" w:eastAsia="Times New Roman" w:hAnsi="Courier New" w:cs="Courier New"/>
+                <w:sz w:val="22"/>
+                <w:szCs w:val="22"/>
+              </w:rPr>
+              <w:t>funcion_global</w:t>
+            </w:r>
+            <w:proofErr w:type="spellEnd"/>
+            <w:proofErr w:type="gramStart"/>
+            <w:r>
+              <w:rPr>
+                <w:rFonts w:ascii="Courier New" w:eastAsia="Times New Roman" w:hAnsi="Courier New" w:cs="Courier New"/>
+                <w:sz w:val="22"/>
+                <w:szCs w:val="22"/>
+              </w:rPr>
+              <w:t>&gt; ::=</w:t>
+            </w:r>
+            <w:proofErr w:type="gramEnd"/>
+            <w:r>
+              <w:rPr>
+                <w:rFonts w:ascii="Courier New" w:eastAsia="Times New Roman" w:hAnsi="Courier New" w:cs="Courier New"/>
+                <w:sz w:val="22"/>
+                <w:szCs w:val="22"/>
+              </w:rPr>
+              <w:t xml:space="preserve"> "</w:t>
+            </w:r>
+            <w:proofErr w:type="spellStart"/>
+            <w:r>
+              <w:rPr>
+                <w:rFonts w:ascii="Courier New" w:eastAsia="Times New Roman" w:hAnsi="Courier New" w:cs="Courier New"/>
+                <w:sz w:val="22"/>
+                <w:szCs w:val="22"/>
+              </w:rPr>
+              <w:t>action</w:t>
+            </w:r>
+            <w:proofErr w:type="spellEnd"/>
+            <w:r>
+              <w:rPr>
+                <w:rFonts w:ascii="Courier New" w:eastAsia="Times New Roman" w:hAnsi="Courier New" w:cs="Courier New"/>
+                <w:sz w:val="22"/>
+                <w:szCs w:val="22"/>
+              </w:rPr>
+              <w:t>" &lt;IDENTIFIER&gt; "(</w:t>
+            </w:r>
+            <w:proofErr w:type="gramStart"/>
+            <w:r>
+              <w:rPr>
+                <w:rFonts w:ascii="Courier New" w:eastAsia="Times New Roman" w:hAnsi="Courier New" w:cs="Courier New"/>
+                <w:sz w:val="22"/>
+                <w:szCs w:val="22"/>
+              </w:rPr>
+              <w:t>" &lt;</w:t>
+            </w:r>
+            <w:proofErr w:type="spellStart"/>
+            <w:r>
+              <w:rPr>
+                <w:rFonts w:ascii="Courier New" w:eastAsia="Times New Roman" w:hAnsi="Courier New" w:cs="Courier New"/>
+                <w:sz w:val="22"/>
+                <w:szCs w:val="22"/>
+              </w:rPr>
+              <w:t>parametros</w:t>
+            </w:r>
+            <w:proofErr w:type="spellEnd"/>
+            <w:r>
+              <w:rPr>
+                <w:rFonts w:ascii="Courier New" w:eastAsia="Times New Roman" w:hAnsi="Courier New" w:cs="Courier New"/>
+                <w:sz w:val="22"/>
+                <w:szCs w:val="22"/>
+              </w:rPr>
+              <w:t>&gt;?</w:t>
+            </w:r>
+            <w:proofErr w:type="gramEnd"/>
+            <w:r>
+              <w:rPr>
+                <w:rFonts w:ascii="Courier New" w:eastAsia="Times New Roman" w:hAnsi="Courier New" w:cs="Courier New"/>
+                <w:sz w:val="22"/>
+                <w:szCs w:val="22"/>
+              </w:rPr>
+              <w:t xml:space="preserve"> ")" "{" &lt;</w:t>
+            </w:r>
+            <w:proofErr w:type="spellStart"/>
+            <w:r>
+              <w:rPr>
+                <w:rFonts w:ascii="Courier New" w:eastAsia="Times New Roman" w:hAnsi="Courier New" w:cs="Courier New"/>
+                <w:sz w:val="22"/>
+                <w:szCs w:val="22"/>
+              </w:rPr>
+              <w:t>statements</w:t>
+            </w:r>
+            <w:proofErr w:type="spellEnd"/>
+            <w:r>
+              <w:rPr>
+                <w:rFonts w:ascii="Courier New" w:eastAsia="Times New Roman" w:hAnsi="Courier New" w:cs="Courier New"/>
+                <w:sz w:val="22"/>
+                <w:szCs w:val="22"/>
+              </w:rPr>
+              <w:t>&gt; "}"</w:t>
+            </w:r>
+          </w:p>
+        </w:tc>
+      </w:tr>
+      <w:tr>
+        <w:trPr>
+          <w:trHeight w:val="690"/>
+        </w:trPr>
+        <w:tc>
+          <w:tcPr>
+            <w:tcW w:w="10632" w:type="dxa"/>
+            <w:vAlign w:val="center"/>
+          </w:tcPr>
+          <w:p>
+            <w:pPr>
+              <w:pStyle w:val="Prrafodelista"/>
+              <w:ind w:left="0"/>
+              <w:rPr>
+                <w:rFonts w:ascii="Courier New" w:eastAsia="Times New Roman" w:hAnsi="Courier New" w:cs="Courier New"/>
+                <w:sz w:val="22"/>
+                <w:szCs w:val="22"/>
+              </w:rPr>
+            </w:pPr>
+            <w:r>
+              <w:rPr>
+                <w:rFonts w:ascii="Courier New" w:eastAsia="Times New Roman" w:hAnsi="Courier New" w:cs="Courier New"/>
+                <w:sz w:val="22"/>
+                <w:szCs w:val="22"/>
+              </w:rPr>
+              <w:t>&lt;</w:t>
+            </w:r>
+            <w:proofErr w:type="spellStart"/>
+            <w:r>
+              <w:rPr>
+                <w:rFonts w:ascii="Courier New" w:eastAsia="Times New Roman" w:hAnsi="Courier New" w:cs="Courier New"/>
+                <w:sz w:val="22"/>
+                <w:szCs w:val="22"/>
+              </w:rPr>
+              <w:t>parametros</w:t>
+            </w:r>
+            <w:proofErr w:type="spellEnd"/>
+            <w:proofErr w:type="gramStart"/>
+            <w:r>
+              <w:rPr>
+                <w:rFonts w:ascii="Courier New" w:eastAsia="Times New Roman" w:hAnsi="Courier New" w:cs="Courier New"/>
+                <w:sz w:val="22"/>
+                <w:szCs w:val="22"/>
+              </w:rPr>
+              <w:t>&gt; ::=</w:t>
+            </w:r>
+            <w:proofErr w:type="gramEnd"/>
+            <w:r>
+              <w:rPr>
+                <w:rFonts w:ascii="Courier New" w:eastAsia="Times New Roman" w:hAnsi="Courier New" w:cs="Courier New"/>
+                <w:sz w:val="22"/>
+                <w:szCs w:val="22"/>
+              </w:rPr>
+              <w:t xml:space="preserve"> &lt;</w:t>
+            </w:r>
+            <w:proofErr w:type="spellStart"/>
+            <w:r>
+              <w:rPr>
+                <w:rFonts w:ascii="Courier New" w:eastAsia="Times New Roman" w:hAnsi="Courier New" w:cs="Courier New"/>
+                <w:sz w:val="22"/>
+                <w:szCs w:val="22"/>
+              </w:rPr>
+              <w:t>parametro</w:t>
+            </w:r>
+            <w:proofErr w:type="spellEnd"/>
+            <w:r>
+              <w:rPr>
+                <w:rFonts w:ascii="Courier New" w:eastAsia="Times New Roman" w:hAnsi="Courier New" w:cs="Courier New"/>
+                <w:sz w:val="22"/>
+                <w:szCs w:val="22"/>
+              </w:rPr>
+              <w:t>&gt; ("," &lt;</w:t>
+            </w:r>
+            <w:proofErr w:type="spellStart"/>
+            <w:r>
+              <w:rPr>
+                <w:rFonts w:ascii="Courier New" w:eastAsia="Times New Roman" w:hAnsi="Courier New" w:cs="Courier New"/>
+                <w:sz w:val="22"/>
+                <w:szCs w:val="22"/>
+              </w:rPr>
+              <w:t>parametro</w:t>
+            </w:r>
+            <w:proofErr w:type="spellEnd"/>
+            <w:proofErr w:type="gramStart"/>
+            <w:r>
+              <w:rPr>
+                <w:rFonts w:ascii="Courier New" w:eastAsia="Times New Roman" w:hAnsi="Courier New" w:cs="Courier New"/>
+                <w:sz w:val="22"/>
+                <w:szCs w:val="22"/>
+              </w:rPr>
+              <w:t>&gt;)*</w:t>
+            </w:r>
+            <w:proofErr w:type="gramEnd"/>
           </w:p>
         </w:tc>
       </w:tr>
@@ -9676,14 +9978,34 @@
               <w:t>parametros</w:t>
             </w:r>
             <w:proofErr w:type="spellEnd"/>
-            <w:r>
-              <w:rPr>
-                <w:rFonts w:ascii="Courier New" w:eastAsia="Times New Roman" w:hAnsi="Courier New" w:cs="Courier New"/>
-                <w:sz w:val="22"/>
-                <w:szCs w:val="22"/>
-              </w:rPr>
-              <w:t>&gt; ::= &lt;TIPO&gt; &lt;IDENTIFIER&gt; ("," &lt;TIPO&gt; &lt;IDENTIFIER&gt;)*</w:t>
-            </w:r>
+            <w:proofErr w:type="gramStart"/>
+            <w:r>
+              <w:rPr>
+                <w:rFonts w:ascii="Courier New" w:eastAsia="Times New Roman" w:hAnsi="Courier New" w:cs="Courier New"/>
+                <w:sz w:val="22"/>
+                <w:szCs w:val="22"/>
+              </w:rPr>
+              <w:t>&gt; ::=</w:t>
+            </w:r>
+            <w:proofErr w:type="gramEnd"/>
+            <w:r>
+              <w:rPr>
+                <w:rFonts w:ascii="Courier New" w:eastAsia="Times New Roman" w:hAnsi="Courier New" w:cs="Courier New"/>
+                <w:sz w:val="22"/>
+                <w:szCs w:val="22"/>
+              </w:rPr>
+              <w:t xml:space="preserve"> &lt;TIPO&gt; &lt;IDENTIFIER&gt; ("," &lt;TIPO&gt; &lt;IDENTIFIER</w:t>
+            </w:r>
+            <w:proofErr w:type="gramStart"/>
+            <w:r>
+              <w:rPr>
+                <w:rFonts w:ascii="Courier New" w:eastAsia="Times New Roman" w:hAnsi="Courier New" w:cs="Courier New"/>
+                <w:sz w:val="22"/>
+                <w:szCs w:val="22"/>
+              </w:rPr>
+              <w:t>&gt;)*</w:t>
+            </w:r>
+            <w:proofErr w:type="gramEnd"/>
           </w:p>
         </w:tc>
       </w:tr>
@@ -9712,7 +10034,25 @@
                 <w:sz w:val="22"/>
                 <w:szCs w:val="22"/>
               </w:rPr>
-              <w:t>&lt;clase&gt; ::= "</w:t>
+              <w:t>&lt;clase</w:t>
+            </w:r>
+            <w:proofErr w:type="gramStart"/>
+            <w:r>
+              <w:rPr>
+                <w:rFonts w:ascii="Courier New" w:eastAsia="Times New Roman" w:hAnsi="Courier New" w:cs="Courier New"/>
+                <w:sz w:val="22"/>
+                <w:szCs w:val="22"/>
+              </w:rPr>
+              <w:t>&gt; ::=</w:t>
+            </w:r>
+            <w:proofErr w:type="gramEnd"/>
+            <w:r>
+              <w:rPr>
+                <w:rFonts w:ascii="Courier New" w:eastAsia="Times New Roman" w:hAnsi="Courier New" w:cs="Courier New"/>
+                <w:sz w:val="22"/>
+                <w:szCs w:val="22"/>
+              </w:rPr>
+              <w:t xml:space="preserve"> "</w:t>
             </w:r>
             <w:proofErr w:type="spellStart"/>
             <w:r>
@@ -9790,13 +10130,23 @@
               <w:t>clase_cuerpo</w:t>
             </w:r>
             <w:proofErr w:type="spellEnd"/>
-            <w:r>
-              <w:rPr>
-                <w:rFonts w:ascii="Courier New" w:eastAsia="Times New Roman" w:hAnsi="Courier New" w:cs="Courier New"/>
-                <w:sz w:val="22"/>
-                <w:szCs w:val="22"/>
-              </w:rPr>
-              <w:t>&gt; ::= (&lt;atributo&gt; | &lt;</w:t>
+            <w:proofErr w:type="gramStart"/>
+            <w:r>
+              <w:rPr>
+                <w:rFonts w:ascii="Courier New" w:eastAsia="Times New Roman" w:hAnsi="Courier New" w:cs="Courier New"/>
+                <w:sz w:val="22"/>
+                <w:szCs w:val="22"/>
+              </w:rPr>
+              <w:t>&gt; ::=</w:t>
+            </w:r>
+            <w:proofErr w:type="gramEnd"/>
+            <w:r>
+              <w:rPr>
+                <w:rFonts w:ascii="Courier New" w:eastAsia="Times New Roman" w:hAnsi="Courier New" w:cs="Courier New"/>
+                <w:sz w:val="22"/>
+                <w:szCs w:val="22"/>
+              </w:rPr>
+              <w:t xml:space="preserve"> (&lt;atributo&gt; | &lt;</w:t>
             </w:r>
             <w:proofErr w:type="spellStart"/>
             <w:r>
@@ -9808,6 +10158,7 @@
               <w:t>metodo</w:t>
             </w:r>
             <w:proofErr w:type="spellEnd"/>
+            <w:proofErr w:type="gramStart"/>
             <w:r>
               <w:rPr>
                 <w:rFonts w:ascii="Courier New" w:eastAsia="Times New Roman" w:hAnsi="Courier New" w:cs="Courier New"/>
@@ -9816,6 +10167,7 @@
               </w:rPr>
               <w:t>&gt;)*</w:t>
             </w:r>
+            <w:proofErr w:type="gramEnd"/>
           </w:p>
         </w:tc>
       </w:tr>
@@ -9845,30 +10197,29 @@
                 <w:szCs w:val="22"/>
                 <w:lang w:val="en-US"/>
               </w:rPr>
-              <w:t>&lt;statements&gt; ::= (&lt;statement&gt;)*</w:t>
-            </w:r>
-          </w:p>
-          <w:p>
-            <w:pPr>
-              <w:pStyle w:val="Prrafodelista"/>
+              <w:t>&lt;statements</w:t>
+            </w:r>
+            <w:proofErr w:type="gramStart"/>
+            <w:r>
               <w:rPr>
                 <w:rFonts w:ascii="Courier New" w:eastAsia="Times New Roman" w:hAnsi="Courier New" w:cs="Courier New"/>
                 <w:sz w:val="22"/>
                 <w:szCs w:val="22"/>
                 <w:lang w:val="en-US"/>
               </w:rPr>
-            </w:pPr>
-          </w:p>
-          <w:p>
-            <w:pPr>
-              <w:pStyle w:val="Prrafodelista"/>
+              <w:t>&gt; ::=</w:t>
+            </w:r>
+            <w:proofErr w:type="gramEnd"/>
+            <w:r>
               <w:rPr>
                 <w:rFonts w:ascii="Courier New" w:eastAsia="Times New Roman" w:hAnsi="Courier New" w:cs="Courier New"/>
                 <w:sz w:val="22"/>
                 <w:szCs w:val="22"/>
                 <w:lang w:val="en-US"/>
               </w:rPr>
-            </w:pPr>
+              <w:t xml:space="preserve"> (&lt;statement</w:t>
+            </w:r>
+            <w:proofErr w:type="gramStart"/>
             <w:r>
               <w:rPr>
                 <w:rFonts w:ascii="Courier New" w:eastAsia="Times New Roman" w:hAnsi="Courier New" w:cs="Courier New"/>
@@ -9876,7 +10227,59 @@
                 <w:szCs w:val="22"/>
                 <w:lang w:val="en-US"/>
               </w:rPr>
-              <w:t>&lt;statement&gt; ::= &lt;</w:t>
+              <w:t>&gt;)*</w:t>
+            </w:r>
+            <w:proofErr w:type="gramEnd"/>
+          </w:p>
+          <w:p>
+            <w:pPr>
+              <w:pStyle w:val="Prrafodelista"/>
+              <w:rPr>
+                <w:rFonts w:ascii="Courier New" w:eastAsia="Times New Roman" w:hAnsi="Courier New" w:cs="Courier New"/>
+                <w:sz w:val="22"/>
+                <w:szCs w:val="22"/>
+                <w:lang w:val="en-US"/>
+              </w:rPr>
+            </w:pPr>
+          </w:p>
+          <w:p>
+            <w:pPr>
+              <w:pStyle w:val="Prrafodelista"/>
+              <w:rPr>
+                <w:rFonts w:ascii="Courier New" w:eastAsia="Times New Roman" w:hAnsi="Courier New" w:cs="Courier New"/>
+                <w:sz w:val="22"/>
+                <w:szCs w:val="22"/>
+                <w:lang w:val="en-US"/>
+              </w:rPr>
+            </w:pPr>
+            <w:r>
+              <w:rPr>
+                <w:rFonts w:ascii="Courier New" w:eastAsia="Times New Roman" w:hAnsi="Courier New" w:cs="Courier New"/>
+                <w:sz w:val="22"/>
+                <w:szCs w:val="22"/>
+                <w:lang w:val="en-US"/>
+              </w:rPr>
+              <w:t>&lt;statement</w:t>
+            </w:r>
+            <w:proofErr w:type="gramStart"/>
+            <w:r>
+              <w:rPr>
+                <w:rFonts w:ascii="Courier New" w:eastAsia="Times New Roman" w:hAnsi="Courier New" w:cs="Courier New"/>
+                <w:sz w:val="22"/>
+                <w:szCs w:val="22"/>
+                <w:lang w:val="en-US"/>
+              </w:rPr>
+              <w:t>&gt; ::=</w:t>
+            </w:r>
+            <w:proofErr w:type="gramEnd"/>
+            <w:r>
+              <w:rPr>
+                <w:rFonts w:ascii="Courier New" w:eastAsia="Times New Roman" w:hAnsi="Courier New" w:cs="Courier New"/>
+                <w:sz w:val="22"/>
+                <w:szCs w:val="22"/>
+                <w:lang w:val="en-US"/>
+              </w:rPr>
+              <w:t xml:space="preserve"> &lt;</w:t>
             </w:r>
             <w:proofErr w:type="spellStart"/>
             <w:r>
@@ -10062,6 +10465,7 @@
               <w:t>if_statement</w:t>
             </w:r>
             <w:proofErr w:type="spellEnd"/>
+            <w:proofErr w:type="gramStart"/>
             <w:r>
               <w:rPr>
                 <w:rFonts w:ascii="Courier New" w:eastAsia="Times New Roman" w:hAnsi="Courier New" w:cs="Courier New"/>
@@ -10069,7 +10473,17 @@
                 <w:szCs w:val="22"/>
                 <w:lang w:val="en-US"/>
               </w:rPr>
-              <w:t>&gt; ::= "when" &lt;</w:t>
+              <w:t>&gt; ::=</w:t>
+            </w:r>
+            <w:proofErr w:type="gramEnd"/>
+            <w:r>
+              <w:rPr>
+                <w:rFonts w:ascii="Courier New" w:eastAsia="Times New Roman" w:hAnsi="Courier New" w:cs="Courier New"/>
+                <w:sz w:val="22"/>
+                <w:szCs w:val="22"/>
+                <w:lang w:val="en-US"/>
+              </w:rPr>
+              <w:t xml:space="preserve"> "when" &lt;</w:t>
             </w:r>
             <w:proofErr w:type="spellStart"/>
             <w:r>
@@ -10082,6 +10496,7 @@
               <w:t>condicion</w:t>
             </w:r>
             <w:proofErr w:type="spellEnd"/>
+            <w:proofErr w:type="gramStart"/>
             <w:r>
               <w:rPr>
                 <w:rFonts w:ascii="Courier New" w:eastAsia="Times New Roman" w:hAnsi="Courier New" w:cs="Courier New"/>
@@ -10089,7 +10504,77 @@
                 <w:szCs w:val="22"/>
                 <w:lang w:val="en-US"/>
               </w:rPr>
-              <w:t>&gt; "{" &lt;statements&gt; "}" ["otherwise" "{" &lt;statements&gt; "}"]</w:t>
+              <w:t>&gt; "{</w:t>
+            </w:r>
+            <w:proofErr w:type="gramEnd"/>
+            <w:r>
+              <w:rPr>
+                <w:rFonts w:ascii="Courier New" w:eastAsia="Times New Roman" w:hAnsi="Courier New" w:cs="Courier New"/>
+                <w:sz w:val="22"/>
+                <w:szCs w:val="22"/>
+                <w:lang w:val="en-US"/>
+              </w:rPr>
+              <w:t>" &lt;statements</w:t>
+            </w:r>
+            <w:proofErr w:type="gramStart"/>
+            <w:r>
+              <w:rPr>
+                <w:rFonts w:ascii="Courier New" w:eastAsia="Times New Roman" w:hAnsi="Courier New" w:cs="Courier New"/>
+                <w:sz w:val="22"/>
+                <w:szCs w:val="22"/>
+                <w:lang w:val="en-US"/>
+              </w:rPr>
+              <w:t>&gt; "}</w:t>
+            </w:r>
+            <w:proofErr w:type="gramEnd"/>
+            <w:r>
+              <w:rPr>
+                <w:rFonts w:ascii="Courier New" w:eastAsia="Times New Roman" w:hAnsi="Courier New" w:cs="Courier New"/>
+                <w:sz w:val="22"/>
+                <w:szCs w:val="22"/>
+                <w:lang w:val="en-US"/>
+              </w:rPr>
+              <w:t>" ["otherwise</w:t>
+            </w:r>
+            <w:proofErr w:type="gramStart"/>
+            <w:r>
+              <w:rPr>
+                <w:rFonts w:ascii="Courier New" w:eastAsia="Times New Roman" w:hAnsi="Courier New" w:cs="Courier New"/>
+                <w:sz w:val="22"/>
+                <w:szCs w:val="22"/>
+                <w:lang w:val="en-US"/>
+              </w:rPr>
+              <w:t>" "{</w:t>
+            </w:r>
+            <w:proofErr w:type="gramEnd"/>
+            <w:r>
+              <w:rPr>
+                <w:rFonts w:ascii="Courier New" w:eastAsia="Times New Roman" w:hAnsi="Courier New" w:cs="Courier New"/>
+                <w:sz w:val="22"/>
+                <w:szCs w:val="22"/>
+                <w:lang w:val="en-US"/>
+              </w:rPr>
+              <w:t>" &lt;statements</w:t>
+            </w:r>
+            <w:proofErr w:type="gramStart"/>
+            <w:r>
+              <w:rPr>
+                <w:rFonts w:ascii="Courier New" w:eastAsia="Times New Roman" w:hAnsi="Courier New" w:cs="Courier New"/>
+                <w:sz w:val="22"/>
+                <w:szCs w:val="22"/>
+                <w:lang w:val="en-US"/>
+              </w:rPr>
+              <w:t>&gt; "}"</w:t>
+            </w:r>
+            <w:proofErr w:type="gramEnd"/>
+            <w:r>
+              <w:rPr>
+                <w:rFonts w:ascii="Courier New" w:eastAsia="Times New Roman" w:hAnsi="Courier New" w:cs="Courier New"/>
+                <w:sz w:val="22"/>
+                <w:szCs w:val="22"/>
+                <w:lang w:val="en-US"/>
+              </w:rPr>
+              <w:t>]</w:t>
             </w:r>
           </w:p>
         </w:tc>
@@ -10121,6 +10606,7 @@
                 <w:szCs w:val="22"/>
                 <w:lang w:val="en-US"/>
               </w:rPr>
+              <w:lastRenderedPageBreak/>
               <w:t>&lt;</w:t>
             </w:r>
             <w:proofErr w:type="spellStart"/>
@@ -10134,6 +10620,7 @@
               <w:t>cycle_statement</w:t>
             </w:r>
             <w:proofErr w:type="spellEnd"/>
+            <w:proofErr w:type="gramStart"/>
             <w:r>
               <w:rPr>
                 <w:rFonts w:ascii="Courier New" w:eastAsia="Times New Roman" w:hAnsi="Courier New" w:cs="Courier New"/>
@@ -10141,7 +10628,17 @@
                 <w:szCs w:val="22"/>
                 <w:lang w:val="en-US"/>
               </w:rPr>
-              <w:t>&gt; ::= "cycle" &lt;IDENTIFIER&gt; ["from" &lt;</w:t>
+              <w:t>&gt; ::=</w:t>
+            </w:r>
+            <w:proofErr w:type="gramEnd"/>
+            <w:r>
+              <w:rPr>
+                <w:rFonts w:ascii="Courier New" w:eastAsia="Times New Roman" w:hAnsi="Courier New" w:cs="Courier New"/>
+                <w:sz w:val="22"/>
+                <w:szCs w:val="22"/>
+                <w:lang w:val="en-US"/>
+              </w:rPr>
+              <w:t xml:space="preserve"> "cycle" &lt;IDENTIFIER&gt; ["from" &lt;</w:t>
             </w:r>
             <w:proofErr w:type="spellStart"/>
             <w:r>
@@ -10181,7 +10678,27 @@
                 <w:szCs w:val="22"/>
                 <w:lang w:val="en-US"/>
               </w:rPr>
-              <w:t>&gt;] "{" &lt;statements&gt; "}"</w:t>
+              <w:t>&gt;</w:t>
+            </w:r>
+            <w:proofErr w:type="gramStart"/>
+            <w:r>
+              <w:rPr>
+                <w:rFonts w:ascii="Courier New" w:eastAsia="Times New Roman" w:hAnsi="Courier New" w:cs="Courier New"/>
+                <w:sz w:val="22"/>
+                <w:szCs w:val="22"/>
+                <w:lang w:val="en-US"/>
+              </w:rPr>
+              <w:t>] "{</w:t>
+            </w:r>
+            <w:proofErr w:type="gramEnd"/>
+            <w:r>
+              <w:rPr>
+                <w:rFonts w:ascii="Courier New" w:eastAsia="Times New Roman" w:hAnsi="Courier New" w:cs="Courier New"/>
+                <w:sz w:val="22"/>
+                <w:szCs w:val="22"/>
+                <w:lang w:val="en-US"/>
+              </w:rPr>
+              <w:t>" &lt;statements&gt; "}"</w:t>
             </w:r>
           </w:p>
         </w:tc>
@@ -10226,6 +10743,7 @@
               <w:t>simple_statement</w:t>
             </w:r>
             <w:proofErr w:type="spellEnd"/>
+            <w:proofErr w:type="gramStart"/>
             <w:r>
               <w:rPr>
                 <w:rFonts w:ascii="Courier New" w:eastAsia="Times New Roman" w:hAnsi="Courier New" w:cs="Courier New"/>
@@ -10233,7 +10751,17 @@
                 <w:szCs w:val="22"/>
                 <w:lang w:val="en-US"/>
               </w:rPr>
-              <w:t>&gt; ::= &lt;</w:t>
+              <w:t>&gt; ::=</w:t>
+            </w:r>
+            <w:proofErr w:type="gramEnd"/>
+            <w:r>
+              <w:rPr>
+                <w:rFonts w:ascii="Courier New" w:eastAsia="Times New Roman" w:hAnsi="Courier New" w:cs="Courier New"/>
+                <w:sz w:val="22"/>
+                <w:szCs w:val="22"/>
+                <w:lang w:val="en-US"/>
+              </w:rPr>
+              <w:t xml:space="preserve"> &lt;</w:t>
             </w:r>
             <w:proofErr w:type="spellStart"/>
             <w:r>
@@ -10285,7 +10813,6 @@
                 <w:szCs w:val="22"/>
                 <w:lang w:val="en-US"/>
               </w:rPr>
-              <w:lastRenderedPageBreak/>
               <w:t>&lt;</w:t>
             </w:r>
             <w:proofErr w:type="spellStart"/>
@@ -10299,6 +10826,7 @@
               <w:t>expresion</w:t>
             </w:r>
             <w:proofErr w:type="spellEnd"/>
+            <w:proofErr w:type="gramStart"/>
             <w:r>
               <w:rPr>
                 <w:rFonts w:ascii="Courier New" w:eastAsia="Times New Roman" w:hAnsi="Courier New" w:cs="Courier New"/>
@@ -10306,7 +10834,17 @@
                 <w:szCs w:val="22"/>
                 <w:lang w:val="en-US"/>
               </w:rPr>
-              <w:t>&gt; ::= &lt;literal&gt;</w:t>
+              <w:t>&gt; ::=</w:t>
+            </w:r>
+            <w:proofErr w:type="gramEnd"/>
+            <w:r>
+              <w:rPr>
+                <w:rFonts w:ascii="Courier New" w:eastAsia="Times New Roman" w:hAnsi="Courier New" w:cs="Courier New"/>
+                <w:sz w:val="22"/>
+                <w:szCs w:val="22"/>
+                <w:lang w:val="en-US"/>
+              </w:rPr>
+              <w:t xml:space="preserve"> &lt;literal&gt;</w:t>
             </w:r>
           </w:p>
         </w:tc>
@@ -10338,7 +10876,27 @@
                 <w:szCs w:val="22"/>
                 <w:lang w:val="en-US"/>
               </w:rPr>
-              <w:t>&lt;literal&gt; ::= &lt;STRING&gt; | &lt;NUMBER&gt; | &lt;BOOLEAN&gt;</w:t>
+              <w:t>&lt;literal</w:t>
+            </w:r>
+            <w:proofErr w:type="gramStart"/>
+            <w:r>
+              <w:rPr>
+                <w:rFonts w:ascii="Courier New" w:eastAsia="Times New Roman" w:hAnsi="Courier New" w:cs="Courier New"/>
+                <w:sz w:val="22"/>
+                <w:szCs w:val="22"/>
+                <w:lang w:val="en-US"/>
+              </w:rPr>
+              <w:t>&gt; ::=</w:t>
+            </w:r>
+            <w:proofErr w:type="gramEnd"/>
+            <w:r>
+              <w:rPr>
+                <w:rFonts w:ascii="Courier New" w:eastAsia="Times New Roman" w:hAnsi="Courier New" w:cs="Courier New"/>
+                <w:sz w:val="22"/>
+                <w:szCs w:val="22"/>
+                <w:lang w:val="en-US"/>
+              </w:rPr>
+              <w:t xml:space="preserve"> &lt;STRING&gt; | &lt;NUMBER&gt; | &lt;BOOLEAN&gt;</w:t>
             </w:r>
           </w:p>
         </w:tc>
@@ -10383,6 +10941,7 @@
               <w:t>operacion</w:t>
             </w:r>
             <w:proofErr w:type="spellEnd"/>
+            <w:proofErr w:type="gramStart"/>
             <w:r>
               <w:rPr>
                 <w:rFonts w:ascii="Courier New" w:eastAsia="Times New Roman" w:hAnsi="Courier New" w:cs="Courier New"/>
@@ -10390,7 +10949,17 @@
                 <w:szCs w:val="22"/>
                 <w:lang w:val="en-US"/>
               </w:rPr>
-              <w:t>&gt; ::= &lt;IDENTIFIER&gt; &lt;OPERADOR&gt; &lt;IDENTIFIER&gt;</w:t>
+              <w:t>&gt; ::=</w:t>
+            </w:r>
+            <w:proofErr w:type="gramEnd"/>
+            <w:r>
+              <w:rPr>
+                <w:rFonts w:ascii="Courier New" w:eastAsia="Times New Roman" w:hAnsi="Courier New" w:cs="Courier New"/>
+                <w:sz w:val="22"/>
+                <w:szCs w:val="22"/>
+                <w:lang w:val="en-US"/>
+              </w:rPr>
+              <w:t xml:space="preserve"> &lt;IDENTIFIER&gt; &lt;OPERADOR&gt; &lt;IDENTIFIER&gt;</w:t>
             </w:r>
           </w:p>
         </w:tc>
@@ -10432,13 +11001,23 @@
               <w:t>condicion</w:t>
             </w:r>
             <w:proofErr w:type="spellEnd"/>
-            <w:r>
-              <w:rPr>
-                <w:rFonts w:ascii="Courier New" w:eastAsia="Times New Roman" w:hAnsi="Courier New" w:cs="Courier New"/>
-                <w:sz w:val="22"/>
-                <w:szCs w:val="22"/>
-              </w:rPr>
-              <w:t>&gt; ::= &lt;</w:t>
+            <w:proofErr w:type="gramStart"/>
+            <w:r>
+              <w:rPr>
+                <w:rFonts w:ascii="Courier New" w:eastAsia="Times New Roman" w:hAnsi="Courier New" w:cs="Courier New"/>
+                <w:sz w:val="22"/>
+                <w:szCs w:val="22"/>
+              </w:rPr>
+              <w:t>&gt; ::=</w:t>
+            </w:r>
+            <w:proofErr w:type="gramEnd"/>
+            <w:r>
+              <w:rPr>
+                <w:rFonts w:ascii="Courier New" w:eastAsia="Times New Roman" w:hAnsi="Courier New" w:cs="Courier New"/>
+                <w:sz w:val="22"/>
+                <w:szCs w:val="22"/>
+              </w:rPr>
+              <w:t xml:space="preserve"> &lt;</w:t>
             </w:r>
             <w:proofErr w:type="spellStart"/>
             <w:r>
@@ -10506,7 +11085,27 @@
                 <w:szCs w:val="22"/>
                 <w:lang w:val="en-US"/>
               </w:rPr>
-              <w:t>&lt;OPERADOR&gt; ::= "plus" | "minus" | "times" | "divide" | "mod"</w:t>
+              <w:t>&lt;OPERADOR</w:t>
+            </w:r>
+            <w:proofErr w:type="gramStart"/>
+            <w:r>
+              <w:rPr>
+                <w:rFonts w:ascii="Courier New" w:eastAsia="Times New Roman" w:hAnsi="Courier New" w:cs="Courier New"/>
+                <w:sz w:val="22"/>
+                <w:szCs w:val="22"/>
+                <w:lang w:val="en-US"/>
+              </w:rPr>
+              <w:t>&gt; ::=</w:t>
+            </w:r>
+            <w:proofErr w:type="gramEnd"/>
+            <w:r>
+              <w:rPr>
+                <w:rFonts w:ascii="Courier New" w:eastAsia="Times New Roman" w:hAnsi="Courier New" w:cs="Courier New"/>
+                <w:sz w:val="22"/>
+                <w:szCs w:val="22"/>
+                <w:lang w:val="en-US"/>
+              </w:rPr>
+              <w:t xml:space="preserve"> "plus" | "minus" | "times" | "divide" | "mod"</w:t>
             </w:r>
           </w:p>
         </w:tc>
@@ -10538,7 +11137,27 @@
                 <w:szCs w:val="22"/>
                 <w:lang w:val="en-US"/>
               </w:rPr>
-              <w:t>&lt;OPERADOR_COMPARACION&gt; ::= "equals" | "</w:t>
+              <w:t>&lt;OPERADOR_COMPARACION</w:t>
+            </w:r>
+            <w:proofErr w:type="gramStart"/>
+            <w:r>
+              <w:rPr>
+                <w:rFonts w:ascii="Courier New" w:eastAsia="Times New Roman" w:hAnsi="Courier New" w:cs="Courier New"/>
+                <w:sz w:val="22"/>
+                <w:szCs w:val="22"/>
+                <w:lang w:val="en-US"/>
+              </w:rPr>
+              <w:t>&gt; ::=</w:t>
+            </w:r>
+            <w:proofErr w:type="gramEnd"/>
+            <w:r>
+              <w:rPr>
+                <w:rFonts w:ascii="Courier New" w:eastAsia="Times New Roman" w:hAnsi="Courier New" w:cs="Courier New"/>
+                <w:sz w:val="22"/>
+                <w:szCs w:val="22"/>
+                <w:lang w:val="en-US"/>
+              </w:rPr>
+              <w:t xml:space="preserve"> "equals" | "</w:t>
             </w:r>
             <w:proofErr w:type="spellStart"/>
             <w:r>
@@ -10630,7 +11249,27 @@
                 <w:szCs w:val="22"/>
                 <w:lang w:val="en-US"/>
               </w:rPr>
-              <w:t>&lt;TIPO&gt; ::= "logic" | "whole" | "</w:t>
+              <w:t>&lt;TIPO</w:t>
+            </w:r>
+            <w:proofErr w:type="gramStart"/>
+            <w:r>
+              <w:rPr>
+                <w:rFonts w:ascii="Courier New" w:eastAsia="Times New Roman" w:hAnsi="Courier New" w:cs="Courier New"/>
+                <w:sz w:val="22"/>
+                <w:szCs w:val="22"/>
+                <w:lang w:val="en-US"/>
+              </w:rPr>
+              <w:t>&gt; ::=</w:t>
+            </w:r>
+            <w:proofErr w:type="gramEnd"/>
+            <w:r>
+              <w:rPr>
+                <w:rFonts w:ascii="Courier New" w:eastAsia="Times New Roman" w:hAnsi="Courier New" w:cs="Courier New"/>
+                <w:sz w:val="22"/>
+                <w:szCs w:val="22"/>
+                <w:lang w:val="en-US"/>
+              </w:rPr>
+              <w:t xml:space="preserve"> "logic" | "whole" | "</w:t>
             </w:r>
             <w:proofErr w:type="spellStart"/>
             <w:r>
@@ -10682,7 +11321,27 @@
                 <w:szCs w:val="22"/>
                 <w:lang w:val="en-US"/>
               </w:rPr>
-              <w:t>&lt;KEYWORD&gt; ::= "mold" | "data" | "action" | "when" | "otherwise" | "cycle" | "from" | "to" | "set"</w:t>
+              <w:t>&lt;KEYWORD</w:t>
+            </w:r>
+            <w:proofErr w:type="gramStart"/>
+            <w:r>
+              <w:rPr>
+                <w:rFonts w:ascii="Courier New" w:eastAsia="Times New Roman" w:hAnsi="Courier New" w:cs="Courier New"/>
+                <w:sz w:val="22"/>
+                <w:szCs w:val="22"/>
+                <w:lang w:val="en-US"/>
+              </w:rPr>
+              <w:t>&gt; ::=</w:t>
+            </w:r>
+            <w:proofErr w:type="gramEnd"/>
+            <w:r>
+              <w:rPr>
+                <w:rFonts w:ascii="Courier New" w:eastAsia="Times New Roman" w:hAnsi="Courier New" w:cs="Courier New"/>
+                <w:sz w:val="22"/>
+                <w:szCs w:val="22"/>
+                <w:lang w:val="en-US"/>
+              </w:rPr>
+              <w:t xml:space="preserve"> "mold" | "data" | "action" | "when" | "otherwise" | "cycle" | "from" | "to" | "set"</w:t>
             </w:r>
           </w:p>
         </w:tc>

--- a/docs/HOOP.docx
+++ b/docs/HOOP.docx
@@ -10,7 +10,6 @@
           <w:bCs/>
           <w:sz w:val="28"/>
           <w:szCs w:val="28"/>
-          <w:lang w:val="en-US"/>
         </w:rPr>
       </w:pPr>
       <w:r>
@@ -20,10 +19,87 @@
           <w:bCs/>
           <w:sz w:val="28"/>
           <w:szCs w:val="28"/>
-          <w:lang w:val="en-US"/>
-        </w:rPr>
-        <w:t>HOOP – Human Object Orientated Programming Language</w:t>
-      </w:r>
+        </w:rPr>
+        <w:t xml:space="preserve">HOOP – Human </w:t>
+      </w:r>
+      <w:proofErr w:type="spellStart"/>
+      <w:r>
+        <w:rPr>
+          <w:rFonts w:ascii="Times New Roman" w:hAnsi="Times New Roman" w:cs="Times New Roman"/>
+          <w:b/>
+          <w:bCs/>
+          <w:sz w:val="28"/>
+          <w:szCs w:val="28"/>
+        </w:rPr>
+        <w:t>Object</w:t>
+      </w:r>
+      <w:proofErr w:type="spellEnd"/>
+      <w:r>
+        <w:rPr>
+          <w:rFonts w:ascii="Times New Roman" w:hAnsi="Times New Roman" w:cs="Times New Roman"/>
+          <w:b/>
+          <w:bCs/>
+          <w:sz w:val="28"/>
+          <w:szCs w:val="28"/>
+        </w:rPr>
+        <w:t xml:space="preserve"> </w:t>
+      </w:r>
+      <w:proofErr w:type="spellStart"/>
+      <w:r>
+        <w:rPr>
+          <w:rFonts w:ascii="Times New Roman" w:hAnsi="Times New Roman" w:cs="Times New Roman"/>
+          <w:b/>
+          <w:bCs/>
+          <w:sz w:val="28"/>
+          <w:szCs w:val="28"/>
+        </w:rPr>
+        <w:t>Orientated</w:t>
+      </w:r>
+      <w:proofErr w:type="spellEnd"/>
+      <w:r>
+        <w:rPr>
+          <w:rFonts w:ascii="Times New Roman" w:hAnsi="Times New Roman" w:cs="Times New Roman"/>
+          <w:b/>
+          <w:bCs/>
+          <w:sz w:val="28"/>
+          <w:szCs w:val="28"/>
+        </w:rPr>
+        <w:t xml:space="preserve"> </w:t>
+      </w:r>
+      <w:proofErr w:type="spellStart"/>
+      <w:r>
+        <w:rPr>
+          <w:rFonts w:ascii="Times New Roman" w:hAnsi="Times New Roman" w:cs="Times New Roman"/>
+          <w:b/>
+          <w:bCs/>
+          <w:sz w:val="28"/>
+          <w:szCs w:val="28"/>
+        </w:rPr>
+        <w:t>Programming</w:t>
+      </w:r>
+      <w:proofErr w:type="spellEnd"/>
+      <w:r>
+        <w:rPr>
+          <w:rFonts w:ascii="Times New Roman" w:hAnsi="Times New Roman" w:cs="Times New Roman"/>
+          <w:b/>
+          <w:bCs/>
+          <w:sz w:val="28"/>
+          <w:szCs w:val="28"/>
+        </w:rPr>
+        <w:t xml:space="preserve"> </w:t>
+      </w:r>
+      <w:proofErr w:type="spellStart"/>
+      <w:r>
+        <w:rPr>
+          <w:rFonts w:ascii="Times New Roman" w:hAnsi="Times New Roman" w:cs="Times New Roman"/>
+          <w:b/>
+          <w:bCs/>
+          <w:sz w:val="28"/>
+          <w:szCs w:val="28"/>
+        </w:rPr>
+        <w:t>Language</w:t>
+      </w:r>
+      <w:proofErr w:type="spellEnd"/>
     </w:p>
     <w:p>
       <w:pPr>
@@ -150,23 +226,7 @@
           <w:b/>
           <w:bCs/>
         </w:rPr>
-        <w:t xml:space="preserve">2. </w:t>
-      </w:r>
-      <w:r>
-        <w:rPr>
-          <w:rFonts w:ascii="Times New Roman" w:eastAsia="Times New Roman" w:hAnsi="Times New Roman" w:cs="Times New Roman"/>
-          <w:b/>
-          <w:bCs/>
-        </w:rPr>
-        <w:t>D</w:t>
-      </w:r>
-      <w:r>
-        <w:rPr>
-          <w:rFonts w:ascii="Times New Roman" w:eastAsia="Times New Roman" w:hAnsi="Times New Roman" w:cs="Times New Roman"/>
-          <w:b/>
-          <w:bCs/>
-        </w:rPr>
-        <w:t xml:space="preserve">escripción del lenguaje </w:t>
+        <w:t xml:space="preserve">2. Descripción del lenguaje </w:t>
       </w:r>
     </w:p>
     <w:p>
@@ -389,23 +449,7 @@
           <w:b/>
           <w:bCs/>
         </w:rPr>
-        <w:t>2.</w:t>
-      </w:r>
-      <w:r>
-        <w:rPr>
-          <w:rFonts w:ascii="Times New Roman" w:eastAsia="Times New Roman" w:hAnsi="Times New Roman" w:cs="Times New Roman"/>
-          <w:b/>
-          <w:bCs/>
-        </w:rPr>
-        <w:t>2</w:t>
-      </w:r>
-      <w:r>
-        <w:rPr>
-          <w:rFonts w:ascii="Times New Roman" w:eastAsia="Times New Roman" w:hAnsi="Times New Roman" w:cs="Times New Roman"/>
-          <w:b/>
-          <w:bCs/>
-        </w:rPr>
-        <w:t xml:space="preserve"> Palabras reservadas</w:t>
+        <w:t>2.2 Palabras reservadas</w:t>
       </w:r>
     </w:p>
     <w:p>
@@ -678,7 +722,25 @@
                 <w:sz w:val="22"/>
                 <w:szCs w:val="22"/>
               </w:rPr>
-              <w:t>estructura (struct)</w:t>
+              <w:t>estructura (</w:t>
+            </w:r>
+            <w:proofErr w:type="spellStart"/>
+            <w:r>
+              <w:rPr>
+                <w:rFonts w:ascii="Courier New" w:eastAsia="Times New Roman" w:hAnsi="Courier New" w:cs="Courier New"/>
+                <w:sz w:val="22"/>
+                <w:szCs w:val="22"/>
+              </w:rPr>
+              <w:t>struct</w:t>
+            </w:r>
+            <w:proofErr w:type="spellEnd"/>
+            <w:r>
+              <w:rPr>
+                <w:rFonts w:ascii="Courier New" w:eastAsia="Times New Roman" w:hAnsi="Courier New" w:cs="Courier New"/>
+                <w:sz w:val="22"/>
+                <w:szCs w:val="22"/>
+              </w:rPr>
+              <w:t>)</w:t>
             </w:r>
           </w:p>
         </w:tc>
@@ -1717,7 +1779,6 @@
                       <w:rFonts w:ascii="Courier New" w:eastAsia="Times New Roman" w:hAnsi="Courier New" w:cs="Courier New"/>
                       <w:sz w:val="22"/>
                       <w:szCs w:val="22"/>
-                      <w:lang w:val="es-US"/>
                     </w:rPr>
                   </w:pPr>
                 </w:p>
@@ -1732,27 +1793,24 @@
                 <w:vanish/>
                 <w:sz w:val="22"/>
                 <w:szCs w:val="22"/>
-                <w:lang w:val="es-US"/>
-              </w:rPr>
-            </w:pPr>
-          </w:p>
-          <w:p>
-            <w:pPr>
-              <w:pStyle w:val="Prrafodelista"/>
-              <w:ind w:left="0"/>
-              <w:rPr>
-                <w:rFonts w:ascii="Courier New" w:eastAsia="Times New Roman" w:hAnsi="Courier New" w:cs="Courier New"/>
-                <w:sz w:val="22"/>
-                <w:szCs w:val="22"/>
-                <w:lang w:val="es-US"/>
-              </w:rPr>
-            </w:pPr>
-            <w:r>
-              <w:rPr>
-                <w:rFonts w:ascii="Courier New" w:eastAsia="Times New Roman" w:hAnsi="Courier New" w:cs="Courier New"/>
-                <w:sz w:val="22"/>
-                <w:szCs w:val="22"/>
-                <w:lang w:val="es-US"/>
+              </w:rPr>
+            </w:pPr>
+          </w:p>
+          <w:p>
+            <w:pPr>
+              <w:pStyle w:val="Prrafodelista"/>
+              <w:ind w:left="0"/>
+              <w:rPr>
+                <w:rFonts w:ascii="Courier New" w:eastAsia="Times New Roman" w:hAnsi="Courier New" w:cs="Courier New"/>
+                <w:sz w:val="22"/>
+                <w:szCs w:val="22"/>
+              </w:rPr>
+            </w:pPr>
+            <w:r>
+              <w:rPr>
+                <w:rFonts w:ascii="Courier New" w:eastAsia="Times New Roman" w:hAnsi="Courier New" w:cs="Courier New"/>
+                <w:sz w:val="22"/>
+                <w:szCs w:val="22"/>
               </w:rPr>
               <w:t>Definir función o método (</w:t>
             </w:r>
@@ -1762,7 +1820,6 @@
                 <w:rFonts w:ascii="Courier New" w:eastAsia="Times New Roman" w:hAnsi="Courier New" w:cs="Courier New"/>
                 <w:sz w:val="22"/>
                 <w:szCs w:val="22"/>
-                <w:lang w:val="es-US"/>
               </w:rPr>
               <w:t>fun</w:t>
             </w:r>
@@ -1772,7 +1829,6 @@
                 <w:rFonts w:ascii="Courier New" w:eastAsia="Times New Roman" w:hAnsi="Courier New" w:cs="Courier New"/>
                 <w:sz w:val="22"/>
                 <w:szCs w:val="22"/>
-                <w:lang w:val="es-US"/>
               </w:rPr>
               <w:t>)</w:t>
             </w:r>
@@ -1876,7 +1932,6 @@
                 <w:rFonts w:ascii="Courier New" w:eastAsia="Times New Roman" w:hAnsi="Courier New" w:cs="Courier New"/>
                 <w:sz w:val="22"/>
                 <w:szCs w:val="22"/>
-                <w:lang w:val="es-US"/>
               </w:rPr>
             </w:pPr>
             <w:r>
@@ -1976,7 +2031,6 @@
                       <w:rFonts w:ascii="Courier New" w:eastAsia="Times New Roman" w:hAnsi="Courier New" w:cs="Courier New"/>
                       <w:sz w:val="22"/>
                       <w:szCs w:val="22"/>
-                      <w:lang w:val="es-US"/>
                     </w:rPr>
                   </w:pPr>
                 </w:p>
@@ -1990,7 +2044,6 @@
                 <w:vanish/>
                 <w:sz w:val="22"/>
                 <w:szCs w:val="22"/>
-                <w:lang w:val="es-US"/>
               </w:rPr>
             </w:pPr>
           </w:p>
@@ -2026,7 +2079,6 @@
                       <w:rFonts w:ascii="Courier New" w:eastAsia="Times New Roman" w:hAnsi="Courier New" w:cs="Courier New"/>
                       <w:sz w:val="22"/>
                       <w:szCs w:val="22"/>
-                      <w:lang w:val="es-US"/>
                     </w:rPr>
                   </w:pPr>
                   <w:r>
@@ -2034,7 +2086,6 @@
                       <w:rFonts w:ascii="Courier New" w:eastAsia="Times New Roman" w:hAnsi="Courier New" w:cs="Courier New"/>
                       <w:sz w:val="22"/>
                       <w:szCs w:val="22"/>
-                      <w:lang w:val="es-US"/>
                     </w:rPr>
                     <w:t>Referencia a la instancia actual (</w:t>
                   </w:r>
@@ -2046,7 +2097,6 @@
                       <w:bCs/>
                       <w:sz w:val="22"/>
                       <w:szCs w:val="22"/>
-                      <w:lang w:val="es-US"/>
                     </w:rPr>
                     <w:t>this</w:t>
                   </w:r>
@@ -2056,7 +2106,6 @@
                       <w:rFonts w:ascii="Courier New" w:eastAsia="Times New Roman" w:hAnsi="Courier New" w:cs="Courier New"/>
                       <w:sz w:val="22"/>
                       <w:szCs w:val="22"/>
-                      <w:lang w:val="es-US"/>
                     </w:rPr>
                     <w:t>)</w:t>
                   </w:r>
@@ -2070,7 +2119,6 @@
                 <w:rFonts w:ascii="Courier New" w:eastAsia="Times New Roman" w:hAnsi="Courier New" w:cs="Courier New"/>
                 <w:sz w:val="22"/>
                 <w:szCs w:val="22"/>
-                <w:lang w:val="es-US"/>
               </w:rPr>
             </w:pPr>
           </w:p>
@@ -2118,7 +2166,6 @@
                 <w:rFonts w:ascii="Courier New" w:eastAsia="Times New Roman" w:hAnsi="Courier New" w:cs="Courier New"/>
                 <w:sz w:val="22"/>
                 <w:szCs w:val="22"/>
-                <w:lang w:val="es-US"/>
               </w:rPr>
             </w:pPr>
             <w:r>
@@ -2181,15 +2228,7 @@
           <w:bCs/>
         </w:rPr>
         <w:tab/>
-        <w:t xml:space="preserve">2.2.6 </w:t>
-      </w:r>
-      <w:r>
-        <w:rPr>
-          <w:rFonts w:ascii="Times New Roman" w:eastAsia="Times New Roman" w:hAnsi="Times New Roman" w:cs="Times New Roman"/>
-          <w:b/>
-          <w:bCs/>
-        </w:rPr>
-        <w:t>Manejo de errores</w:t>
+        <w:t>2.2.6 Manejo de errores</w:t>
       </w:r>
     </w:p>
     <w:tbl>
@@ -2254,7 +2293,6 @@
                 <w:rFonts w:ascii="Courier New" w:eastAsia="Times New Roman" w:hAnsi="Courier New" w:cs="Courier New"/>
                 <w:sz w:val="22"/>
                 <w:szCs w:val="22"/>
-                <w:lang w:val="es-US"/>
               </w:rPr>
             </w:pPr>
             <w:r>
@@ -2320,24 +2358,15 @@
                 <w:rFonts w:ascii="Courier New" w:eastAsia="Times New Roman" w:hAnsi="Courier New" w:cs="Courier New"/>
                 <w:sz w:val="22"/>
                 <w:szCs w:val="22"/>
-                <w:lang w:val="es-US"/>
-              </w:rPr>
-            </w:pPr>
-            <w:r>
-              <w:rPr>
-                <w:rFonts w:ascii="Courier New" w:eastAsia="Times New Roman" w:hAnsi="Courier New" w:cs="Courier New"/>
-                <w:sz w:val="22"/>
-                <w:szCs w:val="22"/>
-              </w:rPr>
-              <w:t>Bl</w:t>
-            </w:r>
-            <w:r>
-              <w:rPr>
-                <w:rFonts w:ascii="Courier New" w:eastAsia="Times New Roman" w:hAnsi="Courier New" w:cs="Courier New"/>
-                <w:sz w:val="22"/>
-                <w:szCs w:val="22"/>
-              </w:rPr>
-              <w:t xml:space="preserve">oque </w:t>
+              </w:rPr>
+            </w:pPr>
+            <w:r>
+              <w:rPr>
+                <w:rFonts w:ascii="Courier New" w:eastAsia="Times New Roman" w:hAnsi="Courier New" w:cs="Courier New"/>
+                <w:sz w:val="22"/>
+                <w:szCs w:val="22"/>
+              </w:rPr>
+              <w:t xml:space="preserve">Bloque </w:t>
             </w:r>
             <w:proofErr w:type="spellStart"/>
             <w:r>
@@ -2510,7 +2539,7 @@
     <w:p>
       <w:pPr>
         <w:pStyle w:val="Prrafodelista"/>
-        <w:ind w:left="0"/>
+        <w:ind w:left="1416" w:hanging="1416"/>
         <w:rPr>
           <w:rFonts w:ascii="Times New Roman" w:eastAsia="Times New Roman" w:hAnsi="Times New Roman" w:cs="Times New Roman"/>
           <w:b/>
@@ -2640,7 +2669,6 @@
                       <w:rFonts w:ascii="Courier New" w:eastAsia="Times New Roman" w:hAnsi="Courier New" w:cs="Courier New"/>
                       <w:sz w:val="22"/>
                       <w:szCs w:val="22"/>
-                      <w:lang w:val="es-US"/>
                     </w:rPr>
                   </w:pPr>
                 </w:p>
@@ -2655,24 +2683,15 @@
                 <w:rFonts w:ascii="Courier New" w:eastAsia="Times New Roman" w:hAnsi="Courier New" w:cs="Courier New"/>
                 <w:sz w:val="22"/>
                 <w:szCs w:val="22"/>
-                <w:lang w:val="es-US"/>
-              </w:rPr>
-            </w:pPr>
-            <w:r>
-              <w:rPr>
-                <w:rFonts w:ascii="Courier New" w:eastAsia="Times New Roman" w:hAnsi="Courier New" w:cs="Courier New"/>
-                <w:sz w:val="22"/>
-                <w:szCs w:val="22"/>
-              </w:rPr>
-              <w:t>I</w:t>
-            </w:r>
-            <w:r>
-              <w:rPr>
-                <w:rFonts w:ascii="Courier New" w:eastAsia="Times New Roman" w:hAnsi="Courier New" w:cs="Courier New"/>
-                <w:sz w:val="22"/>
-                <w:szCs w:val="22"/>
-              </w:rPr>
-              <w:t>mprimir en pantalla (</w:t>
+              </w:rPr>
+            </w:pPr>
+            <w:r>
+              <w:rPr>
+                <w:rFonts w:ascii="Courier New" w:eastAsia="Times New Roman" w:hAnsi="Courier New" w:cs="Courier New"/>
+                <w:sz w:val="22"/>
+                <w:szCs w:val="22"/>
+              </w:rPr>
+              <w:t>Imprimir en pantalla (</w:t>
             </w:r>
             <w:proofErr w:type="spellStart"/>
             <w:r>
@@ -2749,15 +2768,7 @@
           <w:b/>
           <w:bCs/>
         </w:rPr>
-        <w:t xml:space="preserve">2.3 </w:t>
-      </w:r>
-      <w:r>
-        <w:rPr>
-          <w:rFonts w:ascii="Times New Roman" w:eastAsia="Times New Roman" w:hAnsi="Times New Roman" w:cs="Times New Roman"/>
-          <w:b/>
-          <w:bCs/>
-        </w:rPr>
-        <w:t>Palabras reservadas de tipos de datos (tipado híbrido)</w:t>
+        <w:t>2.3 Palabras reservadas de tipos de datos (tipado híbrido)</w:t>
       </w:r>
     </w:p>
     <w:p>
@@ -5288,15 +5299,7 @@
                 <w:sz w:val="22"/>
                 <w:szCs w:val="22"/>
               </w:rPr>
-              <w:t>Lógico O (**</w:t>
-            </w:r>
-            <w:r>
-              <w:rPr>
-                <w:rFonts w:ascii="Courier New" w:eastAsia="Times New Roman" w:hAnsi="Courier New" w:cs="Courier New"/>
-                <w:sz w:val="22"/>
-                <w:szCs w:val="22"/>
-              </w:rPr>
-              <w:t>)</w:t>
+              <w:t>Lógico O (**)</w:t>
             </w:r>
           </w:p>
         </w:tc>
@@ -5383,15 +5386,7 @@
           <w:b/>
           <w:bCs/>
         </w:rPr>
-        <w:t xml:space="preserve">2.6 </w:t>
-      </w:r>
-      <w:r>
-        <w:rPr>
-          <w:rFonts w:ascii="Times New Roman" w:eastAsia="Times New Roman" w:hAnsi="Times New Roman" w:cs="Times New Roman"/>
-          <w:b/>
-          <w:bCs/>
-        </w:rPr>
-        <w:t>Símbolos de estructura y puntuación</w:t>
+        <w:t>2.6 Símbolos de estructura y puntuación</w:t>
       </w:r>
     </w:p>
     <w:tbl>
@@ -5451,15 +5446,7 @@
                 <w:sz w:val="22"/>
                 <w:szCs w:val="22"/>
               </w:rPr>
-              <w:t>Fin de línea</w:t>
-            </w:r>
-            <w:r>
-              <w:rPr>
-                <w:rFonts w:ascii="Courier New" w:eastAsia="Times New Roman" w:hAnsi="Courier New" w:cs="Courier New"/>
-                <w:sz w:val="22"/>
-                <w:szCs w:val="22"/>
-              </w:rPr>
-              <w:t xml:space="preserve"> </w:t>
+              <w:t xml:space="preserve">Fin de línea </w:t>
             </w:r>
             <w:r>
               <w:rPr>
@@ -5469,7 +5456,15 @@
                 <w:sz w:val="22"/>
                 <w:szCs w:val="22"/>
               </w:rPr>
-              <w:t xml:space="preserve">* </w:t>
+              <w:t>* Finaliza una</w:t>
+            </w:r>
+            <w:r>
+              <w:rPr>
+                <w:rFonts w:ascii="Courier New" w:eastAsia="Times New Roman" w:hAnsi="Courier New" w:cs="Courier New"/>
+                <w:sz w:val="22"/>
+                <w:szCs w:val="22"/>
+              </w:rPr>
+              <w:t xml:space="preserve"> </w:t>
             </w:r>
             <w:r>
               <w:rPr>
@@ -5479,15 +5474,59 @@
                 <w:sz w:val="22"/>
                 <w:szCs w:val="22"/>
               </w:rPr>
-              <w:t>Finaliza una</w:t>
-            </w:r>
-            <w:r>
-              <w:rPr>
-                <w:rFonts w:ascii="Courier New" w:eastAsia="Times New Roman" w:hAnsi="Courier New" w:cs="Courier New"/>
-                <w:sz w:val="22"/>
-                <w:szCs w:val="22"/>
-              </w:rPr>
-              <w:t xml:space="preserve"> </w:t>
+              <w:t>instrucción</w:t>
+            </w:r>
+          </w:p>
+        </w:tc>
+      </w:tr>
+      <w:tr>
+        <w:tc>
+          <w:tcPr>
+            <w:tcW w:w="1435" w:type="dxa"/>
+            <w:vAlign w:val="center"/>
+          </w:tcPr>
+          <w:p>
+            <w:pPr>
+              <w:pStyle w:val="Prrafodelista"/>
+              <w:ind w:left="0"/>
+              <w:rPr>
+                <w:rFonts w:ascii="Courier New" w:eastAsia="Times New Roman" w:hAnsi="Courier New" w:cs="Courier New"/>
+                <w:sz w:val="22"/>
+                <w:szCs w:val="22"/>
+              </w:rPr>
+            </w:pPr>
+            <w:r>
+              <w:rPr>
+                <w:rFonts w:ascii="Courier New" w:eastAsia="Times New Roman" w:hAnsi="Courier New" w:cs="Courier New"/>
+                <w:sz w:val="22"/>
+                <w:szCs w:val="22"/>
+              </w:rPr>
+              <w:t>{ }</w:t>
+            </w:r>
+          </w:p>
+        </w:tc>
+        <w:tc>
+          <w:tcPr>
+            <w:tcW w:w="7393" w:type="dxa"/>
+            <w:vAlign w:val="center"/>
+          </w:tcPr>
+          <w:p>
+            <w:pPr>
+              <w:pStyle w:val="Prrafodelista"/>
+              <w:ind w:left="0"/>
+              <w:rPr>
+                <w:rFonts w:ascii="Courier New" w:eastAsia="Times New Roman" w:hAnsi="Courier New" w:cs="Courier New"/>
+                <w:sz w:val="22"/>
+                <w:szCs w:val="22"/>
+              </w:rPr>
+            </w:pPr>
+            <w:r>
+              <w:rPr>
+                <w:rFonts w:ascii="Courier New" w:eastAsia="Times New Roman" w:hAnsi="Courier New" w:cs="Courier New"/>
+                <w:sz w:val="22"/>
+                <w:szCs w:val="22"/>
+              </w:rPr>
+              <w:t xml:space="preserve">Llaves </w:t>
             </w:r>
             <w:r>
               <w:rPr>
@@ -5497,87 +5536,7 @@
                 <w:sz w:val="22"/>
                 <w:szCs w:val="22"/>
               </w:rPr>
-              <w:t>instrucción</w:t>
-            </w:r>
-          </w:p>
-        </w:tc>
-      </w:tr>
-      <w:tr>
-        <w:tc>
-          <w:tcPr>
-            <w:tcW w:w="1435" w:type="dxa"/>
-            <w:vAlign w:val="center"/>
-          </w:tcPr>
-          <w:p>
-            <w:pPr>
-              <w:pStyle w:val="Prrafodelista"/>
-              <w:ind w:left="0"/>
-              <w:rPr>
-                <w:rFonts w:ascii="Courier New" w:eastAsia="Times New Roman" w:hAnsi="Courier New" w:cs="Courier New"/>
-                <w:sz w:val="22"/>
-                <w:szCs w:val="22"/>
-              </w:rPr>
-            </w:pPr>
-            <w:r>
-              <w:rPr>
-                <w:rFonts w:ascii="Courier New" w:eastAsia="Times New Roman" w:hAnsi="Courier New" w:cs="Courier New"/>
-                <w:sz w:val="22"/>
-                <w:szCs w:val="22"/>
-              </w:rPr>
-              <w:t>{ }</w:t>
-            </w:r>
-          </w:p>
-        </w:tc>
-        <w:tc>
-          <w:tcPr>
-            <w:tcW w:w="7393" w:type="dxa"/>
-            <w:vAlign w:val="center"/>
-          </w:tcPr>
-          <w:p>
-            <w:pPr>
-              <w:pStyle w:val="Prrafodelista"/>
-              <w:ind w:left="0"/>
-              <w:rPr>
-                <w:rFonts w:ascii="Courier New" w:eastAsia="Times New Roman" w:hAnsi="Courier New" w:cs="Courier New"/>
-                <w:sz w:val="22"/>
-                <w:szCs w:val="22"/>
-              </w:rPr>
-            </w:pPr>
-            <w:r>
-              <w:rPr>
-                <w:rFonts w:ascii="Courier New" w:eastAsia="Times New Roman" w:hAnsi="Courier New" w:cs="Courier New"/>
-                <w:sz w:val="22"/>
-                <w:szCs w:val="22"/>
-              </w:rPr>
-              <w:t>Llaves</w:t>
-            </w:r>
-            <w:r>
-              <w:rPr>
-                <w:rFonts w:ascii="Courier New" w:eastAsia="Times New Roman" w:hAnsi="Courier New" w:cs="Courier New"/>
-                <w:sz w:val="22"/>
-                <w:szCs w:val="22"/>
-              </w:rPr>
-              <w:t xml:space="preserve"> </w:t>
-            </w:r>
-            <w:r>
-              <w:rPr>
-                <w:rFonts w:ascii="Courier New" w:eastAsia="Times New Roman" w:hAnsi="Courier New" w:cs="Courier New"/>
-                <w:b/>
-                <w:bCs/>
-                <w:sz w:val="22"/>
-                <w:szCs w:val="22"/>
-              </w:rPr>
-              <w:t xml:space="preserve">* </w:t>
-            </w:r>
-            <w:r>
-              <w:rPr>
-                <w:rFonts w:ascii="Courier New" w:eastAsia="Times New Roman" w:hAnsi="Courier New" w:cs="Courier New"/>
-                <w:b/>
-                <w:bCs/>
-                <w:sz w:val="22"/>
-                <w:szCs w:val="22"/>
-              </w:rPr>
-              <w:t>Agrupar bloques de código</w:t>
+              <w:t>* Agrupar bloques de código</w:t>
             </w:r>
           </w:p>
         </w:tc>
@@ -5632,15 +5591,7 @@
                 <w:sz w:val="22"/>
                 <w:szCs w:val="22"/>
               </w:rPr>
-              <w:t>Paréntesis</w:t>
-            </w:r>
-            <w:r>
-              <w:rPr>
-                <w:rFonts w:ascii="Courier New" w:eastAsia="Times New Roman" w:hAnsi="Courier New" w:cs="Courier New"/>
-                <w:sz w:val="22"/>
-                <w:szCs w:val="22"/>
-              </w:rPr>
-              <w:t xml:space="preserve"> </w:t>
+              <w:t xml:space="preserve">Paréntesis </w:t>
             </w:r>
             <w:r>
               <w:rPr>
@@ -5650,7 +5601,67 @@
                 <w:sz w:val="22"/>
                 <w:szCs w:val="22"/>
               </w:rPr>
-              <w:t xml:space="preserve">* </w:t>
+              <w:t>* Llamadas a funciones, agrupaciones lógicas</w:t>
+            </w:r>
+            <w:r>
+              <w:rPr>
+                <w:rFonts w:ascii="Courier New" w:eastAsia="Times New Roman" w:hAnsi="Courier New" w:cs="Courier New"/>
+                <w:sz w:val="22"/>
+                <w:szCs w:val="22"/>
+              </w:rPr>
+              <w:t xml:space="preserve"> </w:t>
+            </w:r>
+          </w:p>
+        </w:tc>
+      </w:tr>
+      <w:tr>
+        <w:tc>
+          <w:tcPr>
+            <w:tcW w:w="1435" w:type="dxa"/>
+            <w:vAlign w:val="center"/>
+          </w:tcPr>
+          <w:p>
+            <w:pPr>
+              <w:pStyle w:val="Prrafodelista"/>
+              <w:ind w:left="0"/>
+              <w:rPr>
+                <w:rFonts w:ascii="Courier New" w:eastAsia="Times New Roman" w:hAnsi="Courier New" w:cs="Courier New"/>
+                <w:sz w:val="22"/>
+                <w:szCs w:val="22"/>
+              </w:rPr>
+            </w:pPr>
+            <w:r>
+              <w:rPr>
+                <w:rFonts w:ascii="Courier New" w:eastAsia="Times New Roman" w:hAnsi="Courier New" w:cs="Courier New"/>
+                <w:sz w:val="22"/>
+                <w:szCs w:val="22"/>
+              </w:rPr>
+              <w:t>[ ]</w:t>
+            </w:r>
+          </w:p>
+        </w:tc>
+        <w:tc>
+          <w:tcPr>
+            <w:tcW w:w="7393" w:type="dxa"/>
+            <w:vAlign w:val="center"/>
+          </w:tcPr>
+          <w:p>
+            <w:pPr>
+              <w:pStyle w:val="Prrafodelista"/>
+              <w:ind w:left="0"/>
+              <w:rPr>
+                <w:rFonts w:ascii="Courier New" w:eastAsia="Times New Roman" w:hAnsi="Courier New" w:cs="Courier New"/>
+                <w:sz w:val="22"/>
+                <w:szCs w:val="22"/>
+              </w:rPr>
+            </w:pPr>
+            <w:r>
+              <w:rPr>
+                <w:rFonts w:ascii="Courier New" w:eastAsia="Times New Roman" w:hAnsi="Courier New" w:cs="Courier New"/>
+                <w:sz w:val="22"/>
+                <w:szCs w:val="22"/>
+              </w:rPr>
+              <w:t xml:space="preserve">Corchetes </w:t>
             </w:r>
             <w:r>
               <w:rPr>
@@ -5660,15 +5671,7 @@
                 <w:sz w:val="22"/>
                 <w:szCs w:val="22"/>
               </w:rPr>
-              <w:t>Llamadas a funciones, agrupaciones lógicas</w:t>
-            </w:r>
-            <w:r>
-              <w:rPr>
-                <w:rFonts w:ascii="Courier New" w:eastAsia="Times New Roman" w:hAnsi="Courier New" w:cs="Courier New"/>
-                <w:sz w:val="22"/>
-                <w:szCs w:val="22"/>
-              </w:rPr>
-              <w:t xml:space="preserve"> </w:t>
+              <w:t>* Acceso a elementos en colecciones/matrices</w:t>
             </w:r>
           </w:p>
         </w:tc>
@@ -5695,7 +5698,7 @@
                 <w:sz w:val="22"/>
                 <w:szCs w:val="22"/>
               </w:rPr>
-              <w:t>[ ]</w:t>
+              <w:t>,</w:t>
             </w:r>
           </w:p>
         </w:tc>
@@ -5720,15 +5723,7 @@
                 <w:sz w:val="22"/>
                 <w:szCs w:val="22"/>
               </w:rPr>
-              <w:t>Corchetes</w:t>
-            </w:r>
-            <w:r>
-              <w:rPr>
-                <w:rFonts w:ascii="Courier New" w:eastAsia="Times New Roman" w:hAnsi="Courier New" w:cs="Courier New"/>
-                <w:sz w:val="22"/>
-                <w:szCs w:val="22"/>
-              </w:rPr>
-              <w:t xml:space="preserve"> </w:t>
+              <w:t xml:space="preserve">Coma </w:t>
             </w:r>
             <w:r>
               <w:rPr>
@@ -5738,7 +5733,59 @@
                 <w:sz w:val="22"/>
                 <w:szCs w:val="22"/>
               </w:rPr>
-              <w:t xml:space="preserve">* </w:t>
+              <w:t>* Separador de elementos y de decimales</w:t>
+            </w:r>
+          </w:p>
+        </w:tc>
+      </w:tr>
+      <w:tr>
+        <w:tc>
+          <w:tcPr>
+            <w:tcW w:w="1435" w:type="dxa"/>
+            <w:vAlign w:val="center"/>
+          </w:tcPr>
+          <w:p>
+            <w:pPr>
+              <w:pStyle w:val="Prrafodelista"/>
+              <w:ind w:left="0"/>
+              <w:rPr>
+                <w:rFonts w:ascii="Courier New" w:eastAsia="Times New Roman" w:hAnsi="Courier New" w:cs="Courier New"/>
+                <w:sz w:val="22"/>
+                <w:szCs w:val="22"/>
+              </w:rPr>
+            </w:pPr>
+            <w:r>
+              <w:rPr>
+                <w:rFonts w:ascii="Courier New" w:eastAsia="Times New Roman" w:hAnsi="Courier New" w:cs="Courier New"/>
+                <w:sz w:val="22"/>
+                <w:szCs w:val="22"/>
+              </w:rPr>
+              <w:t>.</w:t>
+            </w:r>
+          </w:p>
+        </w:tc>
+        <w:tc>
+          <w:tcPr>
+            <w:tcW w:w="7393" w:type="dxa"/>
+            <w:vAlign w:val="center"/>
+          </w:tcPr>
+          <w:p>
+            <w:pPr>
+              <w:pStyle w:val="Prrafodelista"/>
+              <w:ind w:left="0"/>
+              <w:rPr>
+                <w:rFonts w:ascii="Courier New" w:eastAsia="Times New Roman" w:hAnsi="Courier New" w:cs="Courier New"/>
+                <w:sz w:val="22"/>
+                <w:szCs w:val="22"/>
+              </w:rPr>
+            </w:pPr>
+            <w:r>
+              <w:rPr>
+                <w:rFonts w:ascii="Courier New" w:eastAsia="Times New Roman" w:hAnsi="Courier New" w:cs="Courier New"/>
+                <w:sz w:val="22"/>
+                <w:szCs w:val="22"/>
+              </w:rPr>
+              <w:t>Punto</w:t>
             </w:r>
             <w:r>
               <w:rPr>
@@ -5748,7 +5795,7 @@
                 <w:sz w:val="22"/>
                 <w:szCs w:val="22"/>
               </w:rPr>
-              <w:t>Acceso a elementos en colecciones/matrices</w:t>
+              <w:t xml:space="preserve"> * Acceso a miembros de un objeto</w:t>
             </w:r>
           </w:p>
         </w:tc>
@@ -5775,7 +5822,7 @@
                 <w:sz w:val="22"/>
                 <w:szCs w:val="22"/>
               </w:rPr>
-              <w:t>,</w:t>
+              <w:t>:</w:t>
             </w:r>
           </w:p>
         </w:tc>
@@ -5800,15 +5847,7 @@
                 <w:sz w:val="22"/>
                 <w:szCs w:val="22"/>
               </w:rPr>
-              <w:t>Coma</w:t>
-            </w:r>
-            <w:r>
-              <w:rPr>
-                <w:rFonts w:ascii="Courier New" w:eastAsia="Times New Roman" w:hAnsi="Courier New" w:cs="Courier New"/>
-                <w:sz w:val="22"/>
-                <w:szCs w:val="22"/>
-              </w:rPr>
-              <w:t xml:space="preserve"> </w:t>
+              <w:t xml:space="preserve">Dos puntos </w:t>
             </w:r>
             <w:r>
               <w:rPr>
@@ -5818,179 +5857,7 @@
                 <w:sz w:val="22"/>
                 <w:szCs w:val="22"/>
               </w:rPr>
-              <w:t xml:space="preserve">* </w:t>
-            </w:r>
-            <w:r>
-              <w:rPr>
-                <w:rFonts w:ascii="Courier New" w:eastAsia="Times New Roman" w:hAnsi="Courier New" w:cs="Courier New"/>
-                <w:b/>
-                <w:bCs/>
-                <w:sz w:val="22"/>
-                <w:szCs w:val="22"/>
-              </w:rPr>
-              <w:t>Separador de elementos</w:t>
-            </w:r>
-            <w:r>
-              <w:rPr>
-                <w:rFonts w:ascii="Courier New" w:eastAsia="Times New Roman" w:hAnsi="Courier New" w:cs="Courier New"/>
-                <w:b/>
-                <w:bCs/>
-                <w:sz w:val="22"/>
-                <w:szCs w:val="22"/>
-              </w:rPr>
-              <w:t xml:space="preserve"> y de decimales</w:t>
-            </w:r>
-          </w:p>
-        </w:tc>
-      </w:tr>
-      <w:tr>
-        <w:tc>
-          <w:tcPr>
-            <w:tcW w:w="1435" w:type="dxa"/>
-            <w:vAlign w:val="center"/>
-          </w:tcPr>
-          <w:p>
-            <w:pPr>
-              <w:pStyle w:val="Prrafodelista"/>
-              <w:ind w:left="0"/>
-              <w:rPr>
-                <w:rFonts w:ascii="Courier New" w:eastAsia="Times New Roman" w:hAnsi="Courier New" w:cs="Courier New"/>
-                <w:sz w:val="22"/>
-                <w:szCs w:val="22"/>
-              </w:rPr>
-            </w:pPr>
-            <w:r>
-              <w:rPr>
-                <w:rFonts w:ascii="Courier New" w:eastAsia="Times New Roman" w:hAnsi="Courier New" w:cs="Courier New"/>
-                <w:sz w:val="22"/>
-                <w:szCs w:val="22"/>
-              </w:rPr>
-              <w:t>.</w:t>
-            </w:r>
-          </w:p>
-        </w:tc>
-        <w:tc>
-          <w:tcPr>
-            <w:tcW w:w="7393" w:type="dxa"/>
-            <w:vAlign w:val="center"/>
-          </w:tcPr>
-          <w:p>
-            <w:pPr>
-              <w:pStyle w:val="Prrafodelista"/>
-              <w:ind w:left="0"/>
-              <w:rPr>
-                <w:rFonts w:ascii="Courier New" w:eastAsia="Times New Roman" w:hAnsi="Courier New" w:cs="Courier New"/>
-                <w:sz w:val="22"/>
-                <w:szCs w:val="22"/>
-              </w:rPr>
-            </w:pPr>
-            <w:r>
-              <w:rPr>
-                <w:rFonts w:ascii="Courier New" w:eastAsia="Times New Roman" w:hAnsi="Courier New" w:cs="Courier New"/>
-                <w:sz w:val="22"/>
-                <w:szCs w:val="22"/>
-              </w:rPr>
-              <w:t>Punto</w:t>
-            </w:r>
-            <w:r>
-              <w:rPr>
-                <w:rFonts w:ascii="Courier New" w:eastAsia="Times New Roman" w:hAnsi="Courier New" w:cs="Courier New"/>
-                <w:b/>
-                <w:bCs/>
-                <w:sz w:val="22"/>
-                <w:szCs w:val="22"/>
-              </w:rPr>
-              <w:t xml:space="preserve"> * </w:t>
-            </w:r>
-            <w:r>
-              <w:rPr>
-                <w:rFonts w:ascii="Courier New" w:eastAsia="Times New Roman" w:hAnsi="Courier New" w:cs="Courier New"/>
-                <w:b/>
-                <w:bCs/>
-                <w:sz w:val="22"/>
-                <w:szCs w:val="22"/>
-              </w:rPr>
-              <w:t>Acceso a miembros de un objeto</w:t>
-            </w:r>
-          </w:p>
-        </w:tc>
-      </w:tr>
-      <w:tr>
-        <w:tc>
-          <w:tcPr>
-            <w:tcW w:w="1435" w:type="dxa"/>
-            <w:vAlign w:val="center"/>
-          </w:tcPr>
-          <w:p>
-            <w:pPr>
-              <w:pStyle w:val="Prrafodelista"/>
-              <w:ind w:left="0"/>
-              <w:rPr>
-                <w:rFonts w:ascii="Courier New" w:eastAsia="Times New Roman" w:hAnsi="Courier New" w:cs="Courier New"/>
-                <w:sz w:val="22"/>
-                <w:szCs w:val="22"/>
-              </w:rPr>
-            </w:pPr>
-            <w:r>
-              <w:rPr>
-                <w:rFonts w:ascii="Courier New" w:eastAsia="Times New Roman" w:hAnsi="Courier New" w:cs="Courier New"/>
-                <w:sz w:val="22"/>
-                <w:szCs w:val="22"/>
-              </w:rPr>
-              <w:t>:</w:t>
-            </w:r>
-          </w:p>
-        </w:tc>
-        <w:tc>
-          <w:tcPr>
-            <w:tcW w:w="7393" w:type="dxa"/>
-            <w:vAlign w:val="center"/>
-          </w:tcPr>
-          <w:p>
-            <w:pPr>
-              <w:pStyle w:val="Prrafodelista"/>
-              <w:ind w:left="0"/>
-              <w:rPr>
-                <w:rFonts w:ascii="Courier New" w:eastAsia="Times New Roman" w:hAnsi="Courier New" w:cs="Courier New"/>
-                <w:sz w:val="22"/>
-                <w:szCs w:val="22"/>
-              </w:rPr>
-            </w:pPr>
-            <w:r>
-              <w:rPr>
-                <w:rFonts w:ascii="Courier New" w:eastAsia="Times New Roman" w:hAnsi="Courier New" w:cs="Courier New"/>
-                <w:sz w:val="22"/>
-                <w:szCs w:val="22"/>
-              </w:rPr>
-              <w:t>Dos puntos</w:t>
-            </w:r>
-            <w:r>
-              <w:rPr>
-                <w:rFonts w:ascii="Courier New" w:eastAsia="Times New Roman" w:hAnsi="Courier New" w:cs="Courier New"/>
-                <w:sz w:val="22"/>
-                <w:szCs w:val="22"/>
-              </w:rPr>
-              <w:t xml:space="preserve"> </w:t>
-            </w:r>
-            <w:r>
-              <w:rPr>
-                <w:rFonts w:ascii="Courier New" w:eastAsia="Times New Roman" w:hAnsi="Courier New" w:cs="Courier New"/>
-                <w:b/>
-                <w:bCs/>
-                <w:sz w:val="22"/>
-                <w:szCs w:val="22"/>
-              </w:rPr>
-              <w:t xml:space="preserve">* </w:t>
-            </w:r>
-            <w:r>
-              <w:rPr>
-                <w:rFonts w:ascii="Courier New" w:eastAsia="Times New Roman" w:hAnsi="Courier New" w:cs="Courier New"/>
-                <w:b/>
-                <w:bCs/>
-                <w:sz w:val="22"/>
-                <w:szCs w:val="22"/>
-              </w:rPr>
-              <w:t>Uso especial (por definir en el lenguaje)</w:t>
+              <w:t>* Uso especial (por definir en el lenguaje)</w:t>
             </w:r>
           </w:p>
         </w:tc>
@@ -6078,23 +5945,7 @@
           <w:b/>
           <w:bCs/>
         </w:rPr>
-        <w:t>3</w:t>
-      </w:r>
-      <w:r>
-        <w:rPr>
-          <w:rFonts w:ascii="Times New Roman" w:eastAsia="Times New Roman" w:hAnsi="Times New Roman" w:cs="Times New Roman"/>
-          <w:b/>
-          <w:bCs/>
-        </w:rPr>
-        <w:t xml:space="preserve">. </w:t>
-      </w:r>
-      <w:r>
-        <w:rPr>
-          <w:rFonts w:ascii="Times New Roman" w:eastAsia="Times New Roman" w:hAnsi="Times New Roman" w:cs="Times New Roman"/>
-          <w:b/>
-          <w:bCs/>
-        </w:rPr>
-        <w:t>Funcionamiento de HOOP.</w:t>
+        <w:t>3. Funcionamiento de HOOP.</w:t>
       </w:r>
     </w:p>
     <w:p>
@@ -6164,13 +6015,7 @@
         <w:rPr>
           <w:rFonts w:ascii="Times New Roman" w:eastAsia="Times New Roman" w:hAnsi="Times New Roman" w:cs="Times New Roman"/>
         </w:rPr>
-        <w:t>”</w:t>
-      </w:r>
-      <w:r>
-        <w:rPr>
-          <w:rFonts w:ascii="Times New Roman" w:eastAsia="Times New Roman" w:hAnsi="Times New Roman" w:cs="Times New Roman"/>
-        </w:rPr>
-        <w:t xml:space="preserve"> posee un flujo de creación de Tokens, recibiendo la entrada completa, pasando por </w:t>
+        <w:t xml:space="preserve">” posee un flujo de creación de Tokens, recibiendo la entrada completa, pasando por </w:t>
       </w:r>
       <w:r>
         <w:rPr>
@@ -6194,28 +6039,14 @@
         <w:rPr>
           <w:rFonts w:ascii="Times New Roman" w:eastAsia="Times New Roman" w:hAnsi="Times New Roman" w:cs="Times New Roman"/>
         </w:rPr>
-        <w:t xml:space="preserve">encontrados, y clasificarlos según corresponda </w:t>
-      </w:r>
-      <w:r>
-        <w:rPr>
-          <w:rFonts w:ascii="Times New Roman" w:eastAsia="Times New Roman" w:hAnsi="Times New Roman" w:cs="Times New Roman"/>
-        </w:rPr>
-        <w:t>[KEYWORD, WHITESPACE, IDENTIFIER, WHITESPACE, OPERATOR, WHITESPACE, STRING]</w:t>
-      </w:r>
-      <w:r>
-        <w:rPr>
-          <w:rFonts w:ascii="Times New Roman" w:eastAsia="Times New Roman" w:hAnsi="Times New Roman" w:cs="Times New Roman"/>
-        </w:rPr>
-        <w:t xml:space="preserve">, por </w:t>
-      </w:r>
-      <w:proofErr w:type="gramStart"/>
+        <w:t xml:space="preserve">encontrados, y clasificarlos según corresponda [KEYWORD, WHITESPACE, IDENTIFIER, WHITESPACE, OPERATOR, WHITESPACE, STRING], por </w:t>
+      </w:r>
       <w:r>
         <w:rPr>
           <w:rFonts w:ascii="Times New Roman" w:eastAsia="Times New Roman" w:hAnsi="Times New Roman" w:cs="Times New Roman"/>
         </w:rPr>
         <w:t>último</w:t>
       </w:r>
-      <w:proofErr w:type="gramEnd"/>
       <w:r>
         <w:rPr>
           <w:rFonts w:ascii="Times New Roman" w:eastAsia="Times New Roman" w:hAnsi="Times New Roman" w:cs="Times New Roman"/>
@@ -6229,13 +6060,11 @@
         <w:ind w:left="0"/>
         <w:rPr>
           <w:rFonts w:ascii="Times New Roman" w:eastAsia="Times New Roman" w:hAnsi="Times New Roman" w:cs="Times New Roman"/>
-          <w:lang w:val="en-US"/>
         </w:rPr>
       </w:pPr>
       <w:r>
         <w:rPr>
           <w:rFonts w:ascii="Times New Roman" w:eastAsia="Times New Roman" w:hAnsi="Times New Roman" w:cs="Times New Roman"/>
-          <w:lang w:val="en-US"/>
         </w:rPr>
         <w:t>TOKEN (&lt;</w:t>
       </w:r>
@@ -6243,7 +6072,6 @@
       <w:r>
         <w:rPr>
           <w:rFonts w:ascii="Times New Roman" w:eastAsia="Times New Roman" w:hAnsi="Times New Roman" w:cs="Times New Roman"/>
-          <w:lang w:val="en-US"/>
         </w:rPr>
         <w:t>TokenType</w:t>
       </w:r>
@@ -6251,7 +6079,6 @@
       <w:r>
         <w:rPr>
           <w:rFonts w:ascii="Times New Roman" w:eastAsia="Times New Roman" w:hAnsi="Times New Roman" w:cs="Times New Roman"/>
-          <w:lang w:val="en-US"/>
         </w:rPr>
         <w:t>&gt;, &lt;</w:t>
       </w:r>
@@ -6259,7 +6086,6 @@
       <w:r>
         <w:rPr>
           <w:rFonts w:ascii="Times New Roman" w:eastAsia="Times New Roman" w:hAnsi="Times New Roman" w:cs="Times New Roman"/>
-          <w:lang w:val="en-US"/>
         </w:rPr>
         <w:t>TokenContent</w:t>
       </w:r>
@@ -6267,7 +6093,6 @@
       <w:r>
         <w:rPr>
           <w:rFonts w:ascii="Times New Roman" w:eastAsia="Times New Roman" w:hAnsi="Times New Roman" w:cs="Times New Roman"/>
-          <w:lang w:val="en-US"/>
         </w:rPr>
         <w:t>&gt;, &lt;</w:t>
       </w:r>
@@ -6275,7 +6100,6 @@
       <w:r>
         <w:rPr>
           <w:rFonts w:ascii="Times New Roman" w:eastAsia="Times New Roman" w:hAnsi="Times New Roman" w:cs="Times New Roman"/>
-          <w:lang w:val="en-US"/>
         </w:rPr>
         <w:t>TokenColumn</w:t>
       </w:r>
@@ -6283,22 +6107,25 @@
       <w:r>
         <w:rPr>
           <w:rFonts w:ascii="Times New Roman" w:eastAsia="Times New Roman" w:hAnsi="Times New Roman" w:cs="Times New Roman"/>
-          <w:lang w:val="en-US"/>
         </w:rPr>
         <w:t>&gt;, &lt;Token</w:t>
       </w:r>
       <w:r>
-        <w:rPr>
-          <w:lang w:val="en-US"/>
-        </w:rPr>
         <w:t xml:space="preserve"> </w:t>
       </w:r>
-      <w:r>
-        <w:rPr>
-          <w:rFonts w:ascii="Times New Roman" w:eastAsia="Times New Roman" w:hAnsi="Times New Roman" w:cs="Times New Roman"/>
-          <w:lang w:val="en-US"/>
-        </w:rPr>
-        <w:t>Row&gt;)</w:t>
+      <w:proofErr w:type="spellStart"/>
+      <w:r>
+        <w:rPr>
+          <w:rFonts w:ascii="Times New Roman" w:eastAsia="Times New Roman" w:hAnsi="Times New Roman" w:cs="Times New Roman"/>
+        </w:rPr>
+        <w:t>Row</w:t>
+      </w:r>
+      <w:proofErr w:type="spellEnd"/>
+      <w:r>
+        <w:rPr>
+          <w:rFonts w:ascii="Times New Roman" w:eastAsia="Times New Roman" w:hAnsi="Times New Roman" w:cs="Times New Roman"/>
+        </w:rPr>
+        <w:t>&gt;)</w:t>
       </w:r>
     </w:p>
     <w:p>
@@ -6309,7 +6136,6 @@
           <w:rFonts w:ascii="Times New Roman" w:eastAsia="Times New Roman" w:hAnsi="Times New Roman" w:cs="Times New Roman"/>
           <w:b/>
           <w:bCs/>
-          <w:lang w:val="en-US"/>
         </w:rPr>
       </w:pPr>
     </w:p>
@@ -6321,7 +6147,6 @@
           <w:rFonts w:ascii="Times New Roman" w:eastAsia="Times New Roman" w:hAnsi="Times New Roman" w:cs="Times New Roman"/>
           <w:b/>
           <w:bCs/>
-          <w:lang w:val="en-US"/>
         </w:rPr>
       </w:pPr>
       <w:r>
@@ -6329,7 +6154,6 @@
           <w:rFonts w:ascii="Times New Roman" w:eastAsia="Times New Roman" w:hAnsi="Times New Roman" w:cs="Times New Roman"/>
           <w:b/>
           <w:bCs/>
-          <w:noProof/>
         </w:rPr>
         <mc:AlternateContent>
           <mc:Choice Requires="wpg">
@@ -6470,7 +6294,6 @@
                                     <w:rFonts w:ascii="Calibri" w:hAnsi="Calibri" w:cs="Calibri"/>
                                     <w:sz w:val="2"/>
                                     <w:szCs w:val="2"/>
-                                    <w:lang w:val="es-MX"/>
                                   </w:rPr>
                                 </w:pPr>
                                 <w:r>
@@ -6480,7 +6303,6 @@
                                     <w:bCs/>
                                     <w:sz w:val="16"/>
                                     <w:szCs w:val="16"/>
-                                    <w:lang w:val="es-MX"/>
                                   </w:rPr>
                                   <w:t>entrada</w:t>
                                 </w:r>
@@ -6518,7 +6340,6 @@
                                     <w:rFonts w:ascii="Calibri" w:hAnsi="Calibri" w:cs="Calibri"/>
                                     <w:sz w:val="2"/>
                                     <w:szCs w:val="2"/>
-                                    <w:lang w:val="es-MX"/>
                                   </w:rPr>
                                 </w:pPr>
                                 <w:r>
@@ -6653,7 +6474,6 @@
                                     <w:bCs/>
                                     <w:sz w:val="16"/>
                                     <w:szCs w:val="16"/>
-                                    <w:lang w:val="es-MX"/>
                                   </w:rPr>
                                 </w:pPr>
                                 <w:r>
@@ -6663,7 +6483,6 @@
                                     <w:bCs/>
                                     <w:sz w:val="16"/>
                                     <w:szCs w:val="16"/>
-                                    <w:lang w:val="es-MX"/>
                                   </w:rPr>
                                   <w:t>caracteres</w:t>
                                 </w:r>
@@ -6929,7 +6748,6 @@
                                     <w:bCs/>
                                     <w:sz w:val="16"/>
                                     <w:szCs w:val="16"/>
-                                    <w:lang w:val="es-MX"/>
                                   </w:rPr>
                                 </w:pPr>
                                 <w:r>
@@ -6939,7 +6757,6 @@
                                     <w:bCs/>
                                     <w:sz w:val="16"/>
                                     <w:szCs w:val="16"/>
-                                    <w:lang w:val="es-MX"/>
                                   </w:rPr>
                                   <w:t>agrupación</w:t>
                                 </w:r>
@@ -7159,7 +6976,6 @@
                                     <w:bCs/>
                                     <w:sz w:val="18"/>
                                     <w:szCs w:val="18"/>
-                                    <w:lang w:val="es-MX"/>
                                   </w:rPr>
                                 </w:pPr>
                                 <w:r>
@@ -7169,7 +6985,6 @@
                                     <w:bCs/>
                                     <w:sz w:val="16"/>
                                     <w:szCs w:val="16"/>
-                                    <w:lang w:val="es-MX"/>
                                   </w:rPr>
                                   <w:t>clasificación</w:t>
                                 </w:r>
@@ -7180,7 +6995,6 @@
                                     <w:bCs/>
                                     <w:sz w:val="18"/>
                                     <w:szCs w:val="18"/>
-                                    <w:lang w:val="es-MX"/>
                                   </w:rPr>
                                   <w:t xml:space="preserve"> </w:t>
                                 </w:r>
@@ -7219,7 +7033,6 @@
                                     <w:rFonts w:ascii="Calibri" w:eastAsia="Times New Roman" w:hAnsi="Calibri" w:cs="Calibri"/>
                                     <w:sz w:val="12"/>
                                     <w:szCs w:val="12"/>
-                                    <w:lang w:val="en-US"/>
                                   </w:rPr>
                                 </w:pPr>
                                 <w:r>
@@ -7229,7 +7042,6 @@
                                     <w:bCs/>
                                     <w:sz w:val="12"/>
                                     <w:szCs w:val="12"/>
-                                    <w:lang w:val="en-US"/>
                                   </w:rPr>
                                   <w:t>[</w:t>
                                 </w:r>
@@ -7238,7 +7050,6 @@
                                     <w:rFonts w:ascii="Calibri" w:eastAsia="Times New Roman" w:hAnsi="Calibri" w:cs="Calibri"/>
                                     <w:sz w:val="12"/>
                                     <w:szCs w:val="12"/>
-                                    <w:lang w:val="en-US"/>
                                   </w:rPr>
                                   <w:t>KEYWORD,</w:t>
                                 </w:r>
@@ -7247,7 +7058,6 @@
                                     <w:rFonts w:ascii="Calibri" w:eastAsia="Times New Roman" w:hAnsi="Calibri" w:cs="Calibri"/>
                                     <w:sz w:val="12"/>
                                     <w:szCs w:val="12"/>
-                                    <w:lang w:val="en-US"/>
                                   </w:rPr>
                                   <w:t xml:space="preserve"> </w:t>
                                 </w:r>
@@ -7256,7 +7066,6 @@
                                     <w:rFonts w:ascii="Calibri" w:eastAsia="Times New Roman" w:hAnsi="Calibri" w:cs="Calibri"/>
                                     <w:sz w:val="12"/>
                                     <w:szCs w:val="12"/>
-                                    <w:lang w:val="en-US"/>
                                   </w:rPr>
                                   <w:t>WHITESPACE, IDENTIFIER, WHITESPACE, OPERATOR, WHITESPACE, STRING</w:t>
                                 </w:r>
@@ -7267,7 +7076,6 @@
                                     <w:bCs/>
                                     <w:sz w:val="12"/>
                                     <w:szCs w:val="12"/>
-                                    <w:lang w:val="en-US"/>
                                   </w:rPr>
                                   <w:t>]</w:t>
                                 </w:r>
@@ -7395,7 +7203,6 @@
                                     <w:bCs/>
                                     <w:sz w:val="16"/>
                                     <w:szCs w:val="16"/>
-                                    <w:lang w:val="es-MX"/>
                                   </w:rPr>
                                 </w:pPr>
                                 <w:r>
@@ -7405,7 +7212,6 @@
                                     <w:bCs/>
                                     <w:sz w:val="16"/>
                                     <w:szCs w:val="16"/>
-                                    <w:lang w:val="es-MX"/>
                                   </w:rPr>
                                   <w:t xml:space="preserve">tokens </w:t>
                                 </w:r>
@@ -7445,7 +7251,6 @@
                                     <w:rFonts w:ascii="Calibri" w:eastAsia="Times New Roman" w:hAnsi="Calibri" w:cs="Calibri"/>
                                     <w:sz w:val="12"/>
                                     <w:szCs w:val="12"/>
-                                    <w:lang w:val="en-US"/>
                                   </w:rPr>
                                 </w:pPr>
                                 <w:r>
@@ -7453,18 +7258,8 @@
                                     <w:rFonts w:ascii="Calibri" w:eastAsia="Times New Roman" w:hAnsi="Calibri" w:cs="Calibri"/>
                                     <w:sz w:val="12"/>
                                     <w:szCs w:val="12"/>
-                                    <w:lang w:val="en-US"/>
                                   </w:rPr>
-                                  <w:t>[</w:t>
-                                </w:r>
-                                <w:r>
-                                  <w:rPr>
-                                    <w:rFonts w:ascii="Calibri" w:eastAsia="Times New Roman" w:hAnsi="Calibri" w:cs="Calibri"/>
-                                    <w:sz w:val="12"/>
-                                    <w:szCs w:val="12"/>
-                                    <w:lang w:val="en-US"/>
-                                  </w:rPr>
-                                  <w:t xml:space="preserve"> </w:t>
+                                  <w:t xml:space="preserve">[ </w:t>
                                 </w:r>
                                 <w:r>
                                   <w:rPr>
@@ -7473,7 +7268,6 @@
                                     <w:bCs/>
                                     <w:sz w:val="12"/>
                                     <w:szCs w:val="12"/>
-                                    <w:lang w:val="en-US"/>
                                   </w:rPr>
                                   <w:t>Token</w:t>
                                 </w:r>
@@ -7482,7 +7276,6 @@
                                     <w:rFonts w:ascii="Calibri" w:eastAsia="Times New Roman" w:hAnsi="Calibri" w:cs="Calibri"/>
                                     <w:sz w:val="12"/>
                                     <w:szCs w:val="12"/>
-                                    <w:lang w:val="en-US"/>
                                   </w:rPr>
                                   <w:t xml:space="preserve"> (</w:t>
                                 </w:r>
@@ -7491,7 +7284,6 @@
                                     <w:rFonts w:ascii="Calibri" w:eastAsia="Times New Roman" w:hAnsi="Calibri" w:cs="Calibri"/>
                                     <w:sz w:val="12"/>
                                     <w:szCs w:val="12"/>
-                                    <w:lang w:val="en-US"/>
                                   </w:rPr>
                                   <w:t>KEYWORD, "data", 1, 1),</w:t>
                                 </w:r>
@@ -7504,7 +7296,6 @@
                                     <w:rFonts w:ascii="Calibri" w:eastAsia="Times New Roman" w:hAnsi="Calibri" w:cs="Calibri"/>
                                     <w:sz w:val="12"/>
                                     <w:szCs w:val="12"/>
-                                    <w:lang w:val="en-US"/>
                                   </w:rPr>
                                 </w:pPr>
                                 <w:r>
@@ -7514,7 +7305,6 @@
                                     <w:bCs/>
                                     <w:sz w:val="12"/>
                                     <w:szCs w:val="12"/>
-                                    <w:lang w:val="en-US"/>
                                   </w:rPr>
                                   <w:t>Token</w:t>
                                 </w:r>
@@ -7523,7 +7313,6 @@
                                     <w:rFonts w:ascii="Calibri" w:eastAsia="Times New Roman" w:hAnsi="Calibri" w:cs="Calibri"/>
                                     <w:sz w:val="12"/>
                                     <w:szCs w:val="12"/>
-                                    <w:lang w:val="en-US"/>
                                   </w:rPr>
                                   <w:t xml:space="preserve"> (</w:t>
                                 </w:r>
@@ -7532,29 +7321,8 @@
                                     <w:rFonts w:ascii="Calibri" w:eastAsia="Times New Roman" w:hAnsi="Calibri" w:cs="Calibri"/>
                                     <w:sz w:val="12"/>
                                     <w:szCs w:val="12"/>
-                                    <w:lang w:val="en-US"/>
                                   </w:rPr>
-                                  <w:t>IDENTIFIER, "</w:t>
-                                </w:r>
-                                <w:proofErr w:type="spellStart"/>
-                                <w:r>
-                                  <w:rPr>
-                                    <w:rFonts w:ascii="Calibri" w:eastAsia="Times New Roman" w:hAnsi="Calibri" w:cs="Calibri"/>
-                                    <w:sz w:val="12"/>
-                                    <w:szCs w:val="12"/>
-                                    <w:lang w:val="en-US"/>
-                                  </w:rPr>
-                                  <w:t>nombre</w:t>
-                                </w:r>
-                                <w:proofErr w:type="spellEnd"/>
-                                <w:r>
-                                  <w:rPr>
-                                    <w:rFonts w:ascii="Calibri" w:eastAsia="Times New Roman" w:hAnsi="Calibri" w:cs="Calibri"/>
-                                    <w:sz w:val="12"/>
-                                    <w:szCs w:val="12"/>
-                                    <w:lang w:val="en-US"/>
-                                  </w:rPr>
-                                  <w:t xml:space="preserve">", 1, 6), </w:t>
+                                  <w:t xml:space="preserve">IDENTIFIER, "nombre", 1, 6), </w:t>
                                 </w:r>
                               </w:p>
                               <w:p>
@@ -7565,7 +7333,6 @@
                                     <w:rFonts w:ascii="Calibri" w:eastAsia="Times New Roman" w:hAnsi="Calibri" w:cs="Calibri"/>
                                     <w:sz w:val="12"/>
                                     <w:szCs w:val="12"/>
-                                    <w:lang w:val="en-US"/>
                                   </w:rPr>
                                 </w:pPr>
                                 <w:r>
@@ -7575,7 +7342,6 @@
                                     <w:bCs/>
                                     <w:sz w:val="12"/>
                                     <w:szCs w:val="12"/>
-                                    <w:lang w:val="en-US"/>
                                   </w:rPr>
                                   <w:t>Token</w:t>
                                 </w:r>
@@ -7584,7 +7350,6 @@
                                     <w:rFonts w:ascii="Calibri" w:eastAsia="Times New Roman" w:hAnsi="Calibri" w:cs="Calibri"/>
                                     <w:sz w:val="12"/>
                                     <w:szCs w:val="12"/>
-                                    <w:lang w:val="en-US"/>
                                   </w:rPr>
                                   <w:t xml:space="preserve"> (</w:t>
                                 </w:r>
@@ -7593,7 +7358,6 @@
                                     <w:rFonts w:ascii="Calibri" w:eastAsia="Times New Roman" w:hAnsi="Calibri" w:cs="Calibri"/>
                                     <w:sz w:val="12"/>
                                     <w:szCs w:val="12"/>
-                                    <w:lang w:val="en-US"/>
                                   </w:rPr>
                                   <w:t>OPERATOR, "set", 1, 12),</w:t>
                                 </w:r>
@@ -7606,7 +7370,6 @@
                                     <w:rFonts w:ascii="Calibri" w:eastAsia="Times New Roman" w:hAnsi="Calibri" w:cs="Calibri"/>
                                     <w:sz w:val="12"/>
                                     <w:szCs w:val="12"/>
-                                    <w:lang w:val="en-US"/>
                                   </w:rPr>
                                 </w:pPr>
                                 <w:r>
@@ -7616,7 +7379,6 @@
                                     <w:bCs/>
                                     <w:sz w:val="12"/>
                                     <w:szCs w:val="12"/>
-                                    <w:lang w:val="en-US"/>
                                   </w:rPr>
                                   <w:t>Token</w:t>
                                 </w:r>
@@ -7625,7 +7387,6 @@
                                     <w:rFonts w:ascii="Calibri" w:eastAsia="Times New Roman" w:hAnsi="Calibri" w:cs="Calibri"/>
                                     <w:sz w:val="12"/>
                                     <w:szCs w:val="12"/>
-                                    <w:lang w:val="en-US"/>
                                   </w:rPr>
                                   <w:t xml:space="preserve"> (</w:t>
                                 </w:r>
@@ -7634,7 +7395,6 @@
                                     <w:rFonts w:ascii="Calibri" w:eastAsia="Times New Roman" w:hAnsi="Calibri" w:cs="Calibri"/>
                                     <w:sz w:val="12"/>
                                     <w:szCs w:val="12"/>
-                                    <w:lang w:val="en-US"/>
                                   </w:rPr>
                                   <w:t>STRING, "</w:t>
                                 </w:r>
@@ -7643,7 +7403,6 @@
                                     <w:rFonts w:ascii="Calibri" w:eastAsia="Times New Roman" w:hAnsi="Calibri" w:cs="Calibri"/>
                                     <w:sz w:val="12"/>
                                     <w:szCs w:val="12"/>
-                                    <w:lang w:val="en-US"/>
                                   </w:rPr>
                                   <w:t>Ken</w:t>
                                 </w:r>
@@ -7652,7 +7411,6 @@
                                     <w:rFonts w:ascii="Calibri" w:eastAsia="Times New Roman" w:hAnsi="Calibri" w:cs="Calibri"/>
                                     <w:sz w:val="12"/>
                                     <w:szCs w:val="12"/>
-                                    <w:lang w:val="en-US"/>
                                   </w:rPr>
                                   <w:t>", 1, 16</w:t>
                                 </w:r>
@@ -7661,18 +7419,8 @@
                                     <w:rFonts w:ascii="Calibri" w:eastAsia="Times New Roman" w:hAnsi="Calibri" w:cs="Calibri"/>
                                     <w:sz w:val="12"/>
                                     <w:szCs w:val="12"/>
-                                    <w:lang w:val="en-US"/>
                                   </w:rPr>
-                                  <w:t>)</w:t>
-                                </w:r>
-                                <w:r>
-                                  <w:rPr>
-                                    <w:rFonts w:ascii="Calibri" w:eastAsia="Times New Roman" w:hAnsi="Calibri" w:cs="Calibri"/>
-                                    <w:sz w:val="12"/>
-                                    <w:szCs w:val="12"/>
-                                    <w:lang w:val="en-US"/>
-                                  </w:rPr>
-                                  <w:t>]</w:t>
+                                  <w:t>)]</w:t>
                                 </w:r>
                               </w:p>
                               <w:p>
@@ -7683,7 +7431,6 @@
                                     <w:rFonts w:ascii="Calibri" w:eastAsia="Times New Roman" w:hAnsi="Calibri" w:cs="Calibri"/>
                                     <w:sz w:val="16"/>
                                     <w:szCs w:val="16"/>
-                                    <w:lang w:val="en-US"/>
                                   </w:rPr>
                                 </w:pPr>
                               </w:p>
@@ -7729,7 +7476,6 @@
                               <w:rFonts w:ascii="Calibri" w:hAnsi="Calibri" w:cs="Calibri"/>
                               <w:sz w:val="2"/>
                               <w:szCs w:val="2"/>
-                              <w:lang w:val="es-MX"/>
                             </w:rPr>
                           </w:pPr>
                           <w:r>
@@ -7739,7 +7485,6 @@
                               <w:bCs/>
                               <w:sz w:val="16"/>
                               <w:szCs w:val="16"/>
-                              <w:lang w:val="es-MX"/>
                             </w:rPr>
                             <w:t>entrada</w:t>
                           </w:r>
@@ -7756,7 +7501,6 @@
                               <w:rFonts w:ascii="Calibri" w:hAnsi="Calibri" w:cs="Calibri"/>
                               <w:sz w:val="2"/>
                               <w:szCs w:val="2"/>
-                              <w:lang w:val="es-MX"/>
                             </w:rPr>
                           </w:pPr>
                           <w:r>
@@ -7790,7 +7534,6 @@
                               <w:bCs/>
                               <w:sz w:val="16"/>
                               <w:szCs w:val="16"/>
-                              <w:lang w:val="es-MX"/>
                             </w:rPr>
                           </w:pPr>
                           <w:r>
@@ -7800,7 +7543,6 @@
                               <w:bCs/>
                               <w:sz w:val="16"/>
                               <w:szCs w:val="16"/>
-                              <w:lang w:val="es-MX"/>
                             </w:rPr>
                             <w:t>caracteres</w:t>
                           </w:r>
@@ -7944,7 +7686,6 @@
                               <w:bCs/>
                               <w:sz w:val="16"/>
                               <w:szCs w:val="16"/>
-                              <w:lang w:val="es-MX"/>
                             </w:rPr>
                           </w:pPr>
                           <w:r>
@@ -7954,7 +7695,6 @@
                               <w:bCs/>
                               <w:sz w:val="16"/>
                               <w:szCs w:val="16"/>
-                              <w:lang w:val="es-MX"/>
                             </w:rPr>
                             <w:t>agrupación</w:t>
                           </w:r>
@@ -8052,7 +7792,6 @@
                               <w:bCs/>
                               <w:sz w:val="18"/>
                               <w:szCs w:val="18"/>
-                              <w:lang w:val="es-MX"/>
                             </w:rPr>
                           </w:pPr>
                           <w:r>
@@ -8062,7 +7801,6 @@
                               <w:bCs/>
                               <w:sz w:val="16"/>
                               <w:szCs w:val="16"/>
-                              <w:lang w:val="es-MX"/>
                             </w:rPr>
                             <w:t>clasificación</w:t>
                           </w:r>
@@ -8073,7 +7811,6 @@
                               <w:bCs/>
                               <w:sz w:val="18"/>
                               <w:szCs w:val="18"/>
-                              <w:lang w:val="es-MX"/>
                             </w:rPr>
                             <w:t xml:space="preserve"> </w:t>
                           </w:r>
@@ -8091,7 +7828,6 @@
                               <w:rFonts w:ascii="Calibri" w:eastAsia="Times New Roman" w:hAnsi="Calibri" w:cs="Calibri"/>
                               <w:sz w:val="12"/>
                               <w:szCs w:val="12"/>
-                              <w:lang w:val="en-US"/>
                             </w:rPr>
                           </w:pPr>
                           <w:r>
@@ -8101,7 +7837,6 @@
                               <w:bCs/>
                               <w:sz w:val="12"/>
                               <w:szCs w:val="12"/>
-                              <w:lang w:val="en-US"/>
                             </w:rPr>
                             <w:t>[</w:t>
                           </w:r>
@@ -8110,7 +7845,6 @@
                               <w:rFonts w:ascii="Calibri" w:eastAsia="Times New Roman" w:hAnsi="Calibri" w:cs="Calibri"/>
                               <w:sz w:val="12"/>
                               <w:szCs w:val="12"/>
-                              <w:lang w:val="en-US"/>
                             </w:rPr>
                             <w:t>KEYWORD,</w:t>
                           </w:r>
@@ -8119,7 +7853,6 @@
                               <w:rFonts w:ascii="Calibri" w:eastAsia="Times New Roman" w:hAnsi="Calibri" w:cs="Calibri"/>
                               <w:sz w:val="12"/>
                               <w:szCs w:val="12"/>
-                              <w:lang w:val="en-US"/>
                             </w:rPr>
                             <w:t xml:space="preserve"> </w:t>
                           </w:r>
@@ -8128,7 +7861,6 @@
                               <w:rFonts w:ascii="Calibri" w:eastAsia="Times New Roman" w:hAnsi="Calibri" w:cs="Calibri"/>
                               <w:sz w:val="12"/>
                               <w:szCs w:val="12"/>
-                              <w:lang w:val="en-US"/>
                             </w:rPr>
                             <w:t>WHITESPACE, IDENTIFIER, WHITESPACE, OPERATOR, WHITESPACE, STRING</w:t>
                           </w:r>
@@ -8139,7 +7871,6 @@
                               <w:bCs/>
                               <w:sz w:val="12"/>
                               <w:szCs w:val="12"/>
-                              <w:lang w:val="en-US"/>
                             </w:rPr>
                             <w:t>]</w:t>
                           </w:r>
@@ -8166,7 +7897,6 @@
                               <w:bCs/>
                               <w:sz w:val="16"/>
                               <w:szCs w:val="16"/>
-                              <w:lang w:val="es-MX"/>
                             </w:rPr>
                           </w:pPr>
                           <w:r>
@@ -8176,7 +7906,6 @@
                               <w:bCs/>
                               <w:sz w:val="16"/>
                               <w:szCs w:val="16"/>
-                              <w:lang w:val="es-MX"/>
                             </w:rPr>
                             <w:t xml:space="preserve">tokens </w:t>
                           </w:r>
@@ -8195,7 +7924,6 @@
                               <w:rFonts w:ascii="Calibri" w:eastAsia="Times New Roman" w:hAnsi="Calibri" w:cs="Calibri"/>
                               <w:sz w:val="12"/>
                               <w:szCs w:val="12"/>
-                              <w:lang w:val="en-US"/>
                             </w:rPr>
                           </w:pPr>
                           <w:r>
@@ -8203,18 +7931,8 @@
                               <w:rFonts w:ascii="Calibri" w:eastAsia="Times New Roman" w:hAnsi="Calibri" w:cs="Calibri"/>
                               <w:sz w:val="12"/>
                               <w:szCs w:val="12"/>
-                              <w:lang w:val="en-US"/>
                             </w:rPr>
-                            <w:t>[</w:t>
-                          </w:r>
-                          <w:r>
-                            <w:rPr>
-                              <w:rFonts w:ascii="Calibri" w:eastAsia="Times New Roman" w:hAnsi="Calibri" w:cs="Calibri"/>
-                              <w:sz w:val="12"/>
-                              <w:szCs w:val="12"/>
-                              <w:lang w:val="en-US"/>
-                            </w:rPr>
-                            <w:t xml:space="preserve"> </w:t>
+                            <w:t xml:space="preserve">[ </w:t>
                           </w:r>
                           <w:r>
                             <w:rPr>
@@ -8223,7 +7941,6 @@
                               <w:bCs/>
                               <w:sz w:val="12"/>
                               <w:szCs w:val="12"/>
-                              <w:lang w:val="en-US"/>
                             </w:rPr>
                             <w:t>Token</w:t>
                           </w:r>
@@ -8232,7 +7949,6 @@
                               <w:rFonts w:ascii="Calibri" w:eastAsia="Times New Roman" w:hAnsi="Calibri" w:cs="Calibri"/>
                               <w:sz w:val="12"/>
                               <w:szCs w:val="12"/>
-                              <w:lang w:val="en-US"/>
                             </w:rPr>
                             <w:t xml:space="preserve"> (</w:t>
                           </w:r>
@@ -8241,7 +7957,6 @@
                               <w:rFonts w:ascii="Calibri" w:eastAsia="Times New Roman" w:hAnsi="Calibri" w:cs="Calibri"/>
                               <w:sz w:val="12"/>
                               <w:szCs w:val="12"/>
-                              <w:lang w:val="en-US"/>
                             </w:rPr>
                             <w:t>KEYWORD, "data", 1, 1),</w:t>
                           </w:r>
@@ -8254,7 +7969,6 @@
                               <w:rFonts w:ascii="Calibri" w:eastAsia="Times New Roman" w:hAnsi="Calibri" w:cs="Calibri"/>
                               <w:sz w:val="12"/>
                               <w:szCs w:val="12"/>
-                              <w:lang w:val="en-US"/>
                             </w:rPr>
                           </w:pPr>
                           <w:r>
@@ -8264,7 +7978,6 @@
                               <w:bCs/>
                               <w:sz w:val="12"/>
                               <w:szCs w:val="12"/>
-                              <w:lang w:val="en-US"/>
                             </w:rPr>
                             <w:t>Token</w:t>
                           </w:r>
@@ -8273,7 +7986,6 @@
                               <w:rFonts w:ascii="Calibri" w:eastAsia="Times New Roman" w:hAnsi="Calibri" w:cs="Calibri"/>
                               <w:sz w:val="12"/>
                               <w:szCs w:val="12"/>
-                              <w:lang w:val="en-US"/>
                             </w:rPr>
                             <w:t xml:space="preserve"> (</w:t>
                           </w:r>
@@ -8282,29 +7994,8 @@
                               <w:rFonts w:ascii="Calibri" w:eastAsia="Times New Roman" w:hAnsi="Calibri" w:cs="Calibri"/>
                               <w:sz w:val="12"/>
                               <w:szCs w:val="12"/>
-                              <w:lang w:val="en-US"/>
                             </w:rPr>
-                            <w:t>IDENTIFIER, "</w:t>
-                          </w:r>
-                          <w:proofErr w:type="spellStart"/>
-                          <w:r>
-                            <w:rPr>
-                              <w:rFonts w:ascii="Calibri" w:eastAsia="Times New Roman" w:hAnsi="Calibri" w:cs="Calibri"/>
-                              <w:sz w:val="12"/>
-                              <w:szCs w:val="12"/>
-                              <w:lang w:val="en-US"/>
-                            </w:rPr>
-                            <w:t>nombre</w:t>
-                          </w:r>
-                          <w:proofErr w:type="spellEnd"/>
-                          <w:r>
-                            <w:rPr>
-                              <w:rFonts w:ascii="Calibri" w:eastAsia="Times New Roman" w:hAnsi="Calibri" w:cs="Calibri"/>
-                              <w:sz w:val="12"/>
-                              <w:szCs w:val="12"/>
-                              <w:lang w:val="en-US"/>
-                            </w:rPr>
-                            <w:t xml:space="preserve">", 1, 6), </w:t>
+                            <w:t xml:space="preserve">IDENTIFIER, "nombre", 1, 6), </w:t>
                           </w:r>
                         </w:p>
                         <w:p>
@@ -8315,7 +8006,6 @@
                               <w:rFonts w:ascii="Calibri" w:eastAsia="Times New Roman" w:hAnsi="Calibri" w:cs="Calibri"/>
                               <w:sz w:val="12"/>
                               <w:szCs w:val="12"/>
-                              <w:lang w:val="en-US"/>
                             </w:rPr>
                           </w:pPr>
                           <w:r>
@@ -8325,7 +8015,6 @@
                               <w:bCs/>
                               <w:sz w:val="12"/>
                               <w:szCs w:val="12"/>
-                              <w:lang w:val="en-US"/>
                             </w:rPr>
                             <w:t>Token</w:t>
                           </w:r>
@@ -8334,7 +8023,6 @@
                               <w:rFonts w:ascii="Calibri" w:eastAsia="Times New Roman" w:hAnsi="Calibri" w:cs="Calibri"/>
                               <w:sz w:val="12"/>
                               <w:szCs w:val="12"/>
-                              <w:lang w:val="en-US"/>
                             </w:rPr>
                             <w:t xml:space="preserve"> (</w:t>
                           </w:r>
@@ -8343,7 +8031,6 @@
                               <w:rFonts w:ascii="Calibri" w:eastAsia="Times New Roman" w:hAnsi="Calibri" w:cs="Calibri"/>
                               <w:sz w:val="12"/>
                               <w:szCs w:val="12"/>
-                              <w:lang w:val="en-US"/>
                             </w:rPr>
                             <w:t>OPERATOR, "set", 1, 12),</w:t>
                           </w:r>
@@ -8356,7 +8043,6 @@
                               <w:rFonts w:ascii="Calibri" w:eastAsia="Times New Roman" w:hAnsi="Calibri" w:cs="Calibri"/>
                               <w:sz w:val="12"/>
                               <w:szCs w:val="12"/>
-                              <w:lang w:val="en-US"/>
                             </w:rPr>
                           </w:pPr>
                           <w:r>
@@ -8366,7 +8052,6 @@
                               <w:bCs/>
                               <w:sz w:val="12"/>
                               <w:szCs w:val="12"/>
-                              <w:lang w:val="en-US"/>
                             </w:rPr>
                             <w:t>Token</w:t>
                           </w:r>
@@ -8375,7 +8060,6 @@
                               <w:rFonts w:ascii="Calibri" w:eastAsia="Times New Roman" w:hAnsi="Calibri" w:cs="Calibri"/>
                               <w:sz w:val="12"/>
                               <w:szCs w:val="12"/>
-                              <w:lang w:val="en-US"/>
                             </w:rPr>
                             <w:t xml:space="preserve"> (</w:t>
                           </w:r>
@@ -8384,7 +8068,6 @@
                               <w:rFonts w:ascii="Calibri" w:eastAsia="Times New Roman" w:hAnsi="Calibri" w:cs="Calibri"/>
                               <w:sz w:val="12"/>
                               <w:szCs w:val="12"/>
-                              <w:lang w:val="en-US"/>
                             </w:rPr>
                             <w:t>STRING, "</w:t>
                           </w:r>
@@ -8393,7 +8076,6 @@
                               <w:rFonts w:ascii="Calibri" w:eastAsia="Times New Roman" w:hAnsi="Calibri" w:cs="Calibri"/>
                               <w:sz w:val="12"/>
                               <w:szCs w:val="12"/>
-                              <w:lang w:val="en-US"/>
                             </w:rPr>
                             <w:t>Ken</w:t>
                           </w:r>
@@ -8402,7 +8084,6 @@
                               <w:rFonts w:ascii="Calibri" w:eastAsia="Times New Roman" w:hAnsi="Calibri" w:cs="Calibri"/>
                               <w:sz w:val="12"/>
                               <w:szCs w:val="12"/>
-                              <w:lang w:val="en-US"/>
                             </w:rPr>
                             <w:t>", 1, 16</w:t>
                           </w:r>
@@ -8411,18 +8092,8 @@
                               <w:rFonts w:ascii="Calibri" w:eastAsia="Times New Roman" w:hAnsi="Calibri" w:cs="Calibri"/>
                               <w:sz w:val="12"/>
                               <w:szCs w:val="12"/>
-                              <w:lang w:val="en-US"/>
                             </w:rPr>
-                            <w:t>)</w:t>
-                          </w:r>
-                          <w:r>
-                            <w:rPr>
-                              <w:rFonts w:ascii="Calibri" w:eastAsia="Times New Roman" w:hAnsi="Calibri" w:cs="Calibri"/>
-                              <w:sz w:val="12"/>
-                              <w:szCs w:val="12"/>
-                              <w:lang w:val="en-US"/>
-                            </w:rPr>
-                            <w:t>]</w:t>
+                            <w:t>)]</w:t>
                           </w:r>
                         </w:p>
                         <w:p>
@@ -8433,7 +8104,6 @@
                               <w:rFonts w:ascii="Calibri" w:eastAsia="Times New Roman" w:hAnsi="Calibri" w:cs="Calibri"/>
                               <w:sz w:val="16"/>
                               <w:szCs w:val="16"/>
-                              <w:lang w:val="en-US"/>
                             </w:rPr>
                           </w:pPr>
                         </w:p>
@@ -8456,7 +8126,6 @@
           <w:rFonts w:ascii="Times New Roman" w:eastAsia="Times New Roman" w:hAnsi="Times New Roman" w:cs="Times New Roman"/>
           <w:b/>
           <w:bCs/>
-          <w:lang w:val="en-US"/>
         </w:rPr>
       </w:pPr>
     </w:p>
@@ -8468,7 +8137,6 @@
           <w:rFonts w:ascii="Times New Roman" w:eastAsia="Times New Roman" w:hAnsi="Times New Roman" w:cs="Times New Roman"/>
           <w:b/>
           <w:bCs/>
-          <w:lang w:val="en-US"/>
         </w:rPr>
       </w:pPr>
     </w:p>
@@ -8480,7 +8148,6 @@
           <w:rFonts w:ascii="Times New Roman" w:eastAsia="Times New Roman" w:hAnsi="Times New Roman" w:cs="Times New Roman"/>
           <w:b/>
           <w:bCs/>
-          <w:lang w:val="en-US"/>
         </w:rPr>
       </w:pPr>
       <w:r>
@@ -8488,7 +8155,6 @@
           <w:rFonts w:ascii="Times New Roman" w:eastAsia="Times New Roman" w:hAnsi="Times New Roman" w:cs="Times New Roman"/>
           <w:b/>
           <w:bCs/>
-          <w:noProof/>
         </w:rPr>
         <mc:AlternateContent>
           <mc:Choice Requires="wps">
@@ -8571,7 +8237,6 @@
           <w:rFonts w:ascii="Times New Roman" w:eastAsia="Times New Roman" w:hAnsi="Times New Roman" w:cs="Times New Roman"/>
           <w:b/>
           <w:bCs/>
-          <w:noProof/>
         </w:rPr>
         <mc:AlternateContent>
           <mc:Choice Requires="wps">
@@ -8650,7 +8315,6 @@
           <w:rFonts w:ascii="Times New Roman" w:eastAsia="Times New Roman" w:hAnsi="Times New Roman" w:cs="Times New Roman"/>
           <w:b/>
           <w:bCs/>
-          <w:noProof/>
         </w:rPr>
         <mc:AlternateContent>
           <mc:Choice Requires="wps">
@@ -8729,7 +8393,6 @@
           <w:rFonts w:ascii="Times New Roman" w:eastAsia="Times New Roman" w:hAnsi="Times New Roman" w:cs="Times New Roman"/>
           <w:b/>
           <w:bCs/>
-          <w:noProof/>
         </w:rPr>
         <mc:AlternateContent>
           <mc:Choice Requires="wps">
@@ -8812,7 +8475,6 @@
           <w:rFonts w:ascii="Times New Roman" w:eastAsia="Times New Roman" w:hAnsi="Times New Roman" w:cs="Times New Roman"/>
           <w:b/>
           <w:bCs/>
-          <w:lang w:val="en-US"/>
         </w:rPr>
       </w:pPr>
       <w:r>
@@ -8820,7 +8482,6 @@
           <w:rFonts w:ascii="Times New Roman" w:eastAsia="Times New Roman" w:hAnsi="Times New Roman" w:cs="Times New Roman"/>
           <w:b/>
           <w:bCs/>
-          <w:lang w:val="en-US"/>
         </w:rPr>
         <w:t xml:space="preserve"> </w:t>
       </w:r>
@@ -8831,7 +8492,6 @@
         <w:ind w:left="0"/>
         <w:rPr>
           <w:rFonts w:ascii="Times New Roman" w:eastAsia="Times New Roman" w:hAnsi="Times New Roman" w:cs="Times New Roman"/>
-          <w:lang w:val="en-US"/>
         </w:rPr>
       </w:pPr>
     </w:p>
@@ -8841,13 +8501,11 @@
         <w:ind w:left="0"/>
         <w:rPr>
           <w:rFonts w:ascii="Times New Roman" w:eastAsia="Times New Roman" w:hAnsi="Times New Roman" w:cs="Times New Roman"/>
-          <w:lang w:val="en-US"/>
         </w:rPr>
       </w:pPr>
       <w:r>
         <w:rPr>
           <w:rFonts w:ascii="Times New Roman" w:eastAsia="Times New Roman" w:hAnsi="Times New Roman" w:cs="Times New Roman"/>
-          <w:lang w:val="en-US"/>
         </w:rPr>
         <w:tab/>
       </w:r>
@@ -8878,483 +8536,7 @@
     <w:p>
       <w:pPr>
         <w:pStyle w:val="Prrafodelista"/>
-        <w:ind w:left="0"/>
-        <w:rPr>
-          <w:rFonts w:ascii="Times New Roman" w:eastAsia="Times New Roman" w:hAnsi="Times New Roman" w:cs="Times New Roman"/>
-        </w:rPr>
-      </w:pPr>
-      <w:r>
-        <w:rPr>
-          <w:rFonts w:ascii="Times New Roman" w:eastAsia="Times New Roman" w:hAnsi="Times New Roman" w:cs="Times New Roman"/>
-        </w:rPr>
-        <w:t xml:space="preserve">Para HOOP se diseñó un </w:t>
-      </w:r>
-      <w:proofErr w:type="spellStart"/>
-      <w:r>
-        <w:rPr>
-          <w:rFonts w:ascii="Times New Roman" w:eastAsia="Times New Roman" w:hAnsi="Times New Roman" w:cs="Times New Roman"/>
-        </w:rPr>
-        <w:t>parser</w:t>
-      </w:r>
-      <w:proofErr w:type="spellEnd"/>
-      <w:r>
-        <w:rPr>
-          <w:rFonts w:ascii="Times New Roman" w:eastAsia="Times New Roman" w:hAnsi="Times New Roman" w:cs="Times New Roman"/>
-        </w:rPr>
-        <w:t xml:space="preserve"> estilo </w:t>
-      </w:r>
-      <w:r>
-        <w:rPr>
-          <w:rFonts w:ascii="Times New Roman" w:eastAsia="Times New Roman" w:hAnsi="Times New Roman" w:cs="Times New Roman"/>
-          <w:b/>
-          <w:bCs/>
-        </w:rPr>
-        <w:t>YACC</w:t>
-      </w:r>
-      <w:r>
-        <w:rPr>
-          <w:rFonts w:ascii="Times New Roman" w:eastAsia="Times New Roman" w:hAnsi="Times New Roman" w:cs="Times New Roman"/>
-        </w:rPr>
-        <w:t xml:space="preserve"> (</w:t>
-      </w:r>
-      <w:proofErr w:type="spellStart"/>
-      <w:r>
-        <w:rPr>
-          <w:rFonts w:ascii="Times New Roman" w:eastAsia="Times New Roman" w:hAnsi="Times New Roman" w:cs="Times New Roman"/>
-        </w:rPr>
-        <w:t>Yet</w:t>
-      </w:r>
-      <w:proofErr w:type="spellEnd"/>
-      <w:r>
-        <w:rPr>
-          <w:rFonts w:ascii="Times New Roman" w:eastAsia="Times New Roman" w:hAnsi="Times New Roman" w:cs="Times New Roman"/>
-        </w:rPr>
-        <w:t xml:space="preserve"> </w:t>
-      </w:r>
-      <w:proofErr w:type="spellStart"/>
-      <w:r>
-        <w:rPr>
-          <w:rFonts w:ascii="Times New Roman" w:eastAsia="Times New Roman" w:hAnsi="Times New Roman" w:cs="Times New Roman"/>
-        </w:rPr>
-        <w:t>Another</w:t>
-      </w:r>
-      <w:proofErr w:type="spellEnd"/>
-      <w:r>
-        <w:rPr>
-          <w:rFonts w:ascii="Times New Roman" w:eastAsia="Times New Roman" w:hAnsi="Times New Roman" w:cs="Times New Roman"/>
-        </w:rPr>
-        <w:t xml:space="preserve"> </w:t>
-      </w:r>
-      <w:proofErr w:type="spellStart"/>
-      <w:r>
-        <w:rPr>
-          <w:rFonts w:ascii="Times New Roman" w:eastAsia="Times New Roman" w:hAnsi="Times New Roman" w:cs="Times New Roman"/>
-        </w:rPr>
-        <w:t>Compiler</w:t>
-      </w:r>
-      <w:proofErr w:type="spellEnd"/>
-      <w:r>
-        <w:rPr>
-          <w:rFonts w:ascii="Times New Roman" w:eastAsia="Times New Roman" w:hAnsi="Times New Roman" w:cs="Times New Roman"/>
-        </w:rPr>
-        <w:t xml:space="preserve"> </w:t>
-      </w:r>
-      <w:proofErr w:type="spellStart"/>
-      <w:r>
-        <w:rPr>
-          <w:rFonts w:ascii="Times New Roman" w:eastAsia="Times New Roman" w:hAnsi="Times New Roman" w:cs="Times New Roman"/>
-        </w:rPr>
-        <w:t>Compiler</w:t>
-      </w:r>
-      <w:proofErr w:type="spellEnd"/>
-      <w:r>
-        <w:rPr>
-          <w:rFonts w:ascii="Times New Roman" w:eastAsia="Times New Roman" w:hAnsi="Times New Roman" w:cs="Times New Roman"/>
-        </w:rPr>
-        <w:t xml:space="preserve">). Este </w:t>
-      </w:r>
-      <w:proofErr w:type="spellStart"/>
-      <w:r>
-        <w:rPr>
-          <w:rFonts w:ascii="Times New Roman" w:eastAsia="Times New Roman" w:hAnsi="Times New Roman" w:cs="Times New Roman"/>
-        </w:rPr>
-        <w:t>parser</w:t>
-      </w:r>
-      <w:proofErr w:type="spellEnd"/>
-      <w:r>
-        <w:rPr>
-          <w:rFonts w:ascii="Times New Roman" w:eastAsia="Times New Roman" w:hAnsi="Times New Roman" w:cs="Times New Roman"/>
-        </w:rPr>
-        <w:t xml:space="preserve"> analiza la secuencia de tokens generados por el leer mencionado en el paso anterior, y los utiliza para construir un </w:t>
-      </w:r>
-      <w:proofErr w:type="spellStart"/>
-      <w:r>
-        <w:rPr>
-          <w:rFonts w:ascii="Times New Roman" w:eastAsia="Times New Roman" w:hAnsi="Times New Roman" w:cs="Times New Roman"/>
-          <w:b/>
-          <w:bCs/>
-        </w:rPr>
-        <w:t>Arbol</w:t>
-      </w:r>
-      <w:proofErr w:type="spellEnd"/>
-      <w:r>
-        <w:rPr>
-          <w:rFonts w:ascii="Times New Roman" w:eastAsia="Times New Roman" w:hAnsi="Times New Roman" w:cs="Times New Roman"/>
-          <w:b/>
-          <w:bCs/>
-        </w:rPr>
-        <w:t xml:space="preserve"> de</w:t>
-      </w:r>
-      <w:r>
-        <w:rPr>
-          <w:rFonts w:ascii="Times New Roman" w:eastAsia="Times New Roman" w:hAnsi="Times New Roman" w:cs="Times New Roman"/>
-        </w:rPr>
-        <w:t xml:space="preserve"> </w:t>
-      </w:r>
-      <w:r>
-        <w:rPr>
-          <w:rFonts w:ascii="Times New Roman" w:eastAsia="Times New Roman" w:hAnsi="Times New Roman" w:cs="Times New Roman"/>
-          <w:b/>
-          <w:bCs/>
-        </w:rPr>
-        <w:t>Sintaxis Abstracta (AST)</w:t>
-      </w:r>
-      <w:r>
-        <w:rPr>
-          <w:rFonts w:ascii="Times New Roman" w:eastAsia="Times New Roman" w:hAnsi="Times New Roman" w:cs="Times New Roman"/>
-        </w:rPr>
-        <w:t xml:space="preserve"> o detectar errores sintácticos. No usa librerías externas; todo es implementado manual. Este </w:t>
-      </w:r>
-      <w:proofErr w:type="spellStart"/>
-      <w:r>
-        <w:rPr>
-          <w:rFonts w:ascii="Times New Roman" w:eastAsia="Times New Roman" w:hAnsi="Times New Roman" w:cs="Times New Roman"/>
-        </w:rPr>
-        <w:t>parser</w:t>
-      </w:r>
-      <w:proofErr w:type="spellEnd"/>
-      <w:r>
-        <w:rPr>
-          <w:rFonts w:ascii="Times New Roman" w:eastAsia="Times New Roman" w:hAnsi="Times New Roman" w:cs="Times New Roman"/>
-        </w:rPr>
-        <w:t xml:space="preserve"> importa listas del le</w:t>
-      </w:r>
-      <w:r>
-        <w:rPr>
-          <w:rFonts w:ascii="Times New Roman" w:eastAsia="Times New Roman" w:hAnsi="Times New Roman" w:cs="Times New Roman"/>
-        </w:rPr>
-        <w:t>x</w:t>
-      </w:r>
-      <w:r>
-        <w:rPr>
-          <w:rFonts w:ascii="Times New Roman" w:eastAsia="Times New Roman" w:hAnsi="Times New Roman" w:cs="Times New Roman"/>
-        </w:rPr>
-        <w:t>er como RESERVADAS (</w:t>
-      </w:r>
-      <w:proofErr w:type="spellStart"/>
-      <w:r>
-        <w:rPr>
-          <w:rFonts w:ascii="Times New Roman" w:eastAsia="Times New Roman" w:hAnsi="Times New Roman" w:cs="Times New Roman"/>
-        </w:rPr>
-        <w:t>mold</w:t>
-      </w:r>
-      <w:proofErr w:type="spellEnd"/>
-      <w:r>
-        <w:rPr>
-          <w:rFonts w:ascii="Times New Roman" w:eastAsia="Times New Roman" w:hAnsi="Times New Roman" w:cs="Times New Roman"/>
-        </w:rPr>
-        <w:t xml:space="preserve">, </w:t>
-      </w:r>
-      <w:proofErr w:type="spellStart"/>
-      <w:r>
-        <w:rPr>
-          <w:rFonts w:ascii="Times New Roman" w:eastAsia="Times New Roman" w:hAnsi="Times New Roman" w:cs="Times New Roman"/>
-        </w:rPr>
-        <w:t>when</w:t>
-      </w:r>
-      <w:proofErr w:type="spellEnd"/>
-      <w:r>
-        <w:rPr>
-          <w:rFonts w:ascii="Times New Roman" w:eastAsia="Times New Roman" w:hAnsi="Times New Roman" w:cs="Times New Roman"/>
-        </w:rPr>
-        <w:t xml:space="preserve">, </w:t>
-      </w:r>
-      <w:proofErr w:type="spellStart"/>
-      <w:r>
-        <w:rPr>
-          <w:rFonts w:ascii="Times New Roman" w:eastAsia="Times New Roman" w:hAnsi="Times New Roman" w:cs="Times New Roman"/>
-        </w:rPr>
-        <w:t>cycle</w:t>
-      </w:r>
-      <w:proofErr w:type="spellEnd"/>
-      <w:r>
-        <w:rPr>
-          <w:rFonts w:ascii="Times New Roman" w:eastAsia="Times New Roman" w:hAnsi="Times New Roman" w:cs="Times New Roman"/>
-        </w:rPr>
-        <w:t>…</w:t>
-      </w:r>
-      <w:r>
-        <w:rPr>
-          <w:rFonts w:ascii="Times New Roman" w:eastAsia="Times New Roman" w:hAnsi="Times New Roman" w:cs="Times New Roman"/>
-        </w:rPr>
-        <w:t xml:space="preserve">), </w:t>
-      </w:r>
-      <w:proofErr w:type="gramStart"/>
-      <w:r>
-        <w:rPr>
-          <w:rFonts w:ascii="Times New Roman" w:eastAsia="Times New Roman" w:hAnsi="Times New Roman" w:cs="Times New Roman"/>
-        </w:rPr>
-        <w:t>T</w:t>
-      </w:r>
-      <w:r>
-        <w:rPr>
-          <w:rFonts w:ascii="Times New Roman" w:eastAsia="Times New Roman" w:hAnsi="Times New Roman" w:cs="Times New Roman"/>
-        </w:rPr>
-        <w:t>IPOS</w:t>
-      </w:r>
-      <w:r>
-        <w:rPr>
-          <w:rFonts w:ascii="Times New Roman" w:eastAsia="Times New Roman" w:hAnsi="Times New Roman" w:cs="Times New Roman"/>
-        </w:rPr>
-        <w:t>(</w:t>
-      </w:r>
-      <w:proofErr w:type="spellStart"/>
-      <w:proofErr w:type="gramEnd"/>
-      <w:r>
-        <w:rPr>
-          <w:rFonts w:ascii="Times New Roman" w:eastAsia="Times New Roman" w:hAnsi="Times New Roman" w:cs="Times New Roman"/>
-        </w:rPr>
-        <w:t>whole</w:t>
-      </w:r>
-      <w:proofErr w:type="spellEnd"/>
-      <w:r>
-        <w:rPr>
-          <w:rFonts w:ascii="Times New Roman" w:eastAsia="Times New Roman" w:hAnsi="Times New Roman" w:cs="Times New Roman"/>
-        </w:rPr>
-        <w:t xml:space="preserve">, </w:t>
-      </w:r>
-      <w:proofErr w:type="spellStart"/>
-      <w:r>
-        <w:rPr>
-          <w:rFonts w:ascii="Times New Roman" w:eastAsia="Times New Roman" w:hAnsi="Times New Roman" w:cs="Times New Roman"/>
-        </w:rPr>
-        <w:t>fract</w:t>
-      </w:r>
-      <w:proofErr w:type="spellEnd"/>
-      <w:r>
-        <w:rPr>
-          <w:rFonts w:ascii="Times New Roman" w:eastAsia="Times New Roman" w:hAnsi="Times New Roman" w:cs="Times New Roman"/>
-        </w:rPr>
-        <w:t xml:space="preserve">, </w:t>
-      </w:r>
-      <w:proofErr w:type="spellStart"/>
-      <w:r>
-        <w:rPr>
-          <w:rFonts w:ascii="Times New Roman" w:eastAsia="Times New Roman" w:hAnsi="Times New Roman" w:cs="Times New Roman"/>
-        </w:rPr>
-        <w:t>logic</w:t>
-      </w:r>
-      <w:proofErr w:type="spellEnd"/>
-      <w:r>
-        <w:rPr>
-          <w:rFonts w:ascii="Times New Roman" w:eastAsia="Times New Roman" w:hAnsi="Times New Roman" w:cs="Times New Roman"/>
-        </w:rPr>
-        <w:t>…)</w:t>
-      </w:r>
-      <w:r>
-        <w:rPr>
-          <w:rFonts w:ascii="Times New Roman" w:eastAsia="Times New Roman" w:hAnsi="Times New Roman" w:cs="Times New Roman"/>
-        </w:rPr>
-        <w:t xml:space="preserve"> </w:t>
-      </w:r>
-      <w:r>
-        <w:rPr>
-          <w:rFonts w:ascii="Times New Roman" w:eastAsia="Times New Roman" w:hAnsi="Times New Roman" w:cs="Times New Roman"/>
-        </w:rPr>
-        <w:t>OPERADORES_PALABRAS</w:t>
-      </w:r>
-      <w:r>
-        <w:rPr>
-          <w:rFonts w:ascii="Times New Roman" w:eastAsia="Times New Roman" w:hAnsi="Times New Roman" w:cs="Times New Roman"/>
-        </w:rPr>
-        <w:t xml:space="preserve"> (set, plus, </w:t>
-      </w:r>
-      <w:proofErr w:type="spellStart"/>
-      <w:r>
-        <w:rPr>
-          <w:rFonts w:ascii="Times New Roman" w:eastAsia="Times New Roman" w:hAnsi="Times New Roman" w:cs="Times New Roman"/>
-        </w:rPr>
-        <w:t>minus</w:t>
-      </w:r>
-      <w:proofErr w:type="spellEnd"/>
-      <w:r>
-        <w:rPr>
-          <w:rFonts w:ascii="Times New Roman" w:eastAsia="Times New Roman" w:hAnsi="Times New Roman" w:cs="Times New Roman"/>
-        </w:rPr>
-        <w:t>…) y PALABRAS_</w:t>
-      </w:r>
-      <w:r>
-        <w:rPr>
-          <w:rFonts w:ascii="Times New Roman" w:eastAsia="Times New Roman" w:hAnsi="Times New Roman" w:cs="Times New Roman"/>
-        </w:rPr>
-        <w:t xml:space="preserve">PREGONADAS </w:t>
-      </w:r>
-      <w:r>
-        <w:rPr>
-          <w:rFonts w:ascii="Times New Roman" w:eastAsia="Times New Roman" w:hAnsi="Times New Roman" w:cs="Times New Roman"/>
-        </w:rPr>
-        <w:lastRenderedPageBreak/>
-        <w:t>(</w:t>
-      </w:r>
-      <w:proofErr w:type="spellStart"/>
-      <w:r>
-        <w:rPr>
-          <w:rFonts w:ascii="Times New Roman" w:eastAsia="Times New Roman" w:hAnsi="Times New Roman" w:cs="Times New Roman"/>
-        </w:rPr>
-        <w:t>length</w:t>
-      </w:r>
-      <w:proofErr w:type="spellEnd"/>
-      <w:r>
-        <w:rPr>
-          <w:rFonts w:ascii="Times New Roman" w:eastAsia="Times New Roman" w:hAnsi="Times New Roman" w:cs="Times New Roman"/>
-        </w:rPr>
-        <w:t xml:space="preserve">, </w:t>
-      </w:r>
-      <w:proofErr w:type="spellStart"/>
-      <w:r>
-        <w:rPr>
-          <w:rFonts w:ascii="Times New Roman" w:eastAsia="Times New Roman" w:hAnsi="Times New Roman" w:cs="Times New Roman"/>
-        </w:rPr>
-        <w:t>size</w:t>
-      </w:r>
-      <w:proofErr w:type="spellEnd"/>
-      <w:r>
-        <w:rPr>
-          <w:rFonts w:ascii="Times New Roman" w:eastAsia="Times New Roman" w:hAnsi="Times New Roman" w:cs="Times New Roman"/>
-        </w:rPr>
-        <w:t xml:space="preserve">, </w:t>
-      </w:r>
-      <w:proofErr w:type="spellStart"/>
-      <w:r>
-        <w:rPr>
-          <w:rFonts w:ascii="Times New Roman" w:eastAsia="Times New Roman" w:hAnsi="Times New Roman" w:cs="Times New Roman"/>
-        </w:rPr>
-        <w:t>type</w:t>
-      </w:r>
-      <w:proofErr w:type="spellEnd"/>
-      <w:r>
-        <w:rPr>
-          <w:rFonts w:ascii="Times New Roman" w:eastAsia="Times New Roman" w:hAnsi="Times New Roman" w:cs="Times New Roman"/>
-        </w:rPr>
-        <w:t xml:space="preserve">…). </w:t>
-      </w:r>
-      <w:r>
-        <w:rPr>
-          <w:rFonts w:ascii="Times New Roman" w:eastAsia="Times New Roman" w:hAnsi="Times New Roman" w:cs="Times New Roman"/>
-        </w:rPr>
-        <w:t xml:space="preserve">Estas se utilizan para validación y sugerencia de corrección. Como sabemos el lexer produce una lista de tokens anteriormente vista en la etapa anterior, el </w:t>
-      </w:r>
-      <w:proofErr w:type="spellStart"/>
-      <w:r>
-        <w:rPr>
-          <w:rFonts w:ascii="Times New Roman" w:eastAsia="Times New Roman" w:hAnsi="Times New Roman" w:cs="Times New Roman"/>
-        </w:rPr>
-        <w:t>parser</w:t>
-      </w:r>
-      <w:proofErr w:type="spellEnd"/>
-      <w:r>
-        <w:rPr>
-          <w:rFonts w:ascii="Times New Roman" w:eastAsia="Times New Roman" w:hAnsi="Times New Roman" w:cs="Times New Roman"/>
-        </w:rPr>
-        <w:t xml:space="preserve"> recibe esta lista y la procesa secuencialmente, avanzando posición por posición sobre cada uno de los tokens entregados, si hay errores léxicos, el lexer los reporta inicialmente, pero el </w:t>
-      </w:r>
-      <w:proofErr w:type="spellStart"/>
-      <w:r>
-        <w:rPr>
-          <w:rFonts w:ascii="Times New Roman" w:eastAsia="Times New Roman" w:hAnsi="Times New Roman" w:cs="Times New Roman"/>
-        </w:rPr>
-        <w:t>parser</w:t>
-      </w:r>
-      <w:proofErr w:type="spellEnd"/>
-      <w:r>
-        <w:rPr>
-          <w:rFonts w:ascii="Times New Roman" w:eastAsia="Times New Roman" w:hAnsi="Times New Roman" w:cs="Times New Roman"/>
-        </w:rPr>
-        <w:t xml:space="preserve"> asume tokens únicamente validos y se enfoca en revisar errores sintácticos sobre ellos (alguna secuencia incorrecta, o estructura mal redactada). </w:t>
-      </w:r>
-      <w:r>
-        <w:rPr>
-          <w:rFonts w:ascii="Times New Roman" w:eastAsia="Times New Roman" w:hAnsi="Times New Roman" w:cs="Times New Roman"/>
-        </w:rPr>
-        <w:t>Lo hace basándose en si el token actual coincide con el tipo de token que fue declarado</w:t>
-      </w:r>
-      <w:r>
-        <w:rPr>
-          <w:rFonts w:ascii="Times New Roman" w:eastAsia="Times New Roman" w:hAnsi="Times New Roman" w:cs="Times New Roman"/>
-        </w:rPr>
-        <w:t xml:space="preserve"> y con el valor si es necesario </w:t>
-      </w:r>
-      <w:r>
-        <w:rPr>
-          <w:rFonts w:ascii="Times New Roman" w:eastAsia="Times New Roman" w:hAnsi="Times New Roman" w:cs="Times New Roman"/>
-          <w:b/>
-          <w:bCs/>
-        </w:rPr>
-        <w:t>(</w:t>
-      </w:r>
-      <w:r>
-        <w:rPr>
-          <w:rFonts w:ascii="Times New Roman" w:eastAsia="Times New Roman" w:hAnsi="Times New Roman" w:cs="Times New Roman"/>
-          <w:b/>
-          <w:bCs/>
-        </w:rPr>
-        <w:t>e</w:t>
-      </w:r>
-      <w:r>
-        <w:rPr>
-          <w:rFonts w:ascii="Times New Roman" w:eastAsia="Times New Roman" w:hAnsi="Times New Roman" w:cs="Times New Roman"/>
-          <w:b/>
-          <w:bCs/>
-        </w:rPr>
-        <w:t xml:space="preserve">s decir hay tokens donde mi valor realmente no importan al </w:t>
-      </w:r>
-      <w:proofErr w:type="spellStart"/>
-      <w:r>
-        <w:rPr>
-          <w:rFonts w:ascii="Times New Roman" w:eastAsia="Times New Roman" w:hAnsi="Times New Roman" w:cs="Times New Roman"/>
-          <w:b/>
-          <w:bCs/>
-        </w:rPr>
-        <w:t>parser</w:t>
-      </w:r>
-      <w:proofErr w:type="spellEnd"/>
-      <w:r>
-        <w:rPr>
-          <w:rFonts w:ascii="Times New Roman" w:eastAsia="Times New Roman" w:hAnsi="Times New Roman" w:cs="Times New Roman"/>
-          <w:b/>
-          <w:bCs/>
-        </w:rPr>
-        <w:t xml:space="preserve"> como el valor de un IDENTIFIER, pero si es importante conocer el valor de un token marcado como KEYWORD para detectar precisamente cuál será su estructura buscada)</w:t>
-      </w:r>
-      <w:r>
-        <w:rPr>
-          <w:rFonts w:ascii="Times New Roman" w:eastAsia="Times New Roman" w:hAnsi="Times New Roman" w:cs="Times New Roman"/>
-          <w:b/>
-          <w:bCs/>
-        </w:rPr>
-        <w:t>,</w:t>
-      </w:r>
-      <w:r>
-        <w:rPr>
-          <w:rFonts w:ascii="Times New Roman" w:eastAsia="Times New Roman" w:hAnsi="Times New Roman" w:cs="Times New Roman"/>
-        </w:rPr>
-        <w:t xml:space="preserve"> si no es así entonces registra un error (esperado vs encontrado), si el token es correcto entonces avanza. </w:t>
-      </w:r>
-    </w:p>
-    <w:p>
-      <w:pPr>
-        <w:pStyle w:val="Prrafodelista"/>
-        <w:ind w:left="0"/>
+        <w:ind w:left="0" w:firstLine="708"/>
         <w:rPr>
           <w:rFonts w:ascii="Times New Roman" w:eastAsia="Times New Roman" w:hAnsi="Times New Roman" w:cs="Times New Roman"/>
         </w:rPr>
@@ -9366,17 +8548,37 @@
         <w:ind w:left="0" w:firstLine="708"/>
         <w:rPr>
           <w:rFonts w:ascii="Times New Roman" w:eastAsia="Times New Roman" w:hAnsi="Times New Roman" w:cs="Times New Roman"/>
+        </w:rPr>
+      </w:pPr>
+      <w:r>
+        <w:rPr>
+          <w:rFonts w:ascii="Times New Roman" w:eastAsia="Times New Roman" w:hAnsi="Times New Roman" w:cs="Times New Roman"/>
+        </w:rPr>
+        <w:t>Para HOOP se diseñó un </w:t>
+      </w:r>
+      <w:proofErr w:type="spellStart"/>
+      <w:r>
+        <w:rPr>
+          <w:rFonts w:ascii="Times New Roman" w:eastAsia="Times New Roman" w:hAnsi="Times New Roman" w:cs="Times New Roman"/>
           <w:b/>
           <w:bCs/>
         </w:rPr>
-      </w:pPr>
+        <w:t>parser</w:t>
+      </w:r>
+      <w:proofErr w:type="spellEnd"/>
       <w:r>
         <w:rPr>
           <w:rFonts w:ascii="Times New Roman" w:eastAsia="Times New Roman" w:hAnsi="Times New Roman" w:cs="Times New Roman"/>
           <w:b/>
           <w:bCs/>
         </w:rPr>
-        <w:t xml:space="preserve">3.3 </w:t>
+        <w:t xml:space="preserve"> descendente recursivo</w:t>
+      </w:r>
+      <w:r>
+        <w:rPr>
+          <w:rFonts w:ascii="Times New Roman" w:eastAsia="Times New Roman" w:hAnsi="Times New Roman" w:cs="Times New Roman"/>
+        </w:rPr>
+        <w:t> que implementa directamente la </w:t>
       </w:r>
       <w:r>
         <w:rPr>
@@ -9384,7 +8586,1145 @@
           <w:b/>
           <w:bCs/>
         </w:rPr>
-        <w:t>Declaraciones BNF de HOOP</w:t>
+        <w:t>gramática BNF oficial</w:t>
+      </w:r>
+      <w:r>
+        <w:rPr>
+          <w:rFonts w:ascii="Times New Roman" w:eastAsia="Times New Roman" w:hAnsi="Times New Roman" w:cs="Times New Roman"/>
+        </w:rPr>
+        <w:t> del lenguaje</w:t>
+      </w:r>
+      <w:r>
+        <w:rPr>
+          <w:rFonts w:ascii="Times New Roman" w:eastAsia="Times New Roman" w:hAnsi="Times New Roman" w:cs="Times New Roman"/>
+        </w:rPr>
+        <w:t xml:space="preserve"> adjunta en este documento</w:t>
+      </w:r>
+      <w:r>
+        <w:rPr>
+          <w:rFonts w:ascii="Times New Roman" w:eastAsia="Times New Roman" w:hAnsi="Times New Roman" w:cs="Times New Roman"/>
+        </w:rPr>
+        <w:t xml:space="preserve">. Este </w:t>
+      </w:r>
+      <w:proofErr w:type="spellStart"/>
+      <w:r>
+        <w:rPr>
+          <w:rFonts w:ascii="Times New Roman" w:eastAsia="Times New Roman" w:hAnsi="Times New Roman" w:cs="Times New Roman"/>
+        </w:rPr>
+        <w:t>parser</w:t>
+      </w:r>
+      <w:proofErr w:type="spellEnd"/>
+      <w:r>
+        <w:rPr>
+          <w:rFonts w:ascii="Times New Roman" w:eastAsia="Times New Roman" w:hAnsi="Times New Roman" w:cs="Times New Roman"/>
+        </w:rPr>
+        <w:t xml:space="preserve"> analiza la secuencia de tokens generados por el </w:t>
+      </w:r>
+      <w:proofErr w:type="spellStart"/>
+      <w:r>
+        <w:rPr>
+          <w:rFonts w:ascii="Times New Roman" w:eastAsia="Times New Roman" w:hAnsi="Times New Roman" w:cs="Times New Roman"/>
+        </w:rPr>
+        <w:t>lexer</w:t>
+      </w:r>
+      <w:proofErr w:type="spellEnd"/>
+      <w:r>
+        <w:rPr>
+          <w:rFonts w:ascii="Times New Roman" w:eastAsia="Times New Roman" w:hAnsi="Times New Roman" w:cs="Times New Roman"/>
+        </w:rPr>
+        <w:t xml:space="preserve"> mencionado en el paso anterior, y los utiliza para construir un </w:t>
+      </w:r>
+      <w:r>
+        <w:rPr>
+          <w:rFonts w:ascii="Times New Roman" w:eastAsia="Times New Roman" w:hAnsi="Times New Roman" w:cs="Times New Roman"/>
+          <w:b/>
+          <w:bCs/>
+        </w:rPr>
+        <w:t>Árbol de Sintaxis Abstracta (AST)</w:t>
+      </w:r>
+      <w:r>
+        <w:rPr>
+          <w:rFonts w:ascii="Times New Roman" w:eastAsia="Times New Roman" w:hAnsi="Times New Roman" w:cs="Times New Roman"/>
+        </w:rPr>
+        <w:t> estructurado o detectar errores sintácticos. No usa librerías externas</w:t>
+      </w:r>
+      <w:r>
+        <w:rPr>
+          <w:rFonts w:ascii="Times New Roman" w:eastAsia="Times New Roman" w:hAnsi="Times New Roman" w:cs="Times New Roman"/>
+        </w:rPr>
+        <w:t>,</w:t>
+      </w:r>
+      <w:r>
+        <w:rPr>
+          <w:rFonts w:ascii="Times New Roman" w:eastAsia="Times New Roman" w:hAnsi="Times New Roman" w:cs="Times New Roman"/>
+        </w:rPr>
+        <w:t xml:space="preserve"> toda la implementación es manual utilizando </w:t>
+      </w:r>
+      <w:r>
+        <w:rPr>
+          <w:rFonts w:ascii="Times New Roman" w:eastAsia="Times New Roman" w:hAnsi="Times New Roman" w:cs="Times New Roman"/>
+          <w:b/>
+          <w:bCs/>
+        </w:rPr>
+        <w:t xml:space="preserve">clases </w:t>
+      </w:r>
+      <w:r>
+        <w:rPr>
+          <w:rFonts w:ascii="Times New Roman" w:eastAsia="Times New Roman" w:hAnsi="Times New Roman" w:cs="Times New Roman"/>
+          <w:b/>
+          <w:bCs/>
+        </w:rPr>
+        <w:lastRenderedPageBreak/>
+        <w:t>de nodos AST especializadas</w:t>
+      </w:r>
+      <w:r>
+        <w:rPr>
+          <w:rFonts w:ascii="Times New Roman" w:eastAsia="Times New Roman" w:hAnsi="Times New Roman" w:cs="Times New Roman"/>
+        </w:rPr>
+        <w:t>.</w:t>
+      </w:r>
+      <w:r>
+        <w:rPr>
+          <w:rFonts w:ascii="Times New Roman" w:eastAsia="Times New Roman" w:hAnsi="Times New Roman" w:cs="Times New Roman"/>
+        </w:rPr>
+        <w:br/>
+      </w:r>
+      <w:r>
+        <w:rPr>
+          <w:rFonts w:ascii="Times New Roman" w:eastAsia="Times New Roman" w:hAnsi="Times New Roman" w:cs="Times New Roman"/>
+        </w:rPr>
+        <w:br/>
+      </w:r>
+      <w:r>
+        <w:rPr>
+          <w:rFonts w:ascii="Times New Roman" w:eastAsia="Times New Roman" w:hAnsi="Times New Roman" w:cs="Times New Roman"/>
+        </w:rPr>
+        <w:t xml:space="preserve">Como sabemos el </w:t>
+      </w:r>
+      <w:proofErr w:type="spellStart"/>
+      <w:r>
+        <w:rPr>
+          <w:rFonts w:ascii="Times New Roman" w:eastAsia="Times New Roman" w:hAnsi="Times New Roman" w:cs="Times New Roman"/>
+        </w:rPr>
+        <w:t>lexer</w:t>
+      </w:r>
+      <w:proofErr w:type="spellEnd"/>
+      <w:r>
+        <w:rPr>
+          <w:rFonts w:ascii="Times New Roman" w:eastAsia="Times New Roman" w:hAnsi="Times New Roman" w:cs="Times New Roman"/>
+        </w:rPr>
+        <w:t xml:space="preserve"> produce una lista de tokens anteriormente vista en la etapa anterior, el </w:t>
+      </w:r>
+      <w:proofErr w:type="spellStart"/>
+      <w:r>
+        <w:rPr>
+          <w:rFonts w:ascii="Times New Roman" w:eastAsia="Times New Roman" w:hAnsi="Times New Roman" w:cs="Times New Roman"/>
+        </w:rPr>
+        <w:t>parser</w:t>
+      </w:r>
+      <w:proofErr w:type="spellEnd"/>
+      <w:r>
+        <w:rPr>
+          <w:rFonts w:ascii="Times New Roman" w:eastAsia="Times New Roman" w:hAnsi="Times New Roman" w:cs="Times New Roman"/>
+        </w:rPr>
+        <w:t xml:space="preserve"> recibe esta lista</w:t>
+      </w:r>
+      <w:r>
+        <w:rPr>
+          <w:rFonts w:ascii="Times New Roman" w:eastAsia="Times New Roman" w:hAnsi="Times New Roman" w:cs="Times New Roman"/>
+        </w:rPr>
+        <w:t xml:space="preserve">, manteniendo tres de los aspectos principales durante el </w:t>
+      </w:r>
+      <w:proofErr w:type="spellStart"/>
+      <w:r>
+        <w:rPr>
+          <w:rFonts w:ascii="Times New Roman" w:eastAsia="Times New Roman" w:hAnsi="Times New Roman" w:cs="Times New Roman"/>
+        </w:rPr>
+        <w:t>parseo</w:t>
+      </w:r>
+      <w:proofErr w:type="spellEnd"/>
+      <w:r>
+        <w:rPr>
+          <w:rFonts w:ascii="Times New Roman" w:eastAsia="Times New Roman" w:hAnsi="Times New Roman" w:cs="Times New Roman"/>
+        </w:rPr>
+        <w:t xml:space="preserve"> (posición actual en la secuencia de tokens, Token actual bajo análisis, y métodos de control para avanzar o retroceder según corresponda durante la verificación de estos tokens). Este </w:t>
+      </w:r>
+      <w:proofErr w:type="spellStart"/>
+      <w:r>
+        <w:rPr>
+          <w:rFonts w:ascii="Times New Roman" w:eastAsia="Times New Roman" w:hAnsi="Times New Roman" w:cs="Times New Roman"/>
+        </w:rPr>
+        <w:t>parser</w:t>
+      </w:r>
+      <w:proofErr w:type="spellEnd"/>
+      <w:r>
+        <w:rPr>
+          <w:rFonts w:ascii="Times New Roman" w:eastAsia="Times New Roman" w:hAnsi="Times New Roman" w:cs="Times New Roman"/>
+        </w:rPr>
+        <w:t xml:space="preserve"> trabaja mediante un descenso recursivo donde cada regla de la gramática BNF se implementa como un método individual.</w:t>
+      </w:r>
+    </w:p>
+    <w:p>
+      <w:pPr>
+        <w:spacing w:line="240" w:lineRule="auto"/>
+        <w:rPr>
+          <w:rFonts w:ascii="Courier New" w:hAnsi="Courier New" w:cs="Courier New"/>
+          <w:sz w:val="22"/>
+          <w:szCs w:val="22"/>
+        </w:rPr>
+      </w:pPr>
+      <w:r>
+        <w:rPr>
+          <w:rFonts w:ascii="Times New Roman" w:eastAsia="Times New Roman" w:hAnsi="Times New Roman" w:cs="Times New Roman"/>
+        </w:rPr>
+        <w:t xml:space="preserve">Este </w:t>
+      </w:r>
+      <w:proofErr w:type="spellStart"/>
+      <w:r>
+        <w:rPr>
+          <w:rFonts w:ascii="Times New Roman" w:eastAsia="Times New Roman" w:hAnsi="Times New Roman" w:cs="Times New Roman"/>
+        </w:rPr>
+        <w:t>parser</w:t>
+      </w:r>
+      <w:proofErr w:type="spellEnd"/>
+      <w:r>
+        <w:rPr>
+          <w:rFonts w:ascii="Times New Roman" w:eastAsia="Times New Roman" w:hAnsi="Times New Roman" w:cs="Times New Roman"/>
+        </w:rPr>
+        <w:t xml:space="preserve"> procesa tokens secuencialmente usando tres estrategias principales:</w:t>
+      </w:r>
+      <w:r>
+        <w:rPr>
+          <w:rFonts w:ascii="Times New Roman" w:eastAsia="Times New Roman" w:hAnsi="Times New Roman" w:cs="Times New Roman"/>
+        </w:rPr>
+        <w:br/>
+      </w:r>
+      <w:r>
+        <w:rPr>
+          <w:rFonts w:ascii="Times New Roman" w:eastAsia="Times New Roman" w:hAnsi="Times New Roman" w:cs="Times New Roman"/>
+        </w:rPr>
+        <w:br/>
+      </w:r>
+      <w:r>
+        <w:rPr>
+          <w:rFonts w:ascii="Courier New" w:hAnsi="Courier New" w:cs="Courier New"/>
+          <w:sz w:val="22"/>
+          <w:szCs w:val="22"/>
+        </w:rPr>
+        <w:t xml:space="preserve">match (tipo, valor): </w:t>
+      </w:r>
+      <w:r>
+        <w:rPr>
+          <w:rFonts w:ascii="Courier New" w:hAnsi="Courier New" w:cs="Courier New"/>
+          <w:sz w:val="22"/>
+          <w:szCs w:val="22"/>
+        </w:rPr>
+        <w:t>Verifica si el token actual coincide sin avanzar</w:t>
+      </w:r>
+      <w:r>
+        <w:rPr>
+          <w:rFonts w:ascii="Courier New" w:hAnsi="Courier New" w:cs="Courier New"/>
+          <w:sz w:val="22"/>
+          <w:szCs w:val="22"/>
+        </w:rPr>
+        <w:t>.</w:t>
+      </w:r>
+    </w:p>
+    <w:p>
+      <w:pPr>
+        <w:spacing w:line="240" w:lineRule="auto"/>
+        <w:rPr>
+          <w:rFonts w:ascii="Courier New" w:hAnsi="Courier New" w:cs="Courier New"/>
+          <w:sz w:val="22"/>
+          <w:szCs w:val="22"/>
+        </w:rPr>
+      </w:pPr>
+      <w:proofErr w:type="spellStart"/>
+      <w:r>
+        <w:rPr>
+          <w:rFonts w:ascii="Courier New" w:hAnsi="Courier New" w:cs="Courier New"/>
+          <w:sz w:val="22"/>
+          <w:szCs w:val="22"/>
+        </w:rPr>
+        <w:t>expect</w:t>
+      </w:r>
+      <w:proofErr w:type="spellEnd"/>
+      <w:r>
+        <w:rPr>
+          <w:rFonts w:ascii="Courier New" w:hAnsi="Courier New" w:cs="Courier New"/>
+          <w:sz w:val="22"/>
+          <w:szCs w:val="22"/>
+        </w:rPr>
+        <w:t>(</w:t>
+      </w:r>
+      <w:proofErr w:type="spellStart"/>
+      <w:r>
+        <w:rPr>
+          <w:rFonts w:ascii="Courier New" w:hAnsi="Courier New" w:cs="Courier New"/>
+          <w:sz w:val="22"/>
+          <w:szCs w:val="22"/>
+        </w:rPr>
+        <w:t>tripo</w:t>
+      </w:r>
+      <w:proofErr w:type="spellEnd"/>
+      <w:r>
+        <w:rPr>
+          <w:rFonts w:ascii="Courier New" w:hAnsi="Courier New" w:cs="Courier New"/>
+          <w:sz w:val="22"/>
+          <w:szCs w:val="22"/>
+        </w:rPr>
+        <w:t xml:space="preserve">, valor): </w:t>
+      </w:r>
+      <w:r>
+        <w:rPr>
+          <w:rFonts w:ascii="Courier New" w:hAnsi="Courier New" w:cs="Courier New"/>
+          <w:sz w:val="22"/>
+          <w:szCs w:val="22"/>
+        </w:rPr>
+        <w:t>Exige un token específico y avanza, o lanza error</w:t>
+      </w:r>
+      <w:r>
+        <w:rPr>
+          <w:rFonts w:ascii="Courier New" w:hAnsi="Courier New" w:cs="Courier New"/>
+          <w:sz w:val="22"/>
+          <w:szCs w:val="22"/>
+        </w:rPr>
+        <w:t>.</w:t>
+      </w:r>
+    </w:p>
+    <w:p>
+      <w:pPr>
+        <w:spacing w:line="240" w:lineRule="auto"/>
+        <w:rPr>
+          <w:rFonts w:ascii="Courier New" w:hAnsi="Courier New" w:cs="Courier New"/>
+          <w:sz w:val="22"/>
+          <w:szCs w:val="22"/>
+        </w:rPr>
+      </w:pPr>
+      <w:proofErr w:type="spellStart"/>
+      <w:r>
+        <w:rPr>
+          <w:rFonts w:ascii="Courier New" w:hAnsi="Courier New" w:cs="Courier New"/>
+          <w:sz w:val="22"/>
+          <w:szCs w:val="22"/>
+        </w:rPr>
+        <w:t>Skip_newlines</w:t>
+      </w:r>
+      <w:proofErr w:type="spellEnd"/>
+      <w:r>
+        <w:rPr>
+          <w:rFonts w:ascii="Courier New" w:hAnsi="Courier New" w:cs="Courier New"/>
+          <w:sz w:val="22"/>
+          <w:szCs w:val="22"/>
+        </w:rPr>
+        <w:t xml:space="preserve">(): Ignora tokens de formato </w:t>
+      </w:r>
+      <w:proofErr w:type="spellStart"/>
+      <w:r>
+        <w:rPr>
+          <w:rFonts w:ascii="Courier New" w:hAnsi="Courier New" w:cs="Courier New"/>
+          <w:sz w:val="22"/>
+          <w:szCs w:val="22"/>
+        </w:rPr>
+        <w:t>newlines</w:t>
+      </w:r>
+      <w:proofErr w:type="spellEnd"/>
+      <w:r>
+        <w:rPr>
+          <w:rFonts w:ascii="Courier New" w:hAnsi="Courier New" w:cs="Courier New"/>
+          <w:sz w:val="22"/>
+          <w:szCs w:val="22"/>
+        </w:rPr>
+        <w:t xml:space="preserve">, </w:t>
+      </w:r>
+      <w:proofErr w:type="spellStart"/>
+      <w:r>
+        <w:rPr>
+          <w:rFonts w:ascii="Courier New" w:hAnsi="Courier New" w:cs="Courier New"/>
+          <w:sz w:val="22"/>
+          <w:szCs w:val="22"/>
+        </w:rPr>
+        <w:t>whitespaces</w:t>
+      </w:r>
+      <w:proofErr w:type="spellEnd"/>
+      <w:r>
+        <w:rPr>
+          <w:rFonts w:ascii="Courier New" w:hAnsi="Courier New" w:cs="Courier New"/>
+          <w:sz w:val="22"/>
+          <w:szCs w:val="22"/>
+        </w:rPr>
+        <w:t>, comentarios…</w:t>
+      </w:r>
+    </w:p>
+    <w:p>
+      <w:pPr>
+        <w:spacing w:line="240" w:lineRule="auto"/>
+        <w:rPr>
+          <w:rFonts w:ascii="Times New Roman" w:eastAsia="Times New Roman" w:hAnsi="Times New Roman" w:cs="Times New Roman"/>
+        </w:rPr>
+      </w:pPr>
+    </w:p>
+    <w:p>
+      <w:pPr>
+        <w:spacing w:line="240" w:lineRule="auto"/>
+        <w:rPr>
+          <w:rFonts w:ascii="Courier New" w:hAnsi="Courier New" w:cs="Courier New"/>
+          <w:sz w:val="22"/>
+          <w:szCs w:val="22"/>
+        </w:rPr>
+      </w:pPr>
+      <w:r>
+        <w:rPr>
+          <w:rFonts w:ascii="Times New Roman" w:eastAsia="Times New Roman" w:hAnsi="Times New Roman" w:cs="Times New Roman"/>
+        </w:rPr>
+        <w:t xml:space="preserve">En lugar de solo validar sintaxis, el </w:t>
+      </w:r>
+      <w:proofErr w:type="spellStart"/>
+      <w:r>
+        <w:rPr>
+          <w:rFonts w:ascii="Times New Roman" w:eastAsia="Times New Roman" w:hAnsi="Times New Roman" w:cs="Times New Roman"/>
+        </w:rPr>
+        <w:t>parser</w:t>
+      </w:r>
+      <w:proofErr w:type="spellEnd"/>
+      <w:r>
+        <w:rPr>
+          <w:rFonts w:ascii="Times New Roman" w:eastAsia="Times New Roman" w:hAnsi="Times New Roman" w:cs="Times New Roman"/>
+        </w:rPr>
+        <w:t xml:space="preserve"> construye un </w:t>
+      </w:r>
+      <w:r>
+        <w:rPr>
+          <w:rFonts w:ascii="Times New Roman" w:eastAsia="Times New Roman" w:hAnsi="Times New Roman" w:cs="Times New Roman"/>
+          <w:b/>
+          <w:bCs/>
+        </w:rPr>
+        <w:t>AST estructurado</w:t>
+      </w:r>
+      <w:r>
+        <w:rPr>
+          <w:rFonts w:ascii="Times New Roman" w:eastAsia="Times New Roman" w:hAnsi="Times New Roman" w:cs="Times New Roman"/>
+        </w:rPr>
+        <w:t> usando nodos especializados:</w:t>
+      </w:r>
+      <w:r>
+        <w:rPr>
+          <w:rFonts w:ascii="Times New Roman" w:eastAsia="Times New Roman" w:hAnsi="Times New Roman" w:cs="Times New Roman"/>
+        </w:rPr>
+        <w:br/>
+      </w:r>
+      <w:r>
+        <w:rPr>
+          <w:rFonts w:ascii="Times New Roman" w:eastAsia="Times New Roman" w:hAnsi="Times New Roman" w:cs="Times New Roman"/>
+        </w:rPr>
+        <w:br/>
+      </w:r>
+      <w:hyperlink r:id="rId5" w:history="1">
+        <w:proofErr w:type="spellStart"/>
+        <w:r>
+          <w:rPr>
+            <w:rFonts w:ascii="Courier New" w:hAnsi="Courier New" w:cs="Courier New"/>
+            <w:sz w:val="22"/>
+            <w:szCs w:val="22"/>
+          </w:rPr>
+          <w:t>ProgramaNode</w:t>
+        </w:r>
+        <w:proofErr w:type="spellEnd"/>
+      </w:hyperlink>
+      <w:r>
+        <w:rPr>
+          <w:rFonts w:ascii="Courier New" w:hAnsi="Courier New" w:cs="Courier New"/>
+          <w:sz w:val="22"/>
+          <w:szCs w:val="22"/>
+        </w:rPr>
+        <w:t> → Contiene todas las declaraciones del programa</w:t>
+      </w:r>
+    </w:p>
+    <w:p>
+      <w:pPr>
+        <w:spacing w:line="240" w:lineRule="auto"/>
+        <w:rPr>
+          <w:rFonts w:ascii="Courier New" w:hAnsi="Courier New" w:cs="Courier New"/>
+          <w:sz w:val="22"/>
+          <w:szCs w:val="22"/>
+        </w:rPr>
+      </w:pPr>
+      <w:hyperlink r:id="rId6" w:history="1">
+        <w:proofErr w:type="spellStart"/>
+        <w:r>
+          <w:rPr>
+            <w:rFonts w:ascii="Courier New" w:hAnsi="Courier New" w:cs="Courier New"/>
+            <w:sz w:val="22"/>
+            <w:szCs w:val="22"/>
+          </w:rPr>
+          <w:t>DeclaracionNode</w:t>
+        </w:r>
+        <w:proofErr w:type="spellEnd"/>
+      </w:hyperlink>
+      <w:r>
+        <w:rPr>
+          <w:rFonts w:ascii="Courier New" w:hAnsi="Courier New" w:cs="Courier New"/>
+          <w:sz w:val="22"/>
+          <w:szCs w:val="22"/>
+        </w:rPr>
+        <w:t> → Variables y constantes</w:t>
+      </w:r>
+    </w:p>
+    <w:p>
+      <w:pPr>
+        <w:spacing w:line="240" w:lineRule="auto"/>
+        <w:rPr>
+          <w:rFonts w:ascii="Courier New" w:hAnsi="Courier New" w:cs="Courier New"/>
+          <w:sz w:val="22"/>
+          <w:szCs w:val="22"/>
+        </w:rPr>
+      </w:pPr>
+      <w:hyperlink r:id="rId7" w:history="1">
+        <w:proofErr w:type="spellStart"/>
+        <w:r>
+          <w:rPr>
+            <w:rFonts w:ascii="Courier New" w:hAnsi="Courier New" w:cs="Courier New"/>
+            <w:sz w:val="22"/>
+            <w:szCs w:val="22"/>
+          </w:rPr>
+          <w:t>FuncionNode</w:t>
+        </w:r>
+        <w:proofErr w:type="spellEnd"/>
+      </w:hyperlink>
+      <w:r>
+        <w:rPr>
+          <w:rFonts w:ascii="Courier New" w:hAnsi="Courier New" w:cs="Courier New"/>
+          <w:sz w:val="22"/>
+          <w:szCs w:val="22"/>
+        </w:rPr>
+        <w:t> → Definiciones de funciones</w:t>
+      </w:r>
+    </w:p>
+    <w:p>
+      <w:pPr>
+        <w:spacing w:line="240" w:lineRule="auto"/>
+        <w:rPr>
+          <w:rFonts w:ascii="Courier New" w:hAnsi="Courier New" w:cs="Courier New"/>
+          <w:sz w:val="22"/>
+          <w:szCs w:val="22"/>
+        </w:rPr>
+      </w:pPr>
+      <w:hyperlink r:id="rId8" w:history="1">
+        <w:proofErr w:type="spellStart"/>
+        <w:r>
+          <w:rPr>
+            <w:rFonts w:ascii="Courier New" w:hAnsi="Courier New" w:cs="Courier New"/>
+            <w:sz w:val="22"/>
+            <w:szCs w:val="22"/>
+          </w:rPr>
+          <w:t>ClaseNode</w:t>
+        </w:r>
+        <w:proofErr w:type="spellEnd"/>
+      </w:hyperlink>
+      <w:r>
+        <w:rPr>
+          <w:rFonts w:ascii="Courier New" w:hAnsi="Courier New" w:cs="Courier New"/>
+          <w:sz w:val="22"/>
+          <w:szCs w:val="22"/>
+        </w:rPr>
+        <w:t> → Definiciones de clases (moldes)</w:t>
+      </w:r>
+    </w:p>
+    <w:p>
+      <w:pPr>
+        <w:spacing w:line="240" w:lineRule="auto"/>
+        <w:rPr>
+          <w:rFonts w:ascii="Courier New" w:hAnsi="Courier New" w:cs="Courier New"/>
+          <w:sz w:val="22"/>
+          <w:szCs w:val="22"/>
+        </w:rPr>
+      </w:pPr>
+      <w:hyperlink r:id="rId9" w:history="1">
+        <w:proofErr w:type="spellStart"/>
+        <w:r>
+          <w:rPr>
+            <w:rFonts w:ascii="Courier New" w:hAnsi="Courier New" w:cs="Courier New"/>
+            <w:sz w:val="22"/>
+            <w:szCs w:val="22"/>
+          </w:rPr>
+          <w:t>OperacionNode</w:t>
+        </w:r>
+        <w:proofErr w:type="spellEnd"/>
+      </w:hyperlink>
+      <w:r>
+        <w:rPr>
+          <w:rFonts w:ascii="Courier New" w:hAnsi="Courier New" w:cs="Courier New"/>
+          <w:sz w:val="22"/>
+          <w:szCs w:val="22"/>
+        </w:rPr>
+        <w:t> → Operaciones con operadores en palabras</w:t>
+      </w:r>
+    </w:p>
+    <w:p>
+      <w:pPr>
+        <w:spacing w:line="240" w:lineRule="auto"/>
+        <w:rPr>
+          <w:rFonts w:ascii="Courier New" w:hAnsi="Courier New" w:cs="Courier New"/>
+          <w:sz w:val="22"/>
+          <w:szCs w:val="22"/>
+        </w:rPr>
+      </w:pPr>
+      <w:hyperlink r:id="rId10" w:history="1">
+        <w:proofErr w:type="spellStart"/>
+        <w:r>
+          <w:rPr>
+            <w:rFonts w:ascii="Courier New" w:hAnsi="Courier New" w:cs="Courier New"/>
+            <w:sz w:val="22"/>
+            <w:szCs w:val="22"/>
+          </w:rPr>
+          <w:t>LiteralNode</w:t>
+        </w:r>
+        <w:proofErr w:type="spellEnd"/>
+      </w:hyperlink>
+      <w:r>
+        <w:rPr>
+          <w:rFonts w:ascii="Courier New" w:hAnsi="Courier New" w:cs="Courier New"/>
+          <w:sz w:val="22"/>
+          <w:szCs w:val="22"/>
+        </w:rPr>
+        <w:t xml:space="preserve"> → Valores literales (números, </w:t>
+      </w:r>
+      <w:proofErr w:type="spellStart"/>
+      <w:r>
+        <w:rPr>
+          <w:rFonts w:ascii="Courier New" w:hAnsi="Courier New" w:cs="Courier New"/>
+          <w:sz w:val="22"/>
+          <w:szCs w:val="22"/>
+        </w:rPr>
+        <w:t>strings</w:t>
+      </w:r>
+      <w:proofErr w:type="spellEnd"/>
+      <w:r>
+        <w:rPr>
+          <w:rFonts w:ascii="Courier New" w:hAnsi="Courier New" w:cs="Courier New"/>
+          <w:sz w:val="22"/>
+          <w:szCs w:val="22"/>
+        </w:rPr>
+        <w:t xml:space="preserve">, </w:t>
+      </w:r>
+      <w:proofErr w:type="spellStart"/>
+      <w:r>
+        <w:rPr>
+          <w:rFonts w:ascii="Courier New" w:hAnsi="Courier New" w:cs="Courier New"/>
+          <w:sz w:val="22"/>
+          <w:szCs w:val="22"/>
+        </w:rPr>
+        <w:t>booleans</w:t>
+      </w:r>
+      <w:proofErr w:type="spellEnd"/>
+      <w:r>
+        <w:rPr>
+          <w:rFonts w:ascii="Courier New" w:hAnsi="Courier New" w:cs="Courier New"/>
+          <w:sz w:val="22"/>
+          <w:szCs w:val="22"/>
+        </w:rPr>
+        <w:t>)</w:t>
+      </w:r>
+    </w:p>
+    <w:p>
+      <w:pPr>
+        <w:spacing w:line="240" w:lineRule="auto"/>
+        <w:rPr>
+          <w:rFonts w:ascii="Times New Roman" w:eastAsia="Times New Roman" w:hAnsi="Times New Roman" w:cs="Times New Roman"/>
+        </w:rPr>
+      </w:pPr>
+      <w:r>
+        <w:rPr>
+          <w:rFonts w:ascii="Times New Roman" w:eastAsia="Times New Roman" w:hAnsi="Times New Roman" w:cs="Times New Roman"/>
+        </w:rPr>
+        <w:br/>
+      </w:r>
+      <w:r>
+        <w:rPr>
+          <w:rFonts w:ascii="Times New Roman" w:eastAsia="Times New Roman" w:hAnsi="Times New Roman" w:cs="Times New Roman"/>
+        </w:rPr>
+        <w:t xml:space="preserve">Una característica única es el </w:t>
+      </w:r>
+      <w:proofErr w:type="spellStart"/>
+      <w:r>
+        <w:rPr>
+          <w:rFonts w:ascii="Times New Roman" w:eastAsia="Times New Roman" w:hAnsi="Times New Roman" w:cs="Times New Roman"/>
+        </w:rPr>
+        <w:t>parsing</w:t>
+      </w:r>
+      <w:proofErr w:type="spellEnd"/>
+      <w:r>
+        <w:rPr>
+          <w:rFonts w:ascii="Times New Roman" w:eastAsia="Times New Roman" w:hAnsi="Times New Roman" w:cs="Times New Roman"/>
+        </w:rPr>
+        <w:t xml:space="preserve"> de operadores en palabras de HOOP (</w:t>
+      </w:r>
+      <w:hyperlink r:id="rId11" w:history="1">
+        <w:r>
+          <w:rPr>
+            <w:rFonts w:ascii="Times New Roman" w:eastAsia="Times New Roman" w:hAnsi="Times New Roman" w:cs="Times New Roman"/>
+          </w:rPr>
+          <w:t>set</w:t>
+        </w:r>
+      </w:hyperlink>
+      <w:r>
+        <w:rPr>
+          <w:rFonts w:ascii="Times New Roman" w:eastAsia="Times New Roman" w:hAnsi="Times New Roman" w:cs="Times New Roman"/>
+        </w:rPr>
+        <w:t>, plus, </w:t>
+      </w:r>
+      <w:proofErr w:type="spellStart"/>
+      <w:r>
+        <w:rPr>
+          <w:rFonts w:ascii="Times New Roman" w:eastAsia="Times New Roman" w:hAnsi="Times New Roman" w:cs="Times New Roman"/>
+        </w:rPr>
+        <w:t>minus</w:t>
+      </w:r>
+      <w:proofErr w:type="spellEnd"/>
+      <w:r>
+        <w:rPr>
+          <w:rFonts w:ascii="Times New Roman" w:eastAsia="Times New Roman" w:hAnsi="Times New Roman" w:cs="Times New Roman"/>
+        </w:rPr>
+        <w:t>, </w:t>
+      </w:r>
+      <w:proofErr w:type="spellStart"/>
+      <w:r>
+        <w:rPr>
+          <w:rFonts w:ascii="Times New Roman" w:eastAsia="Times New Roman" w:hAnsi="Times New Roman" w:cs="Times New Roman"/>
+        </w:rPr>
+        <w:t>greater</w:t>
+      </w:r>
+      <w:proofErr w:type="spellEnd"/>
+      <w:r>
+        <w:rPr>
+          <w:rFonts w:ascii="Times New Roman" w:eastAsia="Times New Roman" w:hAnsi="Times New Roman" w:cs="Times New Roman"/>
+        </w:rPr>
+        <w:t>, etc.) implementado mediante </w:t>
+      </w:r>
+      <w:proofErr w:type="spellStart"/>
+      <w:r>
+        <w:rPr>
+          <w:rFonts w:ascii="Times New Roman" w:eastAsia="Times New Roman" w:hAnsi="Times New Roman" w:cs="Times New Roman"/>
+        </w:rPr>
+        <w:t>parsing</w:t>
+      </w:r>
+      <w:proofErr w:type="spellEnd"/>
+      <w:r>
+        <w:rPr>
+          <w:rFonts w:ascii="Times New Roman" w:eastAsia="Times New Roman" w:hAnsi="Times New Roman" w:cs="Times New Roman"/>
+        </w:rPr>
+        <w:t xml:space="preserve"> de precedencia en métodos específicos:</w:t>
+      </w:r>
+    </w:p>
+    <w:p>
+      <w:pPr>
+        <w:spacing w:line="240" w:lineRule="auto"/>
+        <w:rPr>
+          <w:rFonts w:ascii="Times New Roman" w:eastAsia="Times New Roman" w:hAnsi="Times New Roman" w:cs="Times New Roman"/>
+        </w:rPr>
+      </w:pPr>
+    </w:p>
+    <w:p>
+      <w:pPr>
+        <w:spacing w:line="240" w:lineRule="auto"/>
+        <w:rPr>
+          <w:rFonts w:ascii="Courier New" w:hAnsi="Courier New" w:cs="Courier New"/>
+          <w:sz w:val="22"/>
+          <w:szCs w:val="22"/>
+        </w:rPr>
+      </w:pPr>
+      <w:hyperlink r:id="rId12" w:history="1">
+        <w:proofErr w:type="spellStart"/>
+        <w:r>
+          <w:rPr>
+            <w:rFonts w:ascii="Courier New" w:hAnsi="Courier New" w:cs="Courier New"/>
+            <w:sz w:val="22"/>
+            <w:szCs w:val="22"/>
+          </w:rPr>
+          <w:t>parse_operacion_logica</w:t>
+        </w:r>
+        <w:proofErr w:type="spellEnd"/>
+        <w:r>
+          <w:rPr>
+            <w:rFonts w:ascii="Courier New" w:hAnsi="Courier New" w:cs="Courier New"/>
+            <w:sz w:val="22"/>
+            <w:szCs w:val="22"/>
+          </w:rPr>
+          <w:t>()</w:t>
+        </w:r>
+      </w:hyperlink>
+      <w:r>
+        <w:rPr>
+          <w:rFonts w:ascii="Courier New" w:hAnsi="Courier New" w:cs="Courier New"/>
+          <w:sz w:val="22"/>
+          <w:szCs w:val="22"/>
+        </w:rPr>
+        <w:t> → and, </w:t>
+      </w:r>
+      <w:proofErr w:type="spellStart"/>
+      <w:r>
+        <w:rPr>
+          <w:rFonts w:ascii="Courier New" w:hAnsi="Courier New" w:cs="Courier New"/>
+          <w:sz w:val="22"/>
+          <w:szCs w:val="22"/>
+        </w:rPr>
+        <w:t>or</w:t>
+      </w:r>
+      <w:proofErr w:type="spellEnd"/>
+    </w:p>
+    <w:p>
+      <w:pPr>
+        <w:spacing w:line="240" w:lineRule="auto"/>
+        <w:rPr>
+          <w:rFonts w:ascii="Courier New" w:hAnsi="Courier New" w:cs="Courier New"/>
+          <w:sz w:val="22"/>
+          <w:szCs w:val="22"/>
+        </w:rPr>
+      </w:pPr>
+      <w:hyperlink r:id="rId13" w:history="1">
+        <w:proofErr w:type="spellStart"/>
+        <w:r>
+          <w:rPr>
+            <w:rFonts w:ascii="Courier New" w:hAnsi="Courier New" w:cs="Courier New"/>
+            <w:sz w:val="22"/>
+            <w:szCs w:val="22"/>
+          </w:rPr>
+          <w:t>parse_operacion_comparacion</w:t>
+        </w:r>
+        <w:proofErr w:type="spellEnd"/>
+        <w:r>
+          <w:rPr>
+            <w:rFonts w:ascii="Courier New" w:hAnsi="Courier New" w:cs="Courier New"/>
+            <w:sz w:val="22"/>
+            <w:szCs w:val="22"/>
+          </w:rPr>
+          <w:t>()</w:t>
+        </w:r>
+      </w:hyperlink>
+      <w:r>
+        <w:rPr>
+          <w:rFonts w:ascii="Courier New" w:hAnsi="Courier New" w:cs="Courier New"/>
+          <w:sz w:val="22"/>
+          <w:szCs w:val="22"/>
+        </w:rPr>
+        <w:t> → equals, greater, less</w:t>
+      </w:r>
+    </w:p>
+    <w:p>
+      <w:pPr>
+        <w:spacing w:line="240" w:lineRule="auto"/>
+        <w:rPr>
+          <w:rFonts w:ascii="Courier New" w:hAnsi="Courier New" w:cs="Courier New"/>
+          <w:sz w:val="22"/>
+          <w:szCs w:val="22"/>
+        </w:rPr>
+      </w:pPr>
+      <w:hyperlink r:id="rId14" w:history="1">
+        <w:proofErr w:type="spellStart"/>
+        <w:r>
+          <w:rPr>
+            <w:rFonts w:ascii="Courier New" w:hAnsi="Courier New" w:cs="Courier New"/>
+            <w:sz w:val="22"/>
+            <w:szCs w:val="22"/>
+          </w:rPr>
+          <w:t>parse_operacion_aritmetica</w:t>
+        </w:r>
+        <w:proofErr w:type="spellEnd"/>
+        <w:r>
+          <w:rPr>
+            <w:rFonts w:ascii="Courier New" w:hAnsi="Courier New" w:cs="Courier New"/>
+            <w:sz w:val="22"/>
+            <w:szCs w:val="22"/>
+          </w:rPr>
+          <w:t>()</w:t>
+        </w:r>
+      </w:hyperlink>
+      <w:r>
+        <w:rPr>
+          <w:rFonts w:ascii="Courier New" w:hAnsi="Courier New" w:cs="Courier New"/>
+          <w:sz w:val="22"/>
+          <w:szCs w:val="22"/>
+        </w:rPr>
+        <w:t> → plus, </w:t>
+      </w:r>
+      <w:proofErr w:type="spellStart"/>
+      <w:r>
+        <w:rPr>
+          <w:rFonts w:ascii="Courier New" w:hAnsi="Courier New" w:cs="Courier New"/>
+          <w:sz w:val="22"/>
+          <w:szCs w:val="22"/>
+        </w:rPr>
+        <w:t>minus</w:t>
+      </w:r>
+      <w:proofErr w:type="spellEnd"/>
+    </w:p>
+    <w:p>
+      <w:pPr>
+        <w:spacing w:line="240" w:lineRule="auto"/>
+        <w:rPr>
+          <w:rFonts w:ascii="Courier New" w:hAnsi="Courier New" w:cs="Courier New"/>
+          <w:sz w:val="22"/>
+          <w:szCs w:val="22"/>
+        </w:rPr>
+      </w:pPr>
+      <w:hyperlink r:id="rId15" w:history="1">
+        <w:proofErr w:type="spellStart"/>
+        <w:r>
+          <w:rPr>
+            <w:rFonts w:ascii="Courier New" w:hAnsi="Courier New" w:cs="Courier New"/>
+            <w:sz w:val="22"/>
+            <w:szCs w:val="22"/>
+          </w:rPr>
+          <w:t>parse_operacion_multiplicativa</w:t>
+        </w:r>
+        <w:proofErr w:type="spellEnd"/>
+        <w:r>
+          <w:rPr>
+            <w:rFonts w:ascii="Courier New" w:hAnsi="Courier New" w:cs="Courier New"/>
+            <w:sz w:val="22"/>
+            <w:szCs w:val="22"/>
+          </w:rPr>
+          <w:t>()</w:t>
+        </w:r>
+      </w:hyperlink>
+      <w:r>
+        <w:rPr>
+          <w:rFonts w:ascii="Courier New" w:hAnsi="Courier New" w:cs="Courier New"/>
+          <w:sz w:val="22"/>
+          <w:szCs w:val="22"/>
+        </w:rPr>
+        <w:t> → times, divide, mod</w:t>
+      </w:r>
+    </w:p>
+    <w:p>
+      <w:pPr>
+        <w:spacing w:line="240" w:lineRule="auto"/>
+        <w:rPr>
+          <w:rFonts w:ascii="Times New Roman" w:eastAsia="Times New Roman" w:hAnsi="Times New Roman" w:cs="Times New Roman"/>
+          <w:lang w:val="es-US"/>
+        </w:rPr>
+      </w:pPr>
+    </w:p>
+    <w:p>
+      <w:pPr>
+        <w:spacing w:line="240" w:lineRule="auto"/>
+        <w:rPr>
+          <w:rFonts w:ascii="Times New Roman" w:eastAsia="Times New Roman" w:hAnsi="Times New Roman" w:cs="Times New Roman"/>
+          <w:lang w:val="es-US"/>
+        </w:rPr>
+      </w:pPr>
+      <w:r>
+        <w:rPr>
+          <w:rFonts w:ascii="Times New Roman" w:eastAsia="Times New Roman" w:hAnsi="Times New Roman" w:cs="Times New Roman"/>
+          <w:lang w:val="es-US"/>
+        </w:rPr>
+        <w:lastRenderedPageBreak/>
+        <w:t xml:space="preserve">En cuanto a la detección de errores, HOOP verifica inicialmente que no haya errores léxicos para continuar con sus siguientes fases, así como verificar que no haya errores sintácticos para proceder, la metodología del </w:t>
+      </w:r>
+      <w:proofErr w:type="spellStart"/>
+      <w:r>
+        <w:rPr>
+          <w:rFonts w:ascii="Times New Roman" w:eastAsia="Times New Roman" w:hAnsi="Times New Roman" w:cs="Times New Roman"/>
+          <w:lang w:val="es-US"/>
+        </w:rPr>
+        <w:t>parse</w:t>
+      </w:r>
+      <w:proofErr w:type="spellEnd"/>
+      <w:r>
+        <w:rPr>
+          <w:rFonts w:ascii="Times New Roman" w:eastAsia="Times New Roman" w:hAnsi="Times New Roman" w:cs="Times New Roman"/>
+          <w:lang w:val="es-US"/>
+        </w:rPr>
+        <w:t xml:space="preserve"> se basa en:</w:t>
+      </w:r>
+    </w:p>
+    <w:p>
+      <w:pPr>
+        <w:numPr>
+          <w:ilvl w:val="0"/>
+          <w:numId w:val="5"/>
+        </w:numPr>
+        <w:spacing w:line="240" w:lineRule="auto"/>
+        <w:rPr>
+          <w:rFonts w:ascii="Times New Roman" w:eastAsia="Times New Roman" w:hAnsi="Times New Roman" w:cs="Times New Roman"/>
+          <w:lang w:val="es-US"/>
+        </w:rPr>
+      </w:pPr>
+      <w:r>
+        <w:rPr>
+          <w:rFonts w:ascii="Times New Roman" w:eastAsia="Times New Roman" w:hAnsi="Times New Roman" w:cs="Times New Roman"/>
+          <w:lang w:val="es-US"/>
+        </w:rPr>
+        <w:t>Identifica el problema: Token esperado vs encontrado</w:t>
+      </w:r>
+    </w:p>
+    <w:p>
+      <w:pPr>
+        <w:numPr>
+          <w:ilvl w:val="0"/>
+          <w:numId w:val="5"/>
+        </w:numPr>
+        <w:spacing w:line="240" w:lineRule="auto"/>
+        <w:rPr>
+          <w:rFonts w:ascii="Times New Roman" w:eastAsia="Times New Roman" w:hAnsi="Times New Roman" w:cs="Times New Roman"/>
+          <w:lang w:val="es-US"/>
+        </w:rPr>
+      </w:pPr>
+      <w:r>
+        <w:rPr>
+          <w:rFonts w:ascii="Times New Roman" w:eastAsia="Times New Roman" w:hAnsi="Times New Roman" w:cs="Times New Roman"/>
+          <w:lang w:val="es-US"/>
+        </w:rPr>
+        <w:t>Incluye contexto: Línea y posición del error</w:t>
+      </w:r>
+    </w:p>
+    <w:p>
+      <w:pPr>
+        <w:numPr>
+          <w:ilvl w:val="0"/>
+          <w:numId w:val="5"/>
+        </w:numPr>
+        <w:spacing w:line="240" w:lineRule="auto"/>
+        <w:rPr>
+          <w:rFonts w:ascii="Times New Roman" w:eastAsia="Times New Roman" w:hAnsi="Times New Roman" w:cs="Times New Roman"/>
+          <w:lang w:val="es-US"/>
+        </w:rPr>
+      </w:pPr>
+      <w:r>
+        <w:rPr>
+          <w:rFonts w:ascii="Times New Roman" w:eastAsia="Times New Roman" w:hAnsi="Times New Roman" w:cs="Times New Roman"/>
+          <w:lang w:val="es-US"/>
+        </w:rPr>
+        <w:t>Lanza </w:t>
+      </w:r>
+      <w:proofErr w:type="spellStart"/>
+      <w:r>
+        <w:rPr>
+          <w:rFonts w:ascii="Courier New" w:hAnsi="Courier New" w:cs="Courier New"/>
+          <w:sz w:val="22"/>
+          <w:szCs w:val="22"/>
+        </w:rPr>
+        <w:fldChar w:fldCharType="begin"/>
+      </w:r>
+      <w:r>
+        <w:rPr>
+          <w:rFonts w:ascii="Courier New" w:hAnsi="Courier New" w:cs="Courier New"/>
+          <w:sz w:val="22"/>
+          <w:szCs w:val="22"/>
+        </w:rPr>
+        <w:instrText>HYPERLINK "vscode-file://vscode-app/c:/Users/Kendall%20Fonseca/AppData/Local/Programs/Microsoft%20VS%20Code%20Insiders/resources/app/out/vs/code/electron-browser/workbench/workbench.html" \o ""</w:instrText>
+      </w:r>
+      <w:r>
+        <w:rPr>
+          <w:rFonts w:ascii="Courier New" w:hAnsi="Courier New" w:cs="Courier New"/>
+          <w:sz w:val="22"/>
+          <w:szCs w:val="22"/>
+        </w:rPr>
+      </w:r>
+      <w:r>
+        <w:rPr>
+          <w:rFonts w:ascii="Courier New" w:hAnsi="Courier New" w:cs="Courier New"/>
+          <w:sz w:val="22"/>
+          <w:szCs w:val="22"/>
+        </w:rPr>
+        <w:fldChar w:fldCharType="separate"/>
+      </w:r>
+      <w:r>
+        <w:rPr>
+          <w:rFonts w:ascii="Courier New" w:hAnsi="Courier New" w:cs="Courier New"/>
+          <w:sz w:val="22"/>
+          <w:szCs w:val="22"/>
+        </w:rPr>
+        <w:t>ParseError</w:t>
+      </w:r>
+      <w:proofErr w:type="spellEnd"/>
+      <w:r>
+        <w:rPr>
+          <w:rFonts w:ascii="Courier New" w:hAnsi="Courier New" w:cs="Courier New"/>
+          <w:sz w:val="22"/>
+          <w:szCs w:val="22"/>
+        </w:rPr>
+        <w:fldChar w:fldCharType="end"/>
+      </w:r>
+      <w:r>
+        <w:rPr>
+          <w:rFonts w:ascii="Times New Roman" w:eastAsia="Times New Roman" w:hAnsi="Times New Roman" w:cs="Times New Roman"/>
+          <w:lang w:val="es-US"/>
+        </w:rPr>
+        <w:t>: Con mensaje descriptivo y token problemático</w:t>
+      </w:r>
+    </w:p>
+    <w:p>
+      <w:pPr>
+        <w:numPr>
+          <w:ilvl w:val="0"/>
+          <w:numId w:val="5"/>
+        </w:numPr>
+        <w:spacing w:line="240" w:lineRule="auto"/>
+        <w:rPr>
+          <w:rFonts w:ascii="Times New Roman" w:eastAsia="Times New Roman" w:hAnsi="Times New Roman" w:cs="Times New Roman"/>
+          <w:lang w:val="es-US"/>
+        </w:rPr>
+      </w:pPr>
+      <w:r>
+        <w:rPr>
+          <w:rFonts w:ascii="Times New Roman" w:eastAsia="Times New Roman" w:hAnsi="Times New Roman" w:cs="Times New Roman"/>
+          <w:lang w:val="es-US"/>
+        </w:rPr>
+        <w:t xml:space="preserve">Implementa </w:t>
+      </w:r>
+      <w:proofErr w:type="spellStart"/>
+      <w:r>
+        <w:rPr>
+          <w:rFonts w:ascii="Times New Roman" w:eastAsia="Times New Roman" w:hAnsi="Times New Roman" w:cs="Times New Roman"/>
+          <w:lang w:val="es-US"/>
+        </w:rPr>
+        <w:t>backtracking</w:t>
+      </w:r>
+      <w:proofErr w:type="spellEnd"/>
+      <w:r>
+        <w:rPr>
+          <w:rFonts w:ascii="Times New Roman" w:eastAsia="Times New Roman" w:hAnsi="Times New Roman" w:cs="Times New Roman"/>
+          <w:lang w:val="es-US"/>
+        </w:rPr>
+        <w:t>: Para distinguir entre asignaciones y expresiones</w:t>
+      </w:r>
+    </w:p>
+    <w:p>
+      <w:pPr>
+        <w:spacing w:line="240" w:lineRule="auto"/>
+        <w:rPr>
+          <w:rFonts w:ascii="Times New Roman" w:eastAsia="Times New Roman" w:hAnsi="Times New Roman" w:cs="Times New Roman"/>
+          <w:lang w:val="es-US"/>
+        </w:rPr>
+      </w:pPr>
+    </w:p>
+    <w:p>
+      <w:pPr>
+        <w:pStyle w:val="Prrafodelista"/>
+        <w:ind w:left="0"/>
+        <w:rPr>
+          <w:rFonts w:ascii="Times New Roman" w:eastAsia="Times New Roman" w:hAnsi="Times New Roman" w:cs="Times New Roman"/>
+        </w:rPr>
+      </w:pPr>
+    </w:p>
+    <w:p>
+      <w:pPr>
+        <w:pStyle w:val="Prrafodelista"/>
+        <w:ind w:left="0" w:firstLine="708"/>
+        <w:rPr>
+          <w:rFonts w:ascii="Times New Roman" w:eastAsia="Times New Roman" w:hAnsi="Times New Roman" w:cs="Times New Roman"/>
+          <w:b/>
+          <w:bCs/>
+        </w:rPr>
+      </w:pPr>
+      <w:r>
+        <w:rPr>
+          <w:rFonts w:ascii="Times New Roman" w:eastAsia="Times New Roman" w:hAnsi="Times New Roman" w:cs="Times New Roman"/>
+          <w:b/>
+          <w:bCs/>
+        </w:rPr>
+        <w:t>3.3 Declaraciones BNF de HOOP</w:t>
       </w:r>
     </w:p>
     <w:tbl>
@@ -9422,25 +9762,7 @@
                 <w:sz w:val="22"/>
                 <w:szCs w:val="22"/>
               </w:rPr>
-              <w:t>&lt;programa</w:t>
-            </w:r>
-            <w:proofErr w:type="gramStart"/>
-            <w:r>
-              <w:rPr>
-                <w:rFonts w:ascii="Courier New" w:eastAsia="Times New Roman" w:hAnsi="Courier New" w:cs="Courier New"/>
-                <w:sz w:val="22"/>
-                <w:szCs w:val="22"/>
-              </w:rPr>
-              <w:t>&gt; ::=</w:t>
-            </w:r>
-            <w:proofErr w:type="gramEnd"/>
-            <w:r>
-              <w:rPr>
-                <w:rFonts w:ascii="Courier New" w:eastAsia="Times New Roman" w:hAnsi="Courier New" w:cs="Courier New"/>
-                <w:sz w:val="22"/>
-                <w:szCs w:val="22"/>
-              </w:rPr>
-              <w:t xml:space="preserve"> (&lt;</w:t>
+              <w:t>&lt;programa&gt; ::= (&lt;</w:t>
             </w:r>
             <w:proofErr w:type="spellStart"/>
             <w:r>
@@ -9488,23 +9810,13 @@
               <w:t>statement</w:t>
             </w:r>
             <w:proofErr w:type="spellEnd"/>
-            <w:proofErr w:type="gramStart"/>
-            <w:r>
-              <w:rPr>
-                <w:rFonts w:ascii="Courier New" w:eastAsia="Times New Roman" w:hAnsi="Courier New" w:cs="Courier New"/>
-                <w:sz w:val="22"/>
-                <w:szCs w:val="22"/>
-              </w:rPr>
-              <w:t>&gt;)*</w:t>
-            </w:r>
-            <w:proofErr w:type="gramEnd"/>
-            <w:r>
-              <w:rPr>
-                <w:rFonts w:ascii="Courier New" w:eastAsia="Times New Roman" w:hAnsi="Courier New" w:cs="Courier New"/>
-                <w:sz w:val="22"/>
-                <w:szCs w:val="22"/>
-              </w:rPr>
-              <w:t xml:space="preserve"> &lt;EOF&gt;</w:t>
+            <w:r>
+              <w:rPr>
+                <w:rFonts w:ascii="Courier New" w:eastAsia="Times New Roman" w:hAnsi="Courier New" w:cs="Courier New"/>
+                <w:sz w:val="22"/>
+                <w:szCs w:val="22"/>
+              </w:rPr>
+              <w:t>&gt;)* &lt;EOF&gt;</w:t>
             </w:r>
           </w:p>
         </w:tc>
@@ -9546,23 +9858,13 @@
               <w:t>declaracion</w:t>
             </w:r>
             <w:proofErr w:type="spellEnd"/>
-            <w:proofErr w:type="gramStart"/>
-            <w:r>
-              <w:rPr>
-                <w:rFonts w:ascii="Courier New" w:eastAsia="Times New Roman" w:hAnsi="Courier New" w:cs="Courier New"/>
-                <w:sz w:val="22"/>
-                <w:szCs w:val="22"/>
-              </w:rPr>
-              <w:t>&gt; ::=</w:t>
-            </w:r>
-            <w:proofErr w:type="gramEnd"/>
-            <w:r>
-              <w:rPr>
-                <w:rFonts w:ascii="Courier New" w:eastAsia="Times New Roman" w:hAnsi="Courier New" w:cs="Courier New"/>
-                <w:sz w:val="22"/>
-                <w:szCs w:val="22"/>
-              </w:rPr>
-              <w:t xml:space="preserve"> "data" &lt;IDENTIFIER&gt; "set" &lt;</w:t>
+            <w:r>
+              <w:rPr>
+                <w:rFonts w:ascii="Courier New" w:eastAsia="Times New Roman" w:hAnsi="Courier New" w:cs="Courier New"/>
+                <w:sz w:val="22"/>
+                <w:szCs w:val="22"/>
+              </w:rPr>
+              <w:t>&gt; ::= "data" &lt;IDENTIFIER&gt; "set" &lt;</w:t>
             </w:r>
             <w:proofErr w:type="spellStart"/>
             <w:r>
@@ -9622,23 +9924,13 @@
               <w:t>funcion</w:t>
             </w:r>
             <w:proofErr w:type="spellEnd"/>
-            <w:proofErr w:type="gramStart"/>
-            <w:r>
-              <w:rPr>
-                <w:rFonts w:ascii="Courier New" w:eastAsia="Times New Roman" w:hAnsi="Courier New" w:cs="Courier New"/>
-                <w:sz w:val="22"/>
-                <w:szCs w:val="22"/>
-              </w:rPr>
-              <w:t>&gt; ::=</w:t>
-            </w:r>
-            <w:proofErr w:type="gramEnd"/>
-            <w:r>
-              <w:rPr>
-                <w:rFonts w:ascii="Courier New" w:eastAsia="Times New Roman" w:hAnsi="Courier New" w:cs="Courier New"/>
-                <w:sz w:val="22"/>
-                <w:szCs w:val="22"/>
-              </w:rPr>
-              <w:t xml:space="preserve"> "</w:t>
+            <w:r>
+              <w:rPr>
+                <w:rFonts w:ascii="Courier New" w:eastAsia="Times New Roman" w:hAnsi="Courier New" w:cs="Courier New"/>
+                <w:sz w:val="22"/>
+                <w:szCs w:val="22"/>
+              </w:rPr>
+              <w:t>&gt; ::= "</w:t>
             </w:r>
             <w:proofErr w:type="spellStart"/>
             <w:r>
@@ -9656,16 +9948,7 @@
                 <w:sz w:val="22"/>
                 <w:szCs w:val="22"/>
               </w:rPr>
-              <w:t>" &lt;IDENTIFIER&gt; "(</w:t>
-            </w:r>
-            <w:proofErr w:type="gramStart"/>
-            <w:r>
-              <w:rPr>
-                <w:rFonts w:ascii="Courier New" w:eastAsia="Times New Roman" w:hAnsi="Courier New" w:cs="Courier New"/>
-                <w:sz w:val="22"/>
-                <w:szCs w:val="22"/>
-              </w:rPr>
-              <w:t>" &lt;</w:t>
+              <w:t>" &lt;IDENTIFIER&gt; "(" &lt;</w:t>
             </w:r>
             <w:proofErr w:type="spellStart"/>
             <w:r>
@@ -9683,16 +9966,7 @@
                 <w:sz w:val="22"/>
                 <w:szCs w:val="22"/>
               </w:rPr>
-              <w:t>&gt;?</w:t>
-            </w:r>
-            <w:proofErr w:type="gramEnd"/>
-            <w:r>
-              <w:rPr>
-                <w:rFonts w:ascii="Courier New" w:eastAsia="Times New Roman" w:hAnsi="Courier New" w:cs="Courier New"/>
-                <w:sz w:val="22"/>
-                <w:szCs w:val="22"/>
-              </w:rPr>
-              <w:t xml:space="preserve"> ")" "{" &lt;</w:t>
+              <w:t>&gt;? ")" "{" &lt;</w:t>
             </w:r>
             <w:proofErr w:type="spellStart"/>
             <w:r>
@@ -9752,23 +10026,13 @@
               <w:t>funcion_global</w:t>
             </w:r>
             <w:proofErr w:type="spellEnd"/>
-            <w:proofErr w:type="gramStart"/>
-            <w:r>
-              <w:rPr>
-                <w:rFonts w:ascii="Courier New" w:eastAsia="Times New Roman" w:hAnsi="Courier New" w:cs="Courier New"/>
-                <w:sz w:val="22"/>
-                <w:szCs w:val="22"/>
-              </w:rPr>
-              <w:t>&gt; ::=</w:t>
-            </w:r>
-            <w:proofErr w:type="gramEnd"/>
-            <w:r>
-              <w:rPr>
-                <w:rFonts w:ascii="Courier New" w:eastAsia="Times New Roman" w:hAnsi="Courier New" w:cs="Courier New"/>
-                <w:sz w:val="22"/>
-                <w:szCs w:val="22"/>
-              </w:rPr>
-              <w:t xml:space="preserve"> "</w:t>
+            <w:r>
+              <w:rPr>
+                <w:rFonts w:ascii="Courier New" w:eastAsia="Times New Roman" w:hAnsi="Courier New" w:cs="Courier New"/>
+                <w:sz w:val="22"/>
+                <w:szCs w:val="22"/>
+              </w:rPr>
+              <w:t>&gt; ::= "</w:t>
             </w:r>
             <w:proofErr w:type="spellStart"/>
             <w:r>
@@ -9786,16 +10050,7 @@
                 <w:sz w:val="22"/>
                 <w:szCs w:val="22"/>
               </w:rPr>
-              <w:t>" &lt;IDENTIFIER&gt; "(</w:t>
-            </w:r>
-            <w:proofErr w:type="gramStart"/>
-            <w:r>
-              <w:rPr>
-                <w:rFonts w:ascii="Courier New" w:eastAsia="Times New Roman" w:hAnsi="Courier New" w:cs="Courier New"/>
-                <w:sz w:val="22"/>
-                <w:szCs w:val="22"/>
-              </w:rPr>
-              <w:t>" &lt;</w:t>
+              <w:t>" &lt;IDENTIFIER&gt; "(" &lt;</w:t>
             </w:r>
             <w:proofErr w:type="spellStart"/>
             <w:r>
@@ -9813,16 +10068,7 @@
                 <w:sz w:val="22"/>
                 <w:szCs w:val="22"/>
               </w:rPr>
-              <w:t>&gt;?</w:t>
-            </w:r>
-            <w:proofErr w:type="gramEnd"/>
-            <w:r>
-              <w:rPr>
-                <w:rFonts w:ascii="Courier New" w:eastAsia="Times New Roman" w:hAnsi="Courier New" w:cs="Courier New"/>
-                <w:sz w:val="22"/>
-                <w:szCs w:val="22"/>
-              </w:rPr>
-              <w:t xml:space="preserve"> ")" "{" &lt;</w:t>
+              <w:t>&gt;? ")" "{" &lt;</w:t>
             </w:r>
             <w:proofErr w:type="spellStart"/>
             <w:r>
@@ -9882,23 +10128,13 @@
               <w:t>parametros</w:t>
             </w:r>
             <w:proofErr w:type="spellEnd"/>
-            <w:proofErr w:type="gramStart"/>
-            <w:r>
-              <w:rPr>
-                <w:rFonts w:ascii="Courier New" w:eastAsia="Times New Roman" w:hAnsi="Courier New" w:cs="Courier New"/>
-                <w:sz w:val="22"/>
-                <w:szCs w:val="22"/>
-              </w:rPr>
-              <w:t>&gt; ::=</w:t>
-            </w:r>
-            <w:proofErr w:type="gramEnd"/>
-            <w:r>
-              <w:rPr>
-                <w:rFonts w:ascii="Courier New" w:eastAsia="Times New Roman" w:hAnsi="Courier New" w:cs="Courier New"/>
-                <w:sz w:val="22"/>
-                <w:szCs w:val="22"/>
-              </w:rPr>
-              <w:t xml:space="preserve"> &lt;</w:t>
+            <w:r>
+              <w:rPr>
+                <w:rFonts w:ascii="Courier New" w:eastAsia="Times New Roman" w:hAnsi="Courier New" w:cs="Courier New"/>
+                <w:sz w:val="22"/>
+                <w:szCs w:val="22"/>
+              </w:rPr>
+              <w:t>&gt; ::= &lt;</w:t>
             </w:r>
             <w:proofErr w:type="spellStart"/>
             <w:r>
@@ -9928,7 +10164,6 @@
               <w:t>parametro</w:t>
             </w:r>
             <w:proofErr w:type="spellEnd"/>
-            <w:proofErr w:type="gramStart"/>
             <w:r>
               <w:rPr>
                 <w:rFonts w:ascii="Courier New" w:eastAsia="Times New Roman" w:hAnsi="Courier New" w:cs="Courier New"/>
@@ -9937,7 +10172,6 @@
               </w:rPr>
               <w:t>&gt;)*</w:t>
             </w:r>
-            <w:proofErr w:type="gramEnd"/>
           </w:p>
         </w:tc>
       </w:tr>
@@ -9978,34 +10212,14 @@
               <w:t>parametros</w:t>
             </w:r>
             <w:proofErr w:type="spellEnd"/>
-            <w:proofErr w:type="gramStart"/>
-            <w:r>
-              <w:rPr>
-                <w:rFonts w:ascii="Courier New" w:eastAsia="Times New Roman" w:hAnsi="Courier New" w:cs="Courier New"/>
-                <w:sz w:val="22"/>
-                <w:szCs w:val="22"/>
-              </w:rPr>
-              <w:t>&gt; ::=</w:t>
-            </w:r>
-            <w:proofErr w:type="gramEnd"/>
-            <w:r>
-              <w:rPr>
-                <w:rFonts w:ascii="Courier New" w:eastAsia="Times New Roman" w:hAnsi="Courier New" w:cs="Courier New"/>
-                <w:sz w:val="22"/>
-                <w:szCs w:val="22"/>
-              </w:rPr>
-              <w:t xml:space="preserve"> &lt;TIPO&gt; &lt;IDENTIFIER&gt; ("," &lt;TIPO&gt; &lt;IDENTIFIER</w:t>
-            </w:r>
-            <w:proofErr w:type="gramStart"/>
-            <w:r>
-              <w:rPr>
-                <w:rFonts w:ascii="Courier New" w:eastAsia="Times New Roman" w:hAnsi="Courier New" w:cs="Courier New"/>
-                <w:sz w:val="22"/>
-                <w:szCs w:val="22"/>
-              </w:rPr>
-              <w:t>&gt;)*</w:t>
-            </w:r>
-            <w:proofErr w:type="gramEnd"/>
+            <w:r>
+              <w:rPr>
+                <w:rFonts w:ascii="Courier New" w:eastAsia="Times New Roman" w:hAnsi="Courier New" w:cs="Courier New"/>
+                <w:sz w:val="22"/>
+                <w:szCs w:val="22"/>
+              </w:rPr>
+              <w:t>&gt; ::= &lt;TIPO&gt; &lt;IDENTIFIER&gt; ("," &lt;TIPO&gt; &lt;IDENTIFIER&gt;)*</w:t>
+            </w:r>
           </w:p>
         </w:tc>
       </w:tr>
@@ -10034,25 +10248,7 @@
                 <w:sz w:val="22"/>
                 <w:szCs w:val="22"/>
               </w:rPr>
-              <w:t>&lt;clase</w:t>
-            </w:r>
-            <w:proofErr w:type="gramStart"/>
-            <w:r>
-              <w:rPr>
-                <w:rFonts w:ascii="Courier New" w:eastAsia="Times New Roman" w:hAnsi="Courier New" w:cs="Courier New"/>
-                <w:sz w:val="22"/>
-                <w:szCs w:val="22"/>
-              </w:rPr>
-              <w:t>&gt; ::=</w:t>
-            </w:r>
-            <w:proofErr w:type="gramEnd"/>
-            <w:r>
-              <w:rPr>
-                <w:rFonts w:ascii="Courier New" w:eastAsia="Times New Roman" w:hAnsi="Courier New" w:cs="Courier New"/>
-                <w:sz w:val="22"/>
-                <w:szCs w:val="22"/>
-              </w:rPr>
-              <w:t xml:space="preserve"> "</w:t>
+              <w:t>&lt;clase&gt; ::= "</w:t>
             </w:r>
             <w:proofErr w:type="spellStart"/>
             <w:r>
@@ -10130,23 +10326,13 @@
               <w:t>clase_cuerpo</w:t>
             </w:r>
             <w:proofErr w:type="spellEnd"/>
-            <w:proofErr w:type="gramStart"/>
-            <w:r>
-              <w:rPr>
-                <w:rFonts w:ascii="Courier New" w:eastAsia="Times New Roman" w:hAnsi="Courier New" w:cs="Courier New"/>
-                <w:sz w:val="22"/>
-                <w:szCs w:val="22"/>
-              </w:rPr>
-              <w:t>&gt; ::=</w:t>
-            </w:r>
-            <w:proofErr w:type="gramEnd"/>
-            <w:r>
-              <w:rPr>
-                <w:rFonts w:ascii="Courier New" w:eastAsia="Times New Roman" w:hAnsi="Courier New" w:cs="Courier New"/>
-                <w:sz w:val="22"/>
-                <w:szCs w:val="22"/>
-              </w:rPr>
-              <w:t xml:space="preserve"> (&lt;atributo&gt; | &lt;</w:t>
+            <w:r>
+              <w:rPr>
+                <w:rFonts w:ascii="Courier New" w:eastAsia="Times New Roman" w:hAnsi="Courier New" w:cs="Courier New"/>
+                <w:sz w:val="22"/>
+                <w:szCs w:val="22"/>
+              </w:rPr>
+              <w:t>&gt; ::= (&lt;atributo&gt; | &lt;</w:t>
             </w:r>
             <w:proofErr w:type="spellStart"/>
             <w:r>
@@ -10158,7 +10344,6 @@
               <w:t>metodo</w:t>
             </w:r>
             <w:proofErr w:type="spellEnd"/>
-            <w:proofErr w:type="gramStart"/>
             <w:r>
               <w:rPr>
                 <w:rFonts w:ascii="Courier New" w:eastAsia="Times New Roman" w:hAnsi="Courier New" w:cs="Courier New"/>
@@ -10167,7 +10352,6 @@
               </w:rPr>
               <w:t>&gt;)*</w:t>
             </w:r>
-            <w:proofErr w:type="gramEnd"/>
           </w:p>
         </w:tc>
       </w:tr>
@@ -10187,107 +10371,104 @@
                 <w:rFonts w:ascii="Courier New" w:eastAsia="Times New Roman" w:hAnsi="Courier New" w:cs="Courier New"/>
                 <w:sz w:val="22"/>
                 <w:szCs w:val="22"/>
-                <w:lang w:val="en-US"/>
-              </w:rPr>
-            </w:pPr>
-            <w:r>
-              <w:rPr>
-                <w:rFonts w:ascii="Courier New" w:eastAsia="Times New Roman" w:hAnsi="Courier New" w:cs="Courier New"/>
-                <w:sz w:val="22"/>
-                <w:szCs w:val="22"/>
-                <w:lang w:val="en-US"/>
-              </w:rPr>
-              <w:t>&lt;statements</w:t>
-            </w:r>
-            <w:proofErr w:type="gramStart"/>
-            <w:r>
-              <w:rPr>
-                <w:rFonts w:ascii="Courier New" w:eastAsia="Times New Roman" w:hAnsi="Courier New" w:cs="Courier New"/>
-                <w:sz w:val="22"/>
-                <w:szCs w:val="22"/>
-                <w:lang w:val="en-US"/>
-              </w:rPr>
-              <w:t>&gt; ::=</w:t>
-            </w:r>
-            <w:proofErr w:type="gramEnd"/>
-            <w:r>
-              <w:rPr>
-                <w:rFonts w:ascii="Courier New" w:eastAsia="Times New Roman" w:hAnsi="Courier New" w:cs="Courier New"/>
-                <w:sz w:val="22"/>
-                <w:szCs w:val="22"/>
-                <w:lang w:val="en-US"/>
-              </w:rPr>
-              <w:t xml:space="preserve"> (&lt;statement</w:t>
-            </w:r>
-            <w:proofErr w:type="gramStart"/>
-            <w:r>
-              <w:rPr>
-                <w:rFonts w:ascii="Courier New" w:eastAsia="Times New Roman" w:hAnsi="Courier New" w:cs="Courier New"/>
-                <w:sz w:val="22"/>
-                <w:szCs w:val="22"/>
-                <w:lang w:val="en-US"/>
+              </w:rPr>
+            </w:pPr>
+            <w:r>
+              <w:rPr>
+                <w:rFonts w:ascii="Courier New" w:eastAsia="Times New Roman" w:hAnsi="Courier New" w:cs="Courier New"/>
+                <w:sz w:val="22"/>
+                <w:szCs w:val="22"/>
+              </w:rPr>
+              <w:t>&lt;</w:t>
+            </w:r>
+            <w:proofErr w:type="spellStart"/>
+            <w:r>
+              <w:rPr>
+                <w:rFonts w:ascii="Courier New" w:eastAsia="Times New Roman" w:hAnsi="Courier New" w:cs="Courier New"/>
+                <w:sz w:val="22"/>
+                <w:szCs w:val="22"/>
+              </w:rPr>
+              <w:t>statements</w:t>
+            </w:r>
+            <w:proofErr w:type="spellEnd"/>
+            <w:r>
+              <w:rPr>
+                <w:rFonts w:ascii="Courier New" w:eastAsia="Times New Roman" w:hAnsi="Courier New" w:cs="Courier New"/>
+                <w:sz w:val="22"/>
+                <w:szCs w:val="22"/>
+              </w:rPr>
+              <w:t>&gt; ::= (&lt;</w:t>
+            </w:r>
+            <w:proofErr w:type="spellStart"/>
+            <w:r>
+              <w:rPr>
+                <w:rFonts w:ascii="Courier New" w:eastAsia="Times New Roman" w:hAnsi="Courier New" w:cs="Courier New"/>
+                <w:sz w:val="22"/>
+                <w:szCs w:val="22"/>
+              </w:rPr>
+              <w:t>statement</w:t>
+            </w:r>
+            <w:proofErr w:type="spellEnd"/>
+            <w:r>
+              <w:rPr>
+                <w:rFonts w:ascii="Courier New" w:eastAsia="Times New Roman" w:hAnsi="Courier New" w:cs="Courier New"/>
+                <w:sz w:val="22"/>
+                <w:szCs w:val="22"/>
               </w:rPr>
               <w:t>&gt;)*</w:t>
             </w:r>
-            <w:proofErr w:type="gramEnd"/>
-          </w:p>
-          <w:p>
-            <w:pPr>
-              <w:pStyle w:val="Prrafodelista"/>
-              <w:rPr>
-                <w:rFonts w:ascii="Courier New" w:eastAsia="Times New Roman" w:hAnsi="Courier New" w:cs="Courier New"/>
-                <w:sz w:val="22"/>
-                <w:szCs w:val="22"/>
-                <w:lang w:val="en-US"/>
-              </w:rPr>
-            </w:pPr>
-          </w:p>
-          <w:p>
-            <w:pPr>
-              <w:pStyle w:val="Prrafodelista"/>
-              <w:rPr>
-                <w:rFonts w:ascii="Courier New" w:eastAsia="Times New Roman" w:hAnsi="Courier New" w:cs="Courier New"/>
-                <w:sz w:val="22"/>
-                <w:szCs w:val="22"/>
-                <w:lang w:val="en-US"/>
-              </w:rPr>
-            </w:pPr>
-            <w:r>
-              <w:rPr>
-                <w:rFonts w:ascii="Courier New" w:eastAsia="Times New Roman" w:hAnsi="Courier New" w:cs="Courier New"/>
-                <w:sz w:val="22"/>
-                <w:szCs w:val="22"/>
-                <w:lang w:val="en-US"/>
-              </w:rPr>
-              <w:t>&lt;statement</w:t>
-            </w:r>
-            <w:proofErr w:type="gramStart"/>
-            <w:r>
-              <w:rPr>
-                <w:rFonts w:ascii="Courier New" w:eastAsia="Times New Roman" w:hAnsi="Courier New" w:cs="Courier New"/>
-                <w:sz w:val="22"/>
-                <w:szCs w:val="22"/>
-                <w:lang w:val="en-US"/>
-              </w:rPr>
-              <w:t>&gt; ::=</w:t>
-            </w:r>
-            <w:proofErr w:type="gramEnd"/>
-            <w:r>
-              <w:rPr>
-                <w:rFonts w:ascii="Courier New" w:eastAsia="Times New Roman" w:hAnsi="Courier New" w:cs="Courier New"/>
-                <w:sz w:val="22"/>
-                <w:szCs w:val="22"/>
-                <w:lang w:val="en-US"/>
-              </w:rPr>
-              <w:t xml:space="preserve"> &lt;</w:t>
-            </w:r>
-            <w:proofErr w:type="spellStart"/>
-            <w:r>
-              <w:rPr>
-                <w:rFonts w:ascii="Courier New" w:eastAsia="Times New Roman" w:hAnsi="Courier New" w:cs="Courier New"/>
-                <w:sz w:val="22"/>
-                <w:szCs w:val="22"/>
-                <w:lang w:val="en-US"/>
+          </w:p>
+          <w:p>
+            <w:pPr>
+              <w:pStyle w:val="Prrafodelista"/>
+              <w:rPr>
+                <w:rFonts w:ascii="Courier New" w:eastAsia="Times New Roman" w:hAnsi="Courier New" w:cs="Courier New"/>
+                <w:sz w:val="22"/>
+                <w:szCs w:val="22"/>
+              </w:rPr>
+            </w:pPr>
+          </w:p>
+          <w:p>
+            <w:pPr>
+              <w:pStyle w:val="Prrafodelista"/>
+              <w:rPr>
+                <w:rFonts w:ascii="Courier New" w:eastAsia="Times New Roman" w:hAnsi="Courier New" w:cs="Courier New"/>
+                <w:sz w:val="22"/>
+                <w:szCs w:val="22"/>
+              </w:rPr>
+            </w:pPr>
+            <w:r>
+              <w:rPr>
+                <w:rFonts w:ascii="Courier New" w:eastAsia="Times New Roman" w:hAnsi="Courier New" w:cs="Courier New"/>
+                <w:sz w:val="22"/>
+                <w:szCs w:val="22"/>
+              </w:rPr>
+              <w:t>&lt;</w:t>
+            </w:r>
+            <w:proofErr w:type="spellStart"/>
+            <w:r>
+              <w:rPr>
+                <w:rFonts w:ascii="Courier New" w:eastAsia="Times New Roman" w:hAnsi="Courier New" w:cs="Courier New"/>
+                <w:sz w:val="22"/>
+                <w:szCs w:val="22"/>
+              </w:rPr>
+              <w:t>statement</w:t>
+            </w:r>
+            <w:proofErr w:type="spellEnd"/>
+            <w:r>
+              <w:rPr>
+                <w:rFonts w:ascii="Courier New" w:eastAsia="Times New Roman" w:hAnsi="Courier New" w:cs="Courier New"/>
+                <w:sz w:val="22"/>
+                <w:szCs w:val="22"/>
+              </w:rPr>
+              <w:t>&gt; ::= &lt;</w:t>
+            </w:r>
+            <w:proofErr w:type="spellStart"/>
+            <w:r>
+              <w:rPr>
+                <w:rFonts w:ascii="Courier New" w:eastAsia="Times New Roman" w:hAnsi="Courier New" w:cs="Courier New"/>
+                <w:sz w:val="22"/>
+                <w:szCs w:val="22"/>
               </w:rPr>
               <w:t>if_statement</w:t>
             </w:r>
@@ -10297,7 +10478,6 @@
                 <w:rFonts w:ascii="Courier New" w:eastAsia="Times New Roman" w:hAnsi="Courier New" w:cs="Courier New"/>
                 <w:sz w:val="22"/>
                 <w:szCs w:val="22"/>
-                <w:lang w:val="en-US"/>
               </w:rPr>
               <w:t>&gt;</w:t>
             </w:r>
@@ -10309,15 +10489,13 @@
                 <w:rFonts w:ascii="Courier New" w:eastAsia="Times New Roman" w:hAnsi="Courier New" w:cs="Courier New"/>
                 <w:sz w:val="22"/>
                 <w:szCs w:val="22"/>
-                <w:lang w:val="en-US"/>
-              </w:rPr>
-            </w:pPr>
-            <w:r>
-              <w:rPr>
-                <w:rFonts w:ascii="Courier New" w:eastAsia="Times New Roman" w:hAnsi="Courier New" w:cs="Courier New"/>
-                <w:sz w:val="22"/>
-                <w:szCs w:val="22"/>
-                <w:lang w:val="en-US"/>
+              </w:rPr>
+            </w:pPr>
+            <w:r>
+              <w:rPr>
+                <w:rFonts w:ascii="Courier New" w:eastAsia="Times New Roman" w:hAnsi="Courier New" w:cs="Courier New"/>
+                <w:sz w:val="22"/>
+                <w:szCs w:val="22"/>
               </w:rPr>
               <w:t xml:space="preserve">              | &lt;</w:t>
             </w:r>
@@ -10327,7 +10505,6 @@
                 <w:rFonts w:ascii="Courier New" w:eastAsia="Times New Roman" w:hAnsi="Courier New" w:cs="Courier New"/>
                 <w:sz w:val="22"/>
                 <w:szCs w:val="22"/>
-                <w:lang w:val="en-US"/>
               </w:rPr>
               <w:t>cycle_statement</w:t>
             </w:r>
@@ -10337,7 +10514,6 @@
                 <w:rFonts w:ascii="Courier New" w:eastAsia="Times New Roman" w:hAnsi="Courier New" w:cs="Courier New"/>
                 <w:sz w:val="22"/>
                 <w:szCs w:val="22"/>
-                <w:lang w:val="en-US"/>
               </w:rPr>
               <w:t>&gt;</w:t>
             </w:r>
@@ -10349,15 +10525,13 @@
                 <w:rFonts w:ascii="Courier New" w:eastAsia="Times New Roman" w:hAnsi="Courier New" w:cs="Courier New"/>
                 <w:sz w:val="22"/>
                 <w:szCs w:val="22"/>
-                <w:lang w:val="en-US"/>
-              </w:rPr>
-            </w:pPr>
-            <w:r>
-              <w:rPr>
-                <w:rFonts w:ascii="Courier New" w:eastAsia="Times New Roman" w:hAnsi="Courier New" w:cs="Courier New"/>
-                <w:sz w:val="22"/>
-                <w:szCs w:val="22"/>
-                <w:lang w:val="en-US"/>
+              </w:rPr>
+            </w:pPr>
+            <w:r>
+              <w:rPr>
+                <w:rFonts w:ascii="Courier New" w:eastAsia="Times New Roman" w:hAnsi="Courier New" w:cs="Courier New"/>
+                <w:sz w:val="22"/>
+                <w:szCs w:val="22"/>
               </w:rPr>
               <w:t xml:space="preserve">              | &lt;</w:t>
             </w:r>
@@ -10367,7 +10541,6 @@
                 <w:rFonts w:ascii="Courier New" w:eastAsia="Times New Roman" w:hAnsi="Courier New" w:cs="Courier New"/>
                 <w:sz w:val="22"/>
                 <w:szCs w:val="22"/>
-                <w:lang w:val="en-US"/>
               </w:rPr>
               <w:t>simple_statement</w:t>
             </w:r>
@@ -10377,7 +10550,6 @@
                 <w:rFonts w:ascii="Courier New" w:eastAsia="Times New Roman" w:hAnsi="Courier New" w:cs="Courier New"/>
                 <w:sz w:val="22"/>
                 <w:szCs w:val="22"/>
-                <w:lang w:val="en-US"/>
               </w:rPr>
               <w:t>&gt;</w:t>
             </w:r>
@@ -10390,15 +10562,13 @@
                 <w:rFonts w:ascii="Courier New" w:eastAsia="Times New Roman" w:hAnsi="Courier New" w:cs="Courier New"/>
                 <w:sz w:val="22"/>
                 <w:szCs w:val="22"/>
-                <w:lang w:val="en-US"/>
-              </w:rPr>
-            </w:pPr>
-            <w:r>
-              <w:rPr>
-                <w:rFonts w:ascii="Courier New" w:eastAsia="Times New Roman" w:hAnsi="Courier New" w:cs="Courier New"/>
-                <w:sz w:val="22"/>
-                <w:szCs w:val="22"/>
-                <w:lang w:val="en-US"/>
+              </w:rPr>
+            </w:pPr>
+            <w:r>
+              <w:rPr>
+                <w:rFonts w:ascii="Courier New" w:eastAsia="Times New Roman" w:hAnsi="Courier New" w:cs="Courier New"/>
+                <w:sz w:val="22"/>
+                <w:szCs w:val="22"/>
               </w:rPr>
               <w:t xml:space="preserve">              | &lt;</w:t>
             </w:r>
@@ -10408,7 +10578,6 @@
                 <w:rFonts w:ascii="Courier New" w:eastAsia="Times New Roman" w:hAnsi="Courier New" w:cs="Courier New"/>
                 <w:sz w:val="22"/>
                 <w:szCs w:val="22"/>
-                <w:lang w:val="en-US"/>
               </w:rPr>
               <w:t>declaracion</w:t>
             </w:r>
@@ -10418,7 +10587,6 @@
                 <w:rFonts w:ascii="Courier New" w:eastAsia="Times New Roman" w:hAnsi="Courier New" w:cs="Courier New"/>
                 <w:sz w:val="22"/>
                 <w:szCs w:val="22"/>
-                <w:lang w:val="en-US"/>
               </w:rPr>
               <w:t>&gt;</w:t>
             </w:r>
@@ -10442,15 +10610,13 @@
                 <w:rFonts w:ascii="Courier New" w:eastAsia="Times New Roman" w:hAnsi="Courier New" w:cs="Courier New"/>
                 <w:sz w:val="22"/>
                 <w:szCs w:val="22"/>
-                <w:lang w:val="en-US"/>
-              </w:rPr>
-            </w:pPr>
-            <w:r>
-              <w:rPr>
-                <w:rFonts w:ascii="Courier New" w:eastAsia="Times New Roman" w:hAnsi="Courier New" w:cs="Courier New"/>
-                <w:sz w:val="22"/>
-                <w:szCs w:val="22"/>
-                <w:lang w:val="en-US"/>
+              </w:rPr>
+            </w:pPr>
+            <w:r>
+              <w:rPr>
+                <w:rFonts w:ascii="Courier New" w:eastAsia="Times New Roman" w:hAnsi="Courier New" w:cs="Courier New"/>
+                <w:sz w:val="22"/>
+                <w:szCs w:val="22"/>
               </w:rPr>
               <w:t>&lt;</w:t>
             </w:r>
@@ -10460,121 +10626,107 @@
                 <w:rFonts w:ascii="Courier New" w:eastAsia="Times New Roman" w:hAnsi="Courier New" w:cs="Courier New"/>
                 <w:sz w:val="22"/>
                 <w:szCs w:val="22"/>
-                <w:lang w:val="en-US"/>
               </w:rPr>
               <w:t>if_statement</w:t>
             </w:r>
             <w:proofErr w:type="spellEnd"/>
-            <w:proofErr w:type="gramStart"/>
-            <w:r>
-              <w:rPr>
-                <w:rFonts w:ascii="Courier New" w:eastAsia="Times New Roman" w:hAnsi="Courier New" w:cs="Courier New"/>
-                <w:sz w:val="22"/>
-                <w:szCs w:val="22"/>
-                <w:lang w:val="en-US"/>
-              </w:rPr>
-              <w:t>&gt; ::=</w:t>
-            </w:r>
-            <w:proofErr w:type="gramEnd"/>
-            <w:r>
-              <w:rPr>
-                <w:rFonts w:ascii="Courier New" w:eastAsia="Times New Roman" w:hAnsi="Courier New" w:cs="Courier New"/>
-                <w:sz w:val="22"/>
-                <w:szCs w:val="22"/>
-                <w:lang w:val="en-US"/>
-              </w:rPr>
-              <w:t xml:space="preserve"> "when" &lt;</w:t>
-            </w:r>
-            <w:proofErr w:type="spellStart"/>
-            <w:r>
-              <w:rPr>
-                <w:rFonts w:ascii="Courier New" w:eastAsia="Times New Roman" w:hAnsi="Courier New" w:cs="Courier New"/>
-                <w:sz w:val="22"/>
-                <w:szCs w:val="22"/>
-                <w:lang w:val="en-US"/>
+            <w:r>
+              <w:rPr>
+                <w:rFonts w:ascii="Courier New" w:eastAsia="Times New Roman" w:hAnsi="Courier New" w:cs="Courier New"/>
+                <w:sz w:val="22"/>
+                <w:szCs w:val="22"/>
+              </w:rPr>
+              <w:t>&gt; ::= "</w:t>
+            </w:r>
+            <w:proofErr w:type="spellStart"/>
+            <w:r>
+              <w:rPr>
+                <w:rFonts w:ascii="Courier New" w:eastAsia="Times New Roman" w:hAnsi="Courier New" w:cs="Courier New"/>
+                <w:sz w:val="22"/>
+                <w:szCs w:val="22"/>
+              </w:rPr>
+              <w:t>when</w:t>
+            </w:r>
+            <w:proofErr w:type="spellEnd"/>
+            <w:r>
+              <w:rPr>
+                <w:rFonts w:ascii="Courier New" w:eastAsia="Times New Roman" w:hAnsi="Courier New" w:cs="Courier New"/>
+                <w:sz w:val="22"/>
+                <w:szCs w:val="22"/>
+              </w:rPr>
+              <w:t>" &lt;</w:t>
+            </w:r>
+            <w:proofErr w:type="spellStart"/>
+            <w:r>
+              <w:rPr>
+                <w:rFonts w:ascii="Courier New" w:eastAsia="Times New Roman" w:hAnsi="Courier New" w:cs="Courier New"/>
+                <w:sz w:val="22"/>
+                <w:szCs w:val="22"/>
               </w:rPr>
               <w:t>condicion</w:t>
             </w:r>
             <w:proofErr w:type="spellEnd"/>
-            <w:proofErr w:type="gramStart"/>
-            <w:r>
-              <w:rPr>
-                <w:rFonts w:ascii="Courier New" w:eastAsia="Times New Roman" w:hAnsi="Courier New" w:cs="Courier New"/>
-                <w:sz w:val="22"/>
-                <w:szCs w:val="22"/>
-                <w:lang w:val="en-US"/>
-              </w:rPr>
-              <w:t>&gt; "{</w:t>
-            </w:r>
-            <w:proofErr w:type="gramEnd"/>
-            <w:r>
-              <w:rPr>
-                <w:rFonts w:ascii="Courier New" w:eastAsia="Times New Roman" w:hAnsi="Courier New" w:cs="Courier New"/>
-                <w:sz w:val="22"/>
-                <w:szCs w:val="22"/>
-                <w:lang w:val="en-US"/>
-              </w:rPr>
-              <w:t>" &lt;statements</w:t>
-            </w:r>
-            <w:proofErr w:type="gramStart"/>
-            <w:r>
-              <w:rPr>
-                <w:rFonts w:ascii="Courier New" w:eastAsia="Times New Roman" w:hAnsi="Courier New" w:cs="Courier New"/>
-                <w:sz w:val="22"/>
-                <w:szCs w:val="22"/>
-                <w:lang w:val="en-US"/>
-              </w:rPr>
-              <w:t>&gt; "}</w:t>
-            </w:r>
-            <w:proofErr w:type="gramEnd"/>
-            <w:r>
-              <w:rPr>
-                <w:rFonts w:ascii="Courier New" w:eastAsia="Times New Roman" w:hAnsi="Courier New" w:cs="Courier New"/>
-                <w:sz w:val="22"/>
-                <w:szCs w:val="22"/>
-                <w:lang w:val="en-US"/>
-              </w:rPr>
-              <w:t>" ["otherwise</w:t>
-            </w:r>
-            <w:proofErr w:type="gramStart"/>
-            <w:r>
-              <w:rPr>
-                <w:rFonts w:ascii="Courier New" w:eastAsia="Times New Roman" w:hAnsi="Courier New" w:cs="Courier New"/>
-                <w:sz w:val="22"/>
-                <w:szCs w:val="22"/>
-                <w:lang w:val="en-US"/>
-              </w:rPr>
-              <w:t>" "{</w:t>
-            </w:r>
-            <w:proofErr w:type="gramEnd"/>
-            <w:r>
-              <w:rPr>
-                <w:rFonts w:ascii="Courier New" w:eastAsia="Times New Roman" w:hAnsi="Courier New" w:cs="Courier New"/>
-                <w:sz w:val="22"/>
-                <w:szCs w:val="22"/>
-                <w:lang w:val="en-US"/>
-              </w:rPr>
-              <w:t>" &lt;statements</w:t>
-            </w:r>
-            <w:proofErr w:type="gramStart"/>
-            <w:r>
-              <w:rPr>
-                <w:rFonts w:ascii="Courier New" w:eastAsia="Times New Roman" w:hAnsi="Courier New" w:cs="Courier New"/>
-                <w:sz w:val="22"/>
-                <w:szCs w:val="22"/>
-                <w:lang w:val="en-US"/>
-              </w:rPr>
-              <w:t>&gt; "}"</w:t>
-            </w:r>
-            <w:proofErr w:type="gramEnd"/>
-            <w:r>
-              <w:rPr>
-                <w:rFonts w:ascii="Courier New" w:eastAsia="Times New Roman" w:hAnsi="Courier New" w:cs="Courier New"/>
-                <w:sz w:val="22"/>
-                <w:szCs w:val="22"/>
-                <w:lang w:val="en-US"/>
-              </w:rPr>
-              <w:t>]</w:t>
+            <w:r>
+              <w:rPr>
+                <w:rFonts w:ascii="Courier New" w:eastAsia="Times New Roman" w:hAnsi="Courier New" w:cs="Courier New"/>
+                <w:sz w:val="22"/>
+                <w:szCs w:val="22"/>
+              </w:rPr>
+              <w:t>&gt; "{" &lt;</w:t>
+            </w:r>
+            <w:proofErr w:type="spellStart"/>
+            <w:r>
+              <w:rPr>
+                <w:rFonts w:ascii="Courier New" w:eastAsia="Times New Roman" w:hAnsi="Courier New" w:cs="Courier New"/>
+                <w:sz w:val="22"/>
+                <w:szCs w:val="22"/>
+              </w:rPr>
+              <w:t>statements</w:t>
+            </w:r>
+            <w:proofErr w:type="spellEnd"/>
+            <w:r>
+              <w:rPr>
+                <w:rFonts w:ascii="Courier New" w:eastAsia="Times New Roman" w:hAnsi="Courier New" w:cs="Courier New"/>
+                <w:sz w:val="22"/>
+                <w:szCs w:val="22"/>
+              </w:rPr>
+              <w:t>&gt; "}" ["</w:t>
+            </w:r>
+            <w:proofErr w:type="spellStart"/>
+            <w:r>
+              <w:rPr>
+                <w:rFonts w:ascii="Courier New" w:eastAsia="Times New Roman" w:hAnsi="Courier New" w:cs="Courier New"/>
+                <w:sz w:val="22"/>
+                <w:szCs w:val="22"/>
+              </w:rPr>
+              <w:t>otherwise</w:t>
+            </w:r>
+            <w:proofErr w:type="spellEnd"/>
+            <w:r>
+              <w:rPr>
+                <w:rFonts w:ascii="Courier New" w:eastAsia="Times New Roman" w:hAnsi="Courier New" w:cs="Courier New"/>
+                <w:sz w:val="22"/>
+                <w:szCs w:val="22"/>
+              </w:rPr>
+              <w:t>" "{" &lt;</w:t>
+            </w:r>
+            <w:proofErr w:type="spellStart"/>
+            <w:r>
+              <w:rPr>
+                <w:rFonts w:ascii="Courier New" w:eastAsia="Times New Roman" w:hAnsi="Courier New" w:cs="Courier New"/>
+                <w:sz w:val="22"/>
+                <w:szCs w:val="22"/>
+              </w:rPr>
+              <w:t>statements</w:t>
+            </w:r>
+            <w:proofErr w:type="spellEnd"/>
+            <w:r>
+              <w:rPr>
+                <w:rFonts w:ascii="Courier New" w:eastAsia="Times New Roman" w:hAnsi="Courier New" w:cs="Courier New"/>
+                <w:sz w:val="22"/>
+                <w:szCs w:val="22"/>
+              </w:rPr>
+              <w:t>&gt; "}"]</w:t>
             </w:r>
           </w:p>
         </w:tc>
@@ -10596,17 +10748,14 @@
                 <w:rFonts w:ascii="Courier New" w:eastAsia="Times New Roman" w:hAnsi="Courier New" w:cs="Courier New"/>
                 <w:sz w:val="22"/>
                 <w:szCs w:val="22"/>
-                <w:lang w:val="en-US"/>
-              </w:rPr>
-            </w:pPr>
-            <w:r>
-              <w:rPr>
-                <w:rFonts w:ascii="Courier New" w:eastAsia="Times New Roman" w:hAnsi="Courier New" w:cs="Courier New"/>
-                <w:sz w:val="22"/>
-                <w:szCs w:val="22"/>
-                <w:lang w:val="en-US"/>
-              </w:rPr>
-              <w:lastRenderedPageBreak/>
+              </w:rPr>
+            </w:pPr>
+            <w:r>
+              <w:rPr>
+                <w:rFonts w:ascii="Courier New" w:eastAsia="Times New Roman" w:hAnsi="Courier New" w:cs="Courier New"/>
+                <w:sz w:val="22"/>
+                <w:szCs w:val="22"/>
+              </w:rPr>
               <w:t>&lt;</w:t>
             </w:r>
             <w:proofErr w:type="spellStart"/>
@@ -10615,38 +10764,60 @@
                 <w:rFonts w:ascii="Courier New" w:eastAsia="Times New Roman" w:hAnsi="Courier New" w:cs="Courier New"/>
                 <w:sz w:val="22"/>
                 <w:szCs w:val="22"/>
-                <w:lang w:val="en-US"/>
               </w:rPr>
               <w:t>cycle_statement</w:t>
             </w:r>
             <w:proofErr w:type="spellEnd"/>
-            <w:proofErr w:type="gramStart"/>
-            <w:r>
-              <w:rPr>
-                <w:rFonts w:ascii="Courier New" w:eastAsia="Times New Roman" w:hAnsi="Courier New" w:cs="Courier New"/>
-                <w:sz w:val="22"/>
-                <w:szCs w:val="22"/>
-                <w:lang w:val="en-US"/>
-              </w:rPr>
-              <w:t>&gt; ::=</w:t>
-            </w:r>
-            <w:proofErr w:type="gramEnd"/>
-            <w:r>
-              <w:rPr>
-                <w:rFonts w:ascii="Courier New" w:eastAsia="Times New Roman" w:hAnsi="Courier New" w:cs="Courier New"/>
-                <w:sz w:val="22"/>
-                <w:szCs w:val="22"/>
-                <w:lang w:val="en-US"/>
-              </w:rPr>
-              <w:t xml:space="preserve"> "cycle" &lt;IDENTIFIER&gt; ["from" &lt;</w:t>
-            </w:r>
-            <w:proofErr w:type="spellStart"/>
-            <w:r>
-              <w:rPr>
-                <w:rFonts w:ascii="Courier New" w:eastAsia="Times New Roman" w:hAnsi="Courier New" w:cs="Courier New"/>
-                <w:sz w:val="22"/>
-                <w:szCs w:val="22"/>
-                <w:lang w:val="en-US"/>
+            <w:r>
+              <w:rPr>
+                <w:rFonts w:ascii="Courier New" w:eastAsia="Times New Roman" w:hAnsi="Courier New" w:cs="Courier New"/>
+                <w:sz w:val="22"/>
+                <w:szCs w:val="22"/>
+              </w:rPr>
+              <w:t>&gt; ::= "</w:t>
+            </w:r>
+            <w:proofErr w:type="spellStart"/>
+            <w:r>
+              <w:rPr>
+                <w:rFonts w:ascii="Courier New" w:eastAsia="Times New Roman" w:hAnsi="Courier New" w:cs="Courier New"/>
+                <w:sz w:val="22"/>
+                <w:szCs w:val="22"/>
+              </w:rPr>
+              <w:t>cycle</w:t>
+            </w:r>
+            <w:proofErr w:type="spellEnd"/>
+            <w:r>
+              <w:rPr>
+                <w:rFonts w:ascii="Courier New" w:eastAsia="Times New Roman" w:hAnsi="Courier New" w:cs="Courier New"/>
+                <w:sz w:val="22"/>
+                <w:szCs w:val="22"/>
+              </w:rPr>
+              <w:t>" &lt;IDENTIFIER&gt; ["</w:t>
+            </w:r>
+            <w:proofErr w:type="spellStart"/>
+            <w:r>
+              <w:rPr>
+                <w:rFonts w:ascii="Courier New" w:eastAsia="Times New Roman" w:hAnsi="Courier New" w:cs="Courier New"/>
+                <w:sz w:val="22"/>
+                <w:szCs w:val="22"/>
+              </w:rPr>
+              <w:t>from</w:t>
+            </w:r>
+            <w:proofErr w:type="spellEnd"/>
+            <w:r>
+              <w:rPr>
+                <w:rFonts w:ascii="Courier New" w:eastAsia="Times New Roman" w:hAnsi="Courier New" w:cs="Courier New"/>
+                <w:sz w:val="22"/>
+                <w:szCs w:val="22"/>
+              </w:rPr>
+              <w:t>" &lt;</w:t>
+            </w:r>
+            <w:proofErr w:type="spellStart"/>
+            <w:r>
+              <w:rPr>
+                <w:rFonts w:ascii="Courier New" w:eastAsia="Times New Roman" w:hAnsi="Courier New" w:cs="Courier New"/>
+                <w:sz w:val="22"/>
+                <w:szCs w:val="22"/>
               </w:rPr>
               <w:t>expresion</w:t>
             </w:r>
@@ -10656,17 +10827,33 @@
                 <w:rFonts w:ascii="Courier New" w:eastAsia="Times New Roman" w:hAnsi="Courier New" w:cs="Courier New"/>
                 <w:sz w:val="22"/>
                 <w:szCs w:val="22"/>
-                <w:lang w:val="en-US"/>
-              </w:rPr>
-              <w:t>&gt;] ["to" &lt;</w:t>
-            </w:r>
-            <w:proofErr w:type="spellStart"/>
-            <w:r>
-              <w:rPr>
-                <w:rFonts w:ascii="Courier New" w:eastAsia="Times New Roman" w:hAnsi="Courier New" w:cs="Courier New"/>
-                <w:sz w:val="22"/>
-                <w:szCs w:val="22"/>
-                <w:lang w:val="en-US"/>
+              </w:rPr>
+              <w:t>&gt;] ["</w:t>
+            </w:r>
+            <w:proofErr w:type="spellStart"/>
+            <w:r>
+              <w:rPr>
+                <w:rFonts w:ascii="Courier New" w:eastAsia="Times New Roman" w:hAnsi="Courier New" w:cs="Courier New"/>
+                <w:sz w:val="22"/>
+                <w:szCs w:val="22"/>
+              </w:rPr>
+              <w:t>to</w:t>
+            </w:r>
+            <w:proofErr w:type="spellEnd"/>
+            <w:r>
+              <w:rPr>
+                <w:rFonts w:ascii="Courier New" w:eastAsia="Times New Roman" w:hAnsi="Courier New" w:cs="Courier New"/>
+                <w:sz w:val="22"/>
+                <w:szCs w:val="22"/>
+              </w:rPr>
+              <w:t>" &lt;</w:t>
+            </w:r>
+            <w:proofErr w:type="spellStart"/>
+            <w:r>
+              <w:rPr>
+                <w:rFonts w:ascii="Courier New" w:eastAsia="Times New Roman" w:hAnsi="Courier New" w:cs="Courier New"/>
+                <w:sz w:val="22"/>
+                <w:szCs w:val="22"/>
               </w:rPr>
               <w:t>expresion</w:t>
             </w:r>
@@ -10676,29 +10863,26 @@
                 <w:rFonts w:ascii="Courier New" w:eastAsia="Times New Roman" w:hAnsi="Courier New" w:cs="Courier New"/>
                 <w:sz w:val="22"/>
                 <w:szCs w:val="22"/>
-                <w:lang w:val="en-US"/>
-              </w:rPr>
-              <w:t>&gt;</w:t>
-            </w:r>
-            <w:proofErr w:type="gramStart"/>
-            <w:r>
-              <w:rPr>
-                <w:rFonts w:ascii="Courier New" w:eastAsia="Times New Roman" w:hAnsi="Courier New" w:cs="Courier New"/>
-                <w:sz w:val="22"/>
-                <w:szCs w:val="22"/>
-                <w:lang w:val="en-US"/>
-              </w:rPr>
-              <w:t>] "{</w:t>
-            </w:r>
-            <w:proofErr w:type="gramEnd"/>
-            <w:r>
-              <w:rPr>
-                <w:rFonts w:ascii="Courier New" w:eastAsia="Times New Roman" w:hAnsi="Courier New" w:cs="Courier New"/>
-                <w:sz w:val="22"/>
-                <w:szCs w:val="22"/>
-                <w:lang w:val="en-US"/>
-              </w:rPr>
-              <w:t>" &lt;statements&gt; "}"</w:t>
+              </w:rPr>
+              <w:t>&gt;] "{" &lt;</w:t>
+            </w:r>
+            <w:proofErr w:type="spellStart"/>
+            <w:r>
+              <w:rPr>
+                <w:rFonts w:ascii="Courier New" w:eastAsia="Times New Roman" w:hAnsi="Courier New" w:cs="Courier New"/>
+                <w:sz w:val="22"/>
+                <w:szCs w:val="22"/>
+              </w:rPr>
+              <w:t>statements</w:t>
+            </w:r>
+            <w:proofErr w:type="spellEnd"/>
+            <w:r>
+              <w:rPr>
+                <w:rFonts w:ascii="Courier New" w:eastAsia="Times New Roman" w:hAnsi="Courier New" w:cs="Courier New"/>
+                <w:sz w:val="22"/>
+                <w:szCs w:val="22"/>
+              </w:rPr>
+              <w:t>&gt; "}"</w:t>
             </w:r>
           </w:p>
         </w:tc>
@@ -10720,16 +10904,15 @@
                 <w:rFonts w:ascii="Courier New" w:eastAsia="Times New Roman" w:hAnsi="Courier New" w:cs="Courier New"/>
                 <w:sz w:val="22"/>
                 <w:szCs w:val="22"/>
-                <w:lang w:val="en-US"/>
-              </w:rPr>
-            </w:pPr>
-            <w:r>
-              <w:rPr>
-                <w:rFonts w:ascii="Courier New" w:eastAsia="Times New Roman" w:hAnsi="Courier New" w:cs="Courier New"/>
-                <w:sz w:val="22"/>
-                <w:szCs w:val="22"/>
-                <w:lang w:val="en-US"/>
-              </w:rPr>
+              </w:rPr>
+            </w:pPr>
+            <w:r>
+              <w:rPr>
+                <w:rFonts w:ascii="Courier New" w:eastAsia="Times New Roman" w:hAnsi="Courier New" w:cs="Courier New"/>
+                <w:sz w:val="22"/>
+                <w:szCs w:val="22"/>
+              </w:rPr>
+              <w:lastRenderedPageBreak/>
               <w:t>&lt;</w:t>
             </w:r>
             <w:proofErr w:type="spellStart"/>
@@ -10738,38 +10921,24 @@
                 <w:rFonts w:ascii="Courier New" w:eastAsia="Times New Roman" w:hAnsi="Courier New" w:cs="Courier New"/>
                 <w:sz w:val="22"/>
                 <w:szCs w:val="22"/>
-                <w:lang w:val="en-US"/>
               </w:rPr>
               <w:t>simple_statement</w:t>
             </w:r>
             <w:proofErr w:type="spellEnd"/>
-            <w:proofErr w:type="gramStart"/>
-            <w:r>
-              <w:rPr>
-                <w:rFonts w:ascii="Courier New" w:eastAsia="Times New Roman" w:hAnsi="Courier New" w:cs="Courier New"/>
-                <w:sz w:val="22"/>
-                <w:szCs w:val="22"/>
-                <w:lang w:val="en-US"/>
-              </w:rPr>
-              <w:t>&gt; ::=</w:t>
-            </w:r>
-            <w:proofErr w:type="gramEnd"/>
-            <w:r>
-              <w:rPr>
-                <w:rFonts w:ascii="Courier New" w:eastAsia="Times New Roman" w:hAnsi="Courier New" w:cs="Courier New"/>
-                <w:sz w:val="22"/>
-                <w:szCs w:val="22"/>
-                <w:lang w:val="en-US"/>
-              </w:rPr>
-              <w:t xml:space="preserve"> &lt;</w:t>
-            </w:r>
-            <w:proofErr w:type="spellStart"/>
-            <w:r>
-              <w:rPr>
-                <w:rFonts w:ascii="Courier New" w:eastAsia="Times New Roman" w:hAnsi="Courier New" w:cs="Courier New"/>
-                <w:sz w:val="22"/>
-                <w:szCs w:val="22"/>
-                <w:lang w:val="en-US"/>
+            <w:r>
+              <w:rPr>
+                <w:rFonts w:ascii="Courier New" w:eastAsia="Times New Roman" w:hAnsi="Courier New" w:cs="Courier New"/>
+                <w:sz w:val="22"/>
+                <w:szCs w:val="22"/>
+              </w:rPr>
+              <w:t>&gt; ::= &lt;</w:t>
+            </w:r>
+            <w:proofErr w:type="spellStart"/>
+            <w:r>
+              <w:rPr>
+                <w:rFonts w:ascii="Courier New" w:eastAsia="Times New Roman" w:hAnsi="Courier New" w:cs="Courier New"/>
+                <w:sz w:val="22"/>
+                <w:szCs w:val="22"/>
               </w:rPr>
               <w:t>expresion</w:t>
             </w:r>
@@ -10779,7 +10948,6 @@
                 <w:rFonts w:ascii="Courier New" w:eastAsia="Times New Roman" w:hAnsi="Courier New" w:cs="Courier New"/>
                 <w:sz w:val="22"/>
                 <w:szCs w:val="22"/>
-                <w:lang w:val="en-US"/>
               </w:rPr>
               <w:t>&gt; ";"</w:t>
             </w:r>
@@ -10803,15 +10971,13 @@
                 <w:rFonts w:ascii="Courier New" w:eastAsia="Times New Roman" w:hAnsi="Courier New" w:cs="Courier New"/>
                 <w:sz w:val="22"/>
                 <w:szCs w:val="22"/>
-                <w:lang w:val="en-US"/>
-              </w:rPr>
-            </w:pPr>
-            <w:r>
-              <w:rPr>
-                <w:rFonts w:ascii="Courier New" w:eastAsia="Times New Roman" w:hAnsi="Courier New" w:cs="Courier New"/>
-                <w:sz w:val="22"/>
-                <w:szCs w:val="22"/>
-                <w:lang w:val="en-US"/>
+              </w:rPr>
+            </w:pPr>
+            <w:r>
+              <w:rPr>
+                <w:rFonts w:ascii="Courier New" w:eastAsia="Times New Roman" w:hAnsi="Courier New" w:cs="Courier New"/>
+                <w:sz w:val="22"/>
+                <w:szCs w:val="22"/>
               </w:rPr>
               <w:t>&lt;</w:t>
             </w:r>
@@ -10821,30 +10987,17 @@
                 <w:rFonts w:ascii="Courier New" w:eastAsia="Times New Roman" w:hAnsi="Courier New" w:cs="Courier New"/>
                 <w:sz w:val="22"/>
                 <w:szCs w:val="22"/>
-                <w:lang w:val="en-US"/>
               </w:rPr>
               <w:t>expresion</w:t>
             </w:r>
             <w:proofErr w:type="spellEnd"/>
-            <w:proofErr w:type="gramStart"/>
-            <w:r>
-              <w:rPr>
-                <w:rFonts w:ascii="Courier New" w:eastAsia="Times New Roman" w:hAnsi="Courier New" w:cs="Courier New"/>
-                <w:sz w:val="22"/>
-                <w:szCs w:val="22"/>
-                <w:lang w:val="en-US"/>
-              </w:rPr>
-              <w:t>&gt; ::=</w:t>
-            </w:r>
-            <w:proofErr w:type="gramEnd"/>
-            <w:r>
-              <w:rPr>
-                <w:rFonts w:ascii="Courier New" w:eastAsia="Times New Roman" w:hAnsi="Courier New" w:cs="Courier New"/>
-                <w:sz w:val="22"/>
-                <w:szCs w:val="22"/>
-                <w:lang w:val="en-US"/>
-              </w:rPr>
-              <w:t xml:space="preserve"> &lt;literal&gt;</w:t>
+            <w:r>
+              <w:rPr>
+                <w:rFonts w:ascii="Courier New" w:eastAsia="Times New Roman" w:hAnsi="Courier New" w:cs="Courier New"/>
+                <w:sz w:val="22"/>
+                <w:szCs w:val="22"/>
+              </w:rPr>
+              <w:t>&gt; ::= &lt;literal&gt;</w:t>
             </w:r>
           </w:p>
         </w:tc>
@@ -10866,37 +11019,15 @@
                 <w:rFonts w:ascii="Courier New" w:eastAsia="Times New Roman" w:hAnsi="Courier New" w:cs="Courier New"/>
                 <w:sz w:val="22"/>
                 <w:szCs w:val="22"/>
-                <w:lang w:val="en-US"/>
-              </w:rPr>
-            </w:pPr>
-            <w:r>
-              <w:rPr>
-                <w:rFonts w:ascii="Courier New" w:eastAsia="Times New Roman" w:hAnsi="Courier New" w:cs="Courier New"/>
-                <w:sz w:val="22"/>
-                <w:szCs w:val="22"/>
-                <w:lang w:val="en-US"/>
-              </w:rPr>
-              <w:t>&lt;literal</w:t>
-            </w:r>
-            <w:proofErr w:type="gramStart"/>
-            <w:r>
-              <w:rPr>
-                <w:rFonts w:ascii="Courier New" w:eastAsia="Times New Roman" w:hAnsi="Courier New" w:cs="Courier New"/>
-                <w:sz w:val="22"/>
-                <w:szCs w:val="22"/>
-                <w:lang w:val="en-US"/>
-              </w:rPr>
-              <w:t>&gt; ::=</w:t>
-            </w:r>
-            <w:proofErr w:type="gramEnd"/>
-            <w:r>
-              <w:rPr>
-                <w:rFonts w:ascii="Courier New" w:eastAsia="Times New Roman" w:hAnsi="Courier New" w:cs="Courier New"/>
-                <w:sz w:val="22"/>
-                <w:szCs w:val="22"/>
-                <w:lang w:val="en-US"/>
-              </w:rPr>
-              <w:t xml:space="preserve"> &lt;STRING&gt; | &lt;NUMBER&gt; | &lt;BOOLEAN&gt;</w:t>
+              </w:rPr>
+            </w:pPr>
+            <w:r>
+              <w:rPr>
+                <w:rFonts w:ascii="Courier New" w:eastAsia="Times New Roman" w:hAnsi="Courier New" w:cs="Courier New"/>
+                <w:sz w:val="22"/>
+                <w:szCs w:val="22"/>
+              </w:rPr>
+              <w:t>&lt;literal&gt; ::= &lt;STRING&gt; | &lt;NUMBER&gt; | &lt;BOOLEAN&gt;</w:t>
             </w:r>
           </w:p>
         </w:tc>
@@ -10918,15 +11049,13 @@
                 <w:rFonts w:ascii="Courier New" w:eastAsia="Times New Roman" w:hAnsi="Courier New" w:cs="Courier New"/>
                 <w:sz w:val="22"/>
                 <w:szCs w:val="22"/>
-                <w:lang w:val="en-US"/>
-              </w:rPr>
-            </w:pPr>
-            <w:r>
-              <w:rPr>
-                <w:rFonts w:ascii="Courier New" w:eastAsia="Times New Roman" w:hAnsi="Courier New" w:cs="Courier New"/>
-                <w:sz w:val="22"/>
-                <w:szCs w:val="22"/>
-                <w:lang w:val="en-US"/>
+              </w:rPr>
+            </w:pPr>
+            <w:r>
+              <w:rPr>
+                <w:rFonts w:ascii="Courier New" w:eastAsia="Times New Roman" w:hAnsi="Courier New" w:cs="Courier New"/>
+                <w:sz w:val="22"/>
+                <w:szCs w:val="22"/>
               </w:rPr>
               <w:t>&lt;</w:t>
             </w:r>
@@ -10936,30 +11065,17 @@
                 <w:rFonts w:ascii="Courier New" w:eastAsia="Times New Roman" w:hAnsi="Courier New" w:cs="Courier New"/>
                 <w:sz w:val="22"/>
                 <w:szCs w:val="22"/>
-                <w:lang w:val="en-US"/>
               </w:rPr>
               <w:t>operacion</w:t>
             </w:r>
             <w:proofErr w:type="spellEnd"/>
-            <w:proofErr w:type="gramStart"/>
-            <w:r>
-              <w:rPr>
-                <w:rFonts w:ascii="Courier New" w:eastAsia="Times New Roman" w:hAnsi="Courier New" w:cs="Courier New"/>
-                <w:sz w:val="22"/>
-                <w:szCs w:val="22"/>
-                <w:lang w:val="en-US"/>
-              </w:rPr>
-              <w:t>&gt; ::=</w:t>
-            </w:r>
-            <w:proofErr w:type="gramEnd"/>
-            <w:r>
-              <w:rPr>
-                <w:rFonts w:ascii="Courier New" w:eastAsia="Times New Roman" w:hAnsi="Courier New" w:cs="Courier New"/>
-                <w:sz w:val="22"/>
-                <w:szCs w:val="22"/>
-                <w:lang w:val="en-US"/>
-              </w:rPr>
-              <w:t xml:space="preserve"> &lt;IDENTIFIER&gt; &lt;OPERADOR&gt; &lt;IDENTIFIER&gt;</w:t>
+            <w:r>
+              <w:rPr>
+                <w:rFonts w:ascii="Courier New" w:eastAsia="Times New Roman" w:hAnsi="Courier New" w:cs="Courier New"/>
+                <w:sz w:val="22"/>
+                <w:szCs w:val="22"/>
+              </w:rPr>
+              <w:t>&gt; ::= &lt;IDENTIFIER&gt; &lt;OPERADOR&gt; &lt;IDENTIFIER&gt;</w:t>
             </w:r>
           </w:p>
         </w:tc>
@@ -11001,23 +11117,13 @@
               <w:t>condicion</w:t>
             </w:r>
             <w:proofErr w:type="spellEnd"/>
-            <w:proofErr w:type="gramStart"/>
-            <w:r>
-              <w:rPr>
-                <w:rFonts w:ascii="Courier New" w:eastAsia="Times New Roman" w:hAnsi="Courier New" w:cs="Courier New"/>
-                <w:sz w:val="22"/>
-                <w:szCs w:val="22"/>
-              </w:rPr>
-              <w:t>&gt; ::=</w:t>
-            </w:r>
-            <w:proofErr w:type="gramEnd"/>
-            <w:r>
-              <w:rPr>
-                <w:rFonts w:ascii="Courier New" w:eastAsia="Times New Roman" w:hAnsi="Courier New" w:cs="Courier New"/>
-                <w:sz w:val="22"/>
-                <w:szCs w:val="22"/>
-              </w:rPr>
-              <w:t xml:space="preserve"> &lt;</w:t>
+            <w:r>
+              <w:rPr>
+                <w:rFonts w:ascii="Courier New" w:eastAsia="Times New Roman" w:hAnsi="Courier New" w:cs="Courier New"/>
+                <w:sz w:val="22"/>
+                <w:szCs w:val="22"/>
+              </w:rPr>
+              <w:t>&gt; ::= &lt;</w:t>
             </w:r>
             <w:proofErr w:type="spellStart"/>
             <w:r>
@@ -11075,37 +11181,33 @@
                 <w:rFonts w:ascii="Courier New" w:eastAsia="Times New Roman" w:hAnsi="Courier New" w:cs="Courier New"/>
                 <w:sz w:val="22"/>
                 <w:szCs w:val="22"/>
-                <w:lang w:val="en-US"/>
-              </w:rPr>
-            </w:pPr>
-            <w:r>
-              <w:rPr>
-                <w:rFonts w:ascii="Courier New" w:eastAsia="Times New Roman" w:hAnsi="Courier New" w:cs="Courier New"/>
-                <w:sz w:val="22"/>
-                <w:szCs w:val="22"/>
-                <w:lang w:val="en-US"/>
-              </w:rPr>
-              <w:t>&lt;OPERADOR</w:t>
-            </w:r>
-            <w:proofErr w:type="gramStart"/>
-            <w:r>
-              <w:rPr>
-                <w:rFonts w:ascii="Courier New" w:eastAsia="Times New Roman" w:hAnsi="Courier New" w:cs="Courier New"/>
-                <w:sz w:val="22"/>
-                <w:szCs w:val="22"/>
-                <w:lang w:val="en-US"/>
-              </w:rPr>
-              <w:t>&gt; ::=</w:t>
-            </w:r>
-            <w:proofErr w:type="gramEnd"/>
-            <w:r>
-              <w:rPr>
-                <w:rFonts w:ascii="Courier New" w:eastAsia="Times New Roman" w:hAnsi="Courier New" w:cs="Courier New"/>
-                <w:sz w:val="22"/>
-                <w:szCs w:val="22"/>
-                <w:lang w:val="en-US"/>
-              </w:rPr>
-              <w:t xml:space="preserve"> "plus" | "minus" | "times" | "divide" | "mod"</w:t>
+              </w:rPr>
+            </w:pPr>
+            <w:r>
+              <w:rPr>
+                <w:rFonts w:ascii="Courier New" w:eastAsia="Times New Roman" w:hAnsi="Courier New" w:cs="Courier New"/>
+                <w:sz w:val="22"/>
+                <w:szCs w:val="22"/>
+              </w:rPr>
+              <w:t>&lt;OPERADOR&gt; ::= "plus" | "</w:t>
+            </w:r>
+            <w:proofErr w:type="spellStart"/>
+            <w:r>
+              <w:rPr>
+                <w:rFonts w:ascii="Courier New" w:eastAsia="Times New Roman" w:hAnsi="Courier New" w:cs="Courier New"/>
+                <w:sz w:val="22"/>
+                <w:szCs w:val="22"/>
+              </w:rPr>
+              <w:t>minus</w:t>
+            </w:r>
+            <w:proofErr w:type="spellEnd"/>
+            <w:r>
+              <w:rPr>
+                <w:rFonts w:ascii="Courier New" w:eastAsia="Times New Roman" w:hAnsi="Courier New" w:cs="Courier New"/>
+                <w:sz w:val="22"/>
+                <w:szCs w:val="22"/>
+              </w:rPr>
+              <w:t>" | "times" | "divide" | "mod"</w:t>
             </w:r>
           </w:p>
         </w:tc>
@@ -11127,45 +11229,40 @@
                 <w:rFonts w:ascii="Courier New" w:eastAsia="Times New Roman" w:hAnsi="Courier New" w:cs="Courier New"/>
                 <w:sz w:val="22"/>
                 <w:szCs w:val="22"/>
-                <w:lang w:val="en-US"/>
-              </w:rPr>
-            </w:pPr>
-            <w:r>
-              <w:rPr>
-                <w:rFonts w:ascii="Courier New" w:eastAsia="Times New Roman" w:hAnsi="Courier New" w:cs="Courier New"/>
-                <w:sz w:val="22"/>
-                <w:szCs w:val="22"/>
-                <w:lang w:val="en-US"/>
-              </w:rPr>
-              <w:t>&lt;OPERADOR_COMPARACION</w:t>
-            </w:r>
-            <w:proofErr w:type="gramStart"/>
-            <w:r>
-              <w:rPr>
-                <w:rFonts w:ascii="Courier New" w:eastAsia="Times New Roman" w:hAnsi="Courier New" w:cs="Courier New"/>
-                <w:sz w:val="22"/>
-                <w:szCs w:val="22"/>
-                <w:lang w:val="en-US"/>
-              </w:rPr>
-              <w:t>&gt; ::=</w:t>
-            </w:r>
-            <w:proofErr w:type="gramEnd"/>
-            <w:r>
-              <w:rPr>
-                <w:rFonts w:ascii="Courier New" w:eastAsia="Times New Roman" w:hAnsi="Courier New" w:cs="Courier New"/>
-                <w:sz w:val="22"/>
-                <w:szCs w:val="22"/>
-                <w:lang w:val="en-US"/>
-              </w:rPr>
-              <w:t xml:space="preserve"> "equals" | "</w:t>
-            </w:r>
-            <w:proofErr w:type="spellStart"/>
-            <w:r>
-              <w:rPr>
-                <w:rFonts w:ascii="Courier New" w:eastAsia="Times New Roman" w:hAnsi="Courier New" w:cs="Courier New"/>
-                <w:sz w:val="22"/>
-                <w:szCs w:val="22"/>
-                <w:lang w:val="en-US"/>
+              </w:rPr>
+            </w:pPr>
+            <w:r>
+              <w:rPr>
+                <w:rFonts w:ascii="Courier New" w:eastAsia="Times New Roman" w:hAnsi="Courier New" w:cs="Courier New"/>
+                <w:sz w:val="22"/>
+                <w:szCs w:val="22"/>
+              </w:rPr>
+              <w:t>&lt;OPERADOR_COMPARACION&gt; ::= "</w:t>
+            </w:r>
+            <w:proofErr w:type="spellStart"/>
+            <w:r>
+              <w:rPr>
+                <w:rFonts w:ascii="Courier New" w:eastAsia="Times New Roman" w:hAnsi="Courier New" w:cs="Courier New"/>
+                <w:sz w:val="22"/>
+                <w:szCs w:val="22"/>
+              </w:rPr>
+              <w:t>equals</w:t>
+            </w:r>
+            <w:proofErr w:type="spellEnd"/>
+            <w:r>
+              <w:rPr>
+                <w:rFonts w:ascii="Courier New" w:eastAsia="Times New Roman" w:hAnsi="Courier New" w:cs="Courier New"/>
+                <w:sz w:val="22"/>
+                <w:szCs w:val="22"/>
+              </w:rPr>
+              <w:t>" | "</w:t>
+            </w:r>
+            <w:proofErr w:type="spellStart"/>
+            <w:r>
+              <w:rPr>
+                <w:rFonts w:ascii="Courier New" w:eastAsia="Times New Roman" w:hAnsi="Courier New" w:cs="Courier New"/>
+                <w:sz w:val="22"/>
+                <w:szCs w:val="22"/>
               </w:rPr>
               <w:t>notequals</w:t>
             </w:r>
@@ -11175,17 +11272,51 @@
                 <w:rFonts w:ascii="Courier New" w:eastAsia="Times New Roman" w:hAnsi="Courier New" w:cs="Courier New"/>
                 <w:sz w:val="22"/>
                 <w:szCs w:val="22"/>
-                <w:lang w:val="en-US"/>
-              </w:rPr>
-              <w:t>" | "greater" | "less" | "</w:t>
-            </w:r>
-            <w:proofErr w:type="spellStart"/>
-            <w:r>
-              <w:rPr>
-                <w:rFonts w:ascii="Courier New" w:eastAsia="Times New Roman" w:hAnsi="Courier New" w:cs="Courier New"/>
-                <w:sz w:val="22"/>
-                <w:szCs w:val="22"/>
-                <w:lang w:val="en-US"/>
+              </w:rPr>
+              <w:t>" | "</w:t>
+            </w:r>
+            <w:proofErr w:type="spellStart"/>
+            <w:r>
+              <w:rPr>
+                <w:rFonts w:ascii="Courier New" w:eastAsia="Times New Roman" w:hAnsi="Courier New" w:cs="Courier New"/>
+                <w:sz w:val="22"/>
+                <w:szCs w:val="22"/>
+              </w:rPr>
+              <w:t>greater</w:t>
+            </w:r>
+            <w:proofErr w:type="spellEnd"/>
+            <w:r>
+              <w:rPr>
+                <w:rFonts w:ascii="Courier New" w:eastAsia="Times New Roman" w:hAnsi="Courier New" w:cs="Courier New"/>
+                <w:sz w:val="22"/>
+                <w:szCs w:val="22"/>
+              </w:rPr>
+              <w:t>" | "</w:t>
+            </w:r>
+            <w:proofErr w:type="spellStart"/>
+            <w:r>
+              <w:rPr>
+                <w:rFonts w:ascii="Courier New" w:eastAsia="Times New Roman" w:hAnsi="Courier New" w:cs="Courier New"/>
+                <w:sz w:val="22"/>
+                <w:szCs w:val="22"/>
+              </w:rPr>
+              <w:t>less</w:t>
+            </w:r>
+            <w:proofErr w:type="spellEnd"/>
+            <w:r>
+              <w:rPr>
+                <w:rFonts w:ascii="Courier New" w:eastAsia="Times New Roman" w:hAnsi="Courier New" w:cs="Courier New"/>
+                <w:sz w:val="22"/>
+                <w:szCs w:val="22"/>
+              </w:rPr>
+              <w:t>" | "</w:t>
+            </w:r>
+            <w:proofErr w:type="spellStart"/>
+            <w:r>
+              <w:rPr>
+                <w:rFonts w:ascii="Courier New" w:eastAsia="Times New Roman" w:hAnsi="Courier New" w:cs="Courier New"/>
+                <w:sz w:val="22"/>
+                <w:szCs w:val="22"/>
               </w:rPr>
               <w:t>greatereq</w:t>
             </w:r>
@@ -11195,7 +11326,6 @@
                 <w:rFonts w:ascii="Courier New" w:eastAsia="Times New Roman" w:hAnsi="Courier New" w:cs="Courier New"/>
                 <w:sz w:val="22"/>
                 <w:szCs w:val="22"/>
-                <w:lang w:val="en-US"/>
               </w:rPr>
               <w:t>" | "</w:t>
             </w:r>
@@ -11205,7 +11335,6 @@
                 <w:rFonts w:ascii="Courier New" w:eastAsia="Times New Roman" w:hAnsi="Courier New" w:cs="Courier New"/>
                 <w:sz w:val="22"/>
                 <w:szCs w:val="22"/>
-                <w:lang w:val="en-US"/>
               </w:rPr>
               <w:t>lesseq</w:t>
             </w:r>
@@ -11215,7 +11344,6 @@
                 <w:rFonts w:ascii="Courier New" w:eastAsia="Times New Roman" w:hAnsi="Courier New" w:cs="Courier New"/>
                 <w:sz w:val="22"/>
                 <w:szCs w:val="22"/>
-                <w:lang w:val="en-US"/>
               </w:rPr>
               <w:t>"</w:t>
             </w:r>
@@ -11239,45 +11367,58 @@
                 <w:rFonts w:ascii="Courier New" w:eastAsia="Times New Roman" w:hAnsi="Courier New" w:cs="Courier New"/>
                 <w:sz w:val="22"/>
                 <w:szCs w:val="22"/>
-                <w:lang w:val="en-US"/>
-              </w:rPr>
-            </w:pPr>
-            <w:r>
-              <w:rPr>
-                <w:rFonts w:ascii="Courier New" w:eastAsia="Times New Roman" w:hAnsi="Courier New" w:cs="Courier New"/>
-                <w:sz w:val="22"/>
-                <w:szCs w:val="22"/>
-                <w:lang w:val="en-US"/>
-              </w:rPr>
-              <w:t>&lt;TIPO</w:t>
-            </w:r>
-            <w:proofErr w:type="gramStart"/>
-            <w:r>
-              <w:rPr>
-                <w:rFonts w:ascii="Courier New" w:eastAsia="Times New Roman" w:hAnsi="Courier New" w:cs="Courier New"/>
-                <w:sz w:val="22"/>
-                <w:szCs w:val="22"/>
-                <w:lang w:val="en-US"/>
-              </w:rPr>
-              <w:t>&gt; ::=</w:t>
-            </w:r>
-            <w:proofErr w:type="gramEnd"/>
-            <w:r>
-              <w:rPr>
-                <w:rFonts w:ascii="Courier New" w:eastAsia="Times New Roman" w:hAnsi="Courier New" w:cs="Courier New"/>
-                <w:sz w:val="22"/>
-                <w:szCs w:val="22"/>
-                <w:lang w:val="en-US"/>
-              </w:rPr>
-              <w:t xml:space="preserve"> "logic" | "whole" | "</w:t>
-            </w:r>
-            <w:proofErr w:type="spellStart"/>
-            <w:r>
-              <w:rPr>
-                <w:rFonts w:ascii="Courier New" w:eastAsia="Times New Roman" w:hAnsi="Courier New" w:cs="Courier New"/>
-                <w:sz w:val="22"/>
-                <w:szCs w:val="22"/>
-                <w:lang w:val="en-US"/>
+              </w:rPr>
+            </w:pPr>
+            <w:r>
+              <w:rPr>
+                <w:rFonts w:ascii="Courier New" w:eastAsia="Times New Roman" w:hAnsi="Courier New" w:cs="Courier New"/>
+                <w:sz w:val="22"/>
+                <w:szCs w:val="22"/>
+              </w:rPr>
+              <w:t>&lt;TIPO&gt; ::= "</w:t>
+            </w:r>
+            <w:proofErr w:type="spellStart"/>
+            <w:r>
+              <w:rPr>
+                <w:rFonts w:ascii="Courier New" w:eastAsia="Times New Roman" w:hAnsi="Courier New" w:cs="Courier New"/>
+                <w:sz w:val="22"/>
+                <w:szCs w:val="22"/>
+              </w:rPr>
+              <w:t>logic</w:t>
+            </w:r>
+            <w:proofErr w:type="spellEnd"/>
+            <w:r>
+              <w:rPr>
+                <w:rFonts w:ascii="Courier New" w:eastAsia="Times New Roman" w:hAnsi="Courier New" w:cs="Courier New"/>
+                <w:sz w:val="22"/>
+                <w:szCs w:val="22"/>
+              </w:rPr>
+              <w:t>" | "</w:t>
+            </w:r>
+            <w:proofErr w:type="spellStart"/>
+            <w:r>
+              <w:rPr>
+                <w:rFonts w:ascii="Courier New" w:eastAsia="Times New Roman" w:hAnsi="Courier New" w:cs="Courier New"/>
+                <w:sz w:val="22"/>
+                <w:szCs w:val="22"/>
+              </w:rPr>
+              <w:t>whole</w:t>
+            </w:r>
+            <w:proofErr w:type="spellEnd"/>
+            <w:r>
+              <w:rPr>
+                <w:rFonts w:ascii="Courier New" w:eastAsia="Times New Roman" w:hAnsi="Courier New" w:cs="Courier New"/>
+                <w:sz w:val="22"/>
+                <w:szCs w:val="22"/>
+              </w:rPr>
+              <w:t>" | "</w:t>
+            </w:r>
+            <w:proofErr w:type="spellStart"/>
+            <w:r>
+              <w:rPr>
+                <w:rFonts w:ascii="Courier New" w:eastAsia="Times New Roman" w:hAnsi="Courier New" w:cs="Courier New"/>
+                <w:sz w:val="22"/>
+                <w:szCs w:val="22"/>
               </w:rPr>
               <w:t>fract</w:t>
             </w:r>
@@ -11287,9 +11428,80 @@
                 <w:rFonts w:ascii="Courier New" w:eastAsia="Times New Roman" w:hAnsi="Courier New" w:cs="Courier New"/>
                 <w:sz w:val="22"/>
                 <w:szCs w:val="22"/>
-                <w:lang w:val="en-US"/>
-              </w:rPr>
-              <w:t>" | "text" | "char" | "grid" | "chain"</w:t>
+              </w:rPr>
+              <w:t>" | "</w:t>
+            </w:r>
+            <w:proofErr w:type="spellStart"/>
+            <w:r>
+              <w:rPr>
+                <w:rFonts w:ascii="Courier New" w:eastAsia="Times New Roman" w:hAnsi="Courier New" w:cs="Courier New"/>
+                <w:sz w:val="22"/>
+                <w:szCs w:val="22"/>
+              </w:rPr>
+              <w:t>text</w:t>
+            </w:r>
+            <w:proofErr w:type="spellEnd"/>
+            <w:r>
+              <w:rPr>
+                <w:rFonts w:ascii="Courier New" w:eastAsia="Times New Roman" w:hAnsi="Courier New" w:cs="Courier New"/>
+                <w:sz w:val="22"/>
+                <w:szCs w:val="22"/>
+              </w:rPr>
+              <w:t>" | "</w:t>
+            </w:r>
+            <w:proofErr w:type="spellStart"/>
+            <w:r>
+              <w:rPr>
+                <w:rFonts w:ascii="Courier New" w:eastAsia="Times New Roman" w:hAnsi="Courier New" w:cs="Courier New"/>
+                <w:sz w:val="22"/>
+                <w:szCs w:val="22"/>
+              </w:rPr>
+              <w:t>char</w:t>
+            </w:r>
+            <w:proofErr w:type="spellEnd"/>
+            <w:r>
+              <w:rPr>
+                <w:rFonts w:ascii="Courier New" w:eastAsia="Times New Roman" w:hAnsi="Courier New" w:cs="Courier New"/>
+                <w:sz w:val="22"/>
+                <w:szCs w:val="22"/>
+              </w:rPr>
+              <w:t>" | "</w:t>
+            </w:r>
+            <w:proofErr w:type="spellStart"/>
+            <w:r>
+              <w:rPr>
+                <w:rFonts w:ascii="Courier New" w:eastAsia="Times New Roman" w:hAnsi="Courier New" w:cs="Courier New"/>
+                <w:sz w:val="22"/>
+                <w:szCs w:val="22"/>
+              </w:rPr>
+              <w:t>grid</w:t>
+            </w:r>
+            <w:proofErr w:type="spellEnd"/>
+            <w:r>
+              <w:rPr>
+                <w:rFonts w:ascii="Courier New" w:eastAsia="Times New Roman" w:hAnsi="Courier New" w:cs="Courier New"/>
+                <w:sz w:val="22"/>
+                <w:szCs w:val="22"/>
+              </w:rPr>
+              <w:t>" | "</w:t>
+            </w:r>
+            <w:proofErr w:type="spellStart"/>
+            <w:r>
+              <w:rPr>
+                <w:rFonts w:ascii="Courier New" w:eastAsia="Times New Roman" w:hAnsi="Courier New" w:cs="Courier New"/>
+                <w:sz w:val="22"/>
+                <w:szCs w:val="22"/>
+              </w:rPr>
+              <w:t>chain</w:t>
+            </w:r>
+            <w:proofErr w:type="spellEnd"/>
+            <w:r>
+              <w:rPr>
+                <w:rFonts w:ascii="Courier New" w:eastAsia="Times New Roman" w:hAnsi="Courier New" w:cs="Courier New"/>
+                <w:sz w:val="22"/>
+                <w:szCs w:val="22"/>
+              </w:rPr>
+              <w:t>"</w:t>
             </w:r>
           </w:p>
         </w:tc>
@@ -11311,37 +11523,141 @@
                 <w:rFonts w:ascii="Courier New" w:eastAsia="Times New Roman" w:hAnsi="Courier New" w:cs="Courier New"/>
                 <w:sz w:val="22"/>
                 <w:szCs w:val="22"/>
-                <w:lang w:val="en-US"/>
-              </w:rPr>
-            </w:pPr>
-            <w:r>
-              <w:rPr>
-                <w:rFonts w:ascii="Courier New" w:eastAsia="Times New Roman" w:hAnsi="Courier New" w:cs="Courier New"/>
-                <w:sz w:val="22"/>
-                <w:szCs w:val="22"/>
-                <w:lang w:val="en-US"/>
-              </w:rPr>
-              <w:t>&lt;KEYWORD</w:t>
-            </w:r>
-            <w:proofErr w:type="gramStart"/>
-            <w:r>
-              <w:rPr>
-                <w:rFonts w:ascii="Courier New" w:eastAsia="Times New Roman" w:hAnsi="Courier New" w:cs="Courier New"/>
-                <w:sz w:val="22"/>
-                <w:szCs w:val="22"/>
-                <w:lang w:val="en-US"/>
-              </w:rPr>
-              <w:t>&gt; ::=</w:t>
-            </w:r>
-            <w:proofErr w:type="gramEnd"/>
-            <w:r>
-              <w:rPr>
-                <w:rFonts w:ascii="Courier New" w:eastAsia="Times New Roman" w:hAnsi="Courier New" w:cs="Courier New"/>
-                <w:sz w:val="22"/>
-                <w:szCs w:val="22"/>
-                <w:lang w:val="en-US"/>
-              </w:rPr>
-              <w:t xml:space="preserve"> "mold" | "data" | "action" | "when" | "otherwise" | "cycle" | "from" | "to" | "set"</w:t>
+              </w:rPr>
+            </w:pPr>
+            <w:r>
+              <w:rPr>
+                <w:rFonts w:ascii="Courier New" w:eastAsia="Times New Roman" w:hAnsi="Courier New" w:cs="Courier New"/>
+                <w:sz w:val="22"/>
+                <w:szCs w:val="22"/>
+              </w:rPr>
+              <w:t>&lt;KEYWORD&gt; ::= "</w:t>
+            </w:r>
+            <w:proofErr w:type="spellStart"/>
+            <w:r>
+              <w:rPr>
+                <w:rFonts w:ascii="Courier New" w:eastAsia="Times New Roman" w:hAnsi="Courier New" w:cs="Courier New"/>
+                <w:sz w:val="22"/>
+                <w:szCs w:val="22"/>
+              </w:rPr>
+              <w:t>mold</w:t>
+            </w:r>
+            <w:proofErr w:type="spellEnd"/>
+            <w:r>
+              <w:rPr>
+                <w:rFonts w:ascii="Courier New" w:eastAsia="Times New Roman" w:hAnsi="Courier New" w:cs="Courier New"/>
+                <w:sz w:val="22"/>
+                <w:szCs w:val="22"/>
+              </w:rPr>
+              <w:t>" | "data" | "</w:t>
+            </w:r>
+            <w:proofErr w:type="spellStart"/>
+            <w:r>
+              <w:rPr>
+                <w:rFonts w:ascii="Courier New" w:eastAsia="Times New Roman" w:hAnsi="Courier New" w:cs="Courier New"/>
+                <w:sz w:val="22"/>
+                <w:szCs w:val="22"/>
+              </w:rPr>
+              <w:t>action</w:t>
+            </w:r>
+            <w:proofErr w:type="spellEnd"/>
+            <w:r>
+              <w:rPr>
+                <w:rFonts w:ascii="Courier New" w:eastAsia="Times New Roman" w:hAnsi="Courier New" w:cs="Courier New"/>
+                <w:sz w:val="22"/>
+                <w:szCs w:val="22"/>
+              </w:rPr>
+              <w:t>" | "</w:t>
+            </w:r>
+            <w:proofErr w:type="spellStart"/>
+            <w:r>
+              <w:rPr>
+                <w:rFonts w:ascii="Courier New" w:eastAsia="Times New Roman" w:hAnsi="Courier New" w:cs="Courier New"/>
+                <w:sz w:val="22"/>
+                <w:szCs w:val="22"/>
+              </w:rPr>
+              <w:t>when</w:t>
+            </w:r>
+            <w:proofErr w:type="spellEnd"/>
+            <w:r>
+              <w:rPr>
+                <w:rFonts w:ascii="Courier New" w:eastAsia="Times New Roman" w:hAnsi="Courier New" w:cs="Courier New"/>
+                <w:sz w:val="22"/>
+                <w:szCs w:val="22"/>
+              </w:rPr>
+              <w:t>" | "</w:t>
+            </w:r>
+            <w:proofErr w:type="spellStart"/>
+            <w:r>
+              <w:rPr>
+                <w:rFonts w:ascii="Courier New" w:eastAsia="Times New Roman" w:hAnsi="Courier New" w:cs="Courier New"/>
+                <w:sz w:val="22"/>
+                <w:szCs w:val="22"/>
+              </w:rPr>
+              <w:t>otherwise</w:t>
+            </w:r>
+            <w:proofErr w:type="spellEnd"/>
+            <w:r>
+              <w:rPr>
+                <w:rFonts w:ascii="Courier New" w:eastAsia="Times New Roman" w:hAnsi="Courier New" w:cs="Courier New"/>
+                <w:sz w:val="22"/>
+                <w:szCs w:val="22"/>
+              </w:rPr>
+              <w:t>" | "</w:t>
+            </w:r>
+            <w:proofErr w:type="spellStart"/>
+            <w:r>
+              <w:rPr>
+                <w:rFonts w:ascii="Courier New" w:eastAsia="Times New Roman" w:hAnsi="Courier New" w:cs="Courier New"/>
+                <w:sz w:val="22"/>
+                <w:szCs w:val="22"/>
+              </w:rPr>
+              <w:t>cycle</w:t>
+            </w:r>
+            <w:proofErr w:type="spellEnd"/>
+            <w:r>
+              <w:rPr>
+                <w:rFonts w:ascii="Courier New" w:eastAsia="Times New Roman" w:hAnsi="Courier New" w:cs="Courier New"/>
+                <w:sz w:val="22"/>
+                <w:szCs w:val="22"/>
+              </w:rPr>
+              <w:t>" | "</w:t>
+            </w:r>
+            <w:proofErr w:type="spellStart"/>
+            <w:r>
+              <w:rPr>
+                <w:rFonts w:ascii="Courier New" w:eastAsia="Times New Roman" w:hAnsi="Courier New" w:cs="Courier New"/>
+                <w:sz w:val="22"/>
+                <w:szCs w:val="22"/>
+              </w:rPr>
+              <w:t>from</w:t>
+            </w:r>
+            <w:proofErr w:type="spellEnd"/>
+            <w:r>
+              <w:rPr>
+                <w:rFonts w:ascii="Courier New" w:eastAsia="Times New Roman" w:hAnsi="Courier New" w:cs="Courier New"/>
+                <w:sz w:val="22"/>
+                <w:szCs w:val="22"/>
+              </w:rPr>
+              <w:t>" | "</w:t>
+            </w:r>
+            <w:proofErr w:type="spellStart"/>
+            <w:r>
+              <w:rPr>
+                <w:rFonts w:ascii="Courier New" w:eastAsia="Times New Roman" w:hAnsi="Courier New" w:cs="Courier New"/>
+                <w:sz w:val="22"/>
+                <w:szCs w:val="22"/>
+              </w:rPr>
+              <w:t>to</w:t>
+            </w:r>
+            <w:proofErr w:type="spellEnd"/>
+            <w:r>
+              <w:rPr>
+                <w:rFonts w:ascii="Courier New" w:eastAsia="Times New Roman" w:hAnsi="Courier New" w:cs="Courier New"/>
+                <w:sz w:val="22"/>
+                <w:szCs w:val="22"/>
+              </w:rPr>
+              <w:t>" | "set"</w:t>
             </w:r>
           </w:p>
         </w:tc>
@@ -11353,7 +11669,6 @@
         <w:ind w:left="0"/>
         <w:rPr>
           <w:rFonts w:ascii="Times New Roman" w:eastAsia="Times New Roman" w:hAnsi="Times New Roman" w:cs="Times New Roman"/>
-          <w:lang w:val="en-US"/>
         </w:rPr>
       </w:pPr>
     </w:p>
@@ -11363,7 +11678,6 @@
         <w:ind w:left="0"/>
         <w:rPr>
           <w:rFonts w:ascii="Times New Roman" w:eastAsia="Times New Roman" w:hAnsi="Times New Roman" w:cs="Times New Roman"/>
-          <w:lang w:val="en-US"/>
         </w:rPr>
       </w:pPr>
     </w:p>
@@ -11373,7 +11687,6 @@
         <w:ind w:left="0"/>
         <w:rPr>
           <w:rFonts w:ascii="Times New Roman" w:eastAsia="Times New Roman" w:hAnsi="Times New Roman" w:cs="Times New Roman"/>
-          <w:lang w:val="en-US"/>
         </w:rPr>
       </w:pPr>
     </w:p>
@@ -11400,6 +11713,268 @@
 <file path=word/numbering.xml><?xml version="1.0" encoding="utf-8"?>
 <w:numbering xmlns:wpc="http://schemas.microsoft.com/office/word/2010/wordprocessingCanvas" xmlns:cx="http://schemas.microsoft.com/office/drawing/2014/chartex" xmlns:cx1="http://schemas.microsoft.com/office/drawing/2015/9/8/chartex" xmlns:cx2="http://schemas.microsoft.com/office/drawing/2015/10/21/chartex" xmlns:cx3="http://schemas.microsoft.com/office/drawing/2016/5/9/chartex" xmlns:cx4="http://schemas.microsoft.com/office/drawing/2016/5/10/chartex" xmlns:cx5="http://schemas.microsoft.com/office/drawing/2016/5/11/chartex" xmlns:cx6="http://schemas.microsoft.com/office/drawing/2016/5/12/chartex" xmlns:cx7="http://schemas.microsoft.com/office/drawing/2016/5/13/chartex" xmlns:cx8="http://schemas.microsoft.com/office/drawing/2016/5/14/chartex" xmlns:mc="http://schemas.openxmlformats.org/markup-compatibility/2006" xmlns:aink="http://schemas.microsoft.com/office/drawing/2016/ink" xmlns:am3d="http://schemas.microsoft.com/office/drawing/2017/model3d" xmlns:o="urn:schemas-microsoft-com:office:office" xmlns:oel="http://schemas.microsoft.com/office/2019/extlst" xmlns:r="http://schemas.openxmlformats.org/officeDocument/2006/relationships" xmlns:m="http://schemas.openxmlformats.org/officeDocument/2006/math" xmlns:v="urn:schemas-microsoft-com:vml" xmlns:wp14="http://schemas.microsoft.com/office/word/2010/wordprocessingDrawing" xmlns:wp="http://schemas.openxmlformats.org/drawingml/2006/wordprocessingDrawing" xmlns:w10="urn:schemas-microsoft-com:office:word" xmlns:w="http://schemas.openxmlformats.org/wordprocessingml/2006/main" xmlns:w14="http://schemas.microsoft.com/office/word/2010/wordml" xmlns:w15="http://schemas.microsoft.com/office/word/2012/wordml" xmlns:w16cex="http://schemas.microsoft.com/office/word/2018/wordml/cex" xmlns:w16cid="http://schemas.microsoft.com/office/word/2016/wordml/cid" xmlns:w16="http://schemas.microsoft.com/office/word/2018/wordml" xmlns:w16du="http://schemas.microsoft.com/office/word/2023/wordml/word16du" xmlns:w16sdtdh="http://schemas.microsoft.com/office/word/2020/wordml/sdtdatahash" xmlns:w16sdtfl="http://schemas.microsoft.com/office/word/2024/wordml/sdtformatlock" xmlns:w16se="http://schemas.microsoft.com/office/word/2015/wordml/symex" xmlns:wpg="http://schemas.microsoft.com/office/word/2010/wordprocessingGroup" xmlns:wpi="http://schemas.microsoft.com/office/word/2010/wordprocessingInk" xmlns:wne="http://schemas.microsoft.com/office/word/2006/wordml" xmlns:wps="http://schemas.microsoft.com/office/word/2010/wordprocessingShape" mc:Ignorable="w14 w15 w16se w16cid w16 w16cex w16sdtdh w16sdtfl w16du wp14">
   <w:abstractNum w:abstractNumId="0" w15:restartNumberingAfterBreak="0">
+    <w:nsid w:val="12F15750"/>
+    <w:multiLevelType w:val="multilevel"/>
+    <w:tmpl w:val="B3B0E18C"/>
+    <w:lvl w:ilvl="0">
+      <w:start w:val="1"/>
+      <w:numFmt w:val="decimal"/>
+      <w:lvlText w:val="%1."/>
+      <w:lvlJc w:val="left"/>
+      <w:pPr>
+        <w:tabs>
+          <w:tab w:val="num" w:pos="720"/>
+        </w:tabs>
+        <w:ind w:left="720" w:hanging="360"/>
+      </w:pPr>
+    </w:lvl>
+    <w:lvl w:ilvl="1" w:tentative="1">
+      <w:start w:val="1"/>
+      <w:numFmt w:val="decimal"/>
+      <w:lvlText w:val="%2."/>
+      <w:lvlJc w:val="left"/>
+      <w:pPr>
+        <w:tabs>
+          <w:tab w:val="num" w:pos="1440"/>
+        </w:tabs>
+        <w:ind w:left="1440" w:hanging="360"/>
+      </w:pPr>
+    </w:lvl>
+    <w:lvl w:ilvl="2" w:tentative="1">
+      <w:start w:val="1"/>
+      <w:numFmt w:val="decimal"/>
+      <w:lvlText w:val="%3."/>
+      <w:lvlJc w:val="left"/>
+      <w:pPr>
+        <w:tabs>
+          <w:tab w:val="num" w:pos="2160"/>
+        </w:tabs>
+        <w:ind w:left="2160" w:hanging="360"/>
+      </w:pPr>
+    </w:lvl>
+    <w:lvl w:ilvl="3" w:tentative="1">
+      <w:start w:val="1"/>
+      <w:numFmt w:val="decimal"/>
+      <w:lvlText w:val="%4."/>
+      <w:lvlJc w:val="left"/>
+      <w:pPr>
+        <w:tabs>
+          <w:tab w:val="num" w:pos="2880"/>
+        </w:tabs>
+        <w:ind w:left="2880" w:hanging="360"/>
+      </w:pPr>
+    </w:lvl>
+    <w:lvl w:ilvl="4" w:tentative="1">
+      <w:start w:val="1"/>
+      <w:numFmt w:val="decimal"/>
+      <w:lvlText w:val="%5."/>
+      <w:lvlJc w:val="left"/>
+      <w:pPr>
+        <w:tabs>
+          <w:tab w:val="num" w:pos="3600"/>
+        </w:tabs>
+        <w:ind w:left="3600" w:hanging="360"/>
+      </w:pPr>
+    </w:lvl>
+    <w:lvl w:ilvl="5" w:tentative="1">
+      <w:start w:val="1"/>
+      <w:numFmt w:val="decimal"/>
+      <w:lvlText w:val="%6."/>
+      <w:lvlJc w:val="left"/>
+      <w:pPr>
+        <w:tabs>
+          <w:tab w:val="num" w:pos="4320"/>
+        </w:tabs>
+        <w:ind w:left="4320" w:hanging="360"/>
+      </w:pPr>
+    </w:lvl>
+    <w:lvl w:ilvl="6" w:tentative="1">
+      <w:start w:val="1"/>
+      <w:numFmt w:val="decimal"/>
+      <w:lvlText w:val="%7."/>
+      <w:lvlJc w:val="left"/>
+      <w:pPr>
+        <w:tabs>
+          <w:tab w:val="num" w:pos="5040"/>
+        </w:tabs>
+        <w:ind w:left="5040" w:hanging="360"/>
+      </w:pPr>
+    </w:lvl>
+    <w:lvl w:ilvl="7" w:tentative="1">
+      <w:start w:val="1"/>
+      <w:numFmt w:val="decimal"/>
+      <w:lvlText w:val="%8."/>
+      <w:lvlJc w:val="left"/>
+      <w:pPr>
+        <w:tabs>
+          <w:tab w:val="num" w:pos="5760"/>
+        </w:tabs>
+        <w:ind w:left="5760" w:hanging="360"/>
+      </w:pPr>
+    </w:lvl>
+    <w:lvl w:ilvl="8" w:tentative="1">
+      <w:start w:val="1"/>
+      <w:numFmt w:val="decimal"/>
+      <w:lvlText w:val="%9."/>
+      <w:lvlJc w:val="left"/>
+      <w:pPr>
+        <w:tabs>
+          <w:tab w:val="num" w:pos="6480"/>
+        </w:tabs>
+        <w:ind w:left="6480" w:hanging="360"/>
+      </w:pPr>
+    </w:lvl>
+  </w:abstractNum>
+  <w:abstractNum w:abstractNumId="1" w15:restartNumberingAfterBreak="0">
+    <w:nsid w:val="18605311"/>
+    <w:multiLevelType w:val="multilevel"/>
+    <w:tmpl w:val="195641CA"/>
+    <w:lvl w:ilvl="0">
+      <w:start w:val="1"/>
+      <w:numFmt w:val="bullet"/>
+      <w:lvlText w:val=""/>
+      <w:lvlJc w:val="left"/>
+      <w:pPr>
+        <w:tabs>
+          <w:tab w:val="num" w:pos="720"/>
+        </w:tabs>
+        <w:ind w:left="720" w:hanging="360"/>
+      </w:pPr>
+      <w:rPr>
+        <w:rFonts w:ascii="Symbol" w:hAnsi="Symbol" w:hint="default"/>
+        <w:sz w:val="20"/>
+      </w:rPr>
+    </w:lvl>
+    <w:lvl w:ilvl="1" w:tentative="1">
+      <w:start w:val="1"/>
+      <w:numFmt w:val="bullet"/>
+      <w:lvlText w:val="o"/>
+      <w:lvlJc w:val="left"/>
+      <w:pPr>
+        <w:tabs>
+          <w:tab w:val="num" w:pos="1440"/>
+        </w:tabs>
+        <w:ind w:left="1440" w:hanging="360"/>
+      </w:pPr>
+      <w:rPr>
+        <w:rFonts w:ascii="Courier New" w:hAnsi="Courier New" w:hint="default"/>
+        <w:sz w:val="20"/>
+      </w:rPr>
+    </w:lvl>
+    <w:lvl w:ilvl="2" w:tentative="1">
+      <w:start w:val="1"/>
+      <w:numFmt w:val="bullet"/>
+      <w:lvlText w:val=""/>
+      <w:lvlJc w:val="left"/>
+      <w:pPr>
+        <w:tabs>
+          <w:tab w:val="num" w:pos="2160"/>
+        </w:tabs>
+        <w:ind w:left="2160" w:hanging="360"/>
+      </w:pPr>
+      <w:rPr>
+        <w:rFonts w:ascii="Wingdings" w:hAnsi="Wingdings" w:hint="default"/>
+        <w:sz w:val="20"/>
+      </w:rPr>
+    </w:lvl>
+    <w:lvl w:ilvl="3" w:tentative="1">
+      <w:start w:val="1"/>
+      <w:numFmt w:val="bullet"/>
+      <w:lvlText w:val=""/>
+      <w:lvlJc w:val="left"/>
+      <w:pPr>
+        <w:tabs>
+          <w:tab w:val="num" w:pos="2880"/>
+        </w:tabs>
+        <w:ind w:left="2880" w:hanging="360"/>
+      </w:pPr>
+      <w:rPr>
+        <w:rFonts w:ascii="Wingdings" w:hAnsi="Wingdings" w:hint="default"/>
+        <w:sz w:val="20"/>
+      </w:rPr>
+    </w:lvl>
+    <w:lvl w:ilvl="4" w:tentative="1">
+      <w:start w:val="1"/>
+      <w:numFmt w:val="bullet"/>
+      <w:lvlText w:val=""/>
+      <w:lvlJc w:val="left"/>
+      <w:pPr>
+        <w:tabs>
+          <w:tab w:val="num" w:pos="3600"/>
+        </w:tabs>
+        <w:ind w:left="3600" w:hanging="360"/>
+      </w:pPr>
+      <w:rPr>
+        <w:rFonts w:ascii="Wingdings" w:hAnsi="Wingdings" w:hint="default"/>
+        <w:sz w:val="20"/>
+      </w:rPr>
+    </w:lvl>
+    <w:lvl w:ilvl="5" w:tentative="1">
+      <w:start w:val="1"/>
+      <w:numFmt w:val="bullet"/>
+      <w:lvlText w:val=""/>
+      <w:lvlJc w:val="left"/>
+      <w:pPr>
+        <w:tabs>
+          <w:tab w:val="num" w:pos="4320"/>
+        </w:tabs>
+        <w:ind w:left="4320" w:hanging="360"/>
+      </w:pPr>
+      <w:rPr>
+        <w:rFonts w:ascii="Wingdings" w:hAnsi="Wingdings" w:hint="default"/>
+        <w:sz w:val="20"/>
+      </w:rPr>
+    </w:lvl>
+    <w:lvl w:ilvl="6" w:tentative="1">
+      <w:start w:val="1"/>
+      <w:numFmt w:val="bullet"/>
+      <w:lvlText w:val=""/>
+      <w:lvlJc w:val="left"/>
+      <w:pPr>
+        <w:tabs>
+          <w:tab w:val="num" w:pos="5040"/>
+        </w:tabs>
+        <w:ind w:left="5040" w:hanging="360"/>
+      </w:pPr>
+      <w:rPr>
+        <w:rFonts w:ascii="Wingdings" w:hAnsi="Wingdings" w:hint="default"/>
+        <w:sz w:val="20"/>
+      </w:rPr>
+    </w:lvl>
+    <w:lvl w:ilvl="7" w:tentative="1">
+      <w:start w:val="1"/>
+      <w:numFmt w:val="bullet"/>
+      <w:lvlText w:val=""/>
+      <w:lvlJc w:val="left"/>
+      <w:pPr>
+        <w:tabs>
+          <w:tab w:val="num" w:pos="5760"/>
+        </w:tabs>
+        <w:ind w:left="5760" w:hanging="360"/>
+      </w:pPr>
+      <w:rPr>
+        <w:rFonts w:ascii="Wingdings" w:hAnsi="Wingdings" w:hint="default"/>
+        <w:sz w:val="20"/>
+      </w:rPr>
+    </w:lvl>
+    <w:lvl w:ilvl="8" w:tentative="1">
+      <w:start w:val="1"/>
+      <w:numFmt w:val="bullet"/>
+      <w:lvlText w:val=""/>
+      <w:lvlJc w:val="left"/>
+      <w:pPr>
+        <w:tabs>
+          <w:tab w:val="num" w:pos="6480"/>
+        </w:tabs>
+        <w:ind w:left="6480" w:hanging="360"/>
+      </w:pPr>
+      <w:rPr>
+        <w:rFonts w:ascii="Wingdings" w:hAnsi="Wingdings" w:hint="default"/>
+        <w:sz w:val="20"/>
+      </w:rPr>
+    </w:lvl>
+  </w:abstractNum>
+  <w:abstractNum w:abstractNumId="2" w15:restartNumberingAfterBreak="0">
     <w:nsid w:val="23F11636"/>
     <w:multiLevelType w:val="hybridMultilevel"/>
     <w:tmpl w:val="E062B9D8"/>
@@ -11514,7 +12089,7 @@
       </w:rPr>
     </w:lvl>
   </w:abstractNum>
-  <w:abstractNum w:abstractNumId="1" w15:restartNumberingAfterBreak="0">
+  <w:abstractNum w:abstractNumId="3" w15:restartNumberingAfterBreak="0">
     <w:nsid w:val="42F91347"/>
     <w:multiLevelType w:val="hybridMultilevel"/>
     <w:tmpl w:val="57C6AB5A"/>
@@ -11627,11 +12202,169 @@
       </w:rPr>
     </w:lvl>
   </w:abstractNum>
+  <w:abstractNum w:abstractNumId="4" w15:restartNumberingAfterBreak="0">
+    <w:nsid w:val="45800401"/>
+    <w:multiLevelType w:val="multilevel"/>
+    <w:tmpl w:val="7D409AEE"/>
+    <w:lvl w:ilvl="0">
+      <w:start w:val="1"/>
+      <w:numFmt w:val="bullet"/>
+      <w:lvlText w:val=""/>
+      <w:lvlJc w:val="left"/>
+      <w:pPr>
+        <w:tabs>
+          <w:tab w:val="num" w:pos="720"/>
+        </w:tabs>
+        <w:ind w:left="720" w:hanging="360"/>
+      </w:pPr>
+      <w:rPr>
+        <w:rFonts w:ascii="Symbol" w:hAnsi="Symbol" w:hint="default"/>
+        <w:sz w:val="20"/>
+      </w:rPr>
+    </w:lvl>
+    <w:lvl w:ilvl="1" w:tentative="1">
+      <w:start w:val="1"/>
+      <w:numFmt w:val="bullet"/>
+      <w:lvlText w:val="o"/>
+      <w:lvlJc w:val="left"/>
+      <w:pPr>
+        <w:tabs>
+          <w:tab w:val="num" w:pos="1440"/>
+        </w:tabs>
+        <w:ind w:left="1440" w:hanging="360"/>
+      </w:pPr>
+      <w:rPr>
+        <w:rFonts w:ascii="Courier New" w:hAnsi="Courier New" w:hint="default"/>
+        <w:sz w:val="20"/>
+      </w:rPr>
+    </w:lvl>
+    <w:lvl w:ilvl="2" w:tentative="1">
+      <w:start w:val="1"/>
+      <w:numFmt w:val="bullet"/>
+      <w:lvlText w:val=""/>
+      <w:lvlJc w:val="left"/>
+      <w:pPr>
+        <w:tabs>
+          <w:tab w:val="num" w:pos="2160"/>
+        </w:tabs>
+        <w:ind w:left="2160" w:hanging="360"/>
+      </w:pPr>
+      <w:rPr>
+        <w:rFonts w:ascii="Wingdings" w:hAnsi="Wingdings" w:hint="default"/>
+        <w:sz w:val="20"/>
+      </w:rPr>
+    </w:lvl>
+    <w:lvl w:ilvl="3" w:tentative="1">
+      <w:start w:val="1"/>
+      <w:numFmt w:val="bullet"/>
+      <w:lvlText w:val=""/>
+      <w:lvlJc w:val="left"/>
+      <w:pPr>
+        <w:tabs>
+          <w:tab w:val="num" w:pos="2880"/>
+        </w:tabs>
+        <w:ind w:left="2880" w:hanging="360"/>
+      </w:pPr>
+      <w:rPr>
+        <w:rFonts w:ascii="Wingdings" w:hAnsi="Wingdings" w:hint="default"/>
+        <w:sz w:val="20"/>
+      </w:rPr>
+    </w:lvl>
+    <w:lvl w:ilvl="4" w:tentative="1">
+      <w:start w:val="1"/>
+      <w:numFmt w:val="bullet"/>
+      <w:lvlText w:val=""/>
+      <w:lvlJc w:val="left"/>
+      <w:pPr>
+        <w:tabs>
+          <w:tab w:val="num" w:pos="3600"/>
+        </w:tabs>
+        <w:ind w:left="3600" w:hanging="360"/>
+      </w:pPr>
+      <w:rPr>
+        <w:rFonts w:ascii="Wingdings" w:hAnsi="Wingdings" w:hint="default"/>
+        <w:sz w:val="20"/>
+      </w:rPr>
+    </w:lvl>
+    <w:lvl w:ilvl="5" w:tentative="1">
+      <w:start w:val="1"/>
+      <w:numFmt w:val="bullet"/>
+      <w:lvlText w:val=""/>
+      <w:lvlJc w:val="left"/>
+      <w:pPr>
+        <w:tabs>
+          <w:tab w:val="num" w:pos="4320"/>
+        </w:tabs>
+        <w:ind w:left="4320" w:hanging="360"/>
+      </w:pPr>
+      <w:rPr>
+        <w:rFonts w:ascii="Wingdings" w:hAnsi="Wingdings" w:hint="default"/>
+        <w:sz w:val="20"/>
+      </w:rPr>
+    </w:lvl>
+    <w:lvl w:ilvl="6" w:tentative="1">
+      <w:start w:val="1"/>
+      <w:numFmt w:val="bullet"/>
+      <w:lvlText w:val=""/>
+      <w:lvlJc w:val="left"/>
+      <w:pPr>
+        <w:tabs>
+          <w:tab w:val="num" w:pos="5040"/>
+        </w:tabs>
+        <w:ind w:left="5040" w:hanging="360"/>
+      </w:pPr>
+      <w:rPr>
+        <w:rFonts w:ascii="Wingdings" w:hAnsi="Wingdings" w:hint="default"/>
+        <w:sz w:val="20"/>
+      </w:rPr>
+    </w:lvl>
+    <w:lvl w:ilvl="7" w:tentative="1">
+      <w:start w:val="1"/>
+      <w:numFmt w:val="bullet"/>
+      <w:lvlText w:val=""/>
+      <w:lvlJc w:val="left"/>
+      <w:pPr>
+        <w:tabs>
+          <w:tab w:val="num" w:pos="5760"/>
+        </w:tabs>
+        <w:ind w:left="5760" w:hanging="360"/>
+      </w:pPr>
+      <w:rPr>
+        <w:rFonts w:ascii="Wingdings" w:hAnsi="Wingdings" w:hint="default"/>
+        <w:sz w:val="20"/>
+      </w:rPr>
+    </w:lvl>
+    <w:lvl w:ilvl="8" w:tentative="1">
+      <w:start w:val="1"/>
+      <w:numFmt w:val="bullet"/>
+      <w:lvlText w:val=""/>
+      <w:lvlJc w:val="left"/>
+      <w:pPr>
+        <w:tabs>
+          <w:tab w:val="num" w:pos="6480"/>
+        </w:tabs>
+        <w:ind w:left="6480" w:hanging="360"/>
+      </w:pPr>
+      <w:rPr>
+        <w:rFonts w:ascii="Wingdings" w:hAnsi="Wingdings" w:hint="default"/>
+        <w:sz w:val="20"/>
+      </w:rPr>
+    </w:lvl>
+  </w:abstractNum>
   <w:num w:numId="1" w16cid:durableId="2072849751">
-    <w:abstractNumId w:val="0"/>
+    <w:abstractNumId w:val="2"/>
   </w:num>
   <w:num w:numId="2" w16cid:durableId="871771764">
+    <w:abstractNumId w:val="3"/>
+  </w:num>
+  <w:num w:numId="3" w16cid:durableId="617447349">
     <w:abstractNumId w:val="1"/>
+  </w:num>
+  <w:num w:numId="4" w16cid:durableId="232354049">
+    <w:abstractNumId w:val="4"/>
+  </w:num>
+  <w:num w:numId="5" w16cid:durableId="944658915">
+    <w:abstractNumId w:val="0"/>
   </w:num>
 </w:numbering>
 </file>
@@ -12239,7 +12972,6 @@
   <w:style w:type="character" w:default="1" w:styleId="Fuentedeprrafopredeter">
     <w:name w:val="Default Paragraph Font"/>
     <w:uiPriority w:val="1"/>
-    <w:semiHidden/>
     <w:unhideWhenUsed/>
   </w:style>
   <w:style w:type="table" w:default="1" w:styleId="Tablanormal">
@@ -12585,6 +13317,29 @@
       <w:szCs w:val="20"/>
     </w:rPr>
   </w:style>
+  <w:style w:type="character" w:styleId="Hipervnculo">
+    <w:name w:val="Hyperlink"/>
+    <w:basedOn w:val="Fuentedeprrafopredeter"/>
+    <w:uiPriority w:val="99"/>
+    <w:unhideWhenUsed/>
+    <w:rsid w:val="00D75922"/>
+    <w:rPr>
+      <w:color w:val="467886" w:themeColor="hyperlink"/>
+      <w:u w:val="single"/>
+    </w:rPr>
+  </w:style>
+  <w:style w:type="character" w:styleId="Mencinsinresolver">
+    <w:name w:val="Unresolved Mention"/>
+    <w:basedOn w:val="Fuentedeprrafopredeter"/>
+    <w:uiPriority w:val="99"/>
+    <w:semiHidden/>
+    <w:unhideWhenUsed/>
+    <w:rsid w:val="00D75922"/>
+    <w:rPr>
+      <w:color w:val="605E5C"/>
+      <w:shd w:val="clear" w:color="auto" w:fill="E1DFDD"/>
+    </w:rPr>
+  </w:style>
 </w:styles>
 </file>
 

--- a/docs/HOOP.docx
+++ b/docs/HOOP.docx
@@ -10,6 +10,7 @@
           <w:bCs/>
           <w:sz w:val="28"/>
           <w:szCs w:val="28"/>
+          <w:lang w:val="en-US"/>
         </w:rPr>
       </w:pPr>
       <w:r>
@@ -19,87 +20,10 @@
           <w:bCs/>
           <w:sz w:val="28"/>
           <w:szCs w:val="28"/>
-        </w:rPr>
-        <w:t xml:space="preserve">HOOP – Human </w:t>
-      </w:r>
-      <w:proofErr w:type="spellStart"/>
-      <w:r>
-        <w:rPr>
-          <w:rFonts w:ascii="Times New Roman" w:hAnsi="Times New Roman" w:cs="Times New Roman"/>
-          <w:b/>
-          <w:bCs/>
-          <w:sz w:val="28"/>
-          <w:szCs w:val="28"/>
-        </w:rPr>
-        <w:t>Object</w:t>
-      </w:r>
-      <w:proofErr w:type="spellEnd"/>
-      <w:r>
-        <w:rPr>
-          <w:rFonts w:ascii="Times New Roman" w:hAnsi="Times New Roman" w:cs="Times New Roman"/>
-          <w:b/>
-          <w:bCs/>
-          <w:sz w:val="28"/>
-          <w:szCs w:val="28"/>
-        </w:rPr>
-        <w:t xml:space="preserve"> </w:t>
-      </w:r>
-      <w:proofErr w:type="spellStart"/>
-      <w:r>
-        <w:rPr>
-          <w:rFonts w:ascii="Times New Roman" w:hAnsi="Times New Roman" w:cs="Times New Roman"/>
-          <w:b/>
-          <w:bCs/>
-          <w:sz w:val="28"/>
-          <w:szCs w:val="28"/>
-        </w:rPr>
-        <w:t>Orientated</w:t>
-      </w:r>
-      <w:proofErr w:type="spellEnd"/>
-      <w:r>
-        <w:rPr>
-          <w:rFonts w:ascii="Times New Roman" w:hAnsi="Times New Roman" w:cs="Times New Roman"/>
-          <w:b/>
-          <w:bCs/>
-          <w:sz w:val="28"/>
-          <w:szCs w:val="28"/>
-        </w:rPr>
-        <w:t xml:space="preserve"> </w:t>
-      </w:r>
-      <w:proofErr w:type="spellStart"/>
-      <w:r>
-        <w:rPr>
-          <w:rFonts w:ascii="Times New Roman" w:hAnsi="Times New Roman" w:cs="Times New Roman"/>
-          <w:b/>
-          <w:bCs/>
-          <w:sz w:val="28"/>
-          <w:szCs w:val="28"/>
-        </w:rPr>
-        <w:t>Programming</w:t>
-      </w:r>
-      <w:proofErr w:type="spellEnd"/>
-      <w:r>
-        <w:rPr>
-          <w:rFonts w:ascii="Times New Roman" w:hAnsi="Times New Roman" w:cs="Times New Roman"/>
-          <w:b/>
-          <w:bCs/>
-          <w:sz w:val="28"/>
-          <w:szCs w:val="28"/>
-        </w:rPr>
-        <w:t xml:space="preserve"> </w:t>
-      </w:r>
-      <w:proofErr w:type="spellStart"/>
-      <w:r>
-        <w:rPr>
-          <w:rFonts w:ascii="Times New Roman" w:hAnsi="Times New Roman" w:cs="Times New Roman"/>
-          <w:b/>
-          <w:bCs/>
-          <w:sz w:val="28"/>
-          <w:szCs w:val="28"/>
-        </w:rPr>
-        <w:t>Language</w:t>
-      </w:r>
-      <w:proofErr w:type="spellEnd"/>
+          <w:lang w:val="en-US"/>
+        </w:rPr>
+        <w:t>HOOP – Human Object Orientated Programming Language</w:t>
+      </w:r>
     </w:p>
     <w:p>
       <w:pPr>
@@ -139,11 +63,6 @@
     <w:p>
       <w:pPr>
         <w:rPr>
-          <w:rFonts w:ascii="Times New Roman" w:eastAsia="Times New Roman" w:hAnsi="Times New Roman" w:cs="Times New Roman"/>
-        </w:rPr>
-      </w:pPr>
-      <w:r>
-        <w:rPr>
           <w:b/>
           <w:bCs/>
           <w:i/>
@@ -151,29 +70,36 @@
           <w:sz w:val="28"/>
           <w:szCs w:val="28"/>
         </w:rPr>
-        <w:br/>
-      </w:r>
-      <w:r>
-        <w:rPr>
-          <w:rFonts w:ascii="Times New Roman" w:eastAsia="Times New Roman" w:hAnsi="Times New Roman" w:cs="Times New Roman"/>
+      </w:pPr>
+      <w:r>
+        <w:rPr>
           <w:b/>
           <w:bCs/>
-        </w:rPr>
-        <w:t>1.Planteamiento del problema y solución adoptada</w:t>
-      </w:r>
-      <w:r>
-        <w:rPr>
-          <w:rFonts w:ascii="Times New Roman" w:eastAsia="Times New Roman" w:hAnsi="Times New Roman" w:cs="Times New Roman"/>
-        </w:rPr>
-        <w:br/>
-      </w:r>
-      <w:r>
-        <w:rPr>
-          <w:rFonts w:ascii="Times New Roman" w:eastAsia="Times New Roman" w:hAnsi="Times New Roman" w:cs="Times New Roman"/>
+          <w:i/>
+          <w:iCs/>
+          <w:sz w:val="28"/>
+          <w:szCs w:val="28"/>
+        </w:rPr>
+        <w:t>Kendall Fonseca Hidalgo y Alejandro León Marin.</w:t>
+      </w:r>
+    </w:p>
+    <w:p>
+      <w:pPr>
+        <w:rPr>
+          <w:rFonts w:ascii="Times New Roman" w:eastAsia="Times New Roman" w:hAnsi="Times New Roman" w:cs="Times New Roman"/>
+          <w:lang w:val="es-US"/>
+        </w:rPr>
+      </w:pPr>
+      <w:r>
+        <w:rPr>
           <w:b/>
           <w:bCs/>
-        </w:rPr>
-        <w:t xml:space="preserve">1.1 </w:t>
+          <w:i/>
+          <w:iCs/>
+          <w:sz w:val="28"/>
+          <w:szCs w:val="28"/>
+        </w:rPr>
+        <w:br/>
       </w:r>
       <w:r>
         <w:rPr>
@@ -181,6 +107,28 @@
           <w:b/>
           <w:bCs/>
         </w:rPr>
+        <w:t>1.Planteamiento del problema y solución adoptada</w:t>
+      </w:r>
+      <w:r>
+        <w:rPr>
+          <w:rFonts w:ascii="Times New Roman" w:eastAsia="Times New Roman" w:hAnsi="Times New Roman" w:cs="Times New Roman"/>
+        </w:rPr>
+        <w:br/>
+      </w:r>
+      <w:r>
+        <w:rPr>
+          <w:rFonts w:ascii="Times New Roman" w:eastAsia="Times New Roman" w:hAnsi="Times New Roman" w:cs="Times New Roman"/>
+          <w:b/>
+          <w:bCs/>
+        </w:rPr>
+        <w:t xml:space="preserve">1.1 </w:t>
+      </w:r>
+      <w:r>
+        <w:rPr>
+          <w:rFonts w:ascii="Times New Roman" w:eastAsia="Times New Roman" w:hAnsi="Times New Roman" w:cs="Times New Roman"/>
+          <w:b/>
+          <w:bCs/>
+        </w:rPr>
         <w:t>Objetivo</w:t>
       </w:r>
       <w:r>
@@ -200,15 +148,47 @@
           <w:rFonts w:ascii="Times New Roman" w:eastAsia="Times New Roman" w:hAnsi="Times New Roman" w:cs="Times New Roman"/>
         </w:rPr>
         <w:br/>
-        <w:t xml:space="preserve">HOOP se fundamente en resolver la dificultad de aprendizaje de lenguajes sintácticamente complejos, además de resolver la ambigüedad de palabras que abundan dentro de estos lenguajes; esta falta de novedad en los términos utilizados va de la mano con la falta de legibilidad dentro de su semántica. Nuestro lenguaje se propone manejar un lenguaje entendible para humanos, con semántica clara y sintaxis tipo seudocódigo estructurado. </w:t>
+        <w:t>HOOP se fundamente en resolver la dificultad de aprendizaje de lenguajes sintácticamente complejos,</w:t>
+      </w:r>
+      <w:r>
+        <w:rPr>
+          <w:rFonts w:ascii="Times New Roman" w:eastAsia="Times New Roman" w:hAnsi="Times New Roman" w:cs="Times New Roman"/>
+        </w:rPr>
+        <w:t xml:space="preserve"> </w:t>
+      </w:r>
+      <w:r>
+        <w:rPr>
+          <w:rFonts w:ascii="Times New Roman" w:eastAsia="Times New Roman" w:hAnsi="Times New Roman" w:cs="Times New Roman"/>
+          <w:lang w:val="es-US"/>
+        </w:rPr>
+        <w:t>es un lenguaje de programación orientado a objetos que hemos diseñado con una sintaxis inspirada en el inglés natural, manteniendo conceptos accesibles para hispanohablantes</w:t>
+      </w:r>
+      <w:r>
+        <w:rPr>
+          <w:rFonts w:ascii="Times New Roman" w:eastAsia="Times New Roman" w:hAnsi="Times New Roman" w:cs="Times New Roman"/>
+          <w:lang w:val="es-US"/>
+        </w:rPr>
+        <w:t xml:space="preserve">, </w:t>
+      </w:r>
+      <w:r>
+        <w:rPr>
+          <w:rFonts w:ascii="Times New Roman" w:eastAsia="Times New Roman" w:hAnsi="Times New Roman" w:cs="Times New Roman"/>
+        </w:rPr>
+        <w:t xml:space="preserve">además de resolver la ambigüedad de palabras que abundan dentro de estos lenguajes; esta falta de novedad en los términos utilizados va de la mano con la falta de legibilidad dentro de su semántica. Nuestro lenguaje se propone manejar un lenguaje entendible para humanos, con semántica clara y sintaxis tipo seudocódigo estructurado. </w:t>
+      </w:r>
+      <w:r>
+        <w:rPr>
+          <w:rFonts w:ascii="Times New Roman" w:eastAsia="Times New Roman" w:hAnsi="Times New Roman" w:cs="Times New Roman"/>
+          <w:lang w:val="es-US"/>
+        </w:rPr>
+        <w:t>Nuestro intérprete de HOOP sigue una arquitectura clásica de compilación en cuatro fases bien definidas, donde cada fase tiene una responsabilidad específica y se ejecuta de manera secuencial. Esta separación de responsabilidades no solo facilita el mantenimiento y la extensión del código, sino que también permite detectar errores de manera más precisa en cada etapa del proceso.</w:t>
       </w:r>
     </w:p>
     <w:p>
       <w:pPr>
         <w:rPr>
           <w:rFonts w:ascii="Times New Roman" w:eastAsia="Times New Roman" w:hAnsi="Times New Roman" w:cs="Times New Roman"/>
-          <w:b/>
-          <w:bCs/>
+          <w:lang w:val="es-US"/>
         </w:rPr>
       </w:pPr>
     </w:p>
@@ -297,7 +277,6 @@
         </w:rPr>
         <w:t xml:space="preserve"> </w:t>
       </w:r>
-      <w:proofErr w:type="spellStart"/>
       <w:r>
         <w:rPr>
           <w:rFonts w:ascii="Times New Roman" w:eastAsia="Times New Roman" w:hAnsi="Times New Roman" w:cs="Times New Roman"/>
@@ -307,14 +286,12 @@
         </w:rPr>
         <w:t>mold</w:t>
       </w:r>
-      <w:proofErr w:type="spellEnd"/>
       <w:r>
         <w:rPr>
           <w:rFonts w:ascii="Times New Roman" w:eastAsia="Times New Roman" w:hAnsi="Times New Roman" w:cs="Times New Roman"/>
         </w:rPr>
         <w:t xml:space="preserve"> para clases, </w:t>
       </w:r>
-      <w:proofErr w:type="spellStart"/>
       <w:r>
         <w:rPr>
           <w:rFonts w:ascii="Times New Roman" w:eastAsia="Times New Roman" w:hAnsi="Times New Roman" w:cs="Times New Roman"/>
@@ -324,14 +301,12 @@
         </w:rPr>
         <w:t>action</w:t>
       </w:r>
-      <w:proofErr w:type="spellEnd"/>
       <w:r>
         <w:rPr>
           <w:rFonts w:ascii="Times New Roman" w:eastAsia="Times New Roman" w:hAnsi="Times New Roman" w:cs="Times New Roman"/>
         </w:rPr>
         <w:t xml:space="preserve"> para métodos, </w:t>
       </w:r>
-      <w:proofErr w:type="spellStart"/>
       <w:r>
         <w:rPr>
           <w:rFonts w:ascii="Times New Roman" w:eastAsia="Times New Roman" w:hAnsi="Times New Roman" w:cs="Times New Roman"/>
@@ -353,14 +328,12 @@
         </w:rPr>
         <w:t>ate</w:t>
       </w:r>
-      <w:proofErr w:type="spellEnd"/>
       <w:r>
         <w:rPr>
           <w:rFonts w:ascii="Times New Roman" w:eastAsia="Times New Roman" w:hAnsi="Times New Roman" w:cs="Times New Roman"/>
         </w:rPr>
         <w:t xml:space="preserve"> para instanciación, y </w:t>
       </w:r>
-      <w:proofErr w:type="spellStart"/>
       <w:r>
         <w:rPr>
           <w:rFonts w:ascii="Times New Roman" w:eastAsia="Times New Roman" w:hAnsi="Times New Roman" w:cs="Times New Roman"/>
@@ -370,7 +343,6 @@
         </w:rPr>
         <w:t>self</w:t>
       </w:r>
-      <w:proofErr w:type="spellEnd"/>
       <w:r>
         <w:rPr>
           <w:rFonts w:ascii="Times New Roman" w:eastAsia="Times New Roman" w:hAnsi="Times New Roman" w:cs="Times New Roman"/>
@@ -497,7 +469,6 @@
                 <w:szCs w:val="22"/>
               </w:rPr>
             </w:pPr>
-            <w:proofErr w:type="spellStart"/>
             <w:r>
               <w:rPr>
                 <w:rFonts w:ascii="Courier New" w:eastAsia="Times New Roman" w:hAnsi="Courier New" w:cs="Courier New"/>
@@ -506,7 +477,6 @@
               </w:rPr>
               <w:t>mold</w:t>
             </w:r>
-            <w:proofErr w:type="spellEnd"/>
           </w:p>
         </w:tc>
         <w:tc>
@@ -529,25 +499,7 @@
                 <w:sz w:val="22"/>
                 <w:szCs w:val="22"/>
               </w:rPr>
-              <w:t>clase (</w:t>
-            </w:r>
-            <w:proofErr w:type="spellStart"/>
-            <w:r>
-              <w:rPr>
-                <w:rFonts w:ascii="Courier New" w:eastAsia="Times New Roman" w:hAnsi="Courier New" w:cs="Courier New"/>
-                <w:sz w:val="22"/>
-                <w:szCs w:val="22"/>
-              </w:rPr>
-              <w:t>class</w:t>
-            </w:r>
-            <w:proofErr w:type="spellEnd"/>
-            <w:r>
-              <w:rPr>
-                <w:rFonts w:ascii="Courier New" w:eastAsia="Times New Roman" w:hAnsi="Courier New" w:cs="Courier New"/>
-                <w:sz w:val="22"/>
-                <w:szCs w:val="22"/>
-              </w:rPr>
-              <w:t>)</w:t>
+              <w:t>clase (class)</w:t>
             </w:r>
           </w:p>
         </w:tc>
@@ -619,7 +571,6 @@
                 <w:szCs w:val="22"/>
               </w:rPr>
             </w:pPr>
-            <w:proofErr w:type="spellStart"/>
             <w:r>
               <w:rPr>
                 <w:rFonts w:ascii="Courier New" w:eastAsia="Times New Roman" w:hAnsi="Courier New" w:cs="Courier New"/>
@@ -628,7 +579,6 @@
               </w:rPr>
               <w:t>listing</w:t>
             </w:r>
-            <w:proofErr w:type="spellEnd"/>
           </w:p>
         </w:tc>
         <w:tc>
@@ -651,25 +601,7 @@
                 <w:sz w:val="22"/>
                 <w:szCs w:val="22"/>
               </w:rPr>
-              <w:t>enumeración (</w:t>
-            </w:r>
-            <w:proofErr w:type="spellStart"/>
-            <w:r>
-              <w:rPr>
-                <w:rFonts w:ascii="Courier New" w:eastAsia="Times New Roman" w:hAnsi="Courier New" w:cs="Courier New"/>
-                <w:sz w:val="22"/>
-                <w:szCs w:val="22"/>
-              </w:rPr>
-              <w:t>enum</w:t>
-            </w:r>
-            <w:proofErr w:type="spellEnd"/>
-            <w:r>
-              <w:rPr>
-                <w:rFonts w:ascii="Courier New" w:eastAsia="Times New Roman" w:hAnsi="Courier New" w:cs="Courier New"/>
-                <w:sz w:val="22"/>
-                <w:szCs w:val="22"/>
-              </w:rPr>
-              <w:t>)</w:t>
+              <w:t>enumeración (enum)</w:t>
             </w:r>
           </w:p>
         </w:tc>
@@ -690,7 +622,6 @@
                 <w:szCs w:val="22"/>
               </w:rPr>
             </w:pPr>
-            <w:proofErr w:type="spellStart"/>
             <w:r>
               <w:rPr>
                 <w:rFonts w:ascii="Courier New" w:eastAsia="Times New Roman" w:hAnsi="Courier New" w:cs="Courier New"/>
@@ -699,7 +630,6 @@
               </w:rPr>
               <w:t>layout</w:t>
             </w:r>
-            <w:proofErr w:type="spellEnd"/>
           </w:p>
         </w:tc>
         <w:tc>
@@ -722,25 +652,7 @@
                 <w:sz w:val="22"/>
                 <w:szCs w:val="22"/>
               </w:rPr>
-              <w:t>estructura (</w:t>
-            </w:r>
-            <w:proofErr w:type="spellStart"/>
-            <w:r>
-              <w:rPr>
-                <w:rFonts w:ascii="Courier New" w:eastAsia="Times New Roman" w:hAnsi="Courier New" w:cs="Courier New"/>
-                <w:sz w:val="22"/>
-                <w:szCs w:val="22"/>
-              </w:rPr>
-              <w:t>struct</w:t>
-            </w:r>
-            <w:proofErr w:type="spellEnd"/>
-            <w:r>
-              <w:rPr>
-                <w:rFonts w:ascii="Courier New" w:eastAsia="Times New Roman" w:hAnsi="Courier New" w:cs="Courier New"/>
-                <w:sz w:val="22"/>
-                <w:szCs w:val="22"/>
-              </w:rPr>
-              <w:t>)</w:t>
+              <w:t>estructura (struct)</w:t>
             </w:r>
           </w:p>
         </w:tc>
@@ -761,7 +673,6 @@
                 <w:szCs w:val="22"/>
               </w:rPr>
             </w:pPr>
-            <w:proofErr w:type="spellStart"/>
             <w:r>
               <w:rPr>
                 <w:rFonts w:ascii="Courier New" w:eastAsia="Times New Roman" w:hAnsi="Courier New" w:cs="Courier New"/>
@@ -770,7 +681,6 @@
               </w:rPr>
               <w:t>unit</w:t>
             </w:r>
-            <w:proofErr w:type="spellEnd"/>
           </w:p>
         </w:tc>
         <w:tc>
@@ -793,25 +703,7 @@
                 <w:sz w:val="22"/>
                 <w:szCs w:val="22"/>
               </w:rPr>
-              <w:t>paquete/módulo (</w:t>
-            </w:r>
-            <w:proofErr w:type="spellStart"/>
-            <w:r>
-              <w:rPr>
-                <w:rFonts w:ascii="Courier New" w:eastAsia="Times New Roman" w:hAnsi="Courier New" w:cs="Courier New"/>
-                <w:sz w:val="22"/>
-                <w:szCs w:val="22"/>
-              </w:rPr>
-              <w:t>package</w:t>
-            </w:r>
-            <w:proofErr w:type="spellEnd"/>
-            <w:r>
-              <w:rPr>
-                <w:rFonts w:ascii="Courier New" w:eastAsia="Times New Roman" w:hAnsi="Courier New" w:cs="Courier New"/>
-                <w:sz w:val="22"/>
-                <w:szCs w:val="22"/>
-              </w:rPr>
-              <w:t>)</w:t>
+              <w:t>paquete/módulo (package)</w:t>
             </w:r>
           </w:p>
         </w:tc>
@@ -881,16 +773,15 @@
                 <w:szCs w:val="22"/>
               </w:rPr>
             </w:pPr>
-            <w:proofErr w:type="spellStart"/>
-            <w:r>
-              <w:rPr>
-                <w:rFonts w:ascii="Courier New" w:eastAsia="Times New Roman" w:hAnsi="Courier New" w:cs="Courier New"/>
-                <w:sz w:val="22"/>
-                <w:szCs w:val="22"/>
-              </w:rPr>
+            <w:r>
+              <w:rPr>
+                <w:rFonts w:ascii="Courier New" w:eastAsia="Times New Roman" w:hAnsi="Courier New" w:cs="Courier New"/>
+                <w:sz w:val="22"/>
+                <w:szCs w:val="22"/>
+              </w:rPr>
+              <w:lastRenderedPageBreak/>
               <w:t>when</w:t>
             </w:r>
-            <w:proofErr w:type="spellEnd"/>
           </w:p>
         </w:tc>
         <w:tc>
@@ -914,18 +805,8 @@
                 <w:sz w:val="22"/>
                 <w:szCs w:val="22"/>
               </w:rPr>
-              <w:t xml:space="preserve">Condicional </w:t>
-            </w:r>
-            <w:proofErr w:type="spellStart"/>
-            <w:r>
-              <w:rPr>
-                <w:rFonts w:ascii="Courier New" w:eastAsia="Times New Roman" w:hAnsi="Courier New" w:cs="Courier New"/>
-                <w:sz w:val="22"/>
-                <w:szCs w:val="22"/>
-              </w:rPr>
-              <w:t>if</w:t>
-            </w:r>
-            <w:proofErr w:type="spellEnd"/>
+              <w:t>Condicional if</w:t>
+            </w:r>
           </w:p>
         </w:tc>
       </w:tr>
@@ -945,7 +826,6 @@
                 <w:szCs w:val="22"/>
               </w:rPr>
             </w:pPr>
-            <w:proofErr w:type="spellStart"/>
             <w:r>
               <w:rPr>
                 <w:rFonts w:ascii="Courier New" w:eastAsia="Times New Roman" w:hAnsi="Courier New" w:cs="Courier New"/>
@@ -954,7 +834,6 @@
               </w:rPr>
               <w:t>otherwise</w:t>
             </w:r>
-            <w:proofErr w:type="spellEnd"/>
           </w:p>
         </w:tc>
         <w:tc>
@@ -978,18 +857,8 @@
                 <w:sz w:val="22"/>
                 <w:szCs w:val="22"/>
               </w:rPr>
-              <w:t xml:space="preserve">Condicional </w:t>
-            </w:r>
-            <w:proofErr w:type="spellStart"/>
-            <w:r>
-              <w:rPr>
-                <w:rFonts w:ascii="Courier New" w:eastAsia="Times New Roman" w:hAnsi="Courier New" w:cs="Courier New"/>
-                <w:sz w:val="22"/>
-                <w:szCs w:val="22"/>
-              </w:rPr>
-              <w:t>else</w:t>
-            </w:r>
-            <w:proofErr w:type="spellEnd"/>
+              <w:t>Condicional else</w:t>
+            </w:r>
           </w:p>
         </w:tc>
       </w:tr>
@@ -1009,7 +878,6 @@
                 <w:szCs w:val="22"/>
               </w:rPr>
             </w:pPr>
-            <w:proofErr w:type="spellStart"/>
             <w:r>
               <w:rPr>
                 <w:rFonts w:ascii="Courier New" w:eastAsia="Times New Roman" w:hAnsi="Courier New" w:cs="Courier New"/>
@@ -1018,7 +886,6 @@
               </w:rPr>
               <w:t>cycle</w:t>
             </w:r>
-            <w:proofErr w:type="spellEnd"/>
           </w:p>
         </w:tc>
         <w:tc>
@@ -1042,18 +909,8 @@
                 <w:sz w:val="22"/>
                 <w:szCs w:val="22"/>
               </w:rPr>
-              <w:t xml:space="preserve">Bucle </w:t>
-            </w:r>
-            <w:proofErr w:type="spellStart"/>
-            <w:r>
-              <w:rPr>
-                <w:rFonts w:ascii="Courier New" w:eastAsia="Times New Roman" w:hAnsi="Courier New" w:cs="Courier New"/>
-                <w:sz w:val="22"/>
-                <w:szCs w:val="22"/>
-              </w:rPr>
-              <w:t>for</w:t>
-            </w:r>
-            <w:proofErr w:type="spellEnd"/>
+              <w:t>Bucle for</w:t>
+            </w:r>
           </w:p>
         </w:tc>
       </w:tr>
@@ -1073,7 +930,6 @@
                 <w:szCs w:val="22"/>
               </w:rPr>
             </w:pPr>
-            <w:proofErr w:type="spellStart"/>
             <w:r>
               <w:rPr>
                 <w:rFonts w:ascii="Courier New" w:eastAsia="Times New Roman" w:hAnsi="Courier New" w:cs="Courier New"/>
@@ -1082,7 +938,6 @@
               </w:rPr>
               <w:t>repeat</w:t>
             </w:r>
-            <w:proofErr w:type="spellEnd"/>
           </w:p>
         </w:tc>
         <w:tc>
@@ -1106,18 +961,8 @@
                 <w:sz w:val="22"/>
                 <w:szCs w:val="22"/>
               </w:rPr>
-              <w:t xml:space="preserve">Bucle </w:t>
-            </w:r>
-            <w:proofErr w:type="spellStart"/>
-            <w:r>
-              <w:rPr>
-                <w:rFonts w:ascii="Courier New" w:eastAsia="Times New Roman" w:hAnsi="Courier New" w:cs="Courier New"/>
-                <w:sz w:val="22"/>
-                <w:szCs w:val="22"/>
-              </w:rPr>
-              <w:t>while</w:t>
-            </w:r>
-            <w:proofErr w:type="spellEnd"/>
+              <w:t>Bucle while</w:t>
+            </w:r>
           </w:p>
         </w:tc>
       </w:tr>
@@ -1137,7 +982,6 @@
                 <w:szCs w:val="22"/>
               </w:rPr>
             </w:pPr>
-            <w:proofErr w:type="spellStart"/>
             <w:r>
               <w:rPr>
                 <w:rFonts w:ascii="Courier New" w:eastAsia="Times New Roman" w:hAnsi="Courier New" w:cs="Courier New"/>
@@ -1146,7 +990,6 @@
               </w:rPr>
               <w:t>halt</w:t>
             </w:r>
-            <w:proofErr w:type="spellEnd"/>
           </w:p>
         </w:tc>
         <w:tc>
@@ -1191,7 +1034,6 @@
                 <w:szCs w:val="22"/>
               </w:rPr>
             </w:pPr>
-            <w:proofErr w:type="spellStart"/>
             <w:r>
               <w:rPr>
                 <w:rFonts w:ascii="Courier New" w:eastAsia="Times New Roman" w:hAnsi="Courier New" w:cs="Courier New"/>
@@ -1200,7 +1042,6 @@
               </w:rPr>
               <w:t>skip</w:t>
             </w:r>
-            <w:proofErr w:type="spellEnd"/>
           </w:p>
         </w:tc>
         <w:tc>
@@ -1245,7 +1086,6 @@
                 <w:szCs w:val="22"/>
               </w:rPr>
             </w:pPr>
-            <w:proofErr w:type="spellStart"/>
             <w:r>
               <w:rPr>
                 <w:rFonts w:ascii="Courier New" w:eastAsia="Times New Roman" w:hAnsi="Courier New" w:cs="Courier New"/>
@@ -1254,7 +1094,6 @@
               </w:rPr>
               <w:t>answer</w:t>
             </w:r>
-            <w:proofErr w:type="spellEnd"/>
           </w:p>
         </w:tc>
         <w:tc>
@@ -1278,25 +1117,7 @@
                 <w:sz w:val="22"/>
                 <w:szCs w:val="22"/>
               </w:rPr>
-              <w:t>Retornar de función (</w:t>
-            </w:r>
-            <w:proofErr w:type="spellStart"/>
-            <w:r>
-              <w:rPr>
-                <w:rFonts w:ascii="Courier New" w:eastAsia="Times New Roman" w:hAnsi="Courier New" w:cs="Courier New"/>
-                <w:sz w:val="22"/>
-                <w:szCs w:val="22"/>
-              </w:rPr>
-              <w:t>return</w:t>
-            </w:r>
-            <w:proofErr w:type="spellEnd"/>
-            <w:r>
-              <w:rPr>
-                <w:rFonts w:ascii="Courier New" w:eastAsia="Times New Roman" w:hAnsi="Courier New" w:cs="Courier New"/>
-                <w:sz w:val="22"/>
-                <w:szCs w:val="22"/>
-              </w:rPr>
-              <w:t>)</w:t>
+              <w:t>Retornar de función (return)</w:t>
             </w:r>
           </w:p>
         </w:tc>
@@ -1317,7 +1138,6 @@
                 <w:szCs w:val="22"/>
               </w:rPr>
             </w:pPr>
-            <w:proofErr w:type="spellStart"/>
             <w:r>
               <w:rPr>
                 <w:rFonts w:ascii="Courier New" w:eastAsia="Times New Roman" w:hAnsi="Courier New" w:cs="Courier New"/>
@@ -1326,7 +1146,6 @@
               </w:rPr>
               <w:t>select</w:t>
             </w:r>
-            <w:proofErr w:type="spellEnd"/>
           </w:p>
         </w:tc>
         <w:tc>
@@ -1402,18 +1221,8 @@
                 <w:sz w:val="22"/>
                 <w:szCs w:val="22"/>
               </w:rPr>
-              <w:t xml:space="preserve">Caso específico en </w:t>
-            </w:r>
-            <w:proofErr w:type="spellStart"/>
-            <w:r>
-              <w:rPr>
-                <w:rFonts w:ascii="Courier New" w:eastAsia="Times New Roman" w:hAnsi="Courier New" w:cs="Courier New"/>
-                <w:sz w:val="22"/>
-                <w:szCs w:val="22"/>
-              </w:rPr>
-              <w:t>select</w:t>
-            </w:r>
-            <w:proofErr w:type="spellEnd"/>
+              <w:t>Caso específico en select</w:t>
+            </w:r>
           </w:p>
         </w:tc>
       </w:tr>
@@ -1464,18 +1273,8 @@
                 <w:sz w:val="22"/>
                 <w:szCs w:val="22"/>
               </w:rPr>
-              <w:t xml:space="preserve">Caso por defecto en </w:t>
-            </w:r>
-            <w:proofErr w:type="spellStart"/>
-            <w:r>
-              <w:rPr>
-                <w:rFonts w:ascii="Courier New" w:eastAsia="Times New Roman" w:hAnsi="Courier New" w:cs="Courier New"/>
-                <w:sz w:val="22"/>
-                <w:szCs w:val="22"/>
-              </w:rPr>
-              <w:t>select</w:t>
-            </w:r>
-            <w:proofErr w:type="spellEnd"/>
+              <w:t>Caso por defecto en select</w:t>
+            </w:r>
           </w:p>
         </w:tc>
       </w:tr>
@@ -1507,7 +1306,6 @@
           <w:b/>
           <w:bCs/>
         </w:rPr>
-        <w:lastRenderedPageBreak/>
         <w:tab/>
         <w:t>2.2.3 Declaración</w:t>
       </w:r>
@@ -1539,7 +1337,6 @@
                 <w:szCs w:val="22"/>
               </w:rPr>
             </w:pPr>
-            <w:proofErr w:type="spellStart"/>
             <w:r>
               <w:rPr>
                 <w:rFonts w:ascii="Courier New" w:eastAsia="Times New Roman" w:hAnsi="Courier New" w:cs="Courier New"/>
@@ -1548,7 +1345,6 @@
               </w:rPr>
               <w:t>fixed</w:t>
             </w:r>
-            <w:proofErr w:type="spellEnd"/>
           </w:p>
         </w:tc>
         <w:tc>
@@ -1574,7 +1370,6 @@
               </w:rPr>
               <w:t>Constante (</w:t>
             </w:r>
-            <w:proofErr w:type="spellStart"/>
             <w:r>
               <w:rPr>
                 <w:rFonts w:ascii="Courier New" w:eastAsia="Times New Roman" w:hAnsi="Courier New" w:cs="Courier New"/>
@@ -1585,7 +1380,6 @@
               </w:rPr>
               <w:t>const</w:t>
             </w:r>
-            <w:proofErr w:type="spellEnd"/>
             <w:r>
               <w:rPr>
                 <w:rFonts w:ascii="Courier New" w:eastAsia="Times New Roman" w:hAnsi="Courier New" w:cs="Courier New"/>
@@ -1647,7 +1441,6 @@
               </w:rPr>
               <w:t>Variable con tipado genérico/inferido (</w:t>
             </w:r>
-            <w:proofErr w:type="spellStart"/>
             <w:r>
               <w:rPr>
                 <w:rFonts w:ascii="Courier New" w:eastAsia="Times New Roman" w:hAnsi="Courier New" w:cs="Courier New"/>
@@ -1658,7 +1451,6 @@
               </w:rPr>
               <w:t>var</w:t>
             </w:r>
-            <w:proofErr w:type="spellEnd"/>
             <w:r>
               <w:rPr>
                 <w:rFonts w:ascii="Courier New" w:eastAsia="Times New Roman" w:hAnsi="Courier New" w:cs="Courier New"/>
@@ -1730,7 +1522,6 @@
                 <w:szCs w:val="22"/>
               </w:rPr>
             </w:pPr>
-            <w:proofErr w:type="spellStart"/>
             <w:r>
               <w:rPr>
                 <w:rFonts w:ascii="Courier New" w:eastAsia="Times New Roman" w:hAnsi="Courier New" w:cs="Courier New"/>
@@ -1739,7 +1530,6 @@
               </w:rPr>
               <w:t>action</w:t>
             </w:r>
-            <w:proofErr w:type="spellEnd"/>
           </w:p>
         </w:tc>
         <w:tc>
@@ -1812,25 +1602,7 @@
                 <w:sz w:val="22"/>
                 <w:szCs w:val="22"/>
               </w:rPr>
-              <w:t>Definir función o método (</w:t>
-            </w:r>
-            <w:proofErr w:type="spellStart"/>
-            <w:r>
-              <w:rPr>
-                <w:rFonts w:ascii="Courier New" w:eastAsia="Times New Roman" w:hAnsi="Courier New" w:cs="Courier New"/>
-                <w:sz w:val="22"/>
-                <w:szCs w:val="22"/>
-              </w:rPr>
-              <w:t>fun</w:t>
-            </w:r>
-            <w:proofErr w:type="spellEnd"/>
-            <w:r>
-              <w:rPr>
-                <w:rFonts w:ascii="Courier New" w:eastAsia="Times New Roman" w:hAnsi="Courier New" w:cs="Courier New"/>
-                <w:sz w:val="22"/>
-                <w:szCs w:val="22"/>
-              </w:rPr>
-              <w:t>)</w:t>
+              <w:t>Definir función o método (fun)</w:t>
             </w:r>
           </w:p>
         </w:tc>
@@ -1907,7 +1679,6 @@
                 <w:szCs w:val="22"/>
               </w:rPr>
             </w:pPr>
-            <w:proofErr w:type="spellStart"/>
             <w:r>
               <w:rPr>
                 <w:rFonts w:ascii="Courier New" w:eastAsia="Times New Roman" w:hAnsi="Courier New" w:cs="Courier New"/>
@@ -1916,7 +1687,6 @@
               </w:rPr>
               <w:t>forge</w:t>
             </w:r>
-            <w:proofErr w:type="spellEnd"/>
           </w:p>
         </w:tc>
         <w:tc>
@@ -1982,7 +1752,6 @@
                 <w:szCs w:val="22"/>
               </w:rPr>
             </w:pPr>
-            <w:proofErr w:type="spellStart"/>
             <w:r>
               <w:rPr>
                 <w:rFonts w:ascii="Courier New" w:eastAsia="Times New Roman" w:hAnsi="Courier New" w:cs="Courier New"/>
@@ -1991,7 +1760,6 @@
               </w:rPr>
               <w:t>self</w:t>
             </w:r>
-            <w:proofErr w:type="spellEnd"/>
           </w:p>
         </w:tc>
         <w:tc>
@@ -2089,7 +1857,6 @@
                     </w:rPr>
                     <w:t>Referencia a la instancia actual (</w:t>
                   </w:r>
-                  <w:proofErr w:type="spellStart"/>
                   <w:r>
                     <w:rPr>
                       <w:rFonts w:ascii="Courier New" w:eastAsia="Times New Roman" w:hAnsi="Courier New" w:cs="Courier New"/>
@@ -2100,7 +1867,6 @@
                     </w:rPr>
                     <w:t>this</w:t>
                   </w:r>
-                  <w:proofErr w:type="spellEnd"/>
                   <w:r>
                     <w:rPr>
                       <w:rFonts w:ascii="Courier New" w:eastAsia="Times New Roman" w:hAnsi="Courier New" w:cs="Courier New"/>
@@ -2143,7 +1909,6 @@
                 <w:szCs w:val="22"/>
               </w:rPr>
             </w:pPr>
-            <w:proofErr w:type="spellStart"/>
             <w:r>
               <w:rPr>
                 <w:rFonts w:ascii="Courier New" w:eastAsia="Times New Roman" w:hAnsi="Courier New" w:cs="Courier New"/>
@@ -2152,7 +1917,6 @@
               </w:rPr>
               <w:t>void</w:t>
             </w:r>
-            <w:proofErr w:type="spellEnd"/>
           </w:p>
         </w:tc>
         <w:tc>
@@ -2176,7 +1940,6 @@
               </w:rPr>
               <w:t>Valor nulo (</w:t>
             </w:r>
-            <w:proofErr w:type="spellStart"/>
             <w:r>
               <w:rPr>
                 <w:rFonts w:ascii="Courier New" w:eastAsia="Times New Roman" w:hAnsi="Courier New" w:cs="Courier New"/>
@@ -2187,7 +1950,6 @@
               </w:rPr>
               <w:t>null</w:t>
             </w:r>
-            <w:proofErr w:type="spellEnd"/>
             <w:r>
               <w:rPr>
                 <w:rFonts w:ascii="Courier New" w:eastAsia="Times New Roman" w:hAnsi="Courier New" w:cs="Courier New"/>
@@ -2260,23 +2022,13 @@
                 <w:szCs w:val="22"/>
               </w:rPr>
             </w:pPr>
-            <w:proofErr w:type="spellStart"/>
-            <w:r>
-              <w:rPr>
-                <w:rFonts w:ascii="Courier New" w:eastAsia="Times New Roman" w:hAnsi="Courier New" w:cs="Courier New"/>
-                <w:sz w:val="22"/>
-                <w:szCs w:val="22"/>
-              </w:rPr>
-              <w:t>attemp</w:t>
-            </w:r>
-            <w:proofErr w:type="spellEnd"/>
-            <w:r>
-              <w:rPr>
-                <w:rFonts w:ascii="Courier New" w:eastAsia="Times New Roman" w:hAnsi="Courier New" w:cs="Courier New"/>
-                <w:sz w:val="22"/>
-                <w:szCs w:val="22"/>
-              </w:rPr>
-              <w:t xml:space="preserve"> </w:t>
+            <w:r>
+              <w:rPr>
+                <w:rFonts w:ascii="Courier New" w:eastAsia="Times New Roman" w:hAnsi="Courier New" w:cs="Courier New"/>
+                <w:sz w:val="22"/>
+                <w:szCs w:val="22"/>
+              </w:rPr>
+              <w:t xml:space="preserve">attemp </w:t>
             </w:r>
           </w:p>
         </w:tc>
@@ -2335,7 +2087,6 @@
                 <w:szCs w:val="22"/>
               </w:rPr>
             </w:pPr>
-            <w:proofErr w:type="spellStart"/>
             <w:r>
               <w:rPr>
                 <w:rFonts w:ascii="Courier New" w:eastAsia="Times New Roman" w:hAnsi="Courier New" w:cs="Courier New"/>
@@ -2344,7 +2095,6 @@
               </w:rPr>
               <w:t>ensure</w:t>
             </w:r>
-            <w:proofErr w:type="spellEnd"/>
           </w:p>
         </w:tc>
         <w:tc>
@@ -2368,7 +2118,6 @@
               </w:rPr>
               <w:t xml:space="preserve">Bloque </w:t>
             </w:r>
-            <w:proofErr w:type="spellStart"/>
             <w:r>
               <w:rPr>
                 <w:rFonts w:ascii="Courier New" w:eastAsia="Times New Roman" w:hAnsi="Courier New" w:cs="Courier New"/>
@@ -2379,7 +2128,6 @@
               </w:rPr>
               <w:t>finally</w:t>
             </w:r>
-            <w:proofErr w:type="spellEnd"/>
           </w:p>
         </w:tc>
       </w:tr>
@@ -2402,7 +2150,6 @@
                 <w:szCs w:val="22"/>
               </w:rPr>
             </w:pPr>
-            <w:proofErr w:type="spellStart"/>
             <w:r>
               <w:rPr>
                 <w:rFonts w:ascii="Courier New" w:eastAsia="Times New Roman" w:hAnsi="Courier New" w:cs="Courier New"/>
@@ -2411,7 +2158,6 @@
               </w:rPr>
               <w:t>throw</w:t>
             </w:r>
-            <w:proofErr w:type="spellEnd"/>
           </w:p>
         </w:tc>
         <w:tc>
@@ -2443,29 +2189,7 @@
                 <w:sz w:val="22"/>
                 <w:szCs w:val="22"/>
               </w:rPr>
-              <w:t>(</w:t>
-            </w:r>
-            <w:proofErr w:type="spellStart"/>
-            <w:r>
-              <w:rPr>
-                <w:rFonts w:ascii="Courier New" w:eastAsia="Times New Roman" w:hAnsi="Courier New" w:cs="Courier New"/>
-                <w:b/>
-                <w:bCs/>
-                <w:sz w:val="22"/>
-                <w:szCs w:val="22"/>
-              </w:rPr>
-              <w:t>throw</w:t>
-            </w:r>
-            <w:proofErr w:type="spellEnd"/>
-            <w:r>
-              <w:rPr>
-                <w:rFonts w:ascii="Courier New" w:eastAsia="Times New Roman" w:hAnsi="Courier New" w:cs="Courier New"/>
-                <w:b/>
-                <w:bCs/>
-                <w:sz w:val="22"/>
-                <w:szCs w:val="22"/>
-              </w:rPr>
-              <w:t>)</w:t>
+              <w:t>(throw)</w:t>
             </w:r>
           </w:p>
         </w:tc>
@@ -2489,7 +2213,6 @@
                 <w:szCs w:val="22"/>
               </w:rPr>
             </w:pPr>
-            <w:proofErr w:type="spellStart"/>
             <w:r>
               <w:rPr>
                 <w:rFonts w:ascii="Courier New" w:eastAsia="Times New Roman" w:hAnsi="Courier New" w:cs="Courier New"/>
@@ -2498,7 +2221,6 @@
               </w:rPr>
               <w:t>rescue</w:t>
             </w:r>
-            <w:proofErr w:type="spellEnd"/>
           </w:p>
         </w:tc>
         <w:tc>
@@ -2620,7 +2342,6 @@
                 <w:szCs w:val="22"/>
               </w:rPr>
             </w:pPr>
-            <w:proofErr w:type="spellStart"/>
             <w:r>
               <w:rPr>
                 <w:rFonts w:ascii="Courier New" w:eastAsia="Times New Roman" w:hAnsi="Courier New" w:cs="Courier New"/>
@@ -2629,7 +2350,6 @@
               </w:rPr>
               <w:t>display</w:t>
             </w:r>
-            <w:proofErr w:type="spellEnd"/>
           </w:p>
         </w:tc>
         <w:tc>
@@ -2693,7 +2413,6 @@
               </w:rPr>
               <w:t>Imprimir en pantalla (</w:t>
             </w:r>
-            <w:proofErr w:type="spellStart"/>
             <w:r>
               <w:rPr>
                 <w:rFonts w:ascii="Courier New" w:eastAsia="Times New Roman" w:hAnsi="Courier New" w:cs="Courier New"/>
@@ -2702,31 +2421,8 @@
                 <w:sz w:val="22"/>
                 <w:szCs w:val="22"/>
               </w:rPr>
-              <w:t>print</w:t>
-            </w:r>
-            <w:proofErr w:type="spellEnd"/>
-            <w:r>
-              <w:rPr>
-                <w:rFonts w:ascii="Courier New" w:eastAsia="Times New Roman" w:hAnsi="Courier New" w:cs="Courier New"/>
-                <w:b/>
-                <w:bCs/>
-                <w:sz w:val="22"/>
-                <w:szCs w:val="22"/>
-              </w:rPr>
-              <w:t xml:space="preserve"> / </w:t>
-            </w:r>
-            <w:proofErr w:type="spellStart"/>
-            <w:r>
-              <w:rPr>
-                <w:rFonts w:ascii="Courier New" w:eastAsia="Times New Roman" w:hAnsi="Courier New" w:cs="Courier New"/>
-                <w:b/>
-                <w:bCs/>
-                <w:sz w:val="22"/>
-                <w:szCs w:val="22"/>
-              </w:rPr>
-              <w:t>printf</w:t>
-            </w:r>
-            <w:proofErr w:type="spellEnd"/>
+              <w:t>print / printf</w:t>
+            </w:r>
             <w:r>
               <w:rPr>
                 <w:rFonts w:ascii="Courier New" w:eastAsia="Times New Roman" w:hAnsi="Courier New" w:cs="Courier New"/>
@@ -2820,7 +2516,6 @@
                 <w:szCs w:val="22"/>
               </w:rPr>
             </w:pPr>
-            <w:proofErr w:type="spellStart"/>
             <w:r>
               <w:rPr>
                 <w:rFonts w:ascii="Courier New" w:eastAsia="Times New Roman" w:hAnsi="Courier New" w:cs="Courier New"/>
@@ -2829,7 +2524,6 @@
               </w:rPr>
               <w:t>logic</w:t>
             </w:r>
-            <w:proofErr w:type="spellEnd"/>
           </w:p>
         </w:tc>
         <w:tc>
@@ -2853,25 +2547,7 @@
                 <w:sz w:val="22"/>
                 <w:szCs w:val="22"/>
               </w:rPr>
-              <w:t>Booleano (</w:t>
-            </w:r>
-            <w:proofErr w:type="spellStart"/>
-            <w:r>
-              <w:rPr>
-                <w:rFonts w:ascii="Courier New" w:eastAsia="Times New Roman" w:hAnsi="Courier New" w:cs="Courier New"/>
-                <w:sz w:val="22"/>
-                <w:szCs w:val="22"/>
-              </w:rPr>
-              <w:t>boolean</w:t>
-            </w:r>
-            <w:proofErr w:type="spellEnd"/>
-            <w:r>
-              <w:rPr>
-                <w:rFonts w:ascii="Courier New" w:eastAsia="Times New Roman" w:hAnsi="Courier New" w:cs="Courier New"/>
-                <w:sz w:val="22"/>
-                <w:szCs w:val="22"/>
-              </w:rPr>
-              <w:t>)</w:t>
+              <w:t>Booleano (boolean)</w:t>
             </w:r>
           </w:p>
         </w:tc>
@@ -2895,7 +2571,6 @@
                 <w:szCs w:val="22"/>
               </w:rPr>
             </w:pPr>
-            <w:proofErr w:type="spellStart"/>
             <w:r>
               <w:rPr>
                 <w:rFonts w:ascii="Courier New" w:eastAsia="Times New Roman" w:hAnsi="Courier New" w:cs="Courier New"/>
@@ -2904,7 +2579,6 @@
               </w:rPr>
               <w:t>whole</w:t>
             </w:r>
-            <w:proofErr w:type="spellEnd"/>
           </w:p>
         </w:tc>
         <w:tc>
@@ -2928,25 +2602,7 @@
                 <w:sz w:val="22"/>
                 <w:szCs w:val="22"/>
               </w:rPr>
-              <w:t>Entero (</w:t>
-            </w:r>
-            <w:proofErr w:type="spellStart"/>
-            <w:r>
-              <w:rPr>
-                <w:rFonts w:ascii="Courier New" w:eastAsia="Times New Roman" w:hAnsi="Courier New" w:cs="Courier New"/>
-                <w:sz w:val="22"/>
-                <w:szCs w:val="22"/>
-              </w:rPr>
-              <w:t>integer</w:t>
-            </w:r>
-            <w:proofErr w:type="spellEnd"/>
-            <w:r>
-              <w:rPr>
-                <w:rFonts w:ascii="Courier New" w:eastAsia="Times New Roman" w:hAnsi="Courier New" w:cs="Courier New"/>
-                <w:sz w:val="22"/>
-                <w:szCs w:val="22"/>
-              </w:rPr>
-              <w:t>)</w:t>
+              <w:t>Entero (integer)</w:t>
             </w:r>
           </w:p>
         </w:tc>
@@ -2970,16 +2626,15 @@
                 <w:szCs w:val="22"/>
               </w:rPr>
             </w:pPr>
-            <w:proofErr w:type="spellStart"/>
-            <w:r>
-              <w:rPr>
-                <w:rFonts w:ascii="Courier New" w:eastAsia="Times New Roman" w:hAnsi="Courier New" w:cs="Courier New"/>
-                <w:sz w:val="22"/>
-                <w:szCs w:val="22"/>
-              </w:rPr>
+            <w:r>
+              <w:rPr>
+                <w:rFonts w:ascii="Courier New" w:eastAsia="Times New Roman" w:hAnsi="Courier New" w:cs="Courier New"/>
+                <w:sz w:val="22"/>
+                <w:szCs w:val="22"/>
+              </w:rPr>
+              <w:lastRenderedPageBreak/>
               <w:t>fract</w:t>
             </w:r>
-            <w:proofErr w:type="spellEnd"/>
           </w:p>
         </w:tc>
         <w:tc>
@@ -3003,43 +2658,7 @@
                 <w:sz w:val="22"/>
                 <w:szCs w:val="22"/>
               </w:rPr>
-              <w:t>Decimal / flotante (</w:t>
-            </w:r>
-            <w:proofErr w:type="spellStart"/>
-            <w:r>
-              <w:rPr>
-                <w:rFonts w:ascii="Courier New" w:eastAsia="Times New Roman" w:hAnsi="Courier New" w:cs="Courier New"/>
-                <w:sz w:val="22"/>
-                <w:szCs w:val="22"/>
-              </w:rPr>
-              <w:t>float</w:t>
-            </w:r>
-            <w:proofErr w:type="spellEnd"/>
-            <w:r>
-              <w:rPr>
-                <w:rFonts w:ascii="Courier New" w:eastAsia="Times New Roman" w:hAnsi="Courier New" w:cs="Courier New"/>
-                <w:sz w:val="22"/>
-                <w:szCs w:val="22"/>
-              </w:rPr>
-              <w:t xml:space="preserve"> / </w:t>
-            </w:r>
-            <w:proofErr w:type="spellStart"/>
-            <w:r>
-              <w:rPr>
-                <w:rFonts w:ascii="Courier New" w:eastAsia="Times New Roman" w:hAnsi="Courier New" w:cs="Courier New"/>
-                <w:sz w:val="22"/>
-                <w:szCs w:val="22"/>
-              </w:rPr>
-              <w:t>double</w:t>
-            </w:r>
-            <w:proofErr w:type="spellEnd"/>
-            <w:r>
-              <w:rPr>
-                <w:rFonts w:ascii="Courier New" w:eastAsia="Times New Roman" w:hAnsi="Courier New" w:cs="Courier New"/>
-                <w:sz w:val="22"/>
-                <w:szCs w:val="22"/>
-              </w:rPr>
-              <w:t>)</w:t>
+              <w:t>Decimal / flotante (float / double)</w:t>
             </w:r>
           </w:p>
         </w:tc>
@@ -3063,7 +2682,6 @@
                 <w:szCs w:val="22"/>
               </w:rPr>
             </w:pPr>
-            <w:proofErr w:type="spellStart"/>
             <w:r>
               <w:rPr>
                 <w:rFonts w:ascii="Courier New" w:eastAsia="Times New Roman" w:hAnsi="Courier New" w:cs="Courier New"/>
@@ -3072,7 +2690,6 @@
               </w:rPr>
               <w:t>text</w:t>
             </w:r>
-            <w:proofErr w:type="spellEnd"/>
           </w:p>
         </w:tc>
         <w:tc>
@@ -3096,25 +2713,7 @@
                 <w:sz w:val="22"/>
                 <w:szCs w:val="22"/>
               </w:rPr>
-              <w:t>Cadena de texto (</w:t>
-            </w:r>
-            <w:proofErr w:type="spellStart"/>
-            <w:r>
-              <w:rPr>
-                <w:rFonts w:ascii="Courier New" w:eastAsia="Times New Roman" w:hAnsi="Courier New" w:cs="Courier New"/>
-                <w:sz w:val="22"/>
-                <w:szCs w:val="22"/>
-              </w:rPr>
-              <w:t>string</w:t>
-            </w:r>
-            <w:proofErr w:type="spellEnd"/>
-            <w:r>
-              <w:rPr>
-                <w:rFonts w:ascii="Courier New" w:eastAsia="Times New Roman" w:hAnsi="Courier New" w:cs="Courier New"/>
-                <w:sz w:val="22"/>
-                <w:szCs w:val="22"/>
-              </w:rPr>
-              <w:t>)</w:t>
+              <w:t>Cadena de texto (string)</w:t>
             </w:r>
           </w:p>
         </w:tc>
@@ -3138,7 +2737,6 @@
                 <w:szCs w:val="22"/>
               </w:rPr>
             </w:pPr>
-            <w:proofErr w:type="spellStart"/>
             <w:r>
               <w:rPr>
                 <w:rFonts w:ascii="Courier New" w:eastAsia="Times New Roman" w:hAnsi="Courier New" w:cs="Courier New"/>
@@ -3147,7 +2745,6 @@
               </w:rPr>
               <w:t>char</w:t>
             </w:r>
-            <w:proofErr w:type="spellEnd"/>
           </w:p>
         </w:tc>
         <w:tc>
@@ -3171,25 +2768,7 @@
                 <w:sz w:val="22"/>
                 <w:szCs w:val="22"/>
               </w:rPr>
-              <w:t>Carácter (</w:t>
-            </w:r>
-            <w:proofErr w:type="spellStart"/>
-            <w:r>
-              <w:rPr>
-                <w:rFonts w:ascii="Courier New" w:eastAsia="Times New Roman" w:hAnsi="Courier New" w:cs="Courier New"/>
-                <w:sz w:val="22"/>
-                <w:szCs w:val="22"/>
-              </w:rPr>
-              <w:t>char</w:t>
-            </w:r>
-            <w:proofErr w:type="spellEnd"/>
-            <w:r>
-              <w:rPr>
-                <w:rFonts w:ascii="Courier New" w:eastAsia="Times New Roman" w:hAnsi="Courier New" w:cs="Courier New"/>
-                <w:sz w:val="22"/>
-                <w:szCs w:val="22"/>
-              </w:rPr>
-              <w:t>)</w:t>
+              <w:t>Carácter (char)</w:t>
             </w:r>
           </w:p>
         </w:tc>
@@ -3255,7 +2834,6 @@
                 <w:szCs w:val="22"/>
               </w:rPr>
             </w:pPr>
-            <w:proofErr w:type="spellStart"/>
             <w:r>
               <w:rPr>
                 <w:rFonts w:ascii="Courier New" w:eastAsia="Times New Roman" w:hAnsi="Courier New" w:cs="Courier New"/>
@@ -3264,7 +2842,6 @@
               </w:rPr>
               <w:t>grid</w:t>
             </w:r>
-            <w:proofErr w:type="spellEnd"/>
           </w:p>
         </w:tc>
         <w:tc>
@@ -3288,25 +2865,7 @@
                 <w:sz w:val="22"/>
                 <w:szCs w:val="22"/>
               </w:rPr>
-              <w:t>Matriz (</w:t>
-            </w:r>
-            <w:proofErr w:type="spellStart"/>
-            <w:r>
-              <w:rPr>
-                <w:rFonts w:ascii="Courier New" w:eastAsia="Times New Roman" w:hAnsi="Courier New" w:cs="Courier New"/>
-                <w:sz w:val="22"/>
-                <w:szCs w:val="22"/>
-              </w:rPr>
-              <w:t>matrix</w:t>
-            </w:r>
-            <w:proofErr w:type="spellEnd"/>
-            <w:r>
-              <w:rPr>
-                <w:rFonts w:ascii="Courier New" w:eastAsia="Times New Roman" w:hAnsi="Courier New" w:cs="Courier New"/>
-                <w:sz w:val="22"/>
-                <w:szCs w:val="22"/>
-              </w:rPr>
-              <w:t>)</w:t>
+              <w:t>Matriz (matrix)</w:t>
             </w:r>
           </w:p>
         </w:tc>
@@ -3330,7 +2889,6 @@
                 <w:szCs w:val="22"/>
               </w:rPr>
             </w:pPr>
-            <w:proofErr w:type="spellStart"/>
             <w:r>
               <w:rPr>
                 <w:rFonts w:ascii="Courier New" w:eastAsia="Times New Roman" w:hAnsi="Courier New" w:cs="Courier New"/>
@@ -3339,7 +2897,6 @@
               </w:rPr>
               <w:t>chain</w:t>
             </w:r>
-            <w:proofErr w:type="spellEnd"/>
           </w:p>
         </w:tc>
         <w:tc>
@@ -3363,43 +2920,7 @@
                 <w:sz w:val="22"/>
                 <w:szCs w:val="22"/>
               </w:rPr>
-              <w:t>Lista enlazada (</w:t>
-            </w:r>
-            <w:proofErr w:type="spellStart"/>
-            <w:r>
-              <w:rPr>
-                <w:rFonts w:ascii="Courier New" w:eastAsia="Times New Roman" w:hAnsi="Courier New" w:cs="Courier New"/>
-                <w:sz w:val="22"/>
-                <w:szCs w:val="22"/>
-              </w:rPr>
-              <w:t>linked</w:t>
-            </w:r>
-            <w:proofErr w:type="spellEnd"/>
-            <w:r>
-              <w:rPr>
-                <w:rFonts w:ascii="Courier New" w:eastAsia="Times New Roman" w:hAnsi="Courier New" w:cs="Courier New"/>
-                <w:sz w:val="22"/>
-                <w:szCs w:val="22"/>
-              </w:rPr>
-              <w:t xml:space="preserve"> </w:t>
-            </w:r>
-            <w:proofErr w:type="spellStart"/>
-            <w:r>
-              <w:rPr>
-                <w:rFonts w:ascii="Courier New" w:eastAsia="Times New Roman" w:hAnsi="Courier New" w:cs="Courier New"/>
-                <w:sz w:val="22"/>
-                <w:szCs w:val="22"/>
-              </w:rPr>
-              <w:t>list</w:t>
-            </w:r>
-            <w:proofErr w:type="spellEnd"/>
-            <w:r>
-              <w:rPr>
-                <w:rFonts w:ascii="Courier New" w:eastAsia="Times New Roman" w:hAnsi="Courier New" w:cs="Courier New"/>
-                <w:sz w:val="22"/>
-                <w:szCs w:val="22"/>
-              </w:rPr>
-              <w:t>)</w:t>
+              <w:t>Lista enlazada (linked list)</w:t>
             </w:r>
           </w:p>
         </w:tc>
@@ -3432,26 +2953,7 @@
           <w:b/>
           <w:bCs/>
         </w:rPr>
-        <w:lastRenderedPageBreak/>
-        <w:t>2.4 Palabras pregonadas (funciones internas/</w:t>
-      </w:r>
-      <w:proofErr w:type="spellStart"/>
-      <w:r>
-        <w:rPr>
-          <w:rFonts w:ascii="Times New Roman" w:eastAsia="Times New Roman" w:hAnsi="Times New Roman" w:cs="Times New Roman"/>
-          <w:b/>
-          <w:bCs/>
-        </w:rPr>
-        <w:t>built</w:t>
-      </w:r>
-      <w:proofErr w:type="spellEnd"/>
-      <w:r>
-        <w:rPr>
-          <w:rFonts w:ascii="Times New Roman" w:eastAsia="Times New Roman" w:hAnsi="Times New Roman" w:cs="Times New Roman"/>
-          <w:b/>
-          <w:bCs/>
-        </w:rPr>
-        <w:t>-in)</w:t>
+        <w:t>2.4 Palabras pregonadas (funciones internas/built-in)</w:t>
       </w:r>
     </w:p>
     <w:tbl>
@@ -3483,7 +2985,6 @@
                 <w:szCs w:val="22"/>
               </w:rPr>
             </w:pPr>
-            <w:proofErr w:type="spellStart"/>
             <w:r>
               <w:rPr>
                 <w:rFonts w:ascii="Courier New" w:eastAsia="Times New Roman" w:hAnsi="Courier New" w:cs="Courier New"/>
@@ -3492,7 +2993,6 @@
               </w:rPr>
               <w:t>length</w:t>
             </w:r>
-            <w:proofErr w:type="spellEnd"/>
           </w:p>
         </w:tc>
         <w:tc>
@@ -3540,7 +3040,6 @@
                 <w:szCs w:val="22"/>
               </w:rPr>
             </w:pPr>
-            <w:proofErr w:type="spellStart"/>
             <w:r>
               <w:rPr>
                 <w:rFonts w:ascii="Courier New" w:eastAsia="Times New Roman" w:hAnsi="Courier New" w:cs="Courier New"/>
@@ -3549,7 +3048,6 @@
               </w:rPr>
               <w:t>size</w:t>
             </w:r>
-            <w:proofErr w:type="spellEnd"/>
           </w:p>
         </w:tc>
         <w:tc>
@@ -3597,7 +3095,6 @@
                 <w:szCs w:val="22"/>
               </w:rPr>
             </w:pPr>
-            <w:proofErr w:type="spellStart"/>
             <w:r>
               <w:rPr>
                 <w:rFonts w:ascii="Courier New" w:eastAsia="Times New Roman" w:hAnsi="Courier New" w:cs="Courier New"/>
@@ -3606,7 +3103,6 @@
               </w:rPr>
               <w:t>type</w:t>
             </w:r>
-            <w:proofErr w:type="spellEnd"/>
           </w:p>
         </w:tc>
         <w:tc>
@@ -3654,7 +3150,6 @@
                 <w:szCs w:val="22"/>
               </w:rPr>
             </w:pPr>
-            <w:proofErr w:type="spellStart"/>
             <w:r>
               <w:rPr>
                 <w:rFonts w:ascii="Courier New" w:eastAsia="Times New Roman" w:hAnsi="Courier New" w:cs="Courier New"/>
@@ -3663,7 +3158,6 @@
               </w:rPr>
               <w:t>convert</w:t>
             </w:r>
-            <w:proofErr w:type="spellEnd"/>
           </w:p>
         </w:tc>
         <w:tc>
@@ -3821,7 +3315,6 @@
                 <w:szCs w:val="22"/>
               </w:rPr>
             </w:pPr>
-            <w:proofErr w:type="spellStart"/>
             <w:r>
               <w:rPr>
                 <w:rFonts w:ascii="Courier New" w:eastAsia="Times New Roman" w:hAnsi="Courier New" w:cs="Courier New"/>
@@ -3830,7 +3323,6 @@
               </w:rPr>
               <w:t>read</w:t>
             </w:r>
-            <w:proofErr w:type="spellEnd"/>
           </w:p>
         </w:tc>
         <w:tc>
@@ -3878,7 +3370,6 @@
                 <w:szCs w:val="22"/>
               </w:rPr>
             </w:pPr>
-            <w:proofErr w:type="spellStart"/>
             <w:r>
               <w:rPr>
                 <w:rFonts w:ascii="Courier New" w:eastAsia="Times New Roman" w:hAnsi="Courier New" w:cs="Courier New"/>
@@ -3887,7 +3378,6 @@
               </w:rPr>
               <w:t>write</w:t>
             </w:r>
-            <w:proofErr w:type="spellEnd"/>
           </w:p>
         </w:tc>
         <w:tc>
@@ -3990,7 +3480,6 @@
                 <w:szCs w:val="22"/>
               </w:rPr>
             </w:pPr>
-            <w:proofErr w:type="spellStart"/>
             <w:r>
               <w:rPr>
                 <w:rFonts w:ascii="Courier New" w:eastAsia="Times New Roman" w:hAnsi="Courier New" w:cs="Courier New"/>
@@ -3999,7 +3488,6 @@
               </w:rPr>
               <w:t>close</w:t>
             </w:r>
-            <w:proofErr w:type="spellEnd"/>
           </w:p>
         </w:tc>
         <w:tc>
@@ -4047,7 +3535,6 @@
                 <w:szCs w:val="22"/>
               </w:rPr>
             </w:pPr>
-            <w:proofErr w:type="spellStart"/>
             <w:r>
               <w:rPr>
                 <w:rFonts w:ascii="Courier New" w:eastAsia="Times New Roman" w:hAnsi="Courier New" w:cs="Courier New"/>
@@ -4056,7 +3543,6 @@
               </w:rPr>
               <w:t>max</w:t>
             </w:r>
-            <w:proofErr w:type="spellEnd"/>
           </w:p>
         </w:tc>
         <w:tc>
@@ -4159,7 +3645,6 @@
                 <w:szCs w:val="22"/>
               </w:rPr>
             </w:pPr>
-            <w:proofErr w:type="spellStart"/>
             <w:r>
               <w:rPr>
                 <w:rFonts w:ascii="Courier New" w:eastAsia="Times New Roman" w:hAnsi="Courier New" w:cs="Courier New"/>
@@ -4168,7 +3653,6 @@
               </w:rPr>
               <w:t>abs</w:t>
             </w:r>
-            <w:proofErr w:type="spellEnd"/>
           </w:p>
         </w:tc>
         <w:tc>
@@ -4216,7 +3700,6 @@
                 <w:szCs w:val="22"/>
               </w:rPr>
             </w:pPr>
-            <w:proofErr w:type="spellStart"/>
             <w:r>
               <w:rPr>
                 <w:rFonts w:ascii="Courier New" w:eastAsia="Times New Roman" w:hAnsi="Courier New" w:cs="Courier New"/>
@@ -4225,7 +3708,6 @@
               </w:rPr>
               <w:t>sqrt</w:t>
             </w:r>
-            <w:proofErr w:type="spellEnd"/>
           </w:p>
         </w:tc>
         <w:tc>
@@ -4273,7 +3755,6 @@
                 <w:szCs w:val="22"/>
               </w:rPr>
             </w:pPr>
-            <w:proofErr w:type="spellStart"/>
             <w:r>
               <w:rPr>
                 <w:rFonts w:ascii="Courier New" w:eastAsia="Times New Roman" w:hAnsi="Courier New" w:cs="Courier New"/>
@@ -4282,7 +3763,6 @@
               </w:rPr>
               <w:t>pow</w:t>
             </w:r>
-            <w:proofErr w:type="spellEnd"/>
           </w:p>
         </w:tc>
         <w:tc>
@@ -4330,7 +3810,6 @@
                 <w:szCs w:val="22"/>
               </w:rPr>
             </w:pPr>
-            <w:proofErr w:type="spellStart"/>
             <w:r>
               <w:rPr>
                 <w:rFonts w:ascii="Courier New" w:eastAsia="Times New Roman" w:hAnsi="Courier New" w:cs="Courier New"/>
@@ -4339,7 +3818,6 @@
               </w:rPr>
               <w:t>random</w:t>
             </w:r>
-            <w:proofErr w:type="spellEnd"/>
           </w:p>
         </w:tc>
         <w:tc>
@@ -4497,7 +3975,6 @@
                 <w:szCs w:val="22"/>
               </w:rPr>
             </w:pPr>
-            <w:proofErr w:type="spellStart"/>
             <w:r>
               <w:rPr>
                 <w:rFonts w:ascii="Courier New" w:eastAsia="Times New Roman" w:hAnsi="Courier New" w:cs="Courier New"/>
@@ -4506,7 +3983,6 @@
               </w:rPr>
               <w:t>minus</w:t>
             </w:r>
-            <w:proofErr w:type="spellEnd"/>
           </w:p>
         </w:tc>
         <w:tc>
@@ -4749,16 +4225,15 @@
                 <w:szCs w:val="22"/>
               </w:rPr>
             </w:pPr>
-            <w:proofErr w:type="spellStart"/>
-            <w:r>
-              <w:rPr>
-                <w:rFonts w:ascii="Courier New" w:eastAsia="Times New Roman" w:hAnsi="Courier New" w:cs="Courier New"/>
-                <w:sz w:val="22"/>
-                <w:szCs w:val="22"/>
-              </w:rPr>
+            <w:r>
+              <w:rPr>
+                <w:rFonts w:ascii="Courier New" w:eastAsia="Times New Roman" w:hAnsi="Courier New" w:cs="Courier New"/>
+                <w:sz w:val="22"/>
+                <w:szCs w:val="22"/>
+              </w:rPr>
+              <w:lastRenderedPageBreak/>
               <w:t>equals</w:t>
             </w:r>
-            <w:proofErr w:type="spellEnd"/>
           </w:p>
         </w:tc>
         <w:tc>
@@ -4803,7 +4278,6 @@
                 <w:szCs w:val="22"/>
               </w:rPr>
             </w:pPr>
-            <w:proofErr w:type="spellStart"/>
             <w:r>
               <w:rPr>
                 <w:rFonts w:ascii="Courier New" w:eastAsia="Times New Roman" w:hAnsi="Courier New" w:cs="Courier New"/>
@@ -4812,7 +4286,6 @@
               </w:rPr>
               <w:t>notequals</w:t>
             </w:r>
-            <w:proofErr w:type="spellEnd"/>
           </w:p>
         </w:tc>
         <w:tc>
@@ -4857,7 +4330,6 @@
                 <w:szCs w:val="22"/>
               </w:rPr>
             </w:pPr>
-            <w:proofErr w:type="spellStart"/>
             <w:r>
               <w:rPr>
                 <w:rFonts w:ascii="Courier New" w:eastAsia="Times New Roman" w:hAnsi="Courier New" w:cs="Courier New"/>
@@ -4866,7 +4338,6 @@
               </w:rPr>
               <w:t>less</w:t>
             </w:r>
-            <w:proofErr w:type="spellEnd"/>
           </w:p>
         </w:tc>
         <w:tc>
@@ -4911,7 +4382,6 @@
                 <w:szCs w:val="22"/>
               </w:rPr>
             </w:pPr>
-            <w:proofErr w:type="spellStart"/>
             <w:r>
               <w:rPr>
                 <w:rFonts w:ascii="Courier New" w:eastAsia="Times New Roman" w:hAnsi="Courier New" w:cs="Courier New"/>
@@ -4920,7 +4390,6 @@
               </w:rPr>
               <w:t>greater</w:t>
             </w:r>
-            <w:proofErr w:type="spellEnd"/>
           </w:p>
         </w:tc>
         <w:tc>
@@ -4965,7 +4434,6 @@
                 <w:szCs w:val="22"/>
               </w:rPr>
             </w:pPr>
-            <w:proofErr w:type="spellStart"/>
             <w:r>
               <w:rPr>
                 <w:rFonts w:ascii="Courier New" w:eastAsia="Times New Roman" w:hAnsi="Courier New" w:cs="Courier New"/>
@@ -4974,7 +4442,6 @@
               </w:rPr>
               <w:t>lesseq</w:t>
             </w:r>
-            <w:proofErr w:type="spellEnd"/>
           </w:p>
         </w:tc>
         <w:tc>
@@ -5019,7 +4486,6 @@
                 <w:szCs w:val="22"/>
               </w:rPr>
             </w:pPr>
-            <w:proofErr w:type="spellStart"/>
             <w:r>
               <w:rPr>
                 <w:rFonts w:ascii="Courier New" w:eastAsia="Times New Roman" w:hAnsi="Courier New" w:cs="Courier New"/>
@@ -5028,7 +4494,6 @@
               </w:rPr>
               <w:t>greatereq</w:t>
             </w:r>
-            <w:proofErr w:type="spellEnd"/>
           </w:p>
         </w:tc>
         <w:tc>
@@ -5184,7 +4649,6 @@
           <w:b/>
           <w:bCs/>
         </w:rPr>
-        <w:lastRenderedPageBreak/>
         <w:t xml:space="preserve">2.5.3 Lógicos </w:t>
       </w:r>
     </w:p>
@@ -5266,7 +4730,6 @@
                 <w:szCs w:val="22"/>
               </w:rPr>
             </w:pPr>
-            <w:proofErr w:type="spellStart"/>
             <w:r>
               <w:rPr>
                 <w:rFonts w:ascii="Courier New" w:eastAsia="Times New Roman" w:hAnsi="Courier New" w:cs="Courier New"/>
@@ -5275,7 +4738,6 @@
               </w:rPr>
               <w:t>or</w:t>
             </w:r>
-            <w:proofErr w:type="spellEnd"/>
           </w:p>
         </w:tc>
         <w:tc>
@@ -5320,7 +4782,6 @@
                 <w:szCs w:val="22"/>
               </w:rPr>
             </w:pPr>
-            <w:proofErr w:type="spellStart"/>
             <w:r>
               <w:rPr>
                 <w:rFonts w:ascii="Courier New" w:eastAsia="Times New Roman" w:hAnsi="Courier New" w:cs="Courier New"/>
@@ -5329,7 +4790,6 @@
               </w:rPr>
               <w:t>not</w:t>
             </w:r>
-            <w:proofErr w:type="spellEnd"/>
           </w:p>
         </w:tc>
         <w:tc>
@@ -6060,72 +5520,35 @@
         <w:ind w:left="0"/>
         <w:rPr>
           <w:rFonts w:ascii="Times New Roman" w:eastAsia="Times New Roman" w:hAnsi="Times New Roman" w:cs="Times New Roman"/>
-        </w:rPr>
-      </w:pPr>
-      <w:r>
-        <w:rPr>
-          <w:rFonts w:ascii="Times New Roman" w:eastAsia="Times New Roman" w:hAnsi="Times New Roman" w:cs="Times New Roman"/>
-        </w:rPr>
-        <w:t>TOKEN (&lt;</w:t>
-      </w:r>
-      <w:proofErr w:type="spellStart"/>
-      <w:r>
-        <w:rPr>
-          <w:rFonts w:ascii="Times New Roman" w:eastAsia="Times New Roman" w:hAnsi="Times New Roman" w:cs="Times New Roman"/>
-        </w:rPr>
-        <w:t>TokenType</w:t>
-      </w:r>
-      <w:proofErr w:type="spellEnd"/>
-      <w:r>
-        <w:rPr>
-          <w:rFonts w:ascii="Times New Roman" w:eastAsia="Times New Roman" w:hAnsi="Times New Roman" w:cs="Times New Roman"/>
-        </w:rPr>
-        <w:t>&gt;, &lt;</w:t>
-      </w:r>
-      <w:proofErr w:type="spellStart"/>
-      <w:r>
-        <w:rPr>
-          <w:rFonts w:ascii="Times New Roman" w:eastAsia="Times New Roman" w:hAnsi="Times New Roman" w:cs="Times New Roman"/>
-        </w:rPr>
-        <w:t>TokenContent</w:t>
-      </w:r>
-      <w:proofErr w:type="spellEnd"/>
-      <w:r>
-        <w:rPr>
-          <w:rFonts w:ascii="Times New Roman" w:eastAsia="Times New Roman" w:hAnsi="Times New Roman" w:cs="Times New Roman"/>
-        </w:rPr>
-        <w:t>&gt;, &lt;</w:t>
-      </w:r>
-      <w:proofErr w:type="spellStart"/>
-      <w:r>
-        <w:rPr>
-          <w:rFonts w:ascii="Times New Roman" w:eastAsia="Times New Roman" w:hAnsi="Times New Roman" w:cs="Times New Roman"/>
-        </w:rPr>
-        <w:t>TokenColumn</w:t>
-      </w:r>
-      <w:proofErr w:type="spellEnd"/>
-      <w:r>
-        <w:rPr>
-          <w:rFonts w:ascii="Times New Roman" w:eastAsia="Times New Roman" w:hAnsi="Times New Roman" w:cs="Times New Roman"/>
-        </w:rPr>
-        <w:t>&gt;, &lt;Token</w:t>
-      </w:r>
-      <w:r>
+          <w:lang w:val="en-US"/>
+        </w:rPr>
+      </w:pPr>
+      <w:r>
+        <w:rPr>
+          <w:rFonts w:ascii="Times New Roman" w:eastAsia="Times New Roman" w:hAnsi="Times New Roman" w:cs="Times New Roman"/>
+          <w:lang w:val="en-US"/>
+        </w:rPr>
+        <w:t>TOKEN (&lt;TokenType&gt;, &lt;</w:t>
+      </w:r>
+      <w:r>
+        <w:rPr>
+          <w:rFonts w:ascii="Times New Roman" w:eastAsia="Times New Roman" w:hAnsi="Times New Roman" w:cs="Times New Roman"/>
+          <w:lang w:val="en-US"/>
+        </w:rPr>
+        <w:t>TokenContent&gt;, &lt;TokenColumn&gt;, &lt;Token</w:t>
+      </w:r>
+      <w:r>
+        <w:rPr>
+          <w:lang w:val="en-US"/>
+        </w:rPr>
         <w:t xml:space="preserve"> </w:t>
       </w:r>
-      <w:proofErr w:type="spellStart"/>
-      <w:r>
-        <w:rPr>
-          <w:rFonts w:ascii="Times New Roman" w:eastAsia="Times New Roman" w:hAnsi="Times New Roman" w:cs="Times New Roman"/>
-        </w:rPr>
-        <w:t>Row</w:t>
-      </w:r>
-      <w:proofErr w:type="spellEnd"/>
-      <w:r>
-        <w:rPr>
-          <w:rFonts w:ascii="Times New Roman" w:eastAsia="Times New Roman" w:hAnsi="Times New Roman" w:cs="Times New Roman"/>
-        </w:rPr>
-        <w:t>&gt;)</w:t>
+      <w:r>
+        <w:rPr>
+          <w:rFonts w:ascii="Times New Roman" w:eastAsia="Times New Roman" w:hAnsi="Times New Roman" w:cs="Times New Roman"/>
+          <w:lang w:val="en-US"/>
+        </w:rPr>
+        <w:t>Row&gt;)</w:t>
       </w:r>
     </w:p>
     <w:p>
@@ -6136,6 +5559,7 @@
           <w:rFonts w:ascii="Times New Roman" w:eastAsia="Times New Roman" w:hAnsi="Times New Roman" w:cs="Times New Roman"/>
           <w:b/>
           <w:bCs/>
+          <w:lang w:val="en-US"/>
         </w:rPr>
       </w:pPr>
     </w:p>
@@ -6147,6 +5571,7 @@
           <w:rFonts w:ascii="Times New Roman" w:eastAsia="Times New Roman" w:hAnsi="Times New Roman" w:cs="Times New Roman"/>
           <w:b/>
           <w:bCs/>
+          <w:lang w:val="en-US"/>
         </w:rPr>
       </w:pPr>
       <w:r>
@@ -6154,6 +5579,7 @@
           <w:rFonts w:ascii="Times New Roman" w:eastAsia="Times New Roman" w:hAnsi="Times New Roman" w:cs="Times New Roman"/>
           <w:b/>
           <w:bCs/>
+          <w:noProof/>
         </w:rPr>
         <mc:AlternateContent>
           <mc:Choice Requires="wpg">
@@ -6540,79 +5966,7 @@
                                     <w:sz w:val="14"/>
                                     <w:szCs w:val="14"/>
                                   </w:rPr>
-                                  <w:t>'</w:t>
-                                </w:r>
-                                <w:proofErr w:type="spellStart"/>
-                                <w:r>
-                                  <w:rPr>
-                                    <w:rFonts w:ascii="Calibri" w:eastAsia="Times New Roman" w:hAnsi="Calibri" w:cs="Calibri"/>
-                                    <w:sz w:val="14"/>
-                                    <w:szCs w:val="14"/>
-                                  </w:rPr>
-                                  <w:t>d','a','t','a</w:t>
-                                </w:r>
-                                <w:proofErr w:type="spellEnd"/>
-                                <w:r>
-                                  <w:rPr>
-                                    <w:rFonts w:ascii="Calibri" w:eastAsia="Times New Roman" w:hAnsi="Calibri" w:cs="Calibri"/>
-                                    <w:sz w:val="14"/>
-                                    <w:szCs w:val="14"/>
-                                  </w:rPr>
-                                  <w:t>',' ','</w:t>
-                                </w:r>
-                                <w:proofErr w:type="spellStart"/>
-                                <w:r>
-                                  <w:rPr>
-                                    <w:rFonts w:ascii="Calibri" w:eastAsia="Times New Roman" w:hAnsi="Calibri" w:cs="Calibri"/>
-                                    <w:sz w:val="14"/>
-                                    <w:szCs w:val="14"/>
-                                  </w:rPr>
-                                  <w:t>n','o','m','b','r','e</w:t>
-                                </w:r>
-                                <w:proofErr w:type="spellEnd"/>
-                                <w:r>
-                                  <w:rPr>
-                                    <w:rFonts w:ascii="Calibri" w:eastAsia="Times New Roman" w:hAnsi="Calibri" w:cs="Calibri"/>
-                                    <w:sz w:val="14"/>
-                                    <w:szCs w:val="14"/>
-                                  </w:rPr>
-                                  <w:t>',' ','</w:t>
-                                </w:r>
-                                <w:proofErr w:type="spellStart"/>
-                                <w:r>
-                                  <w:rPr>
-                                    <w:rFonts w:ascii="Calibri" w:eastAsia="Times New Roman" w:hAnsi="Calibri" w:cs="Calibri"/>
-                                    <w:sz w:val="14"/>
-                                    <w:szCs w:val="14"/>
-                                  </w:rPr>
-                                  <w:t>s','e','t</w:t>
-                                </w:r>
-                                <w:proofErr w:type="spellEnd"/>
-                                <w:r>
-                                  <w:rPr>
-                                    <w:rFonts w:ascii="Calibri" w:eastAsia="Times New Roman" w:hAnsi="Calibri" w:cs="Calibri"/>
-                                    <w:sz w:val="14"/>
-                                    <w:szCs w:val="14"/>
-                                  </w:rPr>
-                                  <w:t>',' ','\'','</w:t>
-                                </w:r>
-                                <w:proofErr w:type="spellStart"/>
-                                <w:r>
-                                  <w:rPr>
-                                    <w:rFonts w:ascii="Calibri" w:eastAsia="Times New Roman" w:hAnsi="Calibri" w:cs="Calibri"/>
-                                    <w:sz w:val="14"/>
-                                    <w:szCs w:val="14"/>
-                                  </w:rPr>
-                                  <w:t>K','e','n</w:t>
-                                </w:r>
-                                <w:proofErr w:type="spellEnd"/>
-                                <w:r>
-                                  <w:rPr>
-                                    <w:rFonts w:ascii="Calibri" w:eastAsia="Times New Roman" w:hAnsi="Calibri" w:cs="Calibri"/>
-                                    <w:sz w:val="14"/>
-                                    <w:szCs w:val="14"/>
-                                  </w:rPr>
-                                  <w:t>','\''</w:t>
+                                  <w:t>'d','a','t','a',' ','n','o','m','b','r','e',' ','s','e','t',' ','\'','K','e','n','\''</w:t>
                                 </w:r>
                                 <w:r>
                                   <w:rPr>
@@ -7033,6 +6387,7 @@
                                     <w:rFonts w:ascii="Calibri" w:eastAsia="Times New Roman" w:hAnsi="Calibri" w:cs="Calibri"/>
                                     <w:sz w:val="12"/>
                                     <w:szCs w:val="12"/>
+                                    <w:lang w:val="en-US"/>
                                   </w:rPr>
                                 </w:pPr>
                                 <w:r>
@@ -7042,6 +6397,7 @@
                                     <w:bCs/>
                                     <w:sz w:val="12"/>
                                     <w:szCs w:val="12"/>
+                                    <w:lang w:val="en-US"/>
                                   </w:rPr>
                                   <w:t>[</w:t>
                                 </w:r>
@@ -7050,6 +6406,7 @@
                                     <w:rFonts w:ascii="Calibri" w:eastAsia="Times New Roman" w:hAnsi="Calibri" w:cs="Calibri"/>
                                     <w:sz w:val="12"/>
                                     <w:szCs w:val="12"/>
+                                    <w:lang w:val="en-US"/>
                                   </w:rPr>
                                   <w:t>KEYWORD,</w:t>
                                 </w:r>
@@ -7058,6 +6415,7 @@
                                     <w:rFonts w:ascii="Calibri" w:eastAsia="Times New Roman" w:hAnsi="Calibri" w:cs="Calibri"/>
                                     <w:sz w:val="12"/>
                                     <w:szCs w:val="12"/>
+                                    <w:lang w:val="en-US"/>
                                   </w:rPr>
                                   <w:t xml:space="preserve"> </w:t>
                                 </w:r>
@@ -7066,6 +6424,7 @@
                                     <w:rFonts w:ascii="Calibri" w:eastAsia="Times New Roman" w:hAnsi="Calibri" w:cs="Calibri"/>
                                     <w:sz w:val="12"/>
                                     <w:szCs w:val="12"/>
+                                    <w:lang w:val="en-US"/>
                                   </w:rPr>
                                   <w:t>WHITESPACE, IDENTIFIER, WHITESPACE, OPERATOR, WHITESPACE, STRING</w:t>
                                 </w:r>
@@ -7076,6 +6435,7 @@
                                     <w:bCs/>
                                     <w:sz w:val="12"/>
                                     <w:szCs w:val="12"/>
+                                    <w:lang w:val="en-US"/>
                                   </w:rPr>
                                   <w:t>]</w:t>
                                 </w:r>
@@ -7251,6 +6611,7 @@
                                     <w:rFonts w:ascii="Calibri" w:eastAsia="Times New Roman" w:hAnsi="Calibri" w:cs="Calibri"/>
                                     <w:sz w:val="12"/>
                                     <w:szCs w:val="12"/>
+                                    <w:lang w:val="en-US"/>
                                   </w:rPr>
                                 </w:pPr>
                                 <w:r>
@@ -7258,6 +6619,7 @@
                                     <w:rFonts w:ascii="Calibri" w:eastAsia="Times New Roman" w:hAnsi="Calibri" w:cs="Calibri"/>
                                     <w:sz w:val="12"/>
                                     <w:szCs w:val="12"/>
+                                    <w:lang w:val="en-US"/>
                                   </w:rPr>
                                   <w:t xml:space="preserve">[ </w:t>
                                 </w:r>
@@ -7268,6 +6630,7 @@
                                     <w:bCs/>
                                     <w:sz w:val="12"/>
                                     <w:szCs w:val="12"/>
+                                    <w:lang w:val="en-US"/>
                                   </w:rPr>
                                   <w:t>Token</w:t>
                                 </w:r>
@@ -7276,6 +6639,7 @@
                                     <w:rFonts w:ascii="Calibri" w:eastAsia="Times New Roman" w:hAnsi="Calibri" w:cs="Calibri"/>
                                     <w:sz w:val="12"/>
                                     <w:szCs w:val="12"/>
+                                    <w:lang w:val="en-US"/>
                                   </w:rPr>
                                   <w:t xml:space="preserve"> (</w:t>
                                 </w:r>
@@ -7284,6 +6648,7 @@
                                     <w:rFonts w:ascii="Calibri" w:eastAsia="Times New Roman" w:hAnsi="Calibri" w:cs="Calibri"/>
                                     <w:sz w:val="12"/>
                                     <w:szCs w:val="12"/>
+                                    <w:lang w:val="en-US"/>
                                   </w:rPr>
                                   <w:t>KEYWORD, "data", 1, 1),</w:t>
                                 </w:r>
@@ -7296,6 +6661,7 @@
                                     <w:rFonts w:ascii="Calibri" w:eastAsia="Times New Roman" w:hAnsi="Calibri" w:cs="Calibri"/>
                                     <w:sz w:val="12"/>
                                     <w:szCs w:val="12"/>
+                                    <w:lang w:val="en-US"/>
                                   </w:rPr>
                                 </w:pPr>
                                 <w:r>
@@ -7305,6 +6671,7 @@
                                     <w:bCs/>
                                     <w:sz w:val="12"/>
                                     <w:szCs w:val="12"/>
+                                    <w:lang w:val="en-US"/>
                                   </w:rPr>
                                   <w:t>Token</w:t>
                                 </w:r>
@@ -7313,6 +6680,7 @@
                                     <w:rFonts w:ascii="Calibri" w:eastAsia="Times New Roman" w:hAnsi="Calibri" w:cs="Calibri"/>
                                     <w:sz w:val="12"/>
                                     <w:szCs w:val="12"/>
+                                    <w:lang w:val="en-US"/>
                                   </w:rPr>
                                   <w:t xml:space="preserve"> (</w:t>
                                 </w:r>
@@ -7321,6 +6689,7 @@
                                     <w:rFonts w:ascii="Calibri" w:eastAsia="Times New Roman" w:hAnsi="Calibri" w:cs="Calibri"/>
                                     <w:sz w:val="12"/>
                                     <w:szCs w:val="12"/>
+                                    <w:lang w:val="en-US"/>
                                   </w:rPr>
                                   <w:t xml:space="preserve">IDENTIFIER, "nombre", 1, 6), </w:t>
                                 </w:r>
@@ -7333,6 +6702,7 @@
                                     <w:rFonts w:ascii="Calibri" w:eastAsia="Times New Roman" w:hAnsi="Calibri" w:cs="Calibri"/>
                                     <w:sz w:val="12"/>
                                     <w:szCs w:val="12"/>
+                                    <w:lang w:val="en-US"/>
                                   </w:rPr>
                                 </w:pPr>
                                 <w:r>
@@ -7342,6 +6712,7 @@
                                     <w:bCs/>
                                     <w:sz w:val="12"/>
                                     <w:szCs w:val="12"/>
+                                    <w:lang w:val="en-US"/>
                                   </w:rPr>
                                   <w:t>Token</w:t>
                                 </w:r>
@@ -7350,6 +6721,7 @@
                                     <w:rFonts w:ascii="Calibri" w:eastAsia="Times New Roman" w:hAnsi="Calibri" w:cs="Calibri"/>
                                     <w:sz w:val="12"/>
                                     <w:szCs w:val="12"/>
+                                    <w:lang w:val="en-US"/>
                                   </w:rPr>
                                   <w:t xml:space="preserve"> (</w:t>
                                 </w:r>
@@ -7358,6 +6730,7 @@
                                     <w:rFonts w:ascii="Calibri" w:eastAsia="Times New Roman" w:hAnsi="Calibri" w:cs="Calibri"/>
                                     <w:sz w:val="12"/>
                                     <w:szCs w:val="12"/>
+                                    <w:lang w:val="en-US"/>
                                   </w:rPr>
                                   <w:t>OPERATOR, "set", 1, 12),</w:t>
                                 </w:r>
@@ -7370,6 +6743,7 @@
                                     <w:rFonts w:ascii="Calibri" w:eastAsia="Times New Roman" w:hAnsi="Calibri" w:cs="Calibri"/>
                                     <w:sz w:val="12"/>
                                     <w:szCs w:val="12"/>
+                                    <w:lang w:val="en-US"/>
                                   </w:rPr>
                                 </w:pPr>
                                 <w:r>
@@ -7379,6 +6753,7 @@
                                     <w:bCs/>
                                     <w:sz w:val="12"/>
                                     <w:szCs w:val="12"/>
+                                    <w:lang w:val="en-US"/>
                                   </w:rPr>
                                   <w:t>Token</w:t>
                                 </w:r>
@@ -7387,6 +6762,7 @@
                                     <w:rFonts w:ascii="Calibri" w:eastAsia="Times New Roman" w:hAnsi="Calibri" w:cs="Calibri"/>
                                     <w:sz w:val="12"/>
                                     <w:szCs w:val="12"/>
+                                    <w:lang w:val="en-US"/>
                                   </w:rPr>
                                   <w:t xml:space="preserve"> (</w:t>
                                 </w:r>
@@ -7395,6 +6771,7 @@
                                     <w:rFonts w:ascii="Calibri" w:eastAsia="Times New Roman" w:hAnsi="Calibri" w:cs="Calibri"/>
                                     <w:sz w:val="12"/>
                                     <w:szCs w:val="12"/>
+                                    <w:lang w:val="en-US"/>
                                   </w:rPr>
                                   <w:t>STRING, "</w:t>
                                 </w:r>
@@ -7403,6 +6780,7 @@
                                     <w:rFonts w:ascii="Calibri" w:eastAsia="Times New Roman" w:hAnsi="Calibri" w:cs="Calibri"/>
                                     <w:sz w:val="12"/>
                                     <w:szCs w:val="12"/>
+                                    <w:lang w:val="en-US"/>
                                   </w:rPr>
                                   <w:t>Ken</w:t>
                                 </w:r>
@@ -7411,6 +6789,7 @@
                                     <w:rFonts w:ascii="Calibri" w:eastAsia="Times New Roman" w:hAnsi="Calibri" w:cs="Calibri"/>
                                     <w:sz w:val="12"/>
                                     <w:szCs w:val="12"/>
+                                    <w:lang w:val="en-US"/>
                                   </w:rPr>
                                   <w:t>", 1, 16</w:t>
                                 </w:r>
@@ -7419,6 +6798,7 @@
                                     <w:rFonts w:ascii="Calibri" w:eastAsia="Times New Roman" w:hAnsi="Calibri" w:cs="Calibri"/>
                                     <w:sz w:val="12"/>
                                     <w:szCs w:val="12"/>
+                                    <w:lang w:val="en-US"/>
                                   </w:rPr>
                                   <w:t>)]</w:t>
                                 </w:r>
@@ -7431,6 +6811,7 @@
                                     <w:rFonts w:ascii="Calibri" w:eastAsia="Times New Roman" w:hAnsi="Calibri" w:cs="Calibri"/>
                                     <w:sz w:val="16"/>
                                     <w:szCs w:val="16"/>
+                                    <w:lang w:val="en-US"/>
                                   </w:rPr>
                                 </w:pPr>
                               </w:p>
@@ -7579,79 +6960,7 @@
                               <w:sz w:val="14"/>
                               <w:szCs w:val="14"/>
                             </w:rPr>
-                            <w:t>'</w:t>
-                          </w:r>
-                          <w:proofErr w:type="spellStart"/>
-                          <w:r>
-                            <w:rPr>
-                              <w:rFonts w:ascii="Calibri" w:eastAsia="Times New Roman" w:hAnsi="Calibri" w:cs="Calibri"/>
-                              <w:sz w:val="14"/>
-                              <w:szCs w:val="14"/>
-                            </w:rPr>
-                            <w:t>d','a','t','a</w:t>
-                          </w:r>
-                          <w:proofErr w:type="spellEnd"/>
-                          <w:r>
-                            <w:rPr>
-                              <w:rFonts w:ascii="Calibri" w:eastAsia="Times New Roman" w:hAnsi="Calibri" w:cs="Calibri"/>
-                              <w:sz w:val="14"/>
-                              <w:szCs w:val="14"/>
-                            </w:rPr>
-                            <w:t>',' ','</w:t>
-                          </w:r>
-                          <w:proofErr w:type="spellStart"/>
-                          <w:r>
-                            <w:rPr>
-                              <w:rFonts w:ascii="Calibri" w:eastAsia="Times New Roman" w:hAnsi="Calibri" w:cs="Calibri"/>
-                              <w:sz w:val="14"/>
-                              <w:szCs w:val="14"/>
-                            </w:rPr>
-                            <w:t>n','o','m','b','r','e</w:t>
-                          </w:r>
-                          <w:proofErr w:type="spellEnd"/>
-                          <w:r>
-                            <w:rPr>
-                              <w:rFonts w:ascii="Calibri" w:eastAsia="Times New Roman" w:hAnsi="Calibri" w:cs="Calibri"/>
-                              <w:sz w:val="14"/>
-                              <w:szCs w:val="14"/>
-                            </w:rPr>
-                            <w:t>',' ','</w:t>
-                          </w:r>
-                          <w:proofErr w:type="spellStart"/>
-                          <w:r>
-                            <w:rPr>
-                              <w:rFonts w:ascii="Calibri" w:eastAsia="Times New Roman" w:hAnsi="Calibri" w:cs="Calibri"/>
-                              <w:sz w:val="14"/>
-                              <w:szCs w:val="14"/>
-                            </w:rPr>
-                            <w:t>s','e','t</w:t>
-                          </w:r>
-                          <w:proofErr w:type="spellEnd"/>
-                          <w:r>
-                            <w:rPr>
-                              <w:rFonts w:ascii="Calibri" w:eastAsia="Times New Roman" w:hAnsi="Calibri" w:cs="Calibri"/>
-                              <w:sz w:val="14"/>
-                              <w:szCs w:val="14"/>
-                            </w:rPr>
-                            <w:t>',' ','\'','</w:t>
-                          </w:r>
-                          <w:proofErr w:type="spellStart"/>
-                          <w:r>
-                            <w:rPr>
-                              <w:rFonts w:ascii="Calibri" w:eastAsia="Times New Roman" w:hAnsi="Calibri" w:cs="Calibri"/>
-                              <w:sz w:val="14"/>
-                              <w:szCs w:val="14"/>
-                            </w:rPr>
-                            <w:t>K','e','n</w:t>
-                          </w:r>
-                          <w:proofErr w:type="spellEnd"/>
-                          <w:r>
-                            <w:rPr>
-                              <w:rFonts w:ascii="Calibri" w:eastAsia="Times New Roman" w:hAnsi="Calibri" w:cs="Calibri"/>
-                              <w:sz w:val="14"/>
-                              <w:szCs w:val="14"/>
-                            </w:rPr>
-                            <w:t>','\''</w:t>
+                            <w:t>'d','a','t','a',' ','n','o','m','b','r','e',' ','s','e','t',' ','\'','K','e','n','\''</w:t>
                           </w:r>
                           <w:r>
                             <w:rPr>
@@ -7828,6 +7137,7 @@
                               <w:rFonts w:ascii="Calibri" w:eastAsia="Times New Roman" w:hAnsi="Calibri" w:cs="Calibri"/>
                               <w:sz w:val="12"/>
                               <w:szCs w:val="12"/>
+                              <w:lang w:val="en-US"/>
                             </w:rPr>
                           </w:pPr>
                           <w:r>
@@ -7837,6 +7147,7 @@
                               <w:bCs/>
                               <w:sz w:val="12"/>
                               <w:szCs w:val="12"/>
+                              <w:lang w:val="en-US"/>
                             </w:rPr>
                             <w:t>[</w:t>
                           </w:r>
@@ -7845,6 +7156,7 @@
                               <w:rFonts w:ascii="Calibri" w:eastAsia="Times New Roman" w:hAnsi="Calibri" w:cs="Calibri"/>
                               <w:sz w:val="12"/>
                               <w:szCs w:val="12"/>
+                              <w:lang w:val="en-US"/>
                             </w:rPr>
                             <w:t>KEYWORD,</w:t>
                           </w:r>
@@ -7853,6 +7165,7 @@
                               <w:rFonts w:ascii="Calibri" w:eastAsia="Times New Roman" w:hAnsi="Calibri" w:cs="Calibri"/>
                               <w:sz w:val="12"/>
                               <w:szCs w:val="12"/>
+                              <w:lang w:val="en-US"/>
                             </w:rPr>
                             <w:t xml:space="preserve"> </w:t>
                           </w:r>
@@ -7861,6 +7174,7 @@
                               <w:rFonts w:ascii="Calibri" w:eastAsia="Times New Roman" w:hAnsi="Calibri" w:cs="Calibri"/>
                               <w:sz w:val="12"/>
                               <w:szCs w:val="12"/>
+                              <w:lang w:val="en-US"/>
                             </w:rPr>
                             <w:t>WHITESPACE, IDENTIFIER, WHITESPACE, OPERATOR, WHITESPACE, STRING</w:t>
                           </w:r>
@@ -7871,6 +7185,7 @@
                               <w:bCs/>
                               <w:sz w:val="12"/>
                               <w:szCs w:val="12"/>
+                              <w:lang w:val="en-US"/>
                             </w:rPr>
                             <w:t>]</w:t>
                           </w:r>
@@ -7924,6 +7239,7 @@
                               <w:rFonts w:ascii="Calibri" w:eastAsia="Times New Roman" w:hAnsi="Calibri" w:cs="Calibri"/>
                               <w:sz w:val="12"/>
                               <w:szCs w:val="12"/>
+                              <w:lang w:val="en-US"/>
                             </w:rPr>
                           </w:pPr>
                           <w:r>
@@ -7931,6 +7247,7 @@
                               <w:rFonts w:ascii="Calibri" w:eastAsia="Times New Roman" w:hAnsi="Calibri" w:cs="Calibri"/>
                               <w:sz w:val="12"/>
                               <w:szCs w:val="12"/>
+                              <w:lang w:val="en-US"/>
                             </w:rPr>
                             <w:t xml:space="preserve">[ </w:t>
                           </w:r>
@@ -7941,6 +7258,7 @@
                               <w:bCs/>
                               <w:sz w:val="12"/>
                               <w:szCs w:val="12"/>
+                              <w:lang w:val="en-US"/>
                             </w:rPr>
                             <w:t>Token</w:t>
                           </w:r>
@@ -7949,6 +7267,7 @@
                               <w:rFonts w:ascii="Calibri" w:eastAsia="Times New Roman" w:hAnsi="Calibri" w:cs="Calibri"/>
                               <w:sz w:val="12"/>
                               <w:szCs w:val="12"/>
+                              <w:lang w:val="en-US"/>
                             </w:rPr>
                             <w:t xml:space="preserve"> (</w:t>
                           </w:r>
@@ -7957,6 +7276,7 @@
                               <w:rFonts w:ascii="Calibri" w:eastAsia="Times New Roman" w:hAnsi="Calibri" w:cs="Calibri"/>
                               <w:sz w:val="12"/>
                               <w:szCs w:val="12"/>
+                              <w:lang w:val="en-US"/>
                             </w:rPr>
                             <w:t>KEYWORD, "data", 1, 1),</w:t>
                           </w:r>
@@ -7969,6 +7289,7 @@
                               <w:rFonts w:ascii="Calibri" w:eastAsia="Times New Roman" w:hAnsi="Calibri" w:cs="Calibri"/>
                               <w:sz w:val="12"/>
                               <w:szCs w:val="12"/>
+                              <w:lang w:val="en-US"/>
                             </w:rPr>
                           </w:pPr>
                           <w:r>
@@ -7978,6 +7299,7 @@
                               <w:bCs/>
                               <w:sz w:val="12"/>
                               <w:szCs w:val="12"/>
+                              <w:lang w:val="en-US"/>
                             </w:rPr>
                             <w:t>Token</w:t>
                           </w:r>
@@ -7986,6 +7308,7 @@
                               <w:rFonts w:ascii="Calibri" w:eastAsia="Times New Roman" w:hAnsi="Calibri" w:cs="Calibri"/>
                               <w:sz w:val="12"/>
                               <w:szCs w:val="12"/>
+                              <w:lang w:val="en-US"/>
                             </w:rPr>
                             <w:t xml:space="preserve"> (</w:t>
                           </w:r>
@@ -7994,6 +7317,7 @@
                               <w:rFonts w:ascii="Calibri" w:eastAsia="Times New Roman" w:hAnsi="Calibri" w:cs="Calibri"/>
                               <w:sz w:val="12"/>
                               <w:szCs w:val="12"/>
+                              <w:lang w:val="en-US"/>
                             </w:rPr>
                             <w:t xml:space="preserve">IDENTIFIER, "nombre", 1, 6), </w:t>
                           </w:r>
@@ -8006,6 +7330,7 @@
                               <w:rFonts w:ascii="Calibri" w:eastAsia="Times New Roman" w:hAnsi="Calibri" w:cs="Calibri"/>
                               <w:sz w:val="12"/>
                               <w:szCs w:val="12"/>
+                              <w:lang w:val="en-US"/>
                             </w:rPr>
                           </w:pPr>
                           <w:r>
@@ -8015,6 +7340,7 @@
                               <w:bCs/>
                               <w:sz w:val="12"/>
                               <w:szCs w:val="12"/>
+                              <w:lang w:val="en-US"/>
                             </w:rPr>
                             <w:t>Token</w:t>
                           </w:r>
@@ -8023,6 +7349,7 @@
                               <w:rFonts w:ascii="Calibri" w:eastAsia="Times New Roman" w:hAnsi="Calibri" w:cs="Calibri"/>
                               <w:sz w:val="12"/>
                               <w:szCs w:val="12"/>
+                              <w:lang w:val="en-US"/>
                             </w:rPr>
                             <w:t xml:space="preserve"> (</w:t>
                           </w:r>
@@ -8031,6 +7358,7 @@
                               <w:rFonts w:ascii="Calibri" w:eastAsia="Times New Roman" w:hAnsi="Calibri" w:cs="Calibri"/>
                               <w:sz w:val="12"/>
                               <w:szCs w:val="12"/>
+                              <w:lang w:val="en-US"/>
                             </w:rPr>
                             <w:t>OPERATOR, "set", 1, 12),</w:t>
                           </w:r>
@@ -8043,6 +7371,7 @@
                               <w:rFonts w:ascii="Calibri" w:eastAsia="Times New Roman" w:hAnsi="Calibri" w:cs="Calibri"/>
                               <w:sz w:val="12"/>
                               <w:szCs w:val="12"/>
+                              <w:lang w:val="en-US"/>
                             </w:rPr>
                           </w:pPr>
                           <w:r>
@@ -8052,6 +7381,7 @@
                               <w:bCs/>
                               <w:sz w:val="12"/>
                               <w:szCs w:val="12"/>
+                              <w:lang w:val="en-US"/>
                             </w:rPr>
                             <w:t>Token</w:t>
                           </w:r>
@@ -8060,6 +7390,7 @@
                               <w:rFonts w:ascii="Calibri" w:eastAsia="Times New Roman" w:hAnsi="Calibri" w:cs="Calibri"/>
                               <w:sz w:val="12"/>
                               <w:szCs w:val="12"/>
+                              <w:lang w:val="en-US"/>
                             </w:rPr>
                             <w:t xml:space="preserve"> (</w:t>
                           </w:r>
@@ -8068,6 +7399,7 @@
                               <w:rFonts w:ascii="Calibri" w:eastAsia="Times New Roman" w:hAnsi="Calibri" w:cs="Calibri"/>
                               <w:sz w:val="12"/>
                               <w:szCs w:val="12"/>
+                              <w:lang w:val="en-US"/>
                             </w:rPr>
                             <w:t>STRING, "</w:t>
                           </w:r>
@@ -8076,6 +7408,7 @@
                               <w:rFonts w:ascii="Calibri" w:eastAsia="Times New Roman" w:hAnsi="Calibri" w:cs="Calibri"/>
                               <w:sz w:val="12"/>
                               <w:szCs w:val="12"/>
+                              <w:lang w:val="en-US"/>
                             </w:rPr>
                             <w:t>Ken</w:t>
                           </w:r>
@@ -8084,6 +7417,7 @@
                               <w:rFonts w:ascii="Calibri" w:eastAsia="Times New Roman" w:hAnsi="Calibri" w:cs="Calibri"/>
                               <w:sz w:val="12"/>
                               <w:szCs w:val="12"/>
+                              <w:lang w:val="en-US"/>
                             </w:rPr>
                             <w:t>", 1, 16</w:t>
                           </w:r>
@@ -8092,6 +7426,7 @@
                               <w:rFonts w:ascii="Calibri" w:eastAsia="Times New Roman" w:hAnsi="Calibri" w:cs="Calibri"/>
                               <w:sz w:val="12"/>
                               <w:szCs w:val="12"/>
+                              <w:lang w:val="en-US"/>
                             </w:rPr>
                             <w:t>)]</w:t>
                           </w:r>
@@ -8104,6 +7439,7 @@
                               <w:rFonts w:ascii="Calibri" w:eastAsia="Times New Roman" w:hAnsi="Calibri" w:cs="Calibri"/>
                               <w:sz w:val="16"/>
                               <w:szCs w:val="16"/>
+                              <w:lang w:val="en-US"/>
                             </w:rPr>
                           </w:pPr>
                         </w:p>
@@ -8126,6 +7462,7 @@
           <w:rFonts w:ascii="Times New Roman" w:eastAsia="Times New Roman" w:hAnsi="Times New Roman" w:cs="Times New Roman"/>
           <w:b/>
           <w:bCs/>
+          <w:lang w:val="en-US"/>
         </w:rPr>
       </w:pPr>
     </w:p>
@@ -8137,6 +7474,7 @@
           <w:rFonts w:ascii="Times New Roman" w:eastAsia="Times New Roman" w:hAnsi="Times New Roman" w:cs="Times New Roman"/>
           <w:b/>
           <w:bCs/>
+          <w:lang w:val="en-US"/>
         </w:rPr>
       </w:pPr>
     </w:p>
@@ -8148,6 +7486,7 @@
           <w:rFonts w:ascii="Times New Roman" w:eastAsia="Times New Roman" w:hAnsi="Times New Roman" w:cs="Times New Roman"/>
           <w:b/>
           <w:bCs/>
+          <w:lang w:val="en-US"/>
         </w:rPr>
       </w:pPr>
       <w:r>
@@ -8155,6 +7494,7 @@
           <w:rFonts w:ascii="Times New Roman" w:eastAsia="Times New Roman" w:hAnsi="Times New Roman" w:cs="Times New Roman"/>
           <w:b/>
           <w:bCs/>
+          <w:noProof/>
         </w:rPr>
         <mc:AlternateContent>
           <mc:Choice Requires="wps">
@@ -8237,6 +7577,7 @@
           <w:rFonts w:ascii="Times New Roman" w:eastAsia="Times New Roman" w:hAnsi="Times New Roman" w:cs="Times New Roman"/>
           <w:b/>
           <w:bCs/>
+          <w:noProof/>
         </w:rPr>
         <mc:AlternateContent>
           <mc:Choice Requires="wps">
@@ -8315,6 +7656,7 @@
           <w:rFonts w:ascii="Times New Roman" w:eastAsia="Times New Roman" w:hAnsi="Times New Roman" w:cs="Times New Roman"/>
           <w:b/>
           <w:bCs/>
+          <w:noProof/>
         </w:rPr>
         <mc:AlternateContent>
           <mc:Choice Requires="wps">
@@ -8393,6 +7735,7 @@
           <w:rFonts w:ascii="Times New Roman" w:eastAsia="Times New Roman" w:hAnsi="Times New Roman" w:cs="Times New Roman"/>
           <w:b/>
           <w:bCs/>
+          <w:noProof/>
         </w:rPr>
         <mc:AlternateContent>
           <mc:Choice Requires="wps">
@@ -8475,6 +7818,7 @@
           <w:rFonts w:ascii="Times New Roman" w:eastAsia="Times New Roman" w:hAnsi="Times New Roman" w:cs="Times New Roman"/>
           <w:b/>
           <w:bCs/>
+          <w:lang w:val="en-US"/>
         </w:rPr>
       </w:pPr>
       <w:r>
@@ -8482,6 +7826,7 @@
           <w:rFonts w:ascii="Times New Roman" w:eastAsia="Times New Roman" w:hAnsi="Times New Roman" w:cs="Times New Roman"/>
           <w:b/>
           <w:bCs/>
+          <w:lang w:val="en-US"/>
         </w:rPr>
         <w:t xml:space="preserve"> </w:t>
       </w:r>
@@ -8492,6 +7837,7 @@
         <w:ind w:left="0"/>
         <w:rPr>
           <w:rFonts w:ascii="Times New Roman" w:eastAsia="Times New Roman" w:hAnsi="Times New Roman" w:cs="Times New Roman"/>
+          <w:lang w:val="en-US"/>
         </w:rPr>
       </w:pPr>
     </w:p>
@@ -8501,11 +7847,13 @@
         <w:ind w:left="0"/>
         <w:rPr>
           <w:rFonts w:ascii="Times New Roman" w:eastAsia="Times New Roman" w:hAnsi="Times New Roman" w:cs="Times New Roman"/>
-        </w:rPr>
-      </w:pPr>
-      <w:r>
-        <w:rPr>
-          <w:rFonts w:ascii="Times New Roman" w:eastAsia="Times New Roman" w:hAnsi="Times New Roman" w:cs="Times New Roman"/>
+          <w:lang w:val="en-US"/>
+        </w:rPr>
+      </w:pPr>
+      <w:r>
+        <w:rPr>
+          <w:rFonts w:ascii="Times New Roman" w:eastAsia="Times New Roman" w:hAnsi="Times New Roman" w:cs="Times New Roman"/>
+          <w:lang w:val="en-US"/>
         </w:rPr>
         <w:tab/>
       </w:r>
@@ -8545,9 +7893,10 @@
     <w:p>
       <w:pPr>
         <w:pStyle w:val="Prrafodelista"/>
-        <w:ind w:left="0" w:firstLine="708"/>
-        <w:rPr>
-          <w:rFonts w:ascii="Times New Roman" w:eastAsia="Times New Roman" w:hAnsi="Times New Roman" w:cs="Times New Roman"/>
+        <w:ind w:left="0"/>
+        <w:rPr>
+          <w:rFonts w:ascii="Times New Roman" w:eastAsia="Times New Roman" w:hAnsi="Times New Roman" w:cs="Times New Roman"/>
+          <w:lang w:val="es-US"/>
         </w:rPr>
       </w:pPr>
       <w:r>
@@ -8556,29 +7905,33 @@
         </w:rPr>
         <w:t>Para HOOP se diseñó un </w:t>
       </w:r>
-      <w:proofErr w:type="spellStart"/>
       <w:r>
         <w:rPr>
           <w:rFonts w:ascii="Times New Roman" w:eastAsia="Times New Roman" w:hAnsi="Times New Roman" w:cs="Times New Roman"/>
           <w:b/>
           <w:bCs/>
         </w:rPr>
-        <w:t>parser</w:t>
-      </w:r>
-      <w:proofErr w:type="spellEnd"/>
+        <w:t>parser descendente recursivo</w:t>
+      </w:r>
+      <w:r>
+        <w:rPr>
+          <w:rFonts w:ascii="Times New Roman" w:eastAsia="Times New Roman" w:hAnsi="Times New Roman" w:cs="Times New Roman"/>
+        </w:rPr>
+        <w:t> que implementa directamente la </w:t>
+      </w:r>
       <w:r>
         <w:rPr>
           <w:rFonts w:ascii="Times New Roman" w:eastAsia="Times New Roman" w:hAnsi="Times New Roman" w:cs="Times New Roman"/>
           <w:b/>
           <w:bCs/>
         </w:rPr>
-        <w:t xml:space="preserve"> descendente recursivo</w:t>
-      </w:r>
-      <w:r>
-        <w:rPr>
-          <w:rFonts w:ascii="Times New Roman" w:eastAsia="Times New Roman" w:hAnsi="Times New Roman" w:cs="Times New Roman"/>
-        </w:rPr>
-        <w:t> que implementa directamente la </w:t>
+        <w:t>gramática BNF oficial</w:t>
+      </w:r>
+      <w:r>
+        <w:rPr>
+          <w:rFonts w:ascii="Times New Roman" w:eastAsia="Times New Roman" w:hAnsi="Times New Roman" w:cs="Times New Roman"/>
+        </w:rPr>
+        <w:t> del lenguaje adjunta en este documento. Este parser analiza la secuencia de tokens generados por el lexer mencionado en el paso anterior, y los utiliza para construir un </w:t>
       </w:r>
       <w:r>
         <w:rPr>
@@ -8586,53 +7939,13 @@
           <w:b/>
           <w:bCs/>
         </w:rPr>
-        <w:t>gramática BNF oficial</w:t>
-      </w:r>
-      <w:r>
-        <w:rPr>
-          <w:rFonts w:ascii="Times New Roman" w:eastAsia="Times New Roman" w:hAnsi="Times New Roman" w:cs="Times New Roman"/>
-        </w:rPr>
-        <w:t> del lenguaje</w:t>
-      </w:r>
-      <w:r>
-        <w:rPr>
-          <w:rFonts w:ascii="Times New Roman" w:eastAsia="Times New Roman" w:hAnsi="Times New Roman" w:cs="Times New Roman"/>
-        </w:rPr>
-        <w:t xml:space="preserve"> adjunta en este documento</w:t>
-      </w:r>
-      <w:r>
-        <w:rPr>
-          <w:rFonts w:ascii="Times New Roman" w:eastAsia="Times New Roman" w:hAnsi="Times New Roman" w:cs="Times New Roman"/>
-        </w:rPr>
-        <w:t xml:space="preserve">. Este </w:t>
-      </w:r>
-      <w:proofErr w:type="spellStart"/>
-      <w:r>
-        <w:rPr>
-          <w:rFonts w:ascii="Times New Roman" w:eastAsia="Times New Roman" w:hAnsi="Times New Roman" w:cs="Times New Roman"/>
-        </w:rPr>
-        <w:t>parser</w:t>
-      </w:r>
-      <w:proofErr w:type="spellEnd"/>
-      <w:r>
-        <w:rPr>
-          <w:rFonts w:ascii="Times New Roman" w:eastAsia="Times New Roman" w:hAnsi="Times New Roman" w:cs="Times New Roman"/>
-        </w:rPr>
-        <w:t xml:space="preserve"> analiza la secuencia de tokens generados por el </w:t>
-      </w:r>
-      <w:proofErr w:type="spellStart"/>
-      <w:r>
-        <w:rPr>
-          <w:rFonts w:ascii="Times New Roman" w:eastAsia="Times New Roman" w:hAnsi="Times New Roman" w:cs="Times New Roman"/>
-        </w:rPr>
-        <w:t>lexer</w:t>
-      </w:r>
-      <w:proofErr w:type="spellEnd"/>
-      <w:r>
-        <w:rPr>
-          <w:rFonts w:ascii="Times New Roman" w:eastAsia="Times New Roman" w:hAnsi="Times New Roman" w:cs="Times New Roman"/>
-        </w:rPr>
-        <w:t xml:space="preserve"> mencionado en el paso anterior, y los utiliza para construir un </w:t>
+        <w:t>Árbol de Sintaxis Abstracta (AST)</w:t>
+      </w:r>
+      <w:r>
+        <w:rPr>
+          <w:rFonts w:ascii="Times New Roman" w:eastAsia="Times New Roman" w:hAnsi="Times New Roman" w:cs="Times New Roman"/>
+        </w:rPr>
+        <w:t> estructurado o detectar errores sintácticos. No usa librerías externas, toda la implementación es manual utilizando </w:t>
       </w:r>
       <w:r>
         <w:rPr>
@@ -8640,42 +7953,7 @@
           <w:b/>
           <w:bCs/>
         </w:rPr>
-        <w:t>Árbol de Sintaxis Abstracta (AST)</w:t>
-      </w:r>
-      <w:r>
-        <w:rPr>
-          <w:rFonts w:ascii="Times New Roman" w:eastAsia="Times New Roman" w:hAnsi="Times New Roman" w:cs="Times New Roman"/>
-        </w:rPr>
-        <w:t> estructurado o detectar errores sintácticos. No usa librerías externas</w:t>
-      </w:r>
-      <w:r>
-        <w:rPr>
-          <w:rFonts w:ascii="Times New Roman" w:eastAsia="Times New Roman" w:hAnsi="Times New Roman" w:cs="Times New Roman"/>
-        </w:rPr>
-        <w:t>,</w:t>
-      </w:r>
-      <w:r>
-        <w:rPr>
-          <w:rFonts w:ascii="Times New Roman" w:eastAsia="Times New Roman" w:hAnsi="Times New Roman" w:cs="Times New Roman"/>
-        </w:rPr>
-        <w:t xml:space="preserve"> toda la implementación es manual utilizando </w:t>
-      </w:r>
-      <w:r>
-        <w:rPr>
-          <w:rFonts w:ascii="Times New Roman" w:eastAsia="Times New Roman" w:hAnsi="Times New Roman" w:cs="Times New Roman"/>
-          <w:b/>
-          <w:bCs/>
-        </w:rPr>
-        <w:t xml:space="preserve">clases </w:t>
-      </w:r>
-      <w:r>
-        <w:rPr>
-          <w:rFonts w:ascii="Times New Roman" w:eastAsia="Times New Roman" w:hAnsi="Times New Roman" w:cs="Times New Roman"/>
-          <w:b/>
-          <w:bCs/>
-        </w:rPr>
-        <w:lastRenderedPageBreak/>
-        <w:t>de nodos AST especializadas</w:t>
+        <w:t>clases de nodos AST especializadas</w:t>
       </w:r>
       <w:r>
         <w:rPr>
@@ -8687,6 +7965,12 @@
         <w:rPr>
           <w:rFonts w:ascii="Times New Roman" w:eastAsia="Times New Roman" w:hAnsi="Times New Roman" w:cs="Times New Roman"/>
         </w:rPr>
+        <w:t xml:space="preserve"> </w:t>
+      </w:r>
+      <w:r>
+        <w:rPr>
+          <w:rFonts w:ascii="Times New Roman" w:eastAsia="Times New Roman" w:hAnsi="Times New Roman" w:cs="Times New Roman"/>
+        </w:rPr>
         <w:br/>
       </w:r>
       <w:r>
@@ -8694,75 +7978,44 @@
           <w:rFonts w:ascii="Times New Roman" w:eastAsia="Times New Roman" w:hAnsi="Times New Roman" w:cs="Times New Roman"/>
         </w:rPr>
         <w:br/>
-      </w:r>
-      <w:r>
-        <w:rPr>
-          <w:rFonts w:ascii="Times New Roman" w:eastAsia="Times New Roman" w:hAnsi="Times New Roman" w:cs="Times New Roman"/>
-        </w:rPr>
-        <w:t xml:space="preserve">Como sabemos el </w:t>
-      </w:r>
-      <w:proofErr w:type="spellStart"/>
-      <w:r>
-        <w:rPr>
-          <w:rFonts w:ascii="Times New Roman" w:eastAsia="Times New Roman" w:hAnsi="Times New Roman" w:cs="Times New Roman"/>
-        </w:rPr>
-        <w:t>lexer</w:t>
-      </w:r>
-      <w:proofErr w:type="spellEnd"/>
-      <w:r>
-        <w:rPr>
-          <w:rFonts w:ascii="Times New Roman" w:eastAsia="Times New Roman" w:hAnsi="Times New Roman" w:cs="Times New Roman"/>
-        </w:rPr>
-        <w:t xml:space="preserve"> produce una lista de tokens anteriormente vista en la etapa anterior, el </w:t>
-      </w:r>
-      <w:proofErr w:type="spellStart"/>
-      <w:r>
-        <w:rPr>
-          <w:rFonts w:ascii="Times New Roman" w:eastAsia="Times New Roman" w:hAnsi="Times New Roman" w:cs="Times New Roman"/>
-        </w:rPr>
-        <w:t>parser</w:t>
-      </w:r>
-      <w:proofErr w:type="spellEnd"/>
-      <w:r>
-        <w:rPr>
-          <w:rFonts w:ascii="Times New Roman" w:eastAsia="Times New Roman" w:hAnsi="Times New Roman" w:cs="Times New Roman"/>
-        </w:rPr>
-        <w:t xml:space="preserve"> recibe esta lista</w:t>
-      </w:r>
-      <w:r>
-        <w:rPr>
-          <w:rFonts w:ascii="Times New Roman" w:eastAsia="Times New Roman" w:hAnsi="Times New Roman" w:cs="Times New Roman"/>
-        </w:rPr>
-        <w:t xml:space="preserve">, manteniendo tres de los aspectos principales durante el </w:t>
-      </w:r>
-      <w:proofErr w:type="spellStart"/>
-      <w:r>
-        <w:rPr>
-          <w:rFonts w:ascii="Times New Roman" w:eastAsia="Times New Roman" w:hAnsi="Times New Roman" w:cs="Times New Roman"/>
-        </w:rPr>
-        <w:t>parseo</w:t>
-      </w:r>
-      <w:proofErr w:type="spellEnd"/>
-      <w:r>
-        <w:rPr>
-          <w:rFonts w:ascii="Times New Roman" w:eastAsia="Times New Roman" w:hAnsi="Times New Roman" w:cs="Times New Roman"/>
-        </w:rPr>
-        <w:t xml:space="preserve"> (posición actual en la secuencia de tokens, Token actual bajo análisis, y métodos de control para avanzar o retroceder según corresponda durante la verificación de estos tokens). Este </w:t>
-      </w:r>
-      <w:proofErr w:type="spellStart"/>
-      <w:r>
-        <w:rPr>
-          <w:rFonts w:ascii="Times New Roman" w:eastAsia="Times New Roman" w:hAnsi="Times New Roman" w:cs="Times New Roman"/>
-        </w:rPr>
-        <w:t>parser</w:t>
-      </w:r>
-      <w:proofErr w:type="spellEnd"/>
-      <w:r>
-        <w:rPr>
-          <w:rFonts w:ascii="Times New Roman" w:eastAsia="Times New Roman" w:hAnsi="Times New Roman" w:cs="Times New Roman"/>
-        </w:rPr>
-        <w:t xml:space="preserve"> trabaja mediante un descenso recursivo donde cada regla de la gramática BNF se implementa como un método individual.</w:t>
-      </w:r>
+        <w:t>Como sabemos el lexer produce una lista de tokens anteriormente vista en la etapa anterior, el parser recibe esta lista</w:t>
+      </w:r>
+      <w:r>
+        <w:rPr>
+          <w:rFonts w:ascii="Times New Roman" w:eastAsia="Times New Roman" w:hAnsi="Times New Roman" w:cs="Times New Roman"/>
+        </w:rPr>
+        <w:t>, manteniendo tres de los aspectos principales durante el parseo (posición actual en la secuencia de tokens, Token actual bajo análisis, y métodos de control para avanzar o retroceder según corresponda durante la verificación de estos tokens). Este parser trabaja mediante un descenso recursivo donde cada regla de la gramática BNF se implementa como un método individual.</w:t>
+      </w:r>
+      <w:r>
+        <w:rPr>
+          <w:rFonts w:ascii="Times New Roman" w:eastAsia="Times New Roman" w:hAnsi="Times New Roman" w:cs="Times New Roman"/>
+        </w:rPr>
+        <w:t xml:space="preserve"> </w:t>
+      </w:r>
+      <w:r>
+        <w:rPr>
+          <w:rFonts w:ascii="Times New Roman" w:eastAsia="Times New Roman" w:hAnsi="Times New Roman" w:cs="Times New Roman"/>
+          <w:lang w:val="es-US"/>
+        </w:rPr>
+        <w:t>C</w:t>
+      </w:r>
+      <w:r>
+        <w:rPr>
+          <w:rFonts w:ascii="Times New Roman" w:eastAsia="Times New Roman" w:hAnsi="Times New Roman" w:cs="Times New Roman"/>
+          <w:lang w:val="es-US"/>
+        </w:rPr>
+        <w:t>ada función es responsable de reconocer una construcción específica del lenguaje. Por ejemplo, tenemos una función para reconocer declaraciones de variables, otra para reconocer funciones, otra para condicionales, y así sucesivamente.</w:t>
+      </w:r>
+    </w:p>
+    <w:p>
+      <w:pPr>
+        <w:pStyle w:val="Prrafodelista"/>
+        <w:ind w:left="0" w:firstLine="708"/>
+        <w:jc w:val="both"/>
+        <w:rPr>
+          <w:rFonts w:ascii="Times New Roman" w:eastAsia="Times New Roman" w:hAnsi="Times New Roman" w:cs="Times New Roman"/>
+        </w:rPr>
+      </w:pPr>
     </w:p>
     <w:p>
       <w:pPr>
@@ -8777,21 +8030,7 @@
         <w:rPr>
           <w:rFonts w:ascii="Times New Roman" w:eastAsia="Times New Roman" w:hAnsi="Times New Roman" w:cs="Times New Roman"/>
         </w:rPr>
-        <w:t xml:space="preserve">Este </w:t>
-      </w:r>
-      <w:proofErr w:type="spellStart"/>
-      <w:r>
-        <w:rPr>
-          <w:rFonts w:ascii="Times New Roman" w:eastAsia="Times New Roman" w:hAnsi="Times New Roman" w:cs="Times New Roman"/>
-        </w:rPr>
-        <w:t>parser</w:t>
-      </w:r>
-      <w:proofErr w:type="spellEnd"/>
-      <w:r>
-        <w:rPr>
-          <w:rFonts w:ascii="Times New Roman" w:eastAsia="Times New Roman" w:hAnsi="Times New Roman" w:cs="Times New Roman"/>
-        </w:rPr>
-        <w:t xml:space="preserve"> procesa tokens secuencialmente usando tres estrategias principales:</w:t>
+        <w:t>Este parser procesa tokens secuencialmente usando tres estrategias principales:</w:t>
       </w:r>
       <w:r>
         <w:rPr>
@@ -8811,23 +8050,25 @@
           <w:sz w:val="22"/>
           <w:szCs w:val="22"/>
         </w:rPr>
-        <w:t xml:space="preserve">match (tipo, valor): </w:t>
-      </w:r>
-      <w:r>
+        <w:t>match (tipo, valor): Verifica si el token actual coincide sin avanzar.</w:t>
+      </w:r>
+    </w:p>
+    <w:p>
+      <w:pPr>
+        <w:spacing w:line="240" w:lineRule="auto"/>
         <w:rPr>
           <w:rFonts w:ascii="Courier New" w:hAnsi="Courier New" w:cs="Courier New"/>
           <w:sz w:val="22"/>
           <w:szCs w:val="22"/>
         </w:rPr>
-        <w:t>Verifica si el token actual coincide sin avanzar</w:t>
-      </w:r>
+      </w:pPr>
       <w:r>
         <w:rPr>
           <w:rFonts w:ascii="Courier New" w:hAnsi="Courier New" w:cs="Courier New"/>
           <w:sz w:val="22"/>
           <w:szCs w:val="22"/>
         </w:rPr>
-        <w:t>.</w:t>
+        <w:t>expect(tipo, valor): Exige un token específico y avanza, o lanza error.</w:t>
       </w:r>
     </w:p>
     <w:p>
@@ -8839,159 +8080,37 @@
           <w:szCs w:val="22"/>
         </w:rPr>
       </w:pPr>
-      <w:proofErr w:type="spellStart"/>
       <w:r>
         <w:rPr>
           <w:rFonts w:ascii="Courier New" w:hAnsi="Courier New" w:cs="Courier New"/>
           <w:sz w:val="22"/>
           <w:szCs w:val="22"/>
         </w:rPr>
-        <w:t>expect</w:t>
-      </w:r>
-      <w:proofErr w:type="spellEnd"/>
-      <w:r>
+        <w:t>Skip_newlines(): Ignora tokens de formato newlines, whitespaces, comentarios…</w:t>
+      </w:r>
+    </w:p>
+    <w:p>
+      <w:pPr>
+        <w:spacing w:line="240" w:lineRule="auto"/>
+        <w:rPr>
+          <w:rFonts w:ascii="Times New Roman" w:eastAsia="Times New Roman" w:hAnsi="Times New Roman" w:cs="Times New Roman"/>
+        </w:rPr>
+      </w:pPr>
+    </w:p>
+    <w:p>
+      <w:pPr>
+        <w:spacing w:line="240" w:lineRule="auto"/>
         <w:rPr>
           <w:rFonts w:ascii="Courier New" w:hAnsi="Courier New" w:cs="Courier New"/>
           <w:sz w:val="22"/>
           <w:szCs w:val="22"/>
         </w:rPr>
-        <w:t>(</w:t>
-      </w:r>
-      <w:proofErr w:type="spellStart"/>
-      <w:r>
-        <w:rPr>
-          <w:rFonts w:ascii="Courier New" w:hAnsi="Courier New" w:cs="Courier New"/>
-          <w:sz w:val="22"/>
-          <w:szCs w:val="22"/>
-        </w:rPr>
-        <w:t>tripo</w:t>
-      </w:r>
-      <w:proofErr w:type="spellEnd"/>
-      <w:r>
-        <w:rPr>
-          <w:rFonts w:ascii="Courier New" w:hAnsi="Courier New" w:cs="Courier New"/>
-          <w:sz w:val="22"/>
-          <w:szCs w:val="22"/>
-        </w:rPr>
-        <w:t xml:space="preserve">, valor): </w:t>
-      </w:r>
-      <w:r>
-        <w:rPr>
-          <w:rFonts w:ascii="Courier New" w:hAnsi="Courier New" w:cs="Courier New"/>
-          <w:sz w:val="22"/>
-          <w:szCs w:val="22"/>
-        </w:rPr>
-        <w:t>Exige un token específico y avanza, o lanza error</w:t>
-      </w:r>
-      <w:r>
-        <w:rPr>
-          <w:rFonts w:ascii="Courier New" w:hAnsi="Courier New" w:cs="Courier New"/>
-          <w:sz w:val="22"/>
-          <w:szCs w:val="22"/>
-        </w:rPr>
-        <w:t>.</w:t>
-      </w:r>
-    </w:p>
-    <w:p>
-      <w:pPr>
-        <w:spacing w:line="240" w:lineRule="auto"/>
-        <w:rPr>
-          <w:rFonts w:ascii="Courier New" w:hAnsi="Courier New" w:cs="Courier New"/>
-          <w:sz w:val="22"/>
-          <w:szCs w:val="22"/>
-        </w:rPr>
-      </w:pPr>
-      <w:proofErr w:type="spellStart"/>
-      <w:r>
-        <w:rPr>
-          <w:rFonts w:ascii="Courier New" w:hAnsi="Courier New" w:cs="Courier New"/>
-          <w:sz w:val="22"/>
-          <w:szCs w:val="22"/>
-        </w:rPr>
-        <w:t>Skip_newlines</w:t>
-      </w:r>
-      <w:proofErr w:type="spellEnd"/>
-      <w:r>
-        <w:rPr>
-          <w:rFonts w:ascii="Courier New" w:hAnsi="Courier New" w:cs="Courier New"/>
-          <w:sz w:val="22"/>
-          <w:szCs w:val="22"/>
-        </w:rPr>
-        <w:t xml:space="preserve">(): Ignora tokens de formato </w:t>
-      </w:r>
-      <w:proofErr w:type="spellStart"/>
-      <w:r>
-        <w:rPr>
-          <w:rFonts w:ascii="Courier New" w:hAnsi="Courier New" w:cs="Courier New"/>
-          <w:sz w:val="22"/>
-          <w:szCs w:val="22"/>
-        </w:rPr>
-        <w:t>newlines</w:t>
-      </w:r>
-      <w:proofErr w:type="spellEnd"/>
-      <w:r>
-        <w:rPr>
-          <w:rFonts w:ascii="Courier New" w:hAnsi="Courier New" w:cs="Courier New"/>
-          <w:sz w:val="22"/>
-          <w:szCs w:val="22"/>
-        </w:rPr>
-        <w:t xml:space="preserve">, </w:t>
-      </w:r>
-      <w:proofErr w:type="spellStart"/>
-      <w:r>
-        <w:rPr>
-          <w:rFonts w:ascii="Courier New" w:hAnsi="Courier New" w:cs="Courier New"/>
-          <w:sz w:val="22"/>
-          <w:szCs w:val="22"/>
-        </w:rPr>
-        <w:t>whitespaces</w:t>
-      </w:r>
-      <w:proofErr w:type="spellEnd"/>
-      <w:r>
-        <w:rPr>
-          <w:rFonts w:ascii="Courier New" w:hAnsi="Courier New" w:cs="Courier New"/>
-          <w:sz w:val="22"/>
-          <w:szCs w:val="22"/>
-        </w:rPr>
-        <w:t>, comentarios…</w:t>
-      </w:r>
-    </w:p>
-    <w:p>
-      <w:pPr>
-        <w:spacing w:line="240" w:lineRule="auto"/>
-        <w:rPr>
-          <w:rFonts w:ascii="Times New Roman" w:eastAsia="Times New Roman" w:hAnsi="Times New Roman" w:cs="Times New Roman"/>
-        </w:rPr>
-      </w:pPr>
-    </w:p>
-    <w:p>
-      <w:pPr>
-        <w:spacing w:line="240" w:lineRule="auto"/>
-        <w:rPr>
-          <w:rFonts w:ascii="Courier New" w:hAnsi="Courier New" w:cs="Courier New"/>
-          <w:sz w:val="22"/>
-          <w:szCs w:val="22"/>
-        </w:rPr>
-      </w:pPr>
-      <w:r>
-        <w:rPr>
-          <w:rFonts w:ascii="Times New Roman" w:eastAsia="Times New Roman" w:hAnsi="Times New Roman" w:cs="Times New Roman"/>
-        </w:rPr>
-        <w:t xml:space="preserve">En lugar de solo validar sintaxis, el </w:t>
-      </w:r>
-      <w:proofErr w:type="spellStart"/>
-      <w:r>
-        <w:rPr>
-          <w:rFonts w:ascii="Times New Roman" w:eastAsia="Times New Roman" w:hAnsi="Times New Roman" w:cs="Times New Roman"/>
-        </w:rPr>
-        <w:t>parser</w:t>
-      </w:r>
-      <w:proofErr w:type="spellEnd"/>
-      <w:r>
-        <w:rPr>
-          <w:rFonts w:ascii="Times New Roman" w:eastAsia="Times New Roman" w:hAnsi="Times New Roman" w:cs="Times New Roman"/>
-        </w:rPr>
-        <w:t xml:space="preserve"> construye un </w:t>
+      </w:pPr>
+      <w:r>
+        <w:rPr>
+          <w:rFonts w:ascii="Times New Roman" w:eastAsia="Times New Roman" w:hAnsi="Times New Roman" w:cs="Times New Roman"/>
+        </w:rPr>
+        <w:t>En lugar de solo validar sintaxis, el parser construye un </w:t>
       </w:r>
       <w:r>
         <w:rPr>
@@ -9020,7 +8139,6 @@
         <w:br/>
       </w:r>
       <w:hyperlink r:id="rId5" w:history="1">
-        <w:proofErr w:type="spellStart"/>
         <w:r>
           <w:rPr>
             <w:rFonts w:ascii="Courier New" w:hAnsi="Courier New" w:cs="Courier New"/>
@@ -9029,7 +8147,6 @@
           </w:rPr>
           <w:t>ProgramaNode</w:t>
         </w:r>
-        <w:proofErr w:type="spellEnd"/>
       </w:hyperlink>
       <w:r>
         <w:rPr>
@@ -9050,7 +8167,6 @@
         </w:rPr>
       </w:pPr>
       <w:hyperlink r:id="rId6" w:history="1">
-        <w:proofErr w:type="spellStart"/>
         <w:r>
           <w:rPr>
             <w:rFonts w:ascii="Courier New" w:hAnsi="Courier New" w:cs="Courier New"/>
@@ -9059,7 +8175,6 @@
           </w:rPr>
           <w:t>DeclaracionNode</w:t>
         </w:r>
-        <w:proofErr w:type="spellEnd"/>
       </w:hyperlink>
       <w:r>
         <w:rPr>
@@ -9080,7 +8195,6 @@
         </w:rPr>
       </w:pPr>
       <w:hyperlink r:id="rId7" w:history="1">
-        <w:proofErr w:type="spellStart"/>
         <w:r>
           <w:rPr>
             <w:rFonts w:ascii="Courier New" w:hAnsi="Courier New" w:cs="Courier New"/>
@@ -9089,7 +8203,6 @@
           </w:rPr>
           <w:t>FuncionNode</w:t>
         </w:r>
-        <w:proofErr w:type="spellEnd"/>
       </w:hyperlink>
       <w:r>
         <w:rPr>
@@ -9110,7 +8223,6 @@
         </w:rPr>
       </w:pPr>
       <w:hyperlink r:id="rId8" w:history="1">
-        <w:proofErr w:type="spellStart"/>
         <w:r>
           <w:rPr>
             <w:rFonts w:ascii="Courier New" w:hAnsi="Courier New" w:cs="Courier New"/>
@@ -9119,7 +8231,6 @@
           </w:rPr>
           <w:t>ClaseNode</w:t>
         </w:r>
-        <w:proofErr w:type="spellEnd"/>
       </w:hyperlink>
       <w:r>
         <w:rPr>
@@ -9140,7 +8251,6 @@
         </w:rPr>
       </w:pPr>
       <w:hyperlink r:id="rId9" w:history="1">
-        <w:proofErr w:type="spellStart"/>
         <w:r>
           <w:rPr>
             <w:rFonts w:ascii="Courier New" w:hAnsi="Courier New" w:cs="Courier New"/>
@@ -9149,7 +8259,6 @@
           </w:rPr>
           <w:t>OperacionNode</w:t>
         </w:r>
-        <w:proofErr w:type="spellEnd"/>
       </w:hyperlink>
       <w:r>
         <w:rPr>
@@ -9170,7 +8279,6 @@
         </w:rPr>
       </w:pPr>
       <w:hyperlink r:id="rId10" w:history="1">
-        <w:proofErr w:type="spellStart"/>
         <w:r>
           <w:rPr>
             <w:rFonts w:ascii="Courier New" w:hAnsi="Courier New" w:cs="Courier New"/>
@@ -9179,7 +8287,6 @@
           </w:rPr>
           <w:t>LiteralNode</w:t>
         </w:r>
-        <w:proofErr w:type="spellEnd"/>
       </w:hyperlink>
       <w:r>
         <w:rPr>
@@ -9187,43 +8294,7 @@
           <w:sz w:val="22"/>
           <w:szCs w:val="22"/>
         </w:rPr>
-        <w:t xml:space="preserve"> → Valores literales (números, </w:t>
-      </w:r>
-      <w:proofErr w:type="spellStart"/>
-      <w:r>
-        <w:rPr>
-          <w:rFonts w:ascii="Courier New" w:hAnsi="Courier New" w:cs="Courier New"/>
-          <w:sz w:val="22"/>
-          <w:szCs w:val="22"/>
-        </w:rPr>
-        <w:t>strings</w:t>
-      </w:r>
-      <w:proofErr w:type="spellEnd"/>
-      <w:r>
-        <w:rPr>
-          <w:rFonts w:ascii="Courier New" w:hAnsi="Courier New" w:cs="Courier New"/>
-          <w:sz w:val="22"/>
-          <w:szCs w:val="22"/>
-        </w:rPr>
-        <w:t xml:space="preserve">, </w:t>
-      </w:r>
-      <w:proofErr w:type="spellStart"/>
-      <w:r>
-        <w:rPr>
-          <w:rFonts w:ascii="Courier New" w:hAnsi="Courier New" w:cs="Courier New"/>
-          <w:sz w:val="22"/>
-          <w:szCs w:val="22"/>
-        </w:rPr>
-        <w:t>booleans</w:t>
-      </w:r>
-      <w:proofErr w:type="spellEnd"/>
-      <w:r>
-        <w:rPr>
-          <w:rFonts w:ascii="Courier New" w:hAnsi="Courier New" w:cs="Courier New"/>
-          <w:sz w:val="22"/>
-          <w:szCs w:val="22"/>
-        </w:rPr>
-        <w:t>)</w:t>
+        <w:t> → Valores literales (números, strings, booleans)</w:t>
       </w:r>
     </w:p>
     <w:p>
@@ -9237,27 +8308,14 @@
         <w:rPr>
           <w:rFonts w:ascii="Times New Roman" w:eastAsia="Times New Roman" w:hAnsi="Times New Roman" w:cs="Times New Roman"/>
         </w:rPr>
+        <w:lastRenderedPageBreak/>
         <w:br/>
       </w:r>
       <w:r>
         <w:rPr>
           <w:rFonts w:ascii="Times New Roman" w:eastAsia="Times New Roman" w:hAnsi="Times New Roman" w:cs="Times New Roman"/>
         </w:rPr>
-        <w:t xml:space="preserve">Una característica única es el </w:t>
-      </w:r>
-      <w:proofErr w:type="spellStart"/>
-      <w:r>
-        <w:rPr>
-          <w:rFonts w:ascii="Times New Roman" w:eastAsia="Times New Roman" w:hAnsi="Times New Roman" w:cs="Times New Roman"/>
-        </w:rPr>
-        <w:t>parsing</w:t>
-      </w:r>
-      <w:proofErr w:type="spellEnd"/>
-      <w:r>
-        <w:rPr>
-          <w:rFonts w:ascii="Times New Roman" w:eastAsia="Times New Roman" w:hAnsi="Times New Roman" w:cs="Times New Roman"/>
-        </w:rPr>
-        <w:t xml:space="preserve"> de operadores en palabras de HOOP (</w:t>
+        <w:t>Una característica única es el parsing de operadores en palabras de HOOP (</w:t>
       </w:r>
       <w:hyperlink r:id="rId11" w:history="1">
         <w:r>
@@ -9271,49 +8329,7 @@
         <w:rPr>
           <w:rFonts w:ascii="Times New Roman" w:eastAsia="Times New Roman" w:hAnsi="Times New Roman" w:cs="Times New Roman"/>
         </w:rPr>
-        <w:t>, plus, </w:t>
-      </w:r>
-      <w:proofErr w:type="spellStart"/>
-      <w:r>
-        <w:rPr>
-          <w:rFonts w:ascii="Times New Roman" w:eastAsia="Times New Roman" w:hAnsi="Times New Roman" w:cs="Times New Roman"/>
-        </w:rPr>
-        <w:t>minus</w:t>
-      </w:r>
-      <w:proofErr w:type="spellEnd"/>
-      <w:r>
-        <w:rPr>
-          <w:rFonts w:ascii="Times New Roman" w:eastAsia="Times New Roman" w:hAnsi="Times New Roman" w:cs="Times New Roman"/>
-        </w:rPr>
-        <w:t>, </w:t>
-      </w:r>
-      <w:proofErr w:type="spellStart"/>
-      <w:r>
-        <w:rPr>
-          <w:rFonts w:ascii="Times New Roman" w:eastAsia="Times New Roman" w:hAnsi="Times New Roman" w:cs="Times New Roman"/>
-        </w:rPr>
-        <w:t>greater</w:t>
-      </w:r>
-      <w:proofErr w:type="spellEnd"/>
-      <w:r>
-        <w:rPr>
-          <w:rFonts w:ascii="Times New Roman" w:eastAsia="Times New Roman" w:hAnsi="Times New Roman" w:cs="Times New Roman"/>
-        </w:rPr>
-        <w:t>, etc.) implementado mediante </w:t>
-      </w:r>
-      <w:proofErr w:type="spellStart"/>
-      <w:r>
-        <w:rPr>
-          <w:rFonts w:ascii="Times New Roman" w:eastAsia="Times New Roman" w:hAnsi="Times New Roman" w:cs="Times New Roman"/>
-        </w:rPr>
-        <w:t>parsing</w:t>
-      </w:r>
-      <w:proofErr w:type="spellEnd"/>
-      <w:r>
-        <w:rPr>
-          <w:rFonts w:ascii="Times New Roman" w:eastAsia="Times New Roman" w:hAnsi="Times New Roman" w:cs="Times New Roman"/>
-        </w:rPr>
-        <w:t xml:space="preserve"> de precedencia en métodos específicos:</w:t>
+        <w:t>, plus, minus, greater, etc.) implementado mediante parsing de precedencia en métodos específicos:</w:t>
       </w:r>
     </w:p>
     <w:p>
@@ -9331,26 +8347,146 @@
           <w:rFonts w:ascii="Courier New" w:hAnsi="Courier New" w:cs="Courier New"/>
           <w:sz w:val="22"/>
           <w:szCs w:val="22"/>
+          <w:lang w:val="en-US"/>
         </w:rPr>
       </w:pPr>
       <w:hyperlink r:id="rId12" w:history="1">
-        <w:proofErr w:type="spellStart"/>
+        <w:r>
+          <w:rPr>
+            <w:rFonts w:ascii="Courier New" w:hAnsi="Courier New" w:cs="Courier New"/>
+            <w:sz w:val="22"/>
+            <w:szCs w:val="22"/>
+            <w:lang w:val="en-US"/>
+          </w:rPr>
+          <w:t>parse_operacion_</w:t>
+        </w:r>
+        <w:proofErr w:type="gramStart"/>
+        <w:r>
+          <w:rPr>
+            <w:rFonts w:ascii="Courier New" w:hAnsi="Courier New" w:cs="Courier New"/>
+            <w:sz w:val="22"/>
+            <w:szCs w:val="22"/>
+            <w:lang w:val="en-US"/>
+          </w:rPr>
+          <w:t>logica(</w:t>
+        </w:r>
+        <w:proofErr w:type="gramEnd"/>
+        <w:r>
+          <w:rPr>
+            <w:rFonts w:ascii="Courier New" w:hAnsi="Courier New" w:cs="Courier New"/>
+            <w:sz w:val="22"/>
+            <w:szCs w:val="22"/>
+            <w:lang w:val="en-US"/>
+          </w:rPr>
+          <w:t>)</w:t>
+        </w:r>
+      </w:hyperlink>
+      <w:r>
+        <w:rPr>
+          <w:rFonts w:ascii="Courier New" w:hAnsi="Courier New" w:cs="Courier New"/>
+          <w:sz w:val="22"/>
+          <w:szCs w:val="22"/>
+          <w:lang w:val="en-US"/>
+        </w:rPr>
+        <w:t> → and, or</w:t>
+      </w:r>
+    </w:p>
+    <w:p>
+      <w:pPr>
+        <w:spacing w:line="240" w:lineRule="auto"/>
+        <w:rPr>
+          <w:rFonts w:ascii="Courier New" w:hAnsi="Courier New" w:cs="Courier New"/>
+          <w:sz w:val="22"/>
+          <w:szCs w:val="22"/>
+          <w:lang w:val="en-US"/>
+        </w:rPr>
+      </w:pPr>
+      <w:hyperlink r:id="rId13" w:history="1">
+        <w:r>
+          <w:rPr>
+            <w:rFonts w:ascii="Courier New" w:hAnsi="Courier New" w:cs="Courier New"/>
+            <w:sz w:val="22"/>
+            <w:szCs w:val="22"/>
+            <w:lang w:val="en-US"/>
+          </w:rPr>
+          <w:t>parse_operacion_</w:t>
+        </w:r>
+        <w:proofErr w:type="gramStart"/>
+        <w:r>
+          <w:rPr>
+            <w:rFonts w:ascii="Courier New" w:hAnsi="Courier New" w:cs="Courier New"/>
+            <w:sz w:val="22"/>
+            <w:szCs w:val="22"/>
+            <w:lang w:val="en-US"/>
+          </w:rPr>
+          <w:t>comparacion(</w:t>
+        </w:r>
+        <w:proofErr w:type="gramEnd"/>
+        <w:r>
+          <w:rPr>
+            <w:rFonts w:ascii="Courier New" w:hAnsi="Courier New" w:cs="Courier New"/>
+            <w:sz w:val="22"/>
+            <w:szCs w:val="22"/>
+            <w:lang w:val="en-US"/>
+          </w:rPr>
+          <w:t>)</w:t>
+        </w:r>
+      </w:hyperlink>
+      <w:r>
+        <w:rPr>
+          <w:rFonts w:ascii="Courier New" w:hAnsi="Courier New" w:cs="Courier New"/>
+          <w:sz w:val="22"/>
+          <w:szCs w:val="22"/>
+          <w:lang w:val="en-US"/>
+        </w:rPr>
+        <w:t> → equals, greater, less</w:t>
+      </w:r>
+    </w:p>
+    <w:p>
+      <w:pPr>
+        <w:spacing w:line="240" w:lineRule="auto"/>
+        <w:rPr>
+          <w:rFonts w:ascii="Courier New" w:hAnsi="Courier New" w:cs="Courier New"/>
+          <w:sz w:val="22"/>
+          <w:szCs w:val="22"/>
+        </w:rPr>
+      </w:pPr>
+      <w:hyperlink r:id="rId14" w:history="1">
         <w:r>
           <w:rPr>
             <w:rFonts w:ascii="Courier New" w:hAnsi="Courier New" w:cs="Courier New"/>
             <w:sz w:val="22"/>
             <w:szCs w:val="22"/>
           </w:rPr>
-          <w:t>parse_operacion_logica</w:t>
+          <w:t>parse_operacion_aritmetica()</w:t>
         </w:r>
-        <w:proofErr w:type="spellEnd"/>
+      </w:hyperlink>
+      <w:r>
+        <w:rPr>
+          <w:rFonts w:ascii="Courier New" w:hAnsi="Courier New" w:cs="Courier New"/>
+          <w:sz w:val="22"/>
+          <w:szCs w:val="22"/>
+        </w:rPr>
+        <w:t> → plus, minus</w:t>
+      </w:r>
+    </w:p>
+    <w:p>
+      <w:pPr>
+        <w:spacing w:line="240" w:lineRule="auto"/>
+        <w:rPr>
+          <w:rFonts w:ascii="Courier New" w:hAnsi="Courier New" w:cs="Courier New"/>
+          <w:sz w:val="22"/>
+          <w:szCs w:val="22"/>
+        </w:rPr>
+      </w:pPr>
+      <w:hyperlink r:id="rId15" w:history="1">
         <w:r>
           <w:rPr>
             <w:rFonts w:ascii="Courier New" w:hAnsi="Courier New" w:cs="Courier New"/>
             <w:sz w:val="22"/>
             <w:szCs w:val="22"/>
           </w:rPr>
-          <w:t>()</w:t>
+          <w:t>parse_operacion_multiplicativa()</w:t>
         </w:r>
       </w:hyperlink>
       <w:r>
@@ -9359,183 +8495,109 @@
           <w:sz w:val="22"/>
           <w:szCs w:val="22"/>
         </w:rPr>
-        <w:t> → and, </w:t>
-      </w:r>
-      <w:proofErr w:type="spellStart"/>
-      <w:r>
-        <w:rPr>
-          <w:rFonts w:ascii="Courier New" w:hAnsi="Courier New" w:cs="Courier New"/>
-          <w:sz w:val="22"/>
-          <w:szCs w:val="22"/>
-        </w:rPr>
-        <w:t>or</w:t>
-      </w:r>
-      <w:proofErr w:type="spellEnd"/>
+        <w:t> → times, divide, mod</w:t>
+      </w:r>
     </w:p>
     <w:p>
       <w:pPr>
         <w:spacing w:line="240" w:lineRule="auto"/>
         <w:rPr>
-          <w:rFonts w:ascii="Courier New" w:hAnsi="Courier New" w:cs="Courier New"/>
-          <w:sz w:val="22"/>
-          <w:szCs w:val="22"/>
-        </w:rPr>
-      </w:pPr>
-      <w:hyperlink r:id="rId13" w:history="1">
-        <w:proofErr w:type="spellStart"/>
+          <w:rFonts w:ascii="Times New Roman" w:eastAsia="Times New Roman" w:hAnsi="Times New Roman" w:cs="Times New Roman"/>
+          <w:lang w:val="es-US"/>
+        </w:rPr>
+      </w:pPr>
+    </w:p>
+    <w:p>
+      <w:pPr>
+        <w:spacing w:line="240" w:lineRule="auto"/>
+        <w:rPr>
+          <w:rFonts w:ascii="Times New Roman" w:eastAsia="Times New Roman" w:hAnsi="Times New Roman" w:cs="Times New Roman"/>
+          <w:lang w:val="es-US"/>
+        </w:rPr>
+      </w:pPr>
+      <w:r>
+        <w:rPr>
+          <w:rFonts w:ascii="Times New Roman" w:eastAsia="Times New Roman" w:hAnsi="Times New Roman" w:cs="Times New Roman"/>
+          <w:lang w:val="es-US"/>
+        </w:rPr>
+        <w:t>En cuanto a la detección de errores, HOOP verifica inicialmente que no haya errores léxicos para continuar con sus siguientes fases, así como verificar que no haya errores sintácticos para proceder, la metodología del parse se basa en:</w:t>
+      </w:r>
+    </w:p>
+    <w:p>
+      <w:pPr>
+        <w:numPr>
+          <w:ilvl w:val="0"/>
+          <w:numId w:val="5"/>
+        </w:numPr>
+        <w:spacing w:line="240" w:lineRule="auto"/>
+        <w:rPr>
+          <w:rFonts w:ascii="Times New Roman" w:eastAsia="Times New Roman" w:hAnsi="Times New Roman" w:cs="Times New Roman"/>
+          <w:lang w:val="es-US"/>
+        </w:rPr>
+      </w:pPr>
+      <w:r>
+        <w:rPr>
+          <w:rFonts w:ascii="Times New Roman" w:eastAsia="Times New Roman" w:hAnsi="Times New Roman" w:cs="Times New Roman"/>
+          <w:lang w:val="es-US"/>
+        </w:rPr>
+        <w:t>Identifica el problema: Token esperado vs encontrado</w:t>
+      </w:r>
+    </w:p>
+    <w:p>
+      <w:pPr>
+        <w:numPr>
+          <w:ilvl w:val="0"/>
+          <w:numId w:val="5"/>
+        </w:numPr>
+        <w:spacing w:line="240" w:lineRule="auto"/>
+        <w:rPr>
+          <w:rFonts w:ascii="Times New Roman" w:eastAsia="Times New Roman" w:hAnsi="Times New Roman" w:cs="Times New Roman"/>
+          <w:lang w:val="es-US"/>
+        </w:rPr>
+      </w:pPr>
+      <w:r>
+        <w:rPr>
+          <w:rFonts w:ascii="Times New Roman" w:eastAsia="Times New Roman" w:hAnsi="Times New Roman" w:cs="Times New Roman"/>
+          <w:lang w:val="es-US"/>
+        </w:rPr>
+        <w:t>Incluye contexto: Línea y posición del error</w:t>
+      </w:r>
+    </w:p>
+    <w:p>
+      <w:pPr>
+        <w:numPr>
+          <w:ilvl w:val="0"/>
+          <w:numId w:val="5"/>
+        </w:numPr>
+        <w:spacing w:line="240" w:lineRule="auto"/>
+        <w:rPr>
+          <w:rFonts w:ascii="Times New Roman" w:eastAsia="Times New Roman" w:hAnsi="Times New Roman" w:cs="Times New Roman"/>
+          <w:lang w:val="es-US"/>
+        </w:rPr>
+      </w:pPr>
+      <w:r>
+        <w:rPr>
+          <w:rFonts w:ascii="Times New Roman" w:eastAsia="Times New Roman" w:hAnsi="Times New Roman" w:cs="Times New Roman"/>
+          <w:lang w:val="es-US"/>
+        </w:rPr>
+        <w:t>Lanza </w:t>
+      </w:r>
+      <w:hyperlink r:id="rId16" w:history="1">
         <w:r>
           <w:rPr>
             <w:rFonts w:ascii="Courier New" w:hAnsi="Courier New" w:cs="Courier New"/>
             <w:sz w:val="22"/>
             <w:szCs w:val="22"/>
           </w:rPr>
-          <w:t>parse_operacion_comparacion</w:t>
-        </w:r>
-        <w:proofErr w:type="spellEnd"/>
-        <w:r>
-          <w:rPr>
-            <w:rFonts w:ascii="Courier New" w:hAnsi="Courier New" w:cs="Courier New"/>
-            <w:sz w:val="22"/>
-            <w:szCs w:val="22"/>
-          </w:rPr>
-          <w:t>()</w:t>
+          <w:t>ParseError</w:t>
         </w:r>
       </w:hyperlink>
       <w:r>
         <w:rPr>
-          <w:rFonts w:ascii="Courier New" w:hAnsi="Courier New" w:cs="Courier New"/>
-          <w:sz w:val="22"/>
-          <w:szCs w:val="22"/>
-        </w:rPr>
-        <w:t> → equals, greater, less</w:t>
-      </w:r>
-    </w:p>
-    <w:p>
-      <w:pPr>
-        <w:spacing w:line="240" w:lineRule="auto"/>
-        <w:rPr>
-          <w:rFonts w:ascii="Courier New" w:hAnsi="Courier New" w:cs="Courier New"/>
-          <w:sz w:val="22"/>
-          <w:szCs w:val="22"/>
-        </w:rPr>
-      </w:pPr>
-      <w:hyperlink r:id="rId14" w:history="1">
-        <w:proofErr w:type="spellStart"/>
-        <w:r>
-          <w:rPr>
-            <w:rFonts w:ascii="Courier New" w:hAnsi="Courier New" w:cs="Courier New"/>
-            <w:sz w:val="22"/>
-            <w:szCs w:val="22"/>
-          </w:rPr>
-          <w:t>parse_operacion_aritmetica</w:t>
-        </w:r>
-        <w:proofErr w:type="spellEnd"/>
-        <w:r>
-          <w:rPr>
-            <w:rFonts w:ascii="Courier New" w:hAnsi="Courier New" w:cs="Courier New"/>
-            <w:sz w:val="22"/>
-            <w:szCs w:val="22"/>
-          </w:rPr>
-          <w:t>()</w:t>
-        </w:r>
-      </w:hyperlink>
-      <w:r>
-        <w:rPr>
-          <w:rFonts w:ascii="Courier New" w:hAnsi="Courier New" w:cs="Courier New"/>
-          <w:sz w:val="22"/>
-          <w:szCs w:val="22"/>
-        </w:rPr>
-        <w:t> → plus, </w:t>
-      </w:r>
-      <w:proofErr w:type="spellStart"/>
-      <w:r>
-        <w:rPr>
-          <w:rFonts w:ascii="Courier New" w:hAnsi="Courier New" w:cs="Courier New"/>
-          <w:sz w:val="22"/>
-          <w:szCs w:val="22"/>
-        </w:rPr>
-        <w:t>minus</w:t>
-      </w:r>
-      <w:proofErr w:type="spellEnd"/>
-    </w:p>
-    <w:p>
-      <w:pPr>
-        <w:spacing w:line="240" w:lineRule="auto"/>
-        <w:rPr>
-          <w:rFonts w:ascii="Courier New" w:hAnsi="Courier New" w:cs="Courier New"/>
-          <w:sz w:val="22"/>
-          <w:szCs w:val="22"/>
-        </w:rPr>
-      </w:pPr>
-      <w:hyperlink r:id="rId15" w:history="1">
-        <w:proofErr w:type="spellStart"/>
-        <w:r>
-          <w:rPr>
-            <w:rFonts w:ascii="Courier New" w:hAnsi="Courier New" w:cs="Courier New"/>
-            <w:sz w:val="22"/>
-            <w:szCs w:val="22"/>
-          </w:rPr>
-          <w:t>parse_operacion_multiplicativa</w:t>
-        </w:r>
-        <w:proofErr w:type="spellEnd"/>
-        <w:r>
-          <w:rPr>
-            <w:rFonts w:ascii="Courier New" w:hAnsi="Courier New" w:cs="Courier New"/>
-            <w:sz w:val="22"/>
-            <w:szCs w:val="22"/>
-          </w:rPr>
-          <w:t>()</w:t>
-        </w:r>
-      </w:hyperlink>
-      <w:r>
-        <w:rPr>
-          <w:rFonts w:ascii="Courier New" w:hAnsi="Courier New" w:cs="Courier New"/>
-          <w:sz w:val="22"/>
-          <w:szCs w:val="22"/>
-        </w:rPr>
-        <w:t> → times, divide, mod</w:t>
-      </w:r>
-    </w:p>
-    <w:p>
-      <w:pPr>
-        <w:spacing w:line="240" w:lineRule="auto"/>
-        <w:rPr>
           <w:rFonts w:ascii="Times New Roman" w:eastAsia="Times New Roman" w:hAnsi="Times New Roman" w:cs="Times New Roman"/>
           <w:lang w:val="es-US"/>
         </w:rPr>
-      </w:pPr>
-    </w:p>
-    <w:p>
-      <w:pPr>
-        <w:spacing w:line="240" w:lineRule="auto"/>
-        <w:rPr>
-          <w:rFonts w:ascii="Times New Roman" w:eastAsia="Times New Roman" w:hAnsi="Times New Roman" w:cs="Times New Roman"/>
-          <w:lang w:val="es-US"/>
-        </w:rPr>
-      </w:pPr>
-      <w:r>
-        <w:rPr>
-          <w:rFonts w:ascii="Times New Roman" w:eastAsia="Times New Roman" w:hAnsi="Times New Roman" w:cs="Times New Roman"/>
-          <w:lang w:val="es-US"/>
-        </w:rPr>
-        <w:lastRenderedPageBreak/>
-        <w:t xml:space="preserve">En cuanto a la detección de errores, HOOP verifica inicialmente que no haya errores léxicos para continuar con sus siguientes fases, así como verificar que no haya errores sintácticos para proceder, la metodología del </w:t>
-      </w:r>
-      <w:proofErr w:type="spellStart"/>
-      <w:r>
-        <w:rPr>
-          <w:rFonts w:ascii="Times New Roman" w:eastAsia="Times New Roman" w:hAnsi="Times New Roman" w:cs="Times New Roman"/>
-          <w:lang w:val="es-US"/>
-        </w:rPr>
-        <w:t>parse</w:t>
-      </w:r>
-      <w:proofErr w:type="spellEnd"/>
-      <w:r>
-        <w:rPr>
-          <w:rFonts w:ascii="Times New Roman" w:eastAsia="Times New Roman" w:hAnsi="Times New Roman" w:cs="Times New Roman"/>
-          <w:lang w:val="es-US"/>
-        </w:rPr>
-        <w:t xml:space="preserve"> se basa en:</w:t>
+        <w:t>: Con mensaje descriptivo y token problemático</w:t>
       </w:r>
     </w:p>
     <w:p>
@@ -9555,35 +8617,20 @@
           <w:rFonts w:ascii="Times New Roman" w:eastAsia="Times New Roman" w:hAnsi="Times New Roman" w:cs="Times New Roman"/>
           <w:lang w:val="es-US"/>
         </w:rPr>
-        <w:t>Identifica el problema: Token esperado vs encontrado</w:t>
+        <w:t>Implementa backtracking: Para distinguir entre asignaciones y expresiones</w:t>
       </w:r>
     </w:p>
     <w:p>
       <w:pPr>
-        <w:numPr>
-          <w:ilvl w:val="0"/>
-          <w:numId w:val="5"/>
-        </w:numPr>
         <w:spacing w:line="240" w:lineRule="auto"/>
         <w:rPr>
           <w:rFonts w:ascii="Times New Roman" w:eastAsia="Times New Roman" w:hAnsi="Times New Roman" w:cs="Times New Roman"/>
           <w:lang w:val="es-US"/>
         </w:rPr>
       </w:pPr>
-      <w:r>
-        <w:rPr>
-          <w:rFonts w:ascii="Times New Roman" w:eastAsia="Times New Roman" w:hAnsi="Times New Roman" w:cs="Times New Roman"/>
-          <w:lang w:val="es-US"/>
-        </w:rPr>
-        <w:t>Incluye contexto: Línea y posición del error</w:t>
-      </w:r>
     </w:p>
     <w:p>
       <w:pPr>
-        <w:numPr>
-          <w:ilvl w:val="0"/>
-          <w:numId w:val="5"/>
-        </w:numPr>
         <w:spacing w:line="240" w:lineRule="auto"/>
         <w:rPr>
           <w:rFonts w:ascii="Times New Roman" w:eastAsia="Times New Roman" w:hAnsi="Times New Roman" w:cs="Times New Roman"/>
@@ -9595,99 +8642,7 @@
           <w:rFonts w:ascii="Times New Roman" w:eastAsia="Times New Roman" w:hAnsi="Times New Roman" w:cs="Times New Roman"/>
           <w:lang w:val="es-US"/>
         </w:rPr>
-        <w:t>Lanza </w:t>
-      </w:r>
-      <w:proofErr w:type="spellStart"/>
-      <w:r>
-        <w:rPr>
-          <w:rFonts w:ascii="Courier New" w:hAnsi="Courier New" w:cs="Courier New"/>
-          <w:sz w:val="22"/>
-          <w:szCs w:val="22"/>
-        </w:rPr>
-        <w:fldChar w:fldCharType="begin"/>
-      </w:r>
-      <w:r>
-        <w:rPr>
-          <w:rFonts w:ascii="Courier New" w:hAnsi="Courier New" w:cs="Courier New"/>
-          <w:sz w:val="22"/>
-          <w:szCs w:val="22"/>
-        </w:rPr>
-        <w:instrText>HYPERLINK "vscode-file://vscode-app/c:/Users/Kendall%20Fonseca/AppData/Local/Programs/Microsoft%20VS%20Code%20Insiders/resources/app/out/vs/code/electron-browser/workbench/workbench.html" \o ""</w:instrText>
-      </w:r>
-      <w:r>
-        <w:rPr>
-          <w:rFonts w:ascii="Courier New" w:hAnsi="Courier New" w:cs="Courier New"/>
-          <w:sz w:val="22"/>
-          <w:szCs w:val="22"/>
-        </w:rPr>
-      </w:r>
-      <w:r>
-        <w:rPr>
-          <w:rFonts w:ascii="Courier New" w:hAnsi="Courier New" w:cs="Courier New"/>
-          <w:sz w:val="22"/>
-          <w:szCs w:val="22"/>
-        </w:rPr>
-        <w:fldChar w:fldCharType="separate"/>
-      </w:r>
-      <w:r>
-        <w:rPr>
-          <w:rFonts w:ascii="Courier New" w:hAnsi="Courier New" w:cs="Courier New"/>
-          <w:sz w:val="22"/>
-          <w:szCs w:val="22"/>
-        </w:rPr>
-        <w:t>ParseError</w:t>
-      </w:r>
-      <w:proofErr w:type="spellEnd"/>
-      <w:r>
-        <w:rPr>
-          <w:rFonts w:ascii="Courier New" w:hAnsi="Courier New" w:cs="Courier New"/>
-          <w:sz w:val="22"/>
-          <w:szCs w:val="22"/>
-        </w:rPr>
-        <w:fldChar w:fldCharType="end"/>
-      </w:r>
-      <w:r>
-        <w:rPr>
-          <w:rFonts w:ascii="Times New Roman" w:eastAsia="Times New Roman" w:hAnsi="Times New Roman" w:cs="Times New Roman"/>
-          <w:lang w:val="es-US"/>
-        </w:rPr>
-        <w:t>: Con mensaje descriptivo y token problemático</w:t>
-      </w:r>
-    </w:p>
-    <w:p>
-      <w:pPr>
-        <w:numPr>
-          <w:ilvl w:val="0"/>
-          <w:numId w:val="5"/>
-        </w:numPr>
-        <w:spacing w:line="240" w:lineRule="auto"/>
-        <w:rPr>
-          <w:rFonts w:ascii="Times New Roman" w:eastAsia="Times New Roman" w:hAnsi="Times New Roman" w:cs="Times New Roman"/>
-          <w:lang w:val="es-US"/>
-        </w:rPr>
-      </w:pPr>
-      <w:r>
-        <w:rPr>
-          <w:rFonts w:ascii="Times New Roman" w:eastAsia="Times New Roman" w:hAnsi="Times New Roman" w:cs="Times New Roman"/>
-          <w:lang w:val="es-US"/>
-        </w:rPr>
-        <w:t xml:space="preserve">Implementa </w:t>
-      </w:r>
-      <w:proofErr w:type="spellStart"/>
-      <w:r>
-        <w:rPr>
-          <w:rFonts w:ascii="Times New Roman" w:eastAsia="Times New Roman" w:hAnsi="Times New Roman" w:cs="Times New Roman"/>
-          <w:lang w:val="es-US"/>
-        </w:rPr>
-        <w:t>backtracking</w:t>
-      </w:r>
-      <w:proofErr w:type="spellEnd"/>
-      <w:r>
-        <w:rPr>
-          <w:rFonts w:ascii="Times New Roman" w:eastAsia="Times New Roman" w:hAnsi="Times New Roman" w:cs="Times New Roman"/>
-          <w:lang w:val="es-US"/>
-        </w:rPr>
-        <w:t>: Para distinguir entre asignaciones y expresiones</w:t>
+        <w:t>El resultado del análisis sintáctico es un árbol donde cada nodo representa una construcción del lenguaje. Por ejemplo, un nodo `DeclaracionNode` contiene el nombre de la variable y un nodo hijo que representa su valor inicial. Un nodo `FuncionNode` contiene el nombre de la función, una lista de parámetros y una lista de nodos que representan las instrucciones del cuerpo de la función. Este árbol es mucho más fácil de procesar que la lista plana de tokens porque captura explícitamente la estructura y las relaciones entre las diferentes partes del programa.</w:t>
       </w:r>
     </w:p>
     <w:p>
@@ -9762,61 +8717,7 @@
                 <w:sz w:val="22"/>
                 <w:szCs w:val="22"/>
               </w:rPr>
-              <w:t>&lt;programa&gt; ::= (&lt;</w:t>
-            </w:r>
-            <w:proofErr w:type="spellStart"/>
-            <w:r>
-              <w:rPr>
-                <w:rFonts w:ascii="Courier New" w:eastAsia="Times New Roman" w:hAnsi="Courier New" w:cs="Courier New"/>
-                <w:sz w:val="22"/>
-                <w:szCs w:val="22"/>
-              </w:rPr>
-              <w:t>declaracion</w:t>
-            </w:r>
-            <w:proofErr w:type="spellEnd"/>
-            <w:r>
-              <w:rPr>
-                <w:rFonts w:ascii="Courier New" w:eastAsia="Times New Roman" w:hAnsi="Courier New" w:cs="Courier New"/>
-                <w:sz w:val="22"/>
-                <w:szCs w:val="22"/>
-              </w:rPr>
-              <w:t>&gt; | &lt;clase&gt; | &lt;</w:t>
-            </w:r>
-            <w:proofErr w:type="spellStart"/>
-            <w:r>
-              <w:rPr>
-                <w:rFonts w:ascii="Courier New" w:eastAsia="Times New Roman" w:hAnsi="Courier New" w:cs="Courier New"/>
-                <w:sz w:val="22"/>
-                <w:szCs w:val="22"/>
-              </w:rPr>
-              <w:t>funcion</w:t>
-            </w:r>
-            <w:proofErr w:type="spellEnd"/>
-            <w:r>
-              <w:rPr>
-                <w:rFonts w:ascii="Courier New" w:eastAsia="Times New Roman" w:hAnsi="Courier New" w:cs="Courier New"/>
-                <w:sz w:val="22"/>
-                <w:szCs w:val="22"/>
-              </w:rPr>
-              <w:t>&gt; | &lt;</w:t>
-            </w:r>
-            <w:proofErr w:type="spellStart"/>
-            <w:r>
-              <w:rPr>
-                <w:rFonts w:ascii="Courier New" w:eastAsia="Times New Roman" w:hAnsi="Courier New" w:cs="Courier New"/>
-                <w:sz w:val="22"/>
-                <w:szCs w:val="22"/>
-              </w:rPr>
-              <w:t>statement</w:t>
-            </w:r>
-            <w:proofErr w:type="spellEnd"/>
-            <w:r>
-              <w:rPr>
-                <w:rFonts w:ascii="Courier New" w:eastAsia="Times New Roman" w:hAnsi="Courier New" w:cs="Courier New"/>
-                <w:sz w:val="22"/>
-                <w:szCs w:val="22"/>
-              </w:rPr>
-              <w:t>&gt;)* &lt;EOF&gt;</w:t>
+              <w:t>&lt;programa&gt; ::= (&lt;declaracion&gt; | &lt;clase&gt; | &lt;funcion&gt; | &lt;statement&gt;)* &lt;EOF&gt;</w:t>
             </w:r>
           </w:p>
         </w:tc>
@@ -9846,43 +8747,7 @@
                 <w:sz w:val="22"/>
                 <w:szCs w:val="22"/>
               </w:rPr>
-              <w:t>&lt;</w:t>
-            </w:r>
-            <w:proofErr w:type="spellStart"/>
-            <w:r>
-              <w:rPr>
-                <w:rFonts w:ascii="Courier New" w:eastAsia="Times New Roman" w:hAnsi="Courier New" w:cs="Courier New"/>
-                <w:sz w:val="22"/>
-                <w:szCs w:val="22"/>
-              </w:rPr>
-              <w:t>declaracion</w:t>
-            </w:r>
-            <w:proofErr w:type="spellEnd"/>
-            <w:r>
-              <w:rPr>
-                <w:rFonts w:ascii="Courier New" w:eastAsia="Times New Roman" w:hAnsi="Courier New" w:cs="Courier New"/>
-                <w:sz w:val="22"/>
-                <w:szCs w:val="22"/>
-              </w:rPr>
-              <w:t>&gt; ::= "data" &lt;IDENTIFIER&gt; "set" &lt;</w:t>
-            </w:r>
-            <w:proofErr w:type="spellStart"/>
-            <w:r>
-              <w:rPr>
-                <w:rFonts w:ascii="Courier New" w:eastAsia="Times New Roman" w:hAnsi="Courier New" w:cs="Courier New"/>
-                <w:sz w:val="22"/>
-                <w:szCs w:val="22"/>
-              </w:rPr>
-              <w:t>expresion</w:t>
-            </w:r>
-            <w:proofErr w:type="spellEnd"/>
-            <w:r>
-              <w:rPr>
-                <w:rFonts w:ascii="Courier New" w:eastAsia="Times New Roman" w:hAnsi="Courier New" w:cs="Courier New"/>
-                <w:sz w:val="22"/>
-                <w:szCs w:val="22"/>
-              </w:rPr>
-              <w:t>&gt; ";"</w:t>
+              <w:t>&lt;declaracion&gt; ::= "data" &lt;IDENTIFIER&gt; "set" &lt;expresion&gt; ";"</w:t>
             </w:r>
           </w:p>
         </w:tc>
@@ -9912,79 +8777,7 @@
                 <w:sz w:val="22"/>
                 <w:szCs w:val="22"/>
               </w:rPr>
-              <w:t>&lt;</w:t>
-            </w:r>
-            <w:proofErr w:type="spellStart"/>
-            <w:r>
-              <w:rPr>
-                <w:rFonts w:ascii="Courier New" w:eastAsia="Times New Roman" w:hAnsi="Courier New" w:cs="Courier New"/>
-                <w:sz w:val="22"/>
-                <w:szCs w:val="22"/>
-              </w:rPr>
-              <w:t>funcion</w:t>
-            </w:r>
-            <w:proofErr w:type="spellEnd"/>
-            <w:r>
-              <w:rPr>
-                <w:rFonts w:ascii="Courier New" w:eastAsia="Times New Roman" w:hAnsi="Courier New" w:cs="Courier New"/>
-                <w:sz w:val="22"/>
-                <w:szCs w:val="22"/>
-              </w:rPr>
-              <w:t>&gt; ::= "</w:t>
-            </w:r>
-            <w:proofErr w:type="spellStart"/>
-            <w:r>
-              <w:rPr>
-                <w:rFonts w:ascii="Courier New" w:eastAsia="Times New Roman" w:hAnsi="Courier New" w:cs="Courier New"/>
-                <w:sz w:val="22"/>
-                <w:szCs w:val="22"/>
-              </w:rPr>
-              <w:t>action</w:t>
-            </w:r>
-            <w:proofErr w:type="spellEnd"/>
-            <w:r>
-              <w:rPr>
-                <w:rFonts w:ascii="Courier New" w:eastAsia="Times New Roman" w:hAnsi="Courier New" w:cs="Courier New"/>
-                <w:sz w:val="22"/>
-                <w:szCs w:val="22"/>
-              </w:rPr>
-              <w:t>" &lt;IDENTIFIER&gt; "(" &lt;</w:t>
-            </w:r>
-            <w:proofErr w:type="spellStart"/>
-            <w:r>
-              <w:rPr>
-                <w:rFonts w:ascii="Courier New" w:eastAsia="Times New Roman" w:hAnsi="Courier New" w:cs="Courier New"/>
-                <w:sz w:val="22"/>
-                <w:szCs w:val="22"/>
-              </w:rPr>
-              <w:t>parametros</w:t>
-            </w:r>
-            <w:proofErr w:type="spellEnd"/>
-            <w:r>
-              <w:rPr>
-                <w:rFonts w:ascii="Courier New" w:eastAsia="Times New Roman" w:hAnsi="Courier New" w:cs="Courier New"/>
-                <w:sz w:val="22"/>
-                <w:szCs w:val="22"/>
-              </w:rPr>
-              <w:t>&gt;? ")" "{" &lt;</w:t>
-            </w:r>
-            <w:proofErr w:type="spellStart"/>
-            <w:r>
-              <w:rPr>
-                <w:rFonts w:ascii="Courier New" w:eastAsia="Times New Roman" w:hAnsi="Courier New" w:cs="Courier New"/>
-                <w:sz w:val="22"/>
-                <w:szCs w:val="22"/>
-              </w:rPr>
-              <w:t>statements</w:t>
-            </w:r>
-            <w:proofErr w:type="spellEnd"/>
-            <w:r>
-              <w:rPr>
-                <w:rFonts w:ascii="Courier New" w:eastAsia="Times New Roman" w:hAnsi="Courier New" w:cs="Courier New"/>
-                <w:sz w:val="22"/>
-                <w:szCs w:val="22"/>
-              </w:rPr>
-              <w:t>&gt; "}"</w:t>
+              <w:t>&lt;funcion&gt; ::= "action" &lt;IDENTIFIER&gt; "(" &lt;parametros&gt;? ")" "{" &lt;statements&gt; "}"</w:t>
             </w:r>
           </w:p>
         </w:tc>
@@ -10014,79 +8807,7 @@
                 <w:sz w:val="22"/>
                 <w:szCs w:val="22"/>
               </w:rPr>
-              <w:t>&lt;</w:t>
-            </w:r>
-            <w:proofErr w:type="spellStart"/>
-            <w:r>
-              <w:rPr>
-                <w:rFonts w:ascii="Courier New" w:eastAsia="Times New Roman" w:hAnsi="Courier New" w:cs="Courier New"/>
-                <w:sz w:val="22"/>
-                <w:szCs w:val="22"/>
-              </w:rPr>
-              <w:t>funcion_global</w:t>
-            </w:r>
-            <w:proofErr w:type="spellEnd"/>
-            <w:r>
-              <w:rPr>
-                <w:rFonts w:ascii="Courier New" w:eastAsia="Times New Roman" w:hAnsi="Courier New" w:cs="Courier New"/>
-                <w:sz w:val="22"/>
-                <w:szCs w:val="22"/>
-              </w:rPr>
-              <w:t>&gt; ::= "</w:t>
-            </w:r>
-            <w:proofErr w:type="spellStart"/>
-            <w:r>
-              <w:rPr>
-                <w:rFonts w:ascii="Courier New" w:eastAsia="Times New Roman" w:hAnsi="Courier New" w:cs="Courier New"/>
-                <w:sz w:val="22"/>
-                <w:szCs w:val="22"/>
-              </w:rPr>
-              <w:t>action</w:t>
-            </w:r>
-            <w:proofErr w:type="spellEnd"/>
-            <w:r>
-              <w:rPr>
-                <w:rFonts w:ascii="Courier New" w:eastAsia="Times New Roman" w:hAnsi="Courier New" w:cs="Courier New"/>
-                <w:sz w:val="22"/>
-                <w:szCs w:val="22"/>
-              </w:rPr>
-              <w:t>" &lt;IDENTIFIER&gt; "(" &lt;</w:t>
-            </w:r>
-            <w:proofErr w:type="spellStart"/>
-            <w:r>
-              <w:rPr>
-                <w:rFonts w:ascii="Courier New" w:eastAsia="Times New Roman" w:hAnsi="Courier New" w:cs="Courier New"/>
-                <w:sz w:val="22"/>
-                <w:szCs w:val="22"/>
-              </w:rPr>
-              <w:t>parametros</w:t>
-            </w:r>
-            <w:proofErr w:type="spellEnd"/>
-            <w:r>
-              <w:rPr>
-                <w:rFonts w:ascii="Courier New" w:eastAsia="Times New Roman" w:hAnsi="Courier New" w:cs="Courier New"/>
-                <w:sz w:val="22"/>
-                <w:szCs w:val="22"/>
-              </w:rPr>
-              <w:t>&gt;? ")" "{" &lt;</w:t>
-            </w:r>
-            <w:proofErr w:type="spellStart"/>
-            <w:r>
-              <w:rPr>
-                <w:rFonts w:ascii="Courier New" w:eastAsia="Times New Roman" w:hAnsi="Courier New" w:cs="Courier New"/>
-                <w:sz w:val="22"/>
-                <w:szCs w:val="22"/>
-              </w:rPr>
-              <w:t>statements</w:t>
-            </w:r>
-            <w:proofErr w:type="spellEnd"/>
-            <w:r>
-              <w:rPr>
-                <w:rFonts w:ascii="Courier New" w:eastAsia="Times New Roman" w:hAnsi="Courier New" w:cs="Courier New"/>
-                <w:sz w:val="22"/>
-                <w:szCs w:val="22"/>
-              </w:rPr>
-              <w:t>&gt; "}"</w:t>
+              <w:t>&lt;funcion_global&gt; ::= "action" &lt;IDENTIFIER&gt; "(" &lt;parametros&gt;? ")" "{" &lt;statements&gt; "}"</w:t>
             </w:r>
           </w:p>
         </w:tc>
@@ -10116,61 +8837,8 @@
                 <w:sz w:val="22"/>
                 <w:szCs w:val="22"/>
               </w:rPr>
-              <w:t>&lt;</w:t>
-            </w:r>
-            <w:proofErr w:type="spellStart"/>
-            <w:r>
-              <w:rPr>
-                <w:rFonts w:ascii="Courier New" w:eastAsia="Times New Roman" w:hAnsi="Courier New" w:cs="Courier New"/>
-                <w:sz w:val="22"/>
-                <w:szCs w:val="22"/>
-              </w:rPr>
-              <w:t>parametros</w:t>
-            </w:r>
-            <w:proofErr w:type="spellEnd"/>
-            <w:r>
-              <w:rPr>
-                <w:rFonts w:ascii="Courier New" w:eastAsia="Times New Roman" w:hAnsi="Courier New" w:cs="Courier New"/>
-                <w:sz w:val="22"/>
-                <w:szCs w:val="22"/>
-              </w:rPr>
-              <w:t>&gt; ::= &lt;</w:t>
-            </w:r>
-            <w:proofErr w:type="spellStart"/>
-            <w:r>
-              <w:rPr>
-                <w:rFonts w:ascii="Courier New" w:eastAsia="Times New Roman" w:hAnsi="Courier New" w:cs="Courier New"/>
-                <w:sz w:val="22"/>
-                <w:szCs w:val="22"/>
-              </w:rPr>
-              <w:t>parametro</w:t>
-            </w:r>
-            <w:proofErr w:type="spellEnd"/>
-            <w:r>
-              <w:rPr>
-                <w:rFonts w:ascii="Courier New" w:eastAsia="Times New Roman" w:hAnsi="Courier New" w:cs="Courier New"/>
-                <w:sz w:val="22"/>
-                <w:szCs w:val="22"/>
-              </w:rPr>
-              <w:t>&gt; ("," &lt;</w:t>
-            </w:r>
-            <w:proofErr w:type="spellStart"/>
-            <w:r>
-              <w:rPr>
-                <w:rFonts w:ascii="Courier New" w:eastAsia="Times New Roman" w:hAnsi="Courier New" w:cs="Courier New"/>
-                <w:sz w:val="22"/>
-                <w:szCs w:val="22"/>
-              </w:rPr>
-              <w:t>parametro</w:t>
-            </w:r>
-            <w:proofErr w:type="spellEnd"/>
-            <w:r>
-              <w:rPr>
-                <w:rFonts w:ascii="Courier New" w:eastAsia="Times New Roman" w:hAnsi="Courier New" w:cs="Courier New"/>
-                <w:sz w:val="22"/>
-                <w:szCs w:val="22"/>
-              </w:rPr>
-              <w:t>&gt;)*</w:t>
+              <w:lastRenderedPageBreak/>
+              <w:t>&lt;parametros&gt; ::= &lt;parametro&gt; ("," &lt;parametro&gt;)*</w:t>
             </w:r>
           </w:p>
         </w:tc>
@@ -10200,25 +8868,7 @@
                 <w:sz w:val="22"/>
                 <w:szCs w:val="22"/>
               </w:rPr>
-              <w:t>&lt;</w:t>
-            </w:r>
-            <w:proofErr w:type="spellStart"/>
-            <w:r>
-              <w:rPr>
-                <w:rFonts w:ascii="Courier New" w:eastAsia="Times New Roman" w:hAnsi="Courier New" w:cs="Courier New"/>
-                <w:sz w:val="22"/>
-                <w:szCs w:val="22"/>
-              </w:rPr>
-              <w:t>parametros</w:t>
-            </w:r>
-            <w:proofErr w:type="spellEnd"/>
-            <w:r>
-              <w:rPr>
-                <w:rFonts w:ascii="Courier New" w:eastAsia="Times New Roman" w:hAnsi="Courier New" w:cs="Courier New"/>
-                <w:sz w:val="22"/>
-                <w:szCs w:val="22"/>
-              </w:rPr>
-              <w:t>&gt; ::= &lt;TIPO&gt; &lt;IDENTIFIER&gt; ("," &lt;TIPO&gt; &lt;IDENTIFIER&gt;)*</w:t>
+              <w:t>&lt;parametros&gt; ::= &lt;TIPO&gt; &lt;IDENTIFIER&gt; ("," &lt;TIPO&gt; &lt;IDENTIFIER&gt;)*</w:t>
             </w:r>
           </w:p>
         </w:tc>
@@ -10248,43 +8898,7 @@
                 <w:sz w:val="22"/>
                 <w:szCs w:val="22"/>
               </w:rPr>
-              <w:t>&lt;clase&gt; ::= "</w:t>
-            </w:r>
-            <w:proofErr w:type="spellStart"/>
-            <w:r>
-              <w:rPr>
-                <w:rFonts w:ascii="Courier New" w:eastAsia="Times New Roman" w:hAnsi="Courier New" w:cs="Courier New"/>
-                <w:sz w:val="22"/>
-                <w:szCs w:val="22"/>
-              </w:rPr>
-              <w:t>mold</w:t>
-            </w:r>
-            <w:proofErr w:type="spellEnd"/>
-            <w:r>
-              <w:rPr>
-                <w:rFonts w:ascii="Courier New" w:eastAsia="Times New Roman" w:hAnsi="Courier New" w:cs="Courier New"/>
-                <w:sz w:val="22"/>
-                <w:szCs w:val="22"/>
-              </w:rPr>
-              <w:t>" &lt;IDENTIFIER&gt; "{" &lt;</w:t>
-            </w:r>
-            <w:proofErr w:type="spellStart"/>
-            <w:r>
-              <w:rPr>
-                <w:rFonts w:ascii="Courier New" w:eastAsia="Times New Roman" w:hAnsi="Courier New" w:cs="Courier New"/>
-                <w:sz w:val="22"/>
-                <w:szCs w:val="22"/>
-              </w:rPr>
-              <w:t>clase_cuerpo</w:t>
-            </w:r>
-            <w:proofErr w:type="spellEnd"/>
-            <w:r>
-              <w:rPr>
-                <w:rFonts w:ascii="Courier New" w:eastAsia="Times New Roman" w:hAnsi="Courier New" w:cs="Courier New"/>
-                <w:sz w:val="22"/>
-                <w:szCs w:val="22"/>
-              </w:rPr>
-              <w:t>&gt; "}"</w:t>
+              <w:t>&lt;clase&gt; ::= "mold" &lt;IDENTIFIER&gt; "{" &lt;clase_cuerpo&gt; "}"</w:t>
             </w:r>
           </w:p>
         </w:tc>
@@ -10314,43 +8928,7 @@
                 <w:sz w:val="22"/>
                 <w:szCs w:val="22"/>
               </w:rPr>
-              <w:t>&lt;</w:t>
-            </w:r>
-            <w:proofErr w:type="spellStart"/>
-            <w:r>
-              <w:rPr>
-                <w:rFonts w:ascii="Courier New" w:eastAsia="Times New Roman" w:hAnsi="Courier New" w:cs="Courier New"/>
-                <w:sz w:val="22"/>
-                <w:szCs w:val="22"/>
-              </w:rPr>
-              <w:t>clase_cuerpo</w:t>
-            </w:r>
-            <w:proofErr w:type="spellEnd"/>
-            <w:r>
-              <w:rPr>
-                <w:rFonts w:ascii="Courier New" w:eastAsia="Times New Roman" w:hAnsi="Courier New" w:cs="Courier New"/>
-                <w:sz w:val="22"/>
-                <w:szCs w:val="22"/>
-              </w:rPr>
-              <w:t>&gt; ::= (&lt;atributo&gt; | &lt;</w:t>
-            </w:r>
-            <w:proofErr w:type="spellStart"/>
-            <w:r>
-              <w:rPr>
-                <w:rFonts w:ascii="Courier New" w:eastAsia="Times New Roman" w:hAnsi="Courier New" w:cs="Courier New"/>
-                <w:sz w:val="22"/>
-                <w:szCs w:val="22"/>
-              </w:rPr>
-              <w:t>metodo</w:t>
-            </w:r>
-            <w:proofErr w:type="spellEnd"/>
-            <w:r>
-              <w:rPr>
-                <w:rFonts w:ascii="Courier New" w:eastAsia="Times New Roman" w:hAnsi="Courier New" w:cs="Courier New"/>
-                <w:sz w:val="22"/>
-                <w:szCs w:val="22"/>
-              </w:rPr>
-              <w:t>&gt;)*</w:t>
+              <w:t>&lt;clase_cuerpo&gt; ::= (&lt;atributo&gt; | &lt;metodo&gt;)*</w:t>
             </w:r>
           </w:p>
         </w:tc>
@@ -10371,224 +8949,160 @@
                 <w:rFonts w:ascii="Courier New" w:eastAsia="Times New Roman" w:hAnsi="Courier New" w:cs="Courier New"/>
                 <w:sz w:val="22"/>
                 <w:szCs w:val="22"/>
-              </w:rPr>
-            </w:pPr>
-            <w:r>
-              <w:rPr>
-                <w:rFonts w:ascii="Courier New" w:eastAsia="Times New Roman" w:hAnsi="Courier New" w:cs="Courier New"/>
-                <w:sz w:val="22"/>
-                <w:szCs w:val="22"/>
-              </w:rPr>
-              <w:t>&lt;</w:t>
-            </w:r>
-            <w:proofErr w:type="spellStart"/>
-            <w:r>
-              <w:rPr>
-                <w:rFonts w:ascii="Courier New" w:eastAsia="Times New Roman" w:hAnsi="Courier New" w:cs="Courier New"/>
-                <w:sz w:val="22"/>
-                <w:szCs w:val="22"/>
-              </w:rPr>
-              <w:t>statements</w:t>
-            </w:r>
-            <w:proofErr w:type="spellEnd"/>
-            <w:r>
-              <w:rPr>
-                <w:rFonts w:ascii="Courier New" w:eastAsia="Times New Roman" w:hAnsi="Courier New" w:cs="Courier New"/>
-                <w:sz w:val="22"/>
-                <w:szCs w:val="22"/>
-              </w:rPr>
-              <w:t>&gt; ::= (&lt;</w:t>
-            </w:r>
-            <w:proofErr w:type="spellStart"/>
-            <w:r>
-              <w:rPr>
-                <w:rFonts w:ascii="Courier New" w:eastAsia="Times New Roman" w:hAnsi="Courier New" w:cs="Courier New"/>
-                <w:sz w:val="22"/>
-                <w:szCs w:val="22"/>
-              </w:rPr>
-              <w:t>statement</w:t>
-            </w:r>
-            <w:proofErr w:type="spellEnd"/>
-            <w:r>
-              <w:rPr>
-                <w:rFonts w:ascii="Courier New" w:eastAsia="Times New Roman" w:hAnsi="Courier New" w:cs="Courier New"/>
-                <w:sz w:val="22"/>
-                <w:szCs w:val="22"/>
+                <w:lang w:val="en-US"/>
+              </w:rPr>
+            </w:pPr>
+            <w:r>
+              <w:rPr>
+                <w:rFonts w:ascii="Courier New" w:eastAsia="Times New Roman" w:hAnsi="Courier New" w:cs="Courier New"/>
+                <w:sz w:val="22"/>
+                <w:szCs w:val="22"/>
+                <w:lang w:val="en-US"/>
+              </w:rPr>
+              <w:t>&lt;statements</w:t>
+            </w:r>
+            <w:proofErr w:type="gramStart"/>
+            <w:r>
+              <w:rPr>
+                <w:rFonts w:ascii="Courier New" w:eastAsia="Times New Roman" w:hAnsi="Courier New" w:cs="Courier New"/>
+                <w:sz w:val="22"/>
+                <w:szCs w:val="22"/>
+                <w:lang w:val="en-US"/>
+              </w:rPr>
+              <w:t>&gt; ::=</w:t>
+            </w:r>
+            <w:proofErr w:type="gramEnd"/>
+            <w:r>
+              <w:rPr>
+                <w:rFonts w:ascii="Courier New" w:eastAsia="Times New Roman" w:hAnsi="Courier New" w:cs="Courier New"/>
+                <w:sz w:val="22"/>
+                <w:szCs w:val="22"/>
+                <w:lang w:val="en-US"/>
+              </w:rPr>
+              <w:t xml:space="preserve"> (&lt;statement</w:t>
+            </w:r>
+            <w:proofErr w:type="gramStart"/>
+            <w:r>
+              <w:rPr>
+                <w:rFonts w:ascii="Courier New" w:eastAsia="Times New Roman" w:hAnsi="Courier New" w:cs="Courier New"/>
+                <w:sz w:val="22"/>
+                <w:szCs w:val="22"/>
+                <w:lang w:val="en-US"/>
               </w:rPr>
               <w:t>&gt;)*</w:t>
             </w:r>
-          </w:p>
-          <w:p>
-            <w:pPr>
-              <w:pStyle w:val="Prrafodelista"/>
-              <w:rPr>
-                <w:rFonts w:ascii="Courier New" w:eastAsia="Times New Roman" w:hAnsi="Courier New" w:cs="Courier New"/>
-                <w:sz w:val="22"/>
-                <w:szCs w:val="22"/>
-              </w:rPr>
-            </w:pPr>
-          </w:p>
-          <w:p>
-            <w:pPr>
-              <w:pStyle w:val="Prrafodelista"/>
-              <w:rPr>
-                <w:rFonts w:ascii="Courier New" w:eastAsia="Times New Roman" w:hAnsi="Courier New" w:cs="Courier New"/>
-                <w:sz w:val="22"/>
-                <w:szCs w:val="22"/>
-              </w:rPr>
-            </w:pPr>
-            <w:r>
-              <w:rPr>
-                <w:rFonts w:ascii="Courier New" w:eastAsia="Times New Roman" w:hAnsi="Courier New" w:cs="Courier New"/>
-                <w:sz w:val="22"/>
-                <w:szCs w:val="22"/>
-              </w:rPr>
-              <w:t>&lt;</w:t>
-            </w:r>
-            <w:proofErr w:type="spellStart"/>
-            <w:r>
-              <w:rPr>
-                <w:rFonts w:ascii="Courier New" w:eastAsia="Times New Roman" w:hAnsi="Courier New" w:cs="Courier New"/>
-                <w:sz w:val="22"/>
-                <w:szCs w:val="22"/>
-              </w:rPr>
-              <w:t>statement</w:t>
-            </w:r>
-            <w:proofErr w:type="spellEnd"/>
-            <w:r>
-              <w:rPr>
-                <w:rFonts w:ascii="Courier New" w:eastAsia="Times New Roman" w:hAnsi="Courier New" w:cs="Courier New"/>
-                <w:sz w:val="22"/>
-                <w:szCs w:val="22"/>
-              </w:rPr>
-              <w:t>&gt; ::= &lt;</w:t>
-            </w:r>
-            <w:proofErr w:type="spellStart"/>
-            <w:r>
-              <w:rPr>
-                <w:rFonts w:ascii="Courier New" w:eastAsia="Times New Roman" w:hAnsi="Courier New" w:cs="Courier New"/>
-                <w:sz w:val="22"/>
-                <w:szCs w:val="22"/>
-              </w:rPr>
-              <w:t>if_statement</w:t>
-            </w:r>
-            <w:proofErr w:type="spellEnd"/>
-            <w:r>
-              <w:rPr>
-                <w:rFonts w:ascii="Courier New" w:eastAsia="Times New Roman" w:hAnsi="Courier New" w:cs="Courier New"/>
-                <w:sz w:val="22"/>
-                <w:szCs w:val="22"/>
-              </w:rPr>
-              <w:t>&gt;</w:t>
-            </w:r>
-          </w:p>
-          <w:p>
-            <w:pPr>
-              <w:pStyle w:val="Prrafodelista"/>
-              <w:rPr>
-                <w:rFonts w:ascii="Courier New" w:eastAsia="Times New Roman" w:hAnsi="Courier New" w:cs="Courier New"/>
-                <w:sz w:val="22"/>
-                <w:szCs w:val="22"/>
-              </w:rPr>
-            </w:pPr>
-            <w:r>
-              <w:rPr>
-                <w:rFonts w:ascii="Courier New" w:eastAsia="Times New Roman" w:hAnsi="Courier New" w:cs="Courier New"/>
-                <w:sz w:val="22"/>
-                <w:szCs w:val="22"/>
-              </w:rPr>
-              <w:t xml:space="preserve">              | &lt;</w:t>
-            </w:r>
-            <w:proofErr w:type="spellStart"/>
-            <w:r>
-              <w:rPr>
-                <w:rFonts w:ascii="Courier New" w:eastAsia="Times New Roman" w:hAnsi="Courier New" w:cs="Courier New"/>
-                <w:sz w:val="22"/>
-                <w:szCs w:val="22"/>
-              </w:rPr>
-              <w:t>cycle_statement</w:t>
-            </w:r>
-            <w:proofErr w:type="spellEnd"/>
-            <w:r>
-              <w:rPr>
-                <w:rFonts w:ascii="Courier New" w:eastAsia="Times New Roman" w:hAnsi="Courier New" w:cs="Courier New"/>
-                <w:sz w:val="22"/>
-                <w:szCs w:val="22"/>
-              </w:rPr>
-              <w:t>&gt;</w:t>
-            </w:r>
-          </w:p>
-          <w:p>
-            <w:pPr>
-              <w:pStyle w:val="Prrafodelista"/>
-              <w:rPr>
-                <w:rFonts w:ascii="Courier New" w:eastAsia="Times New Roman" w:hAnsi="Courier New" w:cs="Courier New"/>
-                <w:sz w:val="22"/>
-                <w:szCs w:val="22"/>
-              </w:rPr>
-            </w:pPr>
-            <w:r>
-              <w:rPr>
-                <w:rFonts w:ascii="Courier New" w:eastAsia="Times New Roman" w:hAnsi="Courier New" w:cs="Courier New"/>
-                <w:sz w:val="22"/>
-                <w:szCs w:val="22"/>
-              </w:rPr>
-              <w:t xml:space="preserve">              | &lt;</w:t>
-            </w:r>
-            <w:proofErr w:type="spellStart"/>
-            <w:r>
-              <w:rPr>
-                <w:rFonts w:ascii="Courier New" w:eastAsia="Times New Roman" w:hAnsi="Courier New" w:cs="Courier New"/>
-                <w:sz w:val="22"/>
-                <w:szCs w:val="22"/>
-              </w:rPr>
-              <w:t>simple_statement</w:t>
-            </w:r>
-            <w:proofErr w:type="spellEnd"/>
-            <w:r>
-              <w:rPr>
-                <w:rFonts w:ascii="Courier New" w:eastAsia="Times New Roman" w:hAnsi="Courier New" w:cs="Courier New"/>
-                <w:sz w:val="22"/>
-                <w:szCs w:val="22"/>
-              </w:rPr>
-              <w:t>&gt;</w:t>
-            </w:r>
-          </w:p>
-          <w:p>
-            <w:pPr>
-              <w:pStyle w:val="Prrafodelista"/>
-              <w:ind w:left="0"/>
-              <w:rPr>
-                <w:rFonts w:ascii="Courier New" w:eastAsia="Times New Roman" w:hAnsi="Courier New" w:cs="Courier New"/>
-                <w:sz w:val="22"/>
-                <w:szCs w:val="22"/>
-              </w:rPr>
-            </w:pPr>
-            <w:r>
-              <w:rPr>
-                <w:rFonts w:ascii="Courier New" w:eastAsia="Times New Roman" w:hAnsi="Courier New" w:cs="Courier New"/>
-                <w:sz w:val="22"/>
-                <w:szCs w:val="22"/>
-              </w:rPr>
-              <w:t xml:space="preserve">              | &lt;</w:t>
-            </w:r>
-            <w:proofErr w:type="spellStart"/>
-            <w:r>
-              <w:rPr>
-                <w:rFonts w:ascii="Courier New" w:eastAsia="Times New Roman" w:hAnsi="Courier New" w:cs="Courier New"/>
-                <w:sz w:val="22"/>
-                <w:szCs w:val="22"/>
-              </w:rPr>
-              <w:t>declaracion</w:t>
-            </w:r>
-            <w:proofErr w:type="spellEnd"/>
-            <w:r>
-              <w:rPr>
-                <w:rFonts w:ascii="Courier New" w:eastAsia="Times New Roman" w:hAnsi="Courier New" w:cs="Courier New"/>
-                <w:sz w:val="22"/>
-                <w:szCs w:val="22"/>
-              </w:rPr>
-              <w:t>&gt;</w:t>
+            <w:proofErr w:type="gramEnd"/>
+          </w:p>
+          <w:p>
+            <w:pPr>
+              <w:pStyle w:val="Prrafodelista"/>
+              <w:rPr>
+                <w:rFonts w:ascii="Courier New" w:eastAsia="Times New Roman" w:hAnsi="Courier New" w:cs="Courier New"/>
+                <w:sz w:val="22"/>
+                <w:szCs w:val="22"/>
+                <w:lang w:val="en-US"/>
+              </w:rPr>
+            </w:pPr>
+          </w:p>
+          <w:p>
+            <w:pPr>
+              <w:pStyle w:val="Prrafodelista"/>
+              <w:rPr>
+                <w:rFonts w:ascii="Courier New" w:eastAsia="Times New Roman" w:hAnsi="Courier New" w:cs="Courier New"/>
+                <w:sz w:val="22"/>
+                <w:szCs w:val="22"/>
+                <w:lang w:val="en-US"/>
+              </w:rPr>
+            </w:pPr>
+            <w:r>
+              <w:rPr>
+                <w:rFonts w:ascii="Courier New" w:eastAsia="Times New Roman" w:hAnsi="Courier New" w:cs="Courier New"/>
+                <w:sz w:val="22"/>
+                <w:szCs w:val="22"/>
+                <w:lang w:val="en-US"/>
+              </w:rPr>
+              <w:t>&lt;statement</w:t>
+            </w:r>
+            <w:proofErr w:type="gramStart"/>
+            <w:r>
+              <w:rPr>
+                <w:rFonts w:ascii="Courier New" w:eastAsia="Times New Roman" w:hAnsi="Courier New" w:cs="Courier New"/>
+                <w:sz w:val="22"/>
+                <w:szCs w:val="22"/>
+                <w:lang w:val="en-US"/>
+              </w:rPr>
+              <w:t>&gt; ::=</w:t>
+            </w:r>
+            <w:proofErr w:type="gramEnd"/>
+            <w:r>
+              <w:rPr>
+                <w:rFonts w:ascii="Courier New" w:eastAsia="Times New Roman" w:hAnsi="Courier New" w:cs="Courier New"/>
+                <w:sz w:val="22"/>
+                <w:szCs w:val="22"/>
+                <w:lang w:val="en-US"/>
+              </w:rPr>
+              <w:t xml:space="preserve"> &lt;if_statement&gt;</w:t>
+            </w:r>
+          </w:p>
+          <w:p>
+            <w:pPr>
+              <w:pStyle w:val="Prrafodelista"/>
+              <w:rPr>
+                <w:rFonts w:ascii="Courier New" w:eastAsia="Times New Roman" w:hAnsi="Courier New" w:cs="Courier New"/>
+                <w:sz w:val="22"/>
+                <w:szCs w:val="22"/>
+                <w:lang w:val="en-US"/>
+              </w:rPr>
+            </w:pPr>
+            <w:r>
+              <w:rPr>
+                <w:rFonts w:ascii="Courier New" w:eastAsia="Times New Roman" w:hAnsi="Courier New" w:cs="Courier New"/>
+                <w:sz w:val="22"/>
+                <w:szCs w:val="22"/>
+                <w:lang w:val="en-US"/>
+              </w:rPr>
+              <w:t xml:space="preserve">              | &lt;cycle_statement&gt;</w:t>
+            </w:r>
+          </w:p>
+          <w:p>
+            <w:pPr>
+              <w:pStyle w:val="Prrafodelista"/>
+              <w:rPr>
+                <w:rFonts w:ascii="Courier New" w:eastAsia="Times New Roman" w:hAnsi="Courier New" w:cs="Courier New"/>
+                <w:sz w:val="22"/>
+                <w:szCs w:val="22"/>
+                <w:lang w:val="en-US"/>
+              </w:rPr>
+            </w:pPr>
+            <w:r>
+              <w:rPr>
+                <w:rFonts w:ascii="Courier New" w:eastAsia="Times New Roman" w:hAnsi="Courier New" w:cs="Courier New"/>
+                <w:sz w:val="22"/>
+                <w:szCs w:val="22"/>
+                <w:lang w:val="en-US"/>
+              </w:rPr>
+              <w:t xml:space="preserve">              | &lt;simple_statement&gt;</w:t>
+            </w:r>
+          </w:p>
+          <w:p>
+            <w:pPr>
+              <w:pStyle w:val="Prrafodelista"/>
+              <w:ind w:left="0"/>
+              <w:rPr>
+                <w:rFonts w:ascii="Courier New" w:eastAsia="Times New Roman" w:hAnsi="Courier New" w:cs="Courier New"/>
+                <w:sz w:val="22"/>
+                <w:szCs w:val="22"/>
+                <w:lang w:val="en-US"/>
+              </w:rPr>
+            </w:pPr>
+            <w:r>
+              <w:rPr>
+                <w:rFonts w:ascii="Courier New" w:eastAsia="Times New Roman" w:hAnsi="Courier New" w:cs="Courier New"/>
+                <w:sz w:val="22"/>
+                <w:szCs w:val="22"/>
+                <w:lang w:val="en-US"/>
+              </w:rPr>
+              <w:t xml:space="preserve">              | &lt;declaracion&gt;</w:t>
             </w:r>
           </w:p>
         </w:tc>
@@ -10610,123 +9124,117 @@
                 <w:rFonts w:ascii="Courier New" w:eastAsia="Times New Roman" w:hAnsi="Courier New" w:cs="Courier New"/>
                 <w:sz w:val="22"/>
                 <w:szCs w:val="22"/>
-              </w:rPr>
-            </w:pPr>
-            <w:r>
-              <w:rPr>
-                <w:rFonts w:ascii="Courier New" w:eastAsia="Times New Roman" w:hAnsi="Courier New" w:cs="Courier New"/>
-                <w:sz w:val="22"/>
-                <w:szCs w:val="22"/>
-              </w:rPr>
-              <w:t>&lt;</w:t>
-            </w:r>
-            <w:proofErr w:type="spellStart"/>
-            <w:r>
-              <w:rPr>
-                <w:rFonts w:ascii="Courier New" w:eastAsia="Times New Roman" w:hAnsi="Courier New" w:cs="Courier New"/>
-                <w:sz w:val="22"/>
-                <w:szCs w:val="22"/>
-              </w:rPr>
-              <w:t>if_statement</w:t>
-            </w:r>
-            <w:proofErr w:type="spellEnd"/>
-            <w:r>
-              <w:rPr>
-                <w:rFonts w:ascii="Courier New" w:eastAsia="Times New Roman" w:hAnsi="Courier New" w:cs="Courier New"/>
-                <w:sz w:val="22"/>
-                <w:szCs w:val="22"/>
-              </w:rPr>
-              <w:t>&gt; ::= "</w:t>
-            </w:r>
-            <w:proofErr w:type="spellStart"/>
-            <w:r>
-              <w:rPr>
-                <w:rFonts w:ascii="Courier New" w:eastAsia="Times New Roman" w:hAnsi="Courier New" w:cs="Courier New"/>
-                <w:sz w:val="22"/>
-                <w:szCs w:val="22"/>
-              </w:rPr>
-              <w:t>when</w:t>
-            </w:r>
-            <w:proofErr w:type="spellEnd"/>
-            <w:r>
-              <w:rPr>
-                <w:rFonts w:ascii="Courier New" w:eastAsia="Times New Roman" w:hAnsi="Courier New" w:cs="Courier New"/>
-                <w:sz w:val="22"/>
-                <w:szCs w:val="22"/>
-              </w:rPr>
-              <w:t>" &lt;</w:t>
-            </w:r>
-            <w:proofErr w:type="spellStart"/>
-            <w:r>
-              <w:rPr>
-                <w:rFonts w:ascii="Courier New" w:eastAsia="Times New Roman" w:hAnsi="Courier New" w:cs="Courier New"/>
-                <w:sz w:val="22"/>
-                <w:szCs w:val="22"/>
-              </w:rPr>
-              <w:t>condicion</w:t>
-            </w:r>
-            <w:proofErr w:type="spellEnd"/>
-            <w:r>
-              <w:rPr>
-                <w:rFonts w:ascii="Courier New" w:eastAsia="Times New Roman" w:hAnsi="Courier New" w:cs="Courier New"/>
-                <w:sz w:val="22"/>
-                <w:szCs w:val="22"/>
-              </w:rPr>
-              <w:t>&gt; "{" &lt;</w:t>
-            </w:r>
-            <w:proofErr w:type="spellStart"/>
-            <w:r>
-              <w:rPr>
-                <w:rFonts w:ascii="Courier New" w:eastAsia="Times New Roman" w:hAnsi="Courier New" w:cs="Courier New"/>
-                <w:sz w:val="22"/>
-                <w:szCs w:val="22"/>
-              </w:rPr>
-              <w:t>statements</w:t>
-            </w:r>
-            <w:proofErr w:type="spellEnd"/>
-            <w:r>
-              <w:rPr>
-                <w:rFonts w:ascii="Courier New" w:eastAsia="Times New Roman" w:hAnsi="Courier New" w:cs="Courier New"/>
-                <w:sz w:val="22"/>
-                <w:szCs w:val="22"/>
-              </w:rPr>
-              <w:t>&gt; "}" ["</w:t>
-            </w:r>
-            <w:proofErr w:type="spellStart"/>
-            <w:r>
-              <w:rPr>
-                <w:rFonts w:ascii="Courier New" w:eastAsia="Times New Roman" w:hAnsi="Courier New" w:cs="Courier New"/>
-                <w:sz w:val="22"/>
-                <w:szCs w:val="22"/>
-              </w:rPr>
-              <w:t>otherwise</w:t>
-            </w:r>
-            <w:proofErr w:type="spellEnd"/>
-            <w:r>
-              <w:rPr>
-                <w:rFonts w:ascii="Courier New" w:eastAsia="Times New Roman" w:hAnsi="Courier New" w:cs="Courier New"/>
-                <w:sz w:val="22"/>
-                <w:szCs w:val="22"/>
-              </w:rPr>
-              <w:t>" "{" &lt;</w:t>
-            </w:r>
-            <w:proofErr w:type="spellStart"/>
-            <w:r>
-              <w:rPr>
-                <w:rFonts w:ascii="Courier New" w:eastAsia="Times New Roman" w:hAnsi="Courier New" w:cs="Courier New"/>
-                <w:sz w:val="22"/>
-                <w:szCs w:val="22"/>
-              </w:rPr>
-              <w:t>statements</w:t>
-            </w:r>
-            <w:proofErr w:type="spellEnd"/>
-            <w:r>
-              <w:rPr>
-                <w:rFonts w:ascii="Courier New" w:eastAsia="Times New Roman" w:hAnsi="Courier New" w:cs="Courier New"/>
-                <w:sz w:val="22"/>
-                <w:szCs w:val="22"/>
-              </w:rPr>
-              <w:t>&gt; "}"]</w:t>
+                <w:lang w:val="en-US"/>
+              </w:rPr>
+            </w:pPr>
+            <w:r>
+              <w:rPr>
+                <w:rFonts w:ascii="Courier New" w:eastAsia="Times New Roman" w:hAnsi="Courier New" w:cs="Courier New"/>
+                <w:sz w:val="22"/>
+                <w:szCs w:val="22"/>
+                <w:lang w:val="en-US"/>
+              </w:rPr>
+              <w:t>&lt;if_statement</w:t>
+            </w:r>
+            <w:proofErr w:type="gramStart"/>
+            <w:r>
+              <w:rPr>
+                <w:rFonts w:ascii="Courier New" w:eastAsia="Times New Roman" w:hAnsi="Courier New" w:cs="Courier New"/>
+                <w:sz w:val="22"/>
+                <w:szCs w:val="22"/>
+                <w:lang w:val="en-US"/>
+              </w:rPr>
+              <w:t>&gt; ::=</w:t>
+            </w:r>
+            <w:proofErr w:type="gramEnd"/>
+            <w:r>
+              <w:rPr>
+                <w:rFonts w:ascii="Courier New" w:eastAsia="Times New Roman" w:hAnsi="Courier New" w:cs="Courier New"/>
+                <w:sz w:val="22"/>
+                <w:szCs w:val="22"/>
+                <w:lang w:val="en-US"/>
+              </w:rPr>
+              <w:t xml:space="preserve"> "when" &lt;condicion</w:t>
+            </w:r>
+            <w:proofErr w:type="gramStart"/>
+            <w:r>
+              <w:rPr>
+                <w:rFonts w:ascii="Courier New" w:eastAsia="Times New Roman" w:hAnsi="Courier New" w:cs="Courier New"/>
+                <w:sz w:val="22"/>
+                <w:szCs w:val="22"/>
+                <w:lang w:val="en-US"/>
+              </w:rPr>
+              <w:t>&gt; "{</w:t>
+            </w:r>
+            <w:proofErr w:type="gramEnd"/>
+            <w:r>
+              <w:rPr>
+                <w:rFonts w:ascii="Courier New" w:eastAsia="Times New Roman" w:hAnsi="Courier New" w:cs="Courier New"/>
+                <w:sz w:val="22"/>
+                <w:szCs w:val="22"/>
+                <w:lang w:val="en-US"/>
+              </w:rPr>
+              <w:t>" &lt;statements</w:t>
+            </w:r>
+            <w:proofErr w:type="gramStart"/>
+            <w:r>
+              <w:rPr>
+                <w:rFonts w:ascii="Courier New" w:eastAsia="Times New Roman" w:hAnsi="Courier New" w:cs="Courier New"/>
+                <w:sz w:val="22"/>
+                <w:szCs w:val="22"/>
+                <w:lang w:val="en-US"/>
+              </w:rPr>
+              <w:t>&gt; "}</w:t>
+            </w:r>
+            <w:proofErr w:type="gramEnd"/>
+            <w:r>
+              <w:rPr>
+                <w:rFonts w:ascii="Courier New" w:eastAsia="Times New Roman" w:hAnsi="Courier New" w:cs="Courier New"/>
+                <w:sz w:val="22"/>
+                <w:szCs w:val="22"/>
+                <w:lang w:val="en-US"/>
+              </w:rPr>
+              <w:t>" ["otherwise</w:t>
+            </w:r>
+            <w:proofErr w:type="gramStart"/>
+            <w:r>
+              <w:rPr>
+                <w:rFonts w:ascii="Courier New" w:eastAsia="Times New Roman" w:hAnsi="Courier New" w:cs="Courier New"/>
+                <w:sz w:val="22"/>
+                <w:szCs w:val="22"/>
+                <w:lang w:val="en-US"/>
+              </w:rPr>
+              <w:t>" "{</w:t>
+            </w:r>
+            <w:proofErr w:type="gramEnd"/>
+            <w:r>
+              <w:rPr>
+                <w:rFonts w:ascii="Courier New" w:eastAsia="Times New Roman" w:hAnsi="Courier New" w:cs="Courier New"/>
+                <w:sz w:val="22"/>
+                <w:szCs w:val="22"/>
+                <w:lang w:val="en-US"/>
+              </w:rPr>
+              <w:t>" &lt;statements</w:t>
+            </w:r>
+            <w:proofErr w:type="gramStart"/>
+            <w:r>
+              <w:rPr>
+                <w:rFonts w:ascii="Courier New" w:eastAsia="Times New Roman" w:hAnsi="Courier New" w:cs="Courier New"/>
+                <w:sz w:val="22"/>
+                <w:szCs w:val="22"/>
+                <w:lang w:val="en-US"/>
+              </w:rPr>
+              <w:t>&gt; "}"</w:t>
+            </w:r>
+            <w:proofErr w:type="gramEnd"/>
+            <w:r>
+              <w:rPr>
+                <w:rFonts w:ascii="Courier New" w:eastAsia="Times New Roman" w:hAnsi="Courier New" w:cs="Courier New"/>
+                <w:sz w:val="22"/>
+                <w:szCs w:val="22"/>
+                <w:lang w:val="en-US"/>
+              </w:rPr>
+              <w:t>]</w:t>
             </w:r>
           </w:p>
         </w:tc>
@@ -10748,141 +9256,57 @@
                 <w:rFonts w:ascii="Courier New" w:eastAsia="Times New Roman" w:hAnsi="Courier New" w:cs="Courier New"/>
                 <w:sz w:val="22"/>
                 <w:szCs w:val="22"/>
-              </w:rPr>
-            </w:pPr>
-            <w:r>
-              <w:rPr>
-                <w:rFonts w:ascii="Courier New" w:eastAsia="Times New Roman" w:hAnsi="Courier New" w:cs="Courier New"/>
-                <w:sz w:val="22"/>
-                <w:szCs w:val="22"/>
-              </w:rPr>
-              <w:t>&lt;</w:t>
-            </w:r>
-            <w:proofErr w:type="spellStart"/>
-            <w:r>
-              <w:rPr>
-                <w:rFonts w:ascii="Courier New" w:eastAsia="Times New Roman" w:hAnsi="Courier New" w:cs="Courier New"/>
-                <w:sz w:val="22"/>
-                <w:szCs w:val="22"/>
-              </w:rPr>
-              <w:t>cycle_statement</w:t>
-            </w:r>
-            <w:proofErr w:type="spellEnd"/>
-            <w:r>
-              <w:rPr>
-                <w:rFonts w:ascii="Courier New" w:eastAsia="Times New Roman" w:hAnsi="Courier New" w:cs="Courier New"/>
-                <w:sz w:val="22"/>
-                <w:szCs w:val="22"/>
-              </w:rPr>
-              <w:t>&gt; ::= "</w:t>
-            </w:r>
-            <w:proofErr w:type="spellStart"/>
-            <w:r>
-              <w:rPr>
-                <w:rFonts w:ascii="Courier New" w:eastAsia="Times New Roman" w:hAnsi="Courier New" w:cs="Courier New"/>
-                <w:sz w:val="22"/>
-                <w:szCs w:val="22"/>
-              </w:rPr>
-              <w:t>cycle</w:t>
-            </w:r>
-            <w:proofErr w:type="spellEnd"/>
-            <w:r>
-              <w:rPr>
-                <w:rFonts w:ascii="Courier New" w:eastAsia="Times New Roman" w:hAnsi="Courier New" w:cs="Courier New"/>
-                <w:sz w:val="22"/>
-                <w:szCs w:val="22"/>
-              </w:rPr>
-              <w:t>" &lt;IDENTIFIER&gt; ["</w:t>
-            </w:r>
-            <w:proofErr w:type="spellStart"/>
-            <w:r>
-              <w:rPr>
-                <w:rFonts w:ascii="Courier New" w:eastAsia="Times New Roman" w:hAnsi="Courier New" w:cs="Courier New"/>
-                <w:sz w:val="22"/>
-                <w:szCs w:val="22"/>
-              </w:rPr>
-              <w:t>from</w:t>
-            </w:r>
-            <w:proofErr w:type="spellEnd"/>
-            <w:r>
-              <w:rPr>
-                <w:rFonts w:ascii="Courier New" w:eastAsia="Times New Roman" w:hAnsi="Courier New" w:cs="Courier New"/>
-                <w:sz w:val="22"/>
-                <w:szCs w:val="22"/>
-              </w:rPr>
-              <w:t>" &lt;</w:t>
-            </w:r>
-            <w:proofErr w:type="spellStart"/>
-            <w:r>
-              <w:rPr>
-                <w:rFonts w:ascii="Courier New" w:eastAsia="Times New Roman" w:hAnsi="Courier New" w:cs="Courier New"/>
-                <w:sz w:val="22"/>
-                <w:szCs w:val="22"/>
-              </w:rPr>
-              <w:t>expresion</w:t>
-            </w:r>
-            <w:proofErr w:type="spellEnd"/>
-            <w:r>
-              <w:rPr>
-                <w:rFonts w:ascii="Courier New" w:eastAsia="Times New Roman" w:hAnsi="Courier New" w:cs="Courier New"/>
-                <w:sz w:val="22"/>
-                <w:szCs w:val="22"/>
-              </w:rPr>
-              <w:t>&gt;] ["</w:t>
-            </w:r>
-            <w:proofErr w:type="spellStart"/>
-            <w:r>
-              <w:rPr>
-                <w:rFonts w:ascii="Courier New" w:eastAsia="Times New Roman" w:hAnsi="Courier New" w:cs="Courier New"/>
-                <w:sz w:val="22"/>
-                <w:szCs w:val="22"/>
-              </w:rPr>
-              <w:t>to</w:t>
-            </w:r>
-            <w:proofErr w:type="spellEnd"/>
-            <w:r>
-              <w:rPr>
-                <w:rFonts w:ascii="Courier New" w:eastAsia="Times New Roman" w:hAnsi="Courier New" w:cs="Courier New"/>
-                <w:sz w:val="22"/>
-                <w:szCs w:val="22"/>
-              </w:rPr>
-              <w:t>" &lt;</w:t>
-            </w:r>
-            <w:proofErr w:type="spellStart"/>
-            <w:r>
-              <w:rPr>
-                <w:rFonts w:ascii="Courier New" w:eastAsia="Times New Roman" w:hAnsi="Courier New" w:cs="Courier New"/>
-                <w:sz w:val="22"/>
-                <w:szCs w:val="22"/>
-              </w:rPr>
-              <w:t>expresion</w:t>
-            </w:r>
-            <w:proofErr w:type="spellEnd"/>
-            <w:r>
-              <w:rPr>
-                <w:rFonts w:ascii="Courier New" w:eastAsia="Times New Roman" w:hAnsi="Courier New" w:cs="Courier New"/>
-                <w:sz w:val="22"/>
-                <w:szCs w:val="22"/>
-              </w:rPr>
-              <w:t>&gt;] "{" &lt;</w:t>
-            </w:r>
-            <w:proofErr w:type="spellStart"/>
-            <w:r>
-              <w:rPr>
-                <w:rFonts w:ascii="Courier New" w:eastAsia="Times New Roman" w:hAnsi="Courier New" w:cs="Courier New"/>
-                <w:sz w:val="22"/>
-                <w:szCs w:val="22"/>
-              </w:rPr>
-              <w:t>statements</w:t>
-            </w:r>
-            <w:proofErr w:type="spellEnd"/>
-            <w:r>
-              <w:rPr>
-                <w:rFonts w:ascii="Courier New" w:eastAsia="Times New Roman" w:hAnsi="Courier New" w:cs="Courier New"/>
-                <w:sz w:val="22"/>
-                <w:szCs w:val="22"/>
-              </w:rPr>
-              <w:t>&gt; "}"</w:t>
+                <w:lang w:val="en-US"/>
+              </w:rPr>
+            </w:pPr>
+            <w:r>
+              <w:rPr>
+                <w:rFonts w:ascii="Courier New" w:eastAsia="Times New Roman" w:hAnsi="Courier New" w:cs="Courier New"/>
+                <w:sz w:val="22"/>
+                <w:szCs w:val="22"/>
+                <w:lang w:val="en-US"/>
+              </w:rPr>
+              <w:t>&lt;cycle_statement</w:t>
+            </w:r>
+            <w:proofErr w:type="gramStart"/>
+            <w:r>
+              <w:rPr>
+                <w:rFonts w:ascii="Courier New" w:eastAsia="Times New Roman" w:hAnsi="Courier New" w:cs="Courier New"/>
+                <w:sz w:val="22"/>
+                <w:szCs w:val="22"/>
+                <w:lang w:val="en-US"/>
+              </w:rPr>
+              <w:t>&gt; ::=</w:t>
+            </w:r>
+            <w:proofErr w:type="gramEnd"/>
+            <w:r>
+              <w:rPr>
+                <w:rFonts w:ascii="Courier New" w:eastAsia="Times New Roman" w:hAnsi="Courier New" w:cs="Courier New"/>
+                <w:sz w:val="22"/>
+                <w:szCs w:val="22"/>
+                <w:lang w:val="en-US"/>
+              </w:rPr>
+              <w:t xml:space="preserve"> "cycle" &lt;IDENTIFIER&gt; ["from" &lt;expresion&gt;] ["to" &lt;expresion&gt;</w:t>
+            </w:r>
+            <w:proofErr w:type="gramStart"/>
+            <w:r>
+              <w:rPr>
+                <w:rFonts w:ascii="Courier New" w:eastAsia="Times New Roman" w:hAnsi="Courier New" w:cs="Courier New"/>
+                <w:sz w:val="22"/>
+                <w:szCs w:val="22"/>
+                <w:lang w:val="en-US"/>
+              </w:rPr>
+              <w:t>] "{</w:t>
+            </w:r>
+            <w:proofErr w:type="gramEnd"/>
+            <w:r>
+              <w:rPr>
+                <w:rFonts w:ascii="Courier New" w:eastAsia="Times New Roman" w:hAnsi="Courier New" w:cs="Courier New"/>
+                <w:sz w:val="22"/>
+                <w:szCs w:val="22"/>
+                <w:lang w:val="en-US"/>
+              </w:rPr>
+              <w:t>" &lt;statements&gt; "}"</w:t>
             </w:r>
           </w:p>
         </w:tc>
@@ -10912,44 +9336,7 @@
                 <w:sz w:val="22"/>
                 <w:szCs w:val="22"/>
               </w:rPr>
-              <w:lastRenderedPageBreak/>
-              <w:t>&lt;</w:t>
-            </w:r>
-            <w:proofErr w:type="spellStart"/>
-            <w:r>
-              <w:rPr>
-                <w:rFonts w:ascii="Courier New" w:eastAsia="Times New Roman" w:hAnsi="Courier New" w:cs="Courier New"/>
-                <w:sz w:val="22"/>
-                <w:szCs w:val="22"/>
-              </w:rPr>
-              <w:t>simple_statement</w:t>
-            </w:r>
-            <w:proofErr w:type="spellEnd"/>
-            <w:r>
-              <w:rPr>
-                <w:rFonts w:ascii="Courier New" w:eastAsia="Times New Roman" w:hAnsi="Courier New" w:cs="Courier New"/>
-                <w:sz w:val="22"/>
-                <w:szCs w:val="22"/>
-              </w:rPr>
-              <w:t>&gt; ::= &lt;</w:t>
-            </w:r>
-            <w:proofErr w:type="spellStart"/>
-            <w:r>
-              <w:rPr>
-                <w:rFonts w:ascii="Courier New" w:eastAsia="Times New Roman" w:hAnsi="Courier New" w:cs="Courier New"/>
-                <w:sz w:val="22"/>
-                <w:szCs w:val="22"/>
-              </w:rPr>
-              <w:t>expresion</w:t>
-            </w:r>
-            <w:proofErr w:type="spellEnd"/>
-            <w:r>
-              <w:rPr>
-                <w:rFonts w:ascii="Courier New" w:eastAsia="Times New Roman" w:hAnsi="Courier New" w:cs="Courier New"/>
-                <w:sz w:val="22"/>
-                <w:szCs w:val="22"/>
-              </w:rPr>
-              <w:t>&gt; ";"</w:t>
+              <w:t>&lt;simple_statement&gt; ::= &lt;expresion&gt; ";"</w:t>
             </w:r>
           </w:p>
         </w:tc>
@@ -10979,25 +9366,7 @@
                 <w:sz w:val="22"/>
                 <w:szCs w:val="22"/>
               </w:rPr>
-              <w:t>&lt;</w:t>
-            </w:r>
-            <w:proofErr w:type="spellStart"/>
-            <w:r>
-              <w:rPr>
-                <w:rFonts w:ascii="Courier New" w:eastAsia="Times New Roman" w:hAnsi="Courier New" w:cs="Courier New"/>
-                <w:sz w:val="22"/>
-                <w:szCs w:val="22"/>
-              </w:rPr>
-              <w:t>expresion</w:t>
-            </w:r>
-            <w:proofErr w:type="spellEnd"/>
-            <w:r>
-              <w:rPr>
-                <w:rFonts w:ascii="Courier New" w:eastAsia="Times New Roman" w:hAnsi="Courier New" w:cs="Courier New"/>
-                <w:sz w:val="22"/>
-                <w:szCs w:val="22"/>
-              </w:rPr>
-              <w:t>&gt; ::= &lt;literal&gt;</w:t>
+              <w:t>&lt;expresion&gt; ::= &lt;literal&gt;</w:t>
             </w:r>
           </w:p>
         </w:tc>
@@ -11057,25 +9426,7 @@
                 <w:sz w:val="22"/>
                 <w:szCs w:val="22"/>
               </w:rPr>
-              <w:t>&lt;</w:t>
-            </w:r>
-            <w:proofErr w:type="spellStart"/>
-            <w:r>
-              <w:rPr>
-                <w:rFonts w:ascii="Courier New" w:eastAsia="Times New Roman" w:hAnsi="Courier New" w:cs="Courier New"/>
-                <w:sz w:val="22"/>
-                <w:szCs w:val="22"/>
-              </w:rPr>
-              <w:t>operacion</w:t>
-            </w:r>
-            <w:proofErr w:type="spellEnd"/>
-            <w:r>
-              <w:rPr>
-                <w:rFonts w:ascii="Courier New" w:eastAsia="Times New Roman" w:hAnsi="Courier New" w:cs="Courier New"/>
-                <w:sz w:val="22"/>
-                <w:szCs w:val="22"/>
-              </w:rPr>
-              <w:t>&gt; ::= &lt;IDENTIFIER&gt; &lt;OPERADOR&gt; &lt;IDENTIFIER&gt;</w:t>
+              <w:t>&lt;operacion&gt; ::= &lt;IDENTIFIER&gt; &lt;OPERADOR&gt; &lt;IDENTIFIER&gt;</w:t>
             </w:r>
           </w:p>
         </w:tc>
@@ -11105,61 +9456,7 @@
                 <w:sz w:val="22"/>
                 <w:szCs w:val="22"/>
               </w:rPr>
-              <w:t>&lt;</w:t>
-            </w:r>
-            <w:proofErr w:type="spellStart"/>
-            <w:r>
-              <w:rPr>
-                <w:rFonts w:ascii="Courier New" w:eastAsia="Times New Roman" w:hAnsi="Courier New" w:cs="Courier New"/>
-                <w:sz w:val="22"/>
-                <w:szCs w:val="22"/>
-              </w:rPr>
-              <w:t>condicion</w:t>
-            </w:r>
-            <w:proofErr w:type="spellEnd"/>
-            <w:r>
-              <w:rPr>
-                <w:rFonts w:ascii="Courier New" w:eastAsia="Times New Roman" w:hAnsi="Courier New" w:cs="Courier New"/>
-                <w:sz w:val="22"/>
-                <w:szCs w:val="22"/>
-              </w:rPr>
-              <w:t>&gt; ::= &lt;</w:t>
-            </w:r>
-            <w:proofErr w:type="spellStart"/>
-            <w:r>
-              <w:rPr>
-                <w:rFonts w:ascii="Courier New" w:eastAsia="Times New Roman" w:hAnsi="Courier New" w:cs="Courier New"/>
-                <w:sz w:val="22"/>
-                <w:szCs w:val="22"/>
-              </w:rPr>
-              <w:t>expresion</w:t>
-            </w:r>
-            <w:proofErr w:type="spellEnd"/>
-            <w:r>
-              <w:rPr>
-                <w:rFonts w:ascii="Courier New" w:eastAsia="Times New Roman" w:hAnsi="Courier New" w:cs="Courier New"/>
-                <w:sz w:val="22"/>
-                <w:szCs w:val="22"/>
-              </w:rPr>
-              <w:t>&gt; &lt;OPERADOR_COMPARACION&gt; &lt;</w:t>
-            </w:r>
-            <w:proofErr w:type="spellStart"/>
-            <w:r>
-              <w:rPr>
-                <w:rFonts w:ascii="Courier New" w:eastAsia="Times New Roman" w:hAnsi="Courier New" w:cs="Courier New"/>
-                <w:sz w:val="22"/>
-                <w:szCs w:val="22"/>
-              </w:rPr>
-              <w:t>expresion</w:t>
-            </w:r>
-            <w:proofErr w:type="spellEnd"/>
-            <w:r>
-              <w:rPr>
-                <w:rFonts w:ascii="Courier New" w:eastAsia="Times New Roman" w:hAnsi="Courier New" w:cs="Courier New"/>
-                <w:sz w:val="22"/>
-                <w:szCs w:val="22"/>
-              </w:rPr>
-              <w:t>&gt;</w:t>
+              <w:t>&lt;condicion&gt; ::= &lt;expresion&gt; &lt;OPERADOR_COMPARACION&gt; &lt;expresion&gt;</w:t>
             </w:r>
           </w:p>
         </w:tc>
@@ -11181,33 +9478,37 @@
                 <w:rFonts w:ascii="Courier New" w:eastAsia="Times New Roman" w:hAnsi="Courier New" w:cs="Courier New"/>
                 <w:sz w:val="22"/>
                 <w:szCs w:val="22"/>
-              </w:rPr>
-            </w:pPr>
-            <w:r>
-              <w:rPr>
-                <w:rFonts w:ascii="Courier New" w:eastAsia="Times New Roman" w:hAnsi="Courier New" w:cs="Courier New"/>
-                <w:sz w:val="22"/>
-                <w:szCs w:val="22"/>
-              </w:rPr>
-              <w:t>&lt;OPERADOR&gt; ::= "plus" | "</w:t>
-            </w:r>
-            <w:proofErr w:type="spellStart"/>
-            <w:r>
-              <w:rPr>
-                <w:rFonts w:ascii="Courier New" w:eastAsia="Times New Roman" w:hAnsi="Courier New" w:cs="Courier New"/>
-                <w:sz w:val="22"/>
-                <w:szCs w:val="22"/>
-              </w:rPr>
-              <w:t>minus</w:t>
-            </w:r>
-            <w:proofErr w:type="spellEnd"/>
-            <w:r>
-              <w:rPr>
-                <w:rFonts w:ascii="Courier New" w:eastAsia="Times New Roman" w:hAnsi="Courier New" w:cs="Courier New"/>
-                <w:sz w:val="22"/>
-                <w:szCs w:val="22"/>
-              </w:rPr>
-              <w:t>" | "times" | "divide" | "mod"</w:t>
+                <w:lang w:val="en-US"/>
+              </w:rPr>
+            </w:pPr>
+            <w:r>
+              <w:rPr>
+                <w:rFonts w:ascii="Courier New" w:eastAsia="Times New Roman" w:hAnsi="Courier New" w:cs="Courier New"/>
+                <w:sz w:val="22"/>
+                <w:szCs w:val="22"/>
+                <w:lang w:val="en-US"/>
+              </w:rPr>
+              <w:t>&lt;OPERADOR</w:t>
+            </w:r>
+            <w:proofErr w:type="gramStart"/>
+            <w:r>
+              <w:rPr>
+                <w:rFonts w:ascii="Courier New" w:eastAsia="Times New Roman" w:hAnsi="Courier New" w:cs="Courier New"/>
+                <w:sz w:val="22"/>
+                <w:szCs w:val="22"/>
+                <w:lang w:val="en-US"/>
+              </w:rPr>
+              <w:t>&gt; ::=</w:t>
+            </w:r>
+            <w:proofErr w:type="gramEnd"/>
+            <w:r>
+              <w:rPr>
+                <w:rFonts w:ascii="Courier New" w:eastAsia="Times New Roman" w:hAnsi="Courier New" w:cs="Courier New"/>
+                <w:sz w:val="22"/>
+                <w:szCs w:val="22"/>
+                <w:lang w:val="en-US"/>
+              </w:rPr>
+              <w:t xml:space="preserve"> "plus" | "minus" | "times" | "divide" | "mod"</w:t>
             </w:r>
           </w:p>
         </w:tc>
@@ -11229,123 +9530,37 @@
                 <w:rFonts w:ascii="Courier New" w:eastAsia="Times New Roman" w:hAnsi="Courier New" w:cs="Courier New"/>
                 <w:sz w:val="22"/>
                 <w:szCs w:val="22"/>
-              </w:rPr>
-            </w:pPr>
-            <w:r>
-              <w:rPr>
-                <w:rFonts w:ascii="Courier New" w:eastAsia="Times New Roman" w:hAnsi="Courier New" w:cs="Courier New"/>
-                <w:sz w:val="22"/>
-                <w:szCs w:val="22"/>
-              </w:rPr>
-              <w:t>&lt;OPERADOR_COMPARACION&gt; ::= "</w:t>
-            </w:r>
-            <w:proofErr w:type="spellStart"/>
-            <w:r>
-              <w:rPr>
-                <w:rFonts w:ascii="Courier New" w:eastAsia="Times New Roman" w:hAnsi="Courier New" w:cs="Courier New"/>
-                <w:sz w:val="22"/>
-                <w:szCs w:val="22"/>
-              </w:rPr>
-              <w:t>equals</w:t>
-            </w:r>
-            <w:proofErr w:type="spellEnd"/>
-            <w:r>
-              <w:rPr>
-                <w:rFonts w:ascii="Courier New" w:eastAsia="Times New Roman" w:hAnsi="Courier New" w:cs="Courier New"/>
-                <w:sz w:val="22"/>
-                <w:szCs w:val="22"/>
-              </w:rPr>
-              <w:t>" | "</w:t>
-            </w:r>
-            <w:proofErr w:type="spellStart"/>
-            <w:r>
-              <w:rPr>
-                <w:rFonts w:ascii="Courier New" w:eastAsia="Times New Roman" w:hAnsi="Courier New" w:cs="Courier New"/>
-                <w:sz w:val="22"/>
-                <w:szCs w:val="22"/>
-              </w:rPr>
-              <w:t>notequals</w:t>
-            </w:r>
-            <w:proofErr w:type="spellEnd"/>
-            <w:r>
-              <w:rPr>
-                <w:rFonts w:ascii="Courier New" w:eastAsia="Times New Roman" w:hAnsi="Courier New" w:cs="Courier New"/>
-                <w:sz w:val="22"/>
-                <w:szCs w:val="22"/>
-              </w:rPr>
-              <w:t>" | "</w:t>
-            </w:r>
-            <w:proofErr w:type="spellStart"/>
-            <w:r>
-              <w:rPr>
-                <w:rFonts w:ascii="Courier New" w:eastAsia="Times New Roman" w:hAnsi="Courier New" w:cs="Courier New"/>
-                <w:sz w:val="22"/>
-                <w:szCs w:val="22"/>
-              </w:rPr>
-              <w:t>greater</w:t>
-            </w:r>
-            <w:proofErr w:type="spellEnd"/>
-            <w:r>
-              <w:rPr>
-                <w:rFonts w:ascii="Courier New" w:eastAsia="Times New Roman" w:hAnsi="Courier New" w:cs="Courier New"/>
-                <w:sz w:val="22"/>
-                <w:szCs w:val="22"/>
-              </w:rPr>
-              <w:t>" | "</w:t>
-            </w:r>
-            <w:proofErr w:type="spellStart"/>
-            <w:r>
-              <w:rPr>
-                <w:rFonts w:ascii="Courier New" w:eastAsia="Times New Roman" w:hAnsi="Courier New" w:cs="Courier New"/>
-                <w:sz w:val="22"/>
-                <w:szCs w:val="22"/>
-              </w:rPr>
-              <w:t>less</w:t>
-            </w:r>
-            <w:proofErr w:type="spellEnd"/>
-            <w:r>
-              <w:rPr>
-                <w:rFonts w:ascii="Courier New" w:eastAsia="Times New Roman" w:hAnsi="Courier New" w:cs="Courier New"/>
-                <w:sz w:val="22"/>
-                <w:szCs w:val="22"/>
-              </w:rPr>
-              <w:t>" | "</w:t>
-            </w:r>
-            <w:proofErr w:type="spellStart"/>
-            <w:r>
-              <w:rPr>
-                <w:rFonts w:ascii="Courier New" w:eastAsia="Times New Roman" w:hAnsi="Courier New" w:cs="Courier New"/>
-                <w:sz w:val="22"/>
-                <w:szCs w:val="22"/>
-              </w:rPr>
-              <w:t>greatereq</w:t>
-            </w:r>
-            <w:proofErr w:type="spellEnd"/>
-            <w:r>
-              <w:rPr>
-                <w:rFonts w:ascii="Courier New" w:eastAsia="Times New Roman" w:hAnsi="Courier New" w:cs="Courier New"/>
-                <w:sz w:val="22"/>
-                <w:szCs w:val="22"/>
-              </w:rPr>
-              <w:t>" | "</w:t>
-            </w:r>
-            <w:proofErr w:type="spellStart"/>
-            <w:r>
-              <w:rPr>
-                <w:rFonts w:ascii="Courier New" w:eastAsia="Times New Roman" w:hAnsi="Courier New" w:cs="Courier New"/>
-                <w:sz w:val="22"/>
-                <w:szCs w:val="22"/>
-              </w:rPr>
-              <w:t>lesseq</w:t>
-            </w:r>
-            <w:proofErr w:type="spellEnd"/>
-            <w:r>
-              <w:rPr>
-                <w:rFonts w:ascii="Courier New" w:eastAsia="Times New Roman" w:hAnsi="Courier New" w:cs="Courier New"/>
-                <w:sz w:val="22"/>
-                <w:szCs w:val="22"/>
-              </w:rPr>
-              <w:t>"</w:t>
+                <w:lang w:val="en-US"/>
+              </w:rPr>
+            </w:pPr>
+            <w:r>
+              <w:rPr>
+                <w:rFonts w:ascii="Courier New" w:eastAsia="Times New Roman" w:hAnsi="Courier New" w:cs="Courier New"/>
+                <w:sz w:val="22"/>
+                <w:szCs w:val="22"/>
+                <w:lang w:val="en-US"/>
+              </w:rPr>
+              <w:t>&lt;OPERADOR_COMPARACION</w:t>
+            </w:r>
+            <w:proofErr w:type="gramStart"/>
+            <w:r>
+              <w:rPr>
+                <w:rFonts w:ascii="Courier New" w:eastAsia="Times New Roman" w:hAnsi="Courier New" w:cs="Courier New"/>
+                <w:sz w:val="22"/>
+                <w:szCs w:val="22"/>
+                <w:lang w:val="en-US"/>
+              </w:rPr>
+              <w:t>&gt; ::=</w:t>
+            </w:r>
+            <w:proofErr w:type="gramEnd"/>
+            <w:r>
+              <w:rPr>
+                <w:rFonts w:ascii="Courier New" w:eastAsia="Times New Roman" w:hAnsi="Courier New" w:cs="Courier New"/>
+                <w:sz w:val="22"/>
+                <w:szCs w:val="22"/>
+                <w:lang w:val="en-US"/>
+              </w:rPr>
+              <w:t xml:space="preserve"> "equals" | "notequals" | "greater" | "less" | "greatereq" | "lesseq"</w:t>
             </w:r>
           </w:p>
         </w:tc>
@@ -11367,141 +9582,37 @@
                 <w:rFonts w:ascii="Courier New" w:eastAsia="Times New Roman" w:hAnsi="Courier New" w:cs="Courier New"/>
                 <w:sz w:val="22"/>
                 <w:szCs w:val="22"/>
-              </w:rPr>
-            </w:pPr>
-            <w:r>
-              <w:rPr>
-                <w:rFonts w:ascii="Courier New" w:eastAsia="Times New Roman" w:hAnsi="Courier New" w:cs="Courier New"/>
-                <w:sz w:val="22"/>
-                <w:szCs w:val="22"/>
-              </w:rPr>
-              <w:t>&lt;TIPO&gt; ::= "</w:t>
-            </w:r>
-            <w:proofErr w:type="spellStart"/>
-            <w:r>
-              <w:rPr>
-                <w:rFonts w:ascii="Courier New" w:eastAsia="Times New Roman" w:hAnsi="Courier New" w:cs="Courier New"/>
-                <w:sz w:val="22"/>
-                <w:szCs w:val="22"/>
-              </w:rPr>
-              <w:t>logic</w:t>
-            </w:r>
-            <w:proofErr w:type="spellEnd"/>
-            <w:r>
-              <w:rPr>
-                <w:rFonts w:ascii="Courier New" w:eastAsia="Times New Roman" w:hAnsi="Courier New" w:cs="Courier New"/>
-                <w:sz w:val="22"/>
-                <w:szCs w:val="22"/>
-              </w:rPr>
-              <w:t>" | "</w:t>
-            </w:r>
-            <w:proofErr w:type="spellStart"/>
-            <w:r>
-              <w:rPr>
-                <w:rFonts w:ascii="Courier New" w:eastAsia="Times New Roman" w:hAnsi="Courier New" w:cs="Courier New"/>
-                <w:sz w:val="22"/>
-                <w:szCs w:val="22"/>
-              </w:rPr>
-              <w:t>whole</w:t>
-            </w:r>
-            <w:proofErr w:type="spellEnd"/>
-            <w:r>
-              <w:rPr>
-                <w:rFonts w:ascii="Courier New" w:eastAsia="Times New Roman" w:hAnsi="Courier New" w:cs="Courier New"/>
-                <w:sz w:val="22"/>
-                <w:szCs w:val="22"/>
-              </w:rPr>
-              <w:t>" | "</w:t>
-            </w:r>
-            <w:proofErr w:type="spellStart"/>
-            <w:r>
-              <w:rPr>
-                <w:rFonts w:ascii="Courier New" w:eastAsia="Times New Roman" w:hAnsi="Courier New" w:cs="Courier New"/>
-                <w:sz w:val="22"/>
-                <w:szCs w:val="22"/>
-              </w:rPr>
-              <w:t>fract</w:t>
-            </w:r>
-            <w:proofErr w:type="spellEnd"/>
-            <w:r>
-              <w:rPr>
-                <w:rFonts w:ascii="Courier New" w:eastAsia="Times New Roman" w:hAnsi="Courier New" w:cs="Courier New"/>
-                <w:sz w:val="22"/>
-                <w:szCs w:val="22"/>
-              </w:rPr>
-              <w:t>" | "</w:t>
-            </w:r>
-            <w:proofErr w:type="spellStart"/>
-            <w:r>
-              <w:rPr>
-                <w:rFonts w:ascii="Courier New" w:eastAsia="Times New Roman" w:hAnsi="Courier New" w:cs="Courier New"/>
-                <w:sz w:val="22"/>
-                <w:szCs w:val="22"/>
-              </w:rPr>
-              <w:t>text</w:t>
-            </w:r>
-            <w:proofErr w:type="spellEnd"/>
-            <w:r>
-              <w:rPr>
-                <w:rFonts w:ascii="Courier New" w:eastAsia="Times New Roman" w:hAnsi="Courier New" w:cs="Courier New"/>
-                <w:sz w:val="22"/>
-                <w:szCs w:val="22"/>
-              </w:rPr>
-              <w:t>" | "</w:t>
-            </w:r>
-            <w:proofErr w:type="spellStart"/>
-            <w:r>
-              <w:rPr>
-                <w:rFonts w:ascii="Courier New" w:eastAsia="Times New Roman" w:hAnsi="Courier New" w:cs="Courier New"/>
-                <w:sz w:val="22"/>
-                <w:szCs w:val="22"/>
-              </w:rPr>
-              <w:t>char</w:t>
-            </w:r>
-            <w:proofErr w:type="spellEnd"/>
-            <w:r>
-              <w:rPr>
-                <w:rFonts w:ascii="Courier New" w:eastAsia="Times New Roman" w:hAnsi="Courier New" w:cs="Courier New"/>
-                <w:sz w:val="22"/>
-                <w:szCs w:val="22"/>
-              </w:rPr>
-              <w:t>" | "</w:t>
-            </w:r>
-            <w:proofErr w:type="spellStart"/>
-            <w:r>
-              <w:rPr>
-                <w:rFonts w:ascii="Courier New" w:eastAsia="Times New Roman" w:hAnsi="Courier New" w:cs="Courier New"/>
-                <w:sz w:val="22"/>
-                <w:szCs w:val="22"/>
-              </w:rPr>
-              <w:t>grid</w:t>
-            </w:r>
-            <w:proofErr w:type="spellEnd"/>
-            <w:r>
-              <w:rPr>
-                <w:rFonts w:ascii="Courier New" w:eastAsia="Times New Roman" w:hAnsi="Courier New" w:cs="Courier New"/>
-                <w:sz w:val="22"/>
-                <w:szCs w:val="22"/>
-              </w:rPr>
-              <w:t>" | "</w:t>
-            </w:r>
-            <w:proofErr w:type="spellStart"/>
-            <w:r>
-              <w:rPr>
-                <w:rFonts w:ascii="Courier New" w:eastAsia="Times New Roman" w:hAnsi="Courier New" w:cs="Courier New"/>
-                <w:sz w:val="22"/>
-                <w:szCs w:val="22"/>
-              </w:rPr>
-              <w:t>chain</w:t>
-            </w:r>
-            <w:proofErr w:type="spellEnd"/>
-            <w:r>
-              <w:rPr>
-                <w:rFonts w:ascii="Courier New" w:eastAsia="Times New Roman" w:hAnsi="Courier New" w:cs="Courier New"/>
-                <w:sz w:val="22"/>
-                <w:szCs w:val="22"/>
-              </w:rPr>
-              <w:t>"</w:t>
+                <w:lang w:val="en-US"/>
+              </w:rPr>
+            </w:pPr>
+            <w:r>
+              <w:rPr>
+                <w:rFonts w:ascii="Courier New" w:eastAsia="Times New Roman" w:hAnsi="Courier New" w:cs="Courier New"/>
+                <w:sz w:val="22"/>
+                <w:szCs w:val="22"/>
+                <w:lang w:val="en-US"/>
+              </w:rPr>
+              <w:t>&lt;TIPO</w:t>
+            </w:r>
+            <w:proofErr w:type="gramStart"/>
+            <w:r>
+              <w:rPr>
+                <w:rFonts w:ascii="Courier New" w:eastAsia="Times New Roman" w:hAnsi="Courier New" w:cs="Courier New"/>
+                <w:sz w:val="22"/>
+                <w:szCs w:val="22"/>
+                <w:lang w:val="en-US"/>
+              </w:rPr>
+              <w:t>&gt; ::=</w:t>
+            </w:r>
+            <w:proofErr w:type="gramEnd"/>
+            <w:r>
+              <w:rPr>
+                <w:rFonts w:ascii="Courier New" w:eastAsia="Times New Roman" w:hAnsi="Courier New" w:cs="Courier New"/>
+                <w:sz w:val="22"/>
+                <w:szCs w:val="22"/>
+                <w:lang w:val="en-US"/>
+              </w:rPr>
+              <w:t xml:space="preserve"> "logic" | "whole" | "fract" | "text" | "char" | "grid" | "chain"</w:t>
             </w:r>
           </w:p>
         </w:tc>
@@ -11523,141 +9634,37 @@
                 <w:rFonts w:ascii="Courier New" w:eastAsia="Times New Roman" w:hAnsi="Courier New" w:cs="Courier New"/>
                 <w:sz w:val="22"/>
                 <w:szCs w:val="22"/>
-              </w:rPr>
-            </w:pPr>
-            <w:r>
-              <w:rPr>
-                <w:rFonts w:ascii="Courier New" w:eastAsia="Times New Roman" w:hAnsi="Courier New" w:cs="Courier New"/>
-                <w:sz w:val="22"/>
-                <w:szCs w:val="22"/>
-              </w:rPr>
-              <w:t>&lt;KEYWORD&gt; ::= "</w:t>
-            </w:r>
-            <w:proofErr w:type="spellStart"/>
-            <w:r>
-              <w:rPr>
-                <w:rFonts w:ascii="Courier New" w:eastAsia="Times New Roman" w:hAnsi="Courier New" w:cs="Courier New"/>
-                <w:sz w:val="22"/>
-                <w:szCs w:val="22"/>
-              </w:rPr>
-              <w:t>mold</w:t>
-            </w:r>
-            <w:proofErr w:type="spellEnd"/>
-            <w:r>
-              <w:rPr>
-                <w:rFonts w:ascii="Courier New" w:eastAsia="Times New Roman" w:hAnsi="Courier New" w:cs="Courier New"/>
-                <w:sz w:val="22"/>
-                <w:szCs w:val="22"/>
-              </w:rPr>
-              <w:t>" | "data" | "</w:t>
-            </w:r>
-            <w:proofErr w:type="spellStart"/>
-            <w:r>
-              <w:rPr>
-                <w:rFonts w:ascii="Courier New" w:eastAsia="Times New Roman" w:hAnsi="Courier New" w:cs="Courier New"/>
-                <w:sz w:val="22"/>
-                <w:szCs w:val="22"/>
-              </w:rPr>
-              <w:t>action</w:t>
-            </w:r>
-            <w:proofErr w:type="spellEnd"/>
-            <w:r>
-              <w:rPr>
-                <w:rFonts w:ascii="Courier New" w:eastAsia="Times New Roman" w:hAnsi="Courier New" w:cs="Courier New"/>
-                <w:sz w:val="22"/>
-                <w:szCs w:val="22"/>
-              </w:rPr>
-              <w:t>" | "</w:t>
-            </w:r>
-            <w:proofErr w:type="spellStart"/>
-            <w:r>
-              <w:rPr>
-                <w:rFonts w:ascii="Courier New" w:eastAsia="Times New Roman" w:hAnsi="Courier New" w:cs="Courier New"/>
-                <w:sz w:val="22"/>
-                <w:szCs w:val="22"/>
-              </w:rPr>
-              <w:t>when</w:t>
-            </w:r>
-            <w:proofErr w:type="spellEnd"/>
-            <w:r>
-              <w:rPr>
-                <w:rFonts w:ascii="Courier New" w:eastAsia="Times New Roman" w:hAnsi="Courier New" w:cs="Courier New"/>
-                <w:sz w:val="22"/>
-                <w:szCs w:val="22"/>
-              </w:rPr>
-              <w:t>" | "</w:t>
-            </w:r>
-            <w:proofErr w:type="spellStart"/>
-            <w:r>
-              <w:rPr>
-                <w:rFonts w:ascii="Courier New" w:eastAsia="Times New Roman" w:hAnsi="Courier New" w:cs="Courier New"/>
-                <w:sz w:val="22"/>
-                <w:szCs w:val="22"/>
-              </w:rPr>
-              <w:t>otherwise</w:t>
-            </w:r>
-            <w:proofErr w:type="spellEnd"/>
-            <w:r>
-              <w:rPr>
-                <w:rFonts w:ascii="Courier New" w:eastAsia="Times New Roman" w:hAnsi="Courier New" w:cs="Courier New"/>
-                <w:sz w:val="22"/>
-                <w:szCs w:val="22"/>
-              </w:rPr>
-              <w:t>" | "</w:t>
-            </w:r>
-            <w:proofErr w:type="spellStart"/>
-            <w:r>
-              <w:rPr>
-                <w:rFonts w:ascii="Courier New" w:eastAsia="Times New Roman" w:hAnsi="Courier New" w:cs="Courier New"/>
-                <w:sz w:val="22"/>
-                <w:szCs w:val="22"/>
-              </w:rPr>
-              <w:t>cycle</w:t>
-            </w:r>
-            <w:proofErr w:type="spellEnd"/>
-            <w:r>
-              <w:rPr>
-                <w:rFonts w:ascii="Courier New" w:eastAsia="Times New Roman" w:hAnsi="Courier New" w:cs="Courier New"/>
-                <w:sz w:val="22"/>
-                <w:szCs w:val="22"/>
-              </w:rPr>
-              <w:t>" | "</w:t>
-            </w:r>
-            <w:proofErr w:type="spellStart"/>
-            <w:r>
-              <w:rPr>
-                <w:rFonts w:ascii="Courier New" w:eastAsia="Times New Roman" w:hAnsi="Courier New" w:cs="Courier New"/>
-                <w:sz w:val="22"/>
-                <w:szCs w:val="22"/>
-              </w:rPr>
-              <w:t>from</w:t>
-            </w:r>
-            <w:proofErr w:type="spellEnd"/>
-            <w:r>
-              <w:rPr>
-                <w:rFonts w:ascii="Courier New" w:eastAsia="Times New Roman" w:hAnsi="Courier New" w:cs="Courier New"/>
-                <w:sz w:val="22"/>
-                <w:szCs w:val="22"/>
-              </w:rPr>
-              <w:t>" | "</w:t>
-            </w:r>
-            <w:proofErr w:type="spellStart"/>
-            <w:r>
-              <w:rPr>
-                <w:rFonts w:ascii="Courier New" w:eastAsia="Times New Roman" w:hAnsi="Courier New" w:cs="Courier New"/>
-                <w:sz w:val="22"/>
-                <w:szCs w:val="22"/>
-              </w:rPr>
-              <w:t>to</w:t>
-            </w:r>
-            <w:proofErr w:type="spellEnd"/>
-            <w:r>
-              <w:rPr>
-                <w:rFonts w:ascii="Courier New" w:eastAsia="Times New Roman" w:hAnsi="Courier New" w:cs="Courier New"/>
-                <w:sz w:val="22"/>
-                <w:szCs w:val="22"/>
-              </w:rPr>
-              <w:t>" | "set"</w:t>
+                <w:lang w:val="en-US"/>
+              </w:rPr>
+            </w:pPr>
+            <w:r>
+              <w:rPr>
+                <w:rFonts w:ascii="Courier New" w:eastAsia="Times New Roman" w:hAnsi="Courier New" w:cs="Courier New"/>
+                <w:sz w:val="22"/>
+                <w:szCs w:val="22"/>
+                <w:lang w:val="en-US"/>
+              </w:rPr>
+              <w:t>&lt;KEYWORD</w:t>
+            </w:r>
+            <w:proofErr w:type="gramStart"/>
+            <w:r>
+              <w:rPr>
+                <w:rFonts w:ascii="Courier New" w:eastAsia="Times New Roman" w:hAnsi="Courier New" w:cs="Courier New"/>
+                <w:sz w:val="22"/>
+                <w:szCs w:val="22"/>
+                <w:lang w:val="en-US"/>
+              </w:rPr>
+              <w:t>&gt; ::=</w:t>
+            </w:r>
+            <w:proofErr w:type="gramEnd"/>
+            <w:r>
+              <w:rPr>
+                <w:rFonts w:ascii="Courier New" w:eastAsia="Times New Roman" w:hAnsi="Courier New" w:cs="Courier New"/>
+                <w:sz w:val="22"/>
+                <w:szCs w:val="22"/>
+                <w:lang w:val="en-US"/>
+              </w:rPr>
+              <w:t xml:space="preserve"> "mold" | "data" | "action" | "when" | "otherwise" | "cycle" | "from" | "to" | "set"</w:t>
             </w:r>
           </w:p>
         </w:tc>
@@ -11669,6 +9676,7 @@
         <w:ind w:left="0"/>
         <w:rPr>
           <w:rFonts w:ascii="Times New Roman" w:eastAsia="Times New Roman" w:hAnsi="Times New Roman" w:cs="Times New Roman"/>
+          <w:lang w:val="en-US"/>
         </w:rPr>
       </w:pPr>
     </w:p>
@@ -11678,6 +9686,7 @@
         <w:ind w:left="0"/>
         <w:rPr>
           <w:rFonts w:ascii="Times New Roman" w:eastAsia="Times New Roman" w:hAnsi="Times New Roman" w:cs="Times New Roman"/>
+          <w:lang w:val="en-US"/>
         </w:rPr>
       </w:pPr>
     </w:p>
@@ -11687,6 +9696,508 @@
         <w:ind w:left="0"/>
         <w:rPr>
           <w:rFonts w:ascii="Times New Roman" w:eastAsia="Times New Roman" w:hAnsi="Times New Roman" w:cs="Times New Roman"/>
+          <w:lang w:val="en-US"/>
+        </w:rPr>
+      </w:pPr>
+    </w:p>
+    <w:p>
+      <w:pPr>
+        <w:pStyle w:val="Prrafodelista"/>
+        <w:ind w:left="0"/>
+        <w:rPr>
+          <w:rFonts w:ascii="Times New Roman" w:eastAsia="Times New Roman" w:hAnsi="Times New Roman" w:cs="Times New Roman"/>
+          <w:lang w:val="en-US"/>
+        </w:rPr>
+      </w:pPr>
+    </w:p>
+    <w:p>
+      <w:pPr>
+        <w:pStyle w:val="Prrafodelista"/>
+        <w:ind w:left="0" w:firstLine="708"/>
+        <w:rPr>
+          <w:rFonts w:ascii="Times New Roman" w:eastAsia="Times New Roman" w:hAnsi="Times New Roman" w:cs="Times New Roman"/>
+        </w:rPr>
+      </w:pPr>
+      <w:r>
+        <w:rPr>
+          <w:rFonts w:ascii="Times New Roman" w:eastAsia="Times New Roman" w:hAnsi="Times New Roman" w:cs="Times New Roman"/>
+          <w:b/>
+          <w:bCs/>
+        </w:rPr>
+        <w:lastRenderedPageBreak/>
+        <w:t>3.</w:t>
+      </w:r>
+      <w:r>
+        <w:rPr>
+          <w:rFonts w:ascii="Times New Roman" w:eastAsia="Times New Roman" w:hAnsi="Times New Roman" w:cs="Times New Roman"/>
+          <w:b/>
+          <w:bCs/>
+        </w:rPr>
+        <w:t>4</w:t>
+      </w:r>
+      <w:r>
+        <w:rPr>
+          <w:rFonts w:ascii="Times New Roman" w:eastAsia="Times New Roman" w:hAnsi="Times New Roman" w:cs="Times New Roman"/>
+          <w:b/>
+          <w:bCs/>
+        </w:rPr>
+        <w:t xml:space="preserve"> Etapa análisis </w:t>
+      </w:r>
+      <w:r>
+        <w:rPr>
+          <w:rFonts w:ascii="Times New Roman" w:eastAsia="Times New Roman" w:hAnsi="Times New Roman" w:cs="Times New Roman"/>
+          <w:b/>
+          <w:bCs/>
+        </w:rPr>
+        <w:t>semántico.</w:t>
+      </w:r>
+    </w:p>
+    <w:p>
+      <w:pPr>
+        <w:rPr>
+          <w:rFonts w:ascii="Times New Roman" w:eastAsia="Times New Roman" w:hAnsi="Times New Roman" w:cs="Times New Roman"/>
+          <w:lang w:val="es-US"/>
+        </w:rPr>
+      </w:pPr>
+      <w:r>
+        <w:rPr>
+          <w:rFonts w:ascii="Times New Roman" w:eastAsia="Times New Roman" w:hAnsi="Times New Roman" w:cs="Times New Roman"/>
+          <w:lang w:val="es-US"/>
+        </w:rPr>
+        <w:t>Después de construir el árbol de sintaxis abstracta, necesitamos verificar que el programa tenga sentido desde el punto de vista lógico y semántico.</w:t>
+      </w:r>
+      <w:r>
+        <w:rPr>
+          <w:rFonts w:ascii="Times New Roman" w:eastAsia="Times New Roman" w:hAnsi="Times New Roman" w:cs="Times New Roman"/>
+          <w:lang w:val="es-US"/>
+        </w:rPr>
+        <w:t xml:space="preserve"> </w:t>
+      </w:r>
+      <w:r>
+        <w:rPr>
+          <w:rFonts w:ascii="Times New Roman" w:eastAsia="Times New Roman" w:hAnsi="Times New Roman" w:cs="Times New Roman"/>
+          <w:lang w:val="es-US"/>
+        </w:rPr>
+        <w:t>Esta es la responsabilidad del analizador semántico</w:t>
+      </w:r>
+      <w:r>
+        <w:rPr>
+          <w:rFonts w:ascii="Times New Roman" w:eastAsia="Times New Roman" w:hAnsi="Times New Roman" w:cs="Times New Roman"/>
+          <w:lang w:val="es-US"/>
+        </w:rPr>
+        <w:t xml:space="preserve">. </w:t>
+      </w:r>
+      <w:r>
+        <w:rPr>
+          <w:rFonts w:ascii="Times New Roman" w:eastAsia="Times New Roman" w:hAnsi="Times New Roman" w:cs="Times New Roman"/>
+          <w:lang w:val="es-US"/>
+        </w:rPr>
+        <w:t>Mientras que el parser verifica la estructura gramatical, el analizador semántico verifica las reglas de significado del lenguaje.</w:t>
+      </w:r>
+    </w:p>
+    <w:p>
+      <w:pPr>
+        <w:rPr>
+          <w:rFonts w:ascii="Times New Roman" w:eastAsia="Times New Roman" w:hAnsi="Times New Roman" w:cs="Times New Roman"/>
+        </w:rPr>
+      </w:pPr>
+      <w:r>
+        <w:rPr>
+          <w:rFonts w:ascii="Times New Roman" w:eastAsia="Times New Roman" w:hAnsi="Times New Roman" w:cs="Times New Roman"/>
+          <w:lang w:val="es-US"/>
+        </w:rPr>
+        <w:t>La herramienta principal del análisis semántico es la tabla de símbolos, una estructura de datos que mantiene un registro de todas las variables, funciones y clases declaradas en el programa, junto con información sobre sus tipos y ámbitos. Cuando el analizador encuentra una declaración de variable, agrega una entrada en la tabla de símbolos con el nombre de la variable y su tipo inferido. Cuando encuentra el uso de una variable, consulta la tabla para verificar que esa variable haya sido declarada previamente.</w:t>
+      </w:r>
+      <w:r>
+        <w:rPr>
+          <w:rFonts w:ascii="Times New Roman" w:eastAsia="Times New Roman" w:hAnsi="Times New Roman" w:cs="Times New Roman"/>
+        </w:rPr>
+        <w:t>También detecta reasignaciones a constantes, parámetros duplicados, profundidad de bucles (loop_depth), anidamientos máximos, matching de argumentos vs. parámetros, uso correcto de self, etc. Solo si no hay errores semánticos, el intérprete ejecuta el AST</w:t>
+      </w:r>
+      <w:r>
+        <w:rPr>
+          <w:rFonts w:ascii="Times New Roman" w:eastAsia="Times New Roman" w:hAnsi="Times New Roman" w:cs="Times New Roman"/>
+        </w:rPr>
+        <w:t xml:space="preserve"> y pasa al parser.</w:t>
+      </w:r>
+    </w:p>
+    <w:p>
+      <w:pPr>
+        <w:rPr>
+          <w:rFonts w:ascii="Times New Roman" w:eastAsia="Times New Roman" w:hAnsi="Times New Roman" w:cs="Times New Roman"/>
+          <w:lang w:val="es-US"/>
+        </w:rPr>
+      </w:pPr>
+    </w:p>
+    <w:p>
+      <w:pPr>
+        <w:pStyle w:val="Prrafodelista"/>
+        <w:ind w:left="0" w:firstLine="708"/>
+        <w:rPr>
+          <w:rFonts w:ascii="Times New Roman" w:eastAsia="Times New Roman" w:hAnsi="Times New Roman" w:cs="Times New Roman"/>
+          <w:lang w:val="es-US"/>
+        </w:rPr>
+      </w:pPr>
+      <w:r>
+        <w:rPr>
+          <w:rFonts w:ascii="Times New Roman" w:eastAsia="Times New Roman" w:hAnsi="Times New Roman" w:cs="Times New Roman"/>
+          <w:b/>
+          <w:bCs/>
+        </w:rPr>
+        <w:t>3.</w:t>
+      </w:r>
+      <w:r>
+        <w:rPr>
+          <w:rFonts w:ascii="Times New Roman" w:eastAsia="Times New Roman" w:hAnsi="Times New Roman" w:cs="Times New Roman"/>
+          <w:b/>
+          <w:bCs/>
+        </w:rPr>
+        <w:t>4</w:t>
+      </w:r>
+      <w:r>
+        <w:rPr>
+          <w:rFonts w:ascii="Times New Roman" w:eastAsia="Times New Roman" w:hAnsi="Times New Roman" w:cs="Times New Roman"/>
+          <w:b/>
+          <w:bCs/>
+        </w:rPr>
+        <w:t xml:space="preserve"> Etapa análisis </w:t>
+      </w:r>
+      <w:r>
+        <w:rPr>
+          <w:rFonts w:ascii="Times New Roman" w:eastAsia="Times New Roman" w:hAnsi="Times New Roman" w:cs="Times New Roman"/>
+          <w:b/>
+          <w:bCs/>
+        </w:rPr>
+        <w:t>interpreter</w:t>
+      </w:r>
+      <w:r>
+        <w:rPr>
+          <w:rFonts w:ascii="Times New Roman" w:eastAsia="Times New Roman" w:hAnsi="Times New Roman" w:cs="Times New Roman"/>
+          <w:b/>
+          <w:bCs/>
+        </w:rPr>
+        <w:t>.</w:t>
+      </w:r>
+      <w:r>
+        <w:rPr>
+          <w:rFonts w:ascii="Times New Roman" w:eastAsia="Times New Roman" w:hAnsi="Times New Roman" w:cs="Times New Roman"/>
+          <w:lang w:val="es-US"/>
+        </w:rPr>
+        <w:br/>
+        <w:t>Una vez que el AST supera las fases léxica, sintáctica y semántica, lo procesa el intérprete. Este módulo aplica un visitante sobre cada nodo del árbol y ejecuta la semántica definida del lenguaje HOOP:</w:t>
+      </w:r>
+    </w:p>
+    <w:p>
+      <w:pPr>
+        <w:numPr>
+          <w:ilvl w:val="0"/>
+          <w:numId w:val="6"/>
+        </w:numPr>
+        <w:rPr>
+          <w:rFonts w:ascii="Times New Roman" w:eastAsia="Times New Roman" w:hAnsi="Times New Roman" w:cs="Times New Roman"/>
+          <w:lang w:val="es-US"/>
+        </w:rPr>
+      </w:pPr>
+      <w:r>
+        <w:rPr>
+          <w:rFonts w:ascii="Times New Roman" w:eastAsia="Times New Roman" w:hAnsi="Times New Roman" w:cs="Times New Roman"/>
+          <w:lang w:val="es-US"/>
+        </w:rPr>
+        <w:t xml:space="preserve">Mantiene un ExecutionContext con scopes anidados (similar a la tabla de símbolos, pero ahora para valores). Cada contexto guarda variables, funciones y clases disponibles; cuando </w:t>
+      </w:r>
+      <w:r>
+        <w:rPr>
+          <w:rFonts w:ascii="Times New Roman" w:eastAsia="Times New Roman" w:hAnsi="Times New Roman" w:cs="Times New Roman"/>
+          <w:lang w:val="es-US"/>
+        </w:rPr>
+        <w:t>se llama</w:t>
+      </w:r>
+      <w:r>
+        <w:rPr>
+          <w:rFonts w:ascii="Times New Roman" w:eastAsia="Times New Roman" w:hAnsi="Times New Roman" w:cs="Times New Roman"/>
+          <w:lang w:val="es-US"/>
+        </w:rPr>
+        <w:t xml:space="preserve"> a una función o ingresas a un ciclo, se crea un sub</w:t>
+      </w:r>
+      <w:r>
+        <w:rPr>
+          <w:rFonts w:ascii="Times New Roman" w:eastAsia="Times New Roman" w:hAnsi="Times New Roman" w:cs="Times New Roman"/>
+          <w:lang w:val="es-US"/>
+        </w:rPr>
+        <w:noBreakHyphen/>
+        <w:t>contexto y se destruye al salir, conservando el encapsulamiento.</w:t>
+      </w:r>
+    </w:p>
+    <w:p>
+      <w:pPr>
+        <w:numPr>
+          <w:ilvl w:val="0"/>
+          <w:numId w:val="6"/>
+        </w:numPr>
+        <w:rPr>
+          <w:rFonts w:ascii="Times New Roman" w:eastAsia="Times New Roman" w:hAnsi="Times New Roman" w:cs="Times New Roman"/>
+          <w:lang w:val="es-US"/>
+        </w:rPr>
+      </w:pPr>
+      <w:r>
+        <w:rPr>
+          <w:rFonts w:ascii="Times New Roman" w:eastAsia="Times New Roman" w:hAnsi="Times New Roman" w:cs="Times New Roman"/>
+          <w:lang w:val="es-US"/>
+        </w:rPr>
+        <w:t>Para cada tipo de nodo hay un método visit_*: declaraciones almacenan valores en el contexto (data registra variables, fixed registra constantes protegidas)</w:t>
+      </w:r>
+      <w:r>
+        <w:rPr>
+          <w:rFonts w:ascii="Times New Roman" w:eastAsia="Times New Roman" w:hAnsi="Times New Roman" w:cs="Times New Roman"/>
+          <w:lang w:val="es-US"/>
+        </w:rPr>
+        <w:t>.</w:t>
+      </w:r>
+    </w:p>
+    <w:p>
+      <w:pPr>
+        <w:numPr>
+          <w:ilvl w:val="0"/>
+          <w:numId w:val="6"/>
+        </w:numPr>
+        <w:rPr>
+          <w:rFonts w:ascii="Times New Roman" w:eastAsia="Times New Roman" w:hAnsi="Times New Roman" w:cs="Times New Roman"/>
+          <w:lang w:val="es-US"/>
+        </w:rPr>
+      </w:pPr>
+      <w:r>
+        <w:rPr>
+          <w:rFonts w:ascii="Times New Roman" w:eastAsia="Times New Roman" w:hAnsi="Times New Roman" w:cs="Times New Roman"/>
+          <w:lang w:val="es-US"/>
+        </w:rPr>
+        <w:t>_call_builtin implementa las funciones pregonadas</w:t>
+      </w:r>
+      <w:r>
+        <w:rPr>
+          <w:rFonts w:ascii="Times New Roman" w:eastAsia="Times New Roman" w:hAnsi="Times New Roman" w:cs="Times New Roman"/>
+          <w:lang w:val="es-US"/>
+        </w:rPr>
+        <w:t xml:space="preserve"> </w:t>
+      </w:r>
+      <w:r>
+        <w:rPr>
+          <w:rFonts w:ascii="Times New Roman" w:eastAsia="Times New Roman" w:hAnsi="Times New Roman" w:cs="Times New Roman"/>
+          <w:lang w:val="es-US"/>
+        </w:rPr>
+        <w:t>(display, input, convert, max/min, read/write, etc.). Desde la GUI puede redirigir input() a un diálogo para que no se bloquee.</w:t>
+      </w:r>
+    </w:p>
+    <w:p>
+      <w:pPr>
+        <w:numPr>
+          <w:ilvl w:val="0"/>
+          <w:numId w:val="6"/>
+        </w:numPr>
+        <w:rPr>
+          <w:rFonts w:ascii="Times New Roman" w:eastAsia="Times New Roman" w:hAnsi="Times New Roman" w:cs="Times New Roman"/>
+          <w:lang w:val="es-US"/>
+        </w:rPr>
+      </w:pPr>
+      <w:r>
+        <w:rPr>
+          <w:rFonts w:ascii="Times New Roman" w:eastAsia="Times New Roman" w:hAnsi="Times New Roman" w:cs="Times New Roman"/>
+          <w:lang w:val="es-US"/>
+        </w:rPr>
+        <w:t>Durante la ejecución se</w:t>
+      </w:r>
+      <w:r>
+        <w:rPr>
+          <w:rFonts w:ascii="Times New Roman" w:eastAsia="Times New Roman" w:hAnsi="Times New Roman" w:cs="Times New Roman"/>
+          <w:lang w:val="es-US"/>
+        </w:rPr>
+        <w:t xml:space="preserve"> </w:t>
+      </w:r>
+      <w:r>
+        <w:rPr>
+          <w:rFonts w:ascii="Times New Roman" w:eastAsia="Times New Roman" w:hAnsi="Times New Roman" w:cs="Times New Roman"/>
+          <w:lang w:val="es-US"/>
+        </w:rPr>
+        <w:t>capturan ReturnException, LoopBreak, LoopContinue y HoopException para manejar answer, halt, skip y throw con el flujo correcto. Cualquier HoopRuntimeError se envía a la terminal o, en la GUI, a la pestaña de</w:t>
+      </w:r>
+      <w:r>
+        <w:rPr>
+          <w:rFonts w:ascii="Times New Roman" w:eastAsia="Times New Roman" w:hAnsi="Times New Roman" w:cs="Times New Roman"/>
+          <w:lang w:val="es-US"/>
+        </w:rPr>
+        <w:t xml:space="preserve"> </w:t>
+      </w:r>
+      <w:r>
+        <w:rPr>
+          <w:rFonts w:ascii="Times New Roman" w:eastAsia="Times New Roman" w:hAnsi="Times New Roman" w:cs="Times New Roman"/>
+          <w:lang w:val="es-US"/>
+        </w:rPr>
+        <w:t>problemas.</w:t>
+      </w:r>
+    </w:p>
+    <w:p>
+      <w:pPr>
+        <w:rPr>
+          <w:rFonts w:ascii="Times New Roman" w:eastAsia="Times New Roman" w:hAnsi="Times New Roman" w:cs="Times New Roman"/>
+          <w:lang w:val="es-US"/>
+        </w:rPr>
+      </w:pPr>
+      <w:r>
+        <w:rPr>
+          <w:rFonts w:ascii="Times New Roman" w:eastAsia="Times New Roman" w:hAnsi="Times New Roman" w:cs="Times New Roman"/>
+          <w:lang w:val="es-US"/>
+        </w:rPr>
+        <w:t>En resumen, el intérprete recorre el AST, apoyándose en los contextos, da vida a</w:t>
+      </w:r>
+      <w:r>
+        <w:rPr>
+          <w:rFonts w:ascii="Times New Roman" w:eastAsia="Times New Roman" w:hAnsi="Times New Roman" w:cs="Times New Roman"/>
+          <w:lang w:val="es-US"/>
+        </w:rPr>
+        <w:t xml:space="preserve"> la ejecución de </w:t>
+      </w:r>
+      <w:r>
+        <w:rPr>
+          <w:rFonts w:ascii="Times New Roman" w:eastAsia="Times New Roman" w:hAnsi="Times New Roman" w:cs="Times New Roman"/>
+          <w:lang w:val="es-US"/>
+        </w:rPr>
+        <w:t>HOOP: declara y actualiza variables, resuelve expresiones, controla el flujo y produce la salida final que ves en el terminal/GUI.</w:t>
+      </w:r>
+    </w:p>
+    <w:p>
+      <w:pPr>
+        <w:rPr>
+          <w:rFonts w:ascii="Times New Roman" w:eastAsia="Times New Roman" w:hAnsi="Times New Roman" w:cs="Times New Roman"/>
+          <w:b/>
+          <w:bCs/>
+          <w:lang w:val="es-US"/>
+        </w:rPr>
+      </w:pPr>
+      <w:r>
+        <w:rPr>
+          <w:rFonts w:ascii="Times New Roman" w:eastAsia="Times New Roman" w:hAnsi="Times New Roman" w:cs="Times New Roman"/>
+          <w:b/>
+          <w:bCs/>
+          <w:lang w:val="es-US"/>
+        </w:rPr>
+        <w:lastRenderedPageBreak/>
+        <w:t>Bibliografía</w:t>
+      </w:r>
+      <w:r>
+        <w:rPr>
+          <w:rFonts w:ascii="Times New Roman" w:eastAsia="Times New Roman" w:hAnsi="Times New Roman" w:cs="Times New Roman"/>
+          <w:b/>
+          <w:bCs/>
+          <w:lang w:val="es-US"/>
+        </w:rPr>
+        <w:t>:</w:t>
+      </w:r>
+    </w:p>
+    <w:p>
+      <w:pPr>
+        <w:rPr>
+          <w:rFonts w:ascii="Times New Roman" w:eastAsia="Times New Roman" w:hAnsi="Times New Roman" w:cs="Times New Roman"/>
+        </w:rPr>
+      </w:pPr>
+      <w:r>
+        <w:rPr>
+          <w:rFonts w:ascii="Times New Roman" w:eastAsia="Times New Roman" w:hAnsi="Times New Roman" w:cs="Times New Roman"/>
+          <w:lang w:val="en-US"/>
+        </w:rPr>
+        <w:t xml:space="preserve">Jeffery, C. L. (2024). </w:t>
+      </w:r>
+      <w:r>
+        <w:rPr>
+          <w:rFonts w:ascii="Times New Roman" w:eastAsia="Times New Roman" w:hAnsi="Times New Roman" w:cs="Times New Roman"/>
+          <w:i/>
+          <w:iCs/>
+          <w:lang w:val="en-US"/>
+        </w:rPr>
+        <w:t>Build your own programming language: A programmer’s guide to designing compilers, interpreters, and DSLs for solving modern computing problems</w:t>
+      </w:r>
+      <w:r>
+        <w:rPr>
+          <w:rFonts w:ascii="Times New Roman" w:eastAsia="Times New Roman" w:hAnsi="Times New Roman" w:cs="Times New Roman"/>
+          <w:lang w:val="en-US"/>
+        </w:rPr>
+        <w:t xml:space="preserve"> (2.ª ed.). </w:t>
+      </w:r>
+      <w:r>
+        <w:rPr>
+          <w:rFonts w:ascii="Times New Roman" w:eastAsia="Times New Roman" w:hAnsi="Times New Roman" w:cs="Times New Roman"/>
+        </w:rPr>
+        <w:t>Packt Publishing Ltd.</w:t>
+      </w:r>
+    </w:p>
+    <w:p>
+      <w:pPr>
+        <w:rPr>
+          <w:rFonts w:ascii="Times New Roman" w:eastAsia="Times New Roman" w:hAnsi="Times New Roman" w:cs="Times New Roman"/>
+        </w:rPr>
+      </w:pPr>
+    </w:p>
+    <w:p>
+      <w:pPr>
+        <w:rPr>
+          <w:rFonts w:ascii="Times New Roman" w:eastAsia="Times New Roman" w:hAnsi="Times New Roman" w:cs="Times New Roman"/>
+          <w:lang w:val="en-US"/>
+        </w:rPr>
+      </w:pPr>
+      <w:r>
+        <w:rPr>
+          <w:rFonts w:ascii="Times New Roman" w:eastAsia="Times New Roman" w:hAnsi="Times New Roman" w:cs="Times New Roman"/>
+          <w:lang w:val="en-US"/>
+        </w:rPr>
+        <w:t xml:space="preserve">Link prfe: </w:t>
+      </w:r>
+      <w:r>
+        <w:rPr>
+          <w:rFonts w:ascii="Times New Roman" w:eastAsia="Times New Roman" w:hAnsi="Times New Roman" w:cs="Times New Roman"/>
+          <w:lang w:val="en-US"/>
+        </w:rPr>
+        <w:t>https://books.google.co.cr/books?id=bDDxEAAAQBAJ&amp;printsec=frontcover&amp;hl=es#v=onepage&amp;q&amp;f=false</w:t>
+      </w:r>
+    </w:p>
+    <w:p>
+      <w:pPr>
+        <w:rPr>
+          <w:rFonts w:ascii="Times New Roman" w:eastAsia="Times New Roman" w:hAnsi="Times New Roman" w:cs="Times New Roman"/>
+          <w:b/>
+          <w:bCs/>
+          <w:lang w:val="en-US"/>
+        </w:rPr>
+      </w:pPr>
+    </w:p>
+    <w:p>
+      <w:pPr>
+        <w:rPr>
+          <w:rFonts w:ascii="Times New Roman" w:eastAsia="Times New Roman" w:hAnsi="Times New Roman" w:cs="Times New Roman"/>
+          <w:lang w:val="en-US"/>
+        </w:rPr>
+      </w:pPr>
+    </w:p>
+    <w:p>
+      <w:pPr>
+        <w:rPr>
+          <w:rFonts w:ascii="Times New Roman" w:eastAsia="Times New Roman" w:hAnsi="Times New Roman" w:cs="Times New Roman"/>
+          <w:lang w:val="en-US"/>
+        </w:rPr>
+      </w:pPr>
+    </w:p>
+    <w:p>
+      <w:pPr>
+        <w:rPr>
+          <w:rFonts w:ascii="Times New Roman" w:eastAsia="Times New Roman" w:hAnsi="Times New Roman" w:cs="Times New Roman"/>
+          <w:lang w:val="en-US"/>
+        </w:rPr>
+      </w:pPr>
+    </w:p>
+    <w:p>
+      <w:pPr>
+        <w:pStyle w:val="Prrafodelista"/>
+        <w:ind w:left="0"/>
+        <w:rPr>
+          <w:rFonts w:ascii="Times New Roman" w:eastAsia="Times New Roman" w:hAnsi="Times New Roman" w:cs="Times New Roman"/>
+          <w:lang w:val="en-US"/>
         </w:rPr>
       </w:pPr>
     </w:p>
@@ -11713,6 +10224,155 @@
 <file path=word/numbering.xml><?xml version="1.0" encoding="utf-8"?>
 <w:numbering xmlns:wpc="http://schemas.microsoft.com/office/word/2010/wordprocessingCanvas" xmlns:cx="http://schemas.microsoft.com/office/drawing/2014/chartex" xmlns:cx1="http://schemas.microsoft.com/office/drawing/2015/9/8/chartex" xmlns:cx2="http://schemas.microsoft.com/office/drawing/2015/10/21/chartex" xmlns:cx3="http://schemas.microsoft.com/office/drawing/2016/5/9/chartex" xmlns:cx4="http://schemas.microsoft.com/office/drawing/2016/5/10/chartex" xmlns:cx5="http://schemas.microsoft.com/office/drawing/2016/5/11/chartex" xmlns:cx6="http://schemas.microsoft.com/office/drawing/2016/5/12/chartex" xmlns:cx7="http://schemas.microsoft.com/office/drawing/2016/5/13/chartex" xmlns:cx8="http://schemas.microsoft.com/office/drawing/2016/5/14/chartex" xmlns:mc="http://schemas.openxmlformats.org/markup-compatibility/2006" xmlns:aink="http://schemas.microsoft.com/office/drawing/2016/ink" xmlns:am3d="http://schemas.microsoft.com/office/drawing/2017/model3d" xmlns:o="urn:schemas-microsoft-com:office:office" xmlns:oel="http://schemas.microsoft.com/office/2019/extlst" xmlns:r="http://schemas.openxmlformats.org/officeDocument/2006/relationships" xmlns:m="http://schemas.openxmlformats.org/officeDocument/2006/math" xmlns:v="urn:schemas-microsoft-com:vml" xmlns:wp14="http://schemas.microsoft.com/office/word/2010/wordprocessingDrawing" xmlns:wp="http://schemas.openxmlformats.org/drawingml/2006/wordprocessingDrawing" xmlns:w10="urn:schemas-microsoft-com:office:word" xmlns:w="http://schemas.openxmlformats.org/wordprocessingml/2006/main" xmlns:w14="http://schemas.microsoft.com/office/word/2010/wordml" xmlns:w15="http://schemas.microsoft.com/office/word/2012/wordml" xmlns:w16cex="http://schemas.microsoft.com/office/word/2018/wordml/cex" xmlns:w16cid="http://schemas.microsoft.com/office/word/2016/wordml/cid" xmlns:w16="http://schemas.microsoft.com/office/word/2018/wordml" xmlns:w16du="http://schemas.microsoft.com/office/word/2023/wordml/word16du" xmlns:w16sdtdh="http://schemas.microsoft.com/office/word/2020/wordml/sdtdatahash" xmlns:w16sdtfl="http://schemas.microsoft.com/office/word/2024/wordml/sdtformatlock" xmlns:w16se="http://schemas.microsoft.com/office/word/2015/wordml/symex" xmlns:wpg="http://schemas.microsoft.com/office/word/2010/wordprocessingGroup" xmlns:wpi="http://schemas.microsoft.com/office/word/2010/wordprocessingInk" xmlns:wne="http://schemas.microsoft.com/office/word/2006/wordml" xmlns:wps="http://schemas.microsoft.com/office/word/2010/wordprocessingShape" mc:Ignorable="w14 w15 w16se w16cid w16 w16cex w16sdtdh w16sdtfl w16du wp14">
   <w:abstractNum w:abstractNumId="0" w15:restartNumberingAfterBreak="0">
+    <w:nsid w:val="10FE0D2C"/>
+    <w:multiLevelType w:val="multilevel"/>
+    <w:tmpl w:val="F9780992"/>
+    <w:lvl w:ilvl="0">
+      <w:start w:val="1"/>
+      <w:numFmt w:val="bullet"/>
+      <w:lvlText w:val=""/>
+      <w:lvlJc w:val="left"/>
+      <w:pPr>
+        <w:tabs>
+          <w:tab w:val="num" w:pos="720"/>
+        </w:tabs>
+        <w:ind w:left="720" w:hanging="360"/>
+      </w:pPr>
+      <w:rPr>
+        <w:rFonts w:ascii="Symbol" w:hAnsi="Symbol" w:hint="default"/>
+        <w:sz w:val="20"/>
+      </w:rPr>
+    </w:lvl>
+    <w:lvl w:ilvl="1" w:tentative="1">
+      <w:start w:val="1"/>
+      <w:numFmt w:val="bullet"/>
+      <w:lvlText w:val=""/>
+      <w:lvlJc w:val="left"/>
+      <w:pPr>
+        <w:tabs>
+          <w:tab w:val="num" w:pos="1440"/>
+        </w:tabs>
+        <w:ind w:left="1440" w:hanging="360"/>
+      </w:pPr>
+      <w:rPr>
+        <w:rFonts w:ascii="Symbol" w:hAnsi="Symbol" w:hint="default"/>
+        <w:sz w:val="20"/>
+      </w:rPr>
+    </w:lvl>
+    <w:lvl w:ilvl="2" w:tentative="1">
+      <w:start w:val="1"/>
+      <w:numFmt w:val="bullet"/>
+      <w:lvlText w:val=""/>
+      <w:lvlJc w:val="left"/>
+      <w:pPr>
+        <w:tabs>
+          <w:tab w:val="num" w:pos="2160"/>
+        </w:tabs>
+        <w:ind w:left="2160" w:hanging="360"/>
+      </w:pPr>
+      <w:rPr>
+        <w:rFonts w:ascii="Symbol" w:hAnsi="Symbol" w:hint="default"/>
+        <w:sz w:val="20"/>
+      </w:rPr>
+    </w:lvl>
+    <w:lvl w:ilvl="3" w:tentative="1">
+      <w:start w:val="1"/>
+      <w:numFmt w:val="bullet"/>
+      <w:lvlText w:val=""/>
+      <w:lvlJc w:val="left"/>
+      <w:pPr>
+        <w:tabs>
+          <w:tab w:val="num" w:pos="2880"/>
+        </w:tabs>
+        <w:ind w:left="2880" w:hanging="360"/>
+      </w:pPr>
+      <w:rPr>
+        <w:rFonts w:ascii="Symbol" w:hAnsi="Symbol" w:hint="default"/>
+        <w:sz w:val="20"/>
+      </w:rPr>
+    </w:lvl>
+    <w:lvl w:ilvl="4" w:tentative="1">
+      <w:start w:val="1"/>
+      <w:numFmt w:val="bullet"/>
+      <w:lvlText w:val=""/>
+      <w:lvlJc w:val="left"/>
+      <w:pPr>
+        <w:tabs>
+          <w:tab w:val="num" w:pos="3600"/>
+        </w:tabs>
+        <w:ind w:left="3600" w:hanging="360"/>
+      </w:pPr>
+      <w:rPr>
+        <w:rFonts w:ascii="Symbol" w:hAnsi="Symbol" w:hint="default"/>
+        <w:sz w:val="20"/>
+      </w:rPr>
+    </w:lvl>
+    <w:lvl w:ilvl="5" w:tentative="1">
+      <w:start w:val="1"/>
+      <w:numFmt w:val="bullet"/>
+      <w:lvlText w:val=""/>
+      <w:lvlJc w:val="left"/>
+      <w:pPr>
+        <w:tabs>
+          <w:tab w:val="num" w:pos="4320"/>
+        </w:tabs>
+        <w:ind w:left="4320" w:hanging="360"/>
+      </w:pPr>
+      <w:rPr>
+        <w:rFonts w:ascii="Symbol" w:hAnsi="Symbol" w:hint="default"/>
+        <w:sz w:val="20"/>
+      </w:rPr>
+    </w:lvl>
+    <w:lvl w:ilvl="6" w:tentative="1">
+      <w:start w:val="1"/>
+      <w:numFmt w:val="bullet"/>
+      <w:lvlText w:val=""/>
+      <w:lvlJc w:val="left"/>
+      <w:pPr>
+        <w:tabs>
+          <w:tab w:val="num" w:pos="5040"/>
+        </w:tabs>
+        <w:ind w:left="5040" w:hanging="360"/>
+      </w:pPr>
+      <w:rPr>
+        <w:rFonts w:ascii="Symbol" w:hAnsi="Symbol" w:hint="default"/>
+        <w:sz w:val="20"/>
+      </w:rPr>
+    </w:lvl>
+    <w:lvl w:ilvl="7" w:tentative="1">
+      <w:start w:val="1"/>
+      <w:numFmt w:val="bullet"/>
+      <w:lvlText w:val=""/>
+      <w:lvlJc w:val="left"/>
+      <w:pPr>
+        <w:tabs>
+          <w:tab w:val="num" w:pos="5760"/>
+        </w:tabs>
+        <w:ind w:left="5760" w:hanging="360"/>
+      </w:pPr>
+      <w:rPr>
+        <w:rFonts w:ascii="Symbol" w:hAnsi="Symbol" w:hint="default"/>
+        <w:sz w:val="20"/>
+      </w:rPr>
+    </w:lvl>
+    <w:lvl w:ilvl="8" w:tentative="1">
+      <w:start w:val="1"/>
+      <w:numFmt w:val="bullet"/>
+      <w:lvlText w:val=""/>
+      <w:lvlJc w:val="left"/>
+      <w:pPr>
+        <w:tabs>
+          <w:tab w:val="num" w:pos="6480"/>
+        </w:tabs>
+        <w:ind w:left="6480" w:hanging="360"/>
+      </w:pPr>
+      <w:rPr>
+        <w:rFonts w:ascii="Symbol" w:hAnsi="Symbol" w:hint="default"/>
+        <w:sz w:val="20"/>
+      </w:rPr>
+    </w:lvl>
+  </w:abstractNum>
+  <w:abstractNum w:abstractNumId="1" w15:restartNumberingAfterBreak="0">
     <w:nsid w:val="12F15750"/>
     <w:multiLevelType w:val="multilevel"/>
     <w:tmpl w:val="B3B0E18C"/>
@@ -11825,7 +10485,7 @@
       </w:pPr>
     </w:lvl>
   </w:abstractNum>
-  <w:abstractNum w:abstractNumId="1" w15:restartNumberingAfterBreak="0">
+  <w:abstractNum w:abstractNumId="2" w15:restartNumberingAfterBreak="0">
     <w:nsid w:val="18605311"/>
     <w:multiLevelType w:val="multilevel"/>
     <w:tmpl w:val="195641CA"/>
@@ -11974,7 +10634,7 @@
       </w:rPr>
     </w:lvl>
   </w:abstractNum>
-  <w:abstractNum w:abstractNumId="2" w15:restartNumberingAfterBreak="0">
+  <w:abstractNum w:abstractNumId="3" w15:restartNumberingAfterBreak="0">
     <w:nsid w:val="23F11636"/>
     <w:multiLevelType w:val="hybridMultilevel"/>
     <w:tmpl w:val="E062B9D8"/>
@@ -12089,7 +10749,7 @@
       </w:rPr>
     </w:lvl>
   </w:abstractNum>
-  <w:abstractNum w:abstractNumId="3" w15:restartNumberingAfterBreak="0">
+  <w:abstractNum w:abstractNumId="4" w15:restartNumberingAfterBreak="0">
     <w:nsid w:val="42F91347"/>
     <w:multiLevelType w:val="hybridMultilevel"/>
     <w:tmpl w:val="57C6AB5A"/>
@@ -12202,7 +10862,7 @@
       </w:rPr>
     </w:lvl>
   </w:abstractNum>
-  <w:abstractNum w:abstractNumId="4" w15:restartNumberingAfterBreak="0">
+  <w:abstractNum w:abstractNumId="5" w15:restartNumberingAfterBreak="0">
     <w:nsid w:val="45800401"/>
     <w:multiLevelType w:val="multilevel"/>
     <w:tmpl w:val="7D409AEE"/>
@@ -12352,18 +11012,21 @@
     </w:lvl>
   </w:abstractNum>
   <w:num w:numId="1" w16cid:durableId="2072849751">
+    <w:abstractNumId w:val="3"/>
+  </w:num>
+  <w:num w:numId="2" w16cid:durableId="871771764">
+    <w:abstractNumId w:val="4"/>
+  </w:num>
+  <w:num w:numId="3" w16cid:durableId="617447349">
     <w:abstractNumId w:val="2"/>
   </w:num>
-  <w:num w:numId="2" w16cid:durableId="871771764">
-    <w:abstractNumId w:val="3"/>
+  <w:num w:numId="4" w16cid:durableId="232354049">
+    <w:abstractNumId w:val="5"/>
   </w:num>
-  <w:num w:numId="3" w16cid:durableId="617447349">
+  <w:num w:numId="5" w16cid:durableId="944658915">
     <w:abstractNumId w:val="1"/>
   </w:num>
-  <w:num w:numId="4" w16cid:durableId="232354049">
-    <w:abstractNumId w:val="4"/>
-  </w:num>
-  <w:num w:numId="5" w16cid:durableId="944658915">
+  <w:num w:numId="6" w16cid:durableId="1341544244">
     <w:abstractNumId w:val="0"/>
   </w:num>
 </w:numbering>
